--- a/practice_report/УП06 Шильников Максим Юрьевич.docx
+++ b/practice_report/УП06 Шильников Максим Юрьевич.docx
@@ -1722,7 +1722,7 @@
             </w:rPr>
             <w:fldChar w:fldCharType="separate"/>
           </w:r>
-          <w:hyperlink w:anchor="_Toc211716919" w:history="1">
+          <w:hyperlink w:anchor="_Toc211845579" w:history="1">
             <w:r>
               <w:rPr>
                 <w:rStyle w:val="af6"/>
@@ -1730,7 +1730,6 @@
                 <w:noProof/>
                 <w:sz w:val="28"/>
                 <w:szCs w:val="28"/>
-                <w:u w:val="none"/>
               </w:rPr>
               <w:t>ВВЕДЕНИЕ</w:t>
             </w:r>
@@ -1762,7 +1761,7 @@
                 <w:sz w:val="28"/>
                 <w:szCs w:val="28"/>
               </w:rPr>
-              <w:instrText xml:space="preserve"> PAGEREF _Toc211716919 \h </w:instrText>
+              <w:instrText xml:space="preserve"> PAGEREF _Toc211845579 \h </w:instrText>
             </w:r>
             <w:r>
               <w:rPr>
@@ -1821,7 +1820,7 @@
               <w14:ligatures w14:val="standardContextual"/>
             </w:rPr>
           </w:pPr>
-          <w:hyperlink w:anchor="_Toc211716920" w:history="1">
+          <w:hyperlink w:anchor="_Toc211845580" w:history="1">
             <w:r>
               <w:rPr>
                 <w:rStyle w:val="af6"/>
@@ -1829,7 +1828,6 @@
                 <w:noProof/>
                 <w:sz w:val="28"/>
                 <w:szCs w:val="28"/>
-                <w:u w:val="none"/>
               </w:rPr>
               <w:t>1. СВЕДЕНИЯ О РАБОТЕ, ВЫПОЛНЕННОЙ В ПЕРИОД ПРОХОЖДЕНИЯ УЧЕБНОЙ ПРАКТИКИ</w:t>
             </w:r>
@@ -1861,7 +1859,7 @@
                 <w:sz w:val="28"/>
                 <w:szCs w:val="28"/>
               </w:rPr>
-              <w:instrText xml:space="preserve"> PAGEREF _Toc211716920 \h </w:instrText>
+              <w:instrText xml:space="preserve"> PAGEREF _Toc211845580 \h </w:instrText>
             </w:r>
             <w:r>
               <w:rPr>
@@ -1920,7 +1918,7 @@
               <w14:ligatures w14:val="standardContextual"/>
             </w:rPr>
           </w:pPr>
-          <w:hyperlink w:anchor="_Toc211716921" w:history="1">
+          <w:hyperlink w:anchor="_Toc211845581" w:history="1">
             <w:r>
               <w:rPr>
                 <w:rStyle w:val="af6"/>
@@ -1928,7 +1926,6 @@
                 <w:noProof/>
                 <w:sz w:val="28"/>
                 <w:szCs w:val="28"/>
-                <w:u w:val="none"/>
               </w:rPr>
               <w:t>2. НАСТРОЙКА РАБОЧЕГО ОКРУЖЕНИЯ</w:t>
             </w:r>
@@ -1960,7 +1957,7 @@
                 <w:sz w:val="28"/>
                 <w:szCs w:val="28"/>
               </w:rPr>
-              <w:instrText xml:space="preserve"> PAGEREF _Toc211716921 \h </w:instrText>
+              <w:instrText xml:space="preserve"> PAGEREF _Toc211845581 \h </w:instrText>
             </w:r>
             <w:r>
               <w:rPr>
@@ -2019,7 +2016,7 @@
               <w14:ligatures w14:val="standardContextual"/>
             </w:rPr>
           </w:pPr>
-          <w:hyperlink w:anchor="_Toc211716922" w:history="1">
+          <w:hyperlink w:anchor="_Toc211845582" w:history="1">
             <w:r>
               <w:rPr>
                 <w:rStyle w:val="af6"/>
@@ -2027,7 +2024,6 @@
                 <w:noProof/>
                 <w:sz w:val="28"/>
                 <w:szCs w:val="28"/>
-                <w:u w:val="none"/>
               </w:rPr>
               <w:t>3. ФОРМУЛИРОВКА ИНДИВИДУАЛЬНОГО ЗАДАНИЯ</w:t>
             </w:r>
@@ -2059,7 +2055,7 @@
                 <w:sz w:val="28"/>
                 <w:szCs w:val="28"/>
               </w:rPr>
-              <w:instrText xml:space="preserve"> PAGEREF _Toc211716922 \h </w:instrText>
+              <w:instrText xml:space="preserve"> PAGEREF _Toc211845582 \h </w:instrText>
             </w:r>
             <w:r>
               <w:rPr>
@@ -2118,7 +2114,7 @@
               <w14:ligatures w14:val="standardContextual"/>
             </w:rPr>
           </w:pPr>
-          <w:hyperlink w:anchor="_Toc211716923" w:history="1">
+          <w:hyperlink w:anchor="_Toc211845583" w:history="1">
             <w:r>
               <w:rPr>
                 <w:rStyle w:val="af6"/>
@@ -2126,7 +2122,6 @@
                 <w:noProof/>
                 <w:sz w:val="28"/>
                 <w:szCs w:val="28"/>
-                <w:u w:val="none"/>
               </w:rPr>
               <w:t>4. ОПИСАНИЕ ВЫПОЛНЕНИЯ ИНДИВИДУАЛЬНОГО ЗАДАНИЯ</w:t>
             </w:r>
@@ -2158,7 +2153,7 @@
                 <w:sz w:val="28"/>
                 <w:szCs w:val="28"/>
               </w:rPr>
-              <w:instrText xml:space="preserve"> PAGEREF _Toc211716923 \h </w:instrText>
+              <w:instrText xml:space="preserve"> PAGEREF _Toc211845583 \h </w:instrText>
             </w:r>
             <w:r>
               <w:rPr>
@@ -2217,7 +2212,7 @@
               <w14:ligatures w14:val="standardContextual"/>
             </w:rPr>
           </w:pPr>
-          <w:hyperlink w:anchor="_Toc211716924" w:history="1">
+          <w:hyperlink w:anchor="_Toc211845584" w:history="1">
             <w:r>
               <w:rPr>
                 <w:rStyle w:val="af6"/>
@@ -2225,7 +2220,6 @@
                 <w:noProof/>
                 <w:sz w:val="28"/>
                 <w:szCs w:val="28"/>
-                <w:u w:val="none"/>
               </w:rPr>
               <w:t>ЗАКЛЮЧЕНИЕ</w:t>
             </w:r>
@@ -2257,7 +2251,7 @@
                 <w:sz w:val="28"/>
                 <w:szCs w:val="28"/>
               </w:rPr>
-              <w:instrText xml:space="preserve"> PAGEREF _Toc211716924 \h </w:instrText>
+              <w:instrText xml:space="preserve"> PAGEREF _Toc211845584 \h </w:instrText>
             </w:r>
             <w:r>
               <w:rPr>
@@ -2316,7 +2310,7 @@
               <w14:ligatures w14:val="standardContextual"/>
             </w:rPr>
           </w:pPr>
-          <w:hyperlink w:anchor="_Toc211716925" w:history="1">
+          <w:hyperlink w:anchor="_Toc211845585" w:history="1">
             <w:r>
               <w:rPr>
                 <w:rStyle w:val="af6"/>
@@ -2324,7 +2318,6 @@
                 <w:noProof/>
                 <w:sz w:val="28"/>
                 <w:szCs w:val="28"/>
-                <w:u w:val="none"/>
               </w:rPr>
               <w:t>СПИСОК ИСПОЛЬЗОВАННЫХ ИСТОЧНИКОВ</w:t>
             </w:r>
@@ -2356,7 +2349,7 @@
                 <w:sz w:val="28"/>
                 <w:szCs w:val="28"/>
               </w:rPr>
-              <w:instrText xml:space="preserve"> PAGEREF _Toc211716925 \h </w:instrText>
+              <w:instrText xml:space="preserve"> PAGEREF _Toc211845585 \h </w:instrText>
             </w:r>
             <w:r>
               <w:rPr>
@@ -2415,7 +2408,7 @@
               <w14:ligatures w14:val="standardContextual"/>
             </w:rPr>
           </w:pPr>
-          <w:hyperlink w:anchor="_Toc211716926" w:history="1">
+          <w:hyperlink w:anchor="_Toc211845586" w:history="1">
             <w:r>
               <w:rPr>
                 <w:rStyle w:val="af6"/>
@@ -2423,7 +2416,6 @@
                 <w:noProof/>
                 <w:sz w:val="28"/>
                 <w:szCs w:val="28"/>
-                <w:u w:val="none"/>
               </w:rPr>
               <w:t>ПРИЛОЖЕНИЕ</w:t>
             </w:r>
@@ -2455,7 +2447,7 @@
                 <w:sz w:val="28"/>
                 <w:szCs w:val="28"/>
               </w:rPr>
-              <w:instrText xml:space="preserve"> PAGEREF _Toc211716926 \h </w:instrText>
+              <w:instrText xml:space="preserve"> PAGEREF _Toc211845586 \h </w:instrText>
             </w:r>
             <w:r>
               <w:rPr>
@@ -2537,7 +2529,7 @@
       <w:r>
         <w:br w:type="page" w:clear="all"/>
       </w:r>
-      <w:bookmarkStart w:id="0" w:name="_Toc211716919"/>
+      <w:bookmarkStart w:id="0" w:name="_Toc211845579"/>
       <w:r>
         <w:rPr>
           <w:rFonts w:ascii="Times New Roman" w:hAnsi="Times New Roman" w:cs="Times New Roman"/>
@@ -2791,7 +2783,7 @@
           <w:color w:val="auto"/>
         </w:rPr>
       </w:pPr>
-      <w:bookmarkStart w:id="3" w:name="_Toc211716920"/>
+      <w:bookmarkStart w:id="3" w:name="_Toc211845580"/>
       <w:r>
         <w:rPr>
           <w:rFonts w:ascii="Times New Roman" w:hAnsi="Times New Roman" w:cs="Times New Roman"/>
@@ -3639,7 +3631,7 @@
           <w:color w:val="auto"/>
         </w:rPr>
       </w:pPr>
-      <w:bookmarkStart w:id="4" w:name="_Toc211716921"/>
+      <w:bookmarkStart w:id="4" w:name="_Toc211845581"/>
       <w:r>
         <w:rPr>
           <w:rFonts w:ascii="Times New Roman" w:hAnsi="Times New Roman" w:cs="Times New Roman"/>
@@ -4084,7 +4076,7 @@
           <w:sz w:val="28"/>
           <w:szCs w:val="28"/>
         </w:rPr>
-        <w:t xml:space="preserve"> – Скриншот из </w:t>
+        <w:t xml:space="preserve"> – </w:t>
       </w:r>
       <w:r>
         <w:rPr>
@@ -4094,6 +4086,28 @@
           <w:color w:val="auto"/>
           <w:sz w:val="28"/>
           <w:szCs w:val="28"/>
+        </w:rPr>
+        <w:t>интерфейс</w:t>
+      </w:r>
+      <w:r>
+        <w:rPr>
+          <w:rFonts w:ascii="Times New Roman" w:hAnsi="Times New Roman" w:cs="Times New Roman"/>
+          <w:b w:val="0"/>
+          <w:bCs w:val="0"/>
+          <w:color w:val="auto"/>
+          <w:sz w:val="28"/>
+          <w:szCs w:val="28"/>
+        </w:rPr>
+        <w:t xml:space="preserve"> </w:t>
+      </w:r>
+      <w:r>
+        <w:rPr>
+          <w:rFonts w:ascii="Times New Roman" w:hAnsi="Times New Roman" w:cs="Times New Roman"/>
+          <w:b w:val="0"/>
+          <w:bCs w:val="0"/>
+          <w:color w:val="auto"/>
+          <w:sz w:val="28"/>
+          <w:szCs w:val="28"/>
           <w:lang w:val="en-US"/>
         </w:rPr>
         <w:t>PyCharm</w:t>
@@ -4130,7 +4144,7 @@
           <w:color w:val="auto"/>
         </w:rPr>
       </w:pPr>
-      <w:bookmarkStart w:id="5" w:name="_Toc211716922"/>
+      <w:bookmarkStart w:id="5" w:name="_Toc211845582"/>
       <w:r>
         <w:rPr>
           <w:rFonts w:ascii="Times New Roman" w:hAnsi="Times New Roman" w:cs="Times New Roman"/>
@@ -4996,7 +5010,7 @@
           <w:color w:val="auto"/>
         </w:rPr>
       </w:pPr>
-      <w:bookmarkStart w:id="6" w:name="_Toc211716923"/>
+      <w:bookmarkStart w:id="6" w:name="_Toc211845583"/>
       <w:r>
         <w:rPr>
           <w:rFonts w:ascii="Times New Roman" w:hAnsi="Times New Roman" w:cs="Times New Roman"/>
@@ -5453,21 +5467,84 @@
     </w:p>
     <w:p>
       <w:pPr>
-        <w:pStyle w:val="afe"/>
-      </w:pPr>
-      <w:r>
+        <w:jc w:val="center"/>
+        <w:rPr>
+          <w:rFonts w:ascii="Times New Roman" w:hAnsi="Times New Roman" w:cs="Times New Roman"/>
+          <w:sz w:val="28"/>
+          <w:szCs w:val="28"/>
+        </w:rPr>
+      </w:pPr>
+      <w:r>
+        <w:rPr>
+          <w:rFonts w:ascii="Times New Roman" w:hAnsi="Times New Roman" w:cs="Times New Roman"/>
+          <w:sz w:val="28"/>
+          <w:szCs w:val="28"/>
+        </w:rPr>
         <w:t xml:space="preserve">Рисунок </w:t>
       </w:r>
-      <w:fldSimple w:instr=" SEQ Рисунок \* ARABIC ">
-        <w:r>
-          <w:rPr>
-            <w:noProof/>
-          </w:rPr>
-          <w:t>2</w:t>
-        </w:r>
-      </w:fldSimple>
-      <w:r>
-        <w:t xml:space="preserve"> – Результат от 13.09.2025 г.</w:t>
+      <w:r>
+        <w:rPr>
+          <w:rFonts w:ascii="Times New Roman" w:hAnsi="Times New Roman" w:cs="Times New Roman"/>
+          <w:sz w:val="28"/>
+          <w:szCs w:val="28"/>
+        </w:rPr>
+        <w:t>2</w:t>
+      </w:r>
+      <w:r>
+        <w:rPr>
+          <w:rFonts w:ascii="Times New Roman" w:hAnsi="Times New Roman" w:cs="Times New Roman"/>
+          <w:sz w:val="28"/>
+          <w:szCs w:val="28"/>
+        </w:rPr>
+        <w:t xml:space="preserve"> – Результат от </w:t>
+      </w:r>
+      <w:r>
+        <w:rPr>
+          <w:rFonts w:ascii="Times New Roman" w:hAnsi="Times New Roman" w:cs="Times New Roman"/>
+          <w:sz w:val="28"/>
+          <w:szCs w:val="28"/>
+        </w:rPr>
+        <w:t>13</w:t>
+      </w:r>
+      <w:r>
+        <w:rPr>
+          <w:rFonts w:ascii="Times New Roman" w:hAnsi="Times New Roman" w:cs="Times New Roman"/>
+          <w:sz w:val="28"/>
+          <w:szCs w:val="28"/>
+        </w:rPr>
+        <w:t>.</w:t>
+      </w:r>
+      <w:r>
+        <w:rPr>
+          <w:rFonts w:ascii="Times New Roman" w:hAnsi="Times New Roman" w:cs="Times New Roman"/>
+          <w:sz w:val="28"/>
+          <w:szCs w:val="28"/>
+        </w:rPr>
+        <w:t>09</w:t>
+      </w:r>
+      <w:r>
+        <w:rPr>
+          <w:rFonts w:ascii="Times New Roman" w:hAnsi="Times New Roman" w:cs="Times New Roman"/>
+          <w:sz w:val="28"/>
+          <w:szCs w:val="28"/>
+        </w:rPr>
+        <w:t>.202</w:t>
+      </w:r>
+      <w:r>
+        <w:rPr>
+          <w:rFonts w:ascii="Times New Roman" w:hAnsi="Times New Roman" w:cs="Times New Roman"/>
+          <w:sz w:val="28"/>
+          <w:szCs w:val="28"/>
+        </w:rPr>
+        <w:t>5</w:t>
+      </w:r>
+      <w:r>
+        <w:rPr>
+          <w:rFonts w:ascii="Times New Roman" w:hAnsi="Times New Roman" w:cs="Times New Roman"/>
+          <w:sz w:val="28"/>
+          <w:szCs w:val="28"/>
+        </w:rPr>
+        <w:t xml:space="preserve"> г.</w:t>
       </w:r>
     </w:p>
     <w:p>
@@ -5620,6 +5697,7 @@
           <w:sz w:val="28"/>
           <w:szCs w:val="28"/>
           <w:highlight w:val="yellow"/>
+          <w:lang w:val="en-US"/>
         </w:rPr>
       </w:pPr>
       <w:r>
@@ -5628,9 +5706,9 @@
           <w:lang w:eastAsia="ru-RU"/>
         </w:rPr>
         <w:drawing>
-          <wp:inline distT="0" distB="0" distL="0" distR="0" wp14:anchorId="5D449417" wp14:editId="216FC399">
-            <wp:extent cx="4403732" cy="6933362"/>
-            <wp:effectExtent l="0" t="0" r="0" b="1270"/>
+          <wp:inline distT="0" distB="0" distL="0" distR="0" wp14:anchorId="5D449417" wp14:editId="6A170479">
+            <wp:extent cx="4430503" cy="6860449"/>
+            <wp:effectExtent l="0" t="0" r="8255" b="0"/>
             <wp:docPr id="3" name="Рисунок 2"/>
             <wp:cNvGraphicFramePr>
               <a:graphicFrameLocks xmlns:a="http://schemas.openxmlformats.org/drawingml/2006/main" noChangeAspect="1"/>
@@ -5659,7 +5737,7 @@
                   <pic:spPr bwMode="auto">
                     <a:xfrm>
                       <a:off x="0" y="0"/>
-                      <a:ext cx="4430503" cy="6975511"/>
+                      <a:ext cx="4430503" cy="6860449"/>
                     </a:xfrm>
                     <a:prstGeom prst="rect">
                       <a:avLst/>
@@ -5674,24 +5752,20 @@
     </w:p>
     <w:p>
       <w:pPr>
-        <w:pStyle w:val="afe"/>
-      </w:pPr>
-      <w:r>
-        <w:t xml:space="preserve">Рисунок </w:t>
-      </w:r>
-      <w:fldSimple w:instr=" SEQ Рисунок \* ARABIC ">
-        <w:r>
-          <w:rPr>
-            <w:noProof/>
-          </w:rPr>
-          <w:t>3</w:t>
-        </w:r>
-      </w:fldSimple>
-      <w:r>
-        <w:t xml:space="preserve"> </w:t>
-      </w:r>
-      <w:r>
-        <w:t>– Алгоритм решения задачи</w:t>
+        <w:jc w:val="center"/>
+        <w:rPr>
+          <w:rFonts w:ascii="Times New Roman" w:hAnsi="Times New Roman" w:cs="Times New Roman"/>
+          <w:sz w:val="28"/>
+          <w:szCs w:val="28"/>
+        </w:rPr>
+      </w:pPr>
+      <w:r>
+        <w:rPr>
+          <w:rFonts w:ascii="Times New Roman" w:hAnsi="Times New Roman" w:cs="Times New Roman"/>
+          <w:sz w:val="28"/>
+          <w:szCs w:val="28"/>
+        </w:rPr>
+        <w:t>Рисунок 3 – Алгоритм решения задачи</w:t>
       </w:r>
     </w:p>
     <w:p>
@@ -5820,6 +5894,74 @@
                 <w:rFonts w:ascii="Times New Roman" w:hAnsi="Times New Roman" w:cs="Times New Roman"/>
                 <w:sz w:val="28"/>
                 <w:szCs w:val="28"/>
+                <w:lang w:val="en-US"/>
+              </w:rPr>
+            </w:pPr>
+            <w:r>
+              <w:rPr>
+                <w:rFonts w:ascii="Times New Roman" w:hAnsi="Times New Roman" w:cs="Times New Roman"/>
+                <w:sz w:val="28"/>
+                <w:szCs w:val="28"/>
+                <w:lang w:val="en-US"/>
+              </w:rPr>
+              <w:t>5</w:t>
+            </w:r>
+          </w:p>
+        </w:tc>
+        <w:tc>
+          <w:tcPr>
+            <w:tcW w:w="5103" w:type="dxa"/>
+            <w:vAlign w:val="center"/>
+          </w:tcPr>
+          <w:p>
+            <w:pPr>
+              <w:spacing w:after="0" w:line="240" w:lineRule="auto"/>
+              <w:rPr>
+                <w:rFonts w:ascii="Times New Roman" w:hAnsi="Times New Roman" w:cs="Times New Roman"/>
+                <w:sz w:val="28"/>
+                <w:szCs w:val="28"/>
+                <w:lang w:val="en-US"/>
+              </w:rPr>
+            </w:pPr>
+          </w:p>
+        </w:tc>
+      </w:tr>
+      <w:tr>
+        <w:trPr>
+          <w:trHeight w:val="454"/>
+        </w:trPr>
+        <w:tc>
+          <w:tcPr>
+            <w:tcW w:w="4361" w:type="dxa"/>
+            <w:vAlign w:val="center"/>
+          </w:tcPr>
+          <w:p>
+            <w:pPr>
+              <w:spacing w:after="0" w:line="240" w:lineRule="auto"/>
+              <w:rPr>
+                <w:rFonts w:ascii="Times New Roman" w:hAnsi="Times New Roman" w:cs="Times New Roman"/>
+                <w:sz w:val="28"/>
+                <w:szCs w:val="28"/>
+                <w:lang w:val="en-US"/>
+              </w:rPr>
+            </w:pPr>
+            <w:r>
+              <w:rPr>
+                <w:rFonts w:ascii="Times New Roman" w:hAnsi="Times New Roman" w:cs="Times New Roman"/>
+                <w:sz w:val="28"/>
+                <w:szCs w:val="28"/>
+                <w:lang w:val="en-US"/>
+              </w:rPr>
+              <w:t>5</w:t>
+            </w:r>
+          </w:p>
+          <w:p>
+            <w:pPr>
+              <w:spacing w:after="0" w:line="240" w:lineRule="auto"/>
+              <w:rPr>
+                <w:rFonts w:ascii="Times New Roman" w:hAnsi="Times New Roman" w:cs="Times New Roman"/>
+                <w:sz w:val="28"/>
+                <w:szCs w:val="28"/>
               </w:rPr>
             </w:pPr>
             <w:r>
@@ -5885,6 +6027,26 @@
                 <w:szCs w:val="28"/>
                 <w:lang w:val="en-US"/>
               </w:rPr>
+              <w:t>4</w:t>
+            </w:r>
+          </w:p>
+          <w:p>
+            <w:pPr>
+              <w:spacing w:after="0" w:line="240" w:lineRule="auto"/>
+              <w:rPr>
+                <w:rFonts w:ascii="Times New Roman" w:hAnsi="Times New Roman" w:cs="Times New Roman"/>
+                <w:sz w:val="28"/>
+                <w:szCs w:val="28"/>
+                <w:lang w:val="en-US"/>
+              </w:rPr>
+            </w:pPr>
+            <w:r>
+              <w:rPr>
+                <w:rFonts w:ascii="Times New Roman" w:hAnsi="Times New Roman" w:cs="Times New Roman"/>
+                <w:sz w:val="28"/>
+                <w:szCs w:val="28"/>
+                <w:lang w:val="en-US"/>
+              </w:rPr>
               <w:t>11 9 3 5</w:t>
             </w:r>
           </w:p>
@@ -5925,6 +6087,26 @@
             <w:tcW w:w="4361" w:type="dxa"/>
             <w:vAlign w:val="center"/>
           </w:tcPr>
+          <w:p>
+            <w:pPr>
+              <w:spacing w:after="0" w:line="240" w:lineRule="auto"/>
+              <w:rPr>
+                <w:rFonts w:ascii="Times New Roman" w:hAnsi="Times New Roman" w:cs="Times New Roman"/>
+                <w:sz w:val="28"/>
+                <w:szCs w:val="28"/>
+                <w:lang w:val="en-US"/>
+              </w:rPr>
+            </w:pPr>
+            <w:r>
+              <w:rPr>
+                <w:rFonts w:ascii="Times New Roman" w:hAnsi="Times New Roman" w:cs="Times New Roman"/>
+                <w:sz w:val="28"/>
+                <w:szCs w:val="28"/>
+                <w:lang w:val="en-US"/>
+              </w:rPr>
+              <w:t>5</w:t>
+            </w:r>
+          </w:p>
           <w:p>
             <w:pPr>
               <w:spacing w:after="0" w:line="240" w:lineRule="auto"/>
@@ -6010,6 +6192,26 @@
                 <w:szCs w:val="28"/>
                 <w:lang w:val="en-US"/>
               </w:rPr>
+              <w:t>6</w:t>
+            </w:r>
+          </w:p>
+          <w:p>
+            <w:pPr>
+              <w:spacing w:after="0" w:line="240" w:lineRule="auto"/>
+              <w:rPr>
+                <w:rFonts w:ascii="Times New Roman" w:hAnsi="Times New Roman" w:cs="Times New Roman"/>
+                <w:sz w:val="28"/>
+                <w:szCs w:val="28"/>
+                <w:lang w:val="en-US"/>
+              </w:rPr>
+            </w:pPr>
+            <w:r>
+              <w:rPr>
+                <w:rFonts w:ascii="Times New Roman" w:hAnsi="Times New Roman" w:cs="Times New Roman"/>
+                <w:sz w:val="28"/>
+                <w:szCs w:val="28"/>
+                <w:lang w:val="en-US"/>
+              </w:rPr>
               <w:t>10 7 8 1 2 3</w:t>
             </w:r>
           </w:p>
@@ -6051,11 +6253,28 @@
         <w:tc>
           <w:tcPr>
             <w:tcW w:w="4361" w:type="dxa"/>
-            <w:tcBorders>
-              <w:bottom w:val="single" w:sz="4" w:space="0" w:color="auto"/>
-            </w:tcBorders>
             <w:vAlign w:val="center"/>
           </w:tcPr>
+          <w:p>
+            <w:pPr>
+              <w:spacing w:after="0" w:line="240" w:lineRule="auto"/>
+              <w:rPr>
+                <w:rFonts w:ascii="Times New Roman" w:hAnsi="Times New Roman" w:cs="Times New Roman"/>
+                <w:sz w:val="28"/>
+                <w:szCs w:val="28"/>
+                <w:lang w:val="en-US"/>
+              </w:rPr>
+            </w:pPr>
+            <w:r>
+              <w:rPr>
+                <w:rFonts w:ascii="Times New Roman" w:hAnsi="Times New Roman" w:cs="Times New Roman"/>
+                <w:sz w:val="28"/>
+                <w:szCs w:val="28"/>
+                <w:lang w:val="en-US"/>
+              </w:rPr>
+              <w:t>1</w:t>
+            </w:r>
+          </w:p>
           <w:p>
             <w:pPr>
               <w:spacing w:after="0" w:line="240" w:lineRule="auto"/>
@@ -6080,9 +6299,6 @@
         <w:tc>
           <w:tcPr>
             <w:tcW w:w="5103" w:type="dxa"/>
-            <w:tcBorders>
-              <w:bottom w:val="single" w:sz="4" w:space="0" w:color="auto"/>
-            </w:tcBorders>
             <w:vAlign w:val="center"/>
           </w:tcPr>
           <w:p>
@@ -6443,24 +6659,52 @@
     </w:p>
     <w:p>
       <w:pPr>
-        <w:pStyle w:val="afe"/>
-      </w:pPr>
-      <w:r>
+        <w:jc w:val="center"/>
+        <w:rPr>
+          <w:rFonts w:ascii="Times New Roman" w:hAnsi="Times New Roman" w:cs="Times New Roman"/>
+          <w:sz w:val="28"/>
+          <w:szCs w:val="28"/>
+        </w:rPr>
+      </w:pPr>
+      <w:r>
+        <w:rPr>
+          <w:rFonts w:ascii="Times New Roman" w:hAnsi="Times New Roman" w:cs="Times New Roman"/>
+          <w:sz w:val="28"/>
+          <w:szCs w:val="28"/>
+        </w:rPr>
         <w:t xml:space="preserve">Рисунок </w:t>
       </w:r>
-      <w:fldSimple w:instr=" SEQ Рисунок \* ARABIC ">
-        <w:r>
-          <w:rPr>
-            <w:noProof/>
-          </w:rPr>
-          <w:t>4</w:t>
-        </w:r>
-      </w:fldSimple>
-      <w:r>
-        <w:t xml:space="preserve"> </w:t>
-      </w:r>
-      <w:r>
-        <w:t>– Результат от 27.09.2025 г.</w:t>
+      <w:r>
+        <w:rPr>
+          <w:rFonts w:ascii="Times New Roman" w:hAnsi="Times New Roman" w:cs="Times New Roman"/>
+          <w:sz w:val="28"/>
+          <w:szCs w:val="28"/>
+        </w:rPr>
+        <w:t>4</w:t>
+      </w:r>
+      <w:r>
+        <w:rPr>
+          <w:rFonts w:ascii="Times New Roman" w:hAnsi="Times New Roman" w:cs="Times New Roman"/>
+          <w:sz w:val="28"/>
+          <w:szCs w:val="28"/>
+        </w:rPr>
+        <w:t xml:space="preserve"> – Результат от </w:t>
+      </w:r>
+      <w:r>
+        <w:rPr>
+          <w:rFonts w:ascii="Times New Roman" w:hAnsi="Times New Roman" w:cs="Times New Roman"/>
+          <w:sz w:val="28"/>
+          <w:szCs w:val="28"/>
+        </w:rPr>
+        <w:t>27</w:t>
+      </w:r>
+      <w:r>
+        <w:rPr>
+          <w:rFonts w:ascii="Times New Roman" w:hAnsi="Times New Roman" w:cs="Times New Roman"/>
+          <w:sz w:val="28"/>
+          <w:szCs w:val="28"/>
+        </w:rPr>
+        <w:t>.09.2025 г.</w:t>
       </w:r>
     </w:p>
     <w:p>
@@ -6524,6 +6768,8 @@
     </w:p>
     <w:p>
       <w:pPr>
+        <w:spacing w:line="360" w:lineRule="auto"/>
+        <w:ind w:firstLine="709"/>
         <w:jc w:val="both"/>
         <w:rPr>
           <w:rFonts w:ascii="Times New Roman" w:hAnsi="Times New Roman" w:cs="Times New Roman"/>
@@ -6791,9 +7037,9 @@
           <w:lang w:eastAsia="ru-RU"/>
         </w:rPr>
         <w:drawing>
-          <wp:inline distT="0" distB="0" distL="0" distR="0" wp14:anchorId="71B72089" wp14:editId="41EF9F5B">
-            <wp:extent cx="4430503" cy="3265823"/>
-            <wp:effectExtent l="0" t="0" r="8255" b="0"/>
+          <wp:inline distT="0" distB="0" distL="0" distR="0" wp14:anchorId="71B72089" wp14:editId="1D726B33">
+            <wp:extent cx="5410924" cy="5573795"/>
+            <wp:effectExtent l="0" t="0" r="0" b="8255"/>
             <wp:docPr id="376401897" name="Рисунок 2"/>
             <wp:cNvGraphicFramePr>
               <a:graphicFrameLocks xmlns:a="http://schemas.openxmlformats.org/drawingml/2006/main" noChangeAspect="1"/>
@@ -6822,7 +7068,7 @@
                   <pic:spPr bwMode="auto">
                     <a:xfrm>
                       <a:off x="0" y="0"/>
-                      <a:ext cx="4430503" cy="3265823"/>
+                      <a:ext cx="5410924" cy="5573795"/>
                     </a:xfrm>
                     <a:prstGeom prst="rect">
                       <a:avLst/>
@@ -6837,20 +7083,36 @@
     </w:p>
     <w:p>
       <w:pPr>
-        <w:pStyle w:val="afe"/>
-      </w:pPr>
-      <w:r>
+        <w:jc w:val="center"/>
+        <w:rPr>
+          <w:rFonts w:ascii="Times New Roman" w:hAnsi="Times New Roman" w:cs="Times New Roman"/>
+          <w:sz w:val="28"/>
+          <w:szCs w:val="28"/>
+        </w:rPr>
+      </w:pPr>
+      <w:r>
+        <w:rPr>
+          <w:rFonts w:ascii="Times New Roman" w:hAnsi="Times New Roman" w:cs="Times New Roman"/>
+          <w:sz w:val="28"/>
+          <w:szCs w:val="28"/>
+        </w:rPr>
         <w:t xml:space="preserve">Рисунок </w:t>
       </w:r>
-      <w:fldSimple w:instr=" SEQ Рисунок \* ARABIC ">
-        <w:r>
-          <w:rPr>
-            <w:noProof/>
-          </w:rPr>
-          <w:t>5</w:t>
-        </w:r>
-      </w:fldSimple>
-      <w:r>
+      <w:r>
+        <w:rPr>
+          <w:rFonts w:ascii="Times New Roman" w:hAnsi="Times New Roman" w:cs="Times New Roman"/>
+          <w:sz w:val="28"/>
+          <w:szCs w:val="28"/>
+          <w:lang w:val="en-US"/>
+        </w:rPr>
+        <w:t>5</w:t>
+      </w:r>
+      <w:r>
+        <w:rPr>
+          <w:rFonts w:ascii="Times New Roman" w:hAnsi="Times New Roman" w:cs="Times New Roman"/>
+          <w:sz w:val="28"/>
+          <w:szCs w:val="28"/>
+        </w:rPr>
         <w:t xml:space="preserve"> – Алгоритм решения задачи</w:t>
       </w:r>
     </w:p>
@@ -6961,6 +7223,54 @@
               </w:rPr>
               <w:t>Выходные данные</w:t>
             </w:r>
+          </w:p>
+        </w:tc>
+      </w:tr>
+      <w:tr>
+        <w:trPr>
+          <w:trHeight w:val="454"/>
+        </w:trPr>
+        <w:tc>
+          <w:tcPr>
+            <w:tcW w:w="4361" w:type="dxa"/>
+            <w:vAlign w:val="center"/>
+          </w:tcPr>
+          <w:p>
+            <w:pPr>
+              <w:spacing w:after="0" w:line="240" w:lineRule="auto"/>
+              <w:rPr>
+                <w:rFonts w:ascii="Times New Roman" w:hAnsi="Times New Roman" w:cs="Times New Roman"/>
+                <w:sz w:val="28"/>
+                <w:szCs w:val="28"/>
+                <w:lang w:val="en-US"/>
+              </w:rPr>
+            </w:pPr>
+            <w:r>
+              <w:rPr>
+                <w:rFonts w:ascii="Times New Roman" w:hAnsi="Times New Roman" w:cs="Times New Roman"/>
+                <w:sz w:val="28"/>
+                <w:szCs w:val="28"/>
+                <w:lang w:val="en-US"/>
+              </w:rPr>
+              <w:t>5</w:t>
+            </w:r>
+          </w:p>
+        </w:tc>
+        <w:tc>
+          <w:tcPr>
+            <w:tcW w:w="5103" w:type="dxa"/>
+            <w:vAlign w:val="center"/>
+          </w:tcPr>
+          <w:p>
+            <w:pPr>
+              <w:spacing w:after="0" w:line="240" w:lineRule="auto"/>
+              <w:rPr>
+                <w:rFonts w:ascii="Times New Roman" w:hAnsi="Times New Roman" w:cs="Times New Roman"/>
+                <w:sz w:val="28"/>
+                <w:szCs w:val="28"/>
+                <w:lang w:val="en-US"/>
+              </w:rPr>
+            </w:pPr>
           </w:p>
         </w:tc>
       </w:tr>
@@ -7608,24 +7918,52 @@
     </w:p>
     <w:p>
       <w:pPr>
-        <w:pStyle w:val="afe"/>
-      </w:pPr>
-      <w:r>
+        <w:jc w:val="center"/>
+        <w:rPr>
+          <w:rFonts w:ascii="Times New Roman" w:hAnsi="Times New Roman" w:cs="Times New Roman"/>
+          <w:sz w:val="28"/>
+          <w:szCs w:val="28"/>
+        </w:rPr>
+      </w:pPr>
+      <w:r>
+        <w:rPr>
+          <w:rFonts w:ascii="Times New Roman" w:hAnsi="Times New Roman" w:cs="Times New Roman"/>
+          <w:sz w:val="28"/>
+          <w:szCs w:val="28"/>
+        </w:rPr>
         <w:t xml:space="preserve">Рисунок </w:t>
       </w:r>
-      <w:fldSimple w:instr=" SEQ Рисунок \* ARABIC ">
-        <w:r>
-          <w:rPr>
-            <w:noProof/>
-          </w:rPr>
-          <w:t>6</w:t>
-        </w:r>
-      </w:fldSimple>
-      <w:r>
-        <w:t xml:space="preserve"> </w:t>
-      </w:r>
-      <w:r>
-        <w:t>– Результат от 27.09.2025 г.</w:t>
+      <w:r>
+        <w:rPr>
+          <w:rFonts w:ascii="Times New Roman" w:hAnsi="Times New Roman" w:cs="Times New Roman"/>
+          <w:sz w:val="28"/>
+          <w:szCs w:val="28"/>
+        </w:rPr>
+        <w:t>6</w:t>
+      </w:r>
+      <w:r>
+        <w:rPr>
+          <w:rFonts w:ascii="Times New Roman" w:hAnsi="Times New Roman" w:cs="Times New Roman"/>
+          <w:sz w:val="28"/>
+          <w:szCs w:val="28"/>
+        </w:rPr>
+        <w:t xml:space="preserve"> – Результат от </w:t>
+      </w:r>
+      <w:r>
+        <w:rPr>
+          <w:rFonts w:ascii="Times New Roman" w:hAnsi="Times New Roman" w:cs="Times New Roman"/>
+          <w:sz w:val="28"/>
+          <w:szCs w:val="28"/>
+        </w:rPr>
+        <w:t>27</w:t>
+      </w:r>
+      <w:r>
+        <w:rPr>
+          <w:rFonts w:ascii="Times New Roman" w:hAnsi="Times New Roman" w:cs="Times New Roman"/>
+          <w:sz w:val="28"/>
+          <w:szCs w:val="28"/>
+        </w:rPr>
+        <w:t>.09.2025 г.</w:t>
       </w:r>
     </w:p>
     <w:p>
@@ -7689,7 +8027,9 @@
     </w:p>
     <w:p>
       <w:pPr>
-        <w:spacing w:after="160" w:line="259" w:lineRule="auto"/>
+        <w:spacing w:line="360" w:lineRule="auto"/>
+        <w:ind w:firstLine="709"/>
+        <w:jc w:val="both"/>
         <w:rPr>
           <w:rFonts w:ascii="Times New Roman" w:hAnsi="Times New Roman" w:cs="Times New Roman"/>
           <w:sz w:val="28"/>
@@ -7718,7 +8058,15 @@
           <w:sz w:val="28"/>
           <w:szCs w:val="28"/>
         </w:rPr>
-        <w:t xml:space="preserve">чтобы выполнялось: </w:t>
+        <w:t>чтобы выполнялось:</w:t>
+      </w:r>
+      <w:r>
+        <w:rPr>
+          <w:rFonts w:ascii="Times New Roman" w:hAnsi="Times New Roman" w:cs="Times New Roman"/>
+          <w:sz w:val="28"/>
+          <w:szCs w:val="28"/>
+        </w:rPr>
+        <w:t>(</w:t>
       </w:r>
       <w:r>
         <w:rPr>
@@ -7803,6 +8151,14 @@
           <w:lang w:val="en-US"/>
         </w:rPr>
         <w:t>a</w:t>
+      </w:r>
+      <w:r>
+        <w:rPr>
+          <w:rFonts w:ascii="Times New Roman" w:hAnsi="Times New Roman" w:cs="Times New Roman"/>
+          <w:sz w:val="28"/>
+          <w:szCs w:val="28"/>
+        </w:rPr>
+        <w:t>)</w:t>
       </w:r>
       <w:r>
         <w:rPr>
@@ -7877,9 +8233,9 @@
           <w:lang w:eastAsia="ru-RU"/>
         </w:rPr>
         <w:drawing>
-          <wp:inline distT="0" distB="0" distL="0" distR="0" wp14:anchorId="634F4AB8" wp14:editId="6CD28DCB">
-            <wp:extent cx="3778738" cy="7482469"/>
-            <wp:effectExtent l="0" t="0" r="0" b="4445"/>
+          <wp:inline distT="0" distB="0" distL="0" distR="0" wp14:anchorId="634F4AB8" wp14:editId="16560E50">
+            <wp:extent cx="3813349" cy="7886700"/>
+            <wp:effectExtent l="0" t="0" r="0" b="0"/>
             <wp:docPr id="434463981" name="Рисунок 2"/>
             <wp:cNvGraphicFramePr>
               <a:graphicFrameLocks xmlns:a="http://schemas.openxmlformats.org/drawingml/2006/main" noChangeAspect="1"/>
@@ -7894,7 +8250,7 @@
                     </pic:cNvPicPr>
                   </pic:nvPicPr>
                   <pic:blipFill>
-                    <a:blip r:embed="rId22" cstate="print">
+                    <a:blip r:embed="rId22">
                       <a:extLst>
                         <a:ext uri="{28A0092B-C50C-407E-A947-70E740481C1C}">
                           <a14:useLocalDpi xmlns:a14="http://schemas.microsoft.com/office/drawing/2010/main" val="0"/>
@@ -7908,7 +8264,7 @@
                   <pic:spPr bwMode="auto">
                     <a:xfrm>
                       <a:off x="0" y="0"/>
-                      <a:ext cx="3819654" cy="7563489"/>
+                      <a:ext cx="3816462" cy="7893139"/>
                     </a:xfrm>
                     <a:prstGeom prst="rect">
                       <a:avLst/>
@@ -7923,21 +8279,36 @@
     </w:p>
     <w:p>
       <w:pPr>
-        <w:pStyle w:val="afe"/>
-      </w:pPr>
-      <w:r>
+        <w:jc w:val="center"/>
+        <w:rPr>
+          <w:rFonts w:ascii="Times New Roman" w:hAnsi="Times New Roman" w:cs="Times New Roman"/>
+          <w:sz w:val="28"/>
+          <w:szCs w:val="28"/>
+        </w:rPr>
+      </w:pPr>
+      <w:r>
+        <w:rPr>
+          <w:rFonts w:ascii="Times New Roman" w:hAnsi="Times New Roman" w:cs="Times New Roman"/>
+          <w:sz w:val="28"/>
+          <w:szCs w:val="28"/>
+        </w:rPr>
         <w:t xml:space="preserve">Рисунок </w:t>
       </w:r>
-      <w:fldSimple w:instr=" SEQ Рисунок \* ARABIC ">
-        <w:r>
-          <w:rPr>
-            <w:noProof/>
-          </w:rPr>
-          <w:t>7</w:t>
-        </w:r>
-      </w:fldSimple>
-      <w:r>
-        <w:t>– Алгоритм решения задачи</w:t>
+      <w:r>
+        <w:rPr>
+          <w:rFonts w:ascii="Times New Roman" w:hAnsi="Times New Roman" w:cs="Times New Roman"/>
+          <w:sz w:val="28"/>
+          <w:szCs w:val="28"/>
+        </w:rPr>
+        <w:t>7</w:t>
+      </w:r>
+      <w:r>
+        <w:rPr>
+          <w:rFonts w:ascii="Times New Roman" w:hAnsi="Times New Roman" w:cs="Times New Roman"/>
+          <w:sz w:val="28"/>
+          <w:szCs w:val="28"/>
+        </w:rPr>
+        <w:t xml:space="preserve"> – Алгоритм решения задачи</w:t>
       </w:r>
     </w:p>
     <w:p>
@@ -8047,6 +8418,53 @@
               </w:rPr>
               <w:t>Выходные данные</w:t>
             </w:r>
+          </w:p>
+        </w:tc>
+      </w:tr>
+      <w:tr>
+        <w:trPr>
+          <w:trHeight w:val="454"/>
+        </w:trPr>
+        <w:tc>
+          <w:tcPr>
+            <w:tcW w:w="4361" w:type="dxa"/>
+            <w:vAlign w:val="center"/>
+          </w:tcPr>
+          <w:p>
+            <w:pPr>
+              <w:spacing w:after="0" w:line="240" w:lineRule="auto"/>
+              <w:rPr>
+                <w:rFonts w:ascii="Times New Roman" w:hAnsi="Times New Roman" w:cs="Times New Roman"/>
+                <w:sz w:val="28"/>
+                <w:szCs w:val="28"/>
+                <w:lang w:val="en-US"/>
+              </w:rPr>
+            </w:pPr>
+            <w:r>
+              <w:rPr>
+                <w:rFonts w:ascii="Times New Roman" w:hAnsi="Times New Roman" w:cs="Times New Roman"/>
+                <w:sz w:val="28"/>
+                <w:szCs w:val="28"/>
+                <w:lang w:val="en-US"/>
+              </w:rPr>
+              <w:t>5</w:t>
+            </w:r>
+          </w:p>
+        </w:tc>
+        <w:tc>
+          <w:tcPr>
+            <w:tcW w:w="5103" w:type="dxa"/>
+            <w:vAlign w:val="center"/>
+          </w:tcPr>
+          <w:p>
+            <w:pPr>
+              <w:spacing w:after="0" w:line="240" w:lineRule="auto"/>
+              <w:rPr>
+                <w:rFonts w:ascii="Times New Roman" w:hAnsi="Times New Roman" w:cs="Times New Roman"/>
+                <w:sz w:val="28"/>
+                <w:szCs w:val="28"/>
+              </w:rPr>
+            </w:pPr>
           </w:p>
         </w:tc>
       </w:tr>
@@ -8737,21 +9155,52 @@
     </w:p>
     <w:p>
       <w:pPr>
-        <w:pStyle w:val="afe"/>
-      </w:pPr>
-      <w:r>
+        <w:jc w:val="center"/>
+        <w:rPr>
+          <w:rFonts w:ascii="Times New Roman" w:hAnsi="Times New Roman" w:cs="Times New Roman"/>
+          <w:sz w:val="28"/>
+          <w:szCs w:val="28"/>
+        </w:rPr>
+      </w:pPr>
+      <w:r>
+        <w:rPr>
+          <w:rFonts w:ascii="Times New Roman" w:hAnsi="Times New Roman" w:cs="Times New Roman"/>
+          <w:sz w:val="28"/>
+          <w:szCs w:val="28"/>
+        </w:rPr>
         <w:t xml:space="preserve">Рисунок </w:t>
       </w:r>
-      <w:fldSimple w:instr=" SEQ Рисунок \* ARABIC ">
-        <w:r>
-          <w:rPr>
-            <w:noProof/>
-          </w:rPr>
-          <w:t>8</w:t>
-        </w:r>
-      </w:fldSimple>
-      <w:r>
-        <w:t xml:space="preserve"> – Результат от 27.09.2025 г.</w:t>
+      <w:r>
+        <w:rPr>
+          <w:rFonts w:ascii="Times New Roman" w:hAnsi="Times New Roman" w:cs="Times New Roman"/>
+          <w:sz w:val="28"/>
+          <w:szCs w:val="28"/>
+        </w:rPr>
+        <w:t>8</w:t>
+      </w:r>
+      <w:r>
+        <w:rPr>
+          <w:rFonts w:ascii="Times New Roman" w:hAnsi="Times New Roman" w:cs="Times New Roman"/>
+          <w:sz w:val="28"/>
+          <w:szCs w:val="28"/>
+        </w:rPr>
+        <w:t xml:space="preserve"> – Результат от </w:t>
+      </w:r>
+      <w:r>
+        <w:rPr>
+          <w:rFonts w:ascii="Times New Roman" w:hAnsi="Times New Roman" w:cs="Times New Roman"/>
+          <w:sz w:val="28"/>
+          <w:szCs w:val="28"/>
+        </w:rPr>
+        <w:t>27</w:t>
+      </w:r>
+      <w:r>
+        <w:rPr>
+          <w:rFonts w:ascii="Times New Roman" w:hAnsi="Times New Roman" w:cs="Times New Roman"/>
+          <w:sz w:val="28"/>
+          <w:szCs w:val="28"/>
+        </w:rPr>
+        <w:t>.09.2025 г.</w:t>
       </w:r>
     </w:p>
     <w:p>
@@ -8882,7 +9331,9 @@
     </w:p>
     <w:p>
       <w:pPr>
-        <w:spacing w:after="160" w:line="259" w:lineRule="auto"/>
+        <w:spacing w:line="360" w:lineRule="auto"/>
+        <w:ind w:firstLine="709"/>
+        <w:jc w:val="both"/>
         <w:rPr>
           <w:rFonts w:ascii="Times New Roman" w:hAnsi="Times New Roman" w:cs="Times New Roman"/>
           <w:sz w:val="28"/>
@@ -8998,7 +9449,9 @@
     </w:p>
     <w:p>
       <w:pPr>
-        <w:spacing w:after="160" w:line="259" w:lineRule="auto"/>
+        <w:spacing w:line="360" w:lineRule="auto"/>
+        <w:ind w:firstLine="709"/>
+        <w:jc w:val="both"/>
         <w:rPr>
           <w:rFonts w:ascii="Times New Roman" w:hAnsi="Times New Roman" w:cs="Times New Roman"/>
           <w:sz w:val="28"/>
@@ -9086,9 +9539,9 @@
           <w:lang w:eastAsia="ru-RU"/>
         </w:rPr>
         <w:drawing>
-          <wp:inline distT="0" distB="0" distL="0" distR="0" wp14:anchorId="01B75181" wp14:editId="2B134C65">
-            <wp:extent cx="5592844" cy="6835698"/>
-            <wp:effectExtent l="0" t="0" r="8255" b="3810"/>
+          <wp:inline distT="0" distB="0" distL="0" distR="0" wp14:anchorId="01B75181" wp14:editId="6F077C2E">
+            <wp:extent cx="6016353" cy="8401050"/>
+            <wp:effectExtent l="0" t="0" r="3810" b="0"/>
             <wp:docPr id="540419311" name="Рисунок 2"/>
             <wp:cNvGraphicFramePr>
               <a:graphicFrameLocks xmlns:a="http://schemas.openxmlformats.org/drawingml/2006/main" noChangeAspect="1"/>
@@ -9117,7 +9570,7 @@
                   <pic:spPr bwMode="auto">
                     <a:xfrm>
                       <a:off x="0" y="0"/>
-                      <a:ext cx="5630194" cy="6881348"/>
+                      <a:ext cx="6031603" cy="8422345"/>
                     </a:xfrm>
                     <a:prstGeom prst="rect">
                       <a:avLst/>
@@ -9132,42 +9585,37 @@
     </w:p>
     <w:p>
       <w:pPr>
-        <w:pStyle w:val="afe"/>
-      </w:pPr>
-      <w:r>
+        <w:jc w:val="center"/>
+        <w:rPr>
+          <w:rFonts w:ascii="Times New Roman" w:hAnsi="Times New Roman" w:cs="Times New Roman"/>
+          <w:sz w:val="28"/>
+          <w:szCs w:val="28"/>
+          <w:lang w:val="en-US"/>
+        </w:rPr>
+      </w:pPr>
+      <w:r>
+        <w:rPr>
+          <w:rFonts w:ascii="Times New Roman" w:hAnsi="Times New Roman" w:cs="Times New Roman"/>
+          <w:sz w:val="28"/>
+          <w:szCs w:val="28"/>
+        </w:rPr>
         <w:t xml:space="preserve">Рисунок </w:t>
       </w:r>
-      <w:fldSimple w:instr=" SEQ Рисунок \* ARABIC ">
-        <w:r>
-          <w:rPr>
-            <w:noProof/>
-          </w:rPr>
-          <w:t>9</w:t>
-        </w:r>
-      </w:fldSimple>
-      <w:r>
-        <w:t xml:space="preserve"> </w:t>
-      </w:r>
-      <w:r>
-        <w:t>– Алгоритм решения задачи</w:t>
-      </w:r>
-    </w:p>
-    <w:p>
-      <w:pPr>
-        <w:spacing w:after="160" w:line="259" w:lineRule="auto"/>
-        <w:rPr>
-          <w:rFonts w:ascii="Times New Roman" w:hAnsi="Times New Roman" w:cs="Times New Roman"/>
-          <w:sz w:val="28"/>
-          <w:szCs w:val="28"/>
-        </w:rPr>
-      </w:pPr>
-      <w:r>
-        <w:rPr>
-          <w:rFonts w:ascii="Times New Roman" w:hAnsi="Times New Roman" w:cs="Times New Roman"/>
-          <w:sz w:val="28"/>
-          <w:szCs w:val="28"/>
-        </w:rPr>
-        <w:br w:type="page" w:clear="all"/>
+      <w:r>
+        <w:rPr>
+          <w:rFonts w:ascii="Times New Roman" w:hAnsi="Times New Roman" w:cs="Times New Roman"/>
+          <w:sz w:val="28"/>
+          <w:szCs w:val="28"/>
+        </w:rPr>
+        <w:t>9</w:t>
+      </w:r>
+      <w:r>
+        <w:rPr>
+          <w:rFonts w:ascii="Times New Roman" w:hAnsi="Times New Roman" w:cs="Times New Roman"/>
+          <w:sz w:val="28"/>
+          <w:szCs w:val="28"/>
+        </w:rPr>
+        <w:t xml:space="preserve"> – Алгоритм решения задачи</w:t>
       </w:r>
     </w:p>
     <w:p>
@@ -9285,6 +9733,53 @@
                 <w:rFonts w:ascii="Times New Roman" w:hAnsi="Times New Roman" w:cs="Times New Roman"/>
                 <w:sz w:val="28"/>
                 <w:szCs w:val="28"/>
+                <w:lang w:val="en-US"/>
+              </w:rPr>
+              <w:t>5</w:t>
+            </w:r>
+          </w:p>
+        </w:tc>
+        <w:tc>
+          <w:tcPr>
+            <w:tcW w:w="5103" w:type="dxa"/>
+            <w:vAlign w:val="center"/>
+          </w:tcPr>
+          <w:p>
+            <w:pPr>
+              <w:spacing w:after="0" w:line="240" w:lineRule="auto"/>
+              <w:rPr>
+                <w:rFonts w:ascii="Times New Roman" w:hAnsi="Times New Roman" w:cs="Times New Roman"/>
+                <w:sz w:val="28"/>
+                <w:szCs w:val="28"/>
+                <w:lang w:val="en-US"/>
+              </w:rPr>
+            </w:pPr>
+          </w:p>
+        </w:tc>
+      </w:tr>
+      <w:tr>
+        <w:trPr>
+          <w:trHeight w:val="454"/>
+        </w:trPr>
+        <w:tc>
+          <w:tcPr>
+            <w:tcW w:w="4361" w:type="dxa"/>
+            <w:vAlign w:val="center"/>
+          </w:tcPr>
+          <w:p>
+            <w:pPr>
+              <w:spacing w:after="0" w:line="240" w:lineRule="auto"/>
+              <w:rPr>
+                <w:rFonts w:ascii="Times New Roman" w:hAnsi="Times New Roman" w:cs="Times New Roman"/>
+                <w:sz w:val="28"/>
+                <w:szCs w:val="28"/>
+              </w:rPr>
+            </w:pPr>
+            <w:r>
+              <w:rPr>
+                <w:rFonts w:ascii="Times New Roman" w:hAnsi="Times New Roman" w:cs="Times New Roman"/>
+                <w:sz w:val="28"/>
+                <w:szCs w:val="28"/>
               </w:rPr>
               <w:t>1 1</w:t>
             </w:r>
@@ -9761,7 +10256,7 @@
           <w:color w:val="auto"/>
         </w:rPr>
       </w:pPr>
-      <w:bookmarkStart w:id="7" w:name="_Toc211716924"/>
+      <w:bookmarkStart w:id="7" w:name="_Toc211845584"/>
       <w:r>
         <w:rPr>
           <w:rFonts w:ascii="Times New Roman" w:hAnsi="Times New Roman" w:cs="Times New Roman"/>
@@ -9886,7 +10381,7 @@
     <w:p>
       <w:pPr>
         <w:spacing w:after="0" w:line="360" w:lineRule="auto"/>
-        <w:ind w:firstLine="708"/>
+        <w:ind w:firstLine="709"/>
         <w:jc w:val="both"/>
         <w:rPr>
           <w:rFonts w:ascii="Times New Roman" w:eastAsia="Times New Roman" w:hAnsi="Times New Roman" w:cs="Times New Roman"/>
@@ -9965,7 +10460,7 @@
           <w:color w:val="auto"/>
         </w:rPr>
       </w:pPr>
-      <w:bookmarkStart w:id="8" w:name="_Toc211716925"/>
+      <w:bookmarkStart w:id="8" w:name="_Toc211845585"/>
       <w:r>
         <w:rPr>
           <w:rFonts w:ascii="Times New Roman" w:hAnsi="Times New Roman" w:cs="Times New Roman"/>
@@ -10327,31 +10822,7 @@
           <w:sz w:val="28"/>
           <w:szCs w:val="28"/>
         </w:rPr>
-        <w:t xml:space="preserve"> [Электронный ресурс]</w:t>
-      </w:r>
-      <w:r>
-        <w:rPr>
-          <w:rFonts w:ascii="Times New Roman" w:hAnsi="Times New Roman" w:cs="Times New Roman"/>
-          <w:sz w:val="28"/>
-          <w:szCs w:val="28"/>
-        </w:rPr>
-        <w:t> </w:t>
-      </w:r>
-      <w:r>
-        <w:rPr>
-          <w:rFonts w:ascii="Times New Roman" w:hAnsi="Times New Roman" w:cs="Times New Roman"/>
-          <w:sz w:val="28"/>
-          <w:szCs w:val="28"/>
-        </w:rPr>
-        <w:t>/</w:t>
-      </w:r>
-      <w:r>
-        <w:rPr>
-          <w:rFonts w:ascii="Times New Roman" w:hAnsi="Times New Roman" w:cs="Times New Roman"/>
-          <w:sz w:val="28"/>
-          <w:szCs w:val="28"/>
-        </w:rPr>
-        <w:t> </w:t>
+        <w:t xml:space="preserve"> [Электронный ресурс] / </w:t>
       </w:r>
       <w:proofErr w:type="spellStart"/>
       <w:r>
@@ -10461,79 +10932,25 @@
           <w:sz w:val="28"/>
           <w:szCs w:val="28"/>
         </w:rPr>
-        <w:t>Доусон, М. Программируем на Python</w:t>
-      </w:r>
-      <w:r>
-        <w:rPr>
-          <w:rFonts w:ascii="Times New Roman" w:hAnsi="Times New Roman" w:cs="Times New Roman"/>
-          <w:sz w:val="28"/>
-          <w:szCs w:val="28"/>
-        </w:rPr>
-        <w:t> </w:t>
-      </w:r>
-      <w:r>
-        <w:rPr>
-          <w:rFonts w:ascii="Times New Roman" w:hAnsi="Times New Roman" w:cs="Times New Roman"/>
-          <w:sz w:val="28"/>
-          <w:szCs w:val="28"/>
-        </w:rPr>
-        <w:t>/</w:t>
-      </w:r>
-      <w:r>
-        <w:rPr>
-          <w:rFonts w:ascii="Times New Roman" w:hAnsi="Times New Roman" w:cs="Times New Roman"/>
-          <w:sz w:val="28"/>
-          <w:szCs w:val="28"/>
-        </w:rPr>
-        <w:t> </w:t>
-      </w:r>
-      <w:r>
-        <w:rPr>
-          <w:rFonts w:ascii="Times New Roman" w:hAnsi="Times New Roman" w:cs="Times New Roman"/>
-          <w:sz w:val="28"/>
-          <w:szCs w:val="28"/>
-        </w:rPr>
-        <w:t>М. Доусон. – 8-е изд. – СПб.</w:t>
-      </w:r>
-      <w:r>
-        <w:rPr>
-          <w:rFonts w:ascii="Times New Roman" w:hAnsi="Times New Roman" w:cs="Times New Roman"/>
-          <w:sz w:val="28"/>
-          <w:szCs w:val="28"/>
-        </w:rPr>
-        <w:t xml:space="preserve"> </w:t>
-      </w:r>
-      <w:r>
-        <w:rPr>
-          <w:rFonts w:ascii="Times New Roman" w:hAnsi="Times New Roman" w:cs="Times New Roman"/>
-          <w:sz w:val="28"/>
-          <w:szCs w:val="28"/>
-        </w:rPr>
-        <w:t>Питер, 2023. – 416 с. – ISBN 978-5-4461-2594-8</w:t>
-      </w:r>
-      <w:r>
-        <w:rPr>
-          <w:rFonts w:ascii="Times New Roman" w:hAnsi="Times New Roman" w:cs="Times New Roman"/>
-          <w:sz w:val="28"/>
-          <w:szCs w:val="28"/>
-        </w:rPr>
-        <w:t xml:space="preserve"> </w:t>
-      </w:r>
-      <w:r>
-        <w:rPr>
-          <w:rFonts w:ascii="Times New Roman" w:hAnsi="Times New Roman" w:cs="Times New Roman"/>
-          <w:sz w:val="28"/>
-          <w:szCs w:val="28"/>
-        </w:rPr>
-        <w:t xml:space="preserve">(дата обращения: </w:t>
-      </w:r>
-      <w:r>
-        <w:rPr>
-          <w:rFonts w:ascii="Times New Roman" w:hAnsi="Times New Roman" w:cs="Times New Roman"/>
-          <w:sz w:val="28"/>
-          <w:szCs w:val="28"/>
-        </w:rPr>
-        <w:t>18</w:t>
+        <w:t>Доусон, М. Программируем на Python / М. Доусон. – 8-е изд. – СПб</w:t>
+      </w:r>
+      <w:proofErr w:type="gramStart"/>
+      <w:r>
+        <w:rPr>
+          <w:rFonts w:ascii="Times New Roman" w:hAnsi="Times New Roman" w:cs="Times New Roman"/>
+          <w:sz w:val="28"/>
+          <w:szCs w:val="28"/>
+        </w:rPr>
+        <w:t>. :</w:t>
+      </w:r>
+      <w:proofErr w:type="gramEnd"/>
+      <w:r>
+        <w:rPr>
+          <w:rFonts w:ascii="Times New Roman" w:hAnsi="Times New Roman" w:cs="Times New Roman"/>
+          <w:sz w:val="28"/>
+          <w:szCs w:val="28"/>
+        </w:rPr>
+        <w:t xml:space="preserve"> Питер, 2023. – 416 с. – ISBN 978-5-4461-2594-8</w:t>
       </w:r>
       <w:r>
         <w:rPr>
@@ -10542,38 +10959,6 @@
           <w:szCs w:val="28"/>
         </w:rPr>
         <w:t>.</w:t>
-      </w:r>
-      <w:r>
-        <w:rPr>
-          <w:rFonts w:ascii="Times New Roman" w:hAnsi="Times New Roman" w:cs="Times New Roman"/>
-          <w:sz w:val="28"/>
-          <w:szCs w:val="28"/>
-        </w:rPr>
-        <w:t>09</w:t>
-      </w:r>
-      <w:r>
-        <w:rPr>
-          <w:rFonts w:ascii="Times New Roman" w:hAnsi="Times New Roman" w:cs="Times New Roman"/>
-          <w:sz w:val="28"/>
-          <w:szCs w:val="28"/>
-        </w:rPr>
-        <w:t>.202</w:t>
-      </w:r>
-      <w:r>
-        <w:rPr>
-          <w:rFonts w:ascii="Times New Roman" w:hAnsi="Times New Roman" w:cs="Times New Roman"/>
-          <w:sz w:val="28"/>
-          <w:szCs w:val="28"/>
-        </w:rPr>
-        <w:t>5</w:t>
-      </w:r>
-      <w:r>
-        <w:rPr>
-          <w:rFonts w:ascii="Times New Roman" w:hAnsi="Times New Roman" w:cs="Times New Roman"/>
-          <w:sz w:val="28"/>
-          <w:szCs w:val="28"/>
-        </w:rPr>
-        <w:t>).</w:t>
       </w:r>
     </w:p>
     <w:p>
@@ -10608,39 +10993,7 @@
           <w:sz w:val="28"/>
           <w:szCs w:val="28"/>
         </w:rPr>
-        <w:t>, К. Программирование на Python: иллюстрированное руководство для детей</w:t>
-      </w:r>
-      <w:r>
-        <w:rPr>
-          <w:rFonts w:ascii="Times New Roman" w:hAnsi="Times New Roman" w:cs="Times New Roman"/>
-          <w:sz w:val="28"/>
-          <w:szCs w:val="28"/>
-        </w:rPr>
-        <w:t> </w:t>
-      </w:r>
-      <w:r>
-        <w:rPr>
-          <w:rFonts w:ascii="Times New Roman" w:hAnsi="Times New Roman" w:cs="Times New Roman"/>
-          <w:sz w:val="28"/>
-          <w:szCs w:val="28"/>
-        </w:rPr>
-        <w:t>/</w:t>
-      </w:r>
-      <w:r>
-        <w:rPr>
-          <w:rFonts w:ascii="Times New Roman" w:hAnsi="Times New Roman" w:cs="Times New Roman"/>
-          <w:sz w:val="28"/>
-          <w:szCs w:val="28"/>
-        </w:rPr>
-        <w:t> </w:t>
-      </w:r>
-      <w:r>
-        <w:rPr>
-          <w:rFonts w:ascii="Times New Roman" w:hAnsi="Times New Roman" w:cs="Times New Roman"/>
-          <w:sz w:val="28"/>
-          <w:szCs w:val="28"/>
-        </w:rPr>
-        <w:t xml:space="preserve">К. </w:t>
+        <w:t xml:space="preserve">, К. Программирование на Python: иллюстрированное руководство для детей / К. </w:t>
       </w:r>
       <w:proofErr w:type="spellStart"/>
       <w:r>
@@ -10684,63 +11037,7 @@
           <w:sz w:val="28"/>
           <w:szCs w:val="28"/>
         </w:rPr>
-        <w:t xml:space="preserve"> </w:t>
-      </w:r>
-      <w:r>
-        <w:rPr>
-          <w:rFonts w:ascii="Times New Roman" w:hAnsi="Times New Roman" w:cs="Times New Roman"/>
-          <w:sz w:val="28"/>
-          <w:szCs w:val="28"/>
-        </w:rPr>
-        <w:t xml:space="preserve">(дата обращения: </w:t>
-      </w:r>
-      <w:r>
-        <w:rPr>
-          <w:rFonts w:ascii="Times New Roman" w:hAnsi="Times New Roman" w:cs="Times New Roman"/>
-          <w:sz w:val="28"/>
-          <w:szCs w:val="28"/>
-        </w:rPr>
-        <w:t>20</w:t>
-      </w:r>
-      <w:r>
-        <w:rPr>
-          <w:rFonts w:ascii="Times New Roman" w:hAnsi="Times New Roman" w:cs="Times New Roman"/>
-          <w:sz w:val="28"/>
-          <w:szCs w:val="28"/>
-        </w:rPr>
         <w:t>.</w:t>
-      </w:r>
-      <w:r>
-        <w:rPr>
-          <w:rFonts w:ascii="Times New Roman" w:hAnsi="Times New Roman" w:cs="Times New Roman"/>
-          <w:sz w:val="28"/>
-          <w:szCs w:val="28"/>
-        </w:rPr>
-        <w:t>09</w:t>
-      </w:r>
-      <w:r>
-        <w:rPr>
-          <w:rFonts w:ascii="Times New Roman" w:hAnsi="Times New Roman" w:cs="Times New Roman"/>
-          <w:sz w:val="28"/>
-          <w:szCs w:val="28"/>
-        </w:rPr>
-        <w:t>.202</w:t>
-      </w:r>
-      <w:r>
-        <w:rPr>
-          <w:rFonts w:ascii="Times New Roman" w:hAnsi="Times New Roman" w:cs="Times New Roman"/>
-          <w:sz w:val="28"/>
-          <w:szCs w:val="28"/>
-        </w:rPr>
-        <w:t>5</w:t>
-      </w:r>
-      <w:r>
-        <w:rPr>
-          <w:rFonts w:ascii="Times New Roman" w:hAnsi="Times New Roman" w:cs="Times New Roman"/>
-          <w:sz w:val="28"/>
-          <w:szCs w:val="28"/>
-        </w:rPr>
-        <w:t>).</w:t>
       </w:r>
     </w:p>
     <w:p>
@@ -10765,63 +11062,25 @@
           <w:sz w:val="28"/>
           <w:szCs w:val="28"/>
         </w:rPr>
-        <w:t>Бизли, Д. Python. Подробный справочник</w:t>
-      </w:r>
-      <w:r>
-        <w:rPr>
-          <w:rFonts w:ascii="Times New Roman" w:hAnsi="Times New Roman" w:cs="Times New Roman"/>
-          <w:sz w:val="28"/>
-          <w:szCs w:val="28"/>
-        </w:rPr>
-        <w:t> </w:t>
-      </w:r>
-      <w:r>
-        <w:rPr>
-          <w:rFonts w:ascii="Times New Roman" w:hAnsi="Times New Roman" w:cs="Times New Roman"/>
-          <w:sz w:val="28"/>
-          <w:szCs w:val="28"/>
-        </w:rPr>
-        <w:t>/</w:t>
-      </w:r>
-      <w:r>
-        <w:rPr>
-          <w:rFonts w:ascii="Times New Roman" w:hAnsi="Times New Roman" w:cs="Times New Roman"/>
-          <w:sz w:val="28"/>
-          <w:szCs w:val="28"/>
-        </w:rPr>
-        <w:t> </w:t>
-      </w:r>
-      <w:r>
-        <w:rPr>
-          <w:rFonts w:ascii="Times New Roman" w:hAnsi="Times New Roman" w:cs="Times New Roman"/>
-          <w:sz w:val="28"/>
-          <w:szCs w:val="28"/>
-        </w:rPr>
-        <w:t>Д. Бизли. – 6-е изд. – СПб. Диалектика, 2020. – 608 с. – ISBN 978-5-907144-76-0</w:t>
-      </w:r>
-      <w:r>
-        <w:rPr>
-          <w:rFonts w:ascii="Times New Roman" w:hAnsi="Times New Roman" w:cs="Times New Roman"/>
-          <w:sz w:val="28"/>
-          <w:szCs w:val="28"/>
-        </w:rPr>
-        <w:t xml:space="preserve"> </w:t>
-      </w:r>
-      <w:r>
-        <w:rPr>
-          <w:rFonts w:ascii="Times New Roman" w:hAnsi="Times New Roman" w:cs="Times New Roman"/>
-          <w:sz w:val="28"/>
-          <w:szCs w:val="28"/>
-        </w:rPr>
-        <w:t xml:space="preserve">(дата обращения: </w:t>
-      </w:r>
-      <w:r>
-        <w:rPr>
-          <w:rFonts w:ascii="Times New Roman" w:hAnsi="Times New Roman" w:cs="Times New Roman"/>
-          <w:sz w:val="28"/>
-          <w:szCs w:val="28"/>
-        </w:rPr>
-        <w:t>25</w:t>
+        <w:t>Бизли, Д. Python. Подробный справочник / Д. Бизли. – 6-е изд. – СПб</w:t>
+      </w:r>
+      <w:proofErr w:type="gramStart"/>
+      <w:r>
+        <w:rPr>
+          <w:rFonts w:ascii="Times New Roman" w:hAnsi="Times New Roman" w:cs="Times New Roman"/>
+          <w:sz w:val="28"/>
+          <w:szCs w:val="28"/>
+        </w:rPr>
+        <w:t>. :</w:t>
+      </w:r>
+      <w:proofErr w:type="gramEnd"/>
+      <w:r>
+        <w:rPr>
+          <w:rFonts w:ascii="Times New Roman" w:hAnsi="Times New Roman" w:cs="Times New Roman"/>
+          <w:sz w:val="28"/>
+          <w:szCs w:val="28"/>
+        </w:rPr>
+        <w:t xml:space="preserve"> Диалектика, 2020. – 608 с. – ISBN 978-5-907144-76-0</w:t>
       </w:r>
       <w:r>
         <w:rPr>
@@ -10830,38 +11089,6 @@
           <w:szCs w:val="28"/>
         </w:rPr>
         <w:t>.</w:t>
-      </w:r>
-      <w:r>
-        <w:rPr>
-          <w:rFonts w:ascii="Times New Roman" w:hAnsi="Times New Roman" w:cs="Times New Roman"/>
-          <w:sz w:val="28"/>
-          <w:szCs w:val="28"/>
-        </w:rPr>
-        <w:t>09</w:t>
-      </w:r>
-      <w:r>
-        <w:rPr>
-          <w:rFonts w:ascii="Times New Roman" w:hAnsi="Times New Roman" w:cs="Times New Roman"/>
-          <w:sz w:val="28"/>
-          <w:szCs w:val="28"/>
-        </w:rPr>
-        <w:t>.202</w:t>
-      </w:r>
-      <w:r>
-        <w:rPr>
-          <w:rFonts w:ascii="Times New Roman" w:hAnsi="Times New Roman" w:cs="Times New Roman"/>
-          <w:sz w:val="28"/>
-          <w:szCs w:val="28"/>
-        </w:rPr>
-        <w:t>5</w:t>
-      </w:r>
-      <w:r>
-        <w:rPr>
-          <w:rFonts w:ascii="Times New Roman" w:hAnsi="Times New Roman" w:cs="Times New Roman"/>
-          <w:sz w:val="28"/>
-          <w:szCs w:val="28"/>
-        </w:rPr>
-        <w:t>).</w:t>
       </w:r>
     </w:p>
     <w:p>
@@ -10895,7 +11122,7 @@
           <w:color w:val="auto"/>
         </w:rPr>
       </w:pPr>
-      <w:bookmarkStart w:id="9" w:name="_Toc211716926"/>
+      <w:bookmarkStart w:id="9" w:name="_Toc211845586"/>
       <w:r>
         <w:rPr>
           <w:rFonts w:ascii="Times New Roman" w:hAnsi="Times New Roman" w:cs="Times New Roman"/>
@@ -10930,15 +11157,44 @@
     </w:p>
     <w:p>
       <w:pPr>
-        <w:jc w:val="center"/>
-        <w:rPr>
-          <w:rFonts w:ascii="Times New Roman" w:hAnsi="Times New Roman" w:cs="Times New Roman"/>
-          <w:b/>
-          <w:sz w:val="32"/>
-          <w:szCs w:val="32"/>
+        <w:spacing w:after="0" w:line="360" w:lineRule="auto"/>
+        <w:ind w:firstLine="709"/>
+        <w:jc w:val="both"/>
+        <w:rPr>
+          <w:rFonts w:ascii="Times New Roman" w:hAnsi="Times New Roman" w:cs="Times New Roman"/>
+          <w:bCs/>
+          <w:sz w:val="28"/>
+          <w:szCs w:val="28"/>
+        </w:rPr>
+      </w:pPr>
+      <w:r>
+        <w:rPr>
+          <w:rFonts w:ascii="Times New Roman" w:hAnsi="Times New Roman" w:cs="Times New Roman"/>
+          <w:bCs/>
+          <w:sz w:val="28"/>
+          <w:szCs w:val="28"/>
+        </w:rPr>
+        <w:t xml:space="preserve">Задача </w:t>
+      </w:r>
+      <w:r>
+        <w:rPr>
+          <w:rFonts w:ascii="Times New Roman" w:hAnsi="Times New Roman" w:cs="Times New Roman"/>
+          <w:bCs/>
+          <w:sz w:val="28"/>
+          <w:szCs w:val="28"/>
           <w:lang w:val="en-US"/>
         </w:rPr>
-      </w:pPr>
+        <w:t>F.</w:t>
+      </w:r>
+      <w:r>
+        <w:rPr>
+          <w:rFonts w:ascii="Times New Roman" w:hAnsi="Times New Roman" w:cs="Times New Roman"/>
+          <w:bCs/>
+          <w:sz w:val="28"/>
+          <w:szCs w:val="28"/>
+        </w:rPr>
+        <w:t xml:space="preserve"> Сортировка четностью.</w:t>
+      </w:r>
     </w:p>
     <w:p>
       <w:pPr>
@@ -10959,9 +11215,9 @@
           <w:szCs w:val="32"/>
         </w:rPr>
         <w:drawing>
-          <wp:inline distT="0" distB="0" distL="0" distR="0" wp14:anchorId="53534EC1" wp14:editId="447D7664">
-            <wp:extent cx="5239481" cy="4493204"/>
-            <wp:effectExtent l="0" t="0" r="0" b="3175"/>
+          <wp:inline distT="0" distB="0" distL="0" distR="0" wp14:anchorId="53534EC1" wp14:editId="4E7BD2BD">
+            <wp:extent cx="5153025" cy="4419062"/>
+            <wp:effectExtent l="0" t="0" r="0" b="635"/>
             <wp:docPr id="2111523587" name="Рисунок 1"/>
             <wp:cNvGraphicFramePr>
               <a:graphicFrameLocks xmlns:a="http://schemas.openxmlformats.org/drawingml/2006/main" noChangeAspect="1"/>
@@ -10988,7 +11244,7 @@
                   <pic:spPr>
                     <a:xfrm>
                       <a:off x="0" y="0"/>
-                      <a:ext cx="5239481" cy="4493204"/>
+                      <a:ext cx="5154350" cy="4420198"/>
                     </a:xfrm>
                     <a:prstGeom prst="rect">
                       <a:avLst/>
@@ -11014,6 +11270,47 @@
     </w:p>
     <w:p>
       <w:pPr>
+        <w:spacing w:after="0" w:line="360" w:lineRule="auto"/>
+        <w:ind w:firstLine="709"/>
+        <w:jc w:val="both"/>
+        <w:rPr>
+          <w:rFonts w:ascii="Times New Roman" w:hAnsi="Times New Roman" w:cs="Times New Roman"/>
+          <w:bCs/>
+          <w:sz w:val="28"/>
+          <w:szCs w:val="28"/>
+        </w:rPr>
+      </w:pPr>
+      <w:r>
+        <w:rPr>
+          <w:rFonts w:ascii="Times New Roman" w:hAnsi="Times New Roman" w:cs="Times New Roman"/>
+          <w:bCs/>
+          <w:sz w:val="28"/>
+          <w:szCs w:val="28"/>
+        </w:rPr>
+        <w:t xml:space="preserve">Задача </w:t>
+      </w:r>
+      <w:r>
+        <w:rPr>
+          <w:rFonts w:ascii="Times New Roman" w:hAnsi="Times New Roman" w:cs="Times New Roman"/>
+          <w:bCs/>
+          <w:sz w:val="28"/>
+          <w:szCs w:val="28"/>
+          <w:lang w:val="en-US"/>
+        </w:rPr>
+        <w:t>D</w:t>
+      </w:r>
+      <w:r>
+        <w:rPr>
+          <w:rFonts w:ascii="Times New Roman" w:hAnsi="Times New Roman" w:cs="Times New Roman"/>
+          <w:bCs/>
+          <w:sz w:val="28"/>
+          <w:szCs w:val="28"/>
+        </w:rPr>
+        <w:t>. Разделите мультимножество.</w:t>
+      </w:r>
+    </w:p>
+    <w:p>
+      <w:pPr>
         <w:jc w:val="center"/>
         <w:rPr>
           <w:rFonts w:ascii="Times New Roman" w:hAnsi="Times New Roman" w:cs="Times New Roman"/>
@@ -11031,9 +11328,9 @@
           <w:szCs w:val="32"/>
         </w:rPr>
         <w:drawing>
-          <wp:inline distT="0" distB="0" distL="0" distR="0" wp14:anchorId="1D28A4E8" wp14:editId="22D7EB18">
-            <wp:extent cx="5263711" cy="1999622"/>
-            <wp:effectExtent l="0" t="0" r="0" b="635"/>
+          <wp:inline distT="0" distB="0" distL="0" distR="0" wp14:anchorId="1D28A4E8" wp14:editId="5C2C131A">
+            <wp:extent cx="5086350" cy="1932244"/>
+            <wp:effectExtent l="0" t="0" r="0" b="0"/>
             <wp:docPr id="763816516" name="Рисунок 1"/>
             <wp:cNvGraphicFramePr>
               <a:graphicFrameLocks xmlns:a="http://schemas.openxmlformats.org/drawingml/2006/main" noChangeAspect="1"/>
@@ -11054,7 +11351,7 @@
                   <pic:spPr>
                     <a:xfrm>
                       <a:off x="0" y="0"/>
-                      <a:ext cx="5278721" cy="2005324"/>
+                      <a:ext cx="5119204" cy="1944725"/>
                     </a:xfrm>
                     <a:prstGeom prst="rect">
                       <a:avLst/>
@@ -11069,6 +11366,68 @@
     </w:p>
     <w:p>
       <w:pPr>
+        <w:spacing w:after="160" w:line="259" w:lineRule="auto"/>
+        <w:rPr>
+          <w:rFonts w:ascii="Times New Roman" w:hAnsi="Times New Roman" w:cs="Times New Roman"/>
+          <w:b/>
+          <w:sz w:val="32"/>
+          <w:szCs w:val="32"/>
+        </w:rPr>
+      </w:pPr>
+      <w:r>
+        <w:rPr>
+          <w:rFonts w:ascii="Times New Roman" w:hAnsi="Times New Roman" w:cs="Times New Roman"/>
+          <w:b/>
+          <w:sz w:val="32"/>
+          <w:szCs w:val="32"/>
+        </w:rPr>
+        <w:br w:type="page"/>
+      </w:r>
+    </w:p>
+    <w:p>
+      <w:pPr>
+        <w:spacing w:after="0" w:line="360" w:lineRule="auto"/>
+        <w:ind w:firstLine="709"/>
+        <w:jc w:val="both"/>
+        <w:rPr>
+          <w:rFonts w:ascii="Times New Roman" w:hAnsi="Times New Roman" w:cs="Times New Roman"/>
+          <w:bCs/>
+          <w:sz w:val="28"/>
+          <w:szCs w:val="28"/>
+        </w:rPr>
+      </w:pPr>
+      <w:r>
+        <w:rPr>
+          <w:rFonts w:ascii="Times New Roman" w:hAnsi="Times New Roman" w:cs="Times New Roman"/>
+          <w:bCs/>
+          <w:sz w:val="28"/>
+          <w:szCs w:val="28"/>
+        </w:rPr>
+        <w:lastRenderedPageBreak/>
+        <w:t xml:space="preserve">Задача </w:t>
+      </w:r>
+      <w:r>
+        <w:rPr>
+          <w:rFonts w:ascii="Times New Roman" w:hAnsi="Times New Roman" w:cs="Times New Roman"/>
+          <w:bCs/>
+          <w:sz w:val="28"/>
+          <w:szCs w:val="28"/>
+          <w:lang w:val="en-US"/>
+        </w:rPr>
+        <w:t>F</w:t>
+      </w:r>
+      <w:r>
+        <w:rPr>
+          <w:rFonts w:ascii="Times New Roman" w:hAnsi="Times New Roman" w:cs="Times New Roman"/>
+          <w:bCs/>
+          <w:sz w:val="28"/>
+          <w:szCs w:val="28"/>
+        </w:rPr>
+        <w:t>. Модный массив.</w:t>
+      </w:r>
+    </w:p>
+    <w:p>
+      <w:pPr>
         <w:jc w:val="center"/>
         <w:rPr>
           <w:rFonts w:ascii="Times New Roman" w:hAnsi="Times New Roman" w:cs="Times New Roman"/>
@@ -11085,10 +11444,9 @@
           <w:sz w:val="32"/>
           <w:szCs w:val="32"/>
         </w:rPr>
-        <w:lastRenderedPageBreak/>
         <w:drawing>
-          <wp:inline distT="0" distB="0" distL="0" distR="0" wp14:anchorId="1DB5A4DF" wp14:editId="241DDE6A">
-            <wp:extent cx="5226111" cy="2977376"/>
+          <wp:inline distT="0" distB="0" distL="0" distR="0" wp14:anchorId="1DB5A4DF" wp14:editId="01137BAE">
+            <wp:extent cx="5091430" cy="2900647"/>
             <wp:effectExtent l="0" t="0" r="0" b="0"/>
             <wp:docPr id="72451836" name="Рисунок 1"/>
             <wp:cNvGraphicFramePr>
@@ -11110,7 +11468,7 @@
                   <pic:spPr>
                     <a:xfrm>
                       <a:off x="0" y="0"/>
-                      <a:ext cx="5236702" cy="2983410"/>
+                      <a:ext cx="5127271" cy="2921066"/>
                     </a:xfrm>
                     <a:prstGeom prst="rect">
                       <a:avLst/>
@@ -11125,7 +11483,7 @@
     </w:p>
     <w:p>
       <w:pPr>
-        <w:jc w:val="center"/>
+        <w:spacing w:after="160" w:line="259" w:lineRule="auto"/>
         <w:rPr>
           <w:rFonts w:ascii="Times New Roman" w:hAnsi="Times New Roman" w:cs="Times New Roman"/>
           <w:b/>
@@ -11133,6 +11491,115 @@
           <w:szCs w:val="32"/>
         </w:rPr>
       </w:pPr>
+      <w:r>
+        <w:rPr>
+          <w:rFonts w:ascii="Times New Roman" w:hAnsi="Times New Roman" w:cs="Times New Roman"/>
+          <w:b/>
+          <w:sz w:val="32"/>
+          <w:szCs w:val="32"/>
+        </w:rPr>
+        <w:br w:type="page"/>
+      </w:r>
+    </w:p>
+    <w:p>
+      <w:pPr>
+        <w:spacing w:after="0" w:line="360" w:lineRule="auto"/>
+        <w:ind w:firstLine="709"/>
+        <w:jc w:val="both"/>
+        <w:rPr>
+          <w:rFonts w:ascii="Times New Roman" w:hAnsi="Times New Roman" w:cs="Times New Roman"/>
+          <w:bCs/>
+          <w:sz w:val="28"/>
+          <w:szCs w:val="28"/>
+        </w:rPr>
+      </w:pPr>
+      <w:r>
+        <w:rPr>
+          <w:rFonts w:ascii="Times New Roman" w:hAnsi="Times New Roman" w:cs="Times New Roman"/>
+          <w:bCs/>
+          <w:sz w:val="28"/>
+          <w:szCs w:val="28"/>
+        </w:rPr>
+        <w:lastRenderedPageBreak/>
+        <w:t xml:space="preserve">Задача </w:t>
+      </w:r>
+      <w:r>
+        <w:rPr>
+          <w:rFonts w:ascii="Times New Roman" w:hAnsi="Times New Roman" w:cs="Times New Roman"/>
+          <w:bCs/>
+          <w:sz w:val="28"/>
+          <w:szCs w:val="28"/>
+          <w:lang w:val="en-US"/>
+        </w:rPr>
+        <w:t>B</w:t>
+      </w:r>
+      <w:r>
+        <w:rPr>
+          <w:rFonts w:ascii="Times New Roman" w:hAnsi="Times New Roman" w:cs="Times New Roman"/>
+          <w:bCs/>
+          <w:sz w:val="28"/>
+          <w:szCs w:val="28"/>
+        </w:rPr>
+        <w:t xml:space="preserve">. </w:t>
+      </w:r>
+      <w:proofErr w:type="spellStart"/>
+      <w:r>
+        <w:rPr>
+          <w:rFonts w:ascii="Times New Roman" w:hAnsi="Times New Roman" w:cs="Times New Roman"/>
+          <w:bCs/>
+          <w:sz w:val="28"/>
+          <w:szCs w:val="28"/>
+        </w:rPr>
+        <w:t>Скибидус</w:t>
+      </w:r>
+      <w:proofErr w:type="spellEnd"/>
+      <w:r>
+        <w:rPr>
+          <w:rFonts w:ascii="Times New Roman" w:hAnsi="Times New Roman" w:cs="Times New Roman"/>
+          <w:bCs/>
+          <w:sz w:val="28"/>
+          <w:szCs w:val="28"/>
+        </w:rPr>
+        <w:t xml:space="preserve"> и </w:t>
+      </w:r>
+      <w:r>
+        <w:rPr>
+          <w:rFonts w:ascii="Times New Roman" w:hAnsi="Times New Roman" w:cs="Times New Roman"/>
+          <w:bCs/>
+          <w:sz w:val="28"/>
+          <w:szCs w:val="28"/>
+          <w:lang w:val="en-US"/>
+        </w:rPr>
+        <w:t>Fanum</w:t>
+      </w:r>
+      <w:r>
+        <w:rPr>
+          <w:rFonts w:ascii="Times New Roman" w:hAnsi="Times New Roman" w:cs="Times New Roman"/>
+          <w:bCs/>
+          <w:sz w:val="28"/>
+          <w:szCs w:val="28"/>
+        </w:rPr>
+        <w:t xml:space="preserve"> </w:t>
+      </w:r>
+      <w:r>
+        <w:rPr>
+          <w:rFonts w:ascii="Times New Roman" w:hAnsi="Times New Roman" w:cs="Times New Roman"/>
+          <w:bCs/>
+          <w:sz w:val="28"/>
+          <w:szCs w:val="28"/>
+          <w:lang w:val="en-US"/>
+        </w:rPr>
+        <w:t>tax</w:t>
+      </w:r>
+      <w:r>
+        <w:rPr>
+          <w:rFonts w:ascii="Times New Roman" w:hAnsi="Times New Roman" w:cs="Times New Roman"/>
+          <w:bCs/>
+          <w:sz w:val="28"/>
+          <w:szCs w:val="28"/>
+        </w:rPr>
+        <w:t xml:space="preserve"> (простая версия).</w:t>
+      </w:r>
     </w:p>
     <w:p>
       <w:pPr>
@@ -11152,11 +11619,10 @@
           <w:sz w:val="32"/>
           <w:szCs w:val="32"/>
         </w:rPr>
-        <w:lastRenderedPageBreak/>
         <w:drawing>
-          <wp:inline distT="0" distB="0" distL="0" distR="0" wp14:anchorId="7CD92C6E" wp14:editId="2547B52A">
-            <wp:extent cx="5268485" cy="8820274"/>
-            <wp:effectExtent l="0" t="0" r="8890" b="0"/>
+          <wp:inline distT="0" distB="0" distL="0" distR="0" wp14:anchorId="7CD92C6E" wp14:editId="37A75940">
+            <wp:extent cx="5097277" cy="8533646"/>
+            <wp:effectExtent l="0" t="0" r="8255" b="1270"/>
             <wp:docPr id="1402076008" name="Рисунок 1"/>
             <wp:cNvGraphicFramePr>
               <a:graphicFrameLocks xmlns:a="http://schemas.openxmlformats.org/drawingml/2006/main" noChangeAspect="1"/>
@@ -11177,7 +11643,7 @@
                   <pic:spPr>
                     <a:xfrm>
                       <a:off x="0" y="0"/>
-                      <a:ext cx="5322427" cy="8910582"/>
+                      <a:ext cx="5160969" cy="8640276"/>
                     </a:xfrm>
                     <a:prstGeom prst="rect">
                       <a:avLst/>
@@ -25006,22 +25472,6 @@
       <w:shd w:val="clear" w:color="auto" w:fill="E1DFDD"/>
     </w:rPr>
   </w:style>
-  <w:style w:type="paragraph" w:customStyle="1" w:styleId="afe">
-    <w:name w:val="Для рис."/>
-    <w:basedOn w:val="aa"/>
-    <w:qFormat/>
-    <w:rsid w:val="00376869"/>
-    <w:pPr>
-      <w:jc w:val="center"/>
-    </w:pPr>
-    <w:rPr>
-      <w:rFonts w:ascii="Times New Roman" w:hAnsi="Times New Roman" w:cs="Times New Roman"/>
-      <w:b w:val="0"/>
-      <w:color w:val="auto"/>
-      <w:sz w:val="28"/>
-      <w:szCs w:val="28"/>
-    </w:rPr>
-  </w:style>
 </w:styles>
 </file>
 

--- a/practice_report/УП06 Шильников Максим Юрьевич.docx
+++ b/practice_report/УП06 Шильников Максим Юрьевич.docx
@@ -261,22 +261,8 @@
           <w:vertAlign w:val="superscript"/>
           <w:lang w:eastAsia="ru-RU"/>
         </w:rPr>
-        <w:t>(</w:t>
-      </w:r>
-      <w:proofErr w:type="gramStart"/>
-      <w:r>
-        <w:rPr>
-          <w:rFonts w:ascii="Times New Roman" w:eastAsia="Times New Roman" w:hAnsi="Times New Roman" w:cs="Times New Roman"/>
-          <w:i/>
-          <w:color w:val="000000"/>
-          <w:sz w:val="24"/>
-          <w:szCs w:val="24"/>
-          <w:vertAlign w:val="superscript"/>
-          <w:lang w:eastAsia="ru-RU"/>
-        </w:rPr>
-        <w:t xml:space="preserve">должность,   </w:t>
-      </w:r>
-      <w:proofErr w:type="gramEnd"/>
+        <w:t xml:space="preserve">(должность,   </w:t>
+      </w:r>
       <w:r>
         <w:rPr>
           <w:rFonts w:ascii="Times New Roman" w:eastAsia="Times New Roman" w:hAnsi="Times New Roman" w:cs="Times New Roman"/>
@@ -402,29 +388,7 @@
           <w:szCs w:val="24"/>
           <w:lang w:eastAsia="ru-RU"/>
         </w:rPr>
-        <w:t xml:space="preserve">Дата </w:t>
-      </w:r>
-      <w:proofErr w:type="gramStart"/>
-      <w:r>
-        <w:rPr>
-          <w:rFonts w:ascii="Times New Roman" w:eastAsia="Times New Roman" w:hAnsi="Times New Roman" w:cs="Times New Roman"/>
-          <w:color w:val="000000"/>
-          <w:sz w:val="24"/>
-          <w:szCs w:val="24"/>
-          <w:lang w:eastAsia="ru-RU"/>
-        </w:rPr>
-        <w:t>« _</w:t>
-      </w:r>
-      <w:proofErr w:type="gramEnd"/>
-      <w:r>
-        <w:rPr>
-          <w:rFonts w:ascii="Times New Roman" w:eastAsia="Times New Roman" w:hAnsi="Times New Roman" w:cs="Times New Roman"/>
-          <w:color w:val="000000"/>
-          <w:sz w:val="24"/>
-          <w:szCs w:val="24"/>
-          <w:lang w:eastAsia="ru-RU"/>
-        </w:rPr>
-        <w:t>_» ____________ 202_ год</w:t>
+        <w:t>Дата « __» ____________ 202_ год</w:t>
       </w:r>
     </w:p>
     <w:p>
@@ -981,18 +945,8 @@
                 <w:sz w:val="24"/>
                 <w:szCs w:val="24"/>
               </w:rPr>
-              <w:t xml:space="preserve">Колледж </w:t>
+              <w:t>Колледж ВятГУ</w:t>
             </w:r>
-            <w:proofErr w:type="spellStart"/>
-            <w:r>
-              <w:rPr>
-                <w:rFonts w:ascii="Times New Roman" w:hAnsi="Times New Roman" w:cs="Times New Roman"/>
-                <w:sz w:val="24"/>
-                <w:szCs w:val="24"/>
-              </w:rPr>
-              <w:t>ВятГУ</w:t>
-            </w:r>
-            <w:proofErr w:type="spellEnd"/>
           </w:p>
         </w:tc>
         <w:tc>
@@ -3567,43 +3521,7 @@
           <w:sz w:val="28"/>
           <w:szCs w:val="28"/>
         </w:rPr>
-        <w:t>(</w:t>
-      </w:r>
-      <w:proofErr w:type="gramStart"/>
-      <w:r>
-        <w:rPr>
-          <w:rFonts w:ascii="Times New Roman" w:hAnsi="Times New Roman" w:cs="Times New Roman"/>
-          <w:sz w:val="28"/>
-          <w:szCs w:val="28"/>
-        </w:rPr>
-        <w:t xml:space="preserve">дата)   </w:t>
-      </w:r>
-      <w:proofErr w:type="gramEnd"/>
-      <w:r>
-        <w:rPr>
-          <w:rFonts w:ascii="Times New Roman" w:hAnsi="Times New Roman" w:cs="Times New Roman"/>
-          <w:sz w:val="28"/>
-          <w:szCs w:val="28"/>
-        </w:rPr>
-        <w:t xml:space="preserve">                 </w:t>
-      </w:r>
-      <w:proofErr w:type="gramStart"/>
-      <w:r>
-        <w:rPr>
-          <w:rFonts w:ascii="Times New Roman" w:hAnsi="Times New Roman" w:cs="Times New Roman"/>
-          <w:sz w:val="28"/>
-          <w:szCs w:val="28"/>
-        </w:rPr>
-        <w:t xml:space="preserve">   (</w:t>
-      </w:r>
-      <w:proofErr w:type="gramEnd"/>
-      <w:r>
-        <w:rPr>
-          <w:rFonts w:ascii="Times New Roman" w:hAnsi="Times New Roman" w:cs="Times New Roman"/>
-          <w:sz w:val="28"/>
-          <w:szCs w:val="28"/>
-        </w:rPr>
-        <w:t>подпись)</w:t>
+        <w:t>(дата)                       (подпись)</w:t>
       </w:r>
     </w:p>
     <w:p>
@@ -3689,69 +3607,130 @@
           <w:sz w:val="28"/>
           <w:szCs w:val="28"/>
         </w:rPr>
-        <w:t xml:space="preserve"> среду разработки (IDE) </w:t>
-      </w:r>
-      <w:proofErr w:type="spellStart"/>
-      <w:r>
-        <w:rPr>
-          <w:rFonts w:ascii="Times New Roman" w:hAnsi="Times New Roman" w:cs="Times New Roman"/>
-          <w:sz w:val="28"/>
-          <w:szCs w:val="28"/>
+        <w:t xml:space="preserve"> среду разработки (IDE) PyCharm. Python — это язык с очень простым и понятным синтаксисом, что делает его идеальным для начинающих. PyCharm предоставляет все необходимые инструменты в одном окне: умное редактирование кода с подсказками, встроенный отладчик для пошагового выполнения программы и нахождения ошибок, а также систему управления версиями Git. </w:t>
+      </w:r>
+      <w:r>
+        <w:rPr>
+          <w:rFonts w:ascii="Times New Roman" w:hAnsi="Times New Roman" w:cs="Times New Roman"/>
+          <w:sz w:val="28"/>
+          <w:szCs w:val="28"/>
+        </w:rPr>
+        <w:t>Взял именно такую связку (</w:t>
+      </w:r>
+      <w:r>
+        <w:rPr>
+          <w:rFonts w:ascii="Times New Roman" w:hAnsi="Times New Roman" w:cs="Times New Roman"/>
+          <w:sz w:val="28"/>
+          <w:szCs w:val="28"/>
+          <w:lang w:val="en-US"/>
+        </w:rPr>
+        <w:t>Python</w:t>
+      </w:r>
+      <w:r>
+        <w:rPr>
+          <w:rFonts w:ascii="Times New Roman" w:hAnsi="Times New Roman" w:cs="Times New Roman"/>
+          <w:sz w:val="28"/>
+          <w:szCs w:val="28"/>
+        </w:rPr>
+        <w:t xml:space="preserve"> + </w:t>
+      </w:r>
+      <w:r>
+        <w:rPr>
+          <w:rFonts w:ascii="Times New Roman" w:hAnsi="Times New Roman" w:cs="Times New Roman"/>
+          <w:sz w:val="28"/>
+          <w:szCs w:val="28"/>
+          <w:lang w:val="en-US"/>
         </w:rPr>
         <w:t>PyCharm</w:t>
       </w:r>
-      <w:proofErr w:type="spellEnd"/>
-      <w:r>
-        <w:rPr>
-          <w:rFonts w:ascii="Times New Roman" w:hAnsi="Times New Roman" w:cs="Times New Roman"/>
-          <w:sz w:val="28"/>
-          <w:szCs w:val="28"/>
-        </w:rPr>
-        <w:t xml:space="preserve">. Python — это язык с очень простым и понятным синтаксисом, что делает его идеальным для начинающих. </w:t>
-      </w:r>
-      <w:proofErr w:type="spellStart"/>
-      <w:r>
-        <w:rPr>
-          <w:rFonts w:ascii="Times New Roman" w:hAnsi="Times New Roman" w:cs="Times New Roman"/>
-          <w:sz w:val="28"/>
-          <w:szCs w:val="28"/>
+      <w:r>
+        <w:rPr>
+          <w:rFonts w:ascii="Times New Roman" w:hAnsi="Times New Roman" w:cs="Times New Roman"/>
+          <w:sz w:val="28"/>
+          <w:szCs w:val="28"/>
+        </w:rPr>
+        <w:t xml:space="preserve">) </w:t>
+      </w:r>
+      <w:r>
+        <w:rPr>
+          <w:rFonts w:ascii="Times New Roman" w:hAnsi="Times New Roman" w:cs="Times New Roman"/>
+          <w:sz w:val="28"/>
+          <w:szCs w:val="28"/>
+        </w:rPr>
+        <w:t>потому</w:t>
+      </w:r>
+      <w:r>
+        <w:rPr>
+          <w:rFonts w:ascii="Times New Roman" w:hAnsi="Times New Roman" w:cs="Times New Roman"/>
+          <w:sz w:val="28"/>
+          <w:szCs w:val="28"/>
+        </w:rPr>
+        <w:t xml:space="preserve">, </w:t>
+      </w:r>
+      <w:r>
+        <w:rPr>
+          <w:rFonts w:ascii="Times New Roman" w:hAnsi="Times New Roman" w:cs="Times New Roman"/>
+          <w:sz w:val="28"/>
+          <w:szCs w:val="28"/>
+        </w:rPr>
+        <w:t xml:space="preserve">что в </w:t>
+      </w:r>
+      <w:r>
+        <w:rPr>
+          <w:rFonts w:ascii="Times New Roman" w:hAnsi="Times New Roman" w:cs="Times New Roman"/>
+          <w:sz w:val="28"/>
+          <w:szCs w:val="28"/>
+          <w:lang w:val="en-US"/>
         </w:rPr>
         <w:t>PyCharm</w:t>
       </w:r>
-      <w:proofErr w:type="spellEnd"/>
-      <w:r>
-        <w:rPr>
-          <w:rFonts w:ascii="Times New Roman" w:hAnsi="Times New Roman" w:cs="Times New Roman"/>
-          <w:sz w:val="28"/>
-          <w:szCs w:val="28"/>
-        </w:rPr>
-        <w:t xml:space="preserve"> предоставляет все необходимые инструменты в одном окне: умное редактирование кода с подсказками, встроенный отладчик для пошагового выполнения программы и нахождения ошибок, а также систему управления версиями </w:t>
-      </w:r>
-      <w:proofErr w:type="spellStart"/>
-      <w:r>
-        <w:rPr>
-          <w:rFonts w:ascii="Times New Roman" w:hAnsi="Times New Roman" w:cs="Times New Roman"/>
-          <w:sz w:val="28"/>
-          <w:szCs w:val="28"/>
-        </w:rPr>
-        <w:t>Git</w:t>
-      </w:r>
-      <w:proofErr w:type="spellEnd"/>
-      <w:r>
-        <w:rPr>
-          <w:rFonts w:ascii="Times New Roman" w:hAnsi="Times New Roman" w:cs="Times New Roman"/>
-          <w:sz w:val="28"/>
-          <w:szCs w:val="28"/>
-        </w:rPr>
-        <w:t xml:space="preserve">. </w:t>
-      </w:r>
-      <w:r>
-        <w:rPr>
-          <w:rFonts w:ascii="Times New Roman" w:hAnsi="Times New Roman" w:cs="Times New Roman"/>
-          <w:sz w:val="28"/>
-          <w:szCs w:val="28"/>
-        </w:rPr>
-        <w:t>Взял именно такую связку (</w:t>
+      <w:r>
+        <w:rPr>
+          <w:rFonts w:ascii="Times New Roman" w:hAnsi="Times New Roman" w:cs="Times New Roman"/>
+          <w:sz w:val="28"/>
+          <w:szCs w:val="28"/>
+        </w:rPr>
+        <w:t xml:space="preserve"> </w:t>
+      </w:r>
+      <w:r>
+        <w:rPr>
+          <w:rFonts w:ascii="Times New Roman" w:hAnsi="Times New Roman" w:cs="Times New Roman"/>
+          <w:sz w:val="28"/>
+          <w:szCs w:val="28"/>
+        </w:rPr>
+        <w:t>есть удобный отладчик кода</w:t>
+      </w:r>
+      <w:r>
+        <w:rPr>
+          <w:rFonts w:ascii="Times New Roman" w:hAnsi="Times New Roman" w:cs="Times New Roman"/>
+          <w:sz w:val="28"/>
+          <w:szCs w:val="28"/>
+        </w:rPr>
+        <w:t xml:space="preserve">, </w:t>
+      </w:r>
+      <w:r>
+        <w:rPr>
+          <w:rFonts w:ascii="Times New Roman" w:hAnsi="Times New Roman" w:cs="Times New Roman"/>
+          <w:sz w:val="28"/>
+          <w:szCs w:val="28"/>
+        </w:rPr>
+        <w:t>он из коробки настроен</w:t>
+      </w:r>
+      <w:r>
+        <w:rPr>
+          <w:rFonts w:ascii="Times New Roman" w:hAnsi="Times New Roman" w:cs="Times New Roman"/>
+          <w:sz w:val="28"/>
+          <w:szCs w:val="28"/>
+        </w:rPr>
+        <w:t>,</w:t>
+      </w:r>
+      <w:r>
+        <w:rPr>
+          <w:rFonts w:ascii="Times New Roman" w:hAnsi="Times New Roman" w:cs="Times New Roman"/>
+          <w:sz w:val="28"/>
+          <w:szCs w:val="28"/>
+        </w:rPr>
+        <w:t xml:space="preserve"> есть возможность переноса настроек из других </w:t>
       </w:r>
       <w:r>
         <w:rPr>
@@ -3760,65 +3739,7 @@
           <w:szCs w:val="28"/>
           <w:lang w:val="en-US"/>
         </w:rPr>
-        <w:t>Python</w:t>
-      </w:r>
-      <w:r>
-        <w:rPr>
-          <w:rFonts w:ascii="Times New Roman" w:hAnsi="Times New Roman" w:cs="Times New Roman"/>
-          <w:sz w:val="28"/>
-          <w:szCs w:val="28"/>
-        </w:rPr>
-        <w:t xml:space="preserve"> + </w:t>
-      </w:r>
-      <w:r>
-        <w:rPr>
-          <w:rFonts w:ascii="Times New Roman" w:hAnsi="Times New Roman" w:cs="Times New Roman"/>
-          <w:sz w:val="28"/>
-          <w:szCs w:val="28"/>
-          <w:lang w:val="en-US"/>
-        </w:rPr>
-        <w:t>PyCharm</w:t>
-      </w:r>
-      <w:r>
-        <w:rPr>
-          <w:rFonts w:ascii="Times New Roman" w:hAnsi="Times New Roman" w:cs="Times New Roman"/>
-          <w:sz w:val="28"/>
-          <w:szCs w:val="28"/>
-        </w:rPr>
-        <w:t xml:space="preserve">) </w:t>
-      </w:r>
-      <w:r>
-        <w:rPr>
-          <w:rFonts w:ascii="Times New Roman" w:hAnsi="Times New Roman" w:cs="Times New Roman"/>
-          <w:sz w:val="28"/>
-          <w:szCs w:val="28"/>
-        </w:rPr>
-        <w:t>потому</w:t>
-      </w:r>
-      <w:r>
-        <w:rPr>
-          <w:rFonts w:ascii="Times New Roman" w:hAnsi="Times New Roman" w:cs="Times New Roman"/>
-          <w:sz w:val="28"/>
-          <w:szCs w:val="28"/>
-        </w:rPr>
-        <w:t xml:space="preserve">, </w:t>
-      </w:r>
-      <w:r>
-        <w:rPr>
-          <w:rFonts w:ascii="Times New Roman" w:hAnsi="Times New Roman" w:cs="Times New Roman"/>
-          <w:sz w:val="28"/>
-          <w:szCs w:val="28"/>
-        </w:rPr>
-        <w:t xml:space="preserve">что в </w:t>
-      </w:r>
-      <w:r>
-        <w:rPr>
-          <w:rFonts w:ascii="Times New Roman" w:hAnsi="Times New Roman" w:cs="Times New Roman"/>
-          <w:sz w:val="28"/>
-          <w:szCs w:val="28"/>
-          <w:lang w:val="en-US"/>
-        </w:rPr>
-        <w:t>PyCharm</w:t>
+        <w:t>IDE</w:t>
       </w:r>
       <w:r>
         <w:rPr>
@@ -3834,63 +3755,6 @@
           <w:sz w:val="28"/>
           <w:szCs w:val="28"/>
         </w:rPr>
-        <w:t>есть удобный отладчик кода</w:t>
-      </w:r>
-      <w:r>
-        <w:rPr>
-          <w:rFonts w:ascii="Times New Roman" w:hAnsi="Times New Roman" w:cs="Times New Roman"/>
-          <w:sz w:val="28"/>
-          <w:szCs w:val="28"/>
-        </w:rPr>
-        <w:t xml:space="preserve">, </w:t>
-      </w:r>
-      <w:r>
-        <w:rPr>
-          <w:rFonts w:ascii="Times New Roman" w:hAnsi="Times New Roman" w:cs="Times New Roman"/>
-          <w:sz w:val="28"/>
-          <w:szCs w:val="28"/>
-        </w:rPr>
-        <w:t>он из коробки настроен</w:t>
-      </w:r>
-      <w:r>
-        <w:rPr>
-          <w:rFonts w:ascii="Times New Roman" w:hAnsi="Times New Roman" w:cs="Times New Roman"/>
-          <w:sz w:val="28"/>
-          <w:szCs w:val="28"/>
-        </w:rPr>
-        <w:t>,</w:t>
-      </w:r>
-      <w:r>
-        <w:rPr>
-          <w:rFonts w:ascii="Times New Roman" w:hAnsi="Times New Roman" w:cs="Times New Roman"/>
-          <w:sz w:val="28"/>
-          <w:szCs w:val="28"/>
-        </w:rPr>
-        <w:t xml:space="preserve"> есть возможность переноса настроек из других </w:t>
-      </w:r>
-      <w:r>
-        <w:rPr>
-          <w:rFonts w:ascii="Times New Roman" w:hAnsi="Times New Roman" w:cs="Times New Roman"/>
-          <w:sz w:val="28"/>
-          <w:szCs w:val="28"/>
-          <w:lang w:val="en-US"/>
-        </w:rPr>
-        <w:t>IDE</w:t>
-      </w:r>
-      <w:r>
-        <w:rPr>
-          <w:rFonts w:ascii="Times New Roman" w:hAnsi="Times New Roman" w:cs="Times New Roman"/>
-          <w:sz w:val="28"/>
-          <w:szCs w:val="28"/>
-        </w:rPr>
-        <w:t xml:space="preserve"> </w:t>
-      </w:r>
-      <w:r>
-        <w:rPr>
-          <w:rFonts w:ascii="Times New Roman" w:hAnsi="Times New Roman" w:cs="Times New Roman"/>
-          <w:sz w:val="28"/>
-          <w:szCs w:val="28"/>
-        </w:rPr>
         <w:t xml:space="preserve">и редакторов кода. Единственный его минус требование к ресурсам системы. </w:t>
       </w:r>
       <w:r>
@@ -3915,25 +3779,7 @@
           <w:sz w:val="28"/>
           <w:szCs w:val="28"/>
         </w:rPr>
-        <w:t xml:space="preserve"> ниже, показан интерфейс </w:t>
-      </w:r>
-      <w:proofErr w:type="spellStart"/>
-      <w:r>
-        <w:rPr>
-          <w:rFonts w:ascii="Times New Roman" w:hAnsi="Times New Roman" w:cs="Times New Roman"/>
-          <w:sz w:val="28"/>
-          <w:szCs w:val="28"/>
-        </w:rPr>
-        <w:t>PyCharm</w:t>
-      </w:r>
-      <w:proofErr w:type="spellEnd"/>
-      <w:r>
-        <w:rPr>
-          <w:rFonts w:ascii="Times New Roman" w:hAnsi="Times New Roman" w:cs="Times New Roman"/>
-          <w:sz w:val="28"/>
-          <w:szCs w:val="28"/>
-        </w:rPr>
-        <w:t xml:space="preserve"> с открытым проектом, где слева находится структура файлов, в центре — код с подсветкой синтаксиса, а снизу — окно для вывода результатов и работы с терминалом.</w:t>
+        <w:t xml:space="preserve"> ниже, показан интерфейс PyCharm с открытым проектом, где слева находится структура файлов, в центре — код с подсветкой синтаксиса, а снизу — окно для вывода результатов и работы с терминалом.</w:t>
       </w:r>
     </w:p>
     <w:p>
@@ -5097,7 +4943,6 @@
         </w:rPr>
         <w:t xml:space="preserve"> </w:t>
       </w:r>
-      <w:proofErr w:type="spellStart"/>
       <w:r>
         <w:rPr>
           <w:rFonts w:ascii="Times New Roman" w:hAnsi="Times New Roman" w:cs="Times New Roman"/>
@@ -5107,7 +4952,6 @@
         </w:rPr>
         <w:t>cstud</w:t>
       </w:r>
-      <w:proofErr w:type="spellEnd"/>
       <w:r>
         <w:rPr>
           <w:rFonts w:ascii="Times New Roman" w:hAnsi="Times New Roman" w:cs="Times New Roman"/>
@@ -5238,7 +5082,6 @@
         </w:rPr>
         <w:t>://</w:t>
       </w:r>
-      <w:proofErr w:type="spellStart"/>
       <w:r>
         <w:rPr>
           <w:rFonts w:ascii="Times New Roman" w:hAnsi="Times New Roman" w:cs="Times New Roman"/>
@@ -5248,7 +5091,6 @@
         </w:rPr>
         <w:t>codeforces</w:t>
       </w:r>
-      <w:proofErr w:type="spellEnd"/>
       <w:r>
         <w:rPr>
           <w:rFonts w:ascii="Times New Roman" w:hAnsi="Times New Roman" w:cs="Times New Roman"/>
@@ -5291,7 +5133,6 @@
         </w:rPr>
         <w:t>/</w:t>
       </w:r>
-      <w:proofErr w:type="spellStart"/>
       <w:r>
         <w:rPr>
           <w:rFonts w:ascii="Times New Roman" w:hAnsi="Times New Roman" w:cs="Times New Roman"/>
@@ -5301,7 +5142,6 @@
         </w:rPr>
         <w:t>PNnJXl</w:t>
       </w:r>
-      <w:proofErr w:type="spellEnd"/>
       <w:r>
         <w:rPr>
           <w:rFonts w:ascii="Times New Roman" w:hAnsi="Times New Roman" w:cs="Times New Roman"/>
@@ -5942,6 +5782,24 @@
                 <w:rFonts w:ascii="Times New Roman" w:hAnsi="Times New Roman" w:cs="Times New Roman"/>
                 <w:sz w:val="28"/>
                 <w:szCs w:val="28"/>
+              </w:rPr>
+            </w:pPr>
+            <w:r>
+              <w:rPr>
+                <w:rFonts w:ascii="Times New Roman" w:hAnsi="Times New Roman" w:cs="Times New Roman"/>
+                <w:sz w:val="28"/>
+                <w:szCs w:val="28"/>
+              </w:rPr>
+              <w:t>1</w:t>
+            </w:r>
+          </w:p>
+          <w:p>
+            <w:pPr>
+              <w:spacing w:after="0" w:line="240" w:lineRule="auto"/>
+              <w:rPr>
+                <w:rFonts w:ascii="Times New Roman" w:hAnsi="Times New Roman" w:cs="Times New Roman"/>
+                <w:sz w:val="28"/>
+                <w:szCs w:val="28"/>
                 <w:lang w:val="en-US"/>
               </w:rPr>
             </w:pPr>
@@ -6017,6 +5875,24 @@
                 <w:rFonts w:ascii="Times New Roman" w:hAnsi="Times New Roman" w:cs="Times New Roman"/>
                 <w:sz w:val="28"/>
                 <w:szCs w:val="28"/>
+              </w:rPr>
+            </w:pPr>
+            <w:r>
+              <w:rPr>
+                <w:rFonts w:ascii="Times New Roman" w:hAnsi="Times New Roman" w:cs="Times New Roman"/>
+                <w:sz w:val="28"/>
+                <w:szCs w:val="28"/>
+              </w:rPr>
+              <w:t>1</w:t>
+            </w:r>
+          </w:p>
+          <w:p>
+            <w:pPr>
+              <w:spacing w:after="0" w:line="240" w:lineRule="auto"/>
+              <w:rPr>
+                <w:rFonts w:ascii="Times New Roman" w:hAnsi="Times New Roman" w:cs="Times New Roman"/>
+                <w:sz w:val="28"/>
+                <w:szCs w:val="28"/>
                 <w:lang w:val="en-US"/>
               </w:rPr>
             </w:pPr>
@@ -6087,6 +5963,24 @@
             <w:tcW w:w="4361" w:type="dxa"/>
             <w:vAlign w:val="center"/>
           </w:tcPr>
+          <w:p>
+            <w:pPr>
+              <w:spacing w:after="0" w:line="240" w:lineRule="auto"/>
+              <w:rPr>
+                <w:rFonts w:ascii="Times New Roman" w:hAnsi="Times New Roman" w:cs="Times New Roman"/>
+                <w:sz w:val="28"/>
+                <w:szCs w:val="28"/>
+              </w:rPr>
+            </w:pPr>
+            <w:r>
+              <w:rPr>
+                <w:rFonts w:ascii="Times New Roman" w:hAnsi="Times New Roman" w:cs="Times New Roman"/>
+                <w:sz w:val="28"/>
+                <w:szCs w:val="28"/>
+              </w:rPr>
+              <w:t>1</w:t>
+            </w:r>
+          </w:p>
           <w:p>
             <w:pPr>
               <w:spacing w:after="0" w:line="240" w:lineRule="auto"/>
@@ -6182,6 +6076,24 @@
                 <w:rFonts w:ascii="Times New Roman" w:hAnsi="Times New Roman" w:cs="Times New Roman"/>
                 <w:sz w:val="28"/>
                 <w:szCs w:val="28"/>
+              </w:rPr>
+            </w:pPr>
+            <w:r>
+              <w:rPr>
+                <w:rFonts w:ascii="Times New Roman" w:hAnsi="Times New Roman" w:cs="Times New Roman"/>
+                <w:sz w:val="28"/>
+                <w:szCs w:val="28"/>
+              </w:rPr>
+              <w:t>1</w:t>
+            </w:r>
+          </w:p>
+          <w:p>
+            <w:pPr>
+              <w:spacing w:after="0" w:line="240" w:lineRule="auto"/>
+              <w:rPr>
+                <w:rFonts w:ascii="Times New Roman" w:hAnsi="Times New Roman" w:cs="Times New Roman"/>
+                <w:sz w:val="28"/>
+                <w:szCs w:val="28"/>
                 <w:lang w:val="en-US"/>
               </w:rPr>
             </w:pPr>
@@ -6262,6 +6174,24 @@
                 <w:rFonts w:ascii="Times New Roman" w:hAnsi="Times New Roman" w:cs="Times New Roman"/>
                 <w:sz w:val="28"/>
                 <w:szCs w:val="28"/>
+              </w:rPr>
+            </w:pPr>
+            <w:r>
+              <w:rPr>
+                <w:rFonts w:ascii="Times New Roman" w:hAnsi="Times New Roman" w:cs="Times New Roman"/>
+                <w:sz w:val="28"/>
+                <w:szCs w:val="28"/>
+              </w:rPr>
+              <w:t>1</w:t>
+            </w:r>
+          </w:p>
+          <w:p>
+            <w:pPr>
+              <w:spacing w:after="0" w:line="240" w:lineRule="auto"/>
+              <w:rPr>
+                <w:rFonts w:ascii="Times New Roman" w:hAnsi="Times New Roman" w:cs="Times New Roman"/>
+                <w:sz w:val="28"/>
+                <w:szCs w:val="28"/>
                 <w:lang w:val="en-US"/>
               </w:rPr>
             </w:pPr>
@@ -6414,7 +6344,6 @@
         </w:rPr>
         <w:t>://</w:t>
       </w:r>
-      <w:proofErr w:type="spellStart"/>
       <w:r>
         <w:rPr>
           <w:rFonts w:ascii="Times New Roman" w:hAnsi="Times New Roman" w:cs="Times New Roman"/>
@@ -6424,7 +6353,6 @@
         </w:rPr>
         <w:t>codeforces</w:t>
       </w:r>
-      <w:proofErr w:type="spellEnd"/>
       <w:r>
         <w:rPr>
           <w:rFonts w:ascii="Times New Roman" w:hAnsi="Times New Roman" w:cs="Times New Roman"/>
@@ -6467,7 +6395,6 @@
         </w:rPr>
         <w:t>/</w:t>
       </w:r>
-      <w:proofErr w:type="spellStart"/>
       <w:r>
         <w:rPr>
           <w:rFonts w:ascii="Times New Roman" w:hAnsi="Times New Roman" w:cs="Times New Roman"/>
@@ -6477,7 +6404,6 @@
         </w:rPr>
         <w:t>PNnJXl</w:t>
       </w:r>
-      <w:proofErr w:type="spellEnd"/>
       <w:r>
         <w:rPr>
           <w:rFonts w:ascii="Times New Roman" w:hAnsi="Times New Roman" w:cs="Times New Roman"/>
@@ -6785,23 +6711,13 @@
         </w:rPr>
         <w:t xml:space="preserve">Есть </w:t>
       </w:r>
-      <w:proofErr w:type="gramStart"/>
-      <w:r>
-        <w:rPr>
-          <w:rFonts w:ascii="Times New Roman" w:hAnsi="Times New Roman" w:cs="Times New Roman"/>
-          <w:sz w:val="28"/>
-          <w:szCs w:val="28"/>
-        </w:rPr>
-        <w:t>мультимножество</w:t>
-      </w:r>
-      <w:proofErr w:type="gramEnd"/>
-      <w:r>
-        <w:rPr>
-          <w:rFonts w:ascii="Times New Roman" w:hAnsi="Times New Roman" w:cs="Times New Roman"/>
-          <w:sz w:val="28"/>
-          <w:szCs w:val="28"/>
-        </w:rPr>
-        <w:t xml:space="preserve"> где есть только одно число</w:t>
+      <w:r>
+        <w:rPr>
+          <w:rFonts w:ascii="Times New Roman" w:hAnsi="Times New Roman" w:cs="Times New Roman"/>
+          <w:sz w:val="28"/>
+          <w:szCs w:val="28"/>
+        </w:rPr>
+        <w:t>мультимножество где есть только одно число</w:t>
       </w:r>
       <w:r>
         <w:rPr>
@@ -7290,6 +7206,24 @@
                 <w:rFonts w:ascii="Times New Roman" w:hAnsi="Times New Roman" w:cs="Times New Roman"/>
                 <w:sz w:val="28"/>
                 <w:szCs w:val="28"/>
+              </w:rPr>
+            </w:pPr>
+            <w:r>
+              <w:rPr>
+                <w:rFonts w:ascii="Times New Roman" w:hAnsi="Times New Roman" w:cs="Times New Roman"/>
+                <w:sz w:val="28"/>
+                <w:szCs w:val="28"/>
+              </w:rPr>
+              <w:t>1</w:t>
+            </w:r>
+          </w:p>
+          <w:p>
+            <w:pPr>
+              <w:spacing w:after="0" w:line="240" w:lineRule="auto"/>
+              <w:rPr>
+                <w:rFonts w:ascii="Times New Roman" w:hAnsi="Times New Roman" w:cs="Times New Roman"/>
+                <w:sz w:val="28"/>
+                <w:szCs w:val="28"/>
                 <w:lang w:val="en-US"/>
               </w:rPr>
             </w:pPr>
@@ -7347,6 +7281,24 @@
                 <w:rFonts w:ascii="Times New Roman" w:hAnsi="Times New Roman" w:cs="Times New Roman"/>
                 <w:sz w:val="28"/>
                 <w:szCs w:val="28"/>
+              </w:rPr>
+            </w:pPr>
+            <w:r>
+              <w:rPr>
+                <w:rFonts w:ascii="Times New Roman" w:hAnsi="Times New Roman" w:cs="Times New Roman"/>
+                <w:sz w:val="28"/>
+                <w:szCs w:val="28"/>
+              </w:rPr>
+              <w:t>1</w:t>
+            </w:r>
+          </w:p>
+          <w:p>
+            <w:pPr>
+              <w:spacing w:after="0" w:line="240" w:lineRule="auto"/>
+              <w:rPr>
+                <w:rFonts w:ascii="Times New Roman" w:hAnsi="Times New Roman" w:cs="Times New Roman"/>
+                <w:sz w:val="28"/>
+                <w:szCs w:val="28"/>
                 <w:lang w:val="en-US"/>
               </w:rPr>
             </w:pPr>
@@ -7397,6 +7349,24 @@
             <w:tcW w:w="4361" w:type="dxa"/>
             <w:vAlign w:val="center"/>
           </w:tcPr>
+          <w:p>
+            <w:pPr>
+              <w:spacing w:after="0" w:line="240" w:lineRule="auto"/>
+              <w:rPr>
+                <w:rFonts w:ascii="Times New Roman" w:hAnsi="Times New Roman" w:cs="Times New Roman"/>
+                <w:sz w:val="28"/>
+                <w:szCs w:val="28"/>
+              </w:rPr>
+            </w:pPr>
+            <w:r>
+              <w:rPr>
+                <w:rFonts w:ascii="Times New Roman" w:hAnsi="Times New Roman" w:cs="Times New Roman"/>
+                <w:sz w:val="28"/>
+                <w:szCs w:val="28"/>
+              </w:rPr>
+              <w:t>1</w:t>
+            </w:r>
+          </w:p>
           <w:p>
             <w:pPr>
               <w:spacing w:after="0" w:line="240" w:lineRule="auto"/>
@@ -7464,6 +7434,24 @@
                 <w:rFonts w:ascii="Times New Roman" w:hAnsi="Times New Roman" w:cs="Times New Roman"/>
                 <w:sz w:val="28"/>
                 <w:szCs w:val="28"/>
+              </w:rPr>
+            </w:pPr>
+            <w:r>
+              <w:rPr>
+                <w:rFonts w:ascii="Times New Roman" w:hAnsi="Times New Roman" w:cs="Times New Roman"/>
+                <w:sz w:val="28"/>
+                <w:szCs w:val="28"/>
+              </w:rPr>
+              <w:t>1</w:t>
+            </w:r>
+          </w:p>
+          <w:p>
+            <w:pPr>
+              <w:spacing w:after="0" w:line="240" w:lineRule="auto"/>
+              <w:rPr>
+                <w:rFonts w:ascii="Times New Roman" w:hAnsi="Times New Roman" w:cs="Times New Roman"/>
+                <w:sz w:val="28"/>
+                <w:szCs w:val="28"/>
                 <w:lang w:val="en-US"/>
               </w:rPr>
             </w:pPr>
@@ -7527,6 +7515,24 @@
                 <w:rFonts w:ascii="Times New Roman" w:hAnsi="Times New Roman" w:cs="Times New Roman"/>
                 <w:sz w:val="28"/>
                 <w:szCs w:val="28"/>
+              </w:rPr>
+            </w:pPr>
+            <w:r>
+              <w:rPr>
+                <w:rFonts w:ascii="Times New Roman" w:hAnsi="Times New Roman" w:cs="Times New Roman"/>
+                <w:sz w:val="28"/>
+                <w:szCs w:val="28"/>
+              </w:rPr>
+              <w:t>1</w:t>
+            </w:r>
+          </w:p>
+          <w:p>
+            <w:pPr>
+              <w:spacing w:after="0" w:line="240" w:lineRule="auto"/>
+              <w:rPr>
+                <w:rFonts w:ascii="Times New Roman" w:hAnsi="Times New Roman" w:cs="Times New Roman"/>
+                <w:sz w:val="28"/>
+                <w:szCs w:val="28"/>
                 <w:lang w:val="en-US"/>
               </w:rPr>
             </w:pPr>
@@ -7673,7 +7679,6 @@
         </w:rPr>
         <w:t>://</w:t>
       </w:r>
-      <w:proofErr w:type="spellStart"/>
       <w:r>
         <w:rPr>
           <w:rFonts w:ascii="Times New Roman" w:hAnsi="Times New Roman" w:cs="Times New Roman"/>
@@ -7683,7 +7688,6 @@
         </w:rPr>
         <w:t>codeforces</w:t>
       </w:r>
-      <w:proofErr w:type="spellEnd"/>
       <w:r>
         <w:rPr>
           <w:rFonts w:ascii="Times New Roman" w:hAnsi="Times New Roman" w:cs="Times New Roman"/>
@@ -7726,7 +7730,6 @@
         </w:rPr>
         <w:t>/</w:t>
       </w:r>
-      <w:proofErr w:type="spellStart"/>
       <w:r>
         <w:rPr>
           <w:rFonts w:ascii="Times New Roman" w:hAnsi="Times New Roman" w:cs="Times New Roman"/>
@@ -7736,7 +7739,6 @@
         </w:rPr>
         <w:t>PNnJXl</w:t>
       </w:r>
-      <w:proofErr w:type="spellEnd"/>
       <w:r>
         <w:rPr>
           <w:rFonts w:ascii="Times New Roman" w:hAnsi="Times New Roman" w:cs="Times New Roman"/>
@@ -8492,6 +8494,24 @@
                 <w:sz w:val="28"/>
                 <w:szCs w:val="28"/>
               </w:rPr>
+              <w:t>1</w:t>
+            </w:r>
+          </w:p>
+          <w:p>
+            <w:pPr>
+              <w:spacing w:after="0" w:line="240" w:lineRule="auto"/>
+              <w:rPr>
+                <w:rFonts w:ascii="Times New Roman" w:hAnsi="Times New Roman" w:cs="Times New Roman"/>
+                <w:sz w:val="28"/>
+                <w:szCs w:val="28"/>
+              </w:rPr>
+            </w:pPr>
+            <w:r>
+              <w:rPr>
+                <w:rFonts w:ascii="Times New Roman" w:hAnsi="Times New Roman" w:cs="Times New Roman"/>
+                <w:sz w:val="28"/>
+                <w:szCs w:val="28"/>
+              </w:rPr>
               <w:t>2</w:t>
             </w:r>
           </w:p>
@@ -8563,6 +8583,24 @@
                 <w:sz w:val="28"/>
                 <w:szCs w:val="28"/>
               </w:rPr>
+              <w:t>1</w:t>
+            </w:r>
+          </w:p>
+          <w:p>
+            <w:pPr>
+              <w:spacing w:after="0" w:line="240" w:lineRule="auto"/>
+              <w:rPr>
+                <w:rFonts w:ascii="Times New Roman" w:hAnsi="Times New Roman" w:cs="Times New Roman"/>
+                <w:sz w:val="28"/>
+                <w:szCs w:val="28"/>
+              </w:rPr>
+            </w:pPr>
+            <w:r>
+              <w:rPr>
+                <w:rFonts w:ascii="Times New Roman" w:hAnsi="Times New Roman" w:cs="Times New Roman"/>
+                <w:sz w:val="28"/>
+                <w:szCs w:val="28"/>
+              </w:rPr>
               <w:t>7</w:t>
             </w:r>
           </w:p>
@@ -8619,6 +8657,24 @@
             <w:tcW w:w="4361" w:type="dxa"/>
             <w:vAlign w:val="center"/>
           </w:tcPr>
+          <w:p>
+            <w:pPr>
+              <w:spacing w:after="0" w:line="240" w:lineRule="auto"/>
+              <w:rPr>
+                <w:rFonts w:ascii="Times New Roman" w:hAnsi="Times New Roman" w:cs="Times New Roman"/>
+                <w:sz w:val="28"/>
+                <w:szCs w:val="28"/>
+              </w:rPr>
+            </w:pPr>
+            <w:r>
+              <w:rPr>
+                <w:rFonts w:ascii="Times New Roman" w:hAnsi="Times New Roman" w:cs="Times New Roman"/>
+                <w:sz w:val="28"/>
+                <w:szCs w:val="28"/>
+              </w:rPr>
+              <w:t>1</w:t>
+            </w:r>
+          </w:p>
           <w:p>
             <w:pPr>
               <w:spacing w:after="0" w:line="240" w:lineRule="auto"/>
@@ -8708,6 +8764,24 @@
                 <w:sz w:val="28"/>
                 <w:szCs w:val="28"/>
               </w:rPr>
+              <w:t>1</w:t>
+            </w:r>
+          </w:p>
+          <w:p>
+            <w:pPr>
+              <w:spacing w:after="0" w:line="240" w:lineRule="auto"/>
+              <w:rPr>
+                <w:rFonts w:ascii="Times New Roman" w:hAnsi="Times New Roman" w:cs="Times New Roman"/>
+                <w:sz w:val="28"/>
+                <w:szCs w:val="28"/>
+              </w:rPr>
+            </w:pPr>
+            <w:r>
+              <w:rPr>
+                <w:rFonts w:ascii="Times New Roman" w:hAnsi="Times New Roman" w:cs="Times New Roman"/>
+                <w:sz w:val="28"/>
+                <w:szCs w:val="28"/>
+              </w:rPr>
               <w:t>3</w:t>
             </w:r>
           </w:p>
@@ -8785,6 +8859,24 @@
                 <w:sz w:val="28"/>
                 <w:szCs w:val="28"/>
               </w:rPr>
+              <w:t>1</w:t>
+            </w:r>
+          </w:p>
+          <w:p>
+            <w:pPr>
+              <w:spacing w:after="0" w:line="240" w:lineRule="auto"/>
+              <w:rPr>
+                <w:rFonts w:ascii="Times New Roman" w:hAnsi="Times New Roman" w:cs="Times New Roman"/>
+                <w:sz w:val="28"/>
+                <w:szCs w:val="28"/>
+              </w:rPr>
+            </w:pPr>
+            <w:r>
+              <w:rPr>
+                <w:rFonts w:ascii="Times New Roman" w:hAnsi="Times New Roman" w:cs="Times New Roman"/>
+                <w:sz w:val="28"/>
+                <w:szCs w:val="28"/>
+              </w:rPr>
               <w:t>2</w:t>
             </w:r>
           </w:p>
@@ -8926,7 +9018,6 @@
         </w:rPr>
         <w:t>://</w:t>
       </w:r>
-      <w:proofErr w:type="spellStart"/>
       <w:r>
         <w:rPr>
           <w:rFonts w:ascii="Times New Roman" w:hAnsi="Times New Roman" w:cs="Times New Roman"/>
@@ -8936,7 +9027,6 @@
         </w:rPr>
         <w:t>codeforces</w:t>
       </w:r>
-      <w:proofErr w:type="spellEnd"/>
       <w:r>
         <w:rPr>
           <w:rFonts w:ascii="Times New Roman" w:hAnsi="Times New Roman" w:cs="Times New Roman"/>
@@ -8979,7 +9069,6 @@
         </w:rPr>
         <w:t>/</w:t>
       </w:r>
-      <w:proofErr w:type="spellStart"/>
       <w:r>
         <w:rPr>
           <w:rFonts w:ascii="Times New Roman" w:hAnsi="Times New Roman" w:cs="Times New Roman"/>
@@ -8989,7 +9078,6 @@
         </w:rPr>
         <w:t>PNnJXl</w:t>
       </w:r>
-      <w:proofErr w:type="spellEnd"/>
       <w:r>
         <w:rPr>
           <w:rFonts w:ascii="Times New Roman" w:hAnsi="Times New Roman" w:cs="Times New Roman"/>
@@ -9239,27 +9327,7 @@
           <w:sz w:val="28"/>
           <w:szCs w:val="28"/>
         </w:rPr>
-        <w:t xml:space="preserve">. </w:t>
-      </w:r>
-      <w:proofErr w:type="spellStart"/>
-      <w:r>
-        <w:rPr>
-          <w:rFonts w:ascii="Times New Roman" w:hAnsi="Times New Roman" w:cs="Times New Roman"/>
-          <w:b/>
-          <w:sz w:val="28"/>
-          <w:szCs w:val="28"/>
-        </w:rPr>
-        <w:t>Скибидус</w:t>
-      </w:r>
-      <w:proofErr w:type="spellEnd"/>
-      <w:r>
-        <w:rPr>
-          <w:rFonts w:ascii="Times New Roman" w:hAnsi="Times New Roman" w:cs="Times New Roman"/>
-          <w:b/>
-          <w:sz w:val="28"/>
-          <w:szCs w:val="28"/>
-        </w:rPr>
-        <w:t xml:space="preserve"> и </w:t>
+        <w:t xml:space="preserve">. Скибидус и </w:t>
       </w:r>
       <w:r>
         <w:rPr>
@@ -9410,16 +9478,7 @@
           <w:sz w:val="28"/>
           <w:szCs w:val="28"/>
         </w:rPr>
-        <w:t xml:space="preserve"> a можно не более одного раза сделать следующее</w:t>
-      </w:r>
-      <w:proofErr w:type="gramStart"/>
-      <w:r>
-        <w:rPr>
-          <w:rFonts w:ascii="Times New Roman" w:hAnsi="Times New Roman" w:cs="Times New Roman"/>
-          <w:sz w:val="28"/>
-          <w:szCs w:val="28"/>
-        </w:rPr>
-        <w:t>:</w:t>
+        <w:t xml:space="preserve"> a можно не более одного раза сделать следующее:</w:t>
       </w:r>
       <w:r>
         <w:rPr>
@@ -9435,16 +9494,7 @@
           <w:sz w:val="28"/>
           <w:szCs w:val="28"/>
         </w:rPr>
-        <w:t>Заменить</w:t>
-      </w:r>
-      <w:proofErr w:type="gramEnd"/>
-      <w:r>
-        <w:rPr>
-          <w:rFonts w:ascii="Times New Roman" w:hAnsi="Times New Roman" w:cs="Times New Roman"/>
-          <w:sz w:val="28"/>
-          <w:szCs w:val="28"/>
-        </w:rPr>
-        <w:t xml:space="preserve"> его на (единственное число из b) - (текущее значение).</w:t>
+        <w:t>Заменить его на (единственное число из b) - (текущее значение).</w:t>
       </w:r>
     </w:p>
     <w:p>
@@ -9781,6 +9831,24 @@
                 <w:sz w:val="28"/>
                 <w:szCs w:val="28"/>
               </w:rPr>
+              <w:t>1</w:t>
+            </w:r>
+          </w:p>
+          <w:p>
+            <w:pPr>
+              <w:spacing w:after="0" w:line="240" w:lineRule="auto"/>
+              <w:rPr>
+                <w:rFonts w:ascii="Times New Roman" w:hAnsi="Times New Roman" w:cs="Times New Roman"/>
+                <w:sz w:val="28"/>
+                <w:szCs w:val="28"/>
+              </w:rPr>
+            </w:pPr>
+            <w:r>
+              <w:rPr>
+                <w:rFonts w:ascii="Times New Roman" w:hAnsi="Times New Roman" w:cs="Times New Roman"/>
+                <w:sz w:val="28"/>
+                <w:szCs w:val="28"/>
+              </w:rPr>
               <w:t>1 1</w:t>
             </w:r>
           </w:p>
@@ -9872,6 +9940,24 @@
                 <w:sz w:val="28"/>
                 <w:szCs w:val="28"/>
               </w:rPr>
+              <w:t>1</w:t>
+            </w:r>
+          </w:p>
+          <w:p>
+            <w:pPr>
+              <w:spacing w:after="0" w:line="240" w:lineRule="auto"/>
+              <w:rPr>
+                <w:rFonts w:ascii="Times New Roman" w:hAnsi="Times New Roman" w:cs="Times New Roman"/>
+                <w:sz w:val="28"/>
+                <w:szCs w:val="28"/>
+              </w:rPr>
+            </w:pPr>
+            <w:r>
+              <w:rPr>
+                <w:rFonts w:ascii="Times New Roman" w:hAnsi="Times New Roman" w:cs="Times New Roman"/>
+                <w:sz w:val="28"/>
+                <w:szCs w:val="28"/>
+              </w:rPr>
               <w:t>3 1</w:t>
             </w:r>
           </w:p>
@@ -9948,6 +10034,24 @@
             <w:tcW w:w="4361" w:type="dxa"/>
             <w:vAlign w:val="center"/>
           </w:tcPr>
+          <w:p>
+            <w:pPr>
+              <w:spacing w:after="0" w:line="240" w:lineRule="auto"/>
+              <w:rPr>
+                <w:rFonts w:ascii="Times New Roman" w:hAnsi="Times New Roman" w:cs="Times New Roman"/>
+                <w:sz w:val="28"/>
+                <w:szCs w:val="28"/>
+              </w:rPr>
+            </w:pPr>
+            <w:r>
+              <w:rPr>
+                <w:rFonts w:ascii="Times New Roman" w:hAnsi="Times New Roman" w:cs="Times New Roman"/>
+                <w:sz w:val="28"/>
+                <w:szCs w:val="28"/>
+              </w:rPr>
+              <w:t>1</w:t>
+            </w:r>
+          </w:p>
           <w:p>
             <w:pPr>
               <w:spacing w:after="0" w:line="240" w:lineRule="auto"/>
@@ -10057,6 +10161,24 @@
                 <w:sz w:val="28"/>
                 <w:szCs w:val="28"/>
               </w:rPr>
+              <w:t>1</w:t>
+            </w:r>
+          </w:p>
+          <w:p>
+            <w:pPr>
+              <w:spacing w:after="0" w:line="240" w:lineRule="auto"/>
+              <w:rPr>
+                <w:rFonts w:ascii="Times New Roman" w:hAnsi="Times New Roman" w:cs="Times New Roman"/>
+                <w:sz w:val="28"/>
+                <w:szCs w:val="28"/>
+              </w:rPr>
+            </w:pPr>
+            <w:r>
+              <w:rPr>
+                <w:rFonts w:ascii="Times New Roman" w:hAnsi="Times New Roman" w:cs="Times New Roman"/>
+                <w:sz w:val="28"/>
+                <w:szCs w:val="28"/>
+              </w:rPr>
               <w:t>4 1</w:t>
             </w:r>
           </w:p>
@@ -10154,6 +10276,24 @@
                 <w:sz w:val="28"/>
                 <w:szCs w:val="28"/>
               </w:rPr>
+              <w:t>1</w:t>
+            </w:r>
+          </w:p>
+          <w:p>
+            <w:pPr>
+              <w:spacing w:after="0" w:line="240" w:lineRule="auto"/>
+              <w:rPr>
+                <w:rFonts w:ascii="Times New Roman" w:hAnsi="Times New Roman" w:cs="Times New Roman"/>
+                <w:sz w:val="28"/>
+                <w:szCs w:val="28"/>
+              </w:rPr>
+            </w:pPr>
+            <w:r>
+              <w:rPr>
+                <w:rFonts w:ascii="Times New Roman" w:hAnsi="Times New Roman" w:cs="Times New Roman"/>
+                <w:sz w:val="28"/>
+                <w:szCs w:val="28"/>
+              </w:rPr>
               <w:t>3 1</w:t>
             </w:r>
           </w:p>
@@ -10399,7 +10539,6 @@
         </w:rPr>
         <w:t xml:space="preserve">При выполнении работ, предусмотренных заданием на практику, в организации ФГБОУ ВО «Вятский государственный университет» мной, </w:t>
       </w:r>
-      <w:proofErr w:type="spellStart"/>
       <w:r>
         <w:rPr>
           <w:rFonts w:ascii="Times New Roman" w:eastAsia="Times New Roman" w:hAnsi="Times New Roman" w:cs="Times New Roman"/>
@@ -10407,17 +10546,7 @@
           <w:szCs w:val="28"/>
           <w:lang w:eastAsia="ru-RU"/>
         </w:rPr>
-        <w:t>Шильниковым</w:t>
-      </w:r>
-      <w:proofErr w:type="spellEnd"/>
-      <w:r>
-        <w:rPr>
-          <w:rFonts w:ascii="Times New Roman" w:eastAsia="Times New Roman" w:hAnsi="Times New Roman" w:cs="Times New Roman"/>
-          <w:sz w:val="28"/>
-          <w:szCs w:val="28"/>
-          <w:lang w:eastAsia="ru-RU"/>
-        </w:rPr>
-        <w:t xml:space="preserve"> Максимом Юрьевичем</w:t>
+        <w:t>Шильниковым Максимом Юрьевичем</w:t>
       </w:r>
       <w:r>
         <w:rPr>
@@ -10608,41 +10737,13 @@
           <w:szCs w:val="28"/>
         </w:rPr>
       </w:pPr>
-      <w:proofErr w:type="spellStart"/>
-      <w:r>
-        <w:rPr>
-          <w:rFonts w:ascii="Times New Roman" w:hAnsi="Times New Roman" w:cs="Times New Roman"/>
-          <w:sz w:val="28"/>
-          <w:szCs w:val="28"/>
-        </w:rPr>
-        <w:t>JetBrains</w:t>
-      </w:r>
-      <w:proofErr w:type="spellEnd"/>
-      <w:r>
-        <w:rPr>
-          <w:rFonts w:ascii="Times New Roman" w:hAnsi="Times New Roman" w:cs="Times New Roman"/>
-          <w:sz w:val="28"/>
-          <w:szCs w:val="28"/>
-        </w:rPr>
-        <w:t xml:space="preserve">. Руководство по началу работы с </w:t>
-      </w:r>
-      <w:proofErr w:type="spellStart"/>
-      <w:r>
-        <w:rPr>
-          <w:rFonts w:ascii="Times New Roman" w:hAnsi="Times New Roman" w:cs="Times New Roman"/>
-          <w:sz w:val="28"/>
-          <w:szCs w:val="28"/>
-        </w:rPr>
-        <w:t>PyCharm</w:t>
-      </w:r>
-      <w:proofErr w:type="spellEnd"/>
-      <w:r>
-        <w:rPr>
-          <w:rFonts w:ascii="Times New Roman" w:hAnsi="Times New Roman" w:cs="Times New Roman"/>
-          <w:sz w:val="28"/>
-          <w:szCs w:val="28"/>
-        </w:rPr>
-        <w:t xml:space="preserve"> [Электронный ресурс]</w:t>
+      <w:r>
+        <w:rPr>
+          <w:rFonts w:ascii="Times New Roman" w:hAnsi="Times New Roman" w:cs="Times New Roman"/>
+          <w:sz w:val="28"/>
+          <w:szCs w:val="28"/>
+        </w:rPr>
+        <w:t>JetBrains. Руководство по началу работы с PyCharm [Электронный ресурс]</w:t>
       </w:r>
       <w:r>
         <w:rPr>
@@ -10668,23 +10769,13 @@
         </w:rPr>
         <w:t> </w:t>
       </w:r>
-      <w:proofErr w:type="spellStart"/>
-      <w:r>
-        <w:rPr>
-          <w:rFonts w:ascii="Times New Roman" w:hAnsi="Times New Roman" w:cs="Times New Roman"/>
-          <w:sz w:val="28"/>
-          <w:szCs w:val="28"/>
-        </w:rPr>
-        <w:t>JetBrains</w:t>
-      </w:r>
-      <w:proofErr w:type="spellEnd"/>
-      <w:r>
-        <w:rPr>
-          <w:rFonts w:ascii="Times New Roman" w:hAnsi="Times New Roman" w:cs="Times New Roman"/>
-          <w:sz w:val="28"/>
-          <w:szCs w:val="28"/>
-        </w:rPr>
-        <w:t xml:space="preserve">. – 2023. – Режим доступа: </w:t>
+      <w:r>
+        <w:rPr>
+          <w:rFonts w:ascii="Times New Roman" w:hAnsi="Times New Roman" w:cs="Times New Roman"/>
+          <w:sz w:val="28"/>
+          <w:szCs w:val="28"/>
+        </w:rPr>
+        <w:t xml:space="preserve">JetBrains. – 2023. – Режим доступа: </w:t>
       </w:r>
       <w:hyperlink r:id="rId26" w:tgtFrame="_blank" w:history="1">
         <w:r>
@@ -10770,77 +10861,13 @@
           <w:szCs w:val="28"/>
         </w:rPr>
       </w:pPr>
-      <w:proofErr w:type="spellStart"/>
-      <w:r>
-        <w:rPr>
-          <w:rFonts w:ascii="Times New Roman" w:hAnsi="Times New Roman" w:cs="Times New Roman"/>
-          <w:sz w:val="28"/>
-          <w:szCs w:val="28"/>
-        </w:rPr>
-        <w:t>JetBrains</w:t>
-      </w:r>
-      <w:proofErr w:type="spellEnd"/>
-      <w:r>
-        <w:rPr>
-          <w:rFonts w:ascii="Times New Roman" w:hAnsi="Times New Roman" w:cs="Times New Roman"/>
-          <w:sz w:val="28"/>
-          <w:szCs w:val="28"/>
-        </w:rPr>
-        <w:t xml:space="preserve">. </w:t>
-      </w:r>
-      <w:proofErr w:type="spellStart"/>
-      <w:r>
-        <w:rPr>
-          <w:rFonts w:ascii="Times New Roman" w:hAnsi="Times New Roman" w:cs="Times New Roman"/>
-          <w:sz w:val="28"/>
-          <w:szCs w:val="28"/>
-        </w:rPr>
-        <w:t>PyCharm</w:t>
-      </w:r>
-      <w:proofErr w:type="spellEnd"/>
-      <w:r>
-        <w:rPr>
-          <w:rFonts w:ascii="Times New Roman" w:hAnsi="Times New Roman" w:cs="Times New Roman"/>
-          <w:sz w:val="28"/>
-          <w:szCs w:val="28"/>
-        </w:rPr>
-        <w:t xml:space="preserve"> </w:t>
-      </w:r>
-      <w:proofErr w:type="spellStart"/>
-      <w:r>
-        <w:rPr>
-          <w:rFonts w:ascii="Times New Roman" w:hAnsi="Times New Roman" w:cs="Times New Roman"/>
-          <w:sz w:val="28"/>
-          <w:szCs w:val="28"/>
-        </w:rPr>
-        <w:t>Documentation</w:t>
-      </w:r>
-      <w:proofErr w:type="spellEnd"/>
-      <w:r>
-        <w:rPr>
-          <w:rFonts w:ascii="Times New Roman" w:hAnsi="Times New Roman" w:cs="Times New Roman"/>
-          <w:sz w:val="28"/>
-          <w:szCs w:val="28"/>
-        </w:rPr>
-        <w:t xml:space="preserve"> [Электронный ресурс] / </w:t>
-      </w:r>
-      <w:proofErr w:type="spellStart"/>
-      <w:r>
-        <w:rPr>
-          <w:rFonts w:ascii="Times New Roman" w:hAnsi="Times New Roman" w:cs="Times New Roman"/>
-          <w:sz w:val="28"/>
-          <w:szCs w:val="28"/>
-        </w:rPr>
-        <w:t>JetBrains</w:t>
-      </w:r>
-      <w:proofErr w:type="spellEnd"/>
-      <w:r>
-        <w:rPr>
-          <w:rFonts w:ascii="Times New Roman" w:hAnsi="Times New Roman" w:cs="Times New Roman"/>
-          <w:sz w:val="28"/>
-          <w:szCs w:val="28"/>
-        </w:rPr>
-        <w:t xml:space="preserve">. – 2024. – Режим доступа: </w:t>
+      <w:r>
+        <w:rPr>
+          <w:rFonts w:ascii="Times New Roman" w:hAnsi="Times New Roman" w:cs="Times New Roman"/>
+          <w:sz w:val="28"/>
+          <w:szCs w:val="28"/>
+        </w:rPr>
+        <w:t xml:space="preserve">JetBrains. PyCharm Documentation [Электронный ресурс] / JetBrains. – 2024. – Режим доступа: </w:t>
       </w:r>
       <w:hyperlink r:id="rId27" w:tgtFrame="_blank" w:history="1">
         <w:r>
@@ -10932,25 +10959,7 @@
           <w:sz w:val="28"/>
           <w:szCs w:val="28"/>
         </w:rPr>
-        <w:t>Доусон, М. Программируем на Python / М. Доусон. – 8-е изд. – СПб</w:t>
-      </w:r>
-      <w:proofErr w:type="gramStart"/>
-      <w:r>
-        <w:rPr>
-          <w:rFonts w:ascii="Times New Roman" w:hAnsi="Times New Roman" w:cs="Times New Roman"/>
-          <w:sz w:val="28"/>
-          <w:szCs w:val="28"/>
-        </w:rPr>
-        <w:t>. :</w:t>
-      </w:r>
-      <w:proofErr w:type="gramEnd"/>
-      <w:r>
-        <w:rPr>
-          <w:rFonts w:ascii="Times New Roman" w:hAnsi="Times New Roman" w:cs="Times New Roman"/>
-          <w:sz w:val="28"/>
-          <w:szCs w:val="28"/>
-        </w:rPr>
-        <w:t xml:space="preserve"> Питер, 2023. – 416 с. – ISBN 978-5-4461-2594-8</w:t>
+        <w:t>Доусон, М. Программируем на Python / М. Доусон. – 8-е изд. – СПб. : Питер, 2023. – 416 с. – ISBN 978-5-4461-2594-8</w:t>
       </w:r>
       <w:r>
         <w:rPr>
@@ -10977,59 +10986,13 @@
           <w:szCs w:val="28"/>
         </w:rPr>
       </w:pPr>
-      <w:proofErr w:type="spellStart"/>
-      <w:r>
-        <w:rPr>
-          <w:rFonts w:ascii="Times New Roman" w:hAnsi="Times New Roman" w:cs="Times New Roman"/>
-          <w:sz w:val="28"/>
-          <w:szCs w:val="28"/>
-        </w:rPr>
-        <w:t>Вордерман</w:t>
-      </w:r>
-      <w:proofErr w:type="spellEnd"/>
-      <w:r>
-        <w:rPr>
-          <w:rFonts w:ascii="Times New Roman" w:hAnsi="Times New Roman" w:cs="Times New Roman"/>
-          <w:sz w:val="28"/>
-          <w:szCs w:val="28"/>
-        </w:rPr>
-        <w:t xml:space="preserve">, К. Программирование на Python: иллюстрированное руководство для детей / К. </w:t>
-      </w:r>
-      <w:proofErr w:type="spellStart"/>
-      <w:r>
-        <w:rPr>
-          <w:rFonts w:ascii="Times New Roman" w:hAnsi="Times New Roman" w:cs="Times New Roman"/>
-          <w:sz w:val="28"/>
-          <w:szCs w:val="28"/>
-        </w:rPr>
-        <w:t>Вордерман</w:t>
-      </w:r>
-      <w:proofErr w:type="spellEnd"/>
-      <w:r>
-        <w:rPr>
-          <w:rFonts w:ascii="Times New Roman" w:hAnsi="Times New Roman" w:cs="Times New Roman"/>
-          <w:sz w:val="28"/>
-          <w:szCs w:val="28"/>
-        </w:rPr>
-        <w:t xml:space="preserve">. – </w:t>
-      </w:r>
-      <w:proofErr w:type="gramStart"/>
-      <w:r>
-        <w:rPr>
-          <w:rFonts w:ascii="Times New Roman" w:hAnsi="Times New Roman" w:cs="Times New Roman"/>
-          <w:sz w:val="28"/>
-          <w:szCs w:val="28"/>
-        </w:rPr>
-        <w:t>М. :</w:t>
-      </w:r>
-      <w:proofErr w:type="gramEnd"/>
-      <w:r>
-        <w:rPr>
-          <w:rFonts w:ascii="Times New Roman" w:hAnsi="Times New Roman" w:cs="Times New Roman"/>
-          <w:sz w:val="28"/>
-          <w:szCs w:val="28"/>
-        </w:rPr>
-        <w:t xml:space="preserve"> Эксмо, 2021. – 224 с. – ISBN 978-5-699-99833</w:t>
+      <w:r>
+        <w:rPr>
+          <w:rFonts w:ascii="Times New Roman" w:hAnsi="Times New Roman" w:cs="Times New Roman"/>
+          <w:sz w:val="28"/>
+          <w:szCs w:val="28"/>
+        </w:rPr>
+        <w:t>Вордерман, К. Программирование на Python: иллюстрированное руководство для детей / К. Вордерман. – М. : Эксмо, 2021. – 224 с. – ISBN 978-5-699-99833</w:t>
       </w:r>
       <w:r>
         <w:rPr>
@@ -11062,25 +11025,7 @@
           <w:sz w:val="28"/>
           <w:szCs w:val="28"/>
         </w:rPr>
-        <w:t>Бизли, Д. Python. Подробный справочник / Д. Бизли. – 6-е изд. – СПб</w:t>
-      </w:r>
-      <w:proofErr w:type="gramStart"/>
-      <w:r>
-        <w:rPr>
-          <w:rFonts w:ascii="Times New Roman" w:hAnsi="Times New Roman" w:cs="Times New Roman"/>
-          <w:sz w:val="28"/>
-          <w:szCs w:val="28"/>
-        </w:rPr>
-        <w:t>. :</w:t>
-      </w:r>
-      <w:proofErr w:type="gramEnd"/>
-      <w:r>
-        <w:rPr>
-          <w:rFonts w:ascii="Times New Roman" w:hAnsi="Times New Roman" w:cs="Times New Roman"/>
-          <w:sz w:val="28"/>
-          <w:szCs w:val="28"/>
-        </w:rPr>
-        <w:t xml:space="preserve"> Диалектика, 2020. – 608 с. – ISBN 978-5-907144-76-0</w:t>
+        <w:t>Бизли, Д. Python. Подробный справочник / Д. Бизли. – 6-е изд. – СПб. : Диалектика, 2020. – 608 с. – ISBN 978-5-907144-76-0</w:t>
       </w:r>
       <w:r>
         <w:rPr>
@@ -11157,48 +11102,66 @@
     </w:p>
     <w:p>
       <w:pPr>
-        <w:spacing w:after="0" w:line="360" w:lineRule="auto"/>
-        <w:ind w:firstLine="709"/>
-        <w:jc w:val="both"/>
-        <w:rPr>
-          <w:rFonts w:ascii="Times New Roman" w:hAnsi="Times New Roman" w:cs="Times New Roman"/>
-          <w:bCs/>
-          <w:sz w:val="28"/>
-          <w:szCs w:val="28"/>
-        </w:rPr>
-      </w:pPr>
-      <w:r>
-        <w:rPr>
-          <w:rFonts w:ascii="Times New Roman" w:hAnsi="Times New Roman" w:cs="Times New Roman"/>
-          <w:bCs/>
-          <w:sz w:val="28"/>
-          <w:szCs w:val="28"/>
-        </w:rPr>
-        <w:t xml:space="preserve">Задача </w:t>
-      </w:r>
-      <w:r>
-        <w:rPr>
-          <w:rFonts w:ascii="Times New Roman" w:hAnsi="Times New Roman" w:cs="Times New Roman"/>
-          <w:bCs/>
-          <w:sz w:val="28"/>
-          <w:szCs w:val="28"/>
-          <w:lang w:val="en-US"/>
-        </w:rPr>
-        <w:t>F.</w:t>
-      </w:r>
-      <w:r>
-        <w:rPr>
-          <w:rFonts w:ascii="Times New Roman" w:hAnsi="Times New Roman" w:cs="Times New Roman"/>
-          <w:bCs/>
-          <w:sz w:val="28"/>
-          <w:szCs w:val="28"/>
-        </w:rPr>
-        <w:t xml:space="preserve"> Сортировка четностью.</w:t>
-      </w:r>
+        <w:jc w:val="center"/>
+        <w:rPr>
+          <w:rFonts w:ascii="Times New Roman" w:hAnsi="Times New Roman" w:cs="Times New Roman"/>
+          <w:b/>
+          <w:sz w:val="32"/>
+          <w:szCs w:val="32"/>
+        </w:rPr>
+      </w:pPr>
     </w:p>
     <w:p>
       <w:pPr>
-        <w:jc w:val="center"/>
+        <w:spacing w:after="0" w:line="360" w:lineRule="auto"/>
+        <w:jc w:val="both"/>
+        <w:rPr>
+          <w:rFonts w:ascii="Times New Roman" w:hAnsi="Times New Roman" w:cs="Times New Roman"/>
+          <w:bCs/>
+          <w:sz w:val="28"/>
+          <w:szCs w:val="28"/>
+        </w:rPr>
+      </w:pPr>
+      <w:r>
+        <w:rPr>
+          <w:rFonts w:ascii="Times New Roman" w:hAnsi="Times New Roman" w:cs="Times New Roman"/>
+          <w:bCs/>
+          <w:sz w:val="28"/>
+          <w:szCs w:val="28"/>
+        </w:rPr>
+        <w:t xml:space="preserve">Задача </w:t>
+      </w:r>
+      <w:r>
+        <w:rPr>
+          <w:rFonts w:ascii="Times New Roman" w:hAnsi="Times New Roman" w:cs="Times New Roman"/>
+          <w:bCs/>
+          <w:sz w:val="28"/>
+          <w:szCs w:val="28"/>
+          <w:lang w:val="en-US"/>
+        </w:rPr>
+        <w:t>F</w:t>
+      </w:r>
+      <w:r>
+        <w:rPr>
+          <w:rFonts w:ascii="Times New Roman" w:hAnsi="Times New Roman" w:cs="Times New Roman"/>
+          <w:bCs/>
+          <w:sz w:val="28"/>
+          <w:szCs w:val="28"/>
+        </w:rPr>
+        <w:t>.</w:t>
+      </w:r>
+      <w:r>
+        <w:rPr>
+          <w:rFonts w:ascii="Times New Roman" w:hAnsi="Times New Roman" w:cs="Times New Roman"/>
+          <w:bCs/>
+          <w:sz w:val="28"/>
+          <w:szCs w:val="28"/>
+        </w:rPr>
+        <w:t xml:space="preserve"> Сортировка четностью.</w:t>
+      </w:r>
+    </w:p>
+    <w:p>
+      <w:pPr>
         <w:rPr>
           <w:rFonts w:ascii="Times New Roman" w:hAnsi="Times New Roman" w:cs="Times New Roman"/>
           <w:b/>
@@ -11215,9 +11178,9 @@
           <w:szCs w:val="32"/>
         </w:rPr>
         <w:drawing>
-          <wp:inline distT="0" distB="0" distL="0" distR="0" wp14:anchorId="53534EC1" wp14:editId="4E7BD2BD">
-            <wp:extent cx="5153025" cy="4419062"/>
-            <wp:effectExtent l="0" t="0" r="0" b="635"/>
+          <wp:inline distT="0" distB="0" distL="0" distR="0" wp14:anchorId="53534EC1" wp14:editId="1AA32A23">
+            <wp:extent cx="4342840" cy="3724275"/>
+            <wp:effectExtent l="0" t="0" r="635" b="0"/>
             <wp:docPr id="2111523587" name="Рисунок 1"/>
             <wp:cNvGraphicFramePr>
               <a:graphicFrameLocks xmlns:a="http://schemas.openxmlformats.org/drawingml/2006/main" noChangeAspect="1"/>
@@ -11244,7 +11207,7 @@
                   <pic:spPr>
                     <a:xfrm>
                       <a:off x="0" y="0"/>
-                      <a:ext cx="5154350" cy="4420198"/>
+                      <a:ext cx="4355950" cy="3735518"/>
                     </a:xfrm>
                     <a:prstGeom prst="rect">
                       <a:avLst/>
@@ -11271,7 +11234,6 @@
     <w:p>
       <w:pPr>
         <w:spacing w:after="0" w:line="360" w:lineRule="auto"/>
-        <w:ind w:firstLine="709"/>
         <w:jc w:val="both"/>
         <w:rPr>
           <w:rFonts w:ascii="Times New Roman" w:hAnsi="Times New Roman" w:cs="Times New Roman"/>
@@ -11311,7 +11273,6 @@
     </w:p>
     <w:p>
       <w:pPr>
-        <w:jc w:val="center"/>
         <w:rPr>
           <w:rFonts w:ascii="Times New Roman" w:hAnsi="Times New Roman" w:cs="Times New Roman"/>
           <w:b/>
@@ -11328,8 +11289,8 @@
           <w:szCs w:val="32"/>
         </w:rPr>
         <w:drawing>
-          <wp:inline distT="0" distB="0" distL="0" distR="0" wp14:anchorId="1D28A4E8" wp14:editId="5C2C131A">
-            <wp:extent cx="5086350" cy="1932244"/>
+          <wp:inline distT="0" distB="0" distL="0" distR="0" wp14:anchorId="1D28A4E8" wp14:editId="6DA608DD">
+            <wp:extent cx="4363743" cy="1809750"/>
             <wp:effectExtent l="0" t="0" r="0" b="0"/>
             <wp:docPr id="763816516" name="Рисунок 1"/>
             <wp:cNvGraphicFramePr>
@@ -11342,20 +11303,29 @@
                     <pic:cNvPr id="763816516" name=""/>
                     <pic:cNvPicPr/>
                   </pic:nvPicPr>
-                  <pic:blipFill>
+                  <pic:blipFill rotWithShape="1">
                     <a:blip r:embed="rId29"/>
+                    <a:srcRect r="8400"/>
                     <a:stretch>
                       <a:fillRect/>
                     </a:stretch>
                   </pic:blipFill>
-                  <pic:spPr>
+                  <pic:spPr bwMode="auto">
                     <a:xfrm>
                       <a:off x="0" y="0"/>
-                      <a:ext cx="5119204" cy="1944725"/>
+                      <a:ext cx="4404466" cy="1826639"/>
                     </a:xfrm>
                     <a:prstGeom prst="rect">
                       <a:avLst/>
                     </a:prstGeom>
+                    <a:ln>
+                      <a:noFill/>
+                    </a:ln>
+                    <a:extLst>
+                      <a:ext uri="{53640926-AAD7-44D8-BBD7-CCE9431645EC}">
+                        <a14:shadowObscured xmlns:a14="http://schemas.microsoft.com/office/drawing/2010/main"/>
+                      </a:ext>
+                    </a:extLst>
                   </pic:spPr>
                 </pic:pic>
               </a:graphicData>
@@ -11387,13 +11357,13 @@
     <w:p>
       <w:pPr>
         <w:spacing w:after="0" w:line="360" w:lineRule="auto"/>
-        <w:ind w:firstLine="709"/>
         <w:jc w:val="both"/>
         <w:rPr>
           <w:rFonts w:ascii="Times New Roman" w:hAnsi="Times New Roman" w:cs="Times New Roman"/>
           <w:bCs/>
           <w:sz w:val="28"/>
           <w:szCs w:val="28"/>
+          <w:lang w:val="en-US"/>
         </w:rPr>
       </w:pPr>
       <w:r>
@@ -11428,12 +11398,14 @@
     </w:p>
     <w:p>
       <w:pPr>
-        <w:jc w:val="center"/>
+        <w:spacing w:after="160" w:line="259" w:lineRule="auto"/>
+        <w:jc w:val="both"/>
         <w:rPr>
           <w:rFonts w:ascii="Times New Roman" w:hAnsi="Times New Roman" w:cs="Times New Roman"/>
           <w:b/>
           <w:sz w:val="32"/>
           <w:szCs w:val="32"/>
+          <w:lang w:val="en-US"/>
         </w:rPr>
       </w:pPr>
       <w:r>
@@ -11443,12 +11415,13 @@
           <w:noProof/>
           <w:sz w:val="32"/>
           <w:szCs w:val="32"/>
+          <w:lang w:val="en-US"/>
         </w:rPr>
         <w:drawing>
-          <wp:inline distT="0" distB="0" distL="0" distR="0" wp14:anchorId="1DB5A4DF" wp14:editId="01137BAE">
-            <wp:extent cx="5091430" cy="2900647"/>
-            <wp:effectExtent l="0" t="0" r="0" b="0"/>
-            <wp:docPr id="72451836" name="Рисунок 1"/>
+          <wp:inline distT="0" distB="0" distL="0" distR="0" wp14:anchorId="0B4805B2" wp14:editId="1BE7ACC8">
+            <wp:extent cx="5515555" cy="3305175"/>
+            <wp:effectExtent l="0" t="0" r="9525" b="0"/>
+            <wp:docPr id="1239687543" name="Рисунок 1"/>
             <wp:cNvGraphicFramePr>
               <a:graphicFrameLocks xmlns:a="http://schemas.openxmlformats.org/drawingml/2006/main" noChangeAspect="1"/>
             </wp:cNvGraphicFramePr>
@@ -11456,23 +11429,32 @@
               <a:graphicData uri="http://schemas.openxmlformats.org/drawingml/2006/picture">
                 <pic:pic xmlns:pic="http://schemas.openxmlformats.org/drawingml/2006/picture">
                   <pic:nvPicPr>
-                    <pic:cNvPr id="72451836" name=""/>
+                    <pic:cNvPr id="1239687543" name=""/>
                     <pic:cNvPicPr/>
                   </pic:nvPicPr>
-                  <pic:blipFill>
+                  <pic:blipFill rotWithShape="1">
                     <a:blip r:embed="rId30"/>
+                    <a:srcRect r="2243"/>
                     <a:stretch>
                       <a:fillRect/>
                     </a:stretch>
                   </pic:blipFill>
-                  <pic:spPr>
+                  <pic:spPr bwMode="auto">
                     <a:xfrm>
                       <a:off x="0" y="0"/>
-                      <a:ext cx="5127271" cy="2921066"/>
+                      <a:ext cx="5519828" cy="3307736"/>
                     </a:xfrm>
                     <a:prstGeom prst="rect">
                       <a:avLst/>
                     </a:prstGeom>
+                    <a:ln>
+                      <a:noFill/>
+                    </a:ln>
+                    <a:extLst>
+                      <a:ext uri="{53640926-AAD7-44D8-BBD7-CCE9431645EC}">
+                        <a14:shadowObscured xmlns:a14="http://schemas.microsoft.com/office/drawing/2010/main"/>
+                      </a:ext>
+                    </a:extLst>
                   </pic:spPr>
                 </pic:pic>
               </a:graphicData>
@@ -11504,7 +11486,6 @@
     <w:p>
       <w:pPr>
         <w:spacing w:after="0" w:line="360" w:lineRule="auto"/>
-        <w:ind w:firstLine="709"/>
         <w:jc w:val="both"/>
         <w:rPr>
           <w:rFonts w:ascii="Times New Roman" w:hAnsi="Times New Roman" w:cs="Times New Roman"/>
@@ -11540,27 +11521,7 @@
           <w:sz w:val="28"/>
           <w:szCs w:val="28"/>
         </w:rPr>
-        <w:t xml:space="preserve">. </w:t>
-      </w:r>
-      <w:proofErr w:type="spellStart"/>
-      <w:r>
-        <w:rPr>
-          <w:rFonts w:ascii="Times New Roman" w:hAnsi="Times New Roman" w:cs="Times New Roman"/>
-          <w:bCs/>
-          <w:sz w:val="28"/>
-          <w:szCs w:val="28"/>
-        </w:rPr>
-        <w:t>Скибидус</w:t>
-      </w:r>
-      <w:proofErr w:type="spellEnd"/>
-      <w:r>
-        <w:rPr>
-          <w:rFonts w:ascii="Times New Roman" w:hAnsi="Times New Roman" w:cs="Times New Roman"/>
-          <w:bCs/>
-          <w:sz w:val="28"/>
-          <w:szCs w:val="28"/>
-        </w:rPr>
-        <w:t xml:space="preserve"> и </w:t>
+        <w:t xml:space="preserve">. Скибидус и </w:t>
       </w:r>
       <w:r>
         <w:rPr>
@@ -11603,12 +11564,12 @@
     </w:p>
     <w:p>
       <w:pPr>
-        <w:jc w:val="center"/>
         <w:rPr>
           <w:rFonts w:ascii="Times New Roman" w:hAnsi="Times New Roman" w:cs="Times New Roman"/>
           <w:b/>
           <w:sz w:val="32"/>
           <w:szCs w:val="32"/>
+          <w:lang w:val="en-US"/>
         </w:rPr>
       </w:pPr>
       <w:r>
@@ -11620,9 +11581,9 @@
           <w:szCs w:val="32"/>
         </w:rPr>
         <w:drawing>
-          <wp:inline distT="0" distB="0" distL="0" distR="0" wp14:anchorId="7CD92C6E" wp14:editId="37A75940">
-            <wp:extent cx="5097277" cy="8533646"/>
-            <wp:effectExtent l="0" t="0" r="8255" b="1270"/>
+          <wp:inline distT="0" distB="0" distL="0" distR="0" wp14:anchorId="7CD92C6E" wp14:editId="047DB548">
+            <wp:extent cx="4642332" cy="7771996"/>
+            <wp:effectExtent l="0" t="0" r="6350" b="635"/>
             <wp:docPr id="1402076008" name="Рисунок 1"/>
             <wp:cNvGraphicFramePr>
               <a:graphicFrameLocks xmlns:a="http://schemas.openxmlformats.org/drawingml/2006/main" noChangeAspect="1"/>
@@ -11643,7 +11604,7 @@
                   <pic:spPr>
                     <a:xfrm>
                       <a:off x="0" y="0"/>
-                      <a:ext cx="5160969" cy="8640276"/>
+                      <a:ext cx="4713470" cy="7891093"/>
                     </a:xfrm>
                     <a:prstGeom prst="rect">
                       <a:avLst/>

--- a/practice_report/УП06 Шильников Максим Юрьевич.docx
+++ b/practice_report/УП06 Шильников Максим Юрьевич.docx
@@ -5734,54 +5734,6 @@
                 <w:rFonts w:ascii="Times New Roman" w:hAnsi="Times New Roman" w:cs="Times New Roman"/>
                 <w:sz w:val="28"/>
                 <w:szCs w:val="28"/>
-                <w:lang w:val="en-US"/>
-              </w:rPr>
-            </w:pPr>
-            <w:r>
-              <w:rPr>
-                <w:rFonts w:ascii="Times New Roman" w:hAnsi="Times New Roman" w:cs="Times New Roman"/>
-                <w:sz w:val="28"/>
-                <w:szCs w:val="28"/>
-                <w:lang w:val="en-US"/>
-              </w:rPr>
-              <w:t>5</w:t>
-            </w:r>
-          </w:p>
-        </w:tc>
-        <w:tc>
-          <w:tcPr>
-            <w:tcW w:w="5103" w:type="dxa"/>
-            <w:vAlign w:val="center"/>
-          </w:tcPr>
-          <w:p>
-            <w:pPr>
-              <w:spacing w:after="0" w:line="240" w:lineRule="auto"/>
-              <w:rPr>
-                <w:rFonts w:ascii="Times New Roman" w:hAnsi="Times New Roman" w:cs="Times New Roman"/>
-                <w:sz w:val="28"/>
-                <w:szCs w:val="28"/>
-                <w:lang w:val="en-US"/>
-              </w:rPr>
-            </w:pPr>
-          </w:p>
-        </w:tc>
-      </w:tr>
-      <w:tr>
-        <w:trPr>
-          <w:trHeight w:val="454"/>
-        </w:trPr>
-        <w:tc>
-          <w:tcPr>
-            <w:tcW w:w="4361" w:type="dxa"/>
-            <w:vAlign w:val="center"/>
-          </w:tcPr>
-          <w:p>
-            <w:pPr>
-              <w:spacing w:after="0" w:line="240" w:lineRule="auto"/>
-              <w:rPr>
-                <w:rFonts w:ascii="Times New Roman" w:hAnsi="Times New Roman" w:cs="Times New Roman"/>
-                <w:sz w:val="28"/>
-                <w:szCs w:val="28"/>
               </w:rPr>
             </w:pPr>
             <w:r>
@@ -7158,54 +7110,6 @@
                 <w:rFonts w:ascii="Times New Roman" w:hAnsi="Times New Roman" w:cs="Times New Roman"/>
                 <w:sz w:val="28"/>
                 <w:szCs w:val="28"/>
-                <w:lang w:val="en-US"/>
-              </w:rPr>
-            </w:pPr>
-            <w:r>
-              <w:rPr>
-                <w:rFonts w:ascii="Times New Roman" w:hAnsi="Times New Roman" w:cs="Times New Roman"/>
-                <w:sz w:val="28"/>
-                <w:szCs w:val="28"/>
-                <w:lang w:val="en-US"/>
-              </w:rPr>
-              <w:t>5</w:t>
-            </w:r>
-          </w:p>
-        </w:tc>
-        <w:tc>
-          <w:tcPr>
-            <w:tcW w:w="5103" w:type="dxa"/>
-            <w:vAlign w:val="center"/>
-          </w:tcPr>
-          <w:p>
-            <w:pPr>
-              <w:spacing w:after="0" w:line="240" w:lineRule="auto"/>
-              <w:rPr>
-                <w:rFonts w:ascii="Times New Roman" w:hAnsi="Times New Roman" w:cs="Times New Roman"/>
-                <w:sz w:val="28"/>
-                <w:szCs w:val="28"/>
-                <w:lang w:val="en-US"/>
-              </w:rPr>
-            </w:pPr>
-          </w:p>
-        </w:tc>
-      </w:tr>
-      <w:tr>
-        <w:trPr>
-          <w:trHeight w:val="454"/>
-        </w:trPr>
-        <w:tc>
-          <w:tcPr>
-            <w:tcW w:w="4361" w:type="dxa"/>
-            <w:vAlign w:val="center"/>
-          </w:tcPr>
-          <w:p>
-            <w:pPr>
-              <w:spacing w:after="0" w:line="240" w:lineRule="auto"/>
-              <w:rPr>
-                <w:rFonts w:ascii="Times New Roman" w:hAnsi="Times New Roman" w:cs="Times New Roman"/>
-                <w:sz w:val="28"/>
-                <w:szCs w:val="28"/>
               </w:rPr>
             </w:pPr>
             <w:r>
@@ -8439,53 +8343,6 @@
                 <w:rFonts w:ascii="Times New Roman" w:hAnsi="Times New Roman" w:cs="Times New Roman"/>
                 <w:sz w:val="28"/>
                 <w:szCs w:val="28"/>
-                <w:lang w:val="en-US"/>
-              </w:rPr>
-            </w:pPr>
-            <w:r>
-              <w:rPr>
-                <w:rFonts w:ascii="Times New Roman" w:hAnsi="Times New Roman" w:cs="Times New Roman"/>
-                <w:sz w:val="28"/>
-                <w:szCs w:val="28"/>
-                <w:lang w:val="en-US"/>
-              </w:rPr>
-              <w:t>5</w:t>
-            </w:r>
-          </w:p>
-        </w:tc>
-        <w:tc>
-          <w:tcPr>
-            <w:tcW w:w="5103" w:type="dxa"/>
-            <w:vAlign w:val="center"/>
-          </w:tcPr>
-          <w:p>
-            <w:pPr>
-              <w:spacing w:after="0" w:line="240" w:lineRule="auto"/>
-              <w:rPr>
-                <w:rFonts w:ascii="Times New Roman" w:hAnsi="Times New Roman" w:cs="Times New Roman"/>
-                <w:sz w:val="28"/>
-                <w:szCs w:val="28"/>
-              </w:rPr>
-            </w:pPr>
-          </w:p>
-        </w:tc>
-      </w:tr>
-      <w:tr>
-        <w:trPr>
-          <w:trHeight w:val="454"/>
-        </w:trPr>
-        <w:tc>
-          <w:tcPr>
-            <w:tcW w:w="4361" w:type="dxa"/>
-            <w:vAlign w:val="center"/>
-          </w:tcPr>
-          <w:p>
-            <w:pPr>
-              <w:spacing w:after="0" w:line="240" w:lineRule="auto"/>
-              <w:rPr>
-                <w:rFonts w:ascii="Times New Roman" w:hAnsi="Times New Roman" w:cs="Times New Roman"/>
-                <w:sz w:val="28"/>
-                <w:szCs w:val="28"/>
               </w:rPr>
             </w:pPr>
             <w:r>
@@ -9757,53 +9614,6 @@
               </w:rPr>
               <w:t>Выходные данные</w:t>
             </w:r>
-          </w:p>
-        </w:tc>
-      </w:tr>
-      <w:tr>
-        <w:trPr>
-          <w:trHeight w:val="454"/>
-        </w:trPr>
-        <w:tc>
-          <w:tcPr>
-            <w:tcW w:w="4361" w:type="dxa"/>
-            <w:vAlign w:val="center"/>
-          </w:tcPr>
-          <w:p>
-            <w:pPr>
-              <w:spacing w:after="0" w:line="240" w:lineRule="auto"/>
-              <w:rPr>
-                <w:rFonts w:ascii="Times New Roman" w:hAnsi="Times New Roman" w:cs="Times New Roman"/>
-                <w:sz w:val="28"/>
-                <w:szCs w:val="28"/>
-              </w:rPr>
-            </w:pPr>
-            <w:r>
-              <w:rPr>
-                <w:rFonts w:ascii="Times New Roman" w:hAnsi="Times New Roman" w:cs="Times New Roman"/>
-                <w:sz w:val="28"/>
-                <w:szCs w:val="28"/>
-                <w:lang w:val="en-US"/>
-              </w:rPr>
-              <w:t>5</w:t>
-            </w:r>
-          </w:p>
-        </w:tc>
-        <w:tc>
-          <w:tcPr>
-            <w:tcW w:w="5103" w:type="dxa"/>
-            <w:vAlign w:val="center"/>
-          </w:tcPr>
-          <w:p>
-            <w:pPr>
-              <w:spacing w:after="0" w:line="240" w:lineRule="auto"/>
-              <w:rPr>
-                <w:rFonts w:ascii="Times New Roman" w:hAnsi="Times New Roman" w:cs="Times New Roman"/>
-                <w:sz w:val="28"/>
-                <w:szCs w:val="28"/>
-                <w:lang w:val="en-US"/>
-              </w:rPr>
-            </w:pPr>
           </w:p>
         </w:tc>
       </w:tr>

--- a/practice_report/УП06 Шильников Максим Юрьевич.docx
+++ b/practice_report/УП06 Шильников Максим Юрьевич.docx
@@ -261,8 +261,22 @@
           <w:vertAlign w:val="superscript"/>
           <w:lang w:eastAsia="ru-RU"/>
         </w:rPr>
-        <w:t xml:space="preserve">(должность,   </w:t>
-      </w:r>
+        <w:t>(</w:t>
+      </w:r>
+      <w:proofErr w:type="gramStart"/>
+      <w:r>
+        <w:rPr>
+          <w:rFonts w:ascii="Times New Roman" w:eastAsia="Times New Roman" w:hAnsi="Times New Roman" w:cs="Times New Roman"/>
+          <w:i/>
+          <w:color w:val="000000"/>
+          <w:sz w:val="24"/>
+          <w:szCs w:val="24"/>
+          <w:vertAlign w:val="superscript"/>
+          <w:lang w:eastAsia="ru-RU"/>
+        </w:rPr>
+        <w:t xml:space="preserve">должность,   </w:t>
+      </w:r>
+      <w:proofErr w:type="gramEnd"/>
       <w:r>
         <w:rPr>
           <w:rFonts w:ascii="Times New Roman" w:eastAsia="Times New Roman" w:hAnsi="Times New Roman" w:cs="Times New Roman"/>
@@ -388,7 +402,29 @@
           <w:szCs w:val="24"/>
           <w:lang w:eastAsia="ru-RU"/>
         </w:rPr>
-        <w:t>Дата « __» ____________ 202_ год</w:t>
+        <w:t xml:space="preserve">Дата </w:t>
+      </w:r>
+      <w:proofErr w:type="gramStart"/>
+      <w:r>
+        <w:rPr>
+          <w:rFonts w:ascii="Times New Roman" w:eastAsia="Times New Roman" w:hAnsi="Times New Roman" w:cs="Times New Roman"/>
+          <w:color w:val="000000"/>
+          <w:sz w:val="24"/>
+          <w:szCs w:val="24"/>
+          <w:lang w:eastAsia="ru-RU"/>
+        </w:rPr>
+        <w:t>« _</w:t>
+      </w:r>
+      <w:proofErr w:type="gramEnd"/>
+      <w:r>
+        <w:rPr>
+          <w:rFonts w:ascii="Times New Roman" w:eastAsia="Times New Roman" w:hAnsi="Times New Roman" w:cs="Times New Roman"/>
+          <w:color w:val="000000"/>
+          <w:sz w:val="24"/>
+          <w:szCs w:val="24"/>
+          <w:lang w:eastAsia="ru-RU"/>
+        </w:rPr>
+        <w:t>_» ____________ 202_ год</w:t>
       </w:r>
     </w:p>
     <w:p>
@@ -945,8 +981,18 @@
                 <w:sz w:val="24"/>
                 <w:szCs w:val="24"/>
               </w:rPr>
-              <w:t>Колледж ВятГУ</w:t>
+              <w:t xml:space="preserve">Колледж </w:t>
             </w:r>
+            <w:proofErr w:type="spellStart"/>
+            <w:r>
+              <w:rPr>
+                <w:rFonts w:ascii="Times New Roman" w:hAnsi="Times New Roman" w:cs="Times New Roman"/>
+                <w:sz w:val="24"/>
+                <w:szCs w:val="24"/>
+              </w:rPr>
+              <w:t>ВятГУ</w:t>
+            </w:r>
+            <w:proofErr w:type="spellEnd"/>
           </w:p>
         </w:tc>
         <w:tc>
@@ -3521,7 +3567,43 @@
           <w:sz w:val="28"/>
           <w:szCs w:val="28"/>
         </w:rPr>
-        <w:t>(дата)                       (подпись)</w:t>
+        <w:t>(</w:t>
+      </w:r>
+      <w:proofErr w:type="gramStart"/>
+      <w:r>
+        <w:rPr>
+          <w:rFonts w:ascii="Times New Roman" w:hAnsi="Times New Roman" w:cs="Times New Roman"/>
+          <w:sz w:val="28"/>
+          <w:szCs w:val="28"/>
+        </w:rPr>
+        <w:t xml:space="preserve">дата)   </w:t>
+      </w:r>
+      <w:proofErr w:type="gramEnd"/>
+      <w:r>
+        <w:rPr>
+          <w:rFonts w:ascii="Times New Roman" w:hAnsi="Times New Roman" w:cs="Times New Roman"/>
+          <w:sz w:val="28"/>
+          <w:szCs w:val="28"/>
+        </w:rPr>
+        <w:t xml:space="preserve">                 </w:t>
+      </w:r>
+      <w:proofErr w:type="gramStart"/>
+      <w:r>
+        <w:rPr>
+          <w:rFonts w:ascii="Times New Roman" w:hAnsi="Times New Roman" w:cs="Times New Roman"/>
+          <w:sz w:val="28"/>
+          <w:szCs w:val="28"/>
+        </w:rPr>
+        <w:t xml:space="preserve">   (</w:t>
+      </w:r>
+      <w:proofErr w:type="gramEnd"/>
+      <w:r>
+        <w:rPr>
+          <w:rFonts w:ascii="Times New Roman" w:hAnsi="Times New Roman" w:cs="Times New Roman"/>
+          <w:sz w:val="28"/>
+          <w:szCs w:val="28"/>
+        </w:rPr>
+        <w:t>подпись)</w:t>
       </w:r>
     </w:p>
     <w:p>
@@ -3607,7 +3689,61 @@
           <w:sz w:val="28"/>
           <w:szCs w:val="28"/>
         </w:rPr>
-        <w:t xml:space="preserve"> среду разработки (IDE) PyCharm. Python — это язык с очень простым и понятным синтаксисом, что делает его идеальным для начинающих. PyCharm предоставляет все необходимые инструменты в одном окне: умное редактирование кода с подсказками, встроенный отладчик для пошагового выполнения программы и нахождения ошибок, а также систему управления версиями Git. </w:t>
+        <w:t xml:space="preserve"> среду разработки (IDE) </w:t>
+      </w:r>
+      <w:proofErr w:type="spellStart"/>
+      <w:r>
+        <w:rPr>
+          <w:rFonts w:ascii="Times New Roman" w:hAnsi="Times New Roman" w:cs="Times New Roman"/>
+          <w:sz w:val="28"/>
+          <w:szCs w:val="28"/>
+        </w:rPr>
+        <w:t>PyCharm</w:t>
+      </w:r>
+      <w:proofErr w:type="spellEnd"/>
+      <w:r>
+        <w:rPr>
+          <w:rFonts w:ascii="Times New Roman" w:hAnsi="Times New Roman" w:cs="Times New Roman"/>
+          <w:sz w:val="28"/>
+          <w:szCs w:val="28"/>
+        </w:rPr>
+        <w:t xml:space="preserve">. Python — это язык с очень простым и понятным синтаксисом, что делает его идеальным для начинающих. </w:t>
+      </w:r>
+      <w:proofErr w:type="spellStart"/>
+      <w:r>
+        <w:rPr>
+          <w:rFonts w:ascii="Times New Roman" w:hAnsi="Times New Roman" w:cs="Times New Roman"/>
+          <w:sz w:val="28"/>
+          <w:szCs w:val="28"/>
+        </w:rPr>
+        <w:t>PyCharm</w:t>
+      </w:r>
+      <w:proofErr w:type="spellEnd"/>
+      <w:r>
+        <w:rPr>
+          <w:rFonts w:ascii="Times New Roman" w:hAnsi="Times New Roman" w:cs="Times New Roman"/>
+          <w:sz w:val="28"/>
+          <w:szCs w:val="28"/>
+        </w:rPr>
+        <w:t xml:space="preserve"> предоставляет все необходимые инструменты в одном окне: умное редактирование кода с подсказками, встроенный отладчик для пошагового выполнения программы и нахождения ошибок, а также систему управления версиями </w:t>
+      </w:r>
+      <w:proofErr w:type="spellStart"/>
+      <w:r>
+        <w:rPr>
+          <w:rFonts w:ascii="Times New Roman" w:hAnsi="Times New Roman" w:cs="Times New Roman"/>
+          <w:sz w:val="28"/>
+          <w:szCs w:val="28"/>
+        </w:rPr>
+        <w:t>Git</w:t>
+      </w:r>
+      <w:proofErr w:type="spellEnd"/>
+      <w:r>
+        <w:rPr>
+          <w:rFonts w:ascii="Times New Roman" w:hAnsi="Times New Roman" w:cs="Times New Roman"/>
+          <w:sz w:val="28"/>
+          <w:szCs w:val="28"/>
+        </w:rPr>
+        <w:t xml:space="preserve">. </w:t>
       </w:r>
       <w:r>
         <w:rPr>
@@ -3779,7 +3915,25 @@
           <w:sz w:val="28"/>
           <w:szCs w:val="28"/>
         </w:rPr>
-        <w:t xml:space="preserve"> ниже, показан интерфейс PyCharm с открытым проектом, где слева находится структура файлов, в центре — код с подсветкой синтаксиса, а снизу — окно для вывода результатов и работы с терминалом.</w:t>
+        <w:t xml:space="preserve"> ниже, показан интерфейс </w:t>
+      </w:r>
+      <w:proofErr w:type="spellStart"/>
+      <w:r>
+        <w:rPr>
+          <w:rFonts w:ascii="Times New Roman" w:hAnsi="Times New Roman" w:cs="Times New Roman"/>
+          <w:sz w:val="28"/>
+          <w:szCs w:val="28"/>
+        </w:rPr>
+        <w:t>PyCharm</w:t>
+      </w:r>
+      <w:proofErr w:type="spellEnd"/>
+      <w:r>
+        <w:rPr>
+          <w:rFonts w:ascii="Times New Roman" w:hAnsi="Times New Roman" w:cs="Times New Roman"/>
+          <w:sz w:val="28"/>
+          <w:szCs w:val="28"/>
+        </w:rPr>
+        <w:t xml:space="preserve"> с открытым проектом, где слева находится структура файлов, в центре — код с подсветкой синтаксиса, а снизу — окно для вывода результатов и работы с терминалом.</w:t>
       </w:r>
     </w:p>
     <w:p>
@@ -4809,10 +4963,55 @@
                 <w:rFonts w:ascii="Times New Roman" w:hAnsi="Times New Roman" w:cs="Times New Roman"/>
                 <w:sz w:val="28"/>
                 <w:szCs w:val="28"/>
+                <w:lang w:val="en-US"/>
+              </w:rPr>
+            </w:pPr>
+            <w:r>
+              <w:rPr>
+                <w:rFonts w:ascii="Times New Roman" w:hAnsi="Times New Roman" w:cs="Times New Roman"/>
+                <w:sz w:val="28"/>
+                <w:szCs w:val="28"/>
+                <w:lang w:val="en-US"/>
+              </w:rPr>
+              <w:t>B</w:t>
+            </w:r>
+          </w:p>
+          <w:p>
+            <w:pPr>
+              <w:spacing w:after="0" w:line="240" w:lineRule="auto"/>
+              <w:jc w:val="center"/>
+              <w:rPr>
+                <w:rFonts w:ascii="Times New Roman" w:hAnsi="Times New Roman" w:cs="Times New Roman"/>
+                <w:sz w:val="28"/>
+                <w:szCs w:val="28"/>
                 <w:highlight w:val="yellow"/>
                 <w:lang w:val="en-US"/>
               </w:rPr>
             </w:pPr>
+          </w:p>
+        </w:tc>
+      </w:tr>
+      <w:tr>
+        <w:trPr>
+          <w:trHeight w:val="510"/>
+          <w:jc w:val="center"/>
+        </w:trPr>
+        <w:tc>
+          <w:tcPr>
+            <w:tcW w:w="455" w:type="dxa"/>
+            <w:vAlign w:val="center"/>
+          </w:tcPr>
+          <w:p>
+            <w:pPr>
+              <w:spacing w:after="0" w:line="240" w:lineRule="auto"/>
+              <w:jc w:val="center"/>
+              <w:rPr>
+                <w:rFonts w:ascii="Times New Roman" w:hAnsi="Times New Roman" w:cs="Times New Roman"/>
+                <w:sz w:val="28"/>
+                <w:szCs w:val="28"/>
+                <w:lang w:val="en-US"/>
+              </w:rPr>
+            </w:pPr>
             <w:r>
               <w:rPr>
                 <w:rFonts w:ascii="Times New Roman" w:hAnsi="Times New Roman" w:cs="Times New Roman"/>
@@ -4820,7 +5019,88 @@
                 <w:szCs w:val="28"/>
                 <w:lang w:val="en-US"/>
               </w:rPr>
-              <w:t>B</w:t>
+              <w:t>5</w:t>
+            </w:r>
+          </w:p>
+        </w:tc>
+        <w:tc>
+          <w:tcPr>
+            <w:tcW w:w="1241" w:type="dxa"/>
+            <w:vAlign w:val="center"/>
+          </w:tcPr>
+          <w:p>
+            <w:pPr>
+              <w:spacing w:after="0" w:line="240" w:lineRule="auto"/>
+              <w:jc w:val="center"/>
+              <w:rPr>
+                <w:rFonts w:ascii="Times New Roman" w:hAnsi="Times New Roman" w:cs="Times New Roman"/>
+                <w:sz w:val="28"/>
+                <w:szCs w:val="28"/>
+                <w:lang w:val="en-GB"/>
+              </w:rPr>
+            </w:pPr>
+            <w:r>
+              <w:rPr>
+                <w:rFonts w:ascii="Times New Roman" w:hAnsi="Times New Roman" w:cs="Times New Roman"/>
+                <w:sz w:val="28"/>
+                <w:szCs w:val="28"/>
+                <w:lang w:val="en-GB"/>
+              </w:rPr>
+              <w:t>25.10.25</w:t>
+            </w:r>
+          </w:p>
+        </w:tc>
+        <w:tc>
+          <w:tcPr>
+            <w:tcW w:w="6096" w:type="dxa"/>
+            <w:vAlign w:val="center"/>
+          </w:tcPr>
+          <w:p>
+            <w:pPr>
+              <w:spacing w:after="0" w:line="240" w:lineRule="auto"/>
+              <w:jc w:val="center"/>
+              <w:rPr>
+                <w:rFonts w:ascii="Times New Roman" w:hAnsi="Times New Roman" w:cs="Times New Roman"/>
+                <w:sz w:val="28"/>
+                <w:szCs w:val="28"/>
+                <w:lang w:val="en-US"/>
+              </w:rPr>
+            </w:pPr>
+            <w:r>
+              <w:rPr>
+                <w:rFonts w:ascii="Times New Roman" w:hAnsi="Times New Roman" w:cs="Times New Roman"/>
+                <w:sz w:val="28"/>
+                <w:szCs w:val="28"/>
+                <w:lang w:val="en-US"/>
+              </w:rPr>
+              <w:t>https://codeforces.com/group/PNnJXl1VKU/contest/649430/problem/D</w:t>
+            </w:r>
+          </w:p>
+        </w:tc>
+        <w:tc>
+          <w:tcPr>
+            <w:tcW w:w="1559" w:type="dxa"/>
+            <w:vAlign w:val="center"/>
+          </w:tcPr>
+          <w:p>
+            <w:pPr>
+              <w:spacing w:after="0" w:line="240" w:lineRule="auto"/>
+              <w:jc w:val="center"/>
+              <w:rPr>
+                <w:rFonts w:ascii="Times New Roman" w:hAnsi="Times New Roman" w:cs="Times New Roman"/>
+                <w:sz w:val="28"/>
+                <w:szCs w:val="28"/>
+                <w:lang w:val="en-US"/>
+              </w:rPr>
+            </w:pPr>
+            <w:r>
+              <w:rPr>
+                <w:rFonts w:ascii="Times New Roman" w:hAnsi="Times New Roman" w:cs="Times New Roman"/>
+                <w:sz w:val="28"/>
+                <w:szCs w:val="28"/>
+                <w:lang w:val="en-US"/>
+              </w:rPr>
+              <w:t>D</w:t>
             </w:r>
           </w:p>
         </w:tc>
@@ -4833,6 +5113,7 @@
           <w:b/>
           <w:sz w:val="28"/>
           <w:szCs w:val="28"/>
+          <w:lang w:val="en-GB"/>
         </w:rPr>
       </w:pPr>
       <w:r>
@@ -4841,6 +5122,7 @@
           <w:b/>
           <w:sz w:val="28"/>
           <w:szCs w:val="28"/>
+          <w:lang w:val="en-GB"/>
         </w:rPr>
         <w:br w:type="page" w:clear="all"/>
       </w:r>
@@ -4943,6 +5225,7 @@
         </w:rPr>
         <w:t xml:space="preserve"> </w:t>
       </w:r>
+      <w:proofErr w:type="spellStart"/>
       <w:r>
         <w:rPr>
           <w:rFonts w:ascii="Times New Roman" w:hAnsi="Times New Roman" w:cs="Times New Roman"/>
@@ -4952,6 +5235,7 @@
         </w:rPr>
         <w:t>cstud</w:t>
       </w:r>
+      <w:proofErr w:type="spellEnd"/>
       <w:r>
         <w:rPr>
           <w:rFonts w:ascii="Times New Roman" w:hAnsi="Times New Roman" w:cs="Times New Roman"/>
@@ -5082,6 +5366,7 @@
         </w:rPr>
         <w:t>://</w:t>
       </w:r>
+      <w:proofErr w:type="spellStart"/>
       <w:r>
         <w:rPr>
           <w:rFonts w:ascii="Times New Roman" w:hAnsi="Times New Roman" w:cs="Times New Roman"/>
@@ -5091,6 +5376,7 @@
         </w:rPr>
         <w:t>codeforces</w:t>
       </w:r>
+      <w:proofErr w:type="spellEnd"/>
       <w:r>
         <w:rPr>
           <w:rFonts w:ascii="Times New Roman" w:hAnsi="Times New Roman" w:cs="Times New Roman"/>
@@ -5133,6 +5419,7 @@
         </w:rPr>
         <w:t>/</w:t>
       </w:r>
+      <w:proofErr w:type="spellStart"/>
       <w:r>
         <w:rPr>
           <w:rFonts w:ascii="Times New Roman" w:hAnsi="Times New Roman" w:cs="Times New Roman"/>
@@ -5142,6 +5429,7 @@
         </w:rPr>
         <w:t>PNnJXl</w:t>
       </w:r>
+      <w:proofErr w:type="spellEnd"/>
       <w:r>
         <w:rPr>
           <w:rFonts w:ascii="Times New Roman" w:hAnsi="Times New Roman" w:cs="Times New Roman"/>
@@ -6296,6 +6584,7 @@
         </w:rPr>
         <w:t>://</w:t>
       </w:r>
+      <w:proofErr w:type="spellStart"/>
       <w:r>
         <w:rPr>
           <w:rFonts w:ascii="Times New Roman" w:hAnsi="Times New Roman" w:cs="Times New Roman"/>
@@ -6305,6 +6594,7 @@
         </w:rPr>
         <w:t>codeforces</w:t>
       </w:r>
+      <w:proofErr w:type="spellEnd"/>
       <w:r>
         <w:rPr>
           <w:rFonts w:ascii="Times New Roman" w:hAnsi="Times New Roman" w:cs="Times New Roman"/>
@@ -6347,6 +6637,7 @@
         </w:rPr>
         <w:t>/</w:t>
       </w:r>
+      <w:proofErr w:type="spellStart"/>
       <w:r>
         <w:rPr>
           <w:rFonts w:ascii="Times New Roman" w:hAnsi="Times New Roman" w:cs="Times New Roman"/>
@@ -6356,6 +6647,7 @@
         </w:rPr>
         <w:t>PNnJXl</w:t>
       </w:r>
+      <w:proofErr w:type="spellEnd"/>
       <w:r>
         <w:rPr>
           <w:rFonts w:ascii="Times New Roman" w:hAnsi="Times New Roman" w:cs="Times New Roman"/>
@@ -6663,13 +6955,23 @@
         </w:rPr>
         <w:t xml:space="preserve">Есть </w:t>
       </w:r>
-      <w:r>
-        <w:rPr>
-          <w:rFonts w:ascii="Times New Roman" w:hAnsi="Times New Roman" w:cs="Times New Roman"/>
-          <w:sz w:val="28"/>
-          <w:szCs w:val="28"/>
-        </w:rPr>
-        <w:t>мультимножество где есть только одно число</w:t>
+      <w:proofErr w:type="gramStart"/>
+      <w:r>
+        <w:rPr>
+          <w:rFonts w:ascii="Times New Roman" w:hAnsi="Times New Roman" w:cs="Times New Roman"/>
+          <w:sz w:val="28"/>
+          <w:szCs w:val="28"/>
+        </w:rPr>
+        <w:t>мультимножество</w:t>
+      </w:r>
+      <w:proofErr w:type="gramEnd"/>
+      <w:r>
+        <w:rPr>
+          <w:rFonts w:ascii="Times New Roman" w:hAnsi="Times New Roman" w:cs="Times New Roman"/>
+          <w:sz w:val="28"/>
+          <w:szCs w:val="28"/>
+        </w:rPr>
+        <w:t xml:space="preserve"> где есть только одно число</w:t>
       </w:r>
       <w:r>
         <w:rPr>
@@ -7583,6 +7885,7 @@
         </w:rPr>
         <w:t>://</w:t>
       </w:r>
+      <w:proofErr w:type="spellStart"/>
       <w:r>
         <w:rPr>
           <w:rFonts w:ascii="Times New Roman" w:hAnsi="Times New Roman" w:cs="Times New Roman"/>
@@ -7592,6 +7895,7 @@
         </w:rPr>
         <w:t>codeforces</w:t>
       </w:r>
+      <w:proofErr w:type="spellEnd"/>
       <w:r>
         <w:rPr>
           <w:rFonts w:ascii="Times New Roman" w:hAnsi="Times New Roman" w:cs="Times New Roman"/>
@@ -7634,6 +7938,7 @@
         </w:rPr>
         <w:t>/</w:t>
       </w:r>
+      <w:proofErr w:type="spellStart"/>
       <w:r>
         <w:rPr>
           <w:rFonts w:ascii="Times New Roman" w:hAnsi="Times New Roman" w:cs="Times New Roman"/>
@@ -7643,6 +7948,7 @@
         </w:rPr>
         <w:t>PNnJXl</w:t>
       </w:r>
+      <w:proofErr w:type="spellEnd"/>
       <w:r>
         <w:rPr>
           <w:rFonts w:ascii="Times New Roman" w:hAnsi="Times New Roman" w:cs="Times New Roman"/>
@@ -8875,6 +9181,7 @@
         </w:rPr>
         <w:t>://</w:t>
       </w:r>
+      <w:proofErr w:type="spellStart"/>
       <w:r>
         <w:rPr>
           <w:rFonts w:ascii="Times New Roman" w:hAnsi="Times New Roman" w:cs="Times New Roman"/>
@@ -8884,6 +9191,7 @@
         </w:rPr>
         <w:t>codeforces</w:t>
       </w:r>
+      <w:proofErr w:type="spellEnd"/>
       <w:r>
         <w:rPr>
           <w:rFonts w:ascii="Times New Roman" w:hAnsi="Times New Roman" w:cs="Times New Roman"/>
@@ -8926,6 +9234,7 @@
         </w:rPr>
         <w:t>/</w:t>
       </w:r>
+      <w:proofErr w:type="spellStart"/>
       <w:r>
         <w:rPr>
           <w:rFonts w:ascii="Times New Roman" w:hAnsi="Times New Roman" w:cs="Times New Roman"/>
@@ -8935,6 +9244,7 @@
         </w:rPr>
         <w:t>PNnJXl</w:t>
       </w:r>
+      <w:proofErr w:type="spellEnd"/>
       <w:r>
         <w:rPr>
           <w:rFonts w:ascii="Times New Roman" w:hAnsi="Times New Roman" w:cs="Times New Roman"/>
@@ -9184,7 +9494,27 @@
           <w:sz w:val="28"/>
           <w:szCs w:val="28"/>
         </w:rPr>
-        <w:t xml:space="preserve">. Скибидус и </w:t>
+        <w:t xml:space="preserve">. </w:t>
+      </w:r>
+      <w:proofErr w:type="spellStart"/>
+      <w:r>
+        <w:rPr>
+          <w:rFonts w:ascii="Times New Roman" w:hAnsi="Times New Roman" w:cs="Times New Roman"/>
+          <w:b/>
+          <w:sz w:val="28"/>
+          <w:szCs w:val="28"/>
+        </w:rPr>
+        <w:t>Скибидус</w:t>
+      </w:r>
+      <w:proofErr w:type="spellEnd"/>
+      <w:r>
+        <w:rPr>
+          <w:rFonts w:ascii="Times New Roman" w:hAnsi="Times New Roman" w:cs="Times New Roman"/>
+          <w:b/>
+          <w:sz w:val="28"/>
+          <w:szCs w:val="28"/>
+        </w:rPr>
+        <w:t xml:space="preserve"> и </w:t>
       </w:r>
       <w:r>
         <w:rPr>
@@ -9335,7 +9665,16 @@
           <w:sz w:val="28"/>
           <w:szCs w:val="28"/>
         </w:rPr>
-        <w:t xml:space="preserve"> a можно не более одного раза сделать следующее:</w:t>
+        <w:t xml:space="preserve"> a можно не более одного раза сделать следующее</w:t>
+      </w:r>
+      <w:proofErr w:type="gramStart"/>
+      <w:r>
+        <w:rPr>
+          <w:rFonts w:ascii="Times New Roman" w:hAnsi="Times New Roman" w:cs="Times New Roman"/>
+          <w:sz w:val="28"/>
+          <w:szCs w:val="28"/>
+        </w:rPr>
+        <w:t>:</w:t>
       </w:r>
       <w:r>
         <w:rPr>
@@ -9351,7 +9690,16 @@
           <w:sz w:val="28"/>
           <w:szCs w:val="28"/>
         </w:rPr>
-        <w:t>Заменить его на (единственное число из b) - (текущее значение).</w:t>
+        <w:t>Заменить</w:t>
+      </w:r>
+      <w:proofErr w:type="gramEnd"/>
+      <w:r>
+        <w:rPr>
+          <w:rFonts w:ascii="Times New Roman" w:hAnsi="Times New Roman" w:cs="Times New Roman"/>
+          <w:sz w:val="28"/>
+          <w:szCs w:val="28"/>
+        </w:rPr>
+        <w:t xml:space="preserve"> его на (единственное число из b) - (текущее значение).</w:t>
       </w:r>
     </w:p>
     <w:p>
@@ -10179,11 +10527,1364 @@
       <w:pPr>
         <w:spacing w:after="160" w:line="259" w:lineRule="auto"/>
         <w:rPr>
-          <w:rFonts w:ascii="Times New Roman" w:eastAsiaTheme="majorEastAsia" w:hAnsi="Times New Roman" w:cs="Times New Roman"/>
+          <w:rFonts w:ascii="Times New Roman" w:hAnsi="Times New Roman" w:cs="Times New Roman"/>
           <w:b/>
           <w:bCs/>
-          <w:sz w:val="32"/>
-          <w:szCs w:val="32"/>
+        </w:rPr>
+      </w:pPr>
+    </w:p>
+    <w:p>
+      <w:pPr>
+        <w:spacing w:after="160" w:line="259" w:lineRule="auto"/>
+        <w:rPr>
+          <w:rFonts w:ascii="Times New Roman" w:hAnsi="Times New Roman" w:cs="Times New Roman"/>
+          <w:b/>
+          <w:bCs/>
+        </w:rPr>
+      </w:pPr>
+      <w:r>
+        <w:rPr>
+          <w:rFonts w:ascii="Times New Roman" w:hAnsi="Times New Roman" w:cs="Times New Roman"/>
+          <w:b/>
+          <w:bCs/>
+        </w:rPr>
+        <w:br w:type="page"/>
+      </w:r>
+    </w:p>
+    <w:p>
+      <w:pPr>
+        <w:jc w:val="both"/>
+        <w:rPr>
+          <w:rFonts w:ascii="Times New Roman" w:hAnsi="Times New Roman" w:cs="Times New Roman"/>
+          <w:b/>
+          <w:sz w:val="28"/>
+          <w:szCs w:val="28"/>
+        </w:rPr>
+      </w:pPr>
+      <w:r>
+        <w:rPr>
+          <w:rFonts w:ascii="Times New Roman" w:hAnsi="Times New Roman" w:cs="Times New Roman"/>
+          <w:b/>
+          <w:sz w:val="28"/>
+          <w:szCs w:val="28"/>
+        </w:rPr>
+        <w:lastRenderedPageBreak/>
+        <w:t>4.</w:t>
+      </w:r>
+      <w:r>
+        <w:rPr>
+          <w:rFonts w:ascii="Times New Roman" w:hAnsi="Times New Roman" w:cs="Times New Roman"/>
+          <w:b/>
+          <w:sz w:val="28"/>
+          <w:szCs w:val="28"/>
+          <w:lang w:val="en-US"/>
+        </w:rPr>
+        <w:t>5</w:t>
+      </w:r>
+      <w:r>
+        <w:rPr>
+          <w:rFonts w:ascii="Times New Roman" w:hAnsi="Times New Roman" w:cs="Times New Roman"/>
+          <w:b/>
+          <w:sz w:val="28"/>
+          <w:szCs w:val="28"/>
+        </w:rPr>
+        <w:t xml:space="preserve"> Выполнение задания </w:t>
+      </w:r>
+      <w:r>
+        <w:rPr>
+          <w:rFonts w:ascii="Times New Roman" w:hAnsi="Times New Roman" w:cs="Times New Roman"/>
+          <w:b/>
+          <w:sz w:val="28"/>
+          <w:szCs w:val="28"/>
+          <w:lang w:val="en-US"/>
+        </w:rPr>
+        <w:t>25</w:t>
+      </w:r>
+      <w:r>
+        <w:rPr>
+          <w:rFonts w:ascii="Times New Roman" w:hAnsi="Times New Roman" w:cs="Times New Roman"/>
+          <w:b/>
+          <w:sz w:val="28"/>
+          <w:szCs w:val="28"/>
+        </w:rPr>
+        <w:t>.</w:t>
+      </w:r>
+      <w:r>
+        <w:rPr>
+          <w:rFonts w:ascii="Times New Roman" w:hAnsi="Times New Roman" w:cs="Times New Roman"/>
+          <w:b/>
+          <w:sz w:val="28"/>
+          <w:szCs w:val="28"/>
+          <w:lang w:val="en-US"/>
+        </w:rPr>
+        <w:t>10</w:t>
+      </w:r>
+      <w:r>
+        <w:rPr>
+          <w:rFonts w:ascii="Times New Roman" w:hAnsi="Times New Roman" w:cs="Times New Roman"/>
+          <w:b/>
+          <w:sz w:val="28"/>
+          <w:szCs w:val="28"/>
+        </w:rPr>
+        <w:t>.202</w:t>
+      </w:r>
+      <w:r>
+        <w:rPr>
+          <w:rFonts w:ascii="Times New Roman" w:hAnsi="Times New Roman" w:cs="Times New Roman"/>
+          <w:b/>
+          <w:sz w:val="28"/>
+          <w:szCs w:val="28"/>
+        </w:rPr>
+        <w:t>5</w:t>
+      </w:r>
+    </w:p>
+    <w:p>
+      <w:pPr>
+        <w:ind w:firstLine="709"/>
+      </w:pPr>
+      <w:r>
+        <w:rPr>
+          <w:rFonts w:ascii="Times New Roman" w:hAnsi="Times New Roman" w:cs="Times New Roman"/>
+          <w:sz w:val="28"/>
+          <w:szCs w:val="28"/>
+        </w:rPr>
+        <w:t xml:space="preserve">Ссылка на задание: </w:t>
+      </w:r>
+    </w:p>
+    <w:p>
+      <w:pPr>
+        <w:ind w:firstLine="709"/>
+        <w:jc w:val="both"/>
+        <w:rPr>
+          <w:rFonts w:ascii="Times New Roman" w:hAnsi="Times New Roman" w:cs="Times New Roman"/>
+          <w:sz w:val="28"/>
+          <w:szCs w:val="28"/>
+          <w:lang w:val="en-US"/>
+        </w:rPr>
+      </w:pPr>
+      <w:r>
+        <w:rPr>
+          <w:rFonts w:ascii="Times New Roman" w:hAnsi="Times New Roman" w:cs="Times New Roman"/>
+          <w:sz w:val="28"/>
+          <w:szCs w:val="28"/>
+          <w:lang w:val="en-US"/>
+        </w:rPr>
+        <w:t>https</w:t>
+      </w:r>
+      <w:r>
+        <w:rPr>
+          <w:rFonts w:ascii="Times New Roman" w:hAnsi="Times New Roman" w:cs="Times New Roman"/>
+          <w:sz w:val="28"/>
+          <w:szCs w:val="28"/>
+        </w:rPr>
+        <w:t>://</w:t>
+      </w:r>
+      <w:proofErr w:type="spellStart"/>
+      <w:r>
+        <w:rPr>
+          <w:rFonts w:ascii="Times New Roman" w:hAnsi="Times New Roman" w:cs="Times New Roman"/>
+          <w:sz w:val="28"/>
+          <w:szCs w:val="28"/>
+          <w:lang w:val="en-US"/>
+        </w:rPr>
+        <w:t>codeforces</w:t>
+      </w:r>
+      <w:proofErr w:type="spellEnd"/>
+      <w:r>
+        <w:rPr>
+          <w:rFonts w:ascii="Times New Roman" w:hAnsi="Times New Roman" w:cs="Times New Roman"/>
+          <w:sz w:val="28"/>
+          <w:szCs w:val="28"/>
+        </w:rPr>
+        <w:t>.</w:t>
+      </w:r>
+      <w:r>
+        <w:rPr>
+          <w:rFonts w:ascii="Times New Roman" w:hAnsi="Times New Roman" w:cs="Times New Roman"/>
+          <w:sz w:val="28"/>
+          <w:szCs w:val="28"/>
+          <w:lang w:val="en-US"/>
+        </w:rPr>
+        <w:t>com</w:t>
+      </w:r>
+      <w:r>
+        <w:rPr>
+          <w:rFonts w:ascii="Times New Roman" w:hAnsi="Times New Roman" w:cs="Times New Roman"/>
+          <w:sz w:val="28"/>
+          <w:szCs w:val="28"/>
+        </w:rPr>
+        <w:t>/</w:t>
+      </w:r>
+      <w:r>
+        <w:rPr>
+          <w:rFonts w:ascii="Times New Roman" w:hAnsi="Times New Roman" w:cs="Times New Roman"/>
+          <w:sz w:val="28"/>
+          <w:szCs w:val="28"/>
+          <w:lang w:val="en-US"/>
+        </w:rPr>
+        <w:t>group</w:t>
+      </w:r>
+      <w:r>
+        <w:rPr>
+          <w:rFonts w:ascii="Times New Roman" w:hAnsi="Times New Roman" w:cs="Times New Roman"/>
+          <w:sz w:val="28"/>
+          <w:szCs w:val="28"/>
+        </w:rPr>
+        <w:t>/</w:t>
+      </w:r>
+      <w:proofErr w:type="spellStart"/>
+      <w:r>
+        <w:rPr>
+          <w:rFonts w:ascii="Times New Roman" w:hAnsi="Times New Roman" w:cs="Times New Roman"/>
+          <w:sz w:val="28"/>
+          <w:szCs w:val="28"/>
+          <w:lang w:val="en-US"/>
+        </w:rPr>
+        <w:t>PNnJXl</w:t>
+      </w:r>
+      <w:proofErr w:type="spellEnd"/>
+      <w:r>
+        <w:rPr>
+          <w:rFonts w:ascii="Times New Roman" w:hAnsi="Times New Roman" w:cs="Times New Roman"/>
+          <w:sz w:val="28"/>
+          <w:szCs w:val="28"/>
+        </w:rPr>
+        <w:t>1</w:t>
+      </w:r>
+      <w:r>
+        <w:rPr>
+          <w:rFonts w:ascii="Times New Roman" w:hAnsi="Times New Roman" w:cs="Times New Roman"/>
+          <w:sz w:val="28"/>
+          <w:szCs w:val="28"/>
+          <w:lang w:val="en-US"/>
+        </w:rPr>
+        <w:t>VKU</w:t>
+      </w:r>
+      <w:r>
+        <w:rPr>
+          <w:rFonts w:ascii="Times New Roman" w:hAnsi="Times New Roman" w:cs="Times New Roman"/>
+          <w:sz w:val="28"/>
+          <w:szCs w:val="28"/>
+        </w:rPr>
+        <w:t>/</w:t>
+      </w:r>
+      <w:r>
+        <w:rPr>
+          <w:rFonts w:ascii="Times New Roman" w:hAnsi="Times New Roman" w:cs="Times New Roman"/>
+          <w:sz w:val="28"/>
+          <w:szCs w:val="28"/>
+          <w:lang w:val="en-US"/>
+        </w:rPr>
+        <w:t>contest</w:t>
+      </w:r>
+      <w:r>
+        <w:rPr>
+          <w:rFonts w:ascii="Times New Roman" w:hAnsi="Times New Roman" w:cs="Times New Roman"/>
+          <w:sz w:val="28"/>
+          <w:szCs w:val="28"/>
+        </w:rPr>
+        <w:t>/649430/</w:t>
+      </w:r>
+      <w:r>
+        <w:rPr>
+          <w:rFonts w:ascii="Times New Roman" w:hAnsi="Times New Roman" w:cs="Times New Roman"/>
+          <w:sz w:val="28"/>
+          <w:szCs w:val="28"/>
+          <w:lang w:val="en-US"/>
+        </w:rPr>
+        <w:t>problem</w:t>
+      </w:r>
+      <w:r>
+        <w:rPr>
+          <w:rFonts w:ascii="Times New Roman" w:hAnsi="Times New Roman" w:cs="Times New Roman"/>
+          <w:sz w:val="28"/>
+          <w:szCs w:val="28"/>
+        </w:rPr>
+        <w:t>/</w:t>
+      </w:r>
+      <w:r>
+        <w:rPr>
+          <w:rFonts w:ascii="Times New Roman" w:hAnsi="Times New Roman" w:cs="Times New Roman"/>
+          <w:sz w:val="28"/>
+          <w:szCs w:val="28"/>
+          <w:lang w:val="en-US"/>
+        </w:rPr>
+        <w:t>D</w:t>
+      </w:r>
+      <w:r>
+        <w:rPr>
+          <w:rFonts w:ascii="Times New Roman" w:hAnsi="Times New Roman" w:cs="Times New Roman"/>
+          <w:sz w:val="28"/>
+          <w:szCs w:val="28"/>
+        </w:rPr>
+        <w:t xml:space="preserve"> </w:t>
+      </w:r>
+    </w:p>
+    <w:p>
+      <w:pPr>
+        <w:ind w:firstLine="709"/>
+        <w:jc w:val="both"/>
+        <w:rPr>
+          <w:rFonts w:ascii="Times New Roman" w:hAnsi="Times New Roman" w:cs="Times New Roman"/>
+          <w:sz w:val="28"/>
+          <w:szCs w:val="28"/>
+        </w:rPr>
+      </w:pPr>
+      <w:r>
+        <w:rPr>
+          <w:rFonts w:ascii="Times New Roman" w:hAnsi="Times New Roman" w:cs="Times New Roman"/>
+          <w:sz w:val="28"/>
+          <w:szCs w:val="28"/>
+        </w:rPr>
+        <w:t xml:space="preserve">Результат решения задач набора представлен на рисунке </w:t>
+      </w:r>
+      <w:r>
+        <w:rPr>
+          <w:rFonts w:ascii="Times New Roman" w:hAnsi="Times New Roman" w:cs="Times New Roman"/>
+          <w:sz w:val="28"/>
+          <w:szCs w:val="28"/>
+        </w:rPr>
+        <w:t>10</w:t>
+      </w:r>
+      <w:r>
+        <w:rPr>
+          <w:rFonts w:ascii="Times New Roman" w:hAnsi="Times New Roman" w:cs="Times New Roman"/>
+          <w:sz w:val="28"/>
+          <w:szCs w:val="28"/>
+        </w:rPr>
+        <w:t>.</w:t>
+      </w:r>
+    </w:p>
+    <w:p>
+      <w:pPr>
+        <w:jc w:val="center"/>
+        <w:rPr>
+          <w:rFonts w:ascii="Times New Roman" w:hAnsi="Times New Roman" w:cs="Times New Roman"/>
+          <w:b/>
+          <w:highlight w:val="yellow"/>
+        </w:rPr>
+      </w:pPr>
+      <w:r>
+        <w:rPr>
+          <w:rFonts w:ascii="Times New Roman" w:hAnsi="Times New Roman" w:cs="Times New Roman"/>
+          <w:b/>
+          <w:noProof/>
+          <w:highlight w:val="yellow"/>
+          <w:lang w:eastAsia="ru-RU"/>
+        </w:rPr>
+        <w:drawing>
+          <wp:inline distT="0" distB="0" distL="0" distR="0" wp14:anchorId="1E7CC1CE" wp14:editId="6E9ADFBB">
+            <wp:extent cx="6029325" cy="3398808"/>
+            <wp:effectExtent l="0" t="0" r="0" b="0"/>
+            <wp:docPr id="53782345" name="Рисунок 4"/>
+            <wp:cNvGraphicFramePr>
+              <a:graphicFrameLocks xmlns:a="http://schemas.openxmlformats.org/drawingml/2006/main" noChangeAspect="1"/>
+            </wp:cNvGraphicFramePr>
+            <a:graphic xmlns:a="http://schemas.openxmlformats.org/drawingml/2006/main">
+              <a:graphicData uri="http://schemas.openxmlformats.org/drawingml/2006/picture">
+                <pic:pic xmlns:pic="http://schemas.openxmlformats.org/drawingml/2006/picture">
+                  <pic:nvPicPr>
+                    <pic:cNvPr id="53782345" name="Рисунок 4"/>
+                    <pic:cNvPicPr>
+                      <a:picLocks noChangeAspect="1"/>
+                    </pic:cNvPicPr>
+                  </pic:nvPicPr>
+                  <pic:blipFill>
+                    <a:blip r:embed="rId25">
+                      <a:extLst>
+                        <a:ext uri="{28A0092B-C50C-407E-A947-70E740481C1C}">
+                          <a14:useLocalDpi xmlns:a14="http://schemas.microsoft.com/office/drawing/2010/main" val="0"/>
+                        </a:ext>
+                      </a:extLst>
+                    </a:blip>
+                    <a:srcRect t="1194" b="1194"/>
+                    <a:stretch>
+                      <a:fillRect/>
+                    </a:stretch>
+                  </pic:blipFill>
+                  <pic:spPr bwMode="auto">
+                    <a:xfrm>
+                      <a:off x="0" y="0"/>
+                      <a:ext cx="6029325" cy="3398808"/>
+                    </a:xfrm>
+                    <a:prstGeom prst="rect">
+                      <a:avLst/>
+                    </a:prstGeom>
+                    <a:noFill/>
+                    <a:ln>
+                      <a:noFill/>
+                    </a:ln>
+                  </pic:spPr>
+                </pic:pic>
+              </a:graphicData>
+            </a:graphic>
+          </wp:inline>
+        </w:drawing>
+      </w:r>
+    </w:p>
+    <w:p>
+      <w:pPr>
+        <w:jc w:val="center"/>
+        <w:rPr>
+          <w:rFonts w:ascii="Times New Roman" w:hAnsi="Times New Roman" w:cs="Times New Roman"/>
+          <w:sz w:val="28"/>
+          <w:szCs w:val="28"/>
+        </w:rPr>
+      </w:pPr>
+      <w:r>
+        <w:rPr>
+          <w:rFonts w:ascii="Times New Roman" w:hAnsi="Times New Roman" w:cs="Times New Roman"/>
+          <w:sz w:val="28"/>
+          <w:szCs w:val="28"/>
+        </w:rPr>
+        <w:t xml:space="preserve">Рисунок </w:t>
+      </w:r>
+      <w:r>
+        <w:rPr>
+          <w:rFonts w:ascii="Times New Roman" w:hAnsi="Times New Roman" w:cs="Times New Roman"/>
+          <w:sz w:val="28"/>
+          <w:szCs w:val="28"/>
+        </w:rPr>
+        <w:t>10</w:t>
+      </w:r>
+      <w:r>
+        <w:rPr>
+          <w:rFonts w:ascii="Times New Roman" w:hAnsi="Times New Roman" w:cs="Times New Roman"/>
+          <w:sz w:val="28"/>
+          <w:szCs w:val="28"/>
+        </w:rPr>
+        <w:t xml:space="preserve"> – Результат от </w:t>
+      </w:r>
+      <w:r>
+        <w:rPr>
+          <w:rFonts w:ascii="Times New Roman" w:hAnsi="Times New Roman" w:cs="Times New Roman"/>
+          <w:sz w:val="28"/>
+          <w:szCs w:val="28"/>
+        </w:rPr>
+        <w:t>25</w:t>
+      </w:r>
+      <w:r>
+        <w:rPr>
+          <w:rFonts w:ascii="Times New Roman" w:hAnsi="Times New Roman" w:cs="Times New Roman"/>
+          <w:sz w:val="28"/>
+          <w:szCs w:val="28"/>
+        </w:rPr>
+        <w:t>.</w:t>
+      </w:r>
+      <w:r>
+        <w:rPr>
+          <w:rFonts w:ascii="Times New Roman" w:hAnsi="Times New Roman" w:cs="Times New Roman"/>
+          <w:sz w:val="28"/>
+          <w:szCs w:val="28"/>
+        </w:rPr>
+        <w:t>10</w:t>
+      </w:r>
+      <w:r>
+        <w:rPr>
+          <w:rFonts w:ascii="Times New Roman" w:hAnsi="Times New Roman" w:cs="Times New Roman"/>
+          <w:sz w:val="28"/>
+          <w:szCs w:val="28"/>
+        </w:rPr>
+        <w:t>.2025 г.</w:t>
+      </w:r>
+    </w:p>
+    <w:p>
+      <w:pPr>
+        <w:jc w:val="both"/>
+        <w:rPr>
+          <w:rFonts w:ascii="Times New Roman" w:hAnsi="Times New Roman" w:cs="Times New Roman"/>
+          <w:b/>
+          <w:sz w:val="28"/>
+          <w:szCs w:val="28"/>
+        </w:rPr>
+      </w:pPr>
+      <w:r>
+        <w:rPr>
+          <w:rFonts w:ascii="Times New Roman" w:hAnsi="Times New Roman" w:cs="Times New Roman"/>
+          <w:b/>
+          <w:sz w:val="28"/>
+          <w:szCs w:val="28"/>
+        </w:rPr>
+        <w:t xml:space="preserve">Задача </w:t>
+      </w:r>
+      <w:r>
+        <w:rPr>
+          <w:rFonts w:ascii="Times New Roman" w:hAnsi="Times New Roman" w:cs="Times New Roman"/>
+          <w:b/>
+          <w:sz w:val="28"/>
+          <w:szCs w:val="28"/>
+          <w:lang w:val="en-US"/>
+        </w:rPr>
+        <w:t>D</w:t>
+      </w:r>
+      <w:r>
+        <w:rPr>
+          <w:rFonts w:ascii="Times New Roman" w:hAnsi="Times New Roman" w:cs="Times New Roman"/>
+          <w:b/>
+          <w:sz w:val="28"/>
+          <w:szCs w:val="28"/>
+        </w:rPr>
+        <w:t xml:space="preserve">. </w:t>
+      </w:r>
+      <w:r>
+        <w:rPr>
+          <w:rFonts w:ascii="Times New Roman" w:hAnsi="Times New Roman" w:cs="Times New Roman"/>
+          <w:b/>
+          <w:sz w:val="28"/>
+          <w:szCs w:val="28"/>
+        </w:rPr>
+        <w:t>Грегор и игра в пешки</w:t>
+      </w:r>
+      <w:r>
+        <w:rPr>
+          <w:rFonts w:ascii="Times New Roman" w:hAnsi="Times New Roman" w:cs="Times New Roman"/>
+          <w:b/>
+          <w:sz w:val="28"/>
+          <w:szCs w:val="28"/>
+        </w:rPr>
+        <w:t>.</w:t>
+      </w:r>
+    </w:p>
+    <w:p>
+      <w:pPr>
+        <w:jc w:val="both"/>
+        <w:rPr>
+          <w:rFonts w:ascii="Times New Roman" w:hAnsi="Times New Roman" w:cs="Times New Roman"/>
+          <w:b/>
+          <w:sz w:val="28"/>
+          <w:szCs w:val="28"/>
+        </w:rPr>
+      </w:pPr>
+      <w:r>
+        <w:rPr>
+          <w:rFonts w:ascii="Times New Roman" w:hAnsi="Times New Roman" w:cs="Times New Roman"/>
+          <w:b/>
+          <w:sz w:val="28"/>
+          <w:szCs w:val="28"/>
+        </w:rPr>
+        <w:t>Постановка задачи.</w:t>
+      </w:r>
+    </w:p>
+    <w:p>
+      <w:pPr>
+        <w:spacing w:after="160" w:line="259" w:lineRule="auto"/>
+        <w:rPr>
+          <w:rFonts w:ascii="Times New Roman" w:hAnsi="Times New Roman" w:cs="Times New Roman"/>
+          <w:sz w:val="28"/>
+          <w:szCs w:val="28"/>
+        </w:rPr>
+      </w:pPr>
+      <w:r>
+        <w:rPr>
+          <w:rFonts w:ascii="Times New Roman" w:hAnsi="Times New Roman" w:cs="Times New Roman"/>
+          <w:sz w:val="28"/>
+          <w:szCs w:val="28"/>
+        </w:rPr>
+        <w:t>Нужно определить, сколько пешек можно довести до верхнего ряда, используя:</w:t>
+      </w:r>
+    </w:p>
+    <w:p>
+      <w:pPr>
+        <w:spacing w:after="160" w:line="259" w:lineRule="auto"/>
+        <w:rPr>
+          <w:rFonts w:ascii="Times New Roman" w:hAnsi="Times New Roman" w:cs="Times New Roman"/>
+          <w:sz w:val="28"/>
+          <w:szCs w:val="28"/>
+        </w:rPr>
+      </w:pPr>
+      <w:r>
+        <w:rPr>
+          <w:rFonts w:ascii="Times New Roman" w:hAnsi="Times New Roman" w:cs="Times New Roman"/>
+          <w:sz w:val="28"/>
+          <w:szCs w:val="28"/>
+        </w:rPr>
+        <w:t xml:space="preserve">1. </w:t>
+      </w:r>
+      <w:r>
+        <w:rPr>
+          <w:rFonts w:ascii="Times New Roman" w:hAnsi="Times New Roman" w:cs="Times New Roman"/>
+          <w:sz w:val="28"/>
+          <w:szCs w:val="28"/>
+        </w:rPr>
+        <w:t>прямое движение вверх (если клетка свободна)</w:t>
+      </w:r>
+    </w:p>
+    <w:p>
+      <w:pPr>
+        <w:spacing w:after="160" w:line="259" w:lineRule="auto"/>
+        <w:rPr>
+          <w:rFonts w:ascii="Times New Roman" w:hAnsi="Times New Roman" w:cs="Times New Roman"/>
+          <w:sz w:val="28"/>
+          <w:szCs w:val="28"/>
+        </w:rPr>
+      </w:pPr>
+      <w:r>
+        <w:rPr>
+          <w:rFonts w:ascii="Times New Roman" w:hAnsi="Times New Roman" w:cs="Times New Roman"/>
+          <w:sz w:val="28"/>
+          <w:szCs w:val="28"/>
+        </w:rPr>
+        <w:t xml:space="preserve">2. </w:t>
+      </w:r>
+      <w:r>
+        <w:rPr>
+          <w:rFonts w:ascii="Times New Roman" w:hAnsi="Times New Roman" w:cs="Times New Roman"/>
+          <w:sz w:val="28"/>
+          <w:szCs w:val="28"/>
+        </w:rPr>
+        <w:t>или "съедание" вражеской пешки по диагонали (если клетка занята врагом).</w:t>
+      </w:r>
+    </w:p>
+    <w:p>
+      <w:pPr>
+        <w:spacing w:after="160" w:line="259" w:lineRule="auto"/>
+        <w:rPr>
+          <w:rFonts w:ascii="Times New Roman" w:hAnsi="Times New Roman" w:cs="Times New Roman"/>
+          <w:sz w:val="28"/>
+          <w:szCs w:val="28"/>
+        </w:rPr>
+      </w:pPr>
+      <w:r>
+        <w:rPr>
+          <w:rFonts w:ascii="Times New Roman" w:hAnsi="Times New Roman" w:cs="Times New Roman"/>
+          <w:sz w:val="28"/>
+          <w:szCs w:val="28"/>
+        </w:rPr>
+        <w:br w:type="page"/>
+      </w:r>
+    </w:p>
+    <w:p>
+      <w:pPr>
+        <w:jc w:val="both"/>
+        <w:rPr>
+          <w:rFonts w:ascii="Times New Roman" w:hAnsi="Times New Roman" w:cs="Times New Roman"/>
+          <w:b/>
+          <w:sz w:val="28"/>
+          <w:szCs w:val="28"/>
+        </w:rPr>
+      </w:pPr>
+      <w:r>
+        <w:rPr>
+          <w:rFonts w:ascii="Times New Roman" w:hAnsi="Times New Roman" w:cs="Times New Roman"/>
+          <w:b/>
+          <w:sz w:val="28"/>
+          <w:szCs w:val="28"/>
+        </w:rPr>
+        <w:lastRenderedPageBreak/>
+        <w:t>Алгоритм решения</w:t>
+      </w:r>
+    </w:p>
+    <w:p>
+      <w:pPr>
+        <w:spacing w:after="0" w:line="240" w:lineRule="auto"/>
+        <w:jc w:val="center"/>
+        <w:rPr>
+          <w:rFonts w:ascii="Times New Roman" w:hAnsi="Times New Roman" w:cs="Times New Roman"/>
+          <w:sz w:val="28"/>
+          <w:szCs w:val="28"/>
+          <w:highlight w:val="yellow"/>
+          <w:lang w:val="en-US"/>
+        </w:rPr>
+      </w:pPr>
+      <w:r>
+        <w:rPr>
+          <w:noProof/>
+          <w:lang w:eastAsia="ru-RU"/>
+        </w:rPr>
+        <w:drawing>
+          <wp:inline distT="0" distB="0" distL="0" distR="0" wp14:anchorId="7B1AA0F5" wp14:editId="2F073484">
+            <wp:extent cx="6063745" cy="7598979"/>
+            <wp:effectExtent l="0" t="0" r="0" b="2540"/>
+            <wp:docPr id="97096519" name="Рисунок 2"/>
+            <wp:cNvGraphicFramePr>
+              <a:graphicFrameLocks xmlns:a="http://schemas.openxmlformats.org/drawingml/2006/main" noChangeAspect="1"/>
+            </wp:cNvGraphicFramePr>
+            <a:graphic xmlns:a="http://schemas.openxmlformats.org/drawingml/2006/main">
+              <a:graphicData uri="http://schemas.openxmlformats.org/drawingml/2006/picture">
+                <pic:pic xmlns:pic="http://schemas.openxmlformats.org/drawingml/2006/picture">
+                  <pic:nvPicPr>
+                    <pic:cNvPr id="97096519" name="Рисунок 2"/>
+                    <pic:cNvPicPr>
+                      <a:picLocks noChangeAspect="1"/>
+                    </pic:cNvPicPr>
+                  </pic:nvPicPr>
+                  <pic:blipFill>
+                    <a:blip r:embed="rId26">
+                      <a:extLst>
+                        <a:ext uri="{28A0092B-C50C-407E-A947-70E740481C1C}">
+                          <a14:useLocalDpi xmlns:a14="http://schemas.microsoft.com/office/drawing/2010/main" val="0"/>
+                        </a:ext>
+                      </a:extLst>
+                    </a:blip>
+                    <a:stretch>
+                      <a:fillRect/>
+                    </a:stretch>
+                  </pic:blipFill>
+                  <pic:spPr bwMode="auto">
+                    <a:xfrm>
+                      <a:off x="0" y="0"/>
+                      <a:ext cx="6085457" cy="7626188"/>
+                    </a:xfrm>
+                    <a:prstGeom prst="rect">
+                      <a:avLst/>
+                    </a:prstGeom>
+                  </pic:spPr>
+                </pic:pic>
+              </a:graphicData>
+            </a:graphic>
+          </wp:inline>
+        </w:drawing>
+      </w:r>
+    </w:p>
+    <w:p>
+      <w:pPr>
+        <w:jc w:val="center"/>
+        <w:rPr>
+          <w:rFonts w:ascii="Times New Roman" w:hAnsi="Times New Roman" w:cs="Times New Roman"/>
+          <w:sz w:val="28"/>
+          <w:szCs w:val="28"/>
+        </w:rPr>
+      </w:pPr>
+      <w:r>
+        <w:rPr>
+          <w:rFonts w:ascii="Times New Roman" w:hAnsi="Times New Roman" w:cs="Times New Roman"/>
+          <w:sz w:val="28"/>
+          <w:szCs w:val="28"/>
+        </w:rPr>
+        <w:t xml:space="preserve">Рисунок </w:t>
+      </w:r>
+      <w:r>
+        <w:rPr>
+          <w:rFonts w:ascii="Times New Roman" w:hAnsi="Times New Roman" w:cs="Times New Roman"/>
+          <w:sz w:val="28"/>
+          <w:szCs w:val="28"/>
+          <w:lang w:val="en-US"/>
+        </w:rPr>
+        <w:t>11</w:t>
+      </w:r>
+      <w:r>
+        <w:rPr>
+          <w:rFonts w:ascii="Times New Roman" w:hAnsi="Times New Roman" w:cs="Times New Roman"/>
+          <w:sz w:val="28"/>
+          <w:szCs w:val="28"/>
+        </w:rPr>
+        <w:t xml:space="preserve"> – Алгоритм решения задачи</w:t>
+      </w:r>
+    </w:p>
+    <w:p>
+      <w:pPr>
+        <w:spacing w:after="160" w:line="259" w:lineRule="auto"/>
+        <w:rPr>
+          <w:rFonts w:ascii="Times New Roman" w:hAnsi="Times New Roman" w:cs="Times New Roman"/>
+          <w:sz w:val="28"/>
+          <w:szCs w:val="28"/>
+        </w:rPr>
+      </w:pPr>
+      <w:r>
+        <w:rPr>
+          <w:rFonts w:ascii="Times New Roman" w:hAnsi="Times New Roman" w:cs="Times New Roman"/>
+          <w:sz w:val="28"/>
+          <w:szCs w:val="28"/>
+        </w:rPr>
+        <w:br w:type="page" w:clear="all"/>
+      </w:r>
+    </w:p>
+    <w:p>
+      <w:pPr>
+        <w:jc w:val="both"/>
+        <w:rPr>
+          <w:rFonts w:ascii="Times New Roman" w:hAnsi="Times New Roman" w:cs="Times New Roman"/>
+          <w:sz w:val="28"/>
+          <w:szCs w:val="28"/>
+        </w:rPr>
+      </w:pPr>
+      <w:r>
+        <w:rPr>
+          <w:rFonts w:ascii="Times New Roman" w:hAnsi="Times New Roman" w:cs="Times New Roman"/>
+          <w:b/>
+          <w:sz w:val="28"/>
+          <w:szCs w:val="28"/>
+        </w:rPr>
+        <w:lastRenderedPageBreak/>
+        <w:t xml:space="preserve">Тестирование </w:t>
+      </w:r>
+    </w:p>
+    <w:tbl>
+      <w:tblPr>
+        <w:tblW w:w="0" w:type="auto"/>
+        <w:tblBorders>
+          <w:top w:val="single" w:sz="4" w:space="0" w:color="auto"/>
+          <w:left w:val="single" w:sz="4" w:space="0" w:color="auto"/>
+          <w:bottom w:val="single" w:sz="4" w:space="0" w:color="auto"/>
+          <w:right w:val="single" w:sz="4" w:space="0" w:color="auto"/>
+          <w:insideH w:val="single" w:sz="4" w:space="0" w:color="auto"/>
+          <w:insideV w:val="single" w:sz="4" w:space="0" w:color="auto"/>
+        </w:tblBorders>
+        <w:tblLook w:val="04A0" w:firstRow="1" w:lastRow="0" w:firstColumn="1" w:lastColumn="0" w:noHBand="0" w:noVBand="1"/>
+      </w:tblPr>
+      <w:tblGrid>
+        <w:gridCol w:w="4361"/>
+        <w:gridCol w:w="5103"/>
+      </w:tblGrid>
+      <w:tr>
+        <w:trPr>
+          <w:trHeight w:val="454"/>
+        </w:trPr>
+        <w:tc>
+          <w:tcPr>
+            <w:tcW w:w="4361" w:type="dxa"/>
+            <w:vAlign w:val="center"/>
+          </w:tcPr>
+          <w:p>
+            <w:pPr>
+              <w:spacing w:after="0" w:line="240" w:lineRule="auto"/>
+              <w:jc w:val="center"/>
+              <w:rPr>
+                <w:rFonts w:ascii="Times New Roman" w:hAnsi="Times New Roman" w:cs="Times New Roman"/>
+                <w:sz w:val="28"/>
+                <w:szCs w:val="28"/>
+              </w:rPr>
+            </w:pPr>
+            <w:r>
+              <w:rPr>
+                <w:rFonts w:ascii="Times New Roman" w:hAnsi="Times New Roman" w:cs="Times New Roman"/>
+                <w:sz w:val="28"/>
+                <w:szCs w:val="28"/>
+              </w:rPr>
+              <w:t>Входные данные</w:t>
+            </w:r>
+          </w:p>
+        </w:tc>
+        <w:tc>
+          <w:tcPr>
+            <w:tcW w:w="5103" w:type="dxa"/>
+            <w:vAlign w:val="center"/>
+          </w:tcPr>
+          <w:p>
+            <w:pPr>
+              <w:spacing w:after="0" w:line="240" w:lineRule="auto"/>
+              <w:jc w:val="center"/>
+              <w:rPr>
+                <w:rFonts w:ascii="Times New Roman" w:hAnsi="Times New Roman" w:cs="Times New Roman"/>
+                <w:sz w:val="28"/>
+                <w:szCs w:val="28"/>
+              </w:rPr>
+            </w:pPr>
+            <w:r>
+              <w:rPr>
+                <w:rFonts w:ascii="Times New Roman" w:hAnsi="Times New Roman" w:cs="Times New Roman"/>
+                <w:sz w:val="28"/>
+                <w:szCs w:val="28"/>
+              </w:rPr>
+              <w:t>Выходные данные</w:t>
+            </w:r>
+          </w:p>
+        </w:tc>
+      </w:tr>
+      <w:tr>
+        <w:trPr>
+          <w:trHeight w:val="454"/>
+        </w:trPr>
+        <w:tc>
+          <w:tcPr>
+            <w:tcW w:w="4361" w:type="dxa"/>
+            <w:vAlign w:val="center"/>
+          </w:tcPr>
+          <w:p>
+            <w:pPr>
+              <w:spacing w:after="0" w:line="240" w:lineRule="auto"/>
+              <w:rPr>
+                <w:rFonts w:ascii="Times New Roman" w:hAnsi="Times New Roman" w:cs="Times New Roman"/>
+                <w:sz w:val="28"/>
+                <w:szCs w:val="28"/>
+              </w:rPr>
+            </w:pPr>
+            <w:r>
+              <w:rPr>
+                <w:rFonts w:ascii="Times New Roman" w:hAnsi="Times New Roman" w:cs="Times New Roman"/>
+                <w:sz w:val="28"/>
+                <w:szCs w:val="28"/>
+              </w:rPr>
+              <w:t>3</w:t>
+            </w:r>
+          </w:p>
+          <w:p>
+            <w:pPr>
+              <w:spacing w:after="0" w:line="240" w:lineRule="auto"/>
+              <w:rPr>
+                <w:rFonts w:ascii="Times New Roman" w:hAnsi="Times New Roman" w:cs="Times New Roman"/>
+                <w:sz w:val="28"/>
+                <w:szCs w:val="28"/>
+              </w:rPr>
+            </w:pPr>
+            <w:r>
+              <w:rPr>
+                <w:rFonts w:ascii="Times New Roman" w:hAnsi="Times New Roman" w:cs="Times New Roman"/>
+                <w:sz w:val="28"/>
+                <w:szCs w:val="28"/>
+              </w:rPr>
+              <w:t>000</w:t>
+            </w:r>
+          </w:p>
+          <w:p>
+            <w:pPr>
+              <w:spacing w:after="0" w:line="240" w:lineRule="auto"/>
+              <w:rPr>
+                <w:rFonts w:ascii="Times New Roman" w:hAnsi="Times New Roman" w:cs="Times New Roman"/>
+                <w:sz w:val="28"/>
+                <w:szCs w:val="28"/>
+              </w:rPr>
+            </w:pPr>
+            <w:r>
+              <w:rPr>
+                <w:rFonts w:ascii="Times New Roman" w:hAnsi="Times New Roman" w:cs="Times New Roman"/>
+                <w:sz w:val="28"/>
+                <w:szCs w:val="28"/>
+              </w:rPr>
+              <w:t>111</w:t>
+            </w:r>
+          </w:p>
+        </w:tc>
+        <w:tc>
+          <w:tcPr>
+            <w:tcW w:w="5103" w:type="dxa"/>
+            <w:vAlign w:val="center"/>
+          </w:tcPr>
+          <w:p>
+            <w:pPr>
+              <w:spacing w:after="0" w:line="240" w:lineRule="auto"/>
+              <w:rPr>
+                <w:rFonts w:ascii="Times New Roman" w:hAnsi="Times New Roman" w:cs="Times New Roman"/>
+                <w:sz w:val="28"/>
+                <w:szCs w:val="28"/>
+                <w:lang w:val="en-US"/>
+              </w:rPr>
+            </w:pPr>
+            <w:r>
+              <w:rPr>
+                <w:rFonts w:ascii="Times New Roman" w:hAnsi="Times New Roman" w:cs="Times New Roman"/>
+                <w:sz w:val="28"/>
+                <w:szCs w:val="28"/>
+                <w:lang w:val="en-US"/>
+              </w:rPr>
+              <w:t>3</w:t>
+            </w:r>
+          </w:p>
+        </w:tc>
+      </w:tr>
+      <w:tr>
+        <w:trPr>
+          <w:trHeight w:val="454"/>
+        </w:trPr>
+        <w:tc>
+          <w:tcPr>
+            <w:tcW w:w="4361" w:type="dxa"/>
+            <w:vAlign w:val="center"/>
+          </w:tcPr>
+          <w:p>
+            <w:pPr>
+              <w:spacing w:after="0" w:line="240" w:lineRule="auto"/>
+              <w:rPr>
+                <w:rFonts w:ascii="Times New Roman" w:hAnsi="Times New Roman" w:cs="Times New Roman"/>
+                <w:sz w:val="28"/>
+                <w:szCs w:val="28"/>
+              </w:rPr>
+            </w:pPr>
+            <w:r>
+              <w:rPr>
+                <w:rFonts w:ascii="Times New Roman" w:hAnsi="Times New Roman" w:cs="Times New Roman"/>
+                <w:sz w:val="28"/>
+                <w:szCs w:val="28"/>
+              </w:rPr>
+              <w:t>4</w:t>
+            </w:r>
+          </w:p>
+          <w:p>
+            <w:pPr>
+              <w:spacing w:after="0" w:line="240" w:lineRule="auto"/>
+              <w:rPr>
+                <w:rFonts w:ascii="Times New Roman" w:hAnsi="Times New Roman" w:cs="Times New Roman"/>
+                <w:sz w:val="28"/>
+                <w:szCs w:val="28"/>
+              </w:rPr>
+            </w:pPr>
+            <w:r>
+              <w:rPr>
+                <w:rFonts w:ascii="Times New Roman" w:hAnsi="Times New Roman" w:cs="Times New Roman"/>
+                <w:sz w:val="28"/>
+                <w:szCs w:val="28"/>
+              </w:rPr>
+              <w:t>1111</w:t>
+            </w:r>
+          </w:p>
+          <w:p>
+            <w:pPr>
+              <w:spacing w:after="0" w:line="240" w:lineRule="auto"/>
+              <w:rPr>
+                <w:rFonts w:ascii="Times New Roman" w:hAnsi="Times New Roman" w:cs="Times New Roman"/>
+                <w:sz w:val="28"/>
+                <w:szCs w:val="28"/>
+              </w:rPr>
+            </w:pPr>
+            <w:r>
+              <w:rPr>
+                <w:rFonts w:ascii="Times New Roman" w:hAnsi="Times New Roman" w:cs="Times New Roman"/>
+                <w:sz w:val="28"/>
+                <w:szCs w:val="28"/>
+              </w:rPr>
+              <w:t>1111</w:t>
+            </w:r>
+          </w:p>
+        </w:tc>
+        <w:tc>
+          <w:tcPr>
+            <w:tcW w:w="5103" w:type="dxa"/>
+            <w:vAlign w:val="center"/>
+          </w:tcPr>
+          <w:p>
+            <w:pPr>
+              <w:spacing w:after="0" w:line="240" w:lineRule="auto"/>
+              <w:rPr>
+                <w:rFonts w:ascii="Times New Roman" w:hAnsi="Times New Roman" w:cs="Times New Roman"/>
+                <w:sz w:val="28"/>
+                <w:szCs w:val="28"/>
+                <w:lang w:val="en-US"/>
+              </w:rPr>
+            </w:pPr>
+            <w:r>
+              <w:rPr>
+                <w:rFonts w:ascii="Times New Roman" w:hAnsi="Times New Roman" w:cs="Times New Roman"/>
+                <w:sz w:val="28"/>
+                <w:szCs w:val="28"/>
+                <w:lang w:val="en-US"/>
+              </w:rPr>
+              <w:t>4</w:t>
+            </w:r>
+          </w:p>
+        </w:tc>
+      </w:tr>
+      <w:tr>
+        <w:trPr>
+          <w:trHeight w:val="454"/>
+        </w:trPr>
+        <w:tc>
+          <w:tcPr>
+            <w:tcW w:w="4361" w:type="dxa"/>
+            <w:vAlign w:val="center"/>
+          </w:tcPr>
+          <w:p>
+            <w:pPr>
+              <w:spacing w:after="0" w:line="240" w:lineRule="auto"/>
+              <w:rPr>
+                <w:rFonts w:ascii="Times New Roman" w:hAnsi="Times New Roman" w:cs="Times New Roman"/>
+                <w:sz w:val="28"/>
+                <w:szCs w:val="28"/>
+              </w:rPr>
+            </w:pPr>
+            <w:r>
+              <w:rPr>
+                <w:rFonts w:ascii="Times New Roman" w:hAnsi="Times New Roman" w:cs="Times New Roman"/>
+                <w:sz w:val="28"/>
+                <w:szCs w:val="28"/>
+              </w:rPr>
+              <w:t>3</w:t>
+            </w:r>
+          </w:p>
+          <w:p>
+            <w:pPr>
+              <w:spacing w:after="0" w:line="240" w:lineRule="auto"/>
+              <w:rPr>
+                <w:rFonts w:ascii="Times New Roman" w:hAnsi="Times New Roman" w:cs="Times New Roman"/>
+                <w:sz w:val="28"/>
+                <w:szCs w:val="28"/>
+              </w:rPr>
+            </w:pPr>
+            <w:r>
+              <w:rPr>
+                <w:rFonts w:ascii="Times New Roman" w:hAnsi="Times New Roman" w:cs="Times New Roman"/>
+                <w:sz w:val="28"/>
+                <w:szCs w:val="28"/>
+              </w:rPr>
+              <w:t>010</w:t>
+            </w:r>
+          </w:p>
+          <w:p>
+            <w:pPr>
+              <w:spacing w:after="0" w:line="240" w:lineRule="auto"/>
+              <w:rPr>
+                <w:rFonts w:ascii="Times New Roman" w:hAnsi="Times New Roman" w:cs="Times New Roman"/>
+                <w:sz w:val="28"/>
+                <w:szCs w:val="28"/>
+              </w:rPr>
+            </w:pPr>
+            <w:r>
+              <w:rPr>
+                <w:rFonts w:ascii="Times New Roman" w:hAnsi="Times New Roman" w:cs="Times New Roman"/>
+                <w:sz w:val="28"/>
+                <w:szCs w:val="28"/>
+              </w:rPr>
+              <w:t>010</w:t>
+            </w:r>
+          </w:p>
+        </w:tc>
+        <w:tc>
+          <w:tcPr>
+            <w:tcW w:w="5103" w:type="dxa"/>
+            <w:vAlign w:val="center"/>
+          </w:tcPr>
+          <w:p>
+            <w:pPr>
+              <w:spacing w:after="0" w:line="240" w:lineRule="auto"/>
+              <w:rPr>
+                <w:rFonts w:ascii="Times New Roman" w:hAnsi="Times New Roman" w:cs="Times New Roman"/>
+                <w:sz w:val="28"/>
+                <w:szCs w:val="28"/>
+                <w:lang w:val="en-US"/>
+              </w:rPr>
+            </w:pPr>
+            <w:r>
+              <w:rPr>
+                <w:rFonts w:ascii="Times New Roman" w:hAnsi="Times New Roman" w:cs="Times New Roman"/>
+                <w:sz w:val="28"/>
+                <w:szCs w:val="28"/>
+                <w:lang w:val="en-US"/>
+              </w:rPr>
+              <w:t>0</w:t>
+            </w:r>
+          </w:p>
+        </w:tc>
+      </w:tr>
+      <w:tr>
+        <w:trPr>
+          <w:trHeight w:val="454"/>
+        </w:trPr>
+        <w:tc>
+          <w:tcPr>
+            <w:tcW w:w="4361" w:type="dxa"/>
+            <w:tcBorders>
+              <w:bottom w:val="single" w:sz="4" w:space="0" w:color="auto"/>
+            </w:tcBorders>
+            <w:vAlign w:val="center"/>
+          </w:tcPr>
+          <w:p>
+            <w:pPr>
+              <w:spacing w:after="0" w:line="240" w:lineRule="auto"/>
+              <w:rPr>
+                <w:rFonts w:ascii="Times New Roman" w:hAnsi="Times New Roman" w:cs="Times New Roman"/>
+                <w:sz w:val="28"/>
+                <w:szCs w:val="28"/>
+              </w:rPr>
+            </w:pPr>
+            <w:r>
+              <w:rPr>
+                <w:rFonts w:ascii="Times New Roman" w:hAnsi="Times New Roman" w:cs="Times New Roman"/>
+                <w:sz w:val="28"/>
+                <w:szCs w:val="28"/>
+              </w:rPr>
+              <w:t>5</w:t>
+            </w:r>
+          </w:p>
+          <w:p>
+            <w:pPr>
+              <w:spacing w:after="0" w:line="240" w:lineRule="auto"/>
+              <w:rPr>
+                <w:rFonts w:ascii="Times New Roman" w:hAnsi="Times New Roman" w:cs="Times New Roman"/>
+                <w:sz w:val="28"/>
+                <w:szCs w:val="28"/>
+              </w:rPr>
+            </w:pPr>
+            <w:r>
+              <w:rPr>
+                <w:rFonts w:ascii="Times New Roman" w:hAnsi="Times New Roman" w:cs="Times New Roman"/>
+                <w:sz w:val="28"/>
+                <w:szCs w:val="28"/>
+              </w:rPr>
+              <w:t>11001</w:t>
+            </w:r>
+          </w:p>
+          <w:p>
+            <w:pPr>
+              <w:spacing w:after="0" w:line="240" w:lineRule="auto"/>
+              <w:rPr>
+                <w:rFonts w:ascii="Times New Roman" w:hAnsi="Times New Roman" w:cs="Times New Roman"/>
+                <w:sz w:val="28"/>
+                <w:szCs w:val="28"/>
+                <w:lang w:val="en-US"/>
+              </w:rPr>
+            </w:pPr>
+            <w:r>
+              <w:rPr>
+                <w:rFonts w:ascii="Times New Roman" w:hAnsi="Times New Roman" w:cs="Times New Roman"/>
+                <w:sz w:val="28"/>
+                <w:szCs w:val="28"/>
+              </w:rPr>
+              <w:t>00000</w:t>
+            </w:r>
+          </w:p>
+        </w:tc>
+        <w:tc>
+          <w:tcPr>
+            <w:tcW w:w="5103" w:type="dxa"/>
+            <w:tcBorders>
+              <w:bottom w:val="single" w:sz="4" w:space="0" w:color="auto"/>
+            </w:tcBorders>
+            <w:vAlign w:val="center"/>
+          </w:tcPr>
+          <w:p>
+            <w:pPr>
+              <w:spacing w:after="0" w:line="240" w:lineRule="auto"/>
+              <w:rPr>
+                <w:rFonts w:ascii="Times New Roman" w:hAnsi="Times New Roman" w:cs="Times New Roman"/>
+                <w:sz w:val="28"/>
+                <w:szCs w:val="28"/>
+                <w:lang w:val="en-US"/>
+              </w:rPr>
+            </w:pPr>
+            <w:r>
+              <w:rPr>
+                <w:rFonts w:ascii="Times New Roman" w:hAnsi="Times New Roman" w:cs="Times New Roman"/>
+                <w:sz w:val="28"/>
+                <w:szCs w:val="28"/>
+                <w:lang w:val="en-US"/>
+              </w:rPr>
+              <w:t>0</w:t>
+            </w:r>
+          </w:p>
+        </w:tc>
+      </w:tr>
+      <w:tr>
+        <w:trPr>
+          <w:trHeight w:val="454"/>
+        </w:trPr>
+        <w:tc>
+          <w:tcPr>
+            <w:tcW w:w="4361" w:type="dxa"/>
+            <w:vAlign w:val="center"/>
+          </w:tcPr>
+          <w:p>
+            <w:pPr>
+              <w:spacing w:after="0" w:line="240" w:lineRule="auto"/>
+              <w:rPr>
+                <w:rFonts w:ascii="Times New Roman" w:hAnsi="Times New Roman" w:cs="Times New Roman"/>
+                <w:sz w:val="28"/>
+                <w:szCs w:val="28"/>
+                <w:lang w:val="en-US"/>
+              </w:rPr>
+            </w:pPr>
+            <w:r>
+              <w:rPr>
+                <w:rFonts w:ascii="Times New Roman" w:hAnsi="Times New Roman" w:cs="Times New Roman"/>
+                <w:sz w:val="28"/>
+                <w:szCs w:val="28"/>
+                <w:lang w:val="en-US"/>
+              </w:rPr>
+              <w:t>3</w:t>
+            </w:r>
+          </w:p>
+          <w:p>
+            <w:pPr>
+              <w:spacing w:after="0" w:line="240" w:lineRule="auto"/>
+              <w:rPr>
+                <w:rFonts w:ascii="Times New Roman" w:hAnsi="Times New Roman" w:cs="Times New Roman"/>
+                <w:sz w:val="28"/>
+                <w:szCs w:val="28"/>
+                <w:lang w:val="en-US"/>
+              </w:rPr>
+            </w:pPr>
+            <w:r>
+              <w:rPr>
+                <w:rFonts w:ascii="Times New Roman" w:hAnsi="Times New Roman" w:cs="Times New Roman"/>
+                <w:sz w:val="28"/>
+                <w:szCs w:val="28"/>
+                <w:lang w:val="en-US"/>
+              </w:rPr>
+              <w:t>0</w:t>
+            </w:r>
+            <w:r>
+              <w:rPr>
+                <w:rFonts w:ascii="Times New Roman" w:hAnsi="Times New Roman" w:cs="Times New Roman"/>
+                <w:sz w:val="28"/>
+                <w:szCs w:val="28"/>
+                <w:lang w:val="en-US"/>
+              </w:rPr>
+              <w:t>1</w:t>
+            </w:r>
+            <w:r>
+              <w:rPr>
+                <w:rFonts w:ascii="Times New Roman" w:hAnsi="Times New Roman" w:cs="Times New Roman"/>
+                <w:sz w:val="28"/>
+                <w:szCs w:val="28"/>
+                <w:lang w:val="en-US"/>
+              </w:rPr>
+              <w:t>0</w:t>
+            </w:r>
+          </w:p>
+          <w:p>
+            <w:pPr>
+              <w:spacing w:after="0" w:line="240" w:lineRule="auto"/>
+              <w:rPr>
+                <w:rFonts w:ascii="Times New Roman" w:hAnsi="Times New Roman" w:cs="Times New Roman"/>
+                <w:sz w:val="28"/>
+                <w:szCs w:val="28"/>
+                <w:lang w:val="en-US"/>
+              </w:rPr>
+            </w:pPr>
+            <w:r>
+              <w:rPr>
+                <w:rFonts w:ascii="Times New Roman" w:hAnsi="Times New Roman" w:cs="Times New Roman"/>
+                <w:sz w:val="28"/>
+                <w:szCs w:val="28"/>
+                <w:lang w:val="en-US"/>
+              </w:rPr>
+              <w:t>10</w:t>
+            </w:r>
+            <w:r>
+              <w:rPr>
+                <w:rFonts w:ascii="Times New Roman" w:hAnsi="Times New Roman" w:cs="Times New Roman"/>
+                <w:sz w:val="28"/>
+                <w:szCs w:val="28"/>
+                <w:lang w:val="en-US"/>
+              </w:rPr>
+              <w:t>1</w:t>
+            </w:r>
+          </w:p>
+        </w:tc>
+        <w:tc>
+          <w:tcPr>
+            <w:tcW w:w="5103" w:type="dxa"/>
+            <w:vAlign w:val="center"/>
+          </w:tcPr>
+          <w:p>
+            <w:pPr>
+              <w:spacing w:after="0" w:line="240" w:lineRule="auto"/>
+              <w:rPr>
+                <w:rFonts w:ascii="Times New Roman" w:hAnsi="Times New Roman" w:cs="Times New Roman"/>
+                <w:sz w:val="28"/>
+                <w:szCs w:val="28"/>
+                <w:lang w:val="en-US"/>
+              </w:rPr>
+            </w:pPr>
+            <w:r>
+              <w:rPr>
+                <w:rFonts w:ascii="Times New Roman" w:hAnsi="Times New Roman" w:cs="Times New Roman"/>
+                <w:sz w:val="28"/>
+                <w:szCs w:val="28"/>
+                <w:lang w:val="en-US"/>
+              </w:rPr>
+              <w:t>2</w:t>
+            </w:r>
+          </w:p>
+        </w:tc>
+      </w:tr>
+    </w:tbl>
+    <w:p>
+      <w:pPr>
+        <w:spacing w:after="160" w:line="259" w:lineRule="auto"/>
+        <w:rPr>
+          <w:rFonts w:ascii="Times New Roman" w:hAnsi="Times New Roman" w:cs="Times New Roman"/>
+          <w:b/>
+          <w:sz w:val="28"/>
+          <w:szCs w:val="28"/>
         </w:rPr>
       </w:pPr>
       <w:r>
@@ -10349,6 +12050,7 @@
         </w:rPr>
         <w:t xml:space="preserve">При выполнении работ, предусмотренных заданием на практику, в организации ФГБОУ ВО «Вятский государственный университет» мной, </w:t>
       </w:r>
+      <w:proofErr w:type="spellStart"/>
       <w:r>
         <w:rPr>
           <w:rFonts w:ascii="Times New Roman" w:eastAsia="Times New Roman" w:hAnsi="Times New Roman" w:cs="Times New Roman"/>
@@ -10356,7 +12058,17 @@
           <w:szCs w:val="28"/>
           <w:lang w:eastAsia="ru-RU"/>
         </w:rPr>
-        <w:t>Шильниковым Максимом Юрьевичем</w:t>
+        <w:t>Шильниковым</w:t>
+      </w:r>
+      <w:proofErr w:type="spellEnd"/>
+      <w:r>
+        <w:rPr>
+          <w:rFonts w:ascii="Times New Roman" w:eastAsia="Times New Roman" w:hAnsi="Times New Roman" w:cs="Times New Roman"/>
+          <w:sz w:val="28"/>
+          <w:szCs w:val="28"/>
+          <w:lang w:eastAsia="ru-RU"/>
+        </w:rPr>
+        <w:t xml:space="preserve"> Максимом Юрьевичем</w:t>
       </w:r>
       <w:r>
         <w:rPr>
@@ -10479,7 +12191,7 @@
         </w:rPr>
         <w:t xml:space="preserve">Python Software Foundation. – 2024. – Режим доступа: </w:t>
       </w:r>
-      <w:hyperlink r:id="rId25" w:tgtFrame="_blank" w:history="1">
+      <w:hyperlink r:id="rId27" w:tgtFrame="_blank" w:history="1">
         <w:r>
           <w:rPr>
             <w:rStyle w:val="af6"/>
@@ -10547,13 +12259,41 @@
           <w:szCs w:val="28"/>
         </w:rPr>
       </w:pPr>
-      <w:r>
-        <w:rPr>
-          <w:rFonts w:ascii="Times New Roman" w:hAnsi="Times New Roman" w:cs="Times New Roman"/>
-          <w:sz w:val="28"/>
-          <w:szCs w:val="28"/>
-        </w:rPr>
-        <w:t>JetBrains. Руководство по началу работы с PyCharm [Электронный ресурс]</w:t>
+      <w:proofErr w:type="spellStart"/>
+      <w:r>
+        <w:rPr>
+          <w:rFonts w:ascii="Times New Roman" w:hAnsi="Times New Roman" w:cs="Times New Roman"/>
+          <w:sz w:val="28"/>
+          <w:szCs w:val="28"/>
+        </w:rPr>
+        <w:t>JetBrains</w:t>
+      </w:r>
+      <w:proofErr w:type="spellEnd"/>
+      <w:r>
+        <w:rPr>
+          <w:rFonts w:ascii="Times New Roman" w:hAnsi="Times New Roman" w:cs="Times New Roman"/>
+          <w:sz w:val="28"/>
+          <w:szCs w:val="28"/>
+        </w:rPr>
+        <w:t xml:space="preserve">. Руководство по началу работы с </w:t>
+      </w:r>
+      <w:proofErr w:type="spellStart"/>
+      <w:r>
+        <w:rPr>
+          <w:rFonts w:ascii="Times New Roman" w:hAnsi="Times New Roman" w:cs="Times New Roman"/>
+          <w:sz w:val="28"/>
+          <w:szCs w:val="28"/>
+        </w:rPr>
+        <w:t>PyCharm</w:t>
+      </w:r>
+      <w:proofErr w:type="spellEnd"/>
+      <w:r>
+        <w:rPr>
+          <w:rFonts w:ascii="Times New Roman" w:hAnsi="Times New Roman" w:cs="Times New Roman"/>
+          <w:sz w:val="28"/>
+          <w:szCs w:val="28"/>
+        </w:rPr>
+        <w:t xml:space="preserve"> [Электронный ресурс]</w:t>
       </w:r>
       <w:r>
         <w:rPr>
@@ -10579,15 +12319,25 @@
         </w:rPr>
         <w:t> </w:t>
       </w:r>
-      <w:r>
-        <w:rPr>
-          <w:rFonts w:ascii="Times New Roman" w:hAnsi="Times New Roman" w:cs="Times New Roman"/>
-          <w:sz w:val="28"/>
-          <w:szCs w:val="28"/>
-        </w:rPr>
-        <w:t xml:space="preserve">JetBrains. – 2023. – Режим доступа: </w:t>
-      </w:r>
-      <w:hyperlink r:id="rId26" w:tgtFrame="_blank" w:history="1">
+      <w:proofErr w:type="spellStart"/>
+      <w:r>
+        <w:rPr>
+          <w:rFonts w:ascii="Times New Roman" w:hAnsi="Times New Roman" w:cs="Times New Roman"/>
+          <w:sz w:val="28"/>
+          <w:szCs w:val="28"/>
+        </w:rPr>
+        <w:t>JetBrains</w:t>
+      </w:r>
+      <w:proofErr w:type="spellEnd"/>
+      <w:r>
+        <w:rPr>
+          <w:rFonts w:ascii="Times New Roman" w:hAnsi="Times New Roman" w:cs="Times New Roman"/>
+          <w:sz w:val="28"/>
+          <w:szCs w:val="28"/>
+        </w:rPr>
+        <w:t xml:space="preserve">. – 2023. – Режим доступа: </w:t>
+      </w:r>
+      <w:hyperlink r:id="rId28" w:tgtFrame="_blank" w:history="1">
         <w:r>
           <w:rPr>
             <w:rStyle w:val="af6"/>
@@ -10671,15 +12421,79 @@
           <w:szCs w:val="28"/>
         </w:rPr>
       </w:pPr>
-      <w:r>
-        <w:rPr>
-          <w:rFonts w:ascii="Times New Roman" w:hAnsi="Times New Roman" w:cs="Times New Roman"/>
-          <w:sz w:val="28"/>
-          <w:szCs w:val="28"/>
-        </w:rPr>
-        <w:t xml:space="preserve">JetBrains. PyCharm Documentation [Электронный ресурс] / JetBrains. – 2024. – Режим доступа: </w:t>
-      </w:r>
-      <w:hyperlink r:id="rId27" w:tgtFrame="_blank" w:history="1">
+      <w:proofErr w:type="spellStart"/>
+      <w:r>
+        <w:rPr>
+          <w:rFonts w:ascii="Times New Roman" w:hAnsi="Times New Roman" w:cs="Times New Roman"/>
+          <w:sz w:val="28"/>
+          <w:szCs w:val="28"/>
+        </w:rPr>
+        <w:t>JetBrains</w:t>
+      </w:r>
+      <w:proofErr w:type="spellEnd"/>
+      <w:r>
+        <w:rPr>
+          <w:rFonts w:ascii="Times New Roman" w:hAnsi="Times New Roman" w:cs="Times New Roman"/>
+          <w:sz w:val="28"/>
+          <w:szCs w:val="28"/>
+        </w:rPr>
+        <w:t xml:space="preserve">. </w:t>
+      </w:r>
+      <w:proofErr w:type="spellStart"/>
+      <w:r>
+        <w:rPr>
+          <w:rFonts w:ascii="Times New Roman" w:hAnsi="Times New Roman" w:cs="Times New Roman"/>
+          <w:sz w:val="28"/>
+          <w:szCs w:val="28"/>
+        </w:rPr>
+        <w:t>PyCharm</w:t>
+      </w:r>
+      <w:proofErr w:type="spellEnd"/>
+      <w:r>
+        <w:rPr>
+          <w:rFonts w:ascii="Times New Roman" w:hAnsi="Times New Roman" w:cs="Times New Roman"/>
+          <w:sz w:val="28"/>
+          <w:szCs w:val="28"/>
+        </w:rPr>
+        <w:t xml:space="preserve"> </w:t>
+      </w:r>
+      <w:proofErr w:type="spellStart"/>
+      <w:r>
+        <w:rPr>
+          <w:rFonts w:ascii="Times New Roman" w:hAnsi="Times New Roman" w:cs="Times New Roman"/>
+          <w:sz w:val="28"/>
+          <w:szCs w:val="28"/>
+        </w:rPr>
+        <w:t>Documentation</w:t>
+      </w:r>
+      <w:proofErr w:type="spellEnd"/>
+      <w:r>
+        <w:rPr>
+          <w:rFonts w:ascii="Times New Roman" w:hAnsi="Times New Roman" w:cs="Times New Roman"/>
+          <w:sz w:val="28"/>
+          <w:szCs w:val="28"/>
+        </w:rPr>
+        <w:t xml:space="preserve"> [Электронный ресурс] / </w:t>
+      </w:r>
+      <w:proofErr w:type="spellStart"/>
+      <w:r>
+        <w:rPr>
+          <w:rFonts w:ascii="Times New Roman" w:hAnsi="Times New Roman" w:cs="Times New Roman"/>
+          <w:sz w:val="28"/>
+          <w:szCs w:val="28"/>
+        </w:rPr>
+        <w:t>JetBrains</w:t>
+      </w:r>
+      <w:proofErr w:type="spellEnd"/>
+      <w:r>
+        <w:rPr>
+          <w:rFonts w:ascii="Times New Roman" w:hAnsi="Times New Roman" w:cs="Times New Roman"/>
+          <w:sz w:val="28"/>
+          <w:szCs w:val="28"/>
+        </w:rPr>
+        <w:t xml:space="preserve">. – 2024. – Режим доступа: </w:t>
+      </w:r>
+      <w:hyperlink r:id="rId29" w:tgtFrame="_blank" w:history="1">
         <w:r>
           <w:rPr>
             <w:rStyle w:val="af6"/>
@@ -10769,7 +12583,25 @@
           <w:sz w:val="28"/>
           <w:szCs w:val="28"/>
         </w:rPr>
-        <w:t>Доусон, М. Программируем на Python / М. Доусон. – 8-е изд. – СПб. : Питер, 2023. – 416 с. – ISBN 978-5-4461-2594-8</w:t>
+        <w:t>Доусон, М. Программируем на Python / М. Доусон. – 8-е изд. – СПб</w:t>
+      </w:r>
+      <w:proofErr w:type="gramStart"/>
+      <w:r>
+        <w:rPr>
+          <w:rFonts w:ascii="Times New Roman" w:hAnsi="Times New Roman" w:cs="Times New Roman"/>
+          <w:sz w:val="28"/>
+          <w:szCs w:val="28"/>
+        </w:rPr>
+        <w:t>. :</w:t>
+      </w:r>
+      <w:proofErr w:type="gramEnd"/>
+      <w:r>
+        <w:rPr>
+          <w:rFonts w:ascii="Times New Roman" w:hAnsi="Times New Roman" w:cs="Times New Roman"/>
+          <w:sz w:val="28"/>
+          <w:szCs w:val="28"/>
+        </w:rPr>
+        <w:t xml:space="preserve"> Питер, 2023. – 416 с. – ISBN 978-5-4461-2594-8</w:t>
       </w:r>
       <w:r>
         <w:rPr>
@@ -10796,13 +12628,59 @@
           <w:szCs w:val="28"/>
         </w:rPr>
       </w:pPr>
-      <w:r>
-        <w:rPr>
-          <w:rFonts w:ascii="Times New Roman" w:hAnsi="Times New Roman" w:cs="Times New Roman"/>
-          <w:sz w:val="28"/>
-          <w:szCs w:val="28"/>
-        </w:rPr>
-        <w:t>Вордерман, К. Программирование на Python: иллюстрированное руководство для детей / К. Вордерман. – М. : Эксмо, 2021. – 224 с. – ISBN 978-5-699-99833</w:t>
+      <w:proofErr w:type="spellStart"/>
+      <w:r>
+        <w:rPr>
+          <w:rFonts w:ascii="Times New Roman" w:hAnsi="Times New Roman" w:cs="Times New Roman"/>
+          <w:sz w:val="28"/>
+          <w:szCs w:val="28"/>
+        </w:rPr>
+        <w:t>Вордерман</w:t>
+      </w:r>
+      <w:proofErr w:type="spellEnd"/>
+      <w:r>
+        <w:rPr>
+          <w:rFonts w:ascii="Times New Roman" w:hAnsi="Times New Roman" w:cs="Times New Roman"/>
+          <w:sz w:val="28"/>
+          <w:szCs w:val="28"/>
+        </w:rPr>
+        <w:t xml:space="preserve">, К. Программирование на Python: иллюстрированное руководство для детей / К. </w:t>
+      </w:r>
+      <w:proofErr w:type="spellStart"/>
+      <w:r>
+        <w:rPr>
+          <w:rFonts w:ascii="Times New Roman" w:hAnsi="Times New Roman" w:cs="Times New Roman"/>
+          <w:sz w:val="28"/>
+          <w:szCs w:val="28"/>
+        </w:rPr>
+        <w:t>Вордерман</w:t>
+      </w:r>
+      <w:proofErr w:type="spellEnd"/>
+      <w:r>
+        <w:rPr>
+          <w:rFonts w:ascii="Times New Roman" w:hAnsi="Times New Roman" w:cs="Times New Roman"/>
+          <w:sz w:val="28"/>
+          <w:szCs w:val="28"/>
+        </w:rPr>
+        <w:t xml:space="preserve">. – </w:t>
+      </w:r>
+      <w:proofErr w:type="gramStart"/>
+      <w:r>
+        <w:rPr>
+          <w:rFonts w:ascii="Times New Roman" w:hAnsi="Times New Roman" w:cs="Times New Roman"/>
+          <w:sz w:val="28"/>
+          <w:szCs w:val="28"/>
+        </w:rPr>
+        <w:t>М. :</w:t>
+      </w:r>
+      <w:proofErr w:type="gramEnd"/>
+      <w:r>
+        <w:rPr>
+          <w:rFonts w:ascii="Times New Roman" w:hAnsi="Times New Roman" w:cs="Times New Roman"/>
+          <w:sz w:val="28"/>
+          <w:szCs w:val="28"/>
+        </w:rPr>
+        <w:t xml:space="preserve"> Эксмо, 2021. – 224 с. – ISBN 978-5-699-99833</w:t>
       </w:r>
       <w:r>
         <w:rPr>
@@ -10835,7 +12713,25 @@
           <w:sz w:val="28"/>
           <w:szCs w:val="28"/>
         </w:rPr>
-        <w:t>Бизли, Д. Python. Подробный справочник / Д. Бизли. – 6-е изд. – СПб. : Диалектика, 2020. – 608 с. – ISBN 978-5-907144-76-0</w:t>
+        <w:t>Бизли, Д. Python. Подробный справочник / Д. Бизли. – 6-е изд. – СПб</w:t>
+      </w:r>
+      <w:proofErr w:type="gramStart"/>
+      <w:r>
+        <w:rPr>
+          <w:rFonts w:ascii="Times New Roman" w:hAnsi="Times New Roman" w:cs="Times New Roman"/>
+          <w:sz w:val="28"/>
+          <w:szCs w:val="28"/>
+        </w:rPr>
+        <w:t>. :</w:t>
+      </w:r>
+      <w:proofErr w:type="gramEnd"/>
+      <w:r>
+        <w:rPr>
+          <w:rFonts w:ascii="Times New Roman" w:hAnsi="Times New Roman" w:cs="Times New Roman"/>
+          <w:sz w:val="28"/>
+          <w:szCs w:val="28"/>
+        </w:rPr>
+        <w:t xml:space="preserve"> Диалектика, 2020. – 608 с. – ISBN 978-5-907144-76-0</w:t>
       </w:r>
       <w:r>
         <w:rPr>
@@ -11003,7 +12899,7 @@
                     <pic:cNvPicPr/>
                   </pic:nvPicPr>
                   <pic:blipFill>
-                    <a:blip r:embed="rId28">
+                    <a:blip r:embed="rId30">
                       <a:extLst>
                         <a:ext uri="{28A0092B-C50C-407E-A947-70E740481C1C}">
                           <a14:useLocalDpi xmlns:a14="http://schemas.microsoft.com/office/drawing/2010/main" val="0"/>
@@ -11114,7 +13010,7 @@
                     <pic:cNvPicPr/>
                   </pic:nvPicPr>
                   <pic:blipFill rotWithShape="1">
-                    <a:blip r:embed="rId29"/>
+                    <a:blip r:embed="rId31"/>
                     <a:srcRect r="8400"/>
                     <a:stretch>
                       <a:fillRect/>
@@ -11243,7 +13139,7 @@
                     <pic:cNvPicPr/>
                   </pic:nvPicPr>
                   <pic:blipFill rotWithShape="1">
-                    <a:blip r:embed="rId30"/>
+                    <a:blip r:embed="rId32"/>
                     <a:srcRect r="2243"/>
                     <a:stretch>
                       <a:fillRect/>
@@ -11331,7 +13227,27 @@
           <w:sz w:val="28"/>
           <w:szCs w:val="28"/>
         </w:rPr>
-        <w:t xml:space="preserve">. Скибидус и </w:t>
+        <w:t xml:space="preserve">. </w:t>
+      </w:r>
+      <w:proofErr w:type="spellStart"/>
+      <w:r>
+        <w:rPr>
+          <w:rFonts w:ascii="Times New Roman" w:hAnsi="Times New Roman" w:cs="Times New Roman"/>
+          <w:bCs/>
+          <w:sz w:val="28"/>
+          <w:szCs w:val="28"/>
+        </w:rPr>
+        <w:t>Скибидус</w:t>
+      </w:r>
+      <w:proofErr w:type="spellEnd"/>
+      <w:r>
+        <w:rPr>
+          <w:rFonts w:ascii="Times New Roman" w:hAnsi="Times New Roman" w:cs="Times New Roman"/>
+          <w:bCs/>
+          <w:sz w:val="28"/>
+          <w:szCs w:val="28"/>
+        </w:rPr>
+        <w:t xml:space="preserve"> и </w:t>
       </w:r>
       <w:r>
         <w:rPr>
@@ -11406,7 +13322,7 @@
                     <pic:cNvPicPr/>
                   </pic:nvPicPr>
                   <pic:blipFill>
-                    <a:blip r:embed="rId31"/>
+                    <a:blip r:embed="rId33"/>
                     <a:stretch>
                       <a:fillRect/>
                     </a:stretch>
@@ -11427,9 +13343,137 @@
         </w:drawing>
       </w:r>
     </w:p>
+    <w:p>
+      <w:pPr>
+        <w:spacing w:after="160" w:line="259" w:lineRule="auto"/>
+        <w:rPr>
+          <w:rFonts w:ascii="Times New Roman" w:hAnsi="Times New Roman" w:cs="Times New Roman"/>
+          <w:b/>
+          <w:sz w:val="32"/>
+          <w:szCs w:val="32"/>
+          <w:lang w:val="en-US"/>
+        </w:rPr>
+      </w:pPr>
+      <w:r>
+        <w:rPr>
+          <w:rFonts w:ascii="Times New Roman" w:hAnsi="Times New Roman" w:cs="Times New Roman"/>
+          <w:b/>
+          <w:sz w:val="32"/>
+          <w:szCs w:val="32"/>
+          <w:lang w:val="en-US"/>
+        </w:rPr>
+        <w:br w:type="page"/>
+      </w:r>
+    </w:p>
+    <w:p>
+      <w:pPr>
+        <w:jc w:val="both"/>
+        <w:rPr>
+          <w:rFonts w:ascii="Times New Roman" w:hAnsi="Times New Roman" w:cs="Times New Roman"/>
+          <w:bCs/>
+          <w:sz w:val="28"/>
+          <w:szCs w:val="28"/>
+          <w:lang w:val="en-US"/>
+        </w:rPr>
+      </w:pPr>
+      <w:r>
+        <w:rPr>
+          <w:rFonts w:ascii="Times New Roman" w:hAnsi="Times New Roman" w:cs="Times New Roman"/>
+          <w:bCs/>
+          <w:sz w:val="28"/>
+          <w:szCs w:val="28"/>
+        </w:rPr>
+        <w:lastRenderedPageBreak/>
+        <w:t xml:space="preserve">Задача </w:t>
+      </w:r>
+      <w:r>
+        <w:rPr>
+          <w:rFonts w:ascii="Times New Roman" w:hAnsi="Times New Roman" w:cs="Times New Roman"/>
+          <w:bCs/>
+          <w:sz w:val="28"/>
+          <w:szCs w:val="28"/>
+          <w:lang w:val="en-US"/>
+        </w:rPr>
+        <w:t>D</w:t>
+      </w:r>
+      <w:r>
+        <w:rPr>
+          <w:rFonts w:ascii="Times New Roman" w:hAnsi="Times New Roman" w:cs="Times New Roman"/>
+          <w:bCs/>
+          <w:sz w:val="28"/>
+          <w:szCs w:val="28"/>
+        </w:rPr>
+        <w:t>. Грегор и игра в пешки.</w:t>
+      </w:r>
+    </w:p>
+    <w:p>
+      <w:pPr>
+        <w:jc w:val="both"/>
+        <w:rPr>
+          <w:rFonts w:ascii="Times New Roman" w:hAnsi="Times New Roman" w:cs="Times New Roman"/>
+          <w:bCs/>
+          <w:sz w:val="28"/>
+          <w:szCs w:val="28"/>
+          <w:lang w:val="en-US"/>
+        </w:rPr>
+      </w:pPr>
+      <w:r>
+        <w:rPr>
+          <w:rFonts w:ascii="Times New Roman" w:hAnsi="Times New Roman" w:cs="Times New Roman"/>
+          <w:bCs/>
+          <w:sz w:val="28"/>
+          <w:szCs w:val="28"/>
+          <w:lang w:val="en-US"/>
+        </w:rPr>
+        <w:drawing>
+          <wp:inline distT="0" distB="0" distL="0" distR="0" wp14:anchorId="0A60C6A7" wp14:editId="2C422C75">
+            <wp:extent cx="6373401" cy="7015655"/>
+            <wp:effectExtent l="0" t="0" r="8890" b="0"/>
+            <wp:docPr id="40603507" name="Рисунок 1"/>
+            <wp:cNvGraphicFramePr>
+              <a:graphicFrameLocks xmlns:a="http://schemas.openxmlformats.org/drawingml/2006/main" noChangeAspect="1"/>
+            </wp:cNvGraphicFramePr>
+            <a:graphic xmlns:a="http://schemas.openxmlformats.org/drawingml/2006/main">
+              <a:graphicData uri="http://schemas.openxmlformats.org/drawingml/2006/picture">
+                <pic:pic xmlns:pic="http://schemas.openxmlformats.org/drawingml/2006/picture">
+                  <pic:nvPicPr>
+                    <pic:cNvPr id="40603507" name=""/>
+                    <pic:cNvPicPr/>
+                  </pic:nvPicPr>
+                  <pic:blipFill rotWithShape="1">
+                    <a:blip r:embed="rId34"/>
+                    <a:srcRect r="4276"/>
+                    <a:stretch>
+                      <a:fillRect/>
+                    </a:stretch>
+                  </pic:blipFill>
+                  <pic:spPr bwMode="auto">
+                    <a:xfrm>
+                      <a:off x="0" y="0"/>
+                      <a:ext cx="6425678" cy="7073200"/>
+                    </a:xfrm>
+                    <a:prstGeom prst="rect">
+                      <a:avLst/>
+                    </a:prstGeom>
+                    <a:ln>
+                      <a:noFill/>
+                    </a:ln>
+                    <a:extLst>
+                      <a:ext uri="{53640926-AAD7-44D8-BBD7-CCE9431645EC}">
+                        <a14:shadowObscured xmlns:a14="http://schemas.microsoft.com/office/drawing/2010/main"/>
+                      </a:ext>
+                    </a:extLst>
+                  </pic:spPr>
+                </pic:pic>
+              </a:graphicData>
+            </a:graphic>
+          </wp:inline>
+        </w:drawing>
+      </w:r>
+    </w:p>
     <w:sectPr>
-      <w:footerReference w:type="default" r:id="rId32"/>
-      <w:footerReference w:type="first" r:id="rId33"/>
+      <w:footerReference w:type="default" r:id="rId35"/>
+      <w:footerReference w:type="first" r:id="rId36"/>
       <w:pgSz w:w="11906" w:h="16838"/>
       <w:pgMar w:top="1134" w:right="707" w:bottom="1134" w:left="1701" w:header="709" w:footer="709" w:gutter="0"/>
       <w:pgNumType w:start="2"/>
@@ -12554,6 +14598,155 @@
     </w:lvl>
   </w:abstractNum>
   <w:abstractNum w:abstractNumId="8" w15:restartNumberingAfterBreak="0">
+    <w:nsid w:val="449268C6"/>
+    <w:multiLevelType w:val="multilevel"/>
+    <w:tmpl w:val="788C04F4"/>
+    <w:lvl w:ilvl="0">
+      <w:start w:val="1"/>
+      <w:numFmt w:val="bullet"/>
+      <w:lvlText w:val=""/>
+      <w:lvlJc w:val="left"/>
+      <w:pPr>
+        <w:tabs>
+          <w:tab w:val="num" w:pos="720"/>
+        </w:tabs>
+        <w:ind w:left="720" w:hanging="360"/>
+      </w:pPr>
+      <w:rPr>
+        <w:rFonts w:ascii="Symbol" w:hAnsi="Symbol" w:hint="default"/>
+        <w:sz w:val="20"/>
+      </w:rPr>
+    </w:lvl>
+    <w:lvl w:ilvl="1" w:tentative="1">
+      <w:start w:val="1"/>
+      <w:numFmt w:val="bullet"/>
+      <w:lvlText w:val="o"/>
+      <w:lvlJc w:val="left"/>
+      <w:pPr>
+        <w:tabs>
+          <w:tab w:val="num" w:pos="1440"/>
+        </w:tabs>
+        <w:ind w:left="1440" w:hanging="360"/>
+      </w:pPr>
+      <w:rPr>
+        <w:rFonts w:ascii="Courier New" w:hAnsi="Courier New" w:hint="default"/>
+        <w:sz w:val="20"/>
+      </w:rPr>
+    </w:lvl>
+    <w:lvl w:ilvl="2" w:tentative="1">
+      <w:start w:val="1"/>
+      <w:numFmt w:val="bullet"/>
+      <w:lvlText w:val=""/>
+      <w:lvlJc w:val="left"/>
+      <w:pPr>
+        <w:tabs>
+          <w:tab w:val="num" w:pos="2160"/>
+        </w:tabs>
+        <w:ind w:left="2160" w:hanging="360"/>
+      </w:pPr>
+      <w:rPr>
+        <w:rFonts w:ascii="Wingdings" w:hAnsi="Wingdings" w:hint="default"/>
+        <w:sz w:val="20"/>
+      </w:rPr>
+    </w:lvl>
+    <w:lvl w:ilvl="3" w:tentative="1">
+      <w:start w:val="1"/>
+      <w:numFmt w:val="bullet"/>
+      <w:lvlText w:val=""/>
+      <w:lvlJc w:val="left"/>
+      <w:pPr>
+        <w:tabs>
+          <w:tab w:val="num" w:pos="2880"/>
+        </w:tabs>
+        <w:ind w:left="2880" w:hanging="360"/>
+      </w:pPr>
+      <w:rPr>
+        <w:rFonts w:ascii="Wingdings" w:hAnsi="Wingdings" w:hint="default"/>
+        <w:sz w:val="20"/>
+      </w:rPr>
+    </w:lvl>
+    <w:lvl w:ilvl="4" w:tentative="1">
+      <w:start w:val="1"/>
+      <w:numFmt w:val="bullet"/>
+      <w:lvlText w:val=""/>
+      <w:lvlJc w:val="left"/>
+      <w:pPr>
+        <w:tabs>
+          <w:tab w:val="num" w:pos="3600"/>
+        </w:tabs>
+        <w:ind w:left="3600" w:hanging="360"/>
+      </w:pPr>
+      <w:rPr>
+        <w:rFonts w:ascii="Wingdings" w:hAnsi="Wingdings" w:hint="default"/>
+        <w:sz w:val="20"/>
+      </w:rPr>
+    </w:lvl>
+    <w:lvl w:ilvl="5" w:tentative="1">
+      <w:start w:val="1"/>
+      <w:numFmt w:val="bullet"/>
+      <w:lvlText w:val=""/>
+      <w:lvlJc w:val="left"/>
+      <w:pPr>
+        <w:tabs>
+          <w:tab w:val="num" w:pos="4320"/>
+        </w:tabs>
+        <w:ind w:left="4320" w:hanging="360"/>
+      </w:pPr>
+      <w:rPr>
+        <w:rFonts w:ascii="Wingdings" w:hAnsi="Wingdings" w:hint="default"/>
+        <w:sz w:val="20"/>
+      </w:rPr>
+    </w:lvl>
+    <w:lvl w:ilvl="6" w:tentative="1">
+      <w:start w:val="1"/>
+      <w:numFmt w:val="bullet"/>
+      <w:lvlText w:val=""/>
+      <w:lvlJc w:val="left"/>
+      <w:pPr>
+        <w:tabs>
+          <w:tab w:val="num" w:pos="5040"/>
+        </w:tabs>
+        <w:ind w:left="5040" w:hanging="360"/>
+      </w:pPr>
+      <w:rPr>
+        <w:rFonts w:ascii="Wingdings" w:hAnsi="Wingdings" w:hint="default"/>
+        <w:sz w:val="20"/>
+      </w:rPr>
+    </w:lvl>
+    <w:lvl w:ilvl="7" w:tentative="1">
+      <w:start w:val="1"/>
+      <w:numFmt w:val="bullet"/>
+      <w:lvlText w:val=""/>
+      <w:lvlJc w:val="left"/>
+      <w:pPr>
+        <w:tabs>
+          <w:tab w:val="num" w:pos="5760"/>
+        </w:tabs>
+        <w:ind w:left="5760" w:hanging="360"/>
+      </w:pPr>
+      <w:rPr>
+        <w:rFonts w:ascii="Wingdings" w:hAnsi="Wingdings" w:hint="default"/>
+        <w:sz w:val="20"/>
+      </w:rPr>
+    </w:lvl>
+    <w:lvl w:ilvl="8" w:tentative="1">
+      <w:start w:val="1"/>
+      <w:numFmt w:val="bullet"/>
+      <w:lvlText w:val=""/>
+      <w:lvlJc w:val="left"/>
+      <w:pPr>
+        <w:tabs>
+          <w:tab w:val="num" w:pos="6480"/>
+        </w:tabs>
+        <w:ind w:left="6480" w:hanging="360"/>
+      </w:pPr>
+      <w:rPr>
+        <w:rFonts w:ascii="Wingdings" w:hAnsi="Wingdings" w:hint="default"/>
+        <w:sz w:val="20"/>
+      </w:rPr>
+    </w:lvl>
+  </w:abstractNum>
+  <w:abstractNum w:abstractNumId="9" w15:restartNumberingAfterBreak="0">
     <w:nsid w:val="46C81F45"/>
     <w:multiLevelType w:val="multilevel"/>
     <w:tmpl w:val="BDD65C36"/>
@@ -12702,7 +14895,96 @@
       </w:rPr>
     </w:lvl>
   </w:abstractNum>
-  <w:abstractNum w:abstractNumId="9" w15:restartNumberingAfterBreak="0">
+  <w:abstractNum w:abstractNumId="10" w15:restartNumberingAfterBreak="0">
+    <w:nsid w:val="6818263E"/>
+    <w:multiLevelType w:val="hybridMultilevel"/>
+    <w:tmpl w:val="056669A0"/>
+    <w:lvl w:ilvl="0" w:tplc="0419000F">
+      <w:start w:val="1"/>
+      <w:numFmt w:val="decimal"/>
+      <w:lvlText w:val="%1."/>
+      <w:lvlJc w:val="left"/>
+      <w:pPr>
+        <w:ind w:left="720" w:hanging="360"/>
+      </w:pPr>
+      <w:rPr>
+        <w:rFonts w:hint="default"/>
+      </w:rPr>
+    </w:lvl>
+    <w:lvl w:ilvl="1" w:tplc="04190019" w:tentative="1">
+      <w:start w:val="1"/>
+      <w:numFmt w:val="lowerLetter"/>
+      <w:lvlText w:val="%2."/>
+      <w:lvlJc w:val="left"/>
+      <w:pPr>
+        <w:ind w:left="1440" w:hanging="360"/>
+      </w:pPr>
+    </w:lvl>
+    <w:lvl w:ilvl="2" w:tplc="0419001B" w:tentative="1">
+      <w:start w:val="1"/>
+      <w:numFmt w:val="lowerRoman"/>
+      <w:lvlText w:val="%3."/>
+      <w:lvlJc w:val="right"/>
+      <w:pPr>
+        <w:ind w:left="2160" w:hanging="180"/>
+      </w:pPr>
+    </w:lvl>
+    <w:lvl w:ilvl="3" w:tplc="0419000F" w:tentative="1">
+      <w:start w:val="1"/>
+      <w:numFmt w:val="decimal"/>
+      <w:lvlText w:val="%4."/>
+      <w:lvlJc w:val="left"/>
+      <w:pPr>
+        <w:ind w:left="2880" w:hanging="360"/>
+      </w:pPr>
+    </w:lvl>
+    <w:lvl w:ilvl="4" w:tplc="04190019" w:tentative="1">
+      <w:start w:val="1"/>
+      <w:numFmt w:val="lowerLetter"/>
+      <w:lvlText w:val="%5."/>
+      <w:lvlJc w:val="left"/>
+      <w:pPr>
+        <w:ind w:left="3600" w:hanging="360"/>
+      </w:pPr>
+    </w:lvl>
+    <w:lvl w:ilvl="5" w:tplc="0419001B" w:tentative="1">
+      <w:start w:val="1"/>
+      <w:numFmt w:val="lowerRoman"/>
+      <w:lvlText w:val="%6."/>
+      <w:lvlJc w:val="right"/>
+      <w:pPr>
+        <w:ind w:left="4320" w:hanging="180"/>
+      </w:pPr>
+    </w:lvl>
+    <w:lvl w:ilvl="6" w:tplc="0419000F" w:tentative="1">
+      <w:start w:val="1"/>
+      <w:numFmt w:val="decimal"/>
+      <w:lvlText w:val="%7."/>
+      <w:lvlJc w:val="left"/>
+      <w:pPr>
+        <w:ind w:left="5040" w:hanging="360"/>
+      </w:pPr>
+    </w:lvl>
+    <w:lvl w:ilvl="7" w:tplc="04190019" w:tentative="1">
+      <w:start w:val="1"/>
+      <w:numFmt w:val="lowerLetter"/>
+      <w:lvlText w:val="%8."/>
+      <w:lvlJc w:val="left"/>
+      <w:pPr>
+        <w:ind w:left="5760" w:hanging="360"/>
+      </w:pPr>
+    </w:lvl>
+    <w:lvl w:ilvl="8" w:tplc="0419001B" w:tentative="1">
+      <w:start w:val="1"/>
+      <w:numFmt w:val="lowerRoman"/>
+      <w:lvlText w:val="%9."/>
+      <w:lvlJc w:val="right"/>
+      <w:pPr>
+        <w:ind w:left="6480" w:hanging="180"/>
+      </w:pPr>
+    </w:lvl>
+  </w:abstractNum>
+  <w:abstractNum w:abstractNumId="11" w15:restartNumberingAfterBreak="0">
     <w:nsid w:val="689039F9"/>
     <w:multiLevelType w:val="hybridMultilevel"/>
     <w:tmpl w:val="B91AA14A"/>
@@ -12791,7 +15073,7 @@
       </w:pPr>
     </w:lvl>
   </w:abstractNum>
-  <w:abstractNum w:abstractNumId="10" w15:restartNumberingAfterBreak="0">
+  <w:abstractNum w:abstractNumId="12" w15:restartNumberingAfterBreak="0">
     <w:nsid w:val="7F604F38"/>
     <w:multiLevelType w:val="multilevel"/>
     <w:tmpl w:val="9544CB1C"/>
@@ -12947,25 +15229,31 @@
     <w:abstractNumId w:val="4"/>
   </w:num>
   <w:num w:numId="6" w16cid:durableId="1734044894">
-    <w:abstractNumId w:val="9"/>
+    <w:abstractNumId w:val="11"/>
   </w:num>
   <w:num w:numId="7" w16cid:durableId="408891161">
     <w:abstractNumId w:val="7"/>
   </w:num>
   <w:num w:numId="8" w16cid:durableId="1164659189">
-    <w:abstractNumId w:val="10"/>
+    <w:abstractNumId w:val="12"/>
   </w:num>
   <w:num w:numId="9" w16cid:durableId="1201162100">
     <w:abstractNumId w:val="6"/>
   </w:num>
   <w:num w:numId="10" w16cid:durableId="19668592">
-    <w:abstractNumId w:val="8"/>
+    <w:abstractNumId w:val="9"/>
   </w:num>
   <w:num w:numId="11" w16cid:durableId="1295912027">
     <w:abstractNumId w:val="1"/>
   </w:num>
   <w:num w:numId="12" w16cid:durableId="1934627343">
     <w:abstractNumId w:val="0"/>
+  </w:num>
+  <w:num w:numId="13" w16cid:durableId="877351155">
+    <w:abstractNumId w:val="8"/>
+  </w:num>
+  <w:num w:numId="14" w16cid:durableId="1960641038">
+    <w:abstractNumId w:val="10"/>
   </w:num>
 </w:numbering>
 </file>
@@ -13562,7 +15850,6 @@
   <w:style w:type="character" w:default="1" w:styleId="a0">
     <w:name w:val="Default Paragraph Font"/>
     <w:uiPriority w:val="1"/>
-    <w:semiHidden/>
     <w:unhideWhenUsed/>
   </w:style>
   <w:style w:type="table" w:default="1" w:styleId="a1">

--- a/practice_report/УП06 Шильников Максим Юрьевич.docx
+++ b/practice_report/УП06 Шильников Максим Юрьевич.docx
@@ -3475,6 +3475,7 @@
                 <w:sz w:val="28"/>
                 <w:szCs w:val="28"/>
                 <w:highlight w:val="yellow"/>
+                <w:lang w:val="en-US"/>
               </w:rPr>
             </w:pPr>
             <w:r>
@@ -3483,7 +3484,16 @@
                 <w:sz w:val="28"/>
                 <w:szCs w:val="28"/>
               </w:rPr>
-              <w:t>06.12.2021</w:t>
+              <w:t>06.12.202</w:t>
+            </w:r>
+            <w:r>
+              <w:rPr>
+                <w:rFonts w:ascii="Times New Roman" w:hAnsi="Times New Roman" w:cs="Times New Roman"/>
+                <w:sz w:val="28"/>
+                <w:szCs w:val="28"/>
+                <w:lang w:val="en-US"/>
+              </w:rPr>
+              <w:t>5</w:t>
             </w:r>
           </w:p>
         </w:tc>
@@ -5046,7 +5056,34 @@
                 <w:szCs w:val="28"/>
                 <w:lang w:val="en-GB"/>
               </w:rPr>
-              <w:t>25.10.25</w:t>
+              <w:t>08</w:t>
+            </w:r>
+            <w:r>
+              <w:rPr>
+                <w:rFonts w:ascii="Times New Roman" w:hAnsi="Times New Roman" w:cs="Times New Roman"/>
+                <w:sz w:val="28"/>
+                <w:szCs w:val="28"/>
+                <w:lang w:val="en-GB"/>
+              </w:rPr>
+              <w:t>.1</w:t>
+            </w:r>
+            <w:r>
+              <w:rPr>
+                <w:rFonts w:ascii="Times New Roman" w:hAnsi="Times New Roman" w:cs="Times New Roman"/>
+                <w:sz w:val="28"/>
+                <w:szCs w:val="28"/>
+                <w:lang w:val="en-GB"/>
+              </w:rPr>
+              <w:t>1</w:t>
+            </w:r>
+            <w:r>
+              <w:rPr>
+                <w:rFonts w:ascii="Times New Roman" w:hAnsi="Times New Roman" w:cs="Times New Roman"/>
+                <w:sz w:val="28"/>
+                <w:szCs w:val="28"/>
+                <w:lang w:val="en-GB"/>
+              </w:rPr>
+              <w:t>.25</w:t>
             </w:r>
           </w:p>
         </w:tc>
@@ -5101,6 +5138,120 @@
                 <w:lang w:val="en-US"/>
               </w:rPr>
               <w:t>D</w:t>
+            </w:r>
+          </w:p>
+        </w:tc>
+      </w:tr>
+      <w:tr>
+        <w:trPr>
+          <w:trHeight w:val="510"/>
+          <w:jc w:val="center"/>
+        </w:trPr>
+        <w:tc>
+          <w:tcPr>
+            <w:tcW w:w="455" w:type="dxa"/>
+            <w:vAlign w:val="center"/>
+          </w:tcPr>
+          <w:p>
+            <w:pPr>
+              <w:spacing w:after="0" w:line="240" w:lineRule="auto"/>
+              <w:jc w:val="center"/>
+              <w:rPr>
+                <w:rFonts w:ascii="Times New Roman" w:hAnsi="Times New Roman" w:cs="Times New Roman"/>
+                <w:sz w:val="28"/>
+                <w:szCs w:val="28"/>
+                <w:lang w:val="en-US"/>
+              </w:rPr>
+            </w:pPr>
+            <w:r>
+              <w:rPr>
+                <w:rFonts w:ascii="Times New Roman" w:hAnsi="Times New Roman" w:cs="Times New Roman"/>
+                <w:sz w:val="28"/>
+                <w:szCs w:val="28"/>
+                <w:lang w:val="en-US"/>
+              </w:rPr>
+              <w:t>6</w:t>
+            </w:r>
+          </w:p>
+        </w:tc>
+        <w:tc>
+          <w:tcPr>
+            <w:tcW w:w="1241" w:type="dxa"/>
+            <w:vAlign w:val="center"/>
+          </w:tcPr>
+          <w:p>
+            <w:pPr>
+              <w:spacing w:after="0" w:line="240" w:lineRule="auto"/>
+              <w:jc w:val="center"/>
+              <w:rPr>
+                <w:rFonts w:ascii="Times New Roman" w:hAnsi="Times New Roman" w:cs="Times New Roman"/>
+                <w:sz w:val="28"/>
+                <w:szCs w:val="28"/>
+                <w:lang w:val="en-GB"/>
+              </w:rPr>
+            </w:pPr>
+            <w:r>
+              <w:rPr>
+                <w:rFonts w:ascii="Times New Roman" w:hAnsi="Times New Roman" w:cs="Times New Roman"/>
+                <w:sz w:val="28"/>
+                <w:szCs w:val="28"/>
+                <w:lang w:val="en-GB"/>
+              </w:rPr>
+              <w:t>15.11.25</w:t>
+            </w:r>
+          </w:p>
+        </w:tc>
+        <w:tc>
+          <w:tcPr>
+            <w:tcW w:w="6096" w:type="dxa"/>
+            <w:vAlign w:val="center"/>
+          </w:tcPr>
+          <w:p>
+            <w:pPr>
+              <w:spacing w:after="0" w:line="240" w:lineRule="auto"/>
+              <w:jc w:val="center"/>
+              <w:rPr>
+                <w:rFonts w:ascii="Times New Roman" w:hAnsi="Times New Roman" w:cs="Times New Roman"/>
+                <w:sz w:val="28"/>
+                <w:szCs w:val="28"/>
+                <w:lang w:val="en-US"/>
+              </w:rPr>
+            </w:pPr>
+            <w:r>
+              <w:rPr>
+                <w:rFonts w:ascii="Times New Roman" w:hAnsi="Times New Roman" w:cs="Times New Roman"/>
+                <w:sz w:val="28"/>
+                <w:szCs w:val="28"/>
+                <w:lang w:val="en-US"/>
+              </w:rPr>
+              <w:t>https://codeforces.com/group/PNnJXl1VKU/contest/649431</w:t>
+            </w:r>
+          </w:p>
+        </w:tc>
+        <w:tc>
+          <w:tcPr>
+            <w:tcW w:w="1559" w:type="dxa"/>
+            <w:vAlign w:val="center"/>
+          </w:tcPr>
+          <w:p>
+            <w:pPr>
+              <w:spacing w:after="0" w:line="240" w:lineRule="auto"/>
+              <w:jc w:val="center"/>
+              <w:rPr>
+                <w:rFonts w:ascii="Times New Roman" w:hAnsi="Times New Roman" w:cs="Times New Roman"/>
+                <w:sz w:val="28"/>
+                <w:szCs w:val="28"/>
+                <w:lang w:val="en-US"/>
+              </w:rPr>
+            </w:pPr>
+            <w:r>
+              <w:rPr>
+                <w:rFonts w:ascii="Times New Roman" w:hAnsi="Times New Roman" w:cs="Times New Roman"/>
+                <w:sz w:val="28"/>
+                <w:szCs w:val="28"/>
+                <w:lang w:val="en-US"/>
+              </w:rPr>
+              <w:t>C</w:t>
             </w:r>
           </w:p>
         </w:tc>
@@ -9446,16 +9597,34 @@
           <w:rFonts w:ascii="Times New Roman" w:hAnsi="Times New Roman" w:cs="Times New Roman"/>
           <w:sz w:val="28"/>
           <w:szCs w:val="28"/>
-        </w:rPr>
-        <w:t>27</w:t>
-      </w:r>
-      <w:r>
-        <w:rPr>
-          <w:rFonts w:ascii="Times New Roman" w:hAnsi="Times New Roman" w:cs="Times New Roman"/>
-          <w:sz w:val="28"/>
-          <w:szCs w:val="28"/>
-        </w:rPr>
-        <w:t>.09.2025 г.</w:t>
+          <w:lang w:val="en-US"/>
+        </w:rPr>
+        <w:t>11</w:t>
+      </w:r>
+      <w:r>
+        <w:rPr>
+          <w:rFonts w:ascii="Times New Roman" w:hAnsi="Times New Roman" w:cs="Times New Roman"/>
+          <w:sz w:val="28"/>
+          <w:szCs w:val="28"/>
+        </w:rPr>
+        <w:t>.</w:t>
+      </w:r>
+      <w:r>
+        <w:rPr>
+          <w:rFonts w:ascii="Times New Roman" w:hAnsi="Times New Roman" w:cs="Times New Roman"/>
+          <w:sz w:val="28"/>
+          <w:szCs w:val="28"/>
+          <w:lang w:val="en-US"/>
+        </w:rPr>
+        <w:t>10</w:t>
+      </w:r>
+      <w:r>
+        <w:rPr>
+          <w:rFonts w:ascii="Times New Roman" w:hAnsi="Times New Roman" w:cs="Times New Roman"/>
+          <w:sz w:val="28"/>
+          <w:szCs w:val="28"/>
+        </w:rPr>
+        <w:t>.2025 г.</w:t>
       </w:r>
     </w:p>
     <w:p>
@@ -10598,7 +10767,7 @@
           <w:szCs w:val="28"/>
           <w:lang w:val="en-US"/>
         </w:rPr>
-        <w:t>25</w:t>
+        <w:t>08</w:t>
       </w:r>
       <w:r>
         <w:rPr>
@@ -10617,7 +10786,17 @@
           <w:szCs w:val="28"/>
           <w:lang w:val="en-US"/>
         </w:rPr>
-        <w:t>10</w:t>
+        <w:t>1</w:t>
+      </w:r>
+      <w:r>
+        <w:rPr>
+          <w:rFonts w:ascii="Times New Roman" w:hAnsi="Times New Roman" w:cs="Times New Roman"/>
+          <w:b/>
+          <w:sz w:val="28"/>
+          <w:szCs w:val="28"/>
+          <w:lang w:val="en-US"/>
+        </w:rPr>
+        <w:t>1</w:t>
       </w:r>
       <w:r>
         <w:rPr>
@@ -10659,7 +10838,6 @@
           <w:rFonts w:ascii="Times New Roman" w:hAnsi="Times New Roman" w:cs="Times New Roman"/>
           <w:sz w:val="28"/>
           <w:szCs w:val="28"/>
-          <w:lang w:val="en-US"/>
         </w:rPr>
       </w:pPr>
       <w:r>
@@ -10960,8 +11138,9 @@
           <w:rFonts w:ascii="Times New Roman" w:hAnsi="Times New Roman" w:cs="Times New Roman"/>
           <w:sz w:val="28"/>
           <w:szCs w:val="28"/>
-        </w:rPr>
-        <w:t>25</w:t>
+          <w:lang w:val="en-US"/>
+        </w:rPr>
+        <w:t>08</w:t>
       </w:r>
       <w:r>
         <w:rPr>
@@ -10976,8 +11155,9 @@
           <w:rFonts w:ascii="Times New Roman" w:hAnsi="Times New Roman" w:cs="Times New Roman"/>
           <w:sz w:val="28"/>
           <w:szCs w:val="28"/>
-        </w:rPr>
-        <w:t>10</w:t>
+          <w:lang w:val="en-US"/>
+        </w:rPr>
+        <w:t>11</w:t>
       </w:r>
       <w:r>
         <w:rPr>
@@ -11067,7 +11247,8 @@
     </w:p>
     <w:p>
       <w:pPr>
-        <w:spacing w:after="160" w:line="259" w:lineRule="auto"/>
+        <w:spacing w:line="360" w:lineRule="auto"/>
+        <w:ind w:firstLine="709"/>
         <w:rPr>
           <w:rFonts w:ascii="Times New Roman" w:hAnsi="Times New Roman" w:cs="Times New Roman"/>
           <w:sz w:val="28"/>
@@ -11085,7 +11266,7 @@
     </w:p>
     <w:p>
       <w:pPr>
-        <w:spacing w:after="160" w:line="259" w:lineRule="auto"/>
+        <w:spacing w:line="360" w:lineRule="auto"/>
         <w:rPr>
           <w:rFonts w:ascii="Times New Roman" w:hAnsi="Times New Roman" w:cs="Times New Roman"/>
           <w:sz w:val="28"/>
@@ -11111,7 +11292,7 @@
     </w:p>
     <w:p>
       <w:pPr>
-        <w:spacing w:after="160" w:line="259" w:lineRule="auto"/>
+        <w:spacing w:line="360" w:lineRule="auto"/>
         <w:rPr>
           <w:rFonts w:ascii="Times New Roman" w:hAnsi="Times New Roman" w:cs="Times New Roman"/>
           <w:sz w:val="28"/>
@@ -11137,7 +11318,7 @@
     </w:p>
     <w:p>
       <w:pPr>
-        <w:spacing w:after="160" w:line="259" w:lineRule="auto"/>
+        <w:spacing w:after="0" w:line="360" w:lineRule="auto"/>
         <w:rPr>
           <w:rFonts w:ascii="Times New Roman" w:hAnsi="Times New Roman" w:cs="Times New Roman"/>
           <w:sz w:val="28"/>
@@ -11883,8 +12064,8 @@
         <w:rPr>
           <w:rFonts w:ascii="Times New Roman" w:hAnsi="Times New Roman" w:cs="Times New Roman"/>
           <w:b/>
-          <w:sz w:val="28"/>
-          <w:szCs w:val="28"/>
+          <w:bCs/>
+          <w:lang w:val="en-US"/>
         </w:rPr>
       </w:pPr>
       <w:r>
@@ -11894,6 +12075,1390 @@
           <w:bCs/>
         </w:rPr>
         <w:br w:type="page" w:clear="all"/>
+      </w:r>
+    </w:p>
+    <w:p>
+      <w:pPr>
+        <w:jc w:val="both"/>
+        <w:rPr>
+          <w:rFonts w:ascii="Times New Roman" w:hAnsi="Times New Roman" w:cs="Times New Roman"/>
+          <w:b/>
+          <w:sz w:val="28"/>
+          <w:szCs w:val="28"/>
+        </w:rPr>
+      </w:pPr>
+      <w:r>
+        <w:rPr>
+          <w:rFonts w:ascii="Times New Roman" w:hAnsi="Times New Roman" w:cs="Times New Roman"/>
+          <w:b/>
+          <w:sz w:val="28"/>
+          <w:szCs w:val="28"/>
+        </w:rPr>
+        <w:lastRenderedPageBreak/>
+        <w:t>4.</w:t>
+      </w:r>
+      <w:r>
+        <w:rPr>
+          <w:rFonts w:ascii="Times New Roman" w:hAnsi="Times New Roman" w:cs="Times New Roman"/>
+          <w:b/>
+          <w:sz w:val="28"/>
+          <w:szCs w:val="28"/>
+          <w:lang w:val="en-US"/>
+        </w:rPr>
+        <w:t>6</w:t>
+      </w:r>
+      <w:r>
+        <w:rPr>
+          <w:rFonts w:ascii="Times New Roman" w:hAnsi="Times New Roman" w:cs="Times New Roman"/>
+          <w:b/>
+          <w:sz w:val="28"/>
+          <w:szCs w:val="28"/>
+        </w:rPr>
+        <w:t xml:space="preserve"> Выполнение задания </w:t>
+      </w:r>
+      <w:r>
+        <w:rPr>
+          <w:rFonts w:ascii="Times New Roman" w:hAnsi="Times New Roman" w:cs="Times New Roman"/>
+          <w:b/>
+          <w:sz w:val="28"/>
+          <w:szCs w:val="28"/>
+          <w:lang w:val="en-US"/>
+        </w:rPr>
+        <w:t>15</w:t>
+      </w:r>
+      <w:r>
+        <w:rPr>
+          <w:rFonts w:ascii="Times New Roman" w:hAnsi="Times New Roman" w:cs="Times New Roman"/>
+          <w:b/>
+          <w:sz w:val="28"/>
+          <w:szCs w:val="28"/>
+        </w:rPr>
+        <w:t>.1</w:t>
+      </w:r>
+      <w:r>
+        <w:rPr>
+          <w:rFonts w:ascii="Times New Roman" w:hAnsi="Times New Roman" w:cs="Times New Roman"/>
+          <w:b/>
+          <w:sz w:val="28"/>
+          <w:szCs w:val="28"/>
+          <w:lang w:val="en-US"/>
+        </w:rPr>
+        <w:t>1</w:t>
+      </w:r>
+      <w:r>
+        <w:rPr>
+          <w:rFonts w:ascii="Times New Roman" w:hAnsi="Times New Roman" w:cs="Times New Roman"/>
+          <w:b/>
+          <w:sz w:val="28"/>
+          <w:szCs w:val="28"/>
+        </w:rPr>
+        <w:t>.2025</w:t>
+      </w:r>
+    </w:p>
+    <w:p>
+      <w:pPr>
+        <w:ind w:firstLine="709"/>
+      </w:pPr>
+      <w:r>
+        <w:rPr>
+          <w:rFonts w:ascii="Times New Roman" w:hAnsi="Times New Roman" w:cs="Times New Roman"/>
+          <w:sz w:val="28"/>
+          <w:szCs w:val="28"/>
+        </w:rPr>
+        <w:t xml:space="preserve">Ссылка на задание: </w:t>
+      </w:r>
+    </w:p>
+    <w:p>
+      <w:pPr>
+        <w:ind w:firstLine="709"/>
+        <w:jc w:val="both"/>
+        <w:rPr>
+          <w:rFonts w:ascii="Times New Roman" w:hAnsi="Times New Roman" w:cs="Times New Roman"/>
+          <w:sz w:val="28"/>
+          <w:szCs w:val="28"/>
+        </w:rPr>
+      </w:pPr>
+      <w:r>
+        <w:rPr>
+          <w:rFonts w:ascii="Times New Roman" w:hAnsi="Times New Roman" w:cs="Times New Roman"/>
+          <w:sz w:val="28"/>
+          <w:szCs w:val="28"/>
+          <w:lang w:val="en-US"/>
+        </w:rPr>
+        <w:t>https</w:t>
+      </w:r>
+      <w:r>
+        <w:rPr>
+          <w:rFonts w:ascii="Times New Roman" w:hAnsi="Times New Roman" w:cs="Times New Roman"/>
+          <w:sz w:val="28"/>
+          <w:szCs w:val="28"/>
+        </w:rPr>
+        <w:t>://</w:t>
+      </w:r>
+      <w:proofErr w:type="spellStart"/>
+      <w:r>
+        <w:rPr>
+          <w:rFonts w:ascii="Times New Roman" w:hAnsi="Times New Roman" w:cs="Times New Roman"/>
+          <w:sz w:val="28"/>
+          <w:szCs w:val="28"/>
+          <w:lang w:val="en-US"/>
+        </w:rPr>
+        <w:t>codeforces</w:t>
+      </w:r>
+      <w:proofErr w:type="spellEnd"/>
+      <w:r>
+        <w:rPr>
+          <w:rFonts w:ascii="Times New Roman" w:hAnsi="Times New Roman" w:cs="Times New Roman"/>
+          <w:sz w:val="28"/>
+          <w:szCs w:val="28"/>
+        </w:rPr>
+        <w:t>.</w:t>
+      </w:r>
+      <w:r>
+        <w:rPr>
+          <w:rFonts w:ascii="Times New Roman" w:hAnsi="Times New Roman" w:cs="Times New Roman"/>
+          <w:sz w:val="28"/>
+          <w:szCs w:val="28"/>
+          <w:lang w:val="en-US"/>
+        </w:rPr>
+        <w:t>com</w:t>
+      </w:r>
+      <w:r>
+        <w:rPr>
+          <w:rFonts w:ascii="Times New Roman" w:hAnsi="Times New Roman" w:cs="Times New Roman"/>
+          <w:sz w:val="28"/>
+          <w:szCs w:val="28"/>
+        </w:rPr>
+        <w:t>/</w:t>
+      </w:r>
+      <w:r>
+        <w:rPr>
+          <w:rFonts w:ascii="Times New Roman" w:hAnsi="Times New Roman" w:cs="Times New Roman"/>
+          <w:sz w:val="28"/>
+          <w:szCs w:val="28"/>
+          <w:lang w:val="en-US"/>
+        </w:rPr>
+        <w:t>group</w:t>
+      </w:r>
+      <w:r>
+        <w:rPr>
+          <w:rFonts w:ascii="Times New Roman" w:hAnsi="Times New Roman" w:cs="Times New Roman"/>
+          <w:sz w:val="28"/>
+          <w:szCs w:val="28"/>
+        </w:rPr>
+        <w:t>/</w:t>
+      </w:r>
+      <w:proofErr w:type="spellStart"/>
+      <w:r>
+        <w:rPr>
+          <w:rFonts w:ascii="Times New Roman" w:hAnsi="Times New Roman" w:cs="Times New Roman"/>
+          <w:sz w:val="28"/>
+          <w:szCs w:val="28"/>
+          <w:lang w:val="en-US"/>
+        </w:rPr>
+        <w:t>PNnJXl</w:t>
+      </w:r>
+      <w:proofErr w:type="spellEnd"/>
+      <w:r>
+        <w:rPr>
+          <w:rFonts w:ascii="Times New Roman" w:hAnsi="Times New Roman" w:cs="Times New Roman"/>
+          <w:sz w:val="28"/>
+          <w:szCs w:val="28"/>
+        </w:rPr>
+        <w:t>1</w:t>
+      </w:r>
+      <w:r>
+        <w:rPr>
+          <w:rFonts w:ascii="Times New Roman" w:hAnsi="Times New Roman" w:cs="Times New Roman"/>
+          <w:sz w:val="28"/>
+          <w:szCs w:val="28"/>
+          <w:lang w:val="en-US"/>
+        </w:rPr>
+        <w:t>VKU</w:t>
+      </w:r>
+      <w:r>
+        <w:rPr>
+          <w:rFonts w:ascii="Times New Roman" w:hAnsi="Times New Roman" w:cs="Times New Roman"/>
+          <w:sz w:val="28"/>
+          <w:szCs w:val="28"/>
+        </w:rPr>
+        <w:t>/</w:t>
+      </w:r>
+      <w:r>
+        <w:rPr>
+          <w:rFonts w:ascii="Times New Roman" w:hAnsi="Times New Roman" w:cs="Times New Roman"/>
+          <w:sz w:val="28"/>
+          <w:szCs w:val="28"/>
+          <w:lang w:val="en-US"/>
+        </w:rPr>
+        <w:t>contest</w:t>
+      </w:r>
+      <w:r>
+        <w:rPr>
+          <w:rFonts w:ascii="Times New Roman" w:hAnsi="Times New Roman" w:cs="Times New Roman"/>
+          <w:sz w:val="28"/>
+          <w:szCs w:val="28"/>
+        </w:rPr>
+        <w:t>/649431</w:t>
+      </w:r>
+    </w:p>
+    <w:p>
+      <w:pPr>
+        <w:ind w:firstLine="709"/>
+        <w:jc w:val="both"/>
+        <w:rPr>
+          <w:rFonts w:ascii="Times New Roman" w:hAnsi="Times New Roman" w:cs="Times New Roman"/>
+          <w:sz w:val="28"/>
+          <w:szCs w:val="28"/>
+        </w:rPr>
+      </w:pPr>
+      <w:r>
+        <w:rPr>
+          <w:rFonts w:ascii="Times New Roman" w:hAnsi="Times New Roman" w:cs="Times New Roman"/>
+          <w:sz w:val="28"/>
+          <w:szCs w:val="28"/>
+        </w:rPr>
+        <w:t xml:space="preserve">Результат решения задач набора представлен на рисунке </w:t>
+      </w:r>
+      <w:r>
+        <w:rPr>
+          <w:rFonts w:ascii="Times New Roman" w:hAnsi="Times New Roman" w:cs="Times New Roman"/>
+          <w:sz w:val="28"/>
+          <w:szCs w:val="28"/>
+        </w:rPr>
+        <w:t>12</w:t>
+      </w:r>
+      <w:r>
+        <w:rPr>
+          <w:rFonts w:ascii="Times New Roman" w:hAnsi="Times New Roman" w:cs="Times New Roman"/>
+          <w:sz w:val="28"/>
+          <w:szCs w:val="28"/>
+        </w:rPr>
+        <w:t>.</w:t>
+      </w:r>
+    </w:p>
+    <w:p>
+      <w:pPr>
+        <w:jc w:val="center"/>
+        <w:rPr>
+          <w:rFonts w:ascii="Times New Roman" w:hAnsi="Times New Roman" w:cs="Times New Roman"/>
+          <w:b/>
+          <w:highlight w:val="yellow"/>
+        </w:rPr>
+      </w:pPr>
+      <w:r>
+        <w:rPr>
+          <w:rFonts w:ascii="Times New Roman" w:hAnsi="Times New Roman" w:cs="Times New Roman"/>
+          <w:b/>
+          <w:noProof/>
+          <w:highlight w:val="yellow"/>
+          <w:lang w:eastAsia="ru-RU"/>
+        </w:rPr>
+        <w:drawing>
+          <wp:inline distT="0" distB="0" distL="0" distR="0" wp14:anchorId="521FD133" wp14:editId="4913DB5C">
+            <wp:extent cx="6029325" cy="3398808"/>
+            <wp:effectExtent l="0" t="0" r="0" b="0"/>
+            <wp:docPr id="1045050254" name="Рисунок 4"/>
+            <wp:cNvGraphicFramePr>
+              <a:graphicFrameLocks xmlns:a="http://schemas.openxmlformats.org/drawingml/2006/main" noChangeAspect="1"/>
+            </wp:cNvGraphicFramePr>
+            <a:graphic xmlns:a="http://schemas.openxmlformats.org/drawingml/2006/main">
+              <a:graphicData uri="http://schemas.openxmlformats.org/drawingml/2006/picture">
+                <pic:pic xmlns:pic="http://schemas.openxmlformats.org/drawingml/2006/picture">
+                  <pic:nvPicPr>
+                    <pic:cNvPr id="1045050254" name="Рисунок 4"/>
+                    <pic:cNvPicPr>
+                      <a:picLocks noChangeAspect="1"/>
+                    </pic:cNvPicPr>
+                  </pic:nvPicPr>
+                  <pic:blipFill>
+                    <a:blip r:embed="rId27">
+                      <a:extLst>
+                        <a:ext uri="{28A0092B-C50C-407E-A947-70E740481C1C}">
+                          <a14:useLocalDpi xmlns:a14="http://schemas.microsoft.com/office/drawing/2010/main" val="0"/>
+                        </a:ext>
+                      </a:extLst>
+                    </a:blip>
+                    <a:srcRect l="3160" r="3160"/>
+                    <a:stretch>
+                      <a:fillRect/>
+                    </a:stretch>
+                  </pic:blipFill>
+                  <pic:spPr bwMode="auto">
+                    <a:xfrm>
+                      <a:off x="0" y="0"/>
+                      <a:ext cx="6029325" cy="3398808"/>
+                    </a:xfrm>
+                    <a:prstGeom prst="rect">
+                      <a:avLst/>
+                    </a:prstGeom>
+                    <a:noFill/>
+                    <a:ln>
+                      <a:noFill/>
+                    </a:ln>
+                  </pic:spPr>
+                </pic:pic>
+              </a:graphicData>
+            </a:graphic>
+          </wp:inline>
+        </w:drawing>
+      </w:r>
+    </w:p>
+    <w:p>
+      <w:pPr>
+        <w:jc w:val="center"/>
+        <w:rPr>
+          <w:rFonts w:ascii="Times New Roman" w:hAnsi="Times New Roman" w:cs="Times New Roman"/>
+          <w:sz w:val="28"/>
+          <w:szCs w:val="28"/>
+        </w:rPr>
+      </w:pPr>
+      <w:r>
+        <w:rPr>
+          <w:rFonts w:ascii="Times New Roman" w:hAnsi="Times New Roman" w:cs="Times New Roman"/>
+          <w:sz w:val="28"/>
+          <w:szCs w:val="28"/>
+        </w:rPr>
+        <w:t xml:space="preserve">Рисунок </w:t>
+      </w:r>
+      <w:r>
+        <w:rPr>
+          <w:rFonts w:ascii="Times New Roman" w:hAnsi="Times New Roman" w:cs="Times New Roman"/>
+          <w:sz w:val="28"/>
+          <w:szCs w:val="28"/>
+        </w:rPr>
+        <w:t>12</w:t>
+      </w:r>
+      <w:r>
+        <w:rPr>
+          <w:rFonts w:ascii="Times New Roman" w:hAnsi="Times New Roman" w:cs="Times New Roman"/>
+          <w:sz w:val="28"/>
+          <w:szCs w:val="28"/>
+        </w:rPr>
+        <w:t xml:space="preserve"> – Результат от </w:t>
+      </w:r>
+      <w:r>
+        <w:rPr>
+          <w:rFonts w:ascii="Times New Roman" w:hAnsi="Times New Roman" w:cs="Times New Roman"/>
+          <w:sz w:val="28"/>
+          <w:szCs w:val="28"/>
+          <w:lang w:val="en-US"/>
+        </w:rPr>
+        <w:t>15</w:t>
+      </w:r>
+      <w:r>
+        <w:rPr>
+          <w:rFonts w:ascii="Times New Roman" w:hAnsi="Times New Roman" w:cs="Times New Roman"/>
+          <w:sz w:val="28"/>
+          <w:szCs w:val="28"/>
+        </w:rPr>
+        <w:t>.</w:t>
+      </w:r>
+      <w:r>
+        <w:rPr>
+          <w:rFonts w:ascii="Times New Roman" w:hAnsi="Times New Roman" w:cs="Times New Roman"/>
+          <w:sz w:val="28"/>
+          <w:szCs w:val="28"/>
+          <w:lang w:val="en-US"/>
+        </w:rPr>
+        <w:t>11</w:t>
+      </w:r>
+      <w:r>
+        <w:rPr>
+          <w:rFonts w:ascii="Times New Roman" w:hAnsi="Times New Roman" w:cs="Times New Roman"/>
+          <w:sz w:val="28"/>
+          <w:szCs w:val="28"/>
+        </w:rPr>
+        <w:t>.2025 г.</w:t>
+      </w:r>
+    </w:p>
+    <w:p>
+      <w:pPr>
+        <w:jc w:val="both"/>
+        <w:rPr>
+          <w:rFonts w:ascii="Times New Roman" w:hAnsi="Times New Roman" w:cs="Times New Roman"/>
+          <w:b/>
+          <w:sz w:val="28"/>
+          <w:szCs w:val="28"/>
+        </w:rPr>
+      </w:pPr>
+      <w:r>
+        <w:rPr>
+          <w:rFonts w:ascii="Times New Roman" w:hAnsi="Times New Roman" w:cs="Times New Roman"/>
+          <w:b/>
+          <w:sz w:val="28"/>
+          <w:szCs w:val="28"/>
+        </w:rPr>
+        <w:t xml:space="preserve">Задача </w:t>
+      </w:r>
+      <w:r>
+        <w:rPr>
+          <w:rFonts w:ascii="Times New Roman" w:hAnsi="Times New Roman" w:cs="Times New Roman"/>
+          <w:b/>
+          <w:sz w:val="28"/>
+          <w:szCs w:val="28"/>
+        </w:rPr>
+        <w:t>С</w:t>
+      </w:r>
+      <w:r>
+        <w:rPr>
+          <w:rFonts w:ascii="Times New Roman" w:hAnsi="Times New Roman" w:cs="Times New Roman"/>
+          <w:b/>
+          <w:sz w:val="28"/>
+          <w:szCs w:val="28"/>
+        </w:rPr>
+        <w:t xml:space="preserve">. </w:t>
+      </w:r>
+      <w:r>
+        <w:rPr>
+          <w:rFonts w:ascii="Times New Roman" w:hAnsi="Times New Roman" w:cs="Times New Roman"/>
+          <w:b/>
+          <w:sz w:val="28"/>
+          <w:szCs w:val="28"/>
+        </w:rPr>
+        <w:t>Ладья</w:t>
+      </w:r>
+      <w:r>
+        <w:rPr>
+          <w:rFonts w:ascii="Times New Roman" w:hAnsi="Times New Roman" w:cs="Times New Roman"/>
+          <w:b/>
+          <w:sz w:val="28"/>
+          <w:szCs w:val="28"/>
+        </w:rPr>
+        <w:t xml:space="preserve">, </w:t>
+      </w:r>
+      <w:r>
+        <w:rPr>
+          <w:rFonts w:ascii="Times New Roman" w:hAnsi="Times New Roman" w:cs="Times New Roman"/>
+          <w:b/>
+          <w:sz w:val="28"/>
+          <w:szCs w:val="28"/>
+        </w:rPr>
+        <w:t>слон и король</w:t>
+      </w:r>
+      <w:r>
+        <w:rPr>
+          <w:rFonts w:ascii="Times New Roman" w:hAnsi="Times New Roman" w:cs="Times New Roman"/>
+          <w:b/>
+          <w:sz w:val="28"/>
+          <w:szCs w:val="28"/>
+        </w:rPr>
+        <w:t>.</w:t>
+      </w:r>
+    </w:p>
+    <w:p>
+      <w:pPr>
+        <w:jc w:val="both"/>
+        <w:rPr>
+          <w:rFonts w:ascii="Times New Roman" w:hAnsi="Times New Roman" w:cs="Times New Roman"/>
+          <w:b/>
+          <w:sz w:val="28"/>
+          <w:szCs w:val="28"/>
+        </w:rPr>
+      </w:pPr>
+      <w:r>
+        <w:rPr>
+          <w:rFonts w:ascii="Times New Roman" w:hAnsi="Times New Roman" w:cs="Times New Roman"/>
+          <w:b/>
+          <w:sz w:val="28"/>
+          <w:szCs w:val="28"/>
+        </w:rPr>
+        <w:t>Постановка задачи.</w:t>
+      </w:r>
+    </w:p>
+    <w:p>
+      <w:pPr>
+        <w:spacing w:after="180" w:line="360" w:lineRule="auto"/>
+        <w:ind w:firstLine="709"/>
+        <w:jc w:val="both"/>
+        <w:rPr>
+          <w:rFonts w:ascii="Times New Roman" w:hAnsi="Times New Roman" w:cs="Times New Roman"/>
+          <w:sz w:val="28"/>
+          <w:szCs w:val="28"/>
+        </w:rPr>
+      </w:pPr>
+      <w:r>
+        <w:rPr>
+          <w:rFonts w:ascii="Times New Roman" w:hAnsi="Times New Roman" w:cs="Times New Roman"/>
+          <w:sz w:val="28"/>
+          <w:szCs w:val="28"/>
+        </w:rPr>
+        <w:t>Даны начальная (r1, c1) и конечная (r2, c2) клетки на шахматной доске 8×8. Нужно найти минимальное количество ходов для трёх фигур:</w:t>
+      </w:r>
+    </w:p>
+    <w:p>
+      <w:pPr>
+        <w:spacing w:after="180" w:line="360" w:lineRule="auto"/>
+        <w:jc w:val="both"/>
+        <w:rPr>
+          <w:rFonts w:ascii="Times New Roman" w:hAnsi="Times New Roman" w:cs="Times New Roman"/>
+          <w:sz w:val="28"/>
+          <w:szCs w:val="28"/>
+        </w:rPr>
+      </w:pPr>
+      <w:r>
+        <w:rPr>
+          <w:rFonts w:ascii="Times New Roman" w:hAnsi="Times New Roman" w:cs="Times New Roman"/>
+          <w:b/>
+          <w:bCs/>
+          <w:sz w:val="28"/>
+          <w:szCs w:val="28"/>
+        </w:rPr>
+        <w:t>Ладья</w:t>
+      </w:r>
+      <w:r>
+        <w:rPr>
+          <w:rFonts w:ascii="Times New Roman" w:hAnsi="Times New Roman" w:cs="Times New Roman"/>
+          <w:sz w:val="28"/>
+          <w:szCs w:val="28"/>
+        </w:rPr>
+        <w:t xml:space="preserve">: </w:t>
+      </w:r>
+      <w:r>
+        <w:rPr>
+          <w:rFonts w:ascii="Times New Roman" w:hAnsi="Times New Roman" w:cs="Times New Roman"/>
+          <w:sz w:val="28"/>
+          <w:szCs w:val="28"/>
+        </w:rPr>
+        <w:t>ходит по горизонтали/вертикали</w:t>
+      </w:r>
+    </w:p>
+    <w:p>
+      <w:pPr>
+        <w:spacing w:after="180" w:line="360" w:lineRule="auto"/>
+        <w:ind w:firstLine="708"/>
+        <w:jc w:val="both"/>
+        <w:rPr>
+          <w:rFonts w:ascii="Times New Roman" w:hAnsi="Times New Roman" w:cs="Times New Roman"/>
+          <w:sz w:val="28"/>
+          <w:szCs w:val="28"/>
+        </w:rPr>
+      </w:pPr>
+      <w:r>
+        <w:rPr>
+          <w:rFonts w:ascii="Times New Roman" w:hAnsi="Times New Roman" w:cs="Times New Roman"/>
+          <w:sz w:val="28"/>
+          <w:szCs w:val="28"/>
+        </w:rPr>
+        <w:t>-</w:t>
+      </w:r>
+      <w:r>
+        <w:rPr>
+          <w:rFonts w:ascii="Times New Roman" w:hAnsi="Times New Roman" w:cs="Times New Roman"/>
+          <w:sz w:val="28"/>
+          <w:szCs w:val="28"/>
+        </w:rPr>
+        <w:t xml:space="preserve">Если уже на одной линии: </w:t>
+      </w:r>
+      <w:r>
+        <w:rPr>
+          <w:rFonts w:ascii="Times New Roman" w:hAnsi="Times New Roman" w:cs="Times New Roman"/>
+          <w:b/>
+          <w:bCs/>
+          <w:sz w:val="28"/>
+          <w:szCs w:val="28"/>
+        </w:rPr>
+        <w:t>1 ход</w:t>
+      </w:r>
+    </w:p>
+    <w:p>
+      <w:pPr>
+        <w:spacing w:after="180" w:line="360" w:lineRule="auto"/>
+        <w:ind w:firstLine="708"/>
+        <w:jc w:val="both"/>
+        <w:rPr>
+          <w:rFonts w:ascii="Times New Roman" w:hAnsi="Times New Roman" w:cs="Times New Roman"/>
+          <w:sz w:val="28"/>
+          <w:szCs w:val="28"/>
+        </w:rPr>
+      </w:pPr>
+      <w:r>
+        <w:rPr>
+          <w:rFonts w:ascii="Times New Roman" w:hAnsi="Times New Roman" w:cs="Times New Roman"/>
+          <w:sz w:val="28"/>
+          <w:szCs w:val="28"/>
+        </w:rPr>
+        <w:t>-</w:t>
+      </w:r>
+      <w:r>
+        <w:rPr>
+          <w:rFonts w:ascii="Times New Roman" w:hAnsi="Times New Roman" w:cs="Times New Roman"/>
+          <w:sz w:val="28"/>
+          <w:szCs w:val="28"/>
+        </w:rPr>
+        <w:t xml:space="preserve">Иначе: </w:t>
+      </w:r>
+      <w:r>
+        <w:rPr>
+          <w:rFonts w:ascii="Times New Roman" w:hAnsi="Times New Roman" w:cs="Times New Roman"/>
+          <w:b/>
+          <w:bCs/>
+          <w:sz w:val="28"/>
+          <w:szCs w:val="28"/>
+        </w:rPr>
+        <w:t>2 хода</w:t>
+      </w:r>
+    </w:p>
+    <w:p>
+      <w:pPr>
+        <w:spacing w:after="180" w:line="360" w:lineRule="auto"/>
+        <w:jc w:val="both"/>
+        <w:rPr>
+          <w:rFonts w:ascii="Times New Roman" w:hAnsi="Times New Roman" w:cs="Times New Roman"/>
+          <w:sz w:val="28"/>
+          <w:szCs w:val="28"/>
+        </w:rPr>
+      </w:pPr>
+      <w:r>
+        <w:rPr>
+          <w:rFonts w:ascii="Times New Roman" w:hAnsi="Times New Roman" w:cs="Times New Roman"/>
+          <w:b/>
+          <w:bCs/>
+          <w:sz w:val="28"/>
+          <w:szCs w:val="28"/>
+        </w:rPr>
+        <w:t>Слон</w:t>
+      </w:r>
+      <w:r>
+        <w:rPr>
+          <w:rFonts w:ascii="Times New Roman" w:hAnsi="Times New Roman" w:cs="Times New Roman"/>
+          <w:sz w:val="28"/>
+          <w:szCs w:val="28"/>
+        </w:rPr>
+        <w:t xml:space="preserve">: </w:t>
+      </w:r>
+      <w:r>
+        <w:rPr>
+          <w:rFonts w:ascii="Times New Roman" w:hAnsi="Times New Roman" w:cs="Times New Roman"/>
+          <w:sz w:val="28"/>
+          <w:szCs w:val="28"/>
+        </w:rPr>
+        <w:t>ходит по диагонали</w:t>
+      </w:r>
+    </w:p>
+    <w:p>
+      <w:pPr>
+        <w:spacing w:after="180" w:line="360" w:lineRule="auto"/>
+        <w:ind w:firstLine="708"/>
+        <w:jc w:val="both"/>
+        <w:rPr>
+          <w:rFonts w:ascii="Times New Roman" w:hAnsi="Times New Roman" w:cs="Times New Roman"/>
+          <w:sz w:val="28"/>
+          <w:szCs w:val="28"/>
+        </w:rPr>
+      </w:pPr>
+      <w:r>
+        <w:rPr>
+          <w:rFonts w:ascii="Times New Roman" w:hAnsi="Times New Roman" w:cs="Times New Roman"/>
+          <w:sz w:val="28"/>
+          <w:szCs w:val="28"/>
+        </w:rPr>
+        <w:t>-</w:t>
+      </w:r>
+      <w:r>
+        <w:rPr>
+          <w:rFonts w:ascii="Times New Roman" w:hAnsi="Times New Roman" w:cs="Times New Roman"/>
+          <w:sz w:val="28"/>
+          <w:szCs w:val="28"/>
+        </w:rPr>
+        <w:t xml:space="preserve">Если клетки одного цвета и на одной диагонали: </w:t>
+      </w:r>
+      <w:r>
+        <w:rPr>
+          <w:rFonts w:ascii="Times New Roman" w:hAnsi="Times New Roman" w:cs="Times New Roman"/>
+          <w:b/>
+          <w:bCs/>
+          <w:sz w:val="28"/>
+          <w:szCs w:val="28"/>
+        </w:rPr>
+        <w:t>1 ход</w:t>
+      </w:r>
+    </w:p>
+    <w:p>
+      <w:pPr>
+        <w:spacing w:after="180" w:line="360" w:lineRule="auto"/>
+        <w:ind w:firstLine="708"/>
+        <w:jc w:val="both"/>
+        <w:rPr>
+          <w:rFonts w:ascii="Times New Roman" w:hAnsi="Times New Roman" w:cs="Times New Roman"/>
+          <w:sz w:val="28"/>
+          <w:szCs w:val="28"/>
+        </w:rPr>
+      </w:pPr>
+      <w:r>
+        <w:rPr>
+          <w:rFonts w:ascii="Times New Roman" w:hAnsi="Times New Roman" w:cs="Times New Roman"/>
+          <w:sz w:val="28"/>
+          <w:szCs w:val="28"/>
+        </w:rPr>
+        <w:t>-</w:t>
+      </w:r>
+      <w:r>
+        <w:rPr>
+          <w:rFonts w:ascii="Times New Roman" w:hAnsi="Times New Roman" w:cs="Times New Roman"/>
+          <w:sz w:val="28"/>
+          <w:szCs w:val="28"/>
+        </w:rPr>
+        <w:t xml:space="preserve">Если клетки одного цвета, но не на одной диагонали: </w:t>
+      </w:r>
+      <w:r>
+        <w:rPr>
+          <w:rFonts w:ascii="Times New Roman" w:hAnsi="Times New Roman" w:cs="Times New Roman"/>
+          <w:b/>
+          <w:bCs/>
+          <w:sz w:val="28"/>
+          <w:szCs w:val="28"/>
+        </w:rPr>
+        <w:t>2 хода</w:t>
+      </w:r>
+    </w:p>
+    <w:p>
+      <w:pPr>
+        <w:spacing w:after="180" w:line="360" w:lineRule="auto"/>
+        <w:ind w:firstLine="708"/>
+        <w:jc w:val="both"/>
+        <w:rPr>
+          <w:rFonts w:ascii="Times New Roman" w:hAnsi="Times New Roman" w:cs="Times New Roman"/>
+          <w:sz w:val="28"/>
+          <w:szCs w:val="28"/>
+        </w:rPr>
+      </w:pPr>
+      <w:r>
+        <w:rPr>
+          <w:rFonts w:ascii="Times New Roman" w:hAnsi="Times New Roman" w:cs="Times New Roman"/>
+          <w:sz w:val="28"/>
+          <w:szCs w:val="28"/>
+        </w:rPr>
+        <w:lastRenderedPageBreak/>
+        <w:t>-</w:t>
+      </w:r>
+      <w:r>
+        <w:rPr>
+          <w:rFonts w:ascii="Times New Roman" w:hAnsi="Times New Roman" w:cs="Times New Roman"/>
+          <w:sz w:val="28"/>
+          <w:szCs w:val="28"/>
+        </w:rPr>
+        <w:t xml:space="preserve">Если клетки разного цвета: </w:t>
+      </w:r>
+      <w:r>
+        <w:rPr>
+          <w:rFonts w:ascii="Times New Roman" w:hAnsi="Times New Roman" w:cs="Times New Roman"/>
+          <w:b/>
+          <w:bCs/>
+          <w:sz w:val="28"/>
+          <w:szCs w:val="28"/>
+        </w:rPr>
+        <w:t>0</w:t>
+      </w:r>
+      <w:r>
+        <w:rPr>
+          <w:rFonts w:ascii="Times New Roman" w:hAnsi="Times New Roman" w:cs="Times New Roman"/>
+          <w:sz w:val="28"/>
+          <w:szCs w:val="28"/>
+        </w:rPr>
+        <w:t xml:space="preserve"> (нельзя дойти</w:t>
+      </w:r>
+      <w:r>
+        <w:rPr>
+          <w:rFonts w:ascii="Times New Roman" w:hAnsi="Times New Roman" w:cs="Times New Roman"/>
+          <w:sz w:val="28"/>
+          <w:szCs w:val="28"/>
+        </w:rPr>
+        <w:t>)</w:t>
+      </w:r>
+    </w:p>
+    <w:p>
+      <w:pPr>
+        <w:spacing w:after="180" w:line="360" w:lineRule="auto"/>
+        <w:jc w:val="both"/>
+        <w:rPr>
+          <w:rFonts w:ascii="Times New Roman" w:hAnsi="Times New Roman" w:cs="Times New Roman"/>
+          <w:sz w:val="28"/>
+          <w:szCs w:val="28"/>
+        </w:rPr>
+      </w:pPr>
+      <w:r>
+        <w:rPr>
+          <w:rFonts w:ascii="Times New Roman" w:hAnsi="Times New Roman" w:cs="Times New Roman"/>
+          <w:b/>
+          <w:bCs/>
+          <w:sz w:val="28"/>
+          <w:szCs w:val="28"/>
+        </w:rPr>
+        <w:t>Король</w:t>
+      </w:r>
+      <w:r>
+        <w:rPr>
+          <w:rFonts w:ascii="Times New Roman" w:hAnsi="Times New Roman" w:cs="Times New Roman"/>
+          <w:sz w:val="28"/>
+          <w:szCs w:val="28"/>
+        </w:rPr>
+        <w:t>: максимум из разниц по горизонтали и вертикали</w:t>
+      </w:r>
+    </w:p>
+    <w:p>
+      <w:pPr>
+        <w:spacing w:after="160" w:line="259" w:lineRule="auto"/>
+        <w:rPr>
+          <w:rFonts w:ascii="Times New Roman" w:hAnsi="Times New Roman" w:cs="Times New Roman"/>
+          <w:sz w:val="28"/>
+          <w:szCs w:val="28"/>
+        </w:rPr>
+      </w:pPr>
+      <w:r>
+        <w:rPr>
+          <w:rFonts w:ascii="Times New Roman" w:hAnsi="Times New Roman" w:cs="Times New Roman"/>
+          <w:sz w:val="28"/>
+          <w:szCs w:val="28"/>
+        </w:rPr>
+        <w:br w:type="page"/>
+      </w:r>
+    </w:p>
+    <w:p>
+      <w:pPr>
+        <w:jc w:val="both"/>
+        <w:rPr>
+          <w:rFonts w:ascii="Times New Roman" w:hAnsi="Times New Roman" w:cs="Times New Roman"/>
+          <w:b/>
+          <w:sz w:val="28"/>
+          <w:szCs w:val="28"/>
+        </w:rPr>
+      </w:pPr>
+      <w:r>
+        <w:rPr>
+          <w:rFonts w:ascii="Times New Roman" w:hAnsi="Times New Roman" w:cs="Times New Roman"/>
+          <w:b/>
+          <w:sz w:val="28"/>
+          <w:szCs w:val="28"/>
+        </w:rPr>
+        <w:lastRenderedPageBreak/>
+        <w:t>Алгоритм решения</w:t>
+      </w:r>
+    </w:p>
+    <w:p>
+      <w:pPr>
+        <w:spacing w:after="0" w:line="240" w:lineRule="auto"/>
+        <w:jc w:val="center"/>
+        <w:rPr>
+          <w:rFonts w:ascii="Times New Roman" w:hAnsi="Times New Roman" w:cs="Times New Roman"/>
+          <w:sz w:val="28"/>
+          <w:szCs w:val="28"/>
+          <w:highlight w:val="yellow"/>
+        </w:rPr>
+      </w:pPr>
+      <w:r>
+        <w:rPr>
+          <w:noProof/>
+          <w:lang w:eastAsia="ru-RU"/>
+        </w:rPr>
+        <w:drawing>
+          <wp:inline distT="0" distB="0" distL="0" distR="0" wp14:anchorId="644C3E06" wp14:editId="7FA392DB">
+            <wp:extent cx="6182926" cy="7038753"/>
+            <wp:effectExtent l="0" t="0" r="8890" b="0"/>
+            <wp:docPr id="717332708" name="Рисунок 2"/>
+            <wp:cNvGraphicFramePr>
+              <a:graphicFrameLocks xmlns:a="http://schemas.openxmlformats.org/drawingml/2006/main" noChangeAspect="1"/>
+            </wp:cNvGraphicFramePr>
+            <a:graphic xmlns:a="http://schemas.openxmlformats.org/drawingml/2006/main">
+              <a:graphicData uri="http://schemas.openxmlformats.org/drawingml/2006/picture">
+                <pic:pic xmlns:pic="http://schemas.openxmlformats.org/drawingml/2006/picture">
+                  <pic:nvPicPr>
+                    <pic:cNvPr id="717332708" name="Рисунок 2"/>
+                    <pic:cNvPicPr>
+                      <a:picLocks noChangeAspect="1"/>
+                    </pic:cNvPicPr>
+                  </pic:nvPicPr>
+                  <pic:blipFill>
+                    <a:blip r:embed="rId28">
+                      <a:extLst>
+                        <a:ext uri="{28A0092B-C50C-407E-A947-70E740481C1C}">
+                          <a14:useLocalDpi xmlns:a14="http://schemas.microsoft.com/office/drawing/2010/main" val="0"/>
+                        </a:ext>
+                      </a:extLst>
+                    </a:blip>
+                    <a:stretch>
+                      <a:fillRect/>
+                    </a:stretch>
+                  </pic:blipFill>
+                  <pic:spPr bwMode="auto">
+                    <a:xfrm>
+                      <a:off x="0" y="0"/>
+                      <a:ext cx="6193248" cy="7050504"/>
+                    </a:xfrm>
+                    <a:prstGeom prst="rect">
+                      <a:avLst/>
+                    </a:prstGeom>
+                  </pic:spPr>
+                </pic:pic>
+              </a:graphicData>
+            </a:graphic>
+          </wp:inline>
+        </w:drawing>
+      </w:r>
+    </w:p>
+    <w:p>
+      <w:pPr>
+        <w:jc w:val="center"/>
+        <w:rPr>
+          <w:rFonts w:ascii="Times New Roman" w:hAnsi="Times New Roman" w:cs="Times New Roman"/>
+          <w:sz w:val="28"/>
+          <w:szCs w:val="28"/>
+        </w:rPr>
+      </w:pPr>
+      <w:r>
+        <w:rPr>
+          <w:rFonts w:ascii="Times New Roman" w:hAnsi="Times New Roman" w:cs="Times New Roman"/>
+          <w:sz w:val="28"/>
+          <w:szCs w:val="28"/>
+        </w:rPr>
+        <w:t xml:space="preserve">Рисунок </w:t>
+      </w:r>
+      <w:r>
+        <w:rPr>
+          <w:rFonts w:ascii="Times New Roman" w:hAnsi="Times New Roman" w:cs="Times New Roman"/>
+          <w:sz w:val="28"/>
+          <w:szCs w:val="28"/>
+          <w:lang w:val="en-US"/>
+        </w:rPr>
+        <w:t>13</w:t>
+      </w:r>
+      <w:r>
+        <w:rPr>
+          <w:rFonts w:ascii="Times New Roman" w:hAnsi="Times New Roman" w:cs="Times New Roman"/>
+          <w:sz w:val="28"/>
+          <w:szCs w:val="28"/>
+        </w:rPr>
+        <w:t xml:space="preserve"> – Алгоритм решения задачи</w:t>
+      </w:r>
+    </w:p>
+    <w:p>
+      <w:pPr>
+        <w:spacing w:after="160" w:line="259" w:lineRule="auto"/>
+        <w:rPr>
+          <w:rFonts w:ascii="Times New Roman" w:hAnsi="Times New Roman" w:cs="Times New Roman"/>
+          <w:sz w:val="28"/>
+          <w:szCs w:val="28"/>
+        </w:rPr>
+      </w:pPr>
+      <w:r>
+        <w:rPr>
+          <w:rFonts w:ascii="Times New Roman" w:hAnsi="Times New Roman" w:cs="Times New Roman"/>
+          <w:sz w:val="28"/>
+          <w:szCs w:val="28"/>
+        </w:rPr>
+        <w:br w:type="page" w:clear="all"/>
+      </w:r>
+    </w:p>
+    <w:p>
+      <w:pPr>
+        <w:jc w:val="both"/>
+        <w:rPr>
+          <w:rFonts w:ascii="Times New Roman" w:hAnsi="Times New Roman" w:cs="Times New Roman"/>
+          <w:sz w:val="28"/>
+          <w:szCs w:val="28"/>
+        </w:rPr>
+      </w:pPr>
+      <w:r>
+        <w:rPr>
+          <w:rFonts w:ascii="Times New Roman" w:hAnsi="Times New Roman" w:cs="Times New Roman"/>
+          <w:b/>
+          <w:sz w:val="28"/>
+          <w:szCs w:val="28"/>
+        </w:rPr>
+        <w:lastRenderedPageBreak/>
+        <w:t xml:space="preserve">Тестирование </w:t>
+      </w:r>
+    </w:p>
+    <w:tbl>
+      <w:tblPr>
+        <w:tblW w:w="0" w:type="auto"/>
+        <w:tblBorders>
+          <w:top w:val="single" w:sz="4" w:space="0" w:color="auto"/>
+          <w:left w:val="single" w:sz="4" w:space="0" w:color="auto"/>
+          <w:bottom w:val="single" w:sz="4" w:space="0" w:color="auto"/>
+          <w:right w:val="single" w:sz="4" w:space="0" w:color="auto"/>
+          <w:insideH w:val="single" w:sz="4" w:space="0" w:color="auto"/>
+          <w:insideV w:val="single" w:sz="4" w:space="0" w:color="auto"/>
+        </w:tblBorders>
+        <w:tblLook w:val="04A0" w:firstRow="1" w:lastRow="0" w:firstColumn="1" w:lastColumn="0" w:noHBand="0" w:noVBand="1"/>
+      </w:tblPr>
+      <w:tblGrid>
+        <w:gridCol w:w="4361"/>
+        <w:gridCol w:w="5103"/>
+      </w:tblGrid>
+      <w:tr>
+        <w:trPr>
+          <w:trHeight w:val="454"/>
+        </w:trPr>
+        <w:tc>
+          <w:tcPr>
+            <w:tcW w:w="4361" w:type="dxa"/>
+            <w:vAlign w:val="center"/>
+          </w:tcPr>
+          <w:p>
+            <w:pPr>
+              <w:spacing w:after="0" w:line="240" w:lineRule="auto"/>
+              <w:jc w:val="center"/>
+              <w:rPr>
+                <w:rFonts w:ascii="Times New Roman" w:hAnsi="Times New Roman" w:cs="Times New Roman"/>
+                <w:sz w:val="28"/>
+                <w:szCs w:val="28"/>
+              </w:rPr>
+            </w:pPr>
+            <w:r>
+              <w:rPr>
+                <w:rFonts w:ascii="Times New Roman" w:hAnsi="Times New Roman" w:cs="Times New Roman"/>
+                <w:sz w:val="28"/>
+                <w:szCs w:val="28"/>
+              </w:rPr>
+              <w:t>Входные данные</w:t>
+            </w:r>
+          </w:p>
+        </w:tc>
+        <w:tc>
+          <w:tcPr>
+            <w:tcW w:w="5103" w:type="dxa"/>
+            <w:vAlign w:val="center"/>
+          </w:tcPr>
+          <w:p>
+            <w:pPr>
+              <w:spacing w:after="0" w:line="240" w:lineRule="auto"/>
+              <w:jc w:val="center"/>
+              <w:rPr>
+                <w:rFonts w:ascii="Times New Roman" w:hAnsi="Times New Roman" w:cs="Times New Roman"/>
+                <w:sz w:val="28"/>
+                <w:szCs w:val="28"/>
+              </w:rPr>
+            </w:pPr>
+            <w:r>
+              <w:rPr>
+                <w:rFonts w:ascii="Times New Roman" w:hAnsi="Times New Roman" w:cs="Times New Roman"/>
+                <w:sz w:val="28"/>
+                <w:szCs w:val="28"/>
+              </w:rPr>
+              <w:t>Выходные данные</w:t>
+            </w:r>
+          </w:p>
+        </w:tc>
+      </w:tr>
+      <w:tr>
+        <w:trPr>
+          <w:trHeight w:val="454"/>
+        </w:trPr>
+        <w:tc>
+          <w:tcPr>
+            <w:tcW w:w="4361" w:type="dxa"/>
+            <w:vAlign w:val="center"/>
+          </w:tcPr>
+          <w:p>
+            <w:pPr>
+              <w:spacing w:after="0" w:line="240" w:lineRule="auto"/>
+              <w:rPr>
+                <w:rFonts w:ascii="Times New Roman" w:hAnsi="Times New Roman" w:cs="Times New Roman"/>
+                <w:sz w:val="28"/>
+                <w:szCs w:val="28"/>
+              </w:rPr>
+            </w:pPr>
+            <w:r>
+              <w:rPr>
+                <w:rFonts w:ascii="Times New Roman" w:hAnsi="Times New Roman" w:cs="Times New Roman"/>
+                <w:sz w:val="28"/>
+                <w:szCs w:val="28"/>
+              </w:rPr>
+              <w:t>4 3 1 6</w:t>
+            </w:r>
+          </w:p>
+        </w:tc>
+        <w:tc>
+          <w:tcPr>
+            <w:tcW w:w="5103" w:type="dxa"/>
+            <w:vAlign w:val="center"/>
+          </w:tcPr>
+          <w:p>
+            <w:pPr>
+              <w:spacing w:after="0" w:line="240" w:lineRule="auto"/>
+              <w:rPr>
+                <w:rFonts w:ascii="Times New Roman" w:hAnsi="Times New Roman" w:cs="Times New Roman"/>
+                <w:sz w:val="28"/>
+                <w:szCs w:val="28"/>
+              </w:rPr>
+            </w:pPr>
+            <w:r>
+              <w:rPr>
+                <w:rFonts w:ascii="Times New Roman" w:hAnsi="Times New Roman" w:cs="Times New Roman"/>
+                <w:sz w:val="28"/>
+                <w:szCs w:val="28"/>
+              </w:rPr>
+              <w:t>2 1 3</w:t>
+            </w:r>
+          </w:p>
+        </w:tc>
+      </w:tr>
+      <w:tr>
+        <w:trPr>
+          <w:trHeight w:val="454"/>
+        </w:trPr>
+        <w:tc>
+          <w:tcPr>
+            <w:tcW w:w="4361" w:type="dxa"/>
+            <w:vAlign w:val="center"/>
+          </w:tcPr>
+          <w:p>
+            <w:pPr>
+              <w:spacing w:after="0" w:line="240" w:lineRule="auto"/>
+              <w:rPr>
+                <w:rFonts w:ascii="Times New Roman" w:hAnsi="Times New Roman" w:cs="Times New Roman"/>
+                <w:sz w:val="28"/>
+                <w:szCs w:val="28"/>
+              </w:rPr>
+            </w:pPr>
+            <w:r>
+              <w:rPr>
+                <w:rFonts w:ascii="Times New Roman" w:hAnsi="Times New Roman" w:cs="Times New Roman"/>
+                <w:sz w:val="28"/>
+                <w:szCs w:val="28"/>
+              </w:rPr>
+              <w:t>5 5 5 6</w:t>
+            </w:r>
+          </w:p>
+        </w:tc>
+        <w:tc>
+          <w:tcPr>
+            <w:tcW w:w="5103" w:type="dxa"/>
+            <w:vAlign w:val="center"/>
+          </w:tcPr>
+          <w:p>
+            <w:pPr>
+              <w:spacing w:after="0" w:line="240" w:lineRule="auto"/>
+              <w:rPr>
+                <w:rFonts w:ascii="Times New Roman" w:hAnsi="Times New Roman" w:cs="Times New Roman"/>
+                <w:sz w:val="28"/>
+                <w:szCs w:val="28"/>
+              </w:rPr>
+            </w:pPr>
+            <w:r>
+              <w:rPr>
+                <w:rFonts w:ascii="Times New Roman" w:hAnsi="Times New Roman" w:cs="Times New Roman"/>
+                <w:sz w:val="28"/>
+                <w:szCs w:val="28"/>
+              </w:rPr>
+              <w:t>1 0 1</w:t>
+            </w:r>
+          </w:p>
+        </w:tc>
+      </w:tr>
+      <w:tr>
+        <w:trPr>
+          <w:trHeight w:val="454"/>
+        </w:trPr>
+        <w:tc>
+          <w:tcPr>
+            <w:tcW w:w="4361" w:type="dxa"/>
+            <w:vAlign w:val="center"/>
+          </w:tcPr>
+          <w:p>
+            <w:pPr>
+              <w:spacing w:after="0" w:line="240" w:lineRule="auto"/>
+              <w:rPr>
+                <w:rFonts w:ascii="Times New Roman" w:hAnsi="Times New Roman" w:cs="Times New Roman"/>
+                <w:sz w:val="28"/>
+                <w:szCs w:val="28"/>
+                <w:lang w:val="en-US"/>
+              </w:rPr>
+            </w:pPr>
+            <w:r>
+              <w:rPr>
+                <w:rFonts w:ascii="Times New Roman" w:hAnsi="Times New Roman" w:cs="Times New Roman"/>
+                <w:sz w:val="28"/>
+                <w:szCs w:val="28"/>
+                <w:lang w:val="en-US"/>
+              </w:rPr>
+              <w:t>1 2 3 4</w:t>
+            </w:r>
+          </w:p>
+        </w:tc>
+        <w:tc>
+          <w:tcPr>
+            <w:tcW w:w="5103" w:type="dxa"/>
+            <w:vAlign w:val="center"/>
+          </w:tcPr>
+          <w:p>
+            <w:pPr>
+              <w:spacing w:after="0" w:line="240" w:lineRule="auto"/>
+              <w:rPr>
+                <w:rFonts w:ascii="Times New Roman" w:hAnsi="Times New Roman" w:cs="Times New Roman"/>
+                <w:sz w:val="28"/>
+                <w:szCs w:val="28"/>
+                <w:lang w:val="en-US"/>
+              </w:rPr>
+            </w:pPr>
+            <w:r>
+              <w:rPr>
+                <w:rFonts w:ascii="Times New Roman" w:hAnsi="Times New Roman" w:cs="Times New Roman"/>
+                <w:sz w:val="28"/>
+                <w:szCs w:val="28"/>
+              </w:rPr>
+              <w:t>2</w:t>
+            </w:r>
+            <w:r>
+              <w:rPr>
+                <w:rFonts w:ascii="Times New Roman" w:hAnsi="Times New Roman" w:cs="Times New Roman"/>
+                <w:sz w:val="28"/>
+                <w:szCs w:val="28"/>
+                <w:lang w:val="en-US"/>
+              </w:rPr>
+              <w:t xml:space="preserve"> 1 2</w:t>
+            </w:r>
+          </w:p>
+        </w:tc>
+      </w:tr>
+      <w:tr>
+        <w:trPr>
+          <w:trHeight w:val="454"/>
+        </w:trPr>
+        <w:tc>
+          <w:tcPr>
+            <w:tcW w:w="4361" w:type="dxa"/>
+            <w:tcBorders>
+              <w:bottom w:val="single" w:sz="4" w:space="0" w:color="auto"/>
+            </w:tcBorders>
+            <w:vAlign w:val="center"/>
+          </w:tcPr>
+          <w:p>
+            <w:pPr>
+              <w:spacing w:after="0" w:line="240" w:lineRule="auto"/>
+              <w:rPr>
+                <w:rFonts w:ascii="Times New Roman" w:hAnsi="Times New Roman" w:cs="Times New Roman"/>
+                <w:sz w:val="28"/>
+                <w:szCs w:val="28"/>
+                <w:lang w:val="en-US"/>
+              </w:rPr>
+            </w:pPr>
+            <w:r>
+              <w:rPr>
+                <w:rFonts w:ascii="Times New Roman" w:hAnsi="Times New Roman" w:cs="Times New Roman"/>
+                <w:sz w:val="28"/>
+                <w:szCs w:val="28"/>
+                <w:lang w:val="en-US"/>
+              </w:rPr>
+              <w:t>2 3 4 5</w:t>
+            </w:r>
+          </w:p>
+        </w:tc>
+        <w:tc>
+          <w:tcPr>
+            <w:tcW w:w="5103" w:type="dxa"/>
+            <w:tcBorders>
+              <w:bottom w:val="single" w:sz="4" w:space="0" w:color="auto"/>
+            </w:tcBorders>
+            <w:vAlign w:val="center"/>
+          </w:tcPr>
+          <w:p>
+            <w:pPr>
+              <w:spacing w:after="0" w:line="240" w:lineRule="auto"/>
+              <w:rPr>
+                <w:rFonts w:ascii="Times New Roman" w:hAnsi="Times New Roman" w:cs="Times New Roman"/>
+                <w:sz w:val="28"/>
+                <w:szCs w:val="28"/>
+                <w:lang w:val="en-US"/>
+              </w:rPr>
+            </w:pPr>
+            <w:r>
+              <w:rPr>
+                <w:rFonts w:ascii="Times New Roman" w:hAnsi="Times New Roman" w:cs="Times New Roman"/>
+                <w:sz w:val="28"/>
+                <w:szCs w:val="28"/>
+                <w:lang w:val="en-US"/>
+              </w:rPr>
+              <w:t>2 1 2</w:t>
+            </w:r>
+          </w:p>
+        </w:tc>
+      </w:tr>
+      <w:tr>
+        <w:trPr>
+          <w:trHeight w:val="454"/>
+        </w:trPr>
+        <w:tc>
+          <w:tcPr>
+            <w:tcW w:w="4361" w:type="dxa"/>
+            <w:tcBorders>
+              <w:bottom w:val="single" w:sz="4" w:space="0" w:color="auto"/>
+            </w:tcBorders>
+            <w:vAlign w:val="center"/>
+          </w:tcPr>
+          <w:p>
+            <w:pPr>
+              <w:spacing w:after="0" w:line="240" w:lineRule="auto"/>
+              <w:rPr>
+                <w:rFonts w:ascii="Times New Roman" w:hAnsi="Times New Roman" w:cs="Times New Roman"/>
+                <w:sz w:val="28"/>
+                <w:szCs w:val="28"/>
+                <w:lang w:val="en-US"/>
+              </w:rPr>
+            </w:pPr>
+            <w:r>
+              <w:rPr>
+                <w:rFonts w:ascii="Times New Roman" w:hAnsi="Times New Roman" w:cs="Times New Roman"/>
+                <w:sz w:val="28"/>
+                <w:szCs w:val="28"/>
+                <w:lang w:val="en-US"/>
+              </w:rPr>
+              <w:t>5 5 3 2</w:t>
+            </w:r>
+          </w:p>
+        </w:tc>
+        <w:tc>
+          <w:tcPr>
+            <w:tcW w:w="5103" w:type="dxa"/>
+            <w:tcBorders>
+              <w:bottom w:val="single" w:sz="4" w:space="0" w:color="auto"/>
+            </w:tcBorders>
+            <w:vAlign w:val="center"/>
+          </w:tcPr>
+          <w:p>
+            <w:pPr>
+              <w:spacing w:after="0" w:line="240" w:lineRule="auto"/>
+              <w:rPr>
+                <w:rFonts w:ascii="Times New Roman" w:hAnsi="Times New Roman" w:cs="Times New Roman"/>
+                <w:sz w:val="28"/>
+                <w:szCs w:val="28"/>
+                <w:lang w:val="en-US"/>
+              </w:rPr>
+            </w:pPr>
+            <w:r>
+              <w:rPr>
+                <w:rFonts w:ascii="Times New Roman" w:hAnsi="Times New Roman" w:cs="Times New Roman"/>
+                <w:sz w:val="28"/>
+                <w:szCs w:val="28"/>
+                <w:lang w:val="en-US"/>
+              </w:rPr>
+              <w:t>2 0 3</w:t>
+            </w:r>
+          </w:p>
+        </w:tc>
+      </w:tr>
+    </w:tbl>
+    <w:p>
+      <w:pPr>
+        <w:spacing w:after="160" w:line="259" w:lineRule="auto"/>
+        <w:rPr>
+          <w:rFonts w:ascii="Times New Roman" w:hAnsi="Times New Roman" w:cs="Times New Roman"/>
+          <w:b/>
+          <w:sz w:val="28"/>
+          <w:szCs w:val="28"/>
+          <w:lang w:val="en-US"/>
+        </w:rPr>
+      </w:pPr>
+      <w:r>
+        <w:rPr>
+          <w:rFonts w:ascii="Times New Roman" w:hAnsi="Times New Roman" w:cs="Times New Roman"/>
+          <w:b/>
+          <w:sz w:val="28"/>
+          <w:szCs w:val="28"/>
+          <w:lang w:val="en-US"/>
+        </w:rPr>
+        <w:br w:type="page"/>
       </w:r>
     </w:p>
     <w:p>
@@ -12191,7 +13756,7 @@
         </w:rPr>
         <w:t xml:space="preserve">Python Software Foundation. – 2024. – Режим доступа: </w:t>
       </w:r>
-      <w:hyperlink r:id="rId27" w:tgtFrame="_blank" w:history="1">
+      <w:hyperlink r:id="rId29" w:history="1">
         <w:r>
           <w:rPr>
             <w:rStyle w:val="af6"/>
@@ -12337,7 +13902,7 @@
         </w:rPr>
         <w:t xml:space="preserve">. – 2023. – Режим доступа: </w:t>
       </w:r>
-      <w:hyperlink r:id="rId28" w:tgtFrame="_blank" w:history="1">
+      <w:hyperlink r:id="rId30" w:tgtFrame="_blank" w:history="1">
         <w:r>
           <w:rPr>
             <w:rStyle w:val="af6"/>
@@ -12493,7 +14058,7 @@
         </w:rPr>
         <w:t xml:space="preserve">. – 2024. – Режим доступа: </w:t>
       </w:r>
-      <w:hyperlink r:id="rId29" w:tgtFrame="_blank" w:history="1">
+      <w:hyperlink r:id="rId31" w:tgtFrame="_blank" w:history="1">
         <w:r>
           <w:rPr>
             <w:rStyle w:val="af6"/>
@@ -12899,7 +14464,7 @@
                     <pic:cNvPicPr/>
                   </pic:nvPicPr>
                   <pic:blipFill>
-                    <a:blip r:embed="rId30">
+                    <a:blip r:embed="rId32">
                       <a:extLst>
                         <a:ext uri="{28A0092B-C50C-407E-A947-70E740481C1C}">
                           <a14:useLocalDpi xmlns:a14="http://schemas.microsoft.com/office/drawing/2010/main" val="0"/>
@@ -13010,7 +14575,7 @@
                     <pic:cNvPicPr/>
                   </pic:nvPicPr>
                   <pic:blipFill rotWithShape="1">
-                    <a:blip r:embed="rId31"/>
+                    <a:blip r:embed="rId33"/>
                     <a:srcRect r="8400"/>
                     <a:stretch>
                       <a:fillRect/>
@@ -13139,7 +14704,7 @@
                     <pic:cNvPicPr/>
                   </pic:nvPicPr>
                   <pic:blipFill rotWithShape="1">
-                    <a:blip r:embed="rId32"/>
+                    <a:blip r:embed="rId34"/>
                     <a:srcRect r="2243"/>
                     <a:stretch>
                       <a:fillRect/>
@@ -13322,7 +14887,7 @@
                     <pic:cNvPicPr/>
                   </pic:nvPicPr>
                   <pic:blipFill>
-                    <a:blip r:embed="rId33"/>
+                    <a:blip r:embed="rId35"/>
                     <a:stretch>
                       <a:fillRect/>
                     </a:stretch>
@@ -13373,7 +14938,6 @@
           <w:bCs/>
           <w:sz w:val="28"/>
           <w:szCs w:val="28"/>
-          <w:lang w:val="en-US"/>
         </w:rPr>
       </w:pPr>
       <w:r>
@@ -13421,6 +14985,7 @@
         <w:rPr>
           <w:rFonts w:ascii="Times New Roman" w:hAnsi="Times New Roman" w:cs="Times New Roman"/>
           <w:bCs/>
+          <w:noProof/>
           <w:sz w:val="28"/>
           <w:szCs w:val="28"/>
           <w:lang w:val="en-US"/>
@@ -13441,7 +15006,7 @@
                     <pic:cNvPicPr/>
                   </pic:nvPicPr>
                   <pic:blipFill rotWithShape="1">
-                    <a:blip r:embed="rId34"/>
+                    <a:blip r:embed="rId36"/>
                     <a:srcRect r="4276"/>
                     <a:stretch>
                       <a:fillRect/>
@@ -13471,9 +15036,109 @@
         </w:drawing>
       </w:r>
     </w:p>
+    <w:p>
+      <w:pPr>
+        <w:spacing w:after="160" w:line="259" w:lineRule="auto"/>
+        <w:rPr>
+          <w:rFonts w:ascii="Times New Roman" w:hAnsi="Times New Roman" w:cs="Times New Roman"/>
+          <w:b/>
+          <w:sz w:val="28"/>
+          <w:szCs w:val="28"/>
+          <w:lang w:val="en-US"/>
+        </w:rPr>
+      </w:pPr>
+      <w:r>
+        <w:rPr>
+          <w:rFonts w:ascii="Times New Roman" w:hAnsi="Times New Roman" w:cs="Times New Roman"/>
+          <w:b/>
+          <w:sz w:val="28"/>
+          <w:szCs w:val="28"/>
+          <w:lang w:val="en-US"/>
+        </w:rPr>
+        <w:br w:type="page"/>
+      </w:r>
+    </w:p>
+    <w:p>
+      <w:pPr>
+        <w:jc w:val="both"/>
+        <w:rPr>
+          <w:rFonts w:ascii="Times New Roman" w:hAnsi="Times New Roman" w:cs="Times New Roman"/>
+          <w:bCs/>
+          <w:sz w:val="28"/>
+          <w:szCs w:val="28"/>
+          <w:lang w:val="en-US"/>
+        </w:rPr>
+      </w:pPr>
+      <w:r>
+        <w:rPr>
+          <w:rFonts w:ascii="Times New Roman" w:hAnsi="Times New Roman" w:cs="Times New Roman"/>
+          <w:bCs/>
+          <w:sz w:val="28"/>
+          <w:szCs w:val="28"/>
+        </w:rPr>
+        <w:lastRenderedPageBreak/>
+        <w:t>Задача С. Ладья, слон и король.</w:t>
+      </w:r>
+    </w:p>
+    <w:p>
+      <w:pPr>
+        <w:jc w:val="both"/>
+        <w:rPr>
+          <w:rFonts w:ascii="Times New Roman" w:hAnsi="Times New Roman" w:cs="Times New Roman"/>
+          <w:bCs/>
+          <w:sz w:val="28"/>
+          <w:szCs w:val="28"/>
+          <w:lang w:val="en-US"/>
+        </w:rPr>
+      </w:pPr>
+      <w:r>
+        <w:rPr>
+          <w:rFonts w:ascii="Times New Roman" w:hAnsi="Times New Roman" w:cs="Times New Roman"/>
+          <w:bCs/>
+          <w:sz w:val="28"/>
+          <w:szCs w:val="28"/>
+          <w:lang w:val="en-US"/>
+        </w:rPr>
+        <w:drawing>
+          <wp:inline distT="0" distB="0" distL="0" distR="0" wp14:anchorId="07C81425" wp14:editId="2CA05D9D">
+            <wp:extent cx="7011910" cy="6730409"/>
+            <wp:effectExtent l="0" t="0" r="0" b="0"/>
+            <wp:docPr id="116767" name="Рисунок 1"/>
+            <wp:cNvGraphicFramePr>
+              <a:graphicFrameLocks xmlns:a="http://schemas.openxmlformats.org/drawingml/2006/main" noChangeAspect="1"/>
+            </wp:cNvGraphicFramePr>
+            <a:graphic xmlns:a="http://schemas.openxmlformats.org/drawingml/2006/main">
+              <a:graphicData uri="http://schemas.openxmlformats.org/drawingml/2006/picture">
+                <pic:pic xmlns:pic="http://schemas.openxmlformats.org/drawingml/2006/picture">
+                  <pic:nvPicPr>
+                    <pic:cNvPr id="116767" name=""/>
+                    <pic:cNvPicPr/>
+                  </pic:nvPicPr>
+                  <pic:blipFill>
+                    <a:blip r:embed="rId37"/>
+                    <a:stretch>
+                      <a:fillRect/>
+                    </a:stretch>
+                  </pic:blipFill>
+                  <pic:spPr>
+                    <a:xfrm>
+                      <a:off x="0" y="0"/>
+                      <a:ext cx="7044546" cy="6761735"/>
+                    </a:xfrm>
+                    <a:prstGeom prst="rect">
+                      <a:avLst/>
+                    </a:prstGeom>
+                  </pic:spPr>
+                </pic:pic>
+              </a:graphicData>
+            </a:graphic>
+          </wp:inline>
+        </w:drawing>
+      </w:r>
+    </w:p>
     <w:sectPr>
-      <w:footerReference w:type="default" r:id="rId35"/>
-      <w:footerReference w:type="first" r:id="rId36"/>
+      <w:footerReference w:type="default" r:id="rId38"/>
+      <w:footerReference w:type="first" r:id="rId39"/>
       <w:pgSz w:w="11906" w:h="16838"/>
       <w:pgMar w:top="1134" w:right="707" w:bottom="1134" w:left="1701" w:header="709" w:footer="709" w:gutter="0"/>
       <w:pgNumType w:start="2"/>
@@ -14024,6 +15689,155 @@
     </w:lvl>
   </w:abstractNum>
   <w:abstractNum w:abstractNumId="3" w15:restartNumberingAfterBreak="0">
+    <w:nsid w:val="0FE317A3"/>
+    <w:multiLevelType w:val="multilevel"/>
+    <w:tmpl w:val="DE3AF0E4"/>
+    <w:lvl w:ilvl="0">
+      <w:start w:val="1"/>
+      <w:numFmt w:val="bullet"/>
+      <w:lvlText w:val=""/>
+      <w:lvlJc w:val="left"/>
+      <w:pPr>
+        <w:tabs>
+          <w:tab w:val="num" w:pos="720"/>
+        </w:tabs>
+        <w:ind w:left="720" w:hanging="360"/>
+      </w:pPr>
+      <w:rPr>
+        <w:rFonts w:ascii="Symbol" w:hAnsi="Symbol" w:hint="default"/>
+        <w:sz w:val="20"/>
+      </w:rPr>
+    </w:lvl>
+    <w:lvl w:ilvl="1" w:tentative="1">
+      <w:start w:val="1"/>
+      <w:numFmt w:val="bullet"/>
+      <w:lvlText w:val="o"/>
+      <w:lvlJc w:val="left"/>
+      <w:pPr>
+        <w:tabs>
+          <w:tab w:val="num" w:pos="1440"/>
+        </w:tabs>
+        <w:ind w:left="1440" w:hanging="360"/>
+      </w:pPr>
+      <w:rPr>
+        <w:rFonts w:ascii="Courier New" w:hAnsi="Courier New" w:hint="default"/>
+        <w:sz w:val="20"/>
+      </w:rPr>
+    </w:lvl>
+    <w:lvl w:ilvl="2" w:tentative="1">
+      <w:start w:val="1"/>
+      <w:numFmt w:val="bullet"/>
+      <w:lvlText w:val=""/>
+      <w:lvlJc w:val="left"/>
+      <w:pPr>
+        <w:tabs>
+          <w:tab w:val="num" w:pos="2160"/>
+        </w:tabs>
+        <w:ind w:left="2160" w:hanging="360"/>
+      </w:pPr>
+      <w:rPr>
+        <w:rFonts w:ascii="Wingdings" w:hAnsi="Wingdings" w:hint="default"/>
+        <w:sz w:val="20"/>
+      </w:rPr>
+    </w:lvl>
+    <w:lvl w:ilvl="3" w:tentative="1">
+      <w:start w:val="1"/>
+      <w:numFmt w:val="bullet"/>
+      <w:lvlText w:val=""/>
+      <w:lvlJc w:val="left"/>
+      <w:pPr>
+        <w:tabs>
+          <w:tab w:val="num" w:pos="2880"/>
+        </w:tabs>
+        <w:ind w:left="2880" w:hanging="360"/>
+      </w:pPr>
+      <w:rPr>
+        <w:rFonts w:ascii="Wingdings" w:hAnsi="Wingdings" w:hint="default"/>
+        <w:sz w:val="20"/>
+      </w:rPr>
+    </w:lvl>
+    <w:lvl w:ilvl="4" w:tentative="1">
+      <w:start w:val="1"/>
+      <w:numFmt w:val="bullet"/>
+      <w:lvlText w:val=""/>
+      <w:lvlJc w:val="left"/>
+      <w:pPr>
+        <w:tabs>
+          <w:tab w:val="num" w:pos="3600"/>
+        </w:tabs>
+        <w:ind w:left="3600" w:hanging="360"/>
+      </w:pPr>
+      <w:rPr>
+        <w:rFonts w:ascii="Wingdings" w:hAnsi="Wingdings" w:hint="default"/>
+        <w:sz w:val="20"/>
+      </w:rPr>
+    </w:lvl>
+    <w:lvl w:ilvl="5" w:tentative="1">
+      <w:start w:val="1"/>
+      <w:numFmt w:val="bullet"/>
+      <w:lvlText w:val=""/>
+      <w:lvlJc w:val="left"/>
+      <w:pPr>
+        <w:tabs>
+          <w:tab w:val="num" w:pos="4320"/>
+        </w:tabs>
+        <w:ind w:left="4320" w:hanging="360"/>
+      </w:pPr>
+      <w:rPr>
+        <w:rFonts w:ascii="Wingdings" w:hAnsi="Wingdings" w:hint="default"/>
+        <w:sz w:val="20"/>
+      </w:rPr>
+    </w:lvl>
+    <w:lvl w:ilvl="6" w:tentative="1">
+      <w:start w:val="1"/>
+      <w:numFmt w:val="bullet"/>
+      <w:lvlText w:val=""/>
+      <w:lvlJc w:val="left"/>
+      <w:pPr>
+        <w:tabs>
+          <w:tab w:val="num" w:pos="5040"/>
+        </w:tabs>
+        <w:ind w:left="5040" w:hanging="360"/>
+      </w:pPr>
+      <w:rPr>
+        <w:rFonts w:ascii="Wingdings" w:hAnsi="Wingdings" w:hint="default"/>
+        <w:sz w:val="20"/>
+      </w:rPr>
+    </w:lvl>
+    <w:lvl w:ilvl="7" w:tentative="1">
+      <w:start w:val="1"/>
+      <w:numFmt w:val="bullet"/>
+      <w:lvlText w:val=""/>
+      <w:lvlJc w:val="left"/>
+      <w:pPr>
+        <w:tabs>
+          <w:tab w:val="num" w:pos="5760"/>
+        </w:tabs>
+        <w:ind w:left="5760" w:hanging="360"/>
+      </w:pPr>
+      <w:rPr>
+        <w:rFonts w:ascii="Wingdings" w:hAnsi="Wingdings" w:hint="default"/>
+        <w:sz w:val="20"/>
+      </w:rPr>
+    </w:lvl>
+    <w:lvl w:ilvl="8" w:tentative="1">
+      <w:start w:val="1"/>
+      <w:numFmt w:val="bullet"/>
+      <w:lvlText w:val=""/>
+      <w:lvlJc w:val="left"/>
+      <w:pPr>
+        <w:tabs>
+          <w:tab w:val="num" w:pos="6480"/>
+        </w:tabs>
+        <w:ind w:left="6480" w:hanging="360"/>
+      </w:pPr>
+      <w:rPr>
+        <w:rFonts w:ascii="Wingdings" w:hAnsi="Wingdings" w:hint="default"/>
+        <w:sz w:val="20"/>
+      </w:rPr>
+    </w:lvl>
+  </w:abstractNum>
+  <w:abstractNum w:abstractNumId="4" w15:restartNumberingAfterBreak="0">
     <w:nsid w:val="132238A5"/>
     <w:multiLevelType w:val="hybridMultilevel"/>
     <w:tmpl w:val="8F02CF9E"/>
@@ -14136,7 +15950,7 @@
       </w:rPr>
     </w:lvl>
   </w:abstractNum>
-  <w:abstractNum w:abstractNumId="4" w15:restartNumberingAfterBreak="0">
+  <w:abstractNum w:abstractNumId="5" w15:restartNumberingAfterBreak="0">
     <w:nsid w:val="16754338"/>
     <w:multiLevelType w:val="hybridMultilevel"/>
     <w:tmpl w:val="1ED88792"/>
@@ -14249,7 +16063,7 @@
       </w:pPr>
     </w:lvl>
   </w:abstractNum>
-  <w:abstractNum w:abstractNumId="5" w15:restartNumberingAfterBreak="0">
+  <w:abstractNum w:abstractNumId="6" w15:restartNumberingAfterBreak="0">
     <w:nsid w:val="229436A9"/>
     <w:multiLevelType w:val="hybridMultilevel"/>
     <w:tmpl w:val="617C4F00"/>
@@ -14335,7 +16149,7 @@
       </w:pPr>
     </w:lvl>
   </w:abstractNum>
-  <w:abstractNum w:abstractNumId="6" w15:restartNumberingAfterBreak="0">
+  <w:abstractNum w:abstractNumId="7" w15:restartNumberingAfterBreak="0">
     <w:nsid w:val="2A1F0F82"/>
     <w:multiLevelType w:val="multilevel"/>
     <w:tmpl w:val="4E4C449C"/>
@@ -14484,7 +16298,7 @@
       </w:rPr>
     </w:lvl>
   </w:abstractNum>
-  <w:abstractNum w:abstractNumId="7" w15:restartNumberingAfterBreak="0">
+  <w:abstractNum w:abstractNumId="8" w15:restartNumberingAfterBreak="0">
     <w:nsid w:val="320E027F"/>
     <w:multiLevelType w:val="multilevel"/>
     <w:tmpl w:val="084478B4"/>
@@ -14597,7 +16411,7 @@
       </w:pPr>
     </w:lvl>
   </w:abstractNum>
-  <w:abstractNum w:abstractNumId="8" w15:restartNumberingAfterBreak="0">
+  <w:abstractNum w:abstractNumId="9" w15:restartNumberingAfterBreak="0">
     <w:nsid w:val="449268C6"/>
     <w:multiLevelType w:val="multilevel"/>
     <w:tmpl w:val="788C04F4"/>
@@ -14746,7 +16560,7 @@
       </w:rPr>
     </w:lvl>
   </w:abstractNum>
-  <w:abstractNum w:abstractNumId="9" w15:restartNumberingAfterBreak="0">
+  <w:abstractNum w:abstractNumId="10" w15:restartNumberingAfterBreak="0">
     <w:nsid w:val="46C81F45"/>
     <w:multiLevelType w:val="multilevel"/>
     <w:tmpl w:val="BDD65C36"/>
@@ -14895,7 +16709,156 @@
       </w:rPr>
     </w:lvl>
   </w:abstractNum>
-  <w:abstractNum w:abstractNumId="10" w15:restartNumberingAfterBreak="0">
+  <w:abstractNum w:abstractNumId="11" w15:restartNumberingAfterBreak="0">
+    <w:nsid w:val="534E108B"/>
+    <w:multiLevelType w:val="multilevel"/>
+    <w:tmpl w:val="CE5C1A40"/>
+    <w:lvl w:ilvl="0">
+      <w:start w:val="1"/>
+      <w:numFmt w:val="bullet"/>
+      <w:lvlText w:val=""/>
+      <w:lvlJc w:val="left"/>
+      <w:pPr>
+        <w:tabs>
+          <w:tab w:val="num" w:pos="720"/>
+        </w:tabs>
+        <w:ind w:left="720" w:hanging="360"/>
+      </w:pPr>
+      <w:rPr>
+        <w:rFonts w:ascii="Symbol" w:hAnsi="Symbol" w:hint="default"/>
+        <w:sz w:val="20"/>
+      </w:rPr>
+    </w:lvl>
+    <w:lvl w:ilvl="1" w:tentative="1">
+      <w:start w:val="1"/>
+      <w:numFmt w:val="bullet"/>
+      <w:lvlText w:val="o"/>
+      <w:lvlJc w:val="left"/>
+      <w:pPr>
+        <w:tabs>
+          <w:tab w:val="num" w:pos="1440"/>
+        </w:tabs>
+        <w:ind w:left="1440" w:hanging="360"/>
+      </w:pPr>
+      <w:rPr>
+        <w:rFonts w:ascii="Courier New" w:hAnsi="Courier New" w:hint="default"/>
+        <w:sz w:val="20"/>
+      </w:rPr>
+    </w:lvl>
+    <w:lvl w:ilvl="2" w:tentative="1">
+      <w:start w:val="1"/>
+      <w:numFmt w:val="bullet"/>
+      <w:lvlText w:val=""/>
+      <w:lvlJc w:val="left"/>
+      <w:pPr>
+        <w:tabs>
+          <w:tab w:val="num" w:pos="2160"/>
+        </w:tabs>
+        <w:ind w:left="2160" w:hanging="360"/>
+      </w:pPr>
+      <w:rPr>
+        <w:rFonts w:ascii="Wingdings" w:hAnsi="Wingdings" w:hint="default"/>
+        <w:sz w:val="20"/>
+      </w:rPr>
+    </w:lvl>
+    <w:lvl w:ilvl="3" w:tentative="1">
+      <w:start w:val="1"/>
+      <w:numFmt w:val="bullet"/>
+      <w:lvlText w:val=""/>
+      <w:lvlJc w:val="left"/>
+      <w:pPr>
+        <w:tabs>
+          <w:tab w:val="num" w:pos="2880"/>
+        </w:tabs>
+        <w:ind w:left="2880" w:hanging="360"/>
+      </w:pPr>
+      <w:rPr>
+        <w:rFonts w:ascii="Wingdings" w:hAnsi="Wingdings" w:hint="default"/>
+        <w:sz w:val="20"/>
+      </w:rPr>
+    </w:lvl>
+    <w:lvl w:ilvl="4" w:tentative="1">
+      <w:start w:val="1"/>
+      <w:numFmt w:val="bullet"/>
+      <w:lvlText w:val=""/>
+      <w:lvlJc w:val="left"/>
+      <w:pPr>
+        <w:tabs>
+          <w:tab w:val="num" w:pos="3600"/>
+        </w:tabs>
+        <w:ind w:left="3600" w:hanging="360"/>
+      </w:pPr>
+      <w:rPr>
+        <w:rFonts w:ascii="Wingdings" w:hAnsi="Wingdings" w:hint="default"/>
+        <w:sz w:val="20"/>
+      </w:rPr>
+    </w:lvl>
+    <w:lvl w:ilvl="5" w:tentative="1">
+      <w:start w:val="1"/>
+      <w:numFmt w:val="bullet"/>
+      <w:lvlText w:val=""/>
+      <w:lvlJc w:val="left"/>
+      <w:pPr>
+        <w:tabs>
+          <w:tab w:val="num" w:pos="4320"/>
+        </w:tabs>
+        <w:ind w:left="4320" w:hanging="360"/>
+      </w:pPr>
+      <w:rPr>
+        <w:rFonts w:ascii="Wingdings" w:hAnsi="Wingdings" w:hint="default"/>
+        <w:sz w:val="20"/>
+      </w:rPr>
+    </w:lvl>
+    <w:lvl w:ilvl="6" w:tentative="1">
+      <w:start w:val="1"/>
+      <w:numFmt w:val="bullet"/>
+      <w:lvlText w:val=""/>
+      <w:lvlJc w:val="left"/>
+      <w:pPr>
+        <w:tabs>
+          <w:tab w:val="num" w:pos="5040"/>
+        </w:tabs>
+        <w:ind w:left="5040" w:hanging="360"/>
+      </w:pPr>
+      <w:rPr>
+        <w:rFonts w:ascii="Wingdings" w:hAnsi="Wingdings" w:hint="default"/>
+        <w:sz w:val="20"/>
+      </w:rPr>
+    </w:lvl>
+    <w:lvl w:ilvl="7" w:tentative="1">
+      <w:start w:val="1"/>
+      <w:numFmt w:val="bullet"/>
+      <w:lvlText w:val=""/>
+      <w:lvlJc w:val="left"/>
+      <w:pPr>
+        <w:tabs>
+          <w:tab w:val="num" w:pos="5760"/>
+        </w:tabs>
+        <w:ind w:left="5760" w:hanging="360"/>
+      </w:pPr>
+      <w:rPr>
+        <w:rFonts w:ascii="Wingdings" w:hAnsi="Wingdings" w:hint="default"/>
+        <w:sz w:val="20"/>
+      </w:rPr>
+    </w:lvl>
+    <w:lvl w:ilvl="8" w:tentative="1">
+      <w:start w:val="1"/>
+      <w:numFmt w:val="bullet"/>
+      <w:lvlText w:val=""/>
+      <w:lvlJc w:val="left"/>
+      <w:pPr>
+        <w:tabs>
+          <w:tab w:val="num" w:pos="6480"/>
+        </w:tabs>
+        <w:ind w:left="6480" w:hanging="360"/>
+      </w:pPr>
+      <w:rPr>
+        <w:rFonts w:ascii="Wingdings" w:hAnsi="Wingdings" w:hint="default"/>
+        <w:sz w:val="20"/>
+      </w:rPr>
+    </w:lvl>
+  </w:abstractNum>
+  <w:abstractNum w:abstractNumId="12" w15:restartNumberingAfterBreak="0">
     <w:nsid w:val="6818263E"/>
     <w:multiLevelType w:val="hybridMultilevel"/>
     <w:tmpl w:val="056669A0"/>
@@ -14984,7 +16947,7 @@
       </w:pPr>
     </w:lvl>
   </w:abstractNum>
-  <w:abstractNum w:abstractNumId="11" w15:restartNumberingAfterBreak="0">
+  <w:abstractNum w:abstractNumId="13" w15:restartNumberingAfterBreak="0">
     <w:nsid w:val="689039F9"/>
     <w:multiLevelType w:val="hybridMultilevel"/>
     <w:tmpl w:val="B91AA14A"/>
@@ -15073,7 +17036,7 @@
       </w:pPr>
     </w:lvl>
   </w:abstractNum>
-  <w:abstractNum w:abstractNumId="12" w15:restartNumberingAfterBreak="0">
+  <w:abstractNum w:abstractNumId="14" w15:restartNumberingAfterBreak="0">
     <w:nsid w:val="7F604F38"/>
     <w:multiLevelType w:val="multilevel"/>
     <w:tmpl w:val="9544CB1C"/>
@@ -15220,28 +17183,28 @@
     <w:abstractNumId w:val="2"/>
   </w:num>
   <w:num w:numId="3" w16cid:durableId="1557740189">
+    <w:abstractNumId w:val="6"/>
+  </w:num>
+  <w:num w:numId="4" w16cid:durableId="1770466677">
+    <w:abstractNumId w:val="4"/>
+  </w:num>
+  <w:num w:numId="5" w16cid:durableId="1281306537">
     <w:abstractNumId w:val="5"/>
   </w:num>
-  <w:num w:numId="4" w16cid:durableId="1770466677">
-    <w:abstractNumId w:val="3"/>
-  </w:num>
-  <w:num w:numId="5" w16cid:durableId="1281306537">
-    <w:abstractNumId w:val="4"/>
-  </w:num>
   <w:num w:numId="6" w16cid:durableId="1734044894">
-    <w:abstractNumId w:val="11"/>
+    <w:abstractNumId w:val="13"/>
   </w:num>
   <w:num w:numId="7" w16cid:durableId="408891161">
+    <w:abstractNumId w:val="8"/>
+  </w:num>
+  <w:num w:numId="8" w16cid:durableId="1164659189">
+    <w:abstractNumId w:val="14"/>
+  </w:num>
+  <w:num w:numId="9" w16cid:durableId="1201162100">
     <w:abstractNumId w:val="7"/>
   </w:num>
-  <w:num w:numId="8" w16cid:durableId="1164659189">
-    <w:abstractNumId w:val="12"/>
-  </w:num>
-  <w:num w:numId="9" w16cid:durableId="1201162100">
-    <w:abstractNumId w:val="6"/>
-  </w:num>
   <w:num w:numId="10" w16cid:durableId="19668592">
-    <w:abstractNumId w:val="9"/>
+    <w:abstractNumId w:val="10"/>
   </w:num>
   <w:num w:numId="11" w16cid:durableId="1295912027">
     <w:abstractNumId w:val="1"/>
@@ -15250,10 +17213,16 @@
     <w:abstractNumId w:val="0"/>
   </w:num>
   <w:num w:numId="13" w16cid:durableId="877351155">
-    <w:abstractNumId w:val="8"/>
+    <w:abstractNumId w:val="9"/>
   </w:num>
   <w:num w:numId="14" w16cid:durableId="1960641038">
-    <w:abstractNumId w:val="10"/>
+    <w:abstractNumId w:val="12"/>
+  </w:num>
+  <w:num w:numId="15" w16cid:durableId="1891988706">
+    <w:abstractNumId w:val="3"/>
+  </w:num>
+  <w:num w:numId="16" w16cid:durableId="848907454">
+    <w:abstractNumId w:val="11"/>
   </w:num>
 </w:numbering>
 </file>

--- a/practice_report/УП06 Шильников Максим Юрьевич.docx
+++ b/practice_report/УП06 Шильников Максим Юрьевич.docx
@@ -5226,6 +5226,15 @@
               </w:rPr>
               <w:t>https://codeforces.com/group/PNnJXl1VKU/contest/649431</w:t>
             </w:r>
+            <w:r>
+              <w:rPr>
+                <w:rFonts w:ascii="Times New Roman" w:hAnsi="Times New Roman" w:cs="Times New Roman"/>
+                <w:sz w:val="28"/>
+                <w:szCs w:val="28"/>
+                <w:lang w:val="en-US"/>
+              </w:rPr>
+              <w:t>/problem/C</w:t>
+            </w:r>
           </w:p>
         </w:tc>
         <w:tc>
@@ -5256,6 +5265,255 @@
           </w:p>
         </w:tc>
       </w:tr>
+      <w:tr>
+        <w:trPr>
+          <w:trHeight w:val="510"/>
+          <w:jc w:val="center"/>
+        </w:trPr>
+        <w:tc>
+          <w:tcPr>
+            <w:tcW w:w="455" w:type="dxa"/>
+            <w:vAlign w:val="center"/>
+          </w:tcPr>
+          <w:p>
+            <w:pPr>
+              <w:spacing w:after="0" w:line="240" w:lineRule="auto"/>
+              <w:jc w:val="center"/>
+              <w:rPr>
+                <w:rFonts w:ascii="Times New Roman" w:hAnsi="Times New Roman" w:cs="Times New Roman"/>
+                <w:sz w:val="28"/>
+                <w:szCs w:val="28"/>
+              </w:rPr>
+            </w:pPr>
+            <w:r>
+              <w:rPr>
+                <w:rFonts w:ascii="Times New Roman" w:hAnsi="Times New Roman" w:cs="Times New Roman"/>
+                <w:sz w:val="28"/>
+                <w:szCs w:val="28"/>
+              </w:rPr>
+              <w:t>7</w:t>
+            </w:r>
+          </w:p>
+        </w:tc>
+        <w:tc>
+          <w:tcPr>
+            <w:tcW w:w="1241" w:type="dxa"/>
+            <w:vAlign w:val="center"/>
+          </w:tcPr>
+          <w:p>
+            <w:pPr>
+              <w:spacing w:after="0" w:line="240" w:lineRule="auto"/>
+              <w:jc w:val="center"/>
+              <w:rPr>
+                <w:rFonts w:ascii="Times New Roman" w:hAnsi="Times New Roman" w:cs="Times New Roman"/>
+                <w:sz w:val="28"/>
+                <w:szCs w:val="28"/>
+              </w:rPr>
+            </w:pPr>
+            <w:r>
+              <w:rPr>
+                <w:rFonts w:ascii="Times New Roman" w:hAnsi="Times New Roman" w:cs="Times New Roman"/>
+                <w:sz w:val="28"/>
+                <w:szCs w:val="28"/>
+              </w:rPr>
+              <w:t>22.11.25</w:t>
+            </w:r>
+          </w:p>
+        </w:tc>
+        <w:tc>
+          <w:tcPr>
+            <w:tcW w:w="6096" w:type="dxa"/>
+            <w:vAlign w:val="center"/>
+          </w:tcPr>
+          <w:p>
+            <w:pPr>
+              <w:spacing w:after="0" w:line="240" w:lineRule="auto"/>
+              <w:jc w:val="center"/>
+              <w:rPr>
+                <w:rFonts w:ascii="Times New Roman" w:hAnsi="Times New Roman" w:cs="Times New Roman"/>
+                <w:sz w:val="28"/>
+                <w:szCs w:val="28"/>
+              </w:rPr>
+            </w:pPr>
+            <w:r>
+              <w:rPr>
+                <w:rFonts w:ascii="Times New Roman" w:hAnsi="Times New Roman" w:cs="Times New Roman"/>
+                <w:sz w:val="28"/>
+                <w:szCs w:val="28"/>
+                <w:lang w:val="en-US"/>
+              </w:rPr>
+              <w:t>https</w:t>
+            </w:r>
+            <w:r>
+              <w:rPr>
+                <w:rFonts w:ascii="Times New Roman" w:hAnsi="Times New Roman" w:cs="Times New Roman"/>
+                <w:sz w:val="28"/>
+                <w:szCs w:val="28"/>
+              </w:rPr>
+              <w:t>://</w:t>
+            </w:r>
+            <w:proofErr w:type="spellStart"/>
+            <w:r>
+              <w:rPr>
+                <w:rFonts w:ascii="Times New Roman" w:hAnsi="Times New Roman" w:cs="Times New Roman"/>
+                <w:sz w:val="28"/>
+                <w:szCs w:val="28"/>
+                <w:lang w:val="en-US"/>
+              </w:rPr>
+              <w:t>codeforces</w:t>
+            </w:r>
+            <w:proofErr w:type="spellEnd"/>
+            <w:r>
+              <w:rPr>
+                <w:rFonts w:ascii="Times New Roman" w:hAnsi="Times New Roman" w:cs="Times New Roman"/>
+                <w:sz w:val="28"/>
+                <w:szCs w:val="28"/>
+              </w:rPr>
+              <w:t>.</w:t>
+            </w:r>
+            <w:r>
+              <w:rPr>
+                <w:rFonts w:ascii="Times New Roman" w:hAnsi="Times New Roman" w:cs="Times New Roman"/>
+                <w:sz w:val="28"/>
+                <w:szCs w:val="28"/>
+                <w:lang w:val="en-US"/>
+              </w:rPr>
+              <w:t>com</w:t>
+            </w:r>
+            <w:r>
+              <w:rPr>
+                <w:rFonts w:ascii="Times New Roman" w:hAnsi="Times New Roman" w:cs="Times New Roman"/>
+                <w:sz w:val="28"/>
+                <w:szCs w:val="28"/>
+              </w:rPr>
+              <w:t>/</w:t>
+            </w:r>
+            <w:r>
+              <w:rPr>
+                <w:rFonts w:ascii="Times New Roman" w:hAnsi="Times New Roman" w:cs="Times New Roman"/>
+                <w:sz w:val="28"/>
+                <w:szCs w:val="28"/>
+                <w:lang w:val="en-US"/>
+              </w:rPr>
+              <w:t>group</w:t>
+            </w:r>
+            <w:r>
+              <w:rPr>
+                <w:rFonts w:ascii="Times New Roman" w:hAnsi="Times New Roman" w:cs="Times New Roman"/>
+                <w:sz w:val="28"/>
+                <w:szCs w:val="28"/>
+              </w:rPr>
+              <w:t>/</w:t>
+            </w:r>
+            <w:proofErr w:type="spellStart"/>
+            <w:r>
+              <w:rPr>
+                <w:rFonts w:ascii="Times New Roman" w:hAnsi="Times New Roman" w:cs="Times New Roman"/>
+                <w:sz w:val="28"/>
+                <w:szCs w:val="28"/>
+                <w:lang w:val="en-US"/>
+              </w:rPr>
+              <w:t>PNnJXl</w:t>
+            </w:r>
+            <w:proofErr w:type="spellEnd"/>
+            <w:r>
+              <w:rPr>
+                <w:rFonts w:ascii="Times New Roman" w:hAnsi="Times New Roman" w:cs="Times New Roman"/>
+                <w:sz w:val="28"/>
+                <w:szCs w:val="28"/>
+              </w:rPr>
+              <w:t>1</w:t>
+            </w:r>
+            <w:r>
+              <w:rPr>
+                <w:rFonts w:ascii="Times New Roman" w:hAnsi="Times New Roman" w:cs="Times New Roman"/>
+                <w:sz w:val="28"/>
+                <w:szCs w:val="28"/>
+                <w:lang w:val="en-US"/>
+              </w:rPr>
+              <w:t>VKU</w:t>
+            </w:r>
+            <w:r>
+              <w:rPr>
+                <w:rFonts w:ascii="Times New Roman" w:hAnsi="Times New Roman" w:cs="Times New Roman"/>
+                <w:sz w:val="28"/>
+                <w:szCs w:val="28"/>
+              </w:rPr>
+              <w:t>/</w:t>
+            </w:r>
+            <w:r>
+              <w:rPr>
+                <w:rFonts w:ascii="Times New Roman" w:hAnsi="Times New Roman" w:cs="Times New Roman"/>
+                <w:sz w:val="28"/>
+                <w:szCs w:val="28"/>
+                <w:lang w:val="en-US"/>
+              </w:rPr>
+              <w:t>contest</w:t>
+            </w:r>
+            <w:r>
+              <w:rPr>
+                <w:rFonts w:ascii="Times New Roman" w:hAnsi="Times New Roman" w:cs="Times New Roman"/>
+                <w:sz w:val="28"/>
+                <w:szCs w:val="28"/>
+              </w:rPr>
+              <w:t>/652910/</w:t>
+            </w:r>
+            <w:r>
+              <w:rPr>
+                <w:rFonts w:ascii="Times New Roman" w:hAnsi="Times New Roman" w:cs="Times New Roman"/>
+                <w:sz w:val="28"/>
+                <w:szCs w:val="28"/>
+                <w:lang w:val="en-US"/>
+              </w:rPr>
+              <w:t>problem</w:t>
+            </w:r>
+            <w:r>
+              <w:rPr>
+                <w:rFonts w:ascii="Times New Roman" w:hAnsi="Times New Roman" w:cs="Times New Roman"/>
+                <w:sz w:val="28"/>
+                <w:szCs w:val="28"/>
+              </w:rPr>
+              <w:t>/</w:t>
+            </w:r>
+            <w:r>
+              <w:rPr>
+                <w:rFonts w:ascii="Times New Roman" w:hAnsi="Times New Roman" w:cs="Times New Roman"/>
+                <w:sz w:val="28"/>
+                <w:szCs w:val="28"/>
+                <w:lang w:val="en-US"/>
+              </w:rPr>
+              <w:t>K</w:t>
+            </w:r>
+          </w:p>
+        </w:tc>
+        <w:tc>
+          <w:tcPr>
+            <w:tcW w:w="1559" w:type="dxa"/>
+            <w:vAlign w:val="center"/>
+          </w:tcPr>
+          <w:p>
+            <w:pPr>
+              <w:spacing w:after="0" w:line="240" w:lineRule="auto"/>
+              <w:jc w:val="center"/>
+              <w:rPr>
+                <w:rFonts w:ascii="Times New Roman" w:hAnsi="Times New Roman" w:cs="Times New Roman"/>
+                <w:sz w:val="28"/>
+                <w:szCs w:val="28"/>
+                <w:lang w:val="en-US"/>
+              </w:rPr>
+            </w:pPr>
+            <w:r>
+              <w:rPr>
+                <w:rFonts w:ascii="Times New Roman" w:hAnsi="Times New Roman" w:cs="Times New Roman"/>
+                <w:sz w:val="28"/>
+                <w:szCs w:val="28"/>
+                <w:lang w:val="en-US"/>
+              </w:rPr>
+              <w:t>K</w:t>
+            </w:r>
+          </w:p>
+        </w:tc>
+      </w:tr>
     </w:tbl>
     <w:p>
       <w:pPr>
@@ -5264,7 +5522,6 @@
           <w:b/>
           <w:sz w:val="28"/>
           <w:szCs w:val="28"/>
-          <w:lang w:val="en-GB"/>
         </w:rPr>
       </w:pPr>
       <w:r>
@@ -5273,7 +5530,6 @@
           <w:b/>
           <w:sz w:val="28"/>
           <w:szCs w:val="28"/>
-          <w:lang w:val="en-GB"/>
         </w:rPr>
         <w:br w:type="page" w:clear="all"/>
       </w:r>
@@ -9597,7 +9853,6 @@
           <w:rFonts w:ascii="Times New Roman" w:hAnsi="Times New Roman" w:cs="Times New Roman"/>
           <w:sz w:val="28"/>
           <w:szCs w:val="28"/>
-          <w:lang w:val="en-US"/>
         </w:rPr>
         <w:t>11</w:t>
       </w:r>
@@ -9614,7 +9869,6 @@
           <w:rFonts w:ascii="Times New Roman" w:hAnsi="Times New Roman" w:cs="Times New Roman"/>
           <w:sz w:val="28"/>
           <w:szCs w:val="28"/>
-          <w:lang w:val="en-US"/>
         </w:rPr>
         <w:t>10</w:t>
       </w:r>
@@ -11138,7 +11392,6 @@
           <w:rFonts w:ascii="Times New Roman" w:hAnsi="Times New Roman" w:cs="Times New Roman"/>
           <w:sz w:val="28"/>
           <w:szCs w:val="28"/>
-          <w:lang w:val="en-US"/>
         </w:rPr>
         <w:t>08</w:t>
       </w:r>
@@ -11155,7 +11408,6 @@
           <w:rFonts w:ascii="Times New Roman" w:hAnsi="Times New Roman" w:cs="Times New Roman"/>
           <w:sz w:val="28"/>
           <w:szCs w:val="28"/>
-          <w:lang w:val="en-US"/>
         </w:rPr>
         <w:t>11</w:t>
       </w:r>
@@ -12176,15 +12428,16 @@
           <w:rFonts w:ascii="Times New Roman" w:hAnsi="Times New Roman" w:cs="Times New Roman"/>
           <w:sz w:val="28"/>
           <w:szCs w:val="28"/>
-        </w:rPr>
-      </w:pPr>
-      <w:r>
-        <w:rPr>
-          <w:rFonts w:ascii="Times New Roman" w:hAnsi="Times New Roman" w:cs="Times New Roman"/>
-          <w:sz w:val="28"/>
-          <w:szCs w:val="28"/>
           <w:lang w:val="en-US"/>
         </w:rPr>
+      </w:pPr>
+      <w:r>
+        <w:rPr>
+          <w:rFonts w:ascii="Times New Roman" w:hAnsi="Times New Roman" w:cs="Times New Roman"/>
+          <w:sz w:val="28"/>
+          <w:szCs w:val="28"/>
+          <w:lang w:val="en-US"/>
+        </w:rPr>
         <w:t>https</w:t>
       </w:r>
       <w:r>
@@ -12299,7 +12552,41 @@
           <w:sz w:val="28"/>
           <w:szCs w:val="28"/>
         </w:rPr>
-        <w:t>/649431</w:t>
+        <w:t>/649431/</w:t>
+      </w:r>
+      <w:r>
+        <w:rPr>
+          <w:rFonts w:ascii="Times New Roman" w:hAnsi="Times New Roman" w:cs="Times New Roman"/>
+          <w:sz w:val="28"/>
+          <w:szCs w:val="28"/>
+          <w:lang w:val="en-US"/>
+        </w:rPr>
+        <w:t>problem</w:t>
+      </w:r>
+      <w:r>
+        <w:rPr>
+          <w:rFonts w:ascii="Times New Roman" w:hAnsi="Times New Roman" w:cs="Times New Roman"/>
+          <w:sz w:val="28"/>
+          <w:szCs w:val="28"/>
+        </w:rPr>
+        <w:t>/</w:t>
+      </w:r>
+      <w:r>
+        <w:rPr>
+          <w:rFonts w:ascii="Times New Roman" w:hAnsi="Times New Roman" w:cs="Times New Roman"/>
+          <w:sz w:val="28"/>
+          <w:szCs w:val="28"/>
+          <w:lang w:val="en-US"/>
+        </w:rPr>
+        <w:t>C</w:t>
+      </w:r>
+      <w:r>
+        <w:rPr>
+          <w:rFonts w:ascii="Times New Roman" w:hAnsi="Times New Roman" w:cs="Times New Roman"/>
+          <w:sz w:val="28"/>
+          <w:szCs w:val="28"/>
+        </w:rPr>
+        <w:t xml:space="preserve"> </w:t>
       </w:r>
     </w:p>
     <w:p>
@@ -12442,7 +12729,6 @@
           <w:rFonts w:ascii="Times New Roman" w:hAnsi="Times New Roman" w:cs="Times New Roman"/>
           <w:sz w:val="28"/>
           <w:szCs w:val="28"/>
-          <w:lang w:val="en-US"/>
         </w:rPr>
         <w:t>15</w:t>
       </w:r>
@@ -12459,7 +12745,6 @@
           <w:rFonts w:ascii="Times New Roman" w:hAnsi="Times New Roman" w:cs="Times New Roman"/>
           <w:sz w:val="28"/>
           <w:szCs w:val="28"/>
-          <w:lang w:val="en-US"/>
         </w:rPr>
         <w:t>11</w:t>
       </w:r>
@@ -12489,7 +12774,7 @@
           <w:sz w:val="28"/>
           <w:szCs w:val="28"/>
         </w:rPr>
-        <w:t xml:space="preserve">Задача </w:t>
+        <w:t>Задача С. Ладья</w:t>
       </w:r>
       <w:r>
         <w:rPr>
@@ -12498,7 +12783,7 @@
           <w:sz w:val="28"/>
           <w:szCs w:val="28"/>
         </w:rPr>
-        <w:t>С</w:t>
+        <w:t xml:space="preserve">, </w:t>
       </w:r>
       <w:r>
         <w:rPr>
@@ -12507,43 +12792,7 @@
           <w:sz w:val="28"/>
           <w:szCs w:val="28"/>
         </w:rPr>
-        <w:t xml:space="preserve">. </w:t>
-      </w:r>
-      <w:r>
-        <w:rPr>
-          <w:rFonts w:ascii="Times New Roman" w:hAnsi="Times New Roman" w:cs="Times New Roman"/>
-          <w:b/>
-          <w:sz w:val="28"/>
-          <w:szCs w:val="28"/>
-        </w:rPr>
-        <w:t>Ладья</w:t>
-      </w:r>
-      <w:r>
-        <w:rPr>
-          <w:rFonts w:ascii="Times New Roman" w:hAnsi="Times New Roman" w:cs="Times New Roman"/>
-          <w:b/>
-          <w:sz w:val="28"/>
-          <w:szCs w:val="28"/>
-        </w:rPr>
-        <w:t xml:space="preserve">, </w:t>
-      </w:r>
-      <w:r>
-        <w:rPr>
-          <w:rFonts w:ascii="Times New Roman" w:hAnsi="Times New Roman" w:cs="Times New Roman"/>
-          <w:b/>
-          <w:sz w:val="28"/>
-          <w:szCs w:val="28"/>
-        </w:rPr>
-        <w:t>слон и король</w:t>
-      </w:r>
-      <w:r>
-        <w:rPr>
-          <w:rFonts w:ascii="Times New Roman" w:hAnsi="Times New Roman" w:cs="Times New Roman"/>
-          <w:b/>
-          <w:sz w:val="28"/>
-          <w:szCs w:val="28"/>
-        </w:rPr>
-        <w:t>.</w:t>
+        <w:t>слон и король.</w:t>
       </w:r>
     </w:p>
     <w:p>
@@ -12956,6 +13205,1370 @@
             <wp:extent cx="6182926" cy="7038753"/>
             <wp:effectExtent l="0" t="0" r="8890" b="0"/>
             <wp:docPr id="717332708" name="Рисунок 2"/>
+            <wp:cNvGraphicFramePr>
+              <a:graphicFrameLocks xmlns:a="http://schemas.openxmlformats.org/drawingml/2006/main" noChangeAspect="1"/>
+            </wp:cNvGraphicFramePr>
+            <a:graphic xmlns:a="http://schemas.openxmlformats.org/drawingml/2006/main">
+              <a:graphicData uri="http://schemas.openxmlformats.org/drawingml/2006/picture">
+                <pic:pic xmlns:pic="http://schemas.openxmlformats.org/drawingml/2006/picture">
+                  <pic:nvPicPr>
+                    <pic:cNvPr id="717332708" name="Рисунок 2"/>
+                    <pic:cNvPicPr>
+                      <a:picLocks noChangeAspect="1"/>
+                    </pic:cNvPicPr>
+                  </pic:nvPicPr>
+                  <pic:blipFill>
+                    <a:blip r:embed="rId28">
+                      <a:extLst>
+                        <a:ext uri="{28A0092B-C50C-407E-A947-70E740481C1C}">
+                          <a14:useLocalDpi xmlns:a14="http://schemas.microsoft.com/office/drawing/2010/main" val="0"/>
+                        </a:ext>
+                      </a:extLst>
+                    </a:blip>
+                    <a:stretch>
+                      <a:fillRect/>
+                    </a:stretch>
+                  </pic:blipFill>
+                  <pic:spPr bwMode="auto">
+                    <a:xfrm>
+                      <a:off x="0" y="0"/>
+                      <a:ext cx="6193248" cy="7050504"/>
+                    </a:xfrm>
+                    <a:prstGeom prst="rect">
+                      <a:avLst/>
+                    </a:prstGeom>
+                  </pic:spPr>
+                </pic:pic>
+              </a:graphicData>
+            </a:graphic>
+          </wp:inline>
+        </w:drawing>
+      </w:r>
+    </w:p>
+    <w:p>
+      <w:pPr>
+        <w:jc w:val="center"/>
+        <w:rPr>
+          <w:rFonts w:ascii="Times New Roman" w:hAnsi="Times New Roman" w:cs="Times New Roman"/>
+          <w:sz w:val="28"/>
+          <w:szCs w:val="28"/>
+        </w:rPr>
+      </w:pPr>
+      <w:r>
+        <w:rPr>
+          <w:rFonts w:ascii="Times New Roman" w:hAnsi="Times New Roman" w:cs="Times New Roman"/>
+          <w:sz w:val="28"/>
+          <w:szCs w:val="28"/>
+        </w:rPr>
+        <w:t xml:space="preserve">Рисунок </w:t>
+      </w:r>
+      <w:r>
+        <w:rPr>
+          <w:rFonts w:ascii="Times New Roman" w:hAnsi="Times New Roman" w:cs="Times New Roman"/>
+          <w:sz w:val="28"/>
+          <w:szCs w:val="28"/>
+          <w:lang w:val="en-US"/>
+        </w:rPr>
+        <w:t>13</w:t>
+      </w:r>
+      <w:r>
+        <w:rPr>
+          <w:rFonts w:ascii="Times New Roman" w:hAnsi="Times New Roman" w:cs="Times New Roman"/>
+          <w:sz w:val="28"/>
+          <w:szCs w:val="28"/>
+        </w:rPr>
+        <w:t xml:space="preserve"> – Алгоритм решения задачи</w:t>
+      </w:r>
+    </w:p>
+    <w:p>
+      <w:pPr>
+        <w:spacing w:after="160" w:line="259" w:lineRule="auto"/>
+        <w:rPr>
+          <w:rFonts w:ascii="Times New Roman" w:hAnsi="Times New Roman" w:cs="Times New Roman"/>
+          <w:sz w:val="28"/>
+          <w:szCs w:val="28"/>
+        </w:rPr>
+      </w:pPr>
+      <w:r>
+        <w:rPr>
+          <w:rFonts w:ascii="Times New Roman" w:hAnsi="Times New Roman" w:cs="Times New Roman"/>
+          <w:sz w:val="28"/>
+          <w:szCs w:val="28"/>
+        </w:rPr>
+        <w:br w:type="page" w:clear="all"/>
+      </w:r>
+    </w:p>
+    <w:p>
+      <w:pPr>
+        <w:jc w:val="both"/>
+        <w:rPr>
+          <w:rFonts w:ascii="Times New Roman" w:hAnsi="Times New Roman" w:cs="Times New Roman"/>
+          <w:sz w:val="28"/>
+          <w:szCs w:val="28"/>
+        </w:rPr>
+      </w:pPr>
+      <w:r>
+        <w:rPr>
+          <w:rFonts w:ascii="Times New Roman" w:hAnsi="Times New Roman" w:cs="Times New Roman"/>
+          <w:b/>
+          <w:sz w:val="28"/>
+          <w:szCs w:val="28"/>
+        </w:rPr>
+        <w:lastRenderedPageBreak/>
+        <w:t xml:space="preserve">Тестирование </w:t>
+      </w:r>
+    </w:p>
+    <w:tbl>
+      <w:tblPr>
+        <w:tblW w:w="0" w:type="auto"/>
+        <w:tblBorders>
+          <w:top w:val="single" w:sz="4" w:space="0" w:color="auto"/>
+          <w:left w:val="single" w:sz="4" w:space="0" w:color="auto"/>
+          <w:bottom w:val="single" w:sz="4" w:space="0" w:color="auto"/>
+          <w:right w:val="single" w:sz="4" w:space="0" w:color="auto"/>
+          <w:insideH w:val="single" w:sz="4" w:space="0" w:color="auto"/>
+          <w:insideV w:val="single" w:sz="4" w:space="0" w:color="auto"/>
+        </w:tblBorders>
+        <w:tblLook w:val="04A0" w:firstRow="1" w:lastRow="0" w:firstColumn="1" w:lastColumn="0" w:noHBand="0" w:noVBand="1"/>
+      </w:tblPr>
+      <w:tblGrid>
+        <w:gridCol w:w="4361"/>
+        <w:gridCol w:w="5103"/>
+      </w:tblGrid>
+      <w:tr>
+        <w:trPr>
+          <w:trHeight w:val="454"/>
+        </w:trPr>
+        <w:tc>
+          <w:tcPr>
+            <w:tcW w:w="4361" w:type="dxa"/>
+            <w:vAlign w:val="center"/>
+          </w:tcPr>
+          <w:p>
+            <w:pPr>
+              <w:spacing w:after="0" w:line="240" w:lineRule="auto"/>
+              <w:jc w:val="center"/>
+              <w:rPr>
+                <w:rFonts w:ascii="Times New Roman" w:hAnsi="Times New Roman" w:cs="Times New Roman"/>
+                <w:sz w:val="28"/>
+                <w:szCs w:val="28"/>
+              </w:rPr>
+            </w:pPr>
+            <w:r>
+              <w:rPr>
+                <w:rFonts w:ascii="Times New Roman" w:hAnsi="Times New Roman" w:cs="Times New Roman"/>
+                <w:sz w:val="28"/>
+                <w:szCs w:val="28"/>
+              </w:rPr>
+              <w:t>Входные данные</w:t>
+            </w:r>
+          </w:p>
+        </w:tc>
+        <w:tc>
+          <w:tcPr>
+            <w:tcW w:w="5103" w:type="dxa"/>
+            <w:vAlign w:val="center"/>
+          </w:tcPr>
+          <w:p>
+            <w:pPr>
+              <w:spacing w:after="0" w:line="240" w:lineRule="auto"/>
+              <w:jc w:val="center"/>
+              <w:rPr>
+                <w:rFonts w:ascii="Times New Roman" w:hAnsi="Times New Roman" w:cs="Times New Roman"/>
+                <w:sz w:val="28"/>
+                <w:szCs w:val="28"/>
+              </w:rPr>
+            </w:pPr>
+            <w:r>
+              <w:rPr>
+                <w:rFonts w:ascii="Times New Roman" w:hAnsi="Times New Roman" w:cs="Times New Roman"/>
+                <w:sz w:val="28"/>
+                <w:szCs w:val="28"/>
+              </w:rPr>
+              <w:t>Выходные данные</w:t>
+            </w:r>
+          </w:p>
+        </w:tc>
+      </w:tr>
+      <w:tr>
+        <w:trPr>
+          <w:trHeight w:val="454"/>
+        </w:trPr>
+        <w:tc>
+          <w:tcPr>
+            <w:tcW w:w="4361" w:type="dxa"/>
+            <w:vAlign w:val="center"/>
+          </w:tcPr>
+          <w:p>
+            <w:pPr>
+              <w:spacing w:after="0" w:line="240" w:lineRule="auto"/>
+              <w:rPr>
+                <w:rFonts w:ascii="Times New Roman" w:hAnsi="Times New Roman" w:cs="Times New Roman"/>
+                <w:sz w:val="28"/>
+                <w:szCs w:val="28"/>
+              </w:rPr>
+            </w:pPr>
+            <w:r>
+              <w:rPr>
+                <w:rFonts w:ascii="Times New Roman" w:hAnsi="Times New Roman" w:cs="Times New Roman"/>
+                <w:sz w:val="28"/>
+                <w:szCs w:val="28"/>
+              </w:rPr>
+              <w:t>4 3 1 6</w:t>
+            </w:r>
+          </w:p>
+        </w:tc>
+        <w:tc>
+          <w:tcPr>
+            <w:tcW w:w="5103" w:type="dxa"/>
+            <w:vAlign w:val="center"/>
+          </w:tcPr>
+          <w:p>
+            <w:pPr>
+              <w:spacing w:after="0" w:line="240" w:lineRule="auto"/>
+              <w:rPr>
+                <w:rFonts w:ascii="Times New Roman" w:hAnsi="Times New Roman" w:cs="Times New Roman"/>
+                <w:sz w:val="28"/>
+                <w:szCs w:val="28"/>
+              </w:rPr>
+            </w:pPr>
+            <w:r>
+              <w:rPr>
+                <w:rFonts w:ascii="Times New Roman" w:hAnsi="Times New Roman" w:cs="Times New Roman"/>
+                <w:sz w:val="28"/>
+                <w:szCs w:val="28"/>
+              </w:rPr>
+              <w:t>2 1 3</w:t>
+            </w:r>
+          </w:p>
+        </w:tc>
+      </w:tr>
+      <w:tr>
+        <w:trPr>
+          <w:trHeight w:val="454"/>
+        </w:trPr>
+        <w:tc>
+          <w:tcPr>
+            <w:tcW w:w="4361" w:type="dxa"/>
+            <w:vAlign w:val="center"/>
+          </w:tcPr>
+          <w:p>
+            <w:pPr>
+              <w:spacing w:after="0" w:line="240" w:lineRule="auto"/>
+              <w:rPr>
+                <w:rFonts w:ascii="Times New Roman" w:hAnsi="Times New Roman" w:cs="Times New Roman"/>
+                <w:sz w:val="28"/>
+                <w:szCs w:val="28"/>
+              </w:rPr>
+            </w:pPr>
+            <w:r>
+              <w:rPr>
+                <w:rFonts w:ascii="Times New Roman" w:hAnsi="Times New Roman" w:cs="Times New Roman"/>
+                <w:sz w:val="28"/>
+                <w:szCs w:val="28"/>
+              </w:rPr>
+              <w:t>5 5 5 6</w:t>
+            </w:r>
+          </w:p>
+        </w:tc>
+        <w:tc>
+          <w:tcPr>
+            <w:tcW w:w="5103" w:type="dxa"/>
+            <w:vAlign w:val="center"/>
+          </w:tcPr>
+          <w:p>
+            <w:pPr>
+              <w:spacing w:after="0" w:line="240" w:lineRule="auto"/>
+              <w:rPr>
+                <w:rFonts w:ascii="Times New Roman" w:hAnsi="Times New Roman" w:cs="Times New Roman"/>
+                <w:sz w:val="28"/>
+                <w:szCs w:val="28"/>
+              </w:rPr>
+            </w:pPr>
+            <w:r>
+              <w:rPr>
+                <w:rFonts w:ascii="Times New Roman" w:hAnsi="Times New Roman" w:cs="Times New Roman"/>
+                <w:sz w:val="28"/>
+                <w:szCs w:val="28"/>
+              </w:rPr>
+              <w:t>1 0 1</w:t>
+            </w:r>
+          </w:p>
+        </w:tc>
+      </w:tr>
+      <w:tr>
+        <w:trPr>
+          <w:trHeight w:val="454"/>
+        </w:trPr>
+        <w:tc>
+          <w:tcPr>
+            <w:tcW w:w="4361" w:type="dxa"/>
+            <w:vAlign w:val="center"/>
+          </w:tcPr>
+          <w:p>
+            <w:pPr>
+              <w:spacing w:after="0" w:line="240" w:lineRule="auto"/>
+              <w:rPr>
+                <w:rFonts w:ascii="Times New Roman" w:hAnsi="Times New Roman" w:cs="Times New Roman"/>
+                <w:sz w:val="28"/>
+                <w:szCs w:val="28"/>
+                <w:lang w:val="en-US"/>
+              </w:rPr>
+            </w:pPr>
+            <w:r>
+              <w:rPr>
+                <w:rFonts w:ascii="Times New Roman" w:hAnsi="Times New Roman" w:cs="Times New Roman"/>
+                <w:sz w:val="28"/>
+                <w:szCs w:val="28"/>
+                <w:lang w:val="en-US"/>
+              </w:rPr>
+              <w:t>1 2 3 4</w:t>
+            </w:r>
+          </w:p>
+        </w:tc>
+        <w:tc>
+          <w:tcPr>
+            <w:tcW w:w="5103" w:type="dxa"/>
+            <w:vAlign w:val="center"/>
+          </w:tcPr>
+          <w:p>
+            <w:pPr>
+              <w:spacing w:after="0" w:line="240" w:lineRule="auto"/>
+              <w:rPr>
+                <w:rFonts w:ascii="Times New Roman" w:hAnsi="Times New Roman" w:cs="Times New Roman"/>
+                <w:sz w:val="28"/>
+                <w:szCs w:val="28"/>
+                <w:lang w:val="en-US"/>
+              </w:rPr>
+            </w:pPr>
+            <w:r>
+              <w:rPr>
+                <w:rFonts w:ascii="Times New Roman" w:hAnsi="Times New Roman" w:cs="Times New Roman"/>
+                <w:sz w:val="28"/>
+                <w:szCs w:val="28"/>
+              </w:rPr>
+              <w:t>2</w:t>
+            </w:r>
+            <w:r>
+              <w:rPr>
+                <w:rFonts w:ascii="Times New Roman" w:hAnsi="Times New Roman" w:cs="Times New Roman"/>
+                <w:sz w:val="28"/>
+                <w:szCs w:val="28"/>
+                <w:lang w:val="en-US"/>
+              </w:rPr>
+              <w:t xml:space="preserve"> 1 2</w:t>
+            </w:r>
+          </w:p>
+        </w:tc>
+      </w:tr>
+      <w:tr>
+        <w:trPr>
+          <w:trHeight w:val="454"/>
+        </w:trPr>
+        <w:tc>
+          <w:tcPr>
+            <w:tcW w:w="4361" w:type="dxa"/>
+            <w:tcBorders>
+              <w:bottom w:val="single" w:sz="4" w:space="0" w:color="auto"/>
+            </w:tcBorders>
+            <w:vAlign w:val="center"/>
+          </w:tcPr>
+          <w:p>
+            <w:pPr>
+              <w:spacing w:after="0" w:line="240" w:lineRule="auto"/>
+              <w:rPr>
+                <w:rFonts w:ascii="Times New Roman" w:hAnsi="Times New Roman" w:cs="Times New Roman"/>
+                <w:sz w:val="28"/>
+                <w:szCs w:val="28"/>
+                <w:lang w:val="en-US"/>
+              </w:rPr>
+            </w:pPr>
+            <w:r>
+              <w:rPr>
+                <w:rFonts w:ascii="Times New Roman" w:hAnsi="Times New Roman" w:cs="Times New Roman"/>
+                <w:sz w:val="28"/>
+                <w:szCs w:val="28"/>
+                <w:lang w:val="en-US"/>
+              </w:rPr>
+              <w:t>2 3 4 5</w:t>
+            </w:r>
+          </w:p>
+        </w:tc>
+        <w:tc>
+          <w:tcPr>
+            <w:tcW w:w="5103" w:type="dxa"/>
+            <w:tcBorders>
+              <w:bottom w:val="single" w:sz="4" w:space="0" w:color="auto"/>
+            </w:tcBorders>
+            <w:vAlign w:val="center"/>
+          </w:tcPr>
+          <w:p>
+            <w:pPr>
+              <w:spacing w:after="0" w:line="240" w:lineRule="auto"/>
+              <w:rPr>
+                <w:rFonts w:ascii="Times New Roman" w:hAnsi="Times New Roman" w:cs="Times New Roman"/>
+                <w:sz w:val="28"/>
+                <w:szCs w:val="28"/>
+                <w:lang w:val="en-US"/>
+              </w:rPr>
+            </w:pPr>
+            <w:r>
+              <w:rPr>
+                <w:rFonts w:ascii="Times New Roman" w:hAnsi="Times New Roman" w:cs="Times New Roman"/>
+                <w:sz w:val="28"/>
+                <w:szCs w:val="28"/>
+                <w:lang w:val="en-US"/>
+              </w:rPr>
+              <w:t>2 1 2</w:t>
+            </w:r>
+          </w:p>
+        </w:tc>
+      </w:tr>
+      <w:tr>
+        <w:trPr>
+          <w:trHeight w:val="454"/>
+        </w:trPr>
+        <w:tc>
+          <w:tcPr>
+            <w:tcW w:w="4361" w:type="dxa"/>
+            <w:tcBorders>
+              <w:bottom w:val="single" w:sz="4" w:space="0" w:color="auto"/>
+            </w:tcBorders>
+            <w:vAlign w:val="center"/>
+          </w:tcPr>
+          <w:p>
+            <w:pPr>
+              <w:spacing w:after="0" w:line="240" w:lineRule="auto"/>
+              <w:rPr>
+                <w:rFonts w:ascii="Times New Roman" w:hAnsi="Times New Roman" w:cs="Times New Roman"/>
+                <w:sz w:val="28"/>
+                <w:szCs w:val="28"/>
+                <w:lang w:val="en-US"/>
+              </w:rPr>
+            </w:pPr>
+            <w:r>
+              <w:rPr>
+                <w:rFonts w:ascii="Times New Roman" w:hAnsi="Times New Roman" w:cs="Times New Roman"/>
+                <w:sz w:val="28"/>
+                <w:szCs w:val="28"/>
+                <w:lang w:val="en-US"/>
+              </w:rPr>
+              <w:t>5 5 3 2</w:t>
+            </w:r>
+          </w:p>
+        </w:tc>
+        <w:tc>
+          <w:tcPr>
+            <w:tcW w:w="5103" w:type="dxa"/>
+            <w:tcBorders>
+              <w:bottom w:val="single" w:sz="4" w:space="0" w:color="auto"/>
+            </w:tcBorders>
+            <w:vAlign w:val="center"/>
+          </w:tcPr>
+          <w:p>
+            <w:pPr>
+              <w:spacing w:after="0" w:line="240" w:lineRule="auto"/>
+              <w:rPr>
+                <w:rFonts w:ascii="Times New Roman" w:hAnsi="Times New Roman" w:cs="Times New Roman"/>
+                <w:sz w:val="28"/>
+                <w:szCs w:val="28"/>
+                <w:lang w:val="en-US"/>
+              </w:rPr>
+            </w:pPr>
+            <w:r>
+              <w:rPr>
+                <w:rFonts w:ascii="Times New Roman" w:hAnsi="Times New Roman" w:cs="Times New Roman"/>
+                <w:sz w:val="28"/>
+                <w:szCs w:val="28"/>
+                <w:lang w:val="en-US"/>
+              </w:rPr>
+              <w:t>2 0 3</w:t>
+            </w:r>
+          </w:p>
+        </w:tc>
+      </w:tr>
+    </w:tbl>
+    <w:p>
+      <w:pPr>
+        <w:jc w:val="both"/>
+        <w:rPr>
+          <w:rFonts w:ascii="Times New Roman" w:hAnsi="Times New Roman" w:cs="Times New Roman"/>
+          <w:b/>
+          <w:sz w:val="28"/>
+          <w:szCs w:val="28"/>
+        </w:rPr>
+      </w:pPr>
+      <w:r>
+        <w:rPr>
+          <w:rFonts w:ascii="Times New Roman" w:hAnsi="Times New Roman" w:cs="Times New Roman"/>
+          <w:b/>
+          <w:sz w:val="28"/>
+          <w:szCs w:val="28"/>
+        </w:rPr>
+        <w:br w:type="page"/>
+      </w:r>
+      <w:r>
+        <w:rPr>
+          <w:rFonts w:ascii="Times New Roman" w:hAnsi="Times New Roman" w:cs="Times New Roman"/>
+          <w:b/>
+          <w:sz w:val="28"/>
+          <w:szCs w:val="28"/>
+        </w:rPr>
+        <w:lastRenderedPageBreak/>
+        <w:t>4.</w:t>
+      </w:r>
+      <w:r>
+        <w:rPr>
+          <w:rFonts w:ascii="Times New Roman" w:hAnsi="Times New Roman" w:cs="Times New Roman"/>
+          <w:b/>
+          <w:sz w:val="28"/>
+          <w:szCs w:val="28"/>
+        </w:rPr>
+        <w:t>6</w:t>
+      </w:r>
+      <w:r>
+        <w:rPr>
+          <w:rFonts w:ascii="Times New Roman" w:hAnsi="Times New Roman" w:cs="Times New Roman"/>
+          <w:b/>
+          <w:sz w:val="28"/>
+          <w:szCs w:val="28"/>
+        </w:rPr>
+        <w:t xml:space="preserve"> Выполнение задания </w:t>
+      </w:r>
+      <w:r>
+        <w:rPr>
+          <w:rFonts w:ascii="Times New Roman" w:hAnsi="Times New Roman" w:cs="Times New Roman"/>
+          <w:b/>
+          <w:sz w:val="28"/>
+          <w:szCs w:val="28"/>
+        </w:rPr>
+        <w:t>15</w:t>
+      </w:r>
+      <w:r>
+        <w:rPr>
+          <w:rFonts w:ascii="Times New Roman" w:hAnsi="Times New Roman" w:cs="Times New Roman"/>
+          <w:b/>
+          <w:sz w:val="28"/>
+          <w:szCs w:val="28"/>
+        </w:rPr>
+        <w:t>.1</w:t>
+      </w:r>
+      <w:r>
+        <w:rPr>
+          <w:rFonts w:ascii="Times New Roman" w:hAnsi="Times New Roman" w:cs="Times New Roman"/>
+          <w:b/>
+          <w:sz w:val="28"/>
+          <w:szCs w:val="28"/>
+        </w:rPr>
+        <w:t>1</w:t>
+      </w:r>
+      <w:r>
+        <w:rPr>
+          <w:rFonts w:ascii="Times New Roman" w:hAnsi="Times New Roman" w:cs="Times New Roman"/>
+          <w:b/>
+          <w:sz w:val="28"/>
+          <w:szCs w:val="28"/>
+        </w:rPr>
+        <w:t>.2025</w:t>
+      </w:r>
+    </w:p>
+    <w:p>
+      <w:pPr>
+        <w:ind w:firstLine="709"/>
+      </w:pPr>
+      <w:r>
+        <w:rPr>
+          <w:rFonts w:ascii="Times New Roman" w:hAnsi="Times New Roman" w:cs="Times New Roman"/>
+          <w:sz w:val="28"/>
+          <w:szCs w:val="28"/>
+        </w:rPr>
+        <w:t xml:space="preserve">Ссылка на задание: </w:t>
+      </w:r>
+    </w:p>
+    <w:p>
+      <w:pPr>
+        <w:ind w:firstLine="709"/>
+        <w:jc w:val="both"/>
+        <w:rPr>
+          <w:rFonts w:ascii="Times New Roman" w:hAnsi="Times New Roman" w:cs="Times New Roman"/>
+          <w:sz w:val="28"/>
+          <w:szCs w:val="28"/>
+        </w:rPr>
+      </w:pPr>
+      <w:r>
+        <w:rPr>
+          <w:rFonts w:ascii="Times New Roman" w:hAnsi="Times New Roman" w:cs="Times New Roman"/>
+          <w:sz w:val="28"/>
+          <w:szCs w:val="28"/>
+          <w:lang w:val="en-US"/>
+        </w:rPr>
+        <w:t>https</w:t>
+      </w:r>
+      <w:r>
+        <w:rPr>
+          <w:rFonts w:ascii="Times New Roman" w:hAnsi="Times New Roman" w:cs="Times New Roman"/>
+          <w:sz w:val="28"/>
+          <w:szCs w:val="28"/>
+        </w:rPr>
+        <w:t>://</w:t>
+      </w:r>
+      <w:proofErr w:type="spellStart"/>
+      <w:r>
+        <w:rPr>
+          <w:rFonts w:ascii="Times New Roman" w:hAnsi="Times New Roman" w:cs="Times New Roman"/>
+          <w:sz w:val="28"/>
+          <w:szCs w:val="28"/>
+          <w:lang w:val="en-US"/>
+        </w:rPr>
+        <w:t>codeforces</w:t>
+      </w:r>
+      <w:proofErr w:type="spellEnd"/>
+      <w:r>
+        <w:rPr>
+          <w:rFonts w:ascii="Times New Roman" w:hAnsi="Times New Roman" w:cs="Times New Roman"/>
+          <w:sz w:val="28"/>
+          <w:szCs w:val="28"/>
+        </w:rPr>
+        <w:t>.</w:t>
+      </w:r>
+      <w:r>
+        <w:rPr>
+          <w:rFonts w:ascii="Times New Roman" w:hAnsi="Times New Roman" w:cs="Times New Roman"/>
+          <w:sz w:val="28"/>
+          <w:szCs w:val="28"/>
+          <w:lang w:val="en-US"/>
+        </w:rPr>
+        <w:t>com</w:t>
+      </w:r>
+      <w:r>
+        <w:rPr>
+          <w:rFonts w:ascii="Times New Roman" w:hAnsi="Times New Roman" w:cs="Times New Roman"/>
+          <w:sz w:val="28"/>
+          <w:szCs w:val="28"/>
+        </w:rPr>
+        <w:t>/</w:t>
+      </w:r>
+      <w:r>
+        <w:rPr>
+          <w:rFonts w:ascii="Times New Roman" w:hAnsi="Times New Roman" w:cs="Times New Roman"/>
+          <w:sz w:val="28"/>
+          <w:szCs w:val="28"/>
+          <w:lang w:val="en-US"/>
+        </w:rPr>
+        <w:t>group</w:t>
+      </w:r>
+      <w:r>
+        <w:rPr>
+          <w:rFonts w:ascii="Times New Roman" w:hAnsi="Times New Roman" w:cs="Times New Roman"/>
+          <w:sz w:val="28"/>
+          <w:szCs w:val="28"/>
+        </w:rPr>
+        <w:t>/</w:t>
+      </w:r>
+      <w:proofErr w:type="spellStart"/>
+      <w:r>
+        <w:rPr>
+          <w:rFonts w:ascii="Times New Roman" w:hAnsi="Times New Roman" w:cs="Times New Roman"/>
+          <w:sz w:val="28"/>
+          <w:szCs w:val="28"/>
+          <w:lang w:val="en-US"/>
+        </w:rPr>
+        <w:t>PNnJXl</w:t>
+      </w:r>
+      <w:proofErr w:type="spellEnd"/>
+      <w:r>
+        <w:rPr>
+          <w:rFonts w:ascii="Times New Roman" w:hAnsi="Times New Roman" w:cs="Times New Roman"/>
+          <w:sz w:val="28"/>
+          <w:szCs w:val="28"/>
+        </w:rPr>
+        <w:t>1</w:t>
+      </w:r>
+      <w:r>
+        <w:rPr>
+          <w:rFonts w:ascii="Times New Roman" w:hAnsi="Times New Roman" w:cs="Times New Roman"/>
+          <w:sz w:val="28"/>
+          <w:szCs w:val="28"/>
+          <w:lang w:val="en-US"/>
+        </w:rPr>
+        <w:t>VKU</w:t>
+      </w:r>
+      <w:r>
+        <w:rPr>
+          <w:rFonts w:ascii="Times New Roman" w:hAnsi="Times New Roman" w:cs="Times New Roman"/>
+          <w:sz w:val="28"/>
+          <w:szCs w:val="28"/>
+        </w:rPr>
+        <w:t>/</w:t>
+      </w:r>
+      <w:r>
+        <w:rPr>
+          <w:rFonts w:ascii="Times New Roman" w:hAnsi="Times New Roman" w:cs="Times New Roman"/>
+          <w:sz w:val="28"/>
+          <w:szCs w:val="28"/>
+          <w:lang w:val="en-US"/>
+        </w:rPr>
+        <w:t>contest</w:t>
+      </w:r>
+      <w:r>
+        <w:rPr>
+          <w:rFonts w:ascii="Times New Roman" w:hAnsi="Times New Roman" w:cs="Times New Roman"/>
+          <w:sz w:val="28"/>
+          <w:szCs w:val="28"/>
+        </w:rPr>
+        <w:t>/649431/</w:t>
+      </w:r>
+      <w:r>
+        <w:rPr>
+          <w:rFonts w:ascii="Times New Roman" w:hAnsi="Times New Roman" w:cs="Times New Roman"/>
+          <w:sz w:val="28"/>
+          <w:szCs w:val="28"/>
+          <w:lang w:val="en-US"/>
+        </w:rPr>
+        <w:t>problem</w:t>
+      </w:r>
+      <w:r>
+        <w:rPr>
+          <w:rFonts w:ascii="Times New Roman" w:hAnsi="Times New Roman" w:cs="Times New Roman"/>
+          <w:sz w:val="28"/>
+          <w:szCs w:val="28"/>
+        </w:rPr>
+        <w:t>/</w:t>
+      </w:r>
+      <w:r>
+        <w:rPr>
+          <w:rFonts w:ascii="Times New Roman" w:hAnsi="Times New Roman" w:cs="Times New Roman"/>
+          <w:sz w:val="28"/>
+          <w:szCs w:val="28"/>
+          <w:lang w:val="en-US"/>
+        </w:rPr>
+        <w:t>C</w:t>
+      </w:r>
+      <w:r>
+        <w:rPr>
+          <w:rFonts w:ascii="Times New Roman" w:hAnsi="Times New Roman" w:cs="Times New Roman"/>
+          <w:sz w:val="28"/>
+          <w:szCs w:val="28"/>
+        </w:rPr>
+        <w:t xml:space="preserve"> </w:t>
+      </w:r>
+    </w:p>
+    <w:p>
+      <w:pPr>
+        <w:ind w:firstLine="709"/>
+        <w:jc w:val="both"/>
+        <w:rPr>
+          <w:rFonts w:ascii="Times New Roman" w:hAnsi="Times New Roman" w:cs="Times New Roman"/>
+          <w:sz w:val="28"/>
+          <w:szCs w:val="28"/>
+        </w:rPr>
+      </w:pPr>
+      <w:r>
+        <w:rPr>
+          <w:rFonts w:ascii="Times New Roman" w:hAnsi="Times New Roman" w:cs="Times New Roman"/>
+          <w:sz w:val="28"/>
+          <w:szCs w:val="28"/>
+        </w:rPr>
+        <w:t xml:space="preserve">Результат решения задач набора представлен на рисунке </w:t>
+      </w:r>
+      <w:r>
+        <w:rPr>
+          <w:rFonts w:ascii="Times New Roman" w:hAnsi="Times New Roman" w:cs="Times New Roman"/>
+          <w:sz w:val="28"/>
+          <w:szCs w:val="28"/>
+        </w:rPr>
+        <w:t>12</w:t>
+      </w:r>
+      <w:r>
+        <w:rPr>
+          <w:rFonts w:ascii="Times New Roman" w:hAnsi="Times New Roman" w:cs="Times New Roman"/>
+          <w:sz w:val="28"/>
+          <w:szCs w:val="28"/>
+        </w:rPr>
+        <w:t>.</w:t>
+      </w:r>
+    </w:p>
+    <w:p>
+      <w:pPr>
+        <w:jc w:val="center"/>
+        <w:rPr>
+          <w:rFonts w:ascii="Times New Roman" w:hAnsi="Times New Roman" w:cs="Times New Roman"/>
+          <w:b/>
+          <w:highlight w:val="yellow"/>
+        </w:rPr>
+      </w:pPr>
+      <w:r>
+        <w:rPr>
+          <w:rFonts w:ascii="Times New Roman" w:hAnsi="Times New Roman" w:cs="Times New Roman"/>
+          <w:b/>
+          <w:noProof/>
+          <w:highlight w:val="yellow"/>
+          <w:lang w:eastAsia="ru-RU"/>
+        </w:rPr>
+        <w:drawing>
+          <wp:inline distT="0" distB="0" distL="0" distR="0" wp14:anchorId="4648619F" wp14:editId="61D5EDBF">
+            <wp:extent cx="6029325" cy="3398808"/>
+            <wp:effectExtent l="0" t="0" r="0" b="0"/>
+            <wp:docPr id="639755293" name="Рисунок 4"/>
+            <wp:cNvGraphicFramePr>
+              <a:graphicFrameLocks xmlns:a="http://schemas.openxmlformats.org/drawingml/2006/main" noChangeAspect="1"/>
+            </wp:cNvGraphicFramePr>
+            <a:graphic xmlns:a="http://schemas.openxmlformats.org/drawingml/2006/main">
+              <a:graphicData uri="http://schemas.openxmlformats.org/drawingml/2006/picture">
+                <pic:pic xmlns:pic="http://schemas.openxmlformats.org/drawingml/2006/picture">
+                  <pic:nvPicPr>
+                    <pic:cNvPr id="1045050254" name="Рисунок 4"/>
+                    <pic:cNvPicPr>
+                      <a:picLocks noChangeAspect="1"/>
+                    </pic:cNvPicPr>
+                  </pic:nvPicPr>
+                  <pic:blipFill>
+                    <a:blip r:embed="rId27">
+                      <a:extLst>
+                        <a:ext uri="{28A0092B-C50C-407E-A947-70E740481C1C}">
+                          <a14:useLocalDpi xmlns:a14="http://schemas.microsoft.com/office/drawing/2010/main" val="0"/>
+                        </a:ext>
+                      </a:extLst>
+                    </a:blip>
+                    <a:srcRect l="3160" r="3160"/>
+                    <a:stretch>
+                      <a:fillRect/>
+                    </a:stretch>
+                  </pic:blipFill>
+                  <pic:spPr bwMode="auto">
+                    <a:xfrm>
+                      <a:off x="0" y="0"/>
+                      <a:ext cx="6029325" cy="3398808"/>
+                    </a:xfrm>
+                    <a:prstGeom prst="rect">
+                      <a:avLst/>
+                    </a:prstGeom>
+                    <a:noFill/>
+                    <a:ln>
+                      <a:noFill/>
+                    </a:ln>
+                  </pic:spPr>
+                </pic:pic>
+              </a:graphicData>
+            </a:graphic>
+          </wp:inline>
+        </w:drawing>
+      </w:r>
+    </w:p>
+    <w:p>
+      <w:pPr>
+        <w:jc w:val="center"/>
+        <w:rPr>
+          <w:rFonts w:ascii="Times New Roman" w:hAnsi="Times New Roman" w:cs="Times New Roman"/>
+          <w:sz w:val="28"/>
+          <w:szCs w:val="28"/>
+        </w:rPr>
+      </w:pPr>
+      <w:r>
+        <w:rPr>
+          <w:rFonts w:ascii="Times New Roman" w:hAnsi="Times New Roman" w:cs="Times New Roman"/>
+          <w:sz w:val="28"/>
+          <w:szCs w:val="28"/>
+        </w:rPr>
+        <w:t xml:space="preserve">Рисунок </w:t>
+      </w:r>
+      <w:r>
+        <w:rPr>
+          <w:rFonts w:ascii="Times New Roman" w:hAnsi="Times New Roman" w:cs="Times New Roman"/>
+          <w:sz w:val="28"/>
+          <w:szCs w:val="28"/>
+        </w:rPr>
+        <w:t>12</w:t>
+      </w:r>
+      <w:r>
+        <w:rPr>
+          <w:rFonts w:ascii="Times New Roman" w:hAnsi="Times New Roman" w:cs="Times New Roman"/>
+          <w:sz w:val="28"/>
+          <w:szCs w:val="28"/>
+        </w:rPr>
+        <w:t xml:space="preserve"> – Результат от </w:t>
+      </w:r>
+      <w:r>
+        <w:rPr>
+          <w:rFonts w:ascii="Times New Roman" w:hAnsi="Times New Roman" w:cs="Times New Roman"/>
+          <w:sz w:val="28"/>
+          <w:szCs w:val="28"/>
+        </w:rPr>
+        <w:t>15</w:t>
+      </w:r>
+      <w:r>
+        <w:rPr>
+          <w:rFonts w:ascii="Times New Roman" w:hAnsi="Times New Roman" w:cs="Times New Roman"/>
+          <w:sz w:val="28"/>
+          <w:szCs w:val="28"/>
+        </w:rPr>
+        <w:t>.</w:t>
+      </w:r>
+      <w:r>
+        <w:rPr>
+          <w:rFonts w:ascii="Times New Roman" w:hAnsi="Times New Roman" w:cs="Times New Roman"/>
+          <w:sz w:val="28"/>
+          <w:szCs w:val="28"/>
+        </w:rPr>
+        <w:t>11</w:t>
+      </w:r>
+      <w:r>
+        <w:rPr>
+          <w:rFonts w:ascii="Times New Roman" w:hAnsi="Times New Roman" w:cs="Times New Roman"/>
+          <w:sz w:val="28"/>
+          <w:szCs w:val="28"/>
+        </w:rPr>
+        <w:t>.2025 г.</w:t>
+      </w:r>
+    </w:p>
+    <w:p>
+      <w:pPr>
+        <w:jc w:val="both"/>
+        <w:rPr>
+          <w:rFonts w:ascii="Times New Roman" w:hAnsi="Times New Roman" w:cs="Times New Roman"/>
+          <w:b/>
+          <w:sz w:val="28"/>
+          <w:szCs w:val="28"/>
+        </w:rPr>
+      </w:pPr>
+      <w:r>
+        <w:rPr>
+          <w:rFonts w:ascii="Times New Roman" w:hAnsi="Times New Roman" w:cs="Times New Roman"/>
+          <w:b/>
+          <w:sz w:val="28"/>
+          <w:szCs w:val="28"/>
+        </w:rPr>
+        <w:t>Задача С. Ладья</w:t>
+      </w:r>
+      <w:r>
+        <w:rPr>
+          <w:rFonts w:ascii="Times New Roman" w:hAnsi="Times New Roman" w:cs="Times New Roman"/>
+          <w:b/>
+          <w:sz w:val="28"/>
+          <w:szCs w:val="28"/>
+        </w:rPr>
+        <w:t xml:space="preserve">, </w:t>
+      </w:r>
+      <w:r>
+        <w:rPr>
+          <w:rFonts w:ascii="Times New Roman" w:hAnsi="Times New Roman" w:cs="Times New Roman"/>
+          <w:b/>
+          <w:sz w:val="28"/>
+          <w:szCs w:val="28"/>
+        </w:rPr>
+        <w:t>слон и король.</w:t>
+      </w:r>
+    </w:p>
+    <w:p>
+      <w:pPr>
+        <w:jc w:val="both"/>
+        <w:rPr>
+          <w:rFonts w:ascii="Times New Roman" w:hAnsi="Times New Roman" w:cs="Times New Roman"/>
+          <w:b/>
+          <w:sz w:val="28"/>
+          <w:szCs w:val="28"/>
+        </w:rPr>
+      </w:pPr>
+      <w:r>
+        <w:rPr>
+          <w:rFonts w:ascii="Times New Roman" w:hAnsi="Times New Roman" w:cs="Times New Roman"/>
+          <w:b/>
+          <w:sz w:val="28"/>
+          <w:szCs w:val="28"/>
+        </w:rPr>
+        <w:t>Постановка задачи.</w:t>
+      </w:r>
+    </w:p>
+    <w:p>
+      <w:pPr>
+        <w:spacing w:after="180" w:line="360" w:lineRule="auto"/>
+        <w:ind w:firstLine="709"/>
+        <w:jc w:val="both"/>
+        <w:rPr>
+          <w:rFonts w:ascii="Times New Roman" w:hAnsi="Times New Roman" w:cs="Times New Roman"/>
+          <w:sz w:val="28"/>
+          <w:szCs w:val="28"/>
+        </w:rPr>
+      </w:pPr>
+      <w:r>
+        <w:rPr>
+          <w:rFonts w:ascii="Times New Roman" w:hAnsi="Times New Roman" w:cs="Times New Roman"/>
+          <w:sz w:val="28"/>
+          <w:szCs w:val="28"/>
+        </w:rPr>
+        <w:t>Даны начальная (r1, c1) и конечная (r2, c2) клетки на шахматной доске 8×8. Нужно найти минимальное количество ходов для трёх фигур:</w:t>
+      </w:r>
+    </w:p>
+    <w:p>
+      <w:pPr>
+        <w:spacing w:after="180" w:line="360" w:lineRule="auto"/>
+        <w:jc w:val="both"/>
+        <w:rPr>
+          <w:rFonts w:ascii="Times New Roman" w:hAnsi="Times New Roman" w:cs="Times New Roman"/>
+          <w:sz w:val="28"/>
+          <w:szCs w:val="28"/>
+        </w:rPr>
+      </w:pPr>
+      <w:r>
+        <w:rPr>
+          <w:rFonts w:ascii="Times New Roman" w:hAnsi="Times New Roman" w:cs="Times New Roman"/>
+          <w:b/>
+          <w:bCs/>
+          <w:sz w:val="28"/>
+          <w:szCs w:val="28"/>
+        </w:rPr>
+        <w:t>Ладья</w:t>
+      </w:r>
+      <w:r>
+        <w:rPr>
+          <w:rFonts w:ascii="Times New Roman" w:hAnsi="Times New Roman" w:cs="Times New Roman"/>
+          <w:sz w:val="28"/>
+          <w:szCs w:val="28"/>
+        </w:rPr>
+        <w:t xml:space="preserve">: </w:t>
+      </w:r>
+      <w:r>
+        <w:rPr>
+          <w:rFonts w:ascii="Times New Roman" w:hAnsi="Times New Roman" w:cs="Times New Roman"/>
+          <w:sz w:val="28"/>
+          <w:szCs w:val="28"/>
+        </w:rPr>
+        <w:t>ходит по горизонтали/вертикали</w:t>
+      </w:r>
+    </w:p>
+    <w:p>
+      <w:pPr>
+        <w:spacing w:after="180" w:line="360" w:lineRule="auto"/>
+        <w:ind w:firstLine="708"/>
+        <w:jc w:val="both"/>
+        <w:rPr>
+          <w:rFonts w:ascii="Times New Roman" w:hAnsi="Times New Roman" w:cs="Times New Roman"/>
+          <w:sz w:val="28"/>
+          <w:szCs w:val="28"/>
+        </w:rPr>
+      </w:pPr>
+      <w:r>
+        <w:rPr>
+          <w:rFonts w:ascii="Times New Roman" w:hAnsi="Times New Roman" w:cs="Times New Roman"/>
+          <w:sz w:val="28"/>
+          <w:szCs w:val="28"/>
+        </w:rPr>
+        <w:t>-</w:t>
+      </w:r>
+      <w:r>
+        <w:rPr>
+          <w:rFonts w:ascii="Times New Roman" w:hAnsi="Times New Roman" w:cs="Times New Roman"/>
+          <w:sz w:val="28"/>
+          <w:szCs w:val="28"/>
+        </w:rPr>
+        <w:t xml:space="preserve">Если уже на одной линии: </w:t>
+      </w:r>
+      <w:r>
+        <w:rPr>
+          <w:rFonts w:ascii="Times New Roman" w:hAnsi="Times New Roman" w:cs="Times New Roman"/>
+          <w:b/>
+          <w:bCs/>
+          <w:sz w:val="28"/>
+          <w:szCs w:val="28"/>
+        </w:rPr>
+        <w:t>1 ход</w:t>
+      </w:r>
+    </w:p>
+    <w:p>
+      <w:pPr>
+        <w:spacing w:after="180" w:line="360" w:lineRule="auto"/>
+        <w:ind w:firstLine="708"/>
+        <w:jc w:val="both"/>
+        <w:rPr>
+          <w:rFonts w:ascii="Times New Roman" w:hAnsi="Times New Roman" w:cs="Times New Roman"/>
+          <w:sz w:val="28"/>
+          <w:szCs w:val="28"/>
+        </w:rPr>
+      </w:pPr>
+      <w:r>
+        <w:rPr>
+          <w:rFonts w:ascii="Times New Roman" w:hAnsi="Times New Roman" w:cs="Times New Roman"/>
+          <w:sz w:val="28"/>
+          <w:szCs w:val="28"/>
+        </w:rPr>
+        <w:t>-</w:t>
+      </w:r>
+      <w:r>
+        <w:rPr>
+          <w:rFonts w:ascii="Times New Roman" w:hAnsi="Times New Roman" w:cs="Times New Roman"/>
+          <w:sz w:val="28"/>
+          <w:szCs w:val="28"/>
+        </w:rPr>
+        <w:t xml:space="preserve">Иначе: </w:t>
+      </w:r>
+      <w:r>
+        <w:rPr>
+          <w:rFonts w:ascii="Times New Roman" w:hAnsi="Times New Roman" w:cs="Times New Roman"/>
+          <w:b/>
+          <w:bCs/>
+          <w:sz w:val="28"/>
+          <w:szCs w:val="28"/>
+        </w:rPr>
+        <w:t>2 хода</w:t>
+      </w:r>
+    </w:p>
+    <w:p>
+      <w:pPr>
+        <w:spacing w:after="180" w:line="360" w:lineRule="auto"/>
+        <w:jc w:val="both"/>
+        <w:rPr>
+          <w:rFonts w:ascii="Times New Roman" w:hAnsi="Times New Roman" w:cs="Times New Roman"/>
+          <w:sz w:val="28"/>
+          <w:szCs w:val="28"/>
+        </w:rPr>
+      </w:pPr>
+      <w:r>
+        <w:rPr>
+          <w:rFonts w:ascii="Times New Roman" w:hAnsi="Times New Roman" w:cs="Times New Roman"/>
+          <w:b/>
+          <w:bCs/>
+          <w:sz w:val="28"/>
+          <w:szCs w:val="28"/>
+        </w:rPr>
+        <w:t>Слон</w:t>
+      </w:r>
+      <w:r>
+        <w:rPr>
+          <w:rFonts w:ascii="Times New Roman" w:hAnsi="Times New Roman" w:cs="Times New Roman"/>
+          <w:sz w:val="28"/>
+          <w:szCs w:val="28"/>
+        </w:rPr>
+        <w:t xml:space="preserve">: </w:t>
+      </w:r>
+      <w:r>
+        <w:rPr>
+          <w:rFonts w:ascii="Times New Roman" w:hAnsi="Times New Roman" w:cs="Times New Roman"/>
+          <w:sz w:val="28"/>
+          <w:szCs w:val="28"/>
+        </w:rPr>
+        <w:t>ходит по диагонали</w:t>
+      </w:r>
+    </w:p>
+    <w:p>
+      <w:pPr>
+        <w:spacing w:after="180" w:line="360" w:lineRule="auto"/>
+        <w:ind w:firstLine="708"/>
+        <w:jc w:val="both"/>
+        <w:rPr>
+          <w:rFonts w:ascii="Times New Roman" w:hAnsi="Times New Roman" w:cs="Times New Roman"/>
+          <w:sz w:val="28"/>
+          <w:szCs w:val="28"/>
+        </w:rPr>
+      </w:pPr>
+      <w:r>
+        <w:rPr>
+          <w:rFonts w:ascii="Times New Roman" w:hAnsi="Times New Roman" w:cs="Times New Roman"/>
+          <w:sz w:val="28"/>
+          <w:szCs w:val="28"/>
+        </w:rPr>
+        <w:t>-</w:t>
+      </w:r>
+      <w:r>
+        <w:rPr>
+          <w:rFonts w:ascii="Times New Roman" w:hAnsi="Times New Roman" w:cs="Times New Roman"/>
+          <w:sz w:val="28"/>
+          <w:szCs w:val="28"/>
+        </w:rPr>
+        <w:t xml:space="preserve">Если клетки одного цвета и на одной диагонали: </w:t>
+      </w:r>
+      <w:r>
+        <w:rPr>
+          <w:rFonts w:ascii="Times New Roman" w:hAnsi="Times New Roman" w:cs="Times New Roman"/>
+          <w:b/>
+          <w:bCs/>
+          <w:sz w:val="28"/>
+          <w:szCs w:val="28"/>
+        </w:rPr>
+        <w:t>1 ход</w:t>
+      </w:r>
+    </w:p>
+    <w:p>
+      <w:pPr>
+        <w:spacing w:after="180" w:line="360" w:lineRule="auto"/>
+        <w:ind w:firstLine="708"/>
+        <w:jc w:val="both"/>
+        <w:rPr>
+          <w:rFonts w:ascii="Times New Roman" w:hAnsi="Times New Roman" w:cs="Times New Roman"/>
+          <w:sz w:val="28"/>
+          <w:szCs w:val="28"/>
+        </w:rPr>
+      </w:pPr>
+      <w:r>
+        <w:rPr>
+          <w:rFonts w:ascii="Times New Roman" w:hAnsi="Times New Roman" w:cs="Times New Roman"/>
+          <w:sz w:val="28"/>
+          <w:szCs w:val="28"/>
+        </w:rPr>
+        <w:t>-</w:t>
+      </w:r>
+      <w:r>
+        <w:rPr>
+          <w:rFonts w:ascii="Times New Roman" w:hAnsi="Times New Roman" w:cs="Times New Roman"/>
+          <w:sz w:val="28"/>
+          <w:szCs w:val="28"/>
+        </w:rPr>
+        <w:t xml:space="preserve">Если клетки одного цвета, но не на одной диагонали: </w:t>
+      </w:r>
+      <w:r>
+        <w:rPr>
+          <w:rFonts w:ascii="Times New Roman" w:hAnsi="Times New Roman" w:cs="Times New Roman"/>
+          <w:b/>
+          <w:bCs/>
+          <w:sz w:val="28"/>
+          <w:szCs w:val="28"/>
+        </w:rPr>
+        <w:t>2 хода</w:t>
+      </w:r>
+    </w:p>
+    <w:p>
+      <w:pPr>
+        <w:spacing w:after="180" w:line="360" w:lineRule="auto"/>
+        <w:ind w:firstLine="708"/>
+        <w:jc w:val="both"/>
+        <w:rPr>
+          <w:rFonts w:ascii="Times New Roman" w:hAnsi="Times New Roman" w:cs="Times New Roman"/>
+          <w:sz w:val="28"/>
+          <w:szCs w:val="28"/>
+        </w:rPr>
+      </w:pPr>
+      <w:r>
+        <w:rPr>
+          <w:rFonts w:ascii="Times New Roman" w:hAnsi="Times New Roman" w:cs="Times New Roman"/>
+          <w:sz w:val="28"/>
+          <w:szCs w:val="28"/>
+        </w:rPr>
+        <w:lastRenderedPageBreak/>
+        <w:t>-</w:t>
+      </w:r>
+      <w:r>
+        <w:rPr>
+          <w:rFonts w:ascii="Times New Roman" w:hAnsi="Times New Roman" w:cs="Times New Roman"/>
+          <w:sz w:val="28"/>
+          <w:szCs w:val="28"/>
+        </w:rPr>
+        <w:t xml:space="preserve">Если клетки разного цвета: </w:t>
+      </w:r>
+      <w:r>
+        <w:rPr>
+          <w:rFonts w:ascii="Times New Roman" w:hAnsi="Times New Roman" w:cs="Times New Roman"/>
+          <w:b/>
+          <w:bCs/>
+          <w:sz w:val="28"/>
+          <w:szCs w:val="28"/>
+        </w:rPr>
+        <w:t>0</w:t>
+      </w:r>
+      <w:r>
+        <w:rPr>
+          <w:rFonts w:ascii="Times New Roman" w:hAnsi="Times New Roman" w:cs="Times New Roman"/>
+          <w:sz w:val="28"/>
+          <w:szCs w:val="28"/>
+        </w:rPr>
+        <w:t xml:space="preserve"> (нельзя дойти</w:t>
+      </w:r>
+      <w:r>
+        <w:rPr>
+          <w:rFonts w:ascii="Times New Roman" w:hAnsi="Times New Roman" w:cs="Times New Roman"/>
+          <w:sz w:val="28"/>
+          <w:szCs w:val="28"/>
+        </w:rPr>
+        <w:t>)</w:t>
+      </w:r>
+    </w:p>
+    <w:p>
+      <w:pPr>
+        <w:spacing w:after="180" w:line="360" w:lineRule="auto"/>
+        <w:jc w:val="both"/>
+        <w:rPr>
+          <w:rFonts w:ascii="Times New Roman" w:hAnsi="Times New Roman" w:cs="Times New Roman"/>
+          <w:sz w:val="28"/>
+          <w:szCs w:val="28"/>
+        </w:rPr>
+      </w:pPr>
+      <w:r>
+        <w:rPr>
+          <w:rFonts w:ascii="Times New Roman" w:hAnsi="Times New Roman" w:cs="Times New Roman"/>
+          <w:b/>
+          <w:bCs/>
+          <w:sz w:val="28"/>
+          <w:szCs w:val="28"/>
+        </w:rPr>
+        <w:t>Король</w:t>
+      </w:r>
+      <w:r>
+        <w:rPr>
+          <w:rFonts w:ascii="Times New Roman" w:hAnsi="Times New Roman" w:cs="Times New Roman"/>
+          <w:sz w:val="28"/>
+          <w:szCs w:val="28"/>
+        </w:rPr>
+        <w:t>: максимум из разниц по горизонтали и вертикали</w:t>
+      </w:r>
+    </w:p>
+    <w:p>
+      <w:pPr>
+        <w:spacing w:after="160" w:line="259" w:lineRule="auto"/>
+        <w:rPr>
+          <w:rFonts w:ascii="Times New Roman" w:hAnsi="Times New Roman" w:cs="Times New Roman"/>
+          <w:sz w:val="28"/>
+          <w:szCs w:val="28"/>
+        </w:rPr>
+      </w:pPr>
+      <w:r>
+        <w:rPr>
+          <w:rFonts w:ascii="Times New Roman" w:hAnsi="Times New Roman" w:cs="Times New Roman"/>
+          <w:sz w:val="28"/>
+          <w:szCs w:val="28"/>
+        </w:rPr>
+        <w:br w:type="page"/>
+      </w:r>
+    </w:p>
+    <w:p>
+      <w:pPr>
+        <w:jc w:val="both"/>
+        <w:rPr>
+          <w:rFonts w:ascii="Times New Roman" w:hAnsi="Times New Roman" w:cs="Times New Roman"/>
+          <w:b/>
+          <w:sz w:val="28"/>
+          <w:szCs w:val="28"/>
+        </w:rPr>
+      </w:pPr>
+      <w:r>
+        <w:rPr>
+          <w:rFonts w:ascii="Times New Roman" w:hAnsi="Times New Roman" w:cs="Times New Roman"/>
+          <w:b/>
+          <w:sz w:val="28"/>
+          <w:szCs w:val="28"/>
+        </w:rPr>
+        <w:lastRenderedPageBreak/>
+        <w:t>Алгоритм решения</w:t>
+      </w:r>
+    </w:p>
+    <w:p>
+      <w:pPr>
+        <w:spacing w:after="0" w:line="240" w:lineRule="auto"/>
+        <w:jc w:val="center"/>
+        <w:rPr>
+          <w:rFonts w:ascii="Times New Roman" w:hAnsi="Times New Roman" w:cs="Times New Roman"/>
+          <w:sz w:val="28"/>
+          <w:szCs w:val="28"/>
+          <w:highlight w:val="yellow"/>
+        </w:rPr>
+      </w:pPr>
+      <w:r>
+        <w:rPr>
+          <w:noProof/>
+          <w:lang w:eastAsia="ru-RU"/>
+        </w:rPr>
+        <w:drawing>
+          <wp:inline distT="0" distB="0" distL="0" distR="0" wp14:anchorId="670EA22F" wp14:editId="3770D132">
+            <wp:extent cx="6182926" cy="7038753"/>
+            <wp:effectExtent l="0" t="0" r="8890" b="0"/>
+            <wp:docPr id="292216125" name="Рисунок 2"/>
             <wp:cNvGraphicFramePr>
               <a:graphicFrameLocks xmlns:a="http://schemas.openxmlformats.org/drawingml/2006/main" noChangeAspect="1"/>
             </wp:cNvGraphicFramePr>
@@ -15066,7 +16679,6 @@
           <w:bCs/>
           <w:sz w:val="28"/>
           <w:szCs w:val="28"/>
-          <w:lang w:val="en-US"/>
         </w:rPr>
       </w:pPr>
       <w:r>
@@ -15095,6 +16707,7 @@
         <w:rPr>
           <w:rFonts w:ascii="Times New Roman" w:hAnsi="Times New Roman" w:cs="Times New Roman"/>
           <w:bCs/>
+          <w:noProof/>
           <w:sz w:val="28"/>
           <w:szCs w:val="28"/>
           <w:lang w:val="en-US"/>
@@ -17819,6 +19432,7 @@
   <w:style w:type="character" w:default="1" w:styleId="a0">
     <w:name w:val="Default Paragraph Font"/>
     <w:uiPriority w:val="1"/>
+    <w:semiHidden/>
     <w:unhideWhenUsed/>
   </w:style>
   <w:style w:type="table" w:default="1" w:styleId="a1">

--- a/practice_report/УП06 Шильников Максим Юрьевич.docx
+++ b/practice_report/УП06 Шильников Максим Юрьевич.docx
@@ -1589,15 +1589,6 @@
           <w:szCs w:val="24"/>
           <w:lang w:eastAsia="ru-RU"/>
         </w:rPr>
-        <w:sectPr>
-          <w:footerReference w:type="default" r:id="rId14"/>
-          <w:pgSz w:w="11906" w:h="16838"/>
-          <w:pgMar w:top="1134" w:right="707" w:bottom="1134" w:left="1701" w:header="709" w:footer="709" w:gutter="0"/>
-          <w:pgNumType w:start="0"/>
-          <w:cols w:space="708"/>
-          <w:titlePg/>
-          <w:docGrid w:linePitch="360"/>
-        </w:sectPr>
       </w:pPr>
       <w:r>
         <w:rPr>
@@ -1642,15 +1633,6557 @@
     </w:p>
     <w:p>
       <w:pPr>
+        <w:shd w:val="clear" w:color="auto" w:fill="FFFFFF"/>
+        <w:spacing w:after="0" w:line="240" w:lineRule="auto"/>
+        <w:jc w:val="center"/>
+        <w:rPr>
+          <w:rFonts w:ascii="Times New Roman" w:hAnsi="Times New Roman" w:cs="Times New Roman"/>
+          <w:sz w:val="24"/>
+          <w:szCs w:val="24"/>
+        </w:rPr>
+      </w:pPr>
+      <w:r>
+        <w:rPr>
+          <w:noProof/>
+          <w:lang w:eastAsia="ru-RU"/>
+        </w:rPr>
+        <w:lastRenderedPageBreak/>
+        <w:drawing>
+          <wp:inline distT="0" distB="0" distL="0" distR="0" wp14:anchorId="6A9008C0" wp14:editId="32AC9394">
+            <wp:extent cx="5943600" cy="792480"/>
+            <wp:effectExtent l="0" t="0" r="0" b="7620"/>
+            <wp:docPr id="467040422" name="Рисунок 138394044" descr="Продольный бланк_ВятГУ_распорядительный акт+"/>
+            <wp:cNvGraphicFramePr>
+              <a:graphicFrameLocks xmlns:a="http://schemas.openxmlformats.org/drawingml/2006/main" noChangeAspect="1"/>
+            </wp:cNvGraphicFramePr>
+            <a:graphic xmlns:a="http://schemas.openxmlformats.org/drawingml/2006/main">
+              <a:graphicData uri="http://schemas.openxmlformats.org/drawingml/2006/picture">
+                <pic:pic xmlns:pic="http://schemas.openxmlformats.org/drawingml/2006/picture">
+                  <pic:nvPicPr>
+                    <pic:cNvPr id="0" name="Рисунок 1" descr="Продольный бланк_ВятГУ_распорядительный акт+"/>
+                    <pic:cNvPicPr>
+                      <a:picLocks noChangeAspect="1"/>
+                    </pic:cNvPicPr>
+                  </pic:nvPicPr>
+                  <pic:blipFill>
+                    <a:blip r:embed="rId8"/>
+                    <a:stretch/>
+                  </pic:blipFill>
+                  <pic:spPr bwMode="auto">
+                    <a:xfrm>
+                      <a:off x="0" y="0"/>
+                      <a:ext cx="5943600" cy="792480"/>
+                    </a:xfrm>
+                    <a:prstGeom prst="rect">
+                      <a:avLst/>
+                    </a:prstGeom>
+                    <a:noFill/>
+                    <a:ln>
+                      <a:noFill/>
+                    </a:ln>
+                  </pic:spPr>
+                </pic:pic>
+              </a:graphicData>
+            </a:graphic>
+          </wp:inline>
+        </w:drawing>
+      </w:r>
+    </w:p>
+    <w:p>
+      <w:pPr>
+        <w:spacing w:after="0"/>
+        <w:jc w:val="center"/>
+        <w:rPr>
+          <w:rFonts w:ascii="Times New Roman" w:hAnsi="Times New Roman" w:cs="Times New Roman"/>
+          <w:sz w:val="24"/>
+          <w:szCs w:val="24"/>
+        </w:rPr>
+      </w:pPr>
+    </w:p>
+    <w:p>
+      <w:pPr>
+        <w:spacing w:after="0"/>
+        <w:jc w:val="center"/>
+        <w:rPr>
+          <w:rFonts w:ascii="Times New Roman" w:hAnsi="Times New Roman" w:cs="Times New Roman"/>
+          <w:sz w:val="24"/>
+          <w:szCs w:val="24"/>
+        </w:rPr>
+      </w:pPr>
+      <w:r>
+        <w:rPr>
+          <w:rFonts w:ascii="Times New Roman" w:hAnsi="Times New Roman" w:cs="Times New Roman"/>
+          <w:sz w:val="24"/>
+          <w:szCs w:val="24"/>
+        </w:rPr>
+        <w:t>ИНДИВИДУАЛЬНОЕ ЗАДАНИЕ НА ПРАКТИКУ</w:t>
+      </w:r>
+    </w:p>
+    <w:p>
+      <w:pPr>
+        <w:spacing w:after="0"/>
+        <w:jc w:val="center"/>
+        <w:rPr>
+          <w:rFonts w:ascii="Times New Roman" w:hAnsi="Times New Roman" w:cs="Times New Roman"/>
+          <w:sz w:val="24"/>
+          <w:szCs w:val="24"/>
+        </w:rPr>
+      </w:pPr>
+    </w:p>
+    <w:tbl>
+      <w:tblPr>
+        <w:tblW w:w="5036" w:type="pct"/>
+        <w:tblLook w:val="04A0" w:firstRow="1" w:lastRow="0" w:firstColumn="1" w:lastColumn="0" w:noHBand="0" w:noVBand="1"/>
+      </w:tblPr>
+      <w:tblGrid>
+        <w:gridCol w:w="427"/>
+        <w:gridCol w:w="1697"/>
+        <w:gridCol w:w="224"/>
+        <w:gridCol w:w="860"/>
+        <w:gridCol w:w="2285"/>
+        <w:gridCol w:w="465"/>
+        <w:gridCol w:w="952"/>
+        <w:gridCol w:w="849"/>
+        <w:gridCol w:w="1682"/>
+        <w:gridCol w:w="11"/>
+        <w:gridCol w:w="114"/>
+      </w:tblGrid>
+      <w:tr>
+        <w:trPr>
+          <w:gridAfter w:val="1"/>
+          <w:wAfter w:w="67" w:type="dxa"/>
+          <w:trHeight w:val="369"/>
+        </w:trPr>
+        <w:tc>
+          <w:tcPr>
+            <w:tcW w:w="1236" w:type="pct"/>
+            <w:gridSpan w:val="3"/>
+            <w:vAlign w:val="center"/>
+          </w:tcPr>
+          <w:p>
+            <w:pPr>
+              <w:spacing w:after="0" w:line="240" w:lineRule="auto"/>
+              <w:contextualSpacing/>
+              <w:rPr>
+                <w:rFonts w:ascii="Times New Roman" w:hAnsi="Times New Roman" w:cs="Times New Roman"/>
+                <w:sz w:val="24"/>
+                <w:szCs w:val="24"/>
+              </w:rPr>
+            </w:pPr>
+            <w:r>
+              <w:rPr>
+                <w:rFonts w:ascii="Times New Roman" w:hAnsi="Times New Roman" w:cs="Times New Roman"/>
+                <w:sz w:val="24"/>
+                <w:szCs w:val="24"/>
+              </w:rPr>
+              <w:t>Ф.И.О. обучающегося</w:t>
+            </w:r>
+          </w:p>
+        </w:tc>
+        <w:tc>
+          <w:tcPr>
+            <w:tcW w:w="3729" w:type="pct"/>
+            <w:gridSpan w:val="7"/>
+            <w:tcBorders>
+              <w:top w:val="none" w:sz="4" w:space="0" w:color="000000"/>
+              <w:left w:val="none" w:sz="4" w:space="0" w:color="000000"/>
+              <w:bottom w:val="single" w:sz="4" w:space="0" w:color="auto"/>
+              <w:right w:val="none" w:sz="4" w:space="0" w:color="000000"/>
+            </w:tcBorders>
+            <w:vAlign w:val="center"/>
+          </w:tcPr>
+          <w:p>
+            <w:pPr>
+              <w:spacing w:after="0" w:line="240" w:lineRule="auto"/>
+              <w:contextualSpacing/>
+              <w:rPr>
+                <w:rFonts w:ascii="Times New Roman" w:hAnsi="Times New Roman" w:cs="Times New Roman"/>
+                <w:sz w:val="24"/>
+                <w:szCs w:val="24"/>
+              </w:rPr>
+            </w:pPr>
+            <w:r>
+              <w:rPr>
+                <w:rFonts w:ascii="Times New Roman" w:hAnsi="Times New Roman" w:cs="Times New Roman"/>
+                <w:sz w:val="24"/>
+                <w:szCs w:val="24"/>
+              </w:rPr>
+              <w:t>Шильников Максим Юрьевич</w:t>
+            </w:r>
+          </w:p>
+        </w:tc>
+      </w:tr>
+      <w:tr>
+        <w:trPr>
+          <w:gridAfter w:val="1"/>
+          <w:wAfter w:w="67" w:type="dxa"/>
+          <w:trHeight w:val="330"/>
+        </w:trPr>
+        <w:tc>
+          <w:tcPr>
+            <w:tcW w:w="1236" w:type="pct"/>
+            <w:gridSpan w:val="3"/>
+            <w:vAlign w:val="center"/>
+          </w:tcPr>
+          <w:p>
+            <w:pPr>
+              <w:spacing w:after="0" w:line="240" w:lineRule="auto"/>
+              <w:contextualSpacing/>
+              <w:rPr>
+                <w:rFonts w:ascii="Times New Roman" w:hAnsi="Times New Roman" w:cs="Times New Roman"/>
+                <w:sz w:val="24"/>
+                <w:szCs w:val="24"/>
+              </w:rPr>
+            </w:pPr>
+            <w:r>
+              <w:rPr>
+                <w:rFonts w:ascii="Times New Roman" w:hAnsi="Times New Roman" w:cs="Times New Roman"/>
+                <w:sz w:val="24"/>
+                <w:szCs w:val="24"/>
+              </w:rPr>
+              <w:t>Специальность</w:t>
+            </w:r>
+          </w:p>
+        </w:tc>
+        <w:tc>
+          <w:tcPr>
+            <w:tcW w:w="3729" w:type="pct"/>
+            <w:gridSpan w:val="7"/>
+            <w:tcBorders>
+              <w:top w:val="none" w:sz="4" w:space="0" w:color="000000"/>
+              <w:left w:val="none" w:sz="4" w:space="0" w:color="000000"/>
+              <w:bottom w:val="single" w:sz="4" w:space="0" w:color="auto"/>
+              <w:right w:val="none" w:sz="4" w:space="0" w:color="000000"/>
+            </w:tcBorders>
+            <w:vAlign w:val="center"/>
+          </w:tcPr>
+          <w:p>
+            <w:pPr>
+              <w:spacing w:after="0" w:line="240" w:lineRule="auto"/>
+              <w:contextualSpacing/>
+              <w:rPr>
+                <w:rFonts w:ascii="Times New Roman" w:hAnsi="Times New Roman" w:cs="Times New Roman"/>
+                <w:sz w:val="24"/>
+                <w:szCs w:val="24"/>
+              </w:rPr>
+            </w:pPr>
+            <w:r>
+              <w:rPr>
+                <w:rFonts w:ascii="Times New Roman" w:hAnsi="Times New Roman" w:cs="Times New Roman"/>
+                <w:sz w:val="24"/>
+                <w:szCs w:val="24"/>
+              </w:rPr>
+              <w:t>09.02.07 Информационные системы и программирование</w:t>
+            </w:r>
+          </w:p>
+        </w:tc>
+      </w:tr>
+      <w:tr>
+        <w:trPr>
+          <w:gridAfter w:val="1"/>
+          <w:wAfter w:w="67" w:type="dxa"/>
+          <w:trHeight w:val="330"/>
+        </w:trPr>
+        <w:tc>
+          <w:tcPr>
+            <w:tcW w:w="1236" w:type="pct"/>
+            <w:gridSpan w:val="3"/>
+            <w:vAlign w:val="center"/>
+          </w:tcPr>
+          <w:p>
+            <w:pPr>
+              <w:spacing w:after="0" w:line="240" w:lineRule="auto"/>
+              <w:contextualSpacing/>
+              <w:rPr>
+                <w:rFonts w:ascii="Times New Roman" w:hAnsi="Times New Roman" w:cs="Times New Roman"/>
+                <w:sz w:val="24"/>
+                <w:szCs w:val="24"/>
+              </w:rPr>
+            </w:pPr>
+            <w:r>
+              <w:rPr>
+                <w:rFonts w:ascii="Times New Roman" w:hAnsi="Times New Roman" w:cs="Times New Roman"/>
+                <w:sz w:val="24"/>
+                <w:szCs w:val="24"/>
+              </w:rPr>
+              <w:t>Учебная группа</w:t>
+            </w:r>
+          </w:p>
+        </w:tc>
+        <w:tc>
+          <w:tcPr>
+            <w:tcW w:w="3729" w:type="pct"/>
+            <w:gridSpan w:val="7"/>
+            <w:tcBorders>
+              <w:top w:val="none" w:sz="4" w:space="0" w:color="000000"/>
+              <w:left w:val="none" w:sz="4" w:space="0" w:color="000000"/>
+              <w:bottom w:val="single" w:sz="4" w:space="0" w:color="auto"/>
+              <w:right w:val="none" w:sz="4" w:space="0" w:color="000000"/>
+            </w:tcBorders>
+            <w:vAlign w:val="center"/>
+          </w:tcPr>
+          <w:p>
+            <w:pPr>
+              <w:spacing w:after="0" w:line="240" w:lineRule="auto"/>
+              <w:contextualSpacing/>
+              <w:rPr>
+                <w:rFonts w:ascii="Times New Roman" w:hAnsi="Times New Roman"/>
+                <w:sz w:val="24"/>
+                <w:szCs w:val="24"/>
+              </w:rPr>
+            </w:pPr>
+            <w:r>
+              <w:rPr>
+                <w:rFonts w:ascii="Times New Roman" w:hAnsi="Times New Roman"/>
+                <w:sz w:val="24"/>
+                <w:szCs w:val="24"/>
+              </w:rPr>
+              <w:t>ИСПк-20</w:t>
+            </w:r>
+            <w:r>
+              <w:rPr>
+                <w:rFonts w:ascii="Times New Roman" w:hAnsi="Times New Roman"/>
+                <w:sz w:val="24"/>
+                <w:szCs w:val="24"/>
+              </w:rPr>
+              <w:t>3</w:t>
+            </w:r>
+            <w:r>
+              <w:rPr>
+                <w:rFonts w:ascii="Times New Roman" w:hAnsi="Times New Roman"/>
+                <w:sz w:val="24"/>
+                <w:szCs w:val="24"/>
+              </w:rPr>
+              <w:t>-52-00</w:t>
+            </w:r>
+          </w:p>
+        </w:tc>
+      </w:tr>
+      <w:tr>
+        <w:trPr>
+          <w:gridAfter w:val="1"/>
+          <w:wAfter w:w="67" w:type="dxa"/>
+          <w:trHeight w:val="330"/>
+        </w:trPr>
+        <w:tc>
+          <w:tcPr>
+            <w:tcW w:w="1236" w:type="pct"/>
+            <w:gridSpan w:val="3"/>
+            <w:vAlign w:val="center"/>
+          </w:tcPr>
+          <w:p>
+            <w:pPr>
+              <w:spacing w:after="0" w:line="240" w:lineRule="auto"/>
+              <w:contextualSpacing/>
+              <w:rPr>
+                <w:rFonts w:ascii="Times New Roman" w:hAnsi="Times New Roman" w:cs="Times New Roman"/>
+                <w:sz w:val="24"/>
+                <w:szCs w:val="24"/>
+              </w:rPr>
+            </w:pPr>
+            <w:r>
+              <w:rPr>
+                <w:rFonts w:ascii="Times New Roman" w:hAnsi="Times New Roman" w:cs="Times New Roman"/>
+                <w:sz w:val="24"/>
+                <w:szCs w:val="24"/>
+              </w:rPr>
+              <w:t>Вид практики</w:t>
+            </w:r>
+          </w:p>
+        </w:tc>
+        <w:tc>
+          <w:tcPr>
+            <w:tcW w:w="3729" w:type="pct"/>
+            <w:gridSpan w:val="7"/>
+            <w:tcBorders>
+              <w:top w:val="none" w:sz="4" w:space="0" w:color="000000"/>
+              <w:left w:val="none" w:sz="4" w:space="0" w:color="000000"/>
+              <w:bottom w:val="single" w:sz="4" w:space="0" w:color="auto"/>
+              <w:right w:val="none" w:sz="4" w:space="0" w:color="000000"/>
+            </w:tcBorders>
+            <w:vAlign w:val="center"/>
+          </w:tcPr>
+          <w:p>
+            <w:pPr>
+              <w:spacing w:after="0" w:line="240" w:lineRule="auto"/>
+              <w:contextualSpacing/>
+              <w:rPr>
+                <w:rFonts w:ascii="Times New Roman" w:hAnsi="Times New Roman" w:cs="Times New Roman"/>
+                <w:sz w:val="24"/>
+                <w:szCs w:val="24"/>
+              </w:rPr>
+            </w:pPr>
+            <w:r>
+              <w:rPr>
+                <w:rFonts w:ascii="Times New Roman" w:hAnsi="Times New Roman" w:cs="Times New Roman"/>
+                <w:sz w:val="24"/>
+                <w:szCs w:val="24"/>
+              </w:rPr>
+              <w:t>учебная практика</w:t>
+            </w:r>
+          </w:p>
+        </w:tc>
+      </w:tr>
+      <w:tr>
+        <w:trPr>
+          <w:gridAfter w:val="1"/>
+          <w:wAfter w:w="67" w:type="dxa"/>
+          <w:trHeight w:val="330"/>
+        </w:trPr>
+        <w:tc>
+          <w:tcPr>
+            <w:tcW w:w="1688" w:type="pct"/>
+            <w:gridSpan w:val="4"/>
+            <w:vAlign w:val="center"/>
+          </w:tcPr>
+          <w:p>
+            <w:pPr>
+              <w:spacing w:after="0" w:line="240" w:lineRule="auto"/>
+              <w:contextualSpacing/>
+              <w:rPr>
+                <w:rFonts w:ascii="Times New Roman" w:hAnsi="Times New Roman" w:cs="Times New Roman"/>
+                <w:sz w:val="24"/>
+                <w:szCs w:val="24"/>
+              </w:rPr>
+            </w:pPr>
+            <w:r>
+              <w:rPr>
+                <w:rFonts w:ascii="Times New Roman" w:hAnsi="Times New Roman" w:cs="Times New Roman"/>
+                <w:sz w:val="24"/>
+                <w:szCs w:val="24"/>
+              </w:rPr>
+              <w:t>Сроки прохождения практики с</w:t>
+            </w:r>
+          </w:p>
+        </w:tc>
+        <w:tc>
+          <w:tcPr>
+            <w:tcW w:w="1197" w:type="pct"/>
+            <w:tcBorders>
+              <w:top w:val="none" w:sz="4" w:space="0" w:color="000000"/>
+              <w:left w:val="none" w:sz="4" w:space="0" w:color="000000"/>
+              <w:bottom w:val="single" w:sz="4" w:space="0" w:color="auto"/>
+              <w:right w:val="none" w:sz="4" w:space="0" w:color="000000"/>
+            </w:tcBorders>
+            <w:vAlign w:val="bottom"/>
+          </w:tcPr>
+          <w:p>
+            <w:pPr>
+              <w:spacing w:after="0" w:line="240" w:lineRule="auto"/>
+              <w:contextualSpacing/>
+              <w:jc w:val="center"/>
+              <w:rPr>
+                <w:rFonts w:ascii="Times New Roman" w:hAnsi="Times New Roman" w:cs="Times New Roman"/>
+                <w:sz w:val="24"/>
+                <w:szCs w:val="24"/>
+              </w:rPr>
+            </w:pPr>
+            <w:r>
+              <w:rPr>
+                <w:rFonts w:ascii="Times New Roman" w:hAnsi="Times New Roman" w:cs="Times New Roman"/>
+                <w:sz w:val="24"/>
+                <w:szCs w:val="24"/>
+              </w:rPr>
+              <w:t>13</w:t>
+            </w:r>
+            <w:r>
+              <w:rPr>
+                <w:rFonts w:ascii="Times New Roman" w:hAnsi="Times New Roman" w:cs="Times New Roman"/>
+                <w:sz w:val="24"/>
+                <w:szCs w:val="24"/>
+              </w:rPr>
+              <w:t>.09.202</w:t>
+            </w:r>
+            <w:r>
+              <w:rPr>
+                <w:rFonts w:ascii="Times New Roman" w:hAnsi="Times New Roman" w:cs="Times New Roman"/>
+                <w:sz w:val="24"/>
+                <w:szCs w:val="24"/>
+              </w:rPr>
+              <w:t>5</w:t>
+            </w:r>
+          </w:p>
+        </w:tc>
+        <w:tc>
+          <w:tcPr>
+            <w:tcW w:w="244" w:type="pct"/>
+            <w:vAlign w:val="center"/>
+          </w:tcPr>
+          <w:p>
+            <w:pPr>
+              <w:spacing w:after="0" w:line="240" w:lineRule="auto"/>
+              <w:contextualSpacing/>
+              <w:rPr>
+                <w:rFonts w:ascii="Times New Roman" w:hAnsi="Times New Roman" w:cs="Times New Roman"/>
+                <w:sz w:val="24"/>
+                <w:szCs w:val="24"/>
+              </w:rPr>
+            </w:pPr>
+            <w:r>
+              <w:rPr>
+                <w:rFonts w:ascii="Times New Roman" w:hAnsi="Times New Roman" w:cs="Times New Roman"/>
+                <w:sz w:val="24"/>
+                <w:szCs w:val="24"/>
+              </w:rPr>
+              <w:t>по</w:t>
+            </w:r>
+          </w:p>
+        </w:tc>
+        <w:tc>
+          <w:tcPr>
+            <w:tcW w:w="1836" w:type="pct"/>
+            <w:gridSpan w:val="4"/>
+            <w:tcBorders>
+              <w:top w:val="none" w:sz="4" w:space="0" w:color="000000"/>
+              <w:left w:val="none" w:sz="4" w:space="0" w:color="000000"/>
+              <w:bottom w:val="single" w:sz="4" w:space="0" w:color="auto"/>
+              <w:right w:val="none" w:sz="4" w:space="0" w:color="000000"/>
+            </w:tcBorders>
+            <w:vAlign w:val="bottom"/>
+          </w:tcPr>
+          <w:p>
+            <w:pPr>
+              <w:spacing w:after="0" w:line="240" w:lineRule="auto"/>
+              <w:contextualSpacing/>
+              <w:jc w:val="center"/>
+              <w:rPr>
+                <w:rFonts w:ascii="Times New Roman" w:hAnsi="Times New Roman" w:cs="Times New Roman"/>
+                <w:sz w:val="24"/>
+                <w:szCs w:val="24"/>
+              </w:rPr>
+            </w:pPr>
+            <w:r>
+              <w:rPr>
+                <w:rFonts w:ascii="Times New Roman" w:hAnsi="Times New Roman" w:cs="Times New Roman"/>
+                <w:sz w:val="24"/>
+                <w:szCs w:val="24"/>
+              </w:rPr>
+              <w:t>06</w:t>
+            </w:r>
+            <w:r>
+              <w:rPr>
+                <w:rFonts w:ascii="Times New Roman" w:hAnsi="Times New Roman" w:cs="Times New Roman"/>
+                <w:sz w:val="24"/>
+                <w:szCs w:val="24"/>
+              </w:rPr>
+              <w:t>.12.202</w:t>
+            </w:r>
+            <w:r>
+              <w:rPr>
+                <w:rFonts w:ascii="Times New Roman" w:hAnsi="Times New Roman" w:cs="Times New Roman"/>
+                <w:sz w:val="24"/>
+                <w:szCs w:val="24"/>
+              </w:rPr>
+              <w:t>5</w:t>
+            </w:r>
+          </w:p>
+        </w:tc>
+      </w:tr>
+      <w:tr>
+        <w:trPr>
+          <w:gridAfter w:val="1"/>
+          <w:wAfter w:w="67" w:type="dxa"/>
+          <w:trHeight w:val="330"/>
+        </w:trPr>
+        <w:tc>
+          <w:tcPr>
+            <w:tcW w:w="1688" w:type="pct"/>
+            <w:gridSpan w:val="4"/>
+            <w:vAlign w:val="center"/>
+          </w:tcPr>
+          <w:p>
+            <w:pPr>
+              <w:spacing w:after="0" w:line="240" w:lineRule="auto"/>
+              <w:contextualSpacing/>
+              <w:rPr>
+                <w:rFonts w:ascii="Times New Roman" w:hAnsi="Times New Roman" w:cs="Times New Roman"/>
+                <w:sz w:val="24"/>
+                <w:szCs w:val="24"/>
+              </w:rPr>
+            </w:pPr>
+            <w:r>
+              <w:rPr>
+                <w:rFonts w:ascii="Times New Roman" w:hAnsi="Times New Roman" w:cs="Times New Roman"/>
+                <w:sz w:val="24"/>
+                <w:szCs w:val="24"/>
+              </w:rPr>
+              <w:t>Место прохождения практики</w:t>
+            </w:r>
+          </w:p>
+        </w:tc>
+        <w:tc>
+          <w:tcPr>
+            <w:tcW w:w="3277" w:type="pct"/>
+            <w:gridSpan w:val="6"/>
+            <w:tcBorders>
+              <w:top w:val="single" w:sz="4" w:space="0" w:color="auto"/>
+              <w:left w:val="none" w:sz="4" w:space="0" w:color="000000"/>
+              <w:bottom w:val="single" w:sz="4" w:space="0" w:color="auto"/>
+              <w:right w:val="none" w:sz="4" w:space="0" w:color="000000"/>
+            </w:tcBorders>
+            <w:vAlign w:val="bottom"/>
+          </w:tcPr>
+          <w:p>
+            <w:pPr>
+              <w:spacing w:after="0" w:line="240" w:lineRule="auto"/>
+              <w:contextualSpacing/>
+              <w:rPr>
+                <w:rFonts w:ascii="Times New Roman" w:hAnsi="Times New Roman" w:cs="Times New Roman"/>
+                <w:sz w:val="24"/>
+                <w:szCs w:val="24"/>
+              </w:rPr>
+            </w:pPr>
+            <w:r>
+              <w:rPr>
+                <w:rFonts w:ascii="Times New Roman" w:hAnsi="Times New Roman" w:cs="Times New Roman"/>
+                <w:sz w:val="24"/>
+                <w:szCs w:val="24"/>
+              </w:rPr>
+              <w:t xml:space="preserve">ФГБОУ ВО «Вятский государственный университет», Колледж </w:t>
+            </w:r>
+            <w:proofErr w:type="spellStart"/>
+            <w:r>
+              <w:rPr>
+                <w:rFonts w:ascii="Times New Roman" w:hAnsi="Times New Roman" w:cs="Times New Roman"/>
+                <w:sz w:val="24"/>
+                <w:szCs w:val="24"/>
+              </w:rPr>
+              <w:t>ВятГУ</w:t>
+            </w:r>
+            <w:proofErr w:type="spellEnd"/>
+          </w:p>
+        </w:tc>
+      </w:tr>
+      <w:tr>
+        <w:trPr>
+          <w:gridAfter w:val="2"/>
+          <w:wAfter w:w="80" w:type="dxa"/>
+          <w:trHeight w:val="377"/>
+        </w:trPr>
+        <w:tc>
+          <w:tcPr>
+            <w:tcW w:w="1116" w:type="pct"/>
+            <w:gridSpan w:val="2"/>
+            <w:vAlign w:val="center"/>
+          </w:tcPr>
+          <w:p>
+            <w:pPr>
+              <w:spacing w:after="0" w:line="240" w:lineRule="auto"/>
+              <w:contextualSpacing/>
+              <w:rPr>
+                <w:rFonts w:ascii="Times New Roman" w:hAnsi="Times New Roman" w:cs="Times New Roman"/>
+                <w:sz w:val="16"/>
+                <w:szCs w:val="16"/>
+              </w:rPr>
+            </w:pPr>
+          </w:p>
+        </w:tc>
+        <w:tc>
+          <w:tcPr>
+            <w:tcW w:w="3842" w:type="pct"/>
+            <w:gridSpan w:val="7"/>
+            <w:tcBorders>
+              <w:top w:val="single" w:sz="4" w:space="0" w:color="auto"/>
+              <w:left w:val="none" w:sz="4" w:space="0" w:color="000000"/>
+              <w:bottom w:val="none" w:sz="4" w:space="0" w:color="000000"/>
+              <w:right w:val="none" w:sz="4" w:space="0" w:color="000000"/>
+            </w:tcBorders>
+          </w:tcPr>
+          <w:p>
+            <w:pPr>
+              <w:spacing w:after="0" w:line="240" w:lineRule="auto"/>
+              <w:contextualSpacing/>
+              <w:jc w:val="center"/>
+              <w:rPr>
+                <w:rFonts w:ascii="Times New Roman" w:hAnsi="Times New Roman" w:cs="Times New Roman"/>
+                <w:sz w:val="16"/>
+                <w:szCs w:val="16"/>
+              </w:rPr>
+            </w:pPr>
+            <w:r>
+              <w:rPr>
+                <w:rFonts w:ascii="Times New Roman" w:hAnsi="Times New Roman" w:cs="Times New Roman"/>
+                <w:sz w:val="18"/>
+                <w:szCs w:val="18"/>
+              </w:rPr>
+              <w:t>(наименование организации, структурного подразделения организации)</w:t>
+            </w:r>
+          </w:p>
+        </w:tc>
+      </w:tr>
+      <w:tr>
+        <w:tblPrEx>
+          <w:tblBorders>
+            <w:top w:val="single" w:sz="4" w:space="0" w:color="000000"/>
+            <w:left w:val="single" w:sz="4" w:space="0" w:color="000000"/>
+            <w:bottom w:val="single" w:sz="4" w:space="0" w:color="000000"/>
+            <w:right w:val="single" w:sz="4" w:space="0" w:color="000000"/>
+            <w:insideH w:val="single" w:sz="4" w:space="0" w:color="000000"/>
+            <w:insideV w:val="single" w:sz="4" w:space="0" w:color="000000"/>
+          </w:tblBorders>
+        </w:tblPrEx>
+        <w:tc>
+          <w:tcPr>
+            <w:tcW w:w="226" w:type="pct"/>
+            <w:tcBorders>
+              <w:top w:val="single" w:sz="4" w:space="0" w:color="000000"/>
+              <w:left w:val="single" w:sz="4" w:space="0" w:color="000000"/>
+              <w:bottom w:val="single" w:sz="4" w:space="0" w:color="000000"/>
+              <w:right w:val="single" w:sz="4" w:space="0" w:color="000000"/>
+            </w:tcBorders>
+            <w:vAlign w:val="center"/>
+          </w:tcPr>
+          <w:p>
+            <w:pPr>
+              <w:widowControl w:val="0"/>
+              <w:spacing w:after="0" w:line="240" w:lineRule="auto"/>
+              <w:jc w:val="center"/>
+              <w:rPr>
+                <w:rFonts w:ascii="Times New Roman" w:eastAsia="Times New Roman" w:hAnsi="Times New Roman" w:cs="Times New Roman"/>
+                <w:lang w:eastAsia="zh-CN"/>
+              </w:rPr>
+            </w:pPr>
+          </w:p>
+          <w:p>
+            <w:pPr>
+              <w:widowControl w:val="0"/>
+              <w:spacing w:after="0" w:line="240" w:lineRule="auto"/>
+              <w:jc w:val="center"/>
+              <w:rPr>
+                <w:rFonts w:ascii="Times New Roman" w:eastAsia="Times New Roman" w:hAnsi="Times New Roman" w:cs="Times New Roman"/>
+                <w:lang w:eastAsia="zh-CN"/>
+              </w:rPr>
+            </w:pPr>
+            <w:r>
+              <w:rPr>
+                <w:rFonts w:ascii="Times New Roman" w:eastAsia="Times New Roman" w:hAnsi="Times New Roman" w:cs="Times New Roman"/>
+                <w:lang w:eastAsia="zh-CN"/>
+              </w:rPr>
+              <w:t>№</w:t>
+            </w:r>
+          </w:p>
+        </w:tc>
+        <w:tc>
+          <w:tcPr>
+            <w:tcW w:w="3405" w:type="pct"/>
+            <w:gridSpan w:val="6"/>
+            <w:tcBorders>
+              <w:top w:val="single" w:sz="4" w:space="0" w:color="000000"/>
+              <w:left w:val="single" w:sz="4" w:space="0" w:color="000000"/>
+              <w:bottom w:val="single" w:sz="4" w:space="0" w:color="000000"/>
+              <w:right w:val="single" w:sz="4" w:space="0" w:color="000000"/>
+            </w:tcBorders>
+            <w:vAlign w:val="center"/>
+          </w:tcPr>
+          <w:p>
+            <w:pPr>
+              <w:widowControl w:val="0"/>
+              <w:spacing w:after="0" w:line="240" w:lineRule="auto"/>
+              <w:jc w:val="center"/>
+              <w:rPr>
+                <w:rFonts w:ascii="Times New Roman" w:eastAsia="Times New Roman" w:hAnsi="Times New Roman" w:cs="Times New Roman"/>
+                <w:lang w:eastAsia="zh-CN"/>
+              </w:rPr>
+            </w:pPr>
+            <w:r>
+              <w:rPr>
+                <w:rFonts w:ascii="Times New Roman" w:eastAsia="Times New Roman" w:hAnsi="Times New Roman" w:cs="Times New Roman"/>
+                <w:lang w:eastAsia="zh-CN"/>
+              </w:rPr>
+              <w:t>Виды работ, выполняемых обучающимися во время практики</w:t>
+            </w:r>
+          </w:p>
+        </w:tc>
+        <w:tc>
+          <w:tcPr>
+            <w:tcW w:w="446" w:type="pct"/>
+            <w:tcBorders>
+              <w:top w:val="single" w:sz="4" w:space="0" w:color="000000"/>
+              <w:left w:val="single" w:sz="4" w:space="0" w:color="000000"/>
+              <w:bottom w:val="single" w:sz="4" w:space="0" w:color="000000"/>
+              <w:right w:val="single" w:sz="4" w:space="0" w:color="000000"/>
+            </w:tcBorders>
+            <w:vAlign w:val="center"/>
+          </w:tcPr>
+          <w:p>
+            <w:pPr>
+              <w:widowControl w:val="0"/>
+              <w:spacing w:after="0" w:line="240" w:lineRule="auto"/>
+              <w:jc w:val="center"/>
+              <w:rPr>
+                <w:rFonts w:ascii="Times New Roman" w:eastAsia="Times New Roman" w:hAnsi="Times New Roman" w:cs="Times New Roman"/>
+                <w:spacing w:val="-6"/>
+                <w:lang w:eastAsia="zh-CN"/>
+              </w:rPr>
+            </w:pPr>
+            <w:r>
+              <w:rPr>
+                <w:rFonts w:ascii="Times New Roman" w:eastAsia="Times New Roman" w:hAnsi="Times New Roman" w:cs="Times New Roman"/>
+                <w:spacing w:val="-6"/>
+                <w:lang w:eastAsia="zh-CN"/>
+              </w:rPr>
+              <w:t>Объем работ (час)</w:t>
+            </w:r>
+          </w:p>
+        </w:tc>
+        <w:tc>
+          <w:tcPr>
+            <w:tcW w:w="924" w:type="pct"/>
+            <w:gridSpan w:val="3"/>
+            <w:tcBorders>
+              <w:top w:val="single" w:sz="4" w:space="0" w:color="000000"/>
+              <w:left w:val="single" w:sz="4" w:space="0" w:color="000000"/>
+              <w:bottom w:val="single" w:sz="4" w:space="0" w:color="000000"/>
+              <w:right w:val="single" w:sz="4" w:space="0" w:color="000000"/>
+            </w:tcBorders>
+          </w:tcPr>
+          <w:p>
+            <w:pPr>
+              <w:widowControl w:val="0"/>
+              <w:spacing w:after="0" w:line="240" w:lineRule="auto"/>
+              <w:jc w:val="center"/>
+              <w:rPr>
+                <w:rFonts w:ascii="Times New Roman" w:eastAsia="Times New Roman" w:hAnsi="Times New Roman" w:cs="Times New Roman"/>
+                <w:spacing w:val="-6"/>
+                <w:lang w:eastAsia="zh-CN"/>
+              </w:rPr>
+            </w:pPr>
+            <w:r>
+              <w:rPr>
+                <w:rFonts w:ascii="Times New Roman" w:eastAsia="Times New Roman" w:hAnsi="Times New Roman" w:cs="Times New Roman"/>
+                <w:spacing w:val="-6"/>
+                <w:lang w:eastAsia="zh-CN"/>
+              </w:rPr>
+              <w:t>Формируемые компетенции</w:t>
+            </w:r>
+          </w:p>
+        </w:tc>
+      </w:tr>
+      <w:tr>
+        <w:tblPrEx>
+          <w:tblBorders>
+            <w:top w:val="single" w:sz="4" w:space="0" w:color="000000"/>
+            <w:left w:val="single" w:sz="4" w:space="0" w:color="000000"/>
+            <w:bottom w:val="single" w:sz="4" w:space="0" w:color="000000"/>
+            <w:right w:val="single" w:sz="4" w:space="0" w:color="000000"/>
+            <w:insideH w:val="single" w:sz="4" w:space="0" w:color="000000"/>
+            <w:insideV w:val="single" w:sz="4" w:space="0" w:color="000000"/>
+          </w:tblBorders>
+        </w:tblPrEx>
+        <w:tc>
+          <w:tcPr>
+            <w:tcW w:w="226" w:type="pct"/>
+            <w:tcBorders>
+              <w:top w:val="single" w:sz="4" w:space="0" w:color="000000"/>
+              <w:left w:val="single" w:sz="4" w:space="0" w:color="000000"/>
+              <w:bottom w:val="single" w:sz="4" w:space="0" w:color="000000"/>
+              <w:right w:val="single" w:sz="4" w:space="0" w:color="000000"/>
+            </w:tcBorders>
+          </w:tcPr>
+          <w:p>
+            <w:pPr>
+              <w:widowControl w:val="0"/>
+              <w:spacing w:after="0" w:line="240" w:lineRule="auto"/>
+              <w:jc w:val="center"/>
+              <w:rPr>
+                <w:rFonts w:ascii="Times New Roman" w:eastAsia="Times New Roman" w:hAnsi="Times New Roman" w:cs="Times New Roman"/>
+                <w:lang w:eastAsia="zh-CN"/>
+              </w:rPr>
+            </w:pPr>
+            <w:r>
+              <w:rPr>
+                <w:rFonts w:ascii="Times New Roman" w:eastAsia="Times New Roman" w:hAnsi="Times New Roman" w:cs="Times New Roman"/>
+                <w:lang w:eastAsia="zh-CN"/>
+              </w:rPr>
+              <w:t>1</w:t>
+            </w:r>
+          </w:p>
+        </w:tc>
+        <w:tc>
+          <w:tcPr>
+            <w:tcW w:w="3405" w:type="pct"/>
+            <w:gridSpan w:val="6"/>
+            <w:tcBorders>
+              <w:top w:val="single" w:sz="4" w:space="0" w:color="000000"/>
+              <w:left w:val="single" w:sz="4" w:space="0" w:color="000000"/>
+              <w:bottom w:val="single" w:sz="4" w:space="0" w:color="000000"/>
+              <w:right w:val="single" w:sz="4" w:space="0" w:color="000000"/>
+            </w:tcBorders>
+          </w:tcPr>
+          <w:p>
+            <w:pPr>
+              <w:widowControl w:val="0"/>
+              <w:spacing w:after="0" w:line="240" w:lineRule="auto"/>
+              <w:rPr>
+                <w:rFonts w:ascii="Times New Roman" w:eastAsia="Times New Roman" w:hAnsi="Times New Roman" w:cs="Times New Roman"/>
+                <w:lang w:eastAsia="zh-CN"/>
+              </w:rPr>
+            </w:pPr>
+            <w:r>
+              <w:rPr>
+                <w:rFonts w:ascii="Times New Roman" w:hAnsi="Times New Roman" w:cs="Times New Roman"/>
+              </w:rPr>
+              <w:t>Пройти инструктаж по ознакомлению с правилами внутреннего трудового распорядка, охраны труда, техники безопасности, противопожарной безопасности, санитарно-эпидемиологическими правилами и гигиеническими нормативами, а также вводный инструктаж и инструктаж на рабочем месте</w:t>
+            </w:r>
+          </w:p>
+        </w:tc>
+        <w:tc>
+          <w:tcPr>
+            <w:tcW w:w="446" w:type="pct"/>
+            <w:tcBorders>
+              <w:top w:val="single" w:sz="4" w:space="0" w:color="000000"/>
+              <w:left w:val="single" w:sz="4" w:space="0" w:color="000000"/>
+              <w:bottom w:val="single" w:sz="4" w:space="0" w:color="000000"/>
+              <w:right w:val="single" w:sz="4" w:space="0" w:color="000000"/>
+            </w:tcBorders>
+          </w:tcPr>
+          <w:p>
+            <w:pPr>
+              <w:widowControl w:val="0"/>
+              <w:spacing w:after="0" w:line="240" w:lineRule="auto"/>
+              <w:jc w:val="center"/>
+              <w:rPr>
+                <w:rFonts w:ascii="Times New Roman" w:eastAsia="Times New Roman" w:hAnsi="Times New Roman" w:cs="Times New Roman"/>
+                <w:lang w:eastAsia="zh-CN"/>
+              </w:rPr>
+            </w:pPr>
+            <w:r>
+              <w:rPr>
+                <w:rFonts w:ascii="Times New Roman" w:eastAsia="Times New Roman" w:hAnsi="Times New Roman" w:cs="Times New Roman"/>
+                <w:lang w:eastAsia="zh-CN"/>
+              </w:rPr>
+              <w:t>2</w:t>
+            </w:r>
+          </w:p>
+        </w:tc>
+        <w:tc>
+          <w:tcPr>
+            <w:tcW w:w="924" w:type="pct"/>
+            <w:gridSpan w:val="3"/>
+            <w:tcBorders>
+              <w:top w:val="single" w:sz="4" w:space="0" w:color="000000"/>
+              <w:left w:val="single" w:sz="4" w:space="0" w:color="000000"/>
+              <w:bottom w:val="single" w:sz="4" w:space="0" w:color="000000"/>
+              <w:right w:val="single" w:sz="4" w:space="0" w:color="000000"/>
+            </w:tcBorders>
+          </w:tcPr>
+          <w:p>
+            <w:pPr>
+              <w:widowControl w:val="0"/>
+              <w:spacing w:after="0" w:line="240" w:lineRule="auto"/>
+              <w:jc w:val="center"/>
+              <w:rPr>
+                <w:rFonts w:ascii="Times New Roman" w:eastAsia="Times New Roman" w:hAnsi="Times New Roman" w:cs="Times New Roman"/>
+                <w:lang w:eastAsia="zh-CN"/>
+              </w:rPr>
+            </w:pPr>
+            <w:r>
+              <w:rPr>
+                <w:rFonts w:ascii="Times New Roman" w:eastAsia="Times New Roman" w:hAnsi="Times New Roman" w:cs="Times New Roman"/>
+                <w:lang w:eastAsia="zh-CN"/>
+              </w:rPr>
+              <w:t>-</w:t>
+            </w:r>
+          </w:p>
+        </w:tc>
+      </w:tr>
+      <w:tr>
+        <w:tblPrEx>
+          <w:tblBorders>
+            <w:top w:val="single" w:sz="4" w:space="0" w:color="000000"/>
+            <w:left w:val="single" w:sz="4" w:space="0" w:color="000000"/>
+            <w:bottom w:val="single" w:sz="4" w:space="0" w:color="000000"/>
+            <w:right w:val="single" w:sz="4" w:space="0" w:color="000000"/>
+            <w:insideH w:val="single" w:sz="4" w:space="0" w:color="000000"/>
+            <w:insideV w:val="single" w:sz="4" w:space="0" w:color="000000"/>
+          </w:tblBorders>
+        </w:tblPrEx>
+        <w:tc>
+          <w:tcPr>
+            <w:tcW w:w="226" w:type="pct"/>
+            <w:tcBorders>
+              <w:top w:val="single" w:sz="4" w:space="0" w:color="000000"/>
+              <w:left w:val="single" w:sz="4" w:space="0" w:color="000000"/>
+              <w:bottom w:val="single" w:sz="4" w:space="0" w:color="000000"/>
+              <w:right w:val="single" w:sz="4" w:space="0" w:color="000000"/>
+            </w:tcBorders>
+          </w:tcPr>
+          <w:p>
+            <w:pPr>
+              <w:jc w:val="center"/>
+              <w:rPr>
+                <w:rFonts w:ascii="Times New Roman" w:eastAsia="Times New Roman" w:hAnsi="Times New Roman" w:cs="Times New Roman"/>
+                <w:lang w:eastAsia="zh-CN"/>
+              </w:rPr>
+            </w:pPr>
+            <w:r>
+              <w:rPr>
+                <w:rFonts w:ascii="Times New Roman" w:eastAsia="Times New Roman" w:hAnsi="Times New Roman" w:cs="Times New Roman"/>
+                <w:lang w:eastAsia="zh-CN"/>
+              </w:rPr>
+              <w:t>2</w:t>
+            </w:r>
+          </w:p>
+        </w:tc>
+        <w:tc>
+          <w:tcPr>
+            <w:tcW w:w="3405" w:type="pct"/>
+            <w:gridSpan w:val="6"/>
+            <w:tcBorders>
+              <w:top w:val="single" w:sz="4" w:space="0" w:color="000000"/>
+              <w:left w:val="single" w:sz="4" w:space="0" w:color="000000"/>
+              <w:bottom w:val="single" w:sz="4" w:space="0" w:color="000000"/>
+              <w:right w:val="single" w:sz="4" w:space="0" w:color="000000"/>
+            </w:tcBorders>
+          </w:tcPr>
+          <w:p>
+            <w:pPr>
+              <w:widowControl w:val="0"/>
+              <w:shd w:val="clear" w:color="auto" w:fill="FFFFFF"/>
+              <w:spacing w:after="0" w:line="240" w:lineRule="auto"/>
+              <w:rPr>
+                <w:rFonts w:ascii="Times New Roman" w:eastAsia="Times New Roman" w:hAnsi="Times New Roman" w:cs="Times New Roman"/>
+                <w:color w:val="000000"/>
+              </w:rPr>
+            </w:pPr>
+            <w:r>
+              <w:rPr>
+                <w:rFonts w:ascii="Times New Roman" w:eastAsia="Times New Roman" w:hAnsi="Times New Roman" w:cs="Times New Roman"/>
+                <w:color w:val="000000"/>
+              </w:rPr>
+              <w:t>Настройка рабочего окружения</w:t>
+            </w:r>
+          </w:p>
+        </w:tc>
+        <w:tc>
+          <w:tcPr>
+            <w:tcW w:w="446" w:type="pct"/>
+            <w:tcBorders>
+              <w:top w:val="single" w:sz="4" w:space="0" w:color="000000"/>
+              <w:left w:val="single" w:sz="4" w:space="0" w:color="000000"/>
+              <w:bottom w:val="single" w:sz="4" w:space="0" w:color="000000"/>
+              <w:right w:val="single" w:sz="4" w:space="0" w:color="000000"/>
+            </w:tcBorders>
+          </w:tcPr>
+          <w:p>
+            <w:pPr>
+              <w:widowControl w:val="0"/>
+              <w:spacing w:after="0" w:line="240" w:lineRule="auto"/>
+              <w:jc w:val="center"/>
+              <w:rPr>
+                <w:rFonts w:ascii="Times New Roman" w:eastAsia="Times New Roman" w:hAnsi="Times New Roman" w:cs="Times New Roman"/>
+                <w:color w:val="000000"/>
+              </w:rPr>
+            </w:pPr>
+            <w:r>
+              <w:rPr>
+                <w:rFonts w:ascii="Times New Roman" w:eastAsia="Times New Roman" w:hAnsi="Times New Roman" w:cs="Times New Roman"/>
+                <w:color w:val="000000"/>
+              </w:rPr>
+              <w:t>8</w:t>
+            </w:r>
+          </w:p>
+        </w:tc>
+        <w:tc>
+          <w:tcPr>
+            <w:tcW w:w="924" w:type="pct"/>
+            <w:gridSpan w:val="3"/>
+            <w:tcBorders>
+              <w:top w:val="single" w:sz="4" w:space="0" w:color="000000"/>
+              <w:left w:val="single" w:sz="4" w:space="0" w:color="000000"/>
+              <w:bottom w:val="single" w:sz="4" w:space="0" w:color="000000"/>
+              <w:right w:val="single" w:sz="4" w:space="0" w:color="000000"/>
+            </w:tcBorders>
+          </w:tcPr>
+          <w:p>
+            <w:pPr>
+              <w:widowControl w:val="0"/>
+              <w:spacing w:after="0" w:line="240" w:lineRule="auto"/>
+              <w:jc w:val="center"/>
+              <w:rPr>
+                <w:rFonts w:ascii="Times New Roman" w:eastAsia="Times New Roman" w:hAnsi="Times New Roman" w:cs="Times New Roman"/>
+                <w:lang w:eastAsia="zh-CN"/>
+              </w:rPr>
+            </w:pPr>
+            <w:r>
+              <w:rPr>
+                <w:rFonts w:ascii="Times New Roman" w:eastAsia="Times New Roman" w:hAnsi="Times New Roman" w:cs="Times New Roman"/>
+                <w:lang w:eastAsia="zh-CN"/>
+              </w:rPr>
+              <w:t>ПК6.5, ОК3, ОК6, ОК7, ОК9</w:t>
+            </w:r>
+          </w:p>
+        </w:tc>
+      </w:tr>
+      <w:tr>
+        <w:tblPrEx>
+          <w:tblBorders>
+            <w:top w:val="single" w:sz="4" w:space="0" w:color="000000"/>
+            <w:left w:val="single" w:sz="4" w:space="0" w:color="000000"/>
+            <w:bottom w:val="single" w:sz="4" w:space="0" w:color="000000"/>
+            <w:right w:val="single" w:sz="4" w:space="0" w:color="000000"/>
+            <w:insideH w:val="single" w:sz="4" w:space="0" w:color="000000"/>
+            <w:insideV w:val="single" w:sz="4" w:space="0" w:color="000000"/>
+          </w:tblBorders>
+        </w:tblPrEx>
+        <w:tc>
+          <w:tcPr>
+            <w:tcW w:w="226" w:type="pct"/>
+            <w:tcBorders>
+              <w:top w:val="single" w:sz="4" w:space="0" w:color="000000"/>
+              <w:left w:val="single" w:sz="4" w:space="0" w:color="000000"/>
+              <w:bottom w:val="single" w:sz="4" w:space="0" w:color="000000"/>
+              <w:right w:val="single" w:sz="4" w:space="0" w:color="000000"/>
+            </w:tcBorders>
+          </w:tcPr>
+          <w:p>
+            <w:pPr>
+              <w:jc w:val="center"/>
+              <w:rPr>
+                <w:rFonts w:ascii="Times New Roman" w:eastAsia="Times New Roman" w:hAnsi="Times New Roman" w:cs="Times New Roman"/>
+                <w:lang w:eastAsia="zh-CN"/>
+              </w:rPr>
+            </w:pPr>
+            <w:r>
+              <w:rPr>
+                <w:rFonts w:ascii="Times New Roman" w:eastAsia="Times New Roman" w:hAnsi="Times New Roman" w:cs="Times New Roman"/>
+                <w:lang w:eastAsia="zh-CN"/>
+              </w:rPr>
+              <w:t>3</w:t>
+            </w:r>
+          </w:p>
+        </w:tc>
+        <w:tc>
+          <w:tcPr>
+            <w:tcW w:w="3405" w:type="pct"/>
+            <w:gridSpan w:val="6"/>
+            <w:tcBorders>
+              <w:top w:val="single" w:sz="4" w:space="0" w:color="000000"/>
+              <w:left w:val="single" w:sz="4" w:space="0" w:color="000000"/>
+              <w:bottom w:val="single" w:sz="4" w:space="0" w:color="000000"/>
+              <w:right w:val="single" w:sz="4" w:space="0" w:color="000000"/>
+            </w:tcBorders>
+          </w:tcPr>
+          <w:p>
+            <w:pPr>
+              <w:widowControl w:val="0"/>
+              <w:shd w:val="clear" w:color="auto" w:fill="FFFFFF"/>
+              <w:spacing w:after="0" w:line="240" w:lineRule="auto"/>
+              <w:rPr>
+                <w:rFonts w:ascii="Times New Roman" w:eastAsia="Times New Roman" w:hAnsi="Times New Roman" w:cs="Times New Roman"/>
+                <w:color w:val="000000"/>
+              </w:rPr>
+            </w:pPr>
+            <w:r>
+              <w:rPr>
+                <w:rFonts w:ascii="Times New Roman" w:eastAsia="Times New Roman" w:hAnsi="Times New Roman" w:cs="Times New Roman"/>
+                <w:color w:val="000000"/>
+              </w:rPr>
+              <w:t>Решение набора алгоритмических задач</w:t>
+            </w:r>
+          </w:p>
+        </w:tc>
+        <w:tc>
+          <w:tcPr>
+            <w:tcW w:w="446" w:type="pct"/>
+            <w:tcBorders>
+              <w:top w:val="single" w:sz="4" w:space="0" w:color="000000"/>
+              <w:left w:val="single" w:sz="4" w:space="0" w:color="000000"/>
+              <w:bottom w:val="single" w:sz="4" w:space="0" w:color="000000"/>
+              <w:right w:val="single" w:sz="4" w:space="0" w:color="000000"/>
+            </w:tcBorders>
+          </w:tcPr>
+          <w:p>
+            <w:pPr>
+              <w:widowControl w:val="0"/>
+              <w:spacing w:after="0" w:line="240" w:lineRule="auto"/>
+              <w:jc w:val="center"/>
+              <w:rPr>
+                <w:rFonts w:ascii="Times New Roman" w:eastAsia="Times New Roman" w:hAnsi="Times New Roman" w:cs="Times New Roman"/>
+                <w:color w:val="000000"/>
+              </w:rPr>
+            </w:pPr>
+            <w:r>
+              <w:rPr>
+                <w:rFonts w:ascii="Times New Roman" w:eastAsia="Times New Roman" w:hAnsi="Times New Roman" w:cs="Times New Roman"/>
+                <w:color w:val="000000"/>
+              </w:rPr>
+              <w:t>34</w:t>
+            </w:r>
+          </w:p>
+        </w:tc>
+        <w:tc>
+          <w:tcPr>
+            <w:tcW w:w="924" w:type="pct"/>
+            <w:gridSpan w:val="3"/>
+            <w:tcBorders>
+              <w:top w:val="single" w:sz="4" w:space="0" w:color="000000"/>
+              <w:left w:val="single" w:sz="4" w:space="0" w:color="000000"/>
+              <w:bottom w:val="single" w:sz="4" w:space="0" w:color="000000"/>
+              <w:right w:val="single" w:sz="4" w:space="0" w:color="000000"/>
+            </w:tcBorders>
+          </w:tcPr>
+          <w:p>
+            <w:pPr>
+              <w:widowControl w:val="0"/>
+              <w:spacing w:after="0" w:line="240" w:lineRule="auto"/>
+              <w:jc w:val="center"/>
+              <w:rPr>
+                <w:rFonts w:ascii="Times New Roman" w:eastAsia="Times New Roman" w:hAnsi="Times New Roman" w:cs="Times New Roman"/>
+                <w:lang w:eastAsia="zh-CN"/>
+              </w:rPr>
+            </w:pPr>
+            <w:r>
+              <w:rPr>
+                <w:rFonts w:ascii="Times New Roman" w:eastAsia="Times New Roman" w:hAnsi="Times New Roman" w:cs="Times New Roman"/>
+                <w:lang w:eastAsia="zh-CN"/>
+              </w:rPr>
+              <w:t>ПК6.1, ПК6.7, ОК1, ОК2, ОК4, ОК8, ОК9</w:t>
+            </w:r>
+          </w:p>
+        </w:tc>
+      </w:tr>
+      <w:tr>
+        <w:tblPrEx>
+          <w:tblBorders>
+            <w:top w:val="single" w:sz="4" w:space="0" w:color="000000"/>
+            <w:left w:val="single" w:sz="4" w:space="0" w:color="000000"/>
+            <w:bottom w:val="single" w:sz="4" w:space="0" w:color="000000"/>
+            <w:right w:val="single" w:sz="4" w:space="0" w:color="000000"/>
+            <w:insideH w:val="single" w:sz="4" w:space="0" w:color="000000"/>
+            <w:insideV w:val="single" w:sz="4" w:space="0" w:color="000000"/>
+          </w:tblBorders>
+        </w:tblPrEx>
+        <w:tc>
+          <w:tcPr>
+            <w:tcW w:w="226" w:type="pct"/>
+            <w:tcBorders>
+              <w:top w:val="single" w:sz="4" w:space="0" w:color="000000"/>
+              <w:left w:val="single" w:sz="4" w:space="0" w:color="000000"/>
+              <w:bottom w:val="single" w:sz="4" w:space="0" w:color="000000"/>
+              <w:right w:val="single" w:sz="4" w:space="0" w:color="000000"/>
+            </w:tcBorders>
+          </w:tcPr>
+          <w:p>
+            <w:pPr>
+              <w:jc w:val="center"/>
+              <w:rPr>
+                <w:rFonts w:ascii="Times New Roman" w:eastAsia="Times New Roman" w:hAnsi="Times New Roman" w:cs="Times New Roman"/>
+                <w:lang w:eastAsia="zh-CN"/>
+              </w:rPr>
+            </w:pPr>
+            <w:r>
+              <w:rPr>
+                <w:rFonts w:ascii="Times New Roman" w:eastAsia="Times New Roman" w:hAnsi="Times New Roman" w:cs="Times New Roman"/>
+                <w:lang w:eastAsia="zh-CN"/>
+              </w:rPr>
+              <w:t>4</w:t>
+            </w:r>
+          </w:p>
+        </w:tc>
+        <w:tc>
+          <w:tcPr>
+            <w:tcW w:w="3405" w:type="pct"/>
+            <w:gridSpan w:val="6"/>
+            <w:tcBorders>
+              <w:top w:val="single" w:sz="4" w:space="0" w:color="000000"/>
+              <w:left w:val="single" w:sz="4" w:space="0" w:color="000000"/>
+              <w:bottom w:val="single" w:sz="4" w:space="0" w:color="000000"/>
+              <w:right w:val="single" w:sz="4" w:space="0" w:color="000000"/>
+            </w:tcBorders>
+          </w:tcPr>
+          <w:p>
+            <w:pPr>
+              <w:widowControl w:val="0"/>
+              <w:spacing w:after="0" w:line="240" w:lineRule="auto"/>
+              <w:rPr>
+                <w:rFonts w:ascii="Times New Roman" w:eastAsia="Times New Roman" w:hAnsi="Times New Roman" w:cs="Times New Roman"/>
+                <w:color w:val="000000"/>
+              </w:rPr>
+            </w:pPr>
+            <w:r>
+              <w:rPr>
+                <w:rFonts w:ascii="Times New Roman" w:eastAsia="Times New Roman" w:hAnsi="Times New Roman" w:cs="Times New Roman"/>
+                <w:color w:val="000000"/>
+              </w:rPr>
+              <w:t>Тестирование и отладка полученного кода</w:t>
+            </w:r>
+          </w:p>
+        </w:tc>
+        <w:tc>
+          <w:tcPr>
+            <w:tcW w:w="446" w:type="pct"/>
+            <w:tcBorders>
+              <w:top w:val="single" w:sz="4" w:space="0" w:color="000000"/>
+              <w:left w:val="single" w:sz="4" w:space="0" w:color="000000"/>
+              <w:bottom w:val="single" w:sz="4" w:space="0" w:color="000000"/>
+              <w:right w:val="single" w:sz="4" w:space="0" w:color="000000"/>
+            </w:tcBorders>
+          </w:tcPr>
+          <w:p>
+            <w:pPr>
+              <w:widowControl w:val="0"/>
+              <w:spacing w:after="0" w:line="240" w:lineRule="auto"/>
+              <w:jc w:val="center"/>
+              <w:rPr>
+                <w:rFonts w:ascii="Times New Roman" w:eastAsia="Times New Roman" w:hAnsi="Times New Roman" w:cs="Times New Roman"/>
+                <w:color w:val="000000"/>
+              </w:rPr>
+            </w:pPr>
+            <w:r>
+              <w:rPr>
+                <w:rFonts w:ascii="Times New Roman" w:eastAsia="Times New Roman" w:hAnsi="Times New Roman" w:cs="Times New Roman"/>
+                <w:color w:val="000000"/>
+              </w:rPr>
+              <w:t>16</w:t>
+            </w:r>
+          </w:p>
+        </w:tc>
+        <w:tc>
+          <w:tcPr>
+            <w:tcW w:w="924" w:type="pct"/>
+            <w:gridSpan w:val="3"/>
+            <w:tcBorders>
+              <w:top w:val="single" w:sz="4" w:space="0" w:color="000000"/>
+              <w:left w:val="single" w:sz="4" w:space="0" w:color="000000"/>
+              <w:bottom w:val="single" w:sz="4" w:space="0" w:color="000000"/>
+              <w:right w:val="single" w:sz="4" w:space="0" w:color="000000"/>
+            </w:tcBorders>
+          </w:tcPr>
+          <w:p>
+            <w:pPr>
+              <w:widowControl w:val="0"/>
+              <w:spacing w:after="0" w:line="240" w:lineRule="auto"/>
+              <w:jc w:val="center"/>
+              <w:rPr>
+                <w:rFonts w:ascii="Times New Roman" w:eastAsia="Times New Roman" w:hAnsi="Times New Roman" w:cs="Times New Roman"/>
+                <w:lang w:eastAsia="zh-CN"/>
+              </w:rPr>
+            </w:pPr>
+            <w:r>
+              <w:rPr>
+                <w:rFonts w:ascii="Times New Roman" w:eastAsia="Times New Roman" w:hAnsi="Times New Roman" w:cs="Times New Roman"/>
+                <w:lang w:eastAsia="zh-CN"/>
+              </w:rPr>
+              <w:t>ПК6.2, ПК6.4, ОК2, ОК9</w:t>
+            </w:r>
+          </w:p>
+        </w:tc>
+      </w:tr>
+      <w:tr>
+        <w:tblPrEx>
+          <w:tblBorders>
+            <w:top w:val="single" w:sz="4" w:space="0" w:color="000000"/>
+            <w:left w:val="single" w:sz="4" w:space="0" w:color="000000"/>
+            <w:bottom w:val="single" w:sz="4" w:space="0" w:color="000000"/>
+            <w:right w:val="single" w:sz="4" w:space="0" w:color="000000"/>
+            <w:insideH w:val="single" w:sz="4" w:space="0" w:color="000000"/>
+            <w:insideV w:val="single" w:sz="4" w:space="0" w:color="000000"/>
+          </w:tblBorders>
+        </w:tblPrEx>
+        <w:tc>
+          <w:tcPr>
+            <w:tcW w:w="226" w:type="pct"/>
+            <w:tcBorders>
+              <w:top w:val="single" w:sz="4" w:space="0" w:color="000000"/>
+              <w:left w:val="single" w:sz="4" w:space="0" w:color="000000"/>
+              <w:bottom w:val="single" w:sz="4" w:space="0" w:color="000000"/>
+              <w:right w:val="single" w:sz="4" w:space="0" w:color="000000"/>
+            </w:tcBorders>
+          </w:tcPr>
+          <w:p>
+            <w:pPr>
+              <w:jc w:val="center"/>
+              <w:rPr>
+                <w:rFonts w:ascii="Times New Roman" w:eastAsia="Times New Roman" w:hAnsi="Times New Roman" w:cs="Times New Roman"/>
+                <w:lang w:eastAsia="zh-CN"/>
+              </w:rPr>
+            </w:pPr>
+            <w:r>
+              <w:rPr>
+                <w:rFonts w:ascii="Times New Roman" w:eastAsia="Times New Roman" w:hAnsi="Times New Roman" w:cs="Times New Roman"/>
+                <w:lang w:eastAsia="zh-CN"/>
+              </w:rPr>
+              <w:t>5</w:t>
+            </w:r>
+          </w:p>
+        </w:tc>
+        <w:tc>
+          <w:tcPr>
+            <w:tcW w:w="3405" w:type="pct"/>
+            <w:gridSpan w:val="6"/>
+            <w:tcBorders>
+              <w:top w:val="single" w:sz="4" w:space="0" w:color="000000"/>
+              <w:left w:val="single" w:sz="4" w:space="0" w:color="000000"/>
+              <w:bottom w:val="single" w:sz="4" w:space="0" w:color="000000"/>
+              <w:right w:val="single" w:sz="4" w:space="0" w:color="000000"/>
+            </w:tcBorders>
+          </w:tcPr>
+          <w:p>
+            <w:pPr>
+              <w:widowControl w:val="0"/>
+              <w:shd w:val="clear" w:color="auto" w:fill="FFFFFF"/>
+              <w:spacing w:after="0" w:line="240" w:lineRule="auto"/>
+              <w:rPr>
+                <w:rFonts w:ascii="Times New Roman" w:eastAsia="Times New Roman" w:hAnsi="Times New Roman" w:cs="Times New Roman"/>
+                <w:color w:val="000000"/>
+              </w:rPr>
+            </w:pPr>
+            <w:r>
+              <w:rPr>
+                <w:rFonts w:ascii="Times New Roman" w:eastAsia="Times New Roman" w:hAnsi="Times New Roman" w:cs="Times New Roman"/>
+                <w:color w:val="000000"/>
+              </w:rPr>
+              <w:t>Подготовка отчетной документации, включая детальное описание разработанных и использованных алгоритмов</w:t>
+            </w:r>
+          </w:p>
+        </w:tc>
+        <w:tc>
+          <w:tcPr>
+            <w:tcW w:w="446" w:type="pct"/>
+            <w:tcBorders>
+              <w:top w:val="single" w:sz="4" w:space="0" w:color="000000"/>
+              <w:left w:val="single" w:sz="4" w:space="0" w:color="000000"/>
+              <w:bottom w:val="single" w:sz="4" w:space="0" w:color="000000"/>
+              <w:right w:val="single" w:sz="4" w:space="0" w:color="000000"/>
+            </w:tcBorders>
+          </w:tcPr>
+          <w:p>
+            <w:pPr>
+              <w:widowControl w:val="0"/>
+              <w:spacing w:after="0" w:line="240" w:lineRule="auto"/>
+              <w:jc w:val="center"/>
+              <w:rPr>
+                <w:rFonts w:ascii="Times New Roman" w:eastAsia="Times New Roman" w:hAnsi="Times New Roman" w:cs="Times New Roman"/>
+                <w:color w:val="000000"/>
+              </w:rPr>
+            </w:pPr>
+            <w:r>
+              <w:rPr>
+                <w:rFonts w:ascii="Times New Roman" w:eastAsia="Times New Roman" w:hAnsi="Times New Roman" w:cs="Times New Roman"/>
+                <w:color w:val="000000"/>
+              </w:rPr>
+              <w:t>10</w:t>
+            </w:r>
+          </w:p>
+        </w:tc>
+        <w:tc>
+          <w:tcPr>
+            <w:tcW w:w="924" w:type="pct"/>
+            <w:gridSpan w:val="3"/>
+            <w:tcBorders>
+              <w:top w:val="single" w:sz="4" w:space="0" w:color="000000"/>
+              <w:left w:val="single" w:sz="4" w:space="0" w:color="000000"/>
+              <w:bottom w:val="single" w:sz="4" w:space="0" w:color="000000"/>
+              <w:right w:val="single" w:sz="4" w:space="0" w:color="000000"/>
+            </w:tcBorders>
+          </w:tcPr>
+          <w:p>
+            <w:pPr>
+              <w:widowControl w:val="0"/>
+              <w:spacing w:after="0" w:line="240" w:lineRule="auto"/>
+              <w:jc w:val="center"/>
+              <w:rPr>
+                <w:rFonts w:ascii="Times New Roman" w:eastAsia="Times New Roman" w:hAnsi="Times New Roman" w:cs="Times New Roman"/>
+                <w:lang w:eastAsia="zh-CN"/>
+              </w:rPr>
+            </w:pPr>
+            <w:r>
+              <w:rPr>
+                <w:rFonts w:ascii="Times New Roman" w:eastAsia="Times New Roman" w:hAnsi="Times New Roman" w:cs="Times New Roman"/>
+                <w:lang w:eastAsia="zh-CN"/>
+              </w:rPr>
+              <w:t>ПК6.3, ОК9, ОК10, ОК11</w:t>
+            </w:r>
+          </w:p>
+        </w:tc>
+      </w:tr>
+      <w:tr>
+        <w:tblPrEx>
+          <w:tblBorders>
+            <w:top w:val="single" w:sz="4" w:space="0" w:color="000000"/>
+            <w:left w:val="single" w:sz="4" w:space="0" w:color="000000"/>
+            <w:bottom w:val="single" w:sz="4" w:space="0" w:color="000000"/>
+            <w:right w:val="single" w:sz="4" w:space="0" w:color="000000"/>
+            <w:insideH w:val="single" w:sz="4" w:space="0" w:color="000000"/>
+            <w:insideV w:val="single" w:sz="4" w:space="0" w:color="000000"/>
+          </w:tblBorders>
+        </w:tblPrEx>
+        <w:tc>
+          <w:tcPr>
+            <w:tcW w:w="226" w:type="pct"/>
+            <w:tcBorders>
+              <w:top w:val="single" w:sz="4" w:space="0" w:color="000000"/>
+              <w:left w:val="single" w:sz="4" w:space="0" w:color="000000"/>
+              <w:bottom w:val="single" w:sz="4" w:space="0" w:color="000000"/>
+              <w:right w:val="single" w:sz="4" w:space="0" w:color="000000"/>
+            </w:tcBorders>
+          </w:tcPr>
+          <w:p>
+            <w:pPr>
+              <w:jc w:val="center"/>
+              <w:rPr>
+                <w:rFonts w:ascii="Times New Roman" w:eastAsia="Times New Roman" w:hAnsi="Times New Roman" w:cs="Times New Roman"/>
+                <w:lang w:eastAsia="zh-CN"/>
+              </w:rPr>
+            </w:pPr>
+            <w:r>
+              <w:rPr>
+                <w:rFonts w:ascii="Times New Roman" w:eastAsia="Times New Roman" w:hAnsi="Times New Roman" w:cs="Times New Roman"/>
+                <w:lang w:eastAsia="zh-CN"/>
+              </w:rPr>
+              <w:t>6</w:t>
+            </w:r>
+          </w:p>
+        </w:tc>
+        <w:tc>
+          <w:tcPr>
+            <w:tcW w:w="3405" w:type="pct"/>
+            <w:gridSpan w:val="6"/>
+            <w:tcBorders>
+              <w:top w:val="single" w:sz="4" w:space="0" w:color="000000"/>
+              <w:left w:val="single" w:sz="4" w:space="0" w:color="000000"/>
+              <w:bottom w:val="single" w:sz="4" w:space="0" w:color="000000"/>
+              <w:right w:val="single" w:sz="4" w:space="0" w:color="000000"/>
+            </w:tcBorders>
+          </w:tcPr>
+          <w:p>
+            <w:pPr>
+              <w:widowControl w:val="0"/>
+              <w:spacing w:after="0" w:line="240" w:lineRule="auto"/>
+              <w:rPr>
+                <w:rFonts w:ascii="Times New Roman" w:eastAsia="Times New Roman" w:hAnsi="Times New Roman" w:cs="Times New Roman"/>
+                <w:color w:val="000000"/>
+              </w:rPr>
+            </w:pPr>
+            <w:r>
+              <w:rPr>
+                <w:rFonts w:ascii="Times New Roman" w:eastAsia="Times New Roman" w:hAnsi="Times New Roman" w:cs="Times New Roman"/>
+                <w:color w:val="000000"/>
+              </w:rPr>
+              <w:t>Подготовка к сдаче и сдача промежуточной аттестации</w:t>
+            </w:r>
+          </w:p>
+        </w:tc>
+        <w:tc>
+          <w:tcPr>
+            <w:tcW w:w="446" w:type="pct"/>
+            <w:tcBorders>
+              <w:top w:val="single" w:sz="4" w:space="0" w:color="000000"/>
+              <w:left w:val="single" w:sz="4" w:space="0" w:color="000000"/>
+              <w:bottom w:val="single" w:sz="4" w:space="0" w:color="000000"/>
+              <w:right w:val="single" w:sz="4" w:space="0" w:color="000000"/>
+            </w:tcBorders>
+          </w:tcPr>
+          <w:p>
+            <w:pPr>
+              <w:widowControl w:val="0"/>
+              <w:spacing w:after="0" w:line="240" w:lineRule="auto"/>
+              <w:jc w:val="center"/>
+              <w:rPr>
+                <w:rFonts w:ascii="Times New Roman" w:eastAsia="Times New Roman" w:hAnsi="Times New Roman" w:cs="Times New Roman"/>
+                <w:color w:val="000000"/>
+              </w:rPr>
+            </w:pPr>
+            <w:r>
+              <w:rPr>
+                <w:rFonts w:ascii="Times New Roman" w:eastAsia="Times New Roman" w:hAnsi="Times New Roman" w:cs="Times New Roman"/>
+                <w:color w:val="000000"/>
+              </w:rPr>
+              <w:t>2</w:t>
+            </w:r>
+          </w:p>
+        </w:tc>
+        <w:tc>
+          <w:tcPr>
+            <w:tcW w:w="924" w:type="pct"/>
+            <w:gridSpan w:val="3"/>
+            <w:tcBorders>
+              <w:top w:val="single" w:sz="4" w:space="0" w:color="000000"/>
+              <w:left w:val="single" w:sz="4" w:space="0" w:color="000000"/>
+              <w:bottom w:val="single" w:sz="4" w:space="0" w:color="000000"/>
+              <w:right w:val="single" w:sz="4" w:space="0" w:color="000000"/>
+            </w:tcBorders>
+          </w:tcPr>
+          <w:p>
+            <w:pPr>
+              <w:widowControl w:val="0"/>
+              <w:spacing w:after="0" w:line="240" w:lineRule="auto"/>
+              <w:jc w:val="center"/>
+              <w:rPr>
+                <w:rFonts w:ascii="Times New Roman" w:eastAsia="Times New Roman" w:hAnsi="Times New Roman" w:cs="Times New Roman"/>
+                <w:lang w:eastAsia="zh-CN"/>
+              </w:rPr>
+            </w:pPr>
+            <w:r>
+              <w:rPr>
+                <w:rFonts w:ascii="Times New Roman" w:eastAsia="Times New Roman" w:hAnsi="Times New Roman" w:cs="Times New Roman"/>
+                <w:lang w:eastAsia="zh-CN"/>
+              </w:rPr>
+              <w:t>ПК6.6, ОК4, ОК5</w:t>
+            </w:r>
+          </w:p>
+        </w:tc>
+      </w:tr>
+    </w:tbl>
+    <w:tbl>
+      <w:tblPr>
+        <w:tblpPr w:leftFromText="180" w:rightFromText="180" w:bottomFromText="160" w:vertAnchor="page" w:horzAnchor="margin" w:tblpY="11641"/>
+        <w:tblW w:w="5000" w:type="pct"/>
+        <w:tblLook w:val="04A0" w:firstRow="1" w:lastRow="0" w:firstColumn="1" w:lastColumn="0" w:noHBand="0" w:noVBand="1"/>
+      </w:tblPr>
+      <w:tblGrid>
+        <w:gridCol w:w="3225"/>
+        <w:gridCol w:w="1419"/>
+        <w:gridCol w:w="441"/>
+        <w:gridCol w:w="2088"/>
+        <w:gridCol w:w="441"/>
+        <w:gridCol w:w="1884"/>
+      </w:tblGrid>
+      <w:tr>
+        <w:trPr>
+          <w:trHeight w:val="689"/>
+        </w:trPr>
+        <w:tc>
+          <w:tcPr>
+            <w:tcW w:w="5000" w:type="pct"/>
+            <w:gridSpan w:val="6"/>
+            <w:vAlign w:val="bottom"/>
+          </w:tcPr>
+          <w:p>
+            <w:pPr>
+              <w:spacing w:after="0" w:line="240" w:lineRule="auto"/>
+              <w:ind w:firstLine="709"/>
+              <w:rPr>
+                <w:rFonts w:ascii="Times New Roman" w:hAnsi="Times New Roman" w:cs="Times New Roman"/>
+                <w:sz w:val="24"/>
+                <w:szCs w:val="24"/>
+              </w:rPr>
+            </w:pPr>
+            <w:r>
+              <w:rPr>
+                <w:rFonts w:ascii="Times New Roman" w:hAnsi="Times New Roman" w:cs="Times New Roman"/>
+                <w:sz w:val="24"/>
+                <w:szCs w:val="24"/>
+              </w:rPr>
+              <w:t>Индивидуальное задание на практику разработано в соответствии с рабочей программой практики.</w:t>
+            </w:r>
+          </w:p>
+        </w:tc>
+      </w:tr>
+      <w:tr>
+        <w:trPr>
+          <w:trHeight w:val="689"/>
+        </w:trPr>
+        <w:tc>
+          <w:tcPr>
+            <w:tcW w:w="1698" w:type="pct"/>
+            <w:vAlign w:val="bottom"/>
+          </w:tcPr>
+          <w:p>
+            <w:pPr>
+              <w:spacing w:after="0" w:line="240" w:lineRule="auto"/>
+              <w:rPr>
+                <w:rFonts w:ascii="Times New Roman" w:hAnsi="Times New Roman" w:cs="Times New Roman"/>
+                <w:sz w:val="24"/>
+                <w:szCs w:val="24"/>
+              </w:rPr>
+            </w:pPr>
+            <w:r>
+              <w:rPr>
+                <w:rFonts w:ascii="Times New Roman" w:hAnsi="Times New Roman" w:cs="Times New Roman"/>
+                <w:sz w:val="24"/>
+                <w:szCs w:val="24"/>
+              </w:rPr>
+              <w:t xml:space="preserve">Руководитель </w:t>
+            </w:r>
+          </w:p>
+          <w:p>
+            <w:pPr>
+              <w:spacing w:after="0" w:line="240" w:lineRule="auto"/>
+              <w:rPr>
+                <w:rFonts w:ascii="Times New Roman" w:hAnsi="Times New Roman" w:cs="Times New Roman"/>
+                <w:sz w:val="24"/>
+                <w:szCs w:val="24"/>
+              </w:rPr>
+            </w:pPr>
+            <w:r>
+              <w:rPr>
+                <w:rFonts w:ascii="Times New Roman" w:hAnsi="Times New Roman" w:cs="Times New Roman"/>
+                <w:sz w:val="24"/>
+                <w:szCs w:val="24"/>
+              </w:rPr>
+              <w:t>практики от университета</w:t>
+            </w:r>
+          </w:p>
+        </w:tc>
+        <w:tc>
+          <w:tcPr>
+            <w:tcW w:w="747" w:type="pct"/>
+            <w:tcBorders>
+              <w:top w:val="none" w:sz="4" w:space="0" w:color="000000"/>
+              <w:left w:val="none" w:sz="4" w:space="0" w:color="000000"/>
+              <w:bottom w:val="single" w:sz="4" w:space="0" w:color="auto"/>
+              <w:right w:val="none" w:sz="4" w:space="0" w:color="000000"/>
+            </w:tcBorders>
+            <w:vAlign w:val="bottom"/>
+          </w:tcPr>
+          <w:p>
+            <w:pPr>
+              <w:spacing w:after="0" w:line="240" w:lineRule="auto"/>
+              <w:jc w:val="center"/>
+              <w:rPr>
+                <w:rFonts w:ascii="Times New Roman" w:hAnsi="Times New Roman" w:cs="Times New Roman"/>
+                <w:sz w:val="24"/>
+                <w:szCs w:val="24"/>
+              </w:rPr>
+            </w:pPr>
+          </w:p>
+        </w:tc>
+        <w:tc>
+          <w:tcPr>
+            <w:tcW w:w="232" w:type="pct"/>
+            <w:vAlign w:val="bottom"/>
+          </w:tcPr>
+          <w:p>
+            <w:pPr>
+              <w:spacing w:after="0" w:line="240" w:lineRule="auto"/>
+              <w:jc w:val="center"/>
+              <w:rPr>
+                <w:rFonts w:ascii="Times New Roman" w:hAnsi="Times New Roman" w:cs="Times New Roman"/>
+                <w:sz w:val="24"/>
+                <w:szCs w:val="24"/>
+              </w:rPr>
+            </w:pPr>
+          </w:p>
+        </w:tc>
+        <w:tc>
+          <w:tcPr>
+            <w:tcW w:w="1099" w:type="pct"/>
+            <w:tcBorders>
+              <w:top w:val="none" w:sz="4" w:space="0" w:color="000000"/>
+              <w:left w:val="none" w:sz="4" w:space="0" w:color="000000"/>
+              <w:bottom w:val="single" w:sz="4" w:space="0" w:color="auto"/>
+              <w:right w:val="none" w:sz="4" w:space="0" w:color="000000"/>
+            </w:tcBorders>
+            <w:vAlign w:val="bottom"/>
+          </w:tcPr>
+          <w:p>
+            <w:pPr>
+              <w:spacing w:after="0" w:line="240" w:lineRule="auto"/>
+              <w:jc w:val="center"/>
+              <w:rPr>
+                <w:rFonts w:ascii="Times New Roman" w:hAnsi="Times New Roman" w:cs="Times New Roman"/>
+                <w:sz w:val="24"/>
+                <w:szCs w:val="24"/>
+              </w:rPr>
+            </w:pPr>
+          </w:p>
+        </w:tc>
+        <w:tc>
+          <w:tcPr>
+            <w:tcW w:w="232" w:type="pct"/>
+            <w:vAlign w:val="bottom"/>
+          </w:tcPr>
+          <w:p>
+            <w:pPr>
+              <w:spacing w:after="0" w:line="240" w:lineRule="auto"/>
+              <w:jc w:val="center"/>
+              <w:rPr>
+                <w:rFonts w:ascii="Times New Roman" w:hAnsi="Times New Roman" w:cs="Times New Roman"/>
+                <w:sz w:val="24"/>
+                <w:szCs w:val="24"/>
+              </w:rPr>
+            </w:pPr>
+          </w:p>
+        </w:tc>
+        <w:tc>
+          <w:tcPr>
+            <w:tcW w:w="992" w:type="pct"/>
+            <w:tcBorders>
+              <w:top w:val="none" w:sz="4" w:space="0" w:color="000000"/>
+              <w:left w:val="none" w:sz="4" w:space="0" w:color="000000"/>
+              <w:bottom w:val="single" w:sz="4" w:space="0" w:color="auto"/>
+              <w:right w:val="none" w:sz="4" w:space="0" w:color="000000"/>
+            </w:tcBorders>
+            <w:vAlign w:val="bottom"/>
+          </w:tcPr>
+          <w:p>
+            <w:pPr>
+              <w:spacing w:after="0" w:line="240" w:lineRule="auto"/>
+              <w:jc w:val="center"/>
+              <w:rPr>
+                <w:rFonts w:ascii="Times New Roman" w:hAnsi="Times New Roman" w:cs="Times New Roman"/>
+                <w:sz w:val="24"/>
+                <w:szCs w:val="24"/>
+              </w:rPr>
+            </w:pPr>
+          </w:p>
+        </w:tc>
+      </w:tr>
+      <w:tr>
+        <w:tc>
+          <w:tcPr>
+            <w:tcW w:w="1698" w:type="pct"/>
+          </w:tcPr>
+          <w:p>
+            <w:pPr>
+              <w:spacing w:after="0" w:line="240" w:lineRule="auto"/>
+              <w:rPr>
+                <w:rFonts w:ascii="Times New Roman" w:hAnsi="Times New Roman" w:cs="Times New Roman"/>
+                <w:sz w:val="24"/>
+                <w:szCs w:val="24"/>
+              </w:rPr>
+            </w:pPr>
+          </w:p>
+        </w:tc>
+        <w:tc>
+          <w:tcPr>
+            <w:tcW w:w="747" w:type="pct"/>
+            <w:tcBorders>
+              <w:top w:val="single" w:sz="4" w:space="0" w:color="auto"/>
+              <w:left w:val="none" w:sz="4" w:space="0" w:color="000000"/>
+              <w:bottom w:val="none" w:sz="4" w:space="0" w:color="000000"/>
+              <w:right w:val="none" w:sz="4" w:space="0" w:color="000000"/>
+            </w:tcBorders>
+          </w:tcPr>
+          <w:p>
+            <w:pPr>
+              <w:spacing w:after="0" w:line="240" w:lineRule="auto"/>
+              <w:contextualSpacing/>
+              <w:jc w:val="center"/>
+              <w:rPr>
+                <w:rFonts w:ascii="Times New Roman" w:hAnsi="Times New Roman" w:cs="Times New Roman"/>
+                <w:sz w:val="20"/>
+                <w:szCs w:val="20"/>
+              </w:rPr>
+            </w:pPr>
+            <w:r>
+              <w:rPr>
+                <w:rFonts w:ascii="Times New Roman" w:hAnsi="Times New Roman" w:cs="Times New Roman"/>
+                <w:sz w:val="20"/>
+                <w:szCs w:val="20"/>
+              </w:rPr>
+              <w:t>(дата)</w:t>
+            </w:r>
+          </w:p>
+        </w:tc>
+        <w:tc>
+          <w:tcPr>
+            <w:tcW w:w="232" w:type="pct"/>
+          </w:tcPr>
+          <w:p>
+            <w:pPr>
+              <w:spacing w:after="0" w:line="240" w:lineRule="auto"/>
+              <w:contextualSpacing/>
+              <w:jc w:val="center"/>
+              <w:rPr>
+                <w:rFonts w:ascii="Times New Roman" w:hAnsi="Times New Roman" w:cs="Times New Roman"/>
+                <w:sz w:val="20"/>
+                <w:szCs w:val="20"/>
+              </w:rPr>
+            </w:pPr>
+          </w:p>
+        </w:tc>
+        <w:tc>
+          <w:tcPr>
+            <w:tcW w:w="1099" w:type="pct"/>
+            <w:tcBorders>
+              <w:top w:val="single" w:sz="4" w:space="0" w:color="auto"/>
+              <w:left w:val="none" w:sz="4" w:space="0" w:color="000000"/>
+              <w:bottom w:val="none" w:sz="4" w:space="0" w:color="000000"/>
+              <w:right w:val="none" w:sz="4" w:space="0" w:color="000000"/>
+            </w:tcBorders>
+          </w:tcPr>
+          <w:p>
+            <w:pPr>
+              <w:spacing w:after="0" w:line="240" w:lineRule="auto"/>
+              <w:contextualSpacing/>
+              <w:jc w:val="center"/>
+              <w:rPr>
+                <w:rFonts w:ascii="Times New Roman" w:hAnsi="Times New Roman" w:cs="Times New Roman"/>
+                <w:sz w:val="20"/>
+                <w:szCs w:val="20"/>
+              </w:rPr>
+            </w:pPr>
+            <w:r>
+              <w:rPr>
+                <w:rFonts w:ascii="Times New Roman" w:hAnsi="Times New Roman" w:cs="Times New Roman"/>
+                <w:sz w:val="20"/>
+                <w:szCs w:val="20"/>
+              </w:rPr>
+              <w:t>(подпись)</w:t>
+            </w:r>
+          </w:p>
+        </w:tc>
+        <w:tc>
+          <w:tcPr>
+            <w:tcW w:w="232" w:type="pct"/>
+          </w:tcPr>
+          <w:p>
+            <w:pPr>
+              <w:spacing w:after="0" w:line="240" w:lineRule="auto"/>
+              <w:contextualSpacing/>
+              <w:jc w:val="center"/>
+              <w:rPr>
+                <w:rFonts w:ascii="Times New Roman" w:hAnsi="Times New Roman" w:cs="Times New Roman"/>
+                <w:sz w:val="20"/>
+                <w:szCs w:val="20"/>
+              </w:rPr>
+            </w:pPr>
+          </w:p>
+        </w:tc>
+        <w:tc>
+          <w:tcPr>
+            <w:tcW w:w="992" w:type="pct"/>
+            <w:tcBorders>
+              <w:top w:val="single" w:sz="4" w:space="0" w:color="auto"/>
+              <w:left w:val="none" w:sz="4" w:space="0" w:color="000000"/>
+              <w:bottom w:val="none" w:sz="4" w:space="0" w:color="000000"/>
+              <w:right w:val="none" w:sz="4" w:space="0" w:color="000000"/>
+            </w:tcBorders>
+          </w:tcPr>
+          <w:p>
+            <w:pPr>
+              <w:spacing w:after="0" w:line="240" w:lineRule="auto"/>
+              <w:contextualSpacing/>
+              <w:jc w:val="center"/>
+              <w:rPr>
+                <w:rFonts w:ascii="Times New Roman" w:hAnsi="Times New Roman" w:cs="Times New Roman"/>
+                <w:sz w:val="20"/>
+                <w:szCs w:val="20"/>
+              </w:rPr>
+            </w:pPr>
+            <w:r>
+              <w:rPr>
+                <w:rFonts w:ascii="Times New Roman" w:hAnsi="Times New Roman" w:cs="Times New Roman"/>
+                <w:sz w:val="20"/>
+                <w:szCs w:val="20"/>
+              </w:rPr>
+              <w:t>(Ф.И.О.)</w:t>
+            </w:r>
+          </w:p>
+        </w:tc>
+      </w:tr>
+    </w:tbl>
+    <w:p>
+      <w:pPr>
+        <w:spacing w:after="160" w:line="259" w:lineRule="auto"/>
+        <w:rPr>
+          <w:rFonts w:ascii="Times New Roman" w:hAnsi="Times New Roman"/>
+          <w:b/>
+          <w:color w:val="000000"/>
+          <w:spacing w:val="3"/>
+          <w:sz w:val="24"/>
+          <w:szCs w:val="24"/>
+        </w:rPr>
+      </w:pPr>
+      <w:r>
+        <w:rPr>
+          <w:rFonts w:ascii="Times New Roman" w:hAnsi="Times New Roman"/>
+          <w:b/>
+          <w:color w:val="000000"/>
+          <w:spacing w:val="3"/>
+          <w:sz w:val="24"/>
+          <w:szCs w:val="24"/>
+        </w:rPr>
+        <w:br w:type="page"/>
+      </w:r>
+    </w:p>
+    <w:p>
+      <w:pPr>
         <w:spacing w:after="160" w:line="259" w:lineRule="auto"/>
         <w:jc w:val="center"/>
-      </w:pPr>
-      <w:r>
-        <w:rPr>
-          <w:rFonts w:ascii="Times New Roman" w:hAnsi="Times New Roman" w:cs="Times New Roman"/>
+        <w:rPr>
+          <w:rFonts w:ascii="Times New Roman" w:hAnsi="Times New Roman"/>
           <w:b/>
-          <w:sz w:val="28"/>
-          <w:szCs w:val="28"/>
+          <w:color w:val="000000"/>
+          <w:spacing w:val="3"/>
+          <w:sz w:val="24"/>
+          <w:szCs w:val="24"/>
+        </w:rPr>
+      </w:pPr>
+      <w:r>
+        <w:rPr>
+          <w:rFonts w:ascii="Times New Roman" w:hAnsi="Times New Roman"/>
+          <w:b/>
+          <w:color w:val="000000"/>
+          <w:spacing w:val="3"/>
+          <w:sz w:val="24"/>
+          <w:szCs w:val="24"/>
+        </w:rPr>
+        <w:lastRenderedPageBreak/>
+        <w:t>ОТЗЫВ РУКОВОДИТЕЛЯ ПРАКТИКИ</w:t>
+      </w:r>
+    </w:p>
+    <w:tbl>
+      <w:tblPr>
+        <w:tblW w:w="9606" w:type="dxa"/>
+        <w:tblLook w:val="04A0" w:firstRow="1" w:lastRow="0" w:firstColumn="1" w:lastColumn="0" w:noHBand="0" w:noVBand="1"/>
+      </w:tblPr>
+      <w:tblGrid>
+        <w:gridCol w:w="2301"/>
+        <w:gridCol w:w="251"/>
+        <w:gridCol w:w="934"/>
+        <w:gridCol w:w="2468"/>
+        <w:gridCol w:w="465"/>
+        <w:gridCol w:w="3187"/>
+      </w:tblGrid>
+      <w:tr>
+        <w:trPr>
+          <w:trHeight w:val="330"/>
+        </w:trPr>
+        <w:tc>
+          <w:tcPr>
+            <w:tcW w:w="2552" w:type="dxa"/>
+            <w:gridSpan w:val="2"/>
+            <w:vAlign w:val="center"/>
+          </w:tcPr>
+          <w:p>
+            <w:pPr>
+              <w:spacing w:after="0" w:line="240" w:lineRule="auto"/>
+              <w:contextualSpacing/>
+              <w:rPr>
+                <w:rFonts w:ascii="Times New Roman" w:hAnsi="Times New Roman"/>
+                <w:sz w:val="24"/>
+                <w:szCs w:val="24"/>
+              </w:rPr>
+            </w:pPr>
+            <w:r>
+              <w:rPr>
+                <w:rFonts w:ascii="Times New Roman" w:hAnsi="Times New Roman"/>
+                <w:sz w:val="24"/>
+                <w:szCs w:val="24"/>
+              </w:rPr>
+              <w:t>Ф.И.О. обучающегося</w:t>
+            </w:r>
+          </w:p>
+        </w:tc>
+        <w:tc>
+          <w:tcPr>
+            <w:tcW w:w="7054" w:type="dxa"/>
+            <w:gridSpan w:val="4"/>
+            <w:tcBorders>
+              <w:top w:val="none" w:sz="4" w:space="0" w:color="000000"/>
+              <w:left w:val="none" w:sz="4" w:space="0" w:color="000000"/>
+              <w:bottom w:val="single" w:sz="4" w:space="0" w:color="auto"/>
+              <w:right w:val="none" w:sz="4" w:space="0" w:color="000000"/>
+            </w:tcBorders>
+            <w:vAlign w:val="center"/>
+          </w:tcPr>
+          <w:p>
+            <w:pPr>
+              <w:spacing w:after="0" w:line="240" w:lineRule="auto"/>
+              <w:contextualSpacing/>
+              <w:rPr>
+                <w:rFonts w:ascii="Times New Roman" w:hAnsi="Times New Roman"/>
+                <w:sz w:val="24"/>
+                <w:szCs w:val="24"/>
+              </w:rPr>
+            </w:pPr>
+            <w:r>
+              <w:rPr>
+                <w:rFonts w:ascii="Times New Roman" w:hAnsi="Times New Roman"/>
+                <w:sz w:val="24"/>
+                <w:szCs w:val="24"/>
+              </w:rPr>
+              <w:t>Шильников Максим Юрьевич</w:t>
+            </w:r>
+          </w:p>
+        </w:tc>
+      </w:tr>
+      <w:tr>
+        <w:trPr>
+          <w:trHeight w:val="330"/>
+        </w:trPr>
+        <w:tc>
+          <w:tcPr>
+            <w:tcW w:w="2552" w:type="dxa"/>
+            <w:gridSpan w:val="2"/>
+            <w:vAlign w:val="center"/>
+          </w:tcPr>
+          <w:p>
+            <w:pPr>
+              <w:spacing w:after="0" w:line="240" w:lineRule="auto"/>
+              <w:contextualSpacing/>
+              <w:rPr>
+                <w:rFonts w:ascii="Times New Roman" w:hAnsi="Times New Roman"/>
+                <w:sz w:val="24"/>
+                <w:szCs w:val="24"/>
+              </w:rPr>
+            </w:pPr>
+            <w:r>
+              <w:rPr>
+                <w:rFonts w:ascii="Times New Roman" w:hAnsi="Times New Roman"/>
+                <w:sz w:val="24"/>
+                <w:szCs w:val="24"/>
+              </w:rPr>
+              <w:t>Специальность</w:t>
+            </w:r>
+          </w:p>
+        </w:tc>
+        <w:tc>
+          <w:tcPr>
+            <w:tcW w:w="7054" w:type="dxa"/>
+            <w:gridSpan w:val="4"/>
+            <w:tcBorders>
+              <w:top w:val="none" w:sz="4" w:space="0" w:color="000000"/>
+              <w:left w:val="none" w:sz="4" w:space="0" w:color="000000"/>
+              <w:bottom w:val="single" w:sz="4" w:space="0" w:color="auto"/>
+              <w:right w:val="none" w:sz="4" w:space="0" w:color="000000"/>
+            </w:tcBorders>
+            <w:vAlign w:val="center"/>
+          </w:tcPr>
+          <w:p>
+            <w:pPr>
+              <w:spacing w:after="0" w:line="240" w:lineRule="auto"/>
+              <w:contextualSpacing/>
+              <w:rPr>
+                <w:rFonts w:ascii="Times New Roman" w:hAnsi="Times New Roman"/>
+                <w:sz w:val="24"/>
+                <w:szCs w:val="24"/>
+              </w:rPr>
+            </w:pPr>
+            <w:r>
+              <w:rPr>
+                <w:rFonts w:ascii="Times New Roman" w:hAnsi="Times New Roman" w:cs="Times New Roman"/>
+                <w:sz w:val="24"/>
+                <w:szCs w:val="24"/>
+              </w:rPr>
+              <w:t>09.02.07 Информационные системы и программирование</w:t>
+            </w:r>
+          </w:p>
+        </w:tc>
+      </w:tr>
+      <w:tr>
+        <w:trPr>
+          <w:trHeight w:val="330"/>
+        </w:trPr>
+        <w:tc>
+          <w:tcPr>
+            <w:tcW w:w="2552" w:type="dxa"/>
+            <w:gridSpan w:val="2"/>
+            <w:vAlign w:val="center"/>
+          </w:tcPr>
+          <w:p>
+            <w:pPr>
+              <w:spacing w:after="0" w:line="240" w:lineRule="auto"/>
+              <w:contextualSpacing/>
+              <w:rPr>
+                <w:rFonts w:ascii="Times New Roman" w:hAnsi="Times New Roman"/>
+                <w:sz w:val="24"/>
+                <w:szCs w:val="24"/>
+              </w:rPr>
+            </w:pPr>
+            <w:r>
+              <w:rPr>
+                <w:rFonts w:ascii="Times New Roman" w:hAnsi="Times New Roman"/>
+                <w:sz w:val="24"/>
+                <w:szCs w:val="24"/>
+              </w:rPr>
+              <w:t>Учебная группа</w:t>
+            </w:r>
+          </w:p>
+        </w:tc>
+        <w:tc>
+          <w:tcPr>
+            <w:tcW w:w="7054" w:type="dxa"/>
+            <w:gridSpan w:val="4"/>
+            <w:tcBorders>
+              <w:top w:val="none" w:sz="4" w:space="0" w:color="000000"/>
+              <w:left w:val="none" w:sz="4" w:space="0" w:color="000000"/>
+              <w:bottom w:val="single" w:sz="4" w:space="0" w:color="auto"/>
+              <w:right w:val="none" w:sz="4" w:space="0" w:color="000000"/>
+            </w:tcBorders>
+            <w:vAlign w:val="center"/>
+          </w:tcPr>
+          <w:p>
+            <w:pPr>
+              <w:spacing w:after="0" w:line="240" w:lineRule="auto"/>
+              <w:contextualSpacing/>
+              <w:rPr>
+                <w:rFonts w:ascii="Times New Roman" w:hAnsi="Times New Roman"/>
+                <w:sz w:val="24"/>
+                <w:szCs w:val="24"/>
+              </w:rPr>
+            </w:pPr>
+            <w:r>
+              <w:rPr>
+                <w:rFonts w:ascii="Times New Roman" w:hAnsi="Times New Roman"/>
+                <w:sz w:val="24"/>
+                <w:szCs w:val="24"/>
+              </w:rPr>
+              <w:t>ИСПк-20</w:t>
+            </w:r>
+            <w:r>
+              <w:rPr>
+                <w:rFonts w:ascii="Times New Roman" w:hAnsi="Times New Roman"/>
+                <w:sz w:val="24"/>
+                <w:szCs w:val="24"/>
+              </w:rPr>
+              <w:t>3</w:t>
+            </w:r>
+            <w:r>
+              <w:rPr>
+                <w:rFonts w:ascii="Times New Roman" w:hAnsi="Times New Roman"/>
+                <w:sz w:val="24"/>
+                <w:szCs w:val="24"/>
+              </w:rPr>
+              <w:t>-52-00</w:t>
+            </w:r>
+          </w:p>
+        </w:tc>
+      </w:tr>
+      <w:tr>
+        <w:trPr>
+          <w:trHeight w:val="330"/>
+        </w:trPr>
+        <w:tc>
+          <w:tcPr>
+            <w:tcW w:w="2552" w:type="dxa"/>
+            <w:gridSpan w:val="2"/>
+            <w:vAlign w:val="center"/>
+          </w:tcPr>
+          <w:p>
+            <w:pPr>
+              <w:spacing w:after="0" w:line="240" w:lineRule="auto"/>
+              <w:contextualSpacing/>
+              <w:rPr>
+                <w:rFonts w:ascii="Times New Roman" w:hAnsi="Times New Roman"/>
+                <w:sz w:val="24"/>
+                <w:szCs w:val="24"/>
+              </w:rPr>
+            </w:pPr>
+            <w:r>
+              <w:rPr>
+                <w:rFonts w:ascii="Times New Roman" w:hAnsi="Times New Roman"/>
+                <w:sz w:val="24"/>
+                <w:szCs w:val="24"/>
+              </w:rPr>
+              <w:t>Вид практики</w:t>
+            </w:r>
+          </w:p>
+        </w:tc>
+        <w:tc>
+          <w:tcPr>
+            <w:tcW w:w="7054" w:type="dxa"/>
+            <w:gridSpan w:val="4"/>
+            <w:tcBorders>
+              <w:top w:val="none" w:sz="4" w:space="0" w:color="000000"/>
+              <w:left w:val="none" w:sz="4" w:space="0" w:color="000000"/>
+              <w:bottom w:val="single" w:sz="4" w:space="0" w:color="auto"/>
+              <w:right w:val="none" w:sz="4" w:space="0" w:color="000000"/>
+            </w:tcBorders>
+            <w:vAlign w:val="center"/>
+          </w:tcPr>
+          <w:p>
+            <w:pPr>
+              <w:spacing w:after="0" w:line="240" w:lineRule="auto"/>
+              <w:contextualSpacing/>
+              <w:rPr>
+                <w:rFonts w:ascii="Times New Roman" w:hAnsi="Times New Roman"/>
+                <w:sz w:val="24"/>
+                <w:szCs w:val="24"/>
+              </w:rPr>
+            </w:pPr>
+            <w:r>
+              <w:rPr>
+                <w:rFonts w:ascii="Times New Roman" w:hAnsi="Times New Roman"/>
+                <w:sz w:val="24"/>
+                <w:szCs w:val="24"/>
+              </w:rPr>
+              <w:t>учебная практика</w:t>
+            </w:r>
+          </w:p>
+        </w:tc>
+      </w:tr>
+      <w:tr>
+        <w:trPr>
+          <w:trHeight w:val="330"/>
+        </w:trPr>
+        <w:tc>
+          <w:tcPr>
+            <w:tcW w:w="3486" w:type="dxa"/>
+            <w:gridSpan w:val="3"/>
+            <w:vAlign w:val="center"/>
+          </w:tcPr>
+          <w:p>
+            <w:pPr>
+              <w:spacing w:after="0" w:line="240" w:lineRule="auto"/>
+              <w:contextualSpacing/>
+              <w:rPr>
+                <w:rFonts w:ascii="Times New Roman" w:hAnsi="Times New Roman"/>
+                <w:sz w:val="24"/>
+                <w:szCs w:val="24"/>
+              </w:rPr>
+            </w:pPr>
+            <w:r>
+              <w:rPr>
+                <w:rFonts w:ascii="Times New Roman" w:hAnsi="Times New Roman"/>
+                <w:sz w:val="24"/>
+                <w:szCs w:val="24"/>
+              </w:rPr>
+              <w:t>Сроки прохождения практики с</w:t>
+            </w:r>
+          </w:p>
+        </w:tc>
+        <w:tc>
+          <w:tcPr>
+            <w:tcW w:w="2468" w:type="dxa"/>
+            <w:tcBorders>
+              <w:top w:val="none" w:sz="4" w:space="0" w:color="000000"/>
+              <w:left w:val="none" w:sz="4" w:space="0" w:color="000000"/>
+              <w:bottom w:val="single" w:sz="4" w:space="0" w:color="auto"/>
+              <w:right w:val="none" w:sz="4" w:space="0" w:color="000000"/>
+            </w:tcBorders>
+            <w:vAlign w:val="bottom"/>
+          </w:tcPr>
+          <w:p>
+            <w:pPr>
+              <w:spacing w:after="0" w:line="240" w:lineRule="auto"/>
+              <w:contextualSpacing/>
+              <w:jc w:val="center"/>
+              <w:rPr>
+                <w:rFonts w:ascii="Times New Roman" w:hAnsi="Times New Roman"/>
+                <w:sz w:val="24"/>
+                <w:szCs w:val="24"/>
+              </w:rPr>
+            </w:pPr>
+            <w:r>
+              <w:rPr>
+                <w:rFonts w:ascii="Times New Roman" w:hAnsi="Times New Roman"/>
+                <w:sz w:val="24"/>
+                <w:szCs w:val="24"/>
+              </w:rPr>
+              <w:t>13.09.2025</w:t>
+            </w:r>
+          </w:p>
+        </w:tc>
+        <w:tc>
+          <w:tcPr>
+            <w:tcW w:w="465" w:type="dxa"/>
+            <w:vAlign w:val="center"/>
+          </w:tcPr>
+          <w:p>
+            <w:pPr>
+              <w:spacing w:after="0" w:line="240" w:lineRule="auto"/>
+              <w:contextualSpacing/>
+              <w:rPr>
+                <w:rFonts w:ascii="Times New Roman" w:hAnsi="Times New Roman"/>
+                <w:sz w:val="24"/>
+                <w:szCs w:val="24"/>
+              </w:rPr>
+            </w:pPr>
+            <w:r>
+              <w:rPr>
+                <w:rFonts w:ascii="Times New Roman" w:hAnsi="Times New Roman"/>
+                <w:sz w:val="24"/>
+                <w:szCs w:val="24"/>
+              </w:rPr>
+              <w:t>по</w:t>
+            </w:r>
+          </w:p>
+        </w:tc>
+        <w:tc>
+          <w:tcPr>
+            <w:tcW w:w="3187" w:type="dxa"/>
+            <w:tcBorders>
+              <w:top w:val="none" w:sz="4" w:space="0" w:color="000000"/>
+              <w:left w:val="none" w:sz="4" w:space="0" w:color="000000"/>
+              <w:bottom w:val="single" w:sz="4" w:space="0" w:color="auto"/>
+              <w:right w:val="none" w:sz="4" w:space="0" w:color="000000"/>
+            </w:tcBorders>
+            <w:vAlign w:val="bottom"/>
+          </w:tcPr>
+          <w:p>
+            <w:pPr>
+              <w:spacing w:after="0" w:line="240" w:lineRule="auto"/>
+              <w:contextualSpacing/>
+              <w:jc w:val="center"/>
+              <w:rPr>
+                <w:rFonts w:ascii="Times New Roman" w:hAnsi="Times New Roman"/>
+                <w:sz w:val="24"/>
+                <w:szCs w:val="24"/>
+              </w:rPr>
+            </w:pPr>
+            <w:r>
+              <w:rPr>
+                <w:rFonts w:ascii="Times New Roman" w:hAnsi="Times New Roman"/>
+                <w:sz w:val="24"/>
+                <w:szCs w:val="24"/>
+              </w:rPr>
+              <w:t>06</w:t>
+            </w:r>
+            <w:r>
+              <w:rPr>
+                <w:rFonts w:ascii="Times New Roman" w:hAnsi="Times New Roman"/>
+                <w:sz w:val="24"/>
+                <w:szCs w:val="24"/>
+              </w:rPr>
+              <w:t>.12.202</w:t>
+            </w:r>
+            <w:r>
+              <w:rPr>
+                <w:rFonts w:ascii="Times New Roman" w:hAnsi="Times New Roman"/>
+                <w:sz w:val="24"/>
+                <w:szCs w:val="24"/>
+              </w:rPr>
+              <w:t>5</w:t>
+            </w:r>
+          </w:p>
+        </w:tc>
+      </w:tr>
+      <w:tr>
+        <w:trPr>
+          <w:trHeight w:val="330"/>
+        </w:trPr>
+        <w:tc>
+          <w:tcPr>
+            <w:tcW w:w="3486" w:type="dxa"/>
+            <w:gridSpan w:val="3"/>
+            <w:vAlign w:val="center"/>
+          </w:tcPr>
+          <w:p>
+            <w:pPr>
+              <w:spacing w:after="0" w:line="240" w:lineRule="auto"/>
+              <w:contextualSpacing/>
+              <w:rPr>
+                <w:rFonts w:ascii="Times New Roman" w:hAnsi="Times New Roman"/>
+                <w:sz w:val="24"/>
+                <w:szCs w:val="24"/>
+              </w:rPr>
+            </w:pPr>
+            <w:r>
+              <w:rPr>
+                <w:rFonts w:ascii="Times New Roman" w:hAnsi="Times New Roman"/>
+                <w:sz w:val="24"/>
+                <w:szCs w:val="24"/>
+              </w:rPr>
+              <w:t>Место прохождения практики</w:t>
+            </w:r>
+          </w:p>
+        </w:tc>
+        <w:tc>
+          <w:tcPr>
+            <w:tcW w:w="6120" w:type="dxa"/>
+            <w:gridSpan w:val="3"/>
+            <w:tcBorders>
+              <w:top w:val="single" w:sz="4" w:space="0" w:color="auto"/>
+              <w:left w:val="none" w:sz="4" w:space="0" w:color="000000"/>
+              <w:bottom w:val="single" w:sz="4" w:space="0" w:color="auto"/>
+              <w:right w:val="none" w:sz="4" w:space="0" w:color="000000"/>
+            </w:tcBorders>
+            <w:vAlign w:val="bottom"/>
+          </w:tcPr>
+          <w:p>
+            <w:pPr>
+              <w:spacing w:after="0" w:line="240" w:lineRule="auto"/>
+              <w:contextualSpacing/>
+              <w:rPr>
+                <w:rFonts w:ascii="Times New Roman" w:hAnsi="Times New Roman" w:cs="Times New Roman"/>
+                <w:sz w:val="24"/>
+                <w:szCs w:val="24"/>
+              </w:rPr>
+            </w:pPr>
+            <w:r>
+              <w:rPr>
+                <w:rFonts w:ascii="Times New Roman" w:hAnsi="Times New Roman" w:cs="Times New Roman"/>
+                <w:sz w:val="24"/>
+                <w:szCs w:val="24"/>
+              </w:rPr>
+              <w:t xml:space="preserve">ФГБОУ ВО «Вятский государственный университет», Колледж </w:t>
+            </w:r>
+            <w:proofErr w:type="spellStart"/>
+            <w:r>
+              <w:rPr>
+                <w:rFonts w:ascii="Times New Roman" w:hAnsi="Times New Roman" w:cs="Times New Roman"/>
+                <w:sz w:val="24"/>
+                <w:szCs w:val="24"/>
+              </w:rPr>
+              <w:t>ВятГУ</w:t>
+            </w:r>
+            <w:proofErr w:type="spellEnd"/>
+          </w:p>
+        </w:tc>
+      </w:tr>
+      <w:tr>
+        <w:trPr>
+          <w:trHeight w:val="377"/>
+        </w:trPr>
+        <w:tc>
+          <w:tcPr>
+            <w:tcW w:w="2301" w:type="dxa"/>
+            <w:vAlign w:val="center"/>
+          </w:tcPr>
+          <w:p>
+            <w:pPr>
+              <w:spacing w:after="0" w:line="240" w:lineRule="auto"/>
+              <w:contextualSpacing/>
+              <w:rPr>
+                <w:rFonts w:ascii="Times New Roman" w:hAnsi="Times New Roman"/>
+                <w:sz w:val="16"/>
+                <w:szCs w:val="16"/>
+              </w:rPr>
+            </w:pPr>
+          </w:p>
+        </w:tc>
+        <w:tc>
+          <w:tcPr>
+            <w:tcW w:w="7305" w:type="dxa"/>
+            <w:gridSpan w:val="5"/>
+            <w:tcBorders>
+              <w:top w:val="single" w:sz="4" w:space="0" w:color="auto"/>
+              <w:left w:val="none" w:sz="4" w:space="0" w:color="000000"/>
+              <w:bottom w:val="none" w:sz="4" w:space="0" w:color="000000"/>
+              <w:right w:val="none" w:sz="4" w:space="0" w:color="000000"/>
+            </w:tcBorders>
+          </w:tcPr>
+          <w:p>
+            <w:pPr>
+              <w:spacing w:after="0" w:line="240" w:lineRule="auto"/>
+              <w:contextualSpacing/>
+              <w:jc w:val="center"/>
+              <w:rPr>
+                <w:rFonts w:ascii="Times New Roman" w:hAnsi="Times New Roman"/>
+                <w:sz w:val="16"/>
+                <w:szCs w:val="16"/>
+              </w:rPr>
+            </w:pPr>
+            <w:r>
+              <w:rPr>
+                <w:rFonts w:ascii="Times New Roman" w:hAnsi="Times New Roman"/>
+                <w:sz w:val="18"/>
+                <w:szCs w:val="18"/>
+              </w:rPr>
+              <w:t>(наименование организации, структурного подразделения организации)</w:t>
+            </w:r>
+          </w:p>
+        </w:tc>
+      </w:tr>
+    </w:tbl>
+    <w:p>
+      <w:pPr>
+        <w:spacing w:after="0" w:line="240" w:lineRule="auto"/>
+        <w:jc w:val="center"/>
+        <w:rPr>
+          <w:rFonts w:ascii="Times New Roman" w:eastAsia="Times New Roman" w:hAnsi="Times New Roman"/>
+          <w:bCs/>
+          <w:sz w:val="24"/>
+          <w:szCs w:val="24"/>
+          <w:lang w:eastAsia="ru-RU"/>
+        </w:rPr>
+      </w:pPr>
+      <w:r>
+        <w:rPr>
+          <w:rFonts w:ascii="Times New Roman" w:eastAsia="Times New Roman" w:hAnsi="Times New Roman"/>
+          <w:bCs/>
+          <w:sz w:val="24"/>
+          <w:szCs w:val="24"/>
+          <w:lang w:eastAsia="ru-RU"/>
+        </w:rPr>
+        <w:t>ВИДЫ И КАЧЕСТВО ВЫПОЛНЕНИЯ РАБОТ</w:t>
+      </w:r>
+    </w:p>
+    <w:tbl>
+      <w:tblPr>
+        <w:tblW w:w="9600" w:type="dxa"/>
+        <w:tblBorders>
+          <w:top w:val="single" w:sz="4" w:space="0" w:color="auto"/>
+          <w:left w:val="single" w:sz="4" w:space="0" w:color="auto"/>
+          <w:bottom w:val="single" w:sz="4" w:space="0" w:color="auto"/>
+          <w:right w:val="single" w:sz="4" w:space="0" w:color="auto"/>
+          <w:insideH w:val="single" w:sz="4" w:space="0" w:color="auto"/>
+          <w:insideV w:val="single" w:sz="4" w:space="0" w:color="auto"/>
+        </w:tblBorders>
+        <w:tblLayout w:type="fixed"/>
+        <w:tblLook w:val="01E0" w:firstRow="1" w:lastRow="1" w:firstColumn="1" w:lastColumn="1" w:noHBand="0" w:noVBand="0"/>
+      </w:tblPr>
+      <w:tblGrid>
+        <w:gridCol w:w="4078"/>
+        <w:gridCol w:w="1842"/>
+        <w:gridCol w:w="1966"/>
+        <w:gridCol w:w="1714"/>
+      </w:tblGrid>
+      <w:tr>
+        <w:trPr>
+          <w:trHeight w:val="57"/>
+        </w:trPr>
+        <w:tc>
+          <w:tcPr>
+            <w:tcW w:w="4078" w:type="dxa"/>
+            <w:vMerge w:val="restart"/>
+            <w:tcBorders>
+              <w:top w:val="single" w:sz="4" w:space="0" w:color="auto"/>
+              <w:left w:val="single" w:sz="4" w:space="0" w:color="auto"/>
+              <w:bottom w:val="single" w:sz="4" w:space="0" w:color="auto"/>
+              <w:right w:val="single" w:sz="4" w:space="0" w:color="auto"/>
+            </w:tcBorders>
+            <w:vAlign w:val="center"/>
+          </w:tcPr>
+          <w:p>
+            <w:pPr>
+              <w:spacing w:after="0" w:line="240" w:lineRule="auto"/>
+              <w:jc w:val="center"/>
+              <w:rPr>
+                <w:rFonts w:ascii="Times New Roman" w:eastAsia="Times New Roman" w:hAnsi="Times New Roman"/>
+                <w:bCs/>
+                <w:sz w:val="24"/>
+                <w:szCs w:val="24"/>
+                <w:lang w:eastAsia="ru-RU"/>
+              </w:rPr>
+            </w:pPr>
+            <w:r>
+              <w:rPr>
+                <w:rFonts w:ascii="Times New Roman" w:eastAsia="Times New Roman" w:hAnsi="Times New Roman"/>
+                <w:bCs/>
+                <w:sz w:val="24"/>
+                <w:szCs w:val="24"/>
+                <w:lang w:eastAsia="ru-RU"/>
+              </w:rPr>
+              <w:t>Вид работ</w:t>
+            </w:r>
+          </w:p>
+        </w:tc>
+        <w:tc>
+          <w:tcPr>
+            <w:tcW w:w="5522" w:type="dxa"/>
+            <w:gridSpan w:val="3"/>
+            <w:tcBorders>
+              <w:top w:val="single" w:sz="4" w:space="0" w:color="auto"/>
+              <w:left w:val="single" w:sz="4" w:space="0" w:color="auto"/>
+              <w:bottom w:val="single" w:sz="4" w:space="0" w:color="auto"/>
+              <w:right w:val="single" w:sz="4" w:space="0" w:color="auto"/>
+            </w:tcBorders>
+            <w:vAlign w:val="center"/>
+          </w:tcPr>
+          <w:p>
+            <w:pPr>
+              <w:spacing w:after="0" w:line="240" w:lineRule="auto"/>
+              <w:jc w:val="center"/>
+              <w:rPr>
+                <w:rFonts w:ascii="Times New Roman" w:eastAsia="Times New Roman" w:hAnsi="Times New Roman"/>
+                <w:bCs/>
+                <w:sz w:val="24"/>
+                <w:szCs w:val="24"/>
+                <w:lang w:eastAsia="ru-RU"/>
+              </w:rPr>
+            </w:pPr>
+            <w:r>
+              <w:rPr>
+                <w:rFonts w:ascii="Times New Roman" w:eastAsia="Times New Roman" w:hAnsi="Times New Roman"/>
+                <w:bCs/>
+                <w:sz w:val="24"/>
+                <w:szCs w:val="24"/>
+                <w:lang w:eastAsia="ru-RU"/>
+              </w:rPr>
+              <w:t>Критерий выполнения работ</w:t>
+            </w:r>
+          </w:p>
+        </w:tc>
+      </w:tr>
+      <w:tr>
+        <w:trPr>
+          <w:trHeight w:val="57"/>
+        </w:trPr>
+        <w:tc>
+          <w:tcPr>
+            <w:tcW w:w="4078" w:type="dxa"/>
+            <w:vMerge/>
+            <w:tcBorders>
+              <w:top w:val="single" w:sz="4" w:space="0" w:color="auto"/>
+              <w:left w:val="single" w:sz="4" w:space="0" w:color="auto"/>
+              <w:bottom w:val="single" w:sz="4" w:space="0" w:color="auto"/>
+              <w:right w:val="single" w:sz="4" w:space="0" w:color="auto"/>
+            </w:tcBorders>
+            <w:vAlign w:val="center"/>
+          </w:tcPr>
+          <w:p>
+            <w:pPr>
+              <w:spacing w:after="0" w:line="240" w:lineRule="auto"/>
+              <w:rPr>
+                <w:rFonts w:ascii="Times New Roman" w:eastAsia="Times New Roman" w:hAnsi="Times New Roman" w:cs="Times New Roman"/>
+                <w:bCs/>
+                <w:sz w:val="24"/>
+                <w:szCs w:val="24"/>
+                <w:lang w:eastAsia="ru-RU"/>
+              </w:rPr>
+            </w:pPr>
+          </w:p>
+        </w:tc>
+        <w:tc>
+          <w:tcPr>
+            <w:tcW w:w="1842" w:type="dxa"/>
+            <w:tcBorders>
+              <w:top w:val="single" w:sz="4" w:space="0" w:color="auto"/>
+              <w:left w:val="single" w:sz="4" w:space="0" w:color="auto"/>
+              <w:bottom w:val="single" w:sz="4" w:space="0" w:color="auto"/>
+              <w:right w:val="single" w:sz="4" w:space="0" w:color="auto"/>
+            </w:tcBorders>
+            <w:vAlign w:val="center"/>
+          </w:tcPr>
+          <w:p>
+            <w:pPr>
+              <w:spacing w:after="0" w:line="240" w:lineRule="auto"/>
+              <w:jc w:val="center"/>
+              <w:rPr>
+                <w:rFonts w:ascii="Times New Roman" w:eastAsia="Times New Roman" w:hAnsi="Times New Roman"/>
+                <w:bCs/>
+                <w:sz w:val="24"/>
+                <w:szCs w:val="24"/>
+                <w:lang w:eastAsia="ru-RU"/>
+              </w:rPr>
+            </w:pPr>
+            <w:r>
+              <w:rPr>
+                <w:rFonts w:ascii="Times New Roman" w:eastAsia="Times New Roman" w:hAnsi="Times New Roman"/>
+                <w:bCs/>
+                <w:sz w:val="24"/>
+                <w:szCs w:val="24"/>
+                <w:lang w:eastAsia="ru-RU"/>
+              </w:rPr>
+              <w:t>Выполнены полностью самостоятельно</w:t>
+            </w:r>
+          </w:p>
+        </w:tc>
+        <w:tc>
+          <w:tcPr>
+            <w:tcW w:w="1966" w:type="dxa"/>
+            <w:tcBorders>
+              <w:top w:val="single" w:sz="4" w:space="0" w:color="auto"/>
+              <w:left w:val="single" w:sz="4" w:space="0" w:color="auto"/>
+              <w:bottom w:val="single" w:sz="4" w:space="0" w:color="auto"/>
+              <w:right w:val="single" w:sz="4" w:space="0" w:color="auto"/>
+            </w:tcBorders>
+            <w:vAlign w:val="center"/>
+          </w:tcPr>
+          <w:p>
+            <w:pPr>
+              <w:spacing w:after="0" w:line="240" w:lineRule="auto"/>
+              <w:jc w:val="center"/>
+              <w:rPr>
+                <w:rFonts w:ascii="Times New Roman" w:eastAsia="Times New Roman" w:hAnsi="Times New Roman"/>
+                <w:bCs/>
+                <w:sz w:val="24"/>
+                <w:szCs w:val="24"/>
+                <w:lang w:eastAsia="ru-RU"/>
+              </w:rPr>
+            </w:pPr>
+            <w:r>
+              <w:rPr>
+                <w:rFonts w:ascii="Times New Roman" w:eastAsia="Times New Roman" w:hAnsi="Times New Roman"/>
+                <w:bCs/>
+                <w:sz w:val="24"/>
+                <w:szCs w:val="24"/>
+                <w:lang w:eastAsia="ru-RU"/>
+              </w:rPr>
+              <w:t>Выполнены с незначительной помощью наставника</w:t>
+            </w:r>
+          </w:p>
+        </w:tc>
+        <w:tc>
+          <w:tcPr>
+            <w:tcW w:w="1714" w:type="dxa"/>
+            <w:tcBorders>
+              <w:top w:val="single" w:sz="4" w:space="0" w:color="auto"/>
+              <w:left w:val="single" w:sz="4" w:space="0" w:color="auto"/>
+              <w:bottom w:val="single" w:sz="4" w:space="0" w:color="auto"/>
+              <w:right w:val="single" w:sz="4" w:space="0" w:color="auto"/>
+            </w:tcBorders>
+            <w:vAlign w:val="center"/>
+          </w:tcPr>
+          <w:p>
+            <w:pPr>
+              <w:spacing w:after="0" w:line="240" w:lineRule="auto"/>
+              <w:jc w:val="center"/>
+              <w:rPr>
+                <w:rFonts w:ascii="Times New Roman" w:eastAsia="Times New Roman" w:hAnsi="Times New Roman"/>
+                <w:bCs/>
+                <w:sz w:val="24"/>
+                <w:szCs w:val="24"/>
+                <w:lang w:eastAsia="ru-RU"/>
+              </w:rPr>
+            </w:pPr>
+            <w:r>
+              <w:rPr>
+                <w:rFonts w:ascii="Times New Roman" w:eastAsia="Times New Roman" w:hAnsi="Times New Roman"/>
+                <w:bCs/>
+                <w:sz w:val="24"/>
+                <w:szCs w:val="24"/>
+                <w:lang w:eastAsia="ru-RU"/>
+              </w:rPr>
+              <w:t>Выполнены с помощью наставника</w:t>
+            </w:r>
+          </w:p>
+        </w:tc>
+      </w:tr>
+      <w:tr>
+        <w:trPr>
+          <w:trHeight w:val="57"/>
+        </w:trPr>
+        <w:tc>
+          <w:tcPr>
+            <w:tcW w:w="4078" w:type="dxa"/>
+            <w:tcBorders>
+              <w:top w:val="single" w:sz="4" w:space="0" w:color="auto"/>
+              <w:left w:val="single" w:sz="4" w:space="0" w:color="auto"/>
+              <w:bottom w:val="single" w:sz="4" w:space="0" w:color="auto"/>
+              <w:right w:val="single" w:sz="4" w:space="0" w:color="auto"/>
+            </w:tcBorders>
+          </w:tcPr>
+          <w:p>
+            <w:pPr>
+              <w:widowControl w:val="0"/>
+              <w:shd w:val="clear" w:color="auto" w:fill="FFFFFF"/>
+              <w:spacing w:after="0" w:line="240" w:lineRule="auto"/>
+              <w:rPr>
+                <w:rFonts w:ascii="Times New Roman" w:eastAsia="Times New Roman" w:hAnsi="Times New Roman" w:cs="Times New Roman"/>
+                <w:color w:val="000000"/>
+                <w:sz w:val="24"/>
+                <w:szCs w:val="24"/>
+              </w:rPr>
+            </w:pPr>
+            <w:r>
+              <w:rPr>
+                <w:rFonts w:ascii="Times New Roman" w:eastAsia="Times New Roman" w:hAnsi="Times New Roman" w:cs="Times New Roman"/>
+                <w:color w:val="000000"/>
+              </w:rPr>
+              <w:t>Настройка рабочего окружения</w:t>
+            </w:r>
+          </w:p>
+        </w:tc>
+        <w:tc>
+          <w:tcPr>
+            <w:tcW w:w="1842" w:type="dxa"/>
+            <w:tcBorders>
+              <w:top w:val="single" w:sz="4" w:space="0" w:color="auto"/>
+              <w:left w:val="single" w:sz="4" w:space="0" w:color="auto"/>
+              <w:bottom w:val="single" w:sz="4" w:space="0" w:color="auto"/>
+              <w:right w:val="single" w:sz="4" w:space="0" w:color="auto"/>
+            </w:tcBorders>
+          </w:tcPr>
+          <w:p>
+            <w:pPr>
+              <w:spacing w:after="0" w:line="240" w:lineRule="auto"/>
+              <w:jc w:val="center"/>
+              <w:rPr>
+                <w:rFonts w:ascii="Times New Roman" w:eastAsia="Times New Roman" w:hAnsi="Times New Roman" w:cs="Times New Roman"/>
+                <w:bCs/>
+                <w:sz w:val="24"/>
+                <w:szCs w:val="24"/>
+              </w:rPr>
+            </w:pPr>
+            <w:r>
+              <w:rPr>
+                <w:rFonts w:ascii="Times New Roman" w:eastAsia="Times New Roman" w:hAnsi="Times New Roman" w:cs="Times New Roman"/>
+                <w:sz w:val="24"/>
+                <w:szCs w:val="24"/>
+                <w:lang w:val="en-US"/>
+              </w:rPr>
+              <w:t>V</w:t>
+            </w:r>
+          </w:p>
+        </w:tc>
+        <w:tc>
+          <w:tcPr>
+            <w:tcW w:w="1966" w:type="dxa"/>
+            <w:tcBorders>
+              <w:top w:val="single" w:sz="4" w:space="0" w:color="auto"/>
+              <w:left w:val="single" w:sz="4" w:space="0" w:color="auto"/>
+              <w:bottom w:val="single" w:sz="4" w:space="0" w:color="auto"/>
+              <w:right w:val="single" w:sz="4" w:space="0" w:color="auto"/>
+            </w:tcBorders>
+          </w:tcPr>
+          <w:p>
+            <w:pPr>
+              <w:spacing w:after="0" w:line="240" w:lineRule="auto"/>
+              <w:rPr>
+                <w:rFonts w:ascii="Times New Roman" w:eastAsia="Times New Roman" w:hAnsi="Times New Roman"/>
+                <w:bCs/>
+                <w:sz w:val="24"/>
+                <w:szCs w:val="24"/>
+                <w:lang w:eastAsia="ru-RU"/>
+              </w:rPr>
+            </w:pPr>
+          </w:p>
+        </w:tc>
+        <w:tc>
+          <w:tcPr>
+            <w:tcW w:w="1714" w:type="dxa"/>
+            <w:tcBorders>
+              <w:top w:val="single" w:sz="4" w:space="0" w:color="auto"/>
+              <w:left w:val="single" w:sz="4" w:space="0" w:color="auto"/>
+              <w:bottom w:val="single" w:sz="4" w:space="0" w:color="auto"/>
+              <w:right w:val="single" w:sz="4" w:space="0" w:color="auto"/>
+            </w:tcBorders>
+          </w:tcPr>
+          <w:p>
+            <w:pPr>
+              <w:spacing w:after="0" w:line="240" w:lineRule="auto"/>
+              <w:rPr>
+                <w:rFonts w:ascii="Times New Roman" w:eastAsia="Times New Roman" w:hAnsi="Times New Roman"/>
+                <w:bCs/>
+                <w:sz w:val="24"/>
+                <w:szCs w:val="24"/>
+                <w:lang w:eastAsia="ru-RU"/>
+              </w:rPr>
+            </w:pPr>
+          </w:p>
+        </w:tc>
+      </w:tr>
+      <w:tr>
+        <w:trPr>
+          <w:trHeight w:val="57"/>
+        </w:trPr>
+        <w:tc>
+          <w:tcPr>
+            <w:tcW w:w="4078" w:type="dxa"/>
+            <w:tcBorders>
+              <w:top w:val="single" w:sz="4" w:space="0" w:color="auto"/>
+              <w:left w:val="single" w:sz="4" w:space="0" w:color="auto"/>
+              <w:bottom w:val="single" w:sz="4" w:space="0" w:color="auto"/>
+              <w:right w:val="single" w:sz="4" w:space="0" w:color="auto"/>
+            </w:tcBorders>
+          </w:tcPr>
+          <w:p>
+            <w:pPr>
+              <w:widowControl w:val="0"/>
+              <w:shd w:val="clear" w:color="auto" w:fill="FFFFFF"/>
+              <w:spacing w:after="0" w:line="240" w:lineRule="auto"/>
+              <w:rPr>
+                <w:rFonts w:ascii="Times New Roman" w:eastAsia="Times New Roman" w:hAnsi="Times New Roman" w:cs="Times New Roman"/>
+                <w:color w:val="000000"/>
+                <w:sz w:val="24"/>
+                <w:szCs w:val="24"/>
+              </w:rPr>
+            </w:pPr>
+            <w:r>
+              <w:rPr>
+                <w:rFonts w:ascii="Times New Roman" w:eastAsia="Times New Roman" w:hAnsi="Times New Roman" w:cs="Times New Roman"/>
+                <w:color w:val="000000"/>
+              </w:rPr>
+              <w:t>Решение набора алгоритмических задач</w:t>
+            </w:r>
+          </w:p>
+        </w:tc>
+        <w:tc>
+          <w:tcPr>
+            <w:tcW w:w="1842" w:type="dxa"/>
+            <w:tcBorders>
+              <w:top w:val="single" w:sz="4" w:space="0" w:color="auto"/>
+              <w:left w:val="single" w:sz="4" w:space="0" w:color="auto"/>
+              <w:bottom w:val="single" w:sz="4" w:space="0" w:color="auto"/>
+              <w:right w:val="single" w:sz="4" w:space="0" w:color="auto"/>
+            </w:tcBorders>
+          </w:tcPr>
+          <w:p>
+            <w:pPr>
+              <w:spacing w:after="0" w:line="240" w:lineRule="auto"/>
+              <w:jc w:val="center"/>
+              <w:rPr>
+                <w:rFonts w:ascii="Times New Roman" w:eastAsia="Times New Roman" w:hAnsi="Times New Roman" w:cs="Times New Roman"/>
+                <w:bCs/>
+                <w:sz w:val="24"/>
+                <w:szCs w:val="24"/>
+              </w:rPr>
+            </w:pPr>
+            <w:r>
+              <w:rPr>
+                <w:rFonts w:ascii="Times New Roman" w:eastAsia="Times New Roman" w:hAnsi="Times New Roman" w:cs="Times New Roman"/>
+                <w:sz w:val="24"/>
+                <w:szCs w:val="24"/>
+                <w:lang w:val="en-US"/>
+              </w:rPr>
+              <w:t>V</w:t>
+            </w:r>
+          </w:p>
+        </w:tc>
+        <w:tc>
+          <w:tcPr>
+            <w:tcW w:w="1966" w:type="dxa"/>
+            <w:tcBorders>
+              <w:top w:val="single" w:sz="4" w:space="0" w:color="auto"/>
+              <w:left w:val="single" w:sz="4" w:space="0" w:color="auto"/>
+              <w:bottom w:val="single" w:sz="4" w:space="0" w:color="auto"/>
+              <w:right w:val="single" w:sz="4" w:space="0" w:color="auto"/>
+            </w:tcBorders>
+          </w:tcPr>
+          <w:p>
+            <w:pPr>
+              <w:spacing w:after="0" w:line="240" w:lineRule="auto"/>
+              <w:rPr>
+                <w:rFonts w:ascii="Times New Roman" w:eastAsia="Times New Roman" w:hAnsi="Times New Roman"/>
+                <w:bCs/>
+                <w:sz w:val="24"/>
+                <w:szCs w:val="24"/>
+                <w:lang w:eastAsia="ru-RU"/>
+              </w:rPr>
+            </w:pPr>
+          </w:p>
+        </w:tc>
+        <w:tc>
+          <w:tcPr>
+            <w:tcW w:w="1714" w:type="dxa"/>
+            <w:tcBorders>
+              <w:top w:val="single" w:sz="4" w:space="0" w:color="auto"/>
+              <w:left w:val="single" w:sz="4" w:space="0" w:color="auto"/>
+              <w:bottom w:val="single" w:sz="4" w:space="0" w:color="auto"/>
+              <w:right w:val="single" w:sz="4" w:space="0" w:color="auto"/>
+            </w:tcBorders>
+          </w:tcPr>
+          <w:p>
+            <w:pPr>
+              <w:spacing w:after="0" w:line="240" w:lineRule="auto"/>
+              <w:rPr>
+                <w:rFonts w:ascii="Times New Roman" w:eastAsia="Times New Roman" w:hAnsi="Times New Roman"/>
+                <w:bCs/>
+                <w:sz w:val="24"/>
+                <w:szCs w:val="24"/>
+                <w:lang w:eastAsia="ru-RU"/>
+              </w:rPr>
+            </w:pPr>
+          </w:p>
+        </w:tc>
+      </w:tr>
+      <w:tr>
+        <w:trPr>
+          <w:trHeight w:val="57"/>
+        </w:trPr>
+        <w:tc>
+          <w:tcPr>
+            <w:tcW w:w="4078" w:type="dxa"/>
+            <w:tcBorders>
+              <w:top w:val="single" w:sz="4" w:space="0" w:color="auto"/>
+              <w:left w:val="single" w:sz="4" w:space="0" w:color="auto"/>
+              <w:bottom w:val="single" w:sz="4" w:space="0" w:color="auto"/>
+              <w:right w:val="single" w:sz="4" w:space="0" w:color="auto"/>
+            </w:tcBorders>
+          </w:tcPr>
+          <w:p>
+            <w:pPr>
+              <w:widowControl w:val="0"/>
+              <w:spacing w:after="0" w:line="240" w:lineRule="auto"/>
+              <w:rPr>
+                <w:rFonts w:ascii="Times New Roman" w:eastAsia="Times New Roman" w:hAnsi="Times New Roman" w:cs="Times New Roman"/>
+                <w:color w:val="000000"/>
+                <w:sz w:val="24"/>
+                <w:szCs w:val="24"/>
+              </w:rPr>
+            </w:pPr>
+            <w:r>
+              <w:rPr>
+                <w:rFonts w:ascii="Times New Roman" w:eastAsia="Times New Roman" w:hAnsi="Times New Roman" w:cs="Times New Roman"/>
+                <w:color w:val="000000"/>
+              </w:rPr>
+              <w:t>Тестирование и отладка полученного кода</w:t>
+            </w:r>
+          </w:p>
+        </w:tc>
+        <w:tc>
+          <w:tcPr>
+            <w:tcW w:w="1842" w:type="dxa"/>
+            <w:tcBorders>
+              <w:top w:val="single" w:sz="4" w:space="0" w:color="auto"/>
+              <w:left w:val="single" w:sz="4" w:space="0" w:color="auto"/>
+              <w:bottom w:val="single" w:sz="4" w:space="0" w:color="auto"/>
+              <w:right w:val="single" w:sz="4" w:space="0" w:color="auto"/>
+            </w:tcBorders>
+          </w:tcPr>
+          <w:p>
+            <w:pPr>
+              <w:spacing w:after="0" w:line="240" w:lineRule="auto"/>
+              <w:jc w:val="center"/>
+              <w:rPr>
+                <w:rFonts w:ascii="Times New Roman" w:eastAsia="Times New Roman" w:hAnsi="Times New Roman" w:cs="Times New Roman"/>
+                <w:bCs/>
+                <w:sz w:val="24"/>
+                <w:szCs w:val="24"/>
+              </w:rPr>
+            </w:pPr>
+            <w:r>
+              <w:rPr>
+                <w:rFonts w:ascii="Times New Roman" w:eastAsia="Times New Roman" w:hAnsi="Times New Roman" w:cs="Times New Roman"/>
+                <w:bCs/>
+                <w:sz w:val="24"/>
+                <w:szCs w:val="24"/>
+              </w:rPr>
+              <w:t>V</w:t>
+            </w:r>
+          </w:p>
+        </w:tc>
+        <w:tc>
+          <w:tcPr>
+            <w:tcW w:w="1966" w:type="dxa"/>
+            <w:tcBorders>
+              <w:top w:val="single" w:sz="4" w:space="0" w:color="auto"/>
+              <w:left w:val="single" w:sz="4" w:space="0" w:color="auto"/>
+              <w:bottom w:val="single" w:sz="4" w:space="0" w:color="auto"/>
+              <w:right w:val="single" w:sz="4" w:space="0" w:color="auto"/>
+            </w:tcBorders>
+          </w:tcPr>
+          <w:p>
+            <w:pPr>
+              <w:spacing w:after="0" w:line="240" w:lineRule="auto"/>
+              <w:rPr>
+                <w:rFonts w:ascii="Times New Roman" w:eastAsia="Times New Roman" w:hAnsi="Times New Roman"/>
+                <w:bCs/>
+                <w:sz w:val="24"/>
+                <w:szCs w:val="24"/>
+                <w:lang w:eastAsia="ru-RU"/>
+              </w:rPr>
+            </w:pPr>
+          </w:p>
+        </w:tc>
+        <w:tc>
+          <w:tcPr>
+            <w:tcW w:w="1714" w:type="dxa"/>
+            <w:tcBorders>
+              <w:top w:val="single" w:sz="4" w:space="0" w:color="auto"/>
+              <w:left w:val="single" w:sz="4" w:space="0" w:color="auto"/>
+              <w:bottom w:val="single" w:sz="4" w:space="0" w:color="auto"/>
+              <w:right w:val="single" w:sz="4" w:space="0" w:color="auto"/>
+            </w:tcBorders>
+          </w:tcPr>
+          <w:p>
+            <w:pPr>
+              <w:spacing w:after="0" w:line="240" w:lineRule="auto"/>
+              <w:rPr>
+                <w:rFonts w:ascii="Times New Roman" w:eastAsia="Times New Roman" w:hAnsi="Times New Roman"/>
+                <w:bCs/>
+                <w:sz w:val="24"/>
+                <w:szCs w:val="24"/>
+                <w:lang w:eastAsia="ru-RU"/>
+              </w:rPr>
+            </w:pPr>
+          </w:p>
+        </w:tc>
+      </w:tr>
+      <w:tr>
+        <w:trPr>
+          <w:trHeight w:val="57"/>
+        </w:trPr>
+        <w:tc>
+          <w:tcPr>
+            <w:tcW w:w="4078" w:type="dxa"/>
+            <w:tcBorders>
+              <w:top w:val="single" w:sz="4" w:space="0" w:color="auto"/>
+              <w:left w:val="single" w:sz="4" w:space="0" w:color="auto"/>
+              <w:bottom w:val="single" w:sz="4" w:space="0" w:color="auto"/>
+              <w:right w:val="single" w:sz="4" w:space="0" w:color="auto"/>
+            </w:tcBorders>
+          </w:tcPr>
+          <w:p>
+            <w:pPr>
+              <w:widowControl w:val="0"/>
+              <w:shd w:val="clear" w:color="auto" w:fill="FFFFFF"/>
+              <w:spacing w:after="0" w:line="240" w:lineRule="auto"/>
+              <w:rPr>
+                <w:rFonts w:ascii="Times New Roman" w:eastAsia="Times New Roman" w:hAnsi="Times New Roman" w:cs="Times New Roman"/>
+                <w:color w:val="000000"/>
+                <w:sz w:val="24"/>
+                <w:szCs w:val="24"/>
+              </w:rPr>
+            </w:pPr>
+            <w:r>
+              <w:rPr>
+                <w:rFonts w:ascii="Times New Roman" w:eastAsia="Times New Roman" w:hAnsi="Times New Roman" w:cs="Times New Roman"/>
+                <w:color w:val="000000"/>
+              </w:rPr>
+              <w:t>Подготовка отчетной документации, включая детальное описание разработанных и использованных алгоритмов</w:t>
+            </w:r>
+          </w:p>
+        </w:tc>
+        <w:tc>
+          <w:tcPr>
+            <w:tcW w:w="1842" w:type="dxa"/>
+            <w:tcBorders>
+              <w:top w:val="single" w:sz="4" w:space="0" w:color="auto"/>
+              <w:left w:val="single" w:sz="4" w:space="0" w:color="auto"/>
+              <w:bottom w:val="single" w:sz="4" w:space="0" w:color="auto"/>
+              <w:right w:val="single" w:sz="4" w:space="0" w:color="auto"/>
+            </w:tcBorders>
+          </w:tcPr>
+          <w:p>
+            <w:pPr>
+              <w:spacing w:after="0" w:line="240" w:lineRule="auto"/>
+              <w:jc w:val="center"/>
+              <w:rPr>
+                <w:rFonts w:ascii="Times New Roman" w:eastAsia="Times New Roman" w:hAnsi="Times New Roman" w:cs="Times New Roman"/>
+                <w:bCs/>
+                <w:sz w:val="24"/>
+                <w:szCs w:val="24"/>
+              </w:rPr>
+            </w:pPr>
+            <w:r>
+              <w:rPr>
+                <w:rFonts w:ascii="Times New Roman" w:eastAsia="Times New Roman" w:hAnsi="Times New Roman" w:cs="Times New Roman"/>
+                <w:bCs/>
+                <w:sz w:val="24"/>
+                <w:szCs w:val="24"/>
+              </w:rPr>
+              <w:t>V</w:t>
+            </w:r>
+          </w:p>
+        </w:tc>
+        <w:tc>
+          <w:tcPr>
+            <w:tcW w:w="1966" w:type="dxa"/>
+            <w:tcBorders>
+              <w:top w:val="single" w:sz="4" w:space="0" w:color="auto"/>
+              <w:left w:val="single" w:sz="4" w:space="0" w:color="auto"/>
+              <w:bottom w:val="single" w:sz="4" w:space="0" w:color="auto"/>
+              <w:right w:val="single" w:sz="4" w:space="0" w:color="auto"/>
+            </w:tcBorders>
+          </w:tcPr>
+          <w:p>
+            <w:pPr>
+              <w:spacing w:after="0" w:line="240" w:lineRule="auto"/>
+              <w:rPr>
+                <w:rFonts w:ascii="Times New Roman" w:eastAsia="Times New Roman" w:hAnsi="Times New Roman"/>
+                <w:bCs/>
+                <w:sz w:val="24"/>
+                <w:szCs w:val="24"/>
+                <w:lang w:eastAsia="ru-RU"/>
+              </w:rPr>
+            </w:pPr>
+          </w:p>
+        </w:tc>
+        <w:tc>
+          <w:tcPr>
+            <w:tcW w:w="1714" w:type="dxa"/>
+            <w:tcBorders>
+              <w:top w:val="single" w:sz="4" w:space="0" w:color="auto"/>
+              <w:left w:val="single" w:sz="4" w:space="0" w:color="auto"/>
+              <w:bottom w:val="single" w:sz="4" w:space="0" w:color="auto"/>
+              <w:right w:val="single" w:sz="4" w:space="0" w:color="auto"/>
+            </w:tcBorders>
+          </w:tcPr>
+          <w:p>
+            <w:pPr>
+              <w:spacing w:after="0" w:line="240" w:lineRule="auto"/>
+              <w:rPr>
+                <w:rFonts w:ascii="Times New Roman" w:eastAsia="Times New Roman" w:hAnsi="Times New Roman"/>
+                <w:bCs/>
+                <w:sz w:val="24"/>
+                <w:szCs w:val="24"/>
+                <w:lang w:eastAsia="ru-RU"/>
+              </w:rPr>
+            </w:pPr>
+          </w:p>
+        </w:tc>
+      </w:tr>
+      <w:tr>
+        <w:trPr>
+          <w:trHeight w:val="57"/>
+        </w:trPr>
+        <w:tc>
+          <w:tcPr>
+            <w:tcW w:w="4078" w:type="dxa"/>
+            <w:tcBorders>
+              <w:top w:val="single" w:sz="4" w:space="0" w:color="auto"/>
+              <w:left w:val="single" w:sz="4" w:space="0" w:color="auto"/>
+              <w:bottom w:val="single" w:sz="4" w:space="0" w:color="auto"/>
+              <w:right w:val="single" w:sz="4" w:space="0" w:color="auto"/>
+            </w:tcBorders>
+          </w:tcPr>
+          <w:p>
+            <w:pPr>
+              <w:widowControl w:val="0"/>
+              <w:spacing w:after="0" w:line="240" w:lineRule="auto"/>
+              <w:rPr>
+                <w:rFonts w:ascii="Times New Roman" w:eastAsia="Times New Roman" w:hAnsi="Times New Roman" w:cs="Times New Roman"/>
+                <w:color w:val="000000"/>
+                <w:sz w:val="24"/>
+                <w:szCs w:val="24"/>
+              </w:rPr>
+            </w:pPr>
+            <w:r>
+              <w:rPr>
+                <w:rFonts w:ascii="Times New Roman" w:eastAsia="Times New Roman" w:hAnsi="Times New Roman" w:cs="Times New Roman"/>
+                <w:color w:val="000000"/>
+              </w:rPr>
+              <w:t>Подготовка к сдаче и сдача промежуточной аттестации</w:t>
+            </w:r>
+          </w:p>
+        </w:tc>
+        <w:tc>
+          <w:tcPr>
+            <w:tcW w:w="1842" w:type="dxa"/>
+            <w:tcBorders>
+              <w:top w:val="single" w:sz="4" w:space="0" w:color="auto"/>
+              <w:left w:val="single" w:sz="4" w:space="0" w:color="auto"/>
+              <w:bottom w:val="single" w:sz="4" w:space="0" w:color="auto"/>
+              <w:right w:val="single" w:sz="4" w:space="0" w:color="auto"/>
+            </w:tcBorders>
+          </w:tcPr>
+          <w:p>
+            <w:pPr>
+              <w:spacing w:after="0" w:line="240" w:lineRule="auto"/>
+              <w:jc w:val="center"/>
+              <w:rPr>
+                <w:rFonts w:ascii="Times New Roman" w:eastAsia="Times New Roman" w:hAnsi="Times New Roman" w:cs="Times New Roman"/>
+                <w:bCs/>
+                <w:sz w:val="24"/>
+                <w:szCs w:val="24"/>
+              </w:rPr>
+            </w:pPr>
+            <w:r>
+              <w:rPr>
+                <w:rFonts w:ascii="Times New Roman" w:eastAsia="Times New Roman" w:hAnsi="Times New Roman" w:cs="Times New Roman"/>
+                <w:bCs/>
+                <w:sz w:val="24"/>
+                <w:szCs w:val="24"/>
+              </w:rPr>
+              <w:t>V</w:t>
+            </w:r>
+          </w:p>
+        </w:tc>
+        <w:tc>
+          <w:tcPr>
+            <w:tcW w:w="1966" w:type="dxa"/>
+            <w:tcBorders>
+              <w:top w:val="single" w:sz="4" w:space="0" w:color="auto"/>
+              <w:left w:val="single" w:sz="4" w:space="0" w:color="auto"/>
+              <w:bottom w:val="single" w:sz="4" w:space="0" w:color="auto"/>
+              <w:right w:val="single" w:sz="4" w:space="0" w:color="auto"/>
+            </w:tcBorders>
+          </w:tcPr>
+          <w:p>
+            <w:pPr>
+              <w:spacing w:after="0" w:line="240" w:lineRule="auto"/>
+              <w:rPr>
+                <w:rFonts w:ascii="Times New Roman" w:eastAsia="Times New Roman" w:hAnsi="Times New Roman"/>
+                <w:bCs/>
+                <w:sz w:val="24"/>
+                <w:szCs w:val="24"/>
+                <w:lang w:eastAsia="ru-RU"/>
+              </w:rPr>
+            </w:pPr>
+          </w:p>
+        </w:tc>
+        <w:tc>
+          <w:tcPr>
+            <w:tcW w:w="1714" w:type="dxa"/>
+            <w:tcBorders>
+              <w:top w:val="single" w:sz="4" w:space="0" w:color="auto"/>
+              <w:left w:val="single" w:sz="4" w:space="0" w:color="auto"/>
+              <w:bottom w:val="single" w:sz="4" w:space="0" w:color="auto"/>
+              <w:right w:val="single" w:sz="4" w:space="0" w:color="auto"/>
+            </w:tcBorders>
+          </w:tcPr>
+          <w:p>
+            <w:pPr>
+              <w:spacing w:after="0" w:line="240" w:lineRule="auto"/>
+              <w:rPr>
+                <w:rFonts w:ascii="Times New Roman" w:eastAsia="Times New Roman" w:hAnsi="Times New Roman"/>
+                <w:bCs/>
+                <w:sz w:val="24"/>
+                <w:szCs w:val="24"/>
+                <w:lang w:eastAsia="ru-RU"/>
+              </w:rPr>
+            </w:pPr>
+          </w:p>
+        </w:tc>
+      </w:tr>
+    </w:tbl>
+    <w:p>
+      <w:pPr>
+        <w:spacing w:after="0"/>
+        <w:ind w:firstLine="708"/>
+        <w:jc w:val="both"/>
+        <w:rPr>
+          <w:rFonts w:ascii="Times New Roman" w:eastAsia="Calibri" w:hAnsi="Times New Roman"/>
+          <w:b/>
+          <w:sz w:val="24"/>
+          <w:szCs w:val="24"/>
+        </w:rPr>
+      </w:pPr>
+      <w:r>
+        <w:rPr>
+          <w:rFonts w:ascii="Times New Roman" w:hAnsi="Times New Roman"/>
+          <w:sz w:val="24"/>
+          <w:szCs w:val="24"/>
+        </w:rPr>
+        <w:t>Обучающийся ознакомлен с правилами внутреннего трудового распорядка, охраны труда, техники безопасности, противопожарной безопасности, санитарно-эпидемиологическими правилами и гигиеническими нормативами, а также прошел вводный инструктаж и инструктаж на рабочем месте.</w:t>
+      </w:r>
+    </w:p>
+    <w:p>
+      <w:pPr>
+        <w:spacing w:after="0" w:line="240" w:lineRule="auto"/>
+        <w:ind w:firstLine="709"/>
+        <w:jc w:val="both"/>
+        <w:rPr>
+          <w:rFonts w:ascii="Times New Roman" w:eastAsia="Times New Roman" w:hAnsi="Times New Roman"/>
+          <w:bCs/>
+          <w:sz w:val="24"/>
+          <w:szCs w:val="24"/>
+          <w:lang w:eastAsia="ru-RU"/>
+        </w:rPr>
+      </w:pPr>
+    </w:p>
+    <w:p>
+      <w:pPr>
+        <w:spacing w:after="0" w:line="240" w:lineRule="auto"/>
+        <w:ind w:firstLine="709"/>
+        <w:jc w:val="both"/>
+        <w:rPr>
+          <w:rFonts w:ascii="Times New Roman" w:eastAsia="Times New Roman" w:hAnsi="Times New Roman"/>
+          <w:bCs/>
+          <w:sz w:val="24"/>
+          <w:szCs w:val="24"/>
+          <w:lang w:eastAsia="ru-RU"/>
+        </w:rPr>
+      </w:pPr>
+      <w:r>
+        <w:rPr>
+          <w:rFonts w:ascii="Times New Roman" w:eastAsia="Times New Roman" w:hAnsi="Times New Roman"/>
+          <w:bCs/>
+          <w:sz w:val="24"/>
+          <w:szCs w:val="24"/>
+          <w:lang w:eastAsia="ru-RU"/>
+        </w:rPr>
+        <w:t xml:space="preserve">Во время прохождения </w:t>
+      </w:r>
+      <w:r>
+        <w:rPr>
+          <w:rFonts w:ascii="Times New Roman" w:eastAsia="Times New Roman" w:hAnsi="Times New Roman"/>
+          <w:bCs/>
+          <w:sz w:val="24"/>
+          <w:szCs w:val="24"/>
+          <w:u w:val="single"/>
+          <w:lang w:eastAsia="ru-RU"/>
+        </w:rPr>
+        <w:t>учебной</w:t>
+      </w:r>
+      <w:r>
+        <w:rPr>
+          <w:rFonts w:ascii="Times New Roman" w:eastAsia="Times New Roman" w:hAnsi="Times New Roman"/>
+          <w:bCs/>
+          <w:sz w:val="24"/>
+          <w:szCs w:val="24"/>
+          <w:lang w:eastAsia="ru-RU"/>
+        </w:rPr>
+        <w:t xml:space="preserve"> практики </w:t>
+      </w:r>
+      <w:r>
+        <w:rPr>
+          <w:rFonts w:ascii="Times New Roman" w:eastAsia="Times New Roman" w:hAnsi="Times New Roman"/>
+          <w:sz w:val="24"/>
+          <w:szCs w:val="24"/>
+          <w:lang w:eastAsia="ru-RU"/>
+        </w:rPr>
+        <w:t xml:space="preserve">обучающимся освоены следующие профессиональные и общие компетенции:  </w:t>
+      </w:r>
+    </w:p>
+    <w:tbl>
+      <w:tblPr>
+        <w:tblW w:w="9571" w:type="dxa"/>
+        <w:tblBorders>
+          <w:top w:val="single" w:sz="4" w:space="0" w:color="auto"/>
+          <w:left w:val="single" w:sz="4" w:space="0" w:color="auto"/>
+          <w:bottom w:val="single" w:sz="4" w:space="0" w:color="auto"/>
+          <w:right w:val="single" w:sz="4" w:space="0" w:color="auto"/>
+          <w:insideH w:val="single" w:sz="4" w:space="0" w:color="auto"/>
+          <w:insideV w:val="single" w:sz="4" w:space="0" w:color="auto"/>
+        </w:tblBorders>
+        <w:tblLook w:val="04A0" w:firstRow="1" w:lastRow="0" w:firstColumn="1" w:lastColumn="0" w:noHBand="0" w:noVBand="1"/>
+      </w:tblPr>
+      <w:tblGrid>
+        <w:gridCol w:w="3190"/>
+        <w:gridCol w:w="3190"/>
+        <w:gridCol w:w="1595"/>
+        <w:gridCol w:w="1596"/>
+      </w:tblGrid>
+      <w:tr>
+        <w:tc>
+          <w:tcPr>
+            <w:tcW w:w="3190" w:type="dxa"/>
+            <w:vMerge w:val="restart"/>
+            <w:tcBorders>
+              <w:top w:val="single" w:sz="4" w:space="0" w:color="auto"/>
+              <w:left w:val="single" w:sz="4" w:space="0" w:color="auto"/>
+              <w:bottom w:val="single" w:sz="4" w:space="0" w:color="auto"/>
+              <w:right w:val="single" w:sz="4" w:space="0" w:color="auto"/>
+            </w:tcBorders>
+          </w:tcPr>
+          <w:p>
+            <w:pPr>
+              <w:widowControl w:val="0"/>
+              <w:spacing w:after="0" w:line="240" w:lineRule="auto"/>
+              <w:jc w:val="center"/>
+              <w:rPr>
+                <w:rFonts w:ascii="Times New Roman" w:eastAsia="Times New Roman" w:hAnsi="Times New Roman"/>
+                <w:sz w:val="24"/>
+                <w:szCs w:val="24"/>
+                <w:lang w:eastAsia="ru-RU"/>
+              </w:rPr>
+            </w:pPr>
+            <w:r>
+              <w:rPr>
+                <w:rFonts w:ascii="Times New Roman" w:eastAsia="Times New Roman" w:hAnsi="Times New Roman"/>
+                <w:sz w:val="24"/>
+                <w:szCs w:val="24"/>
+                <w:lang w:eastAsia="ru-RU"/>
+              </w:rPr>
+              <w:t>Наименование компетенции</w:t>
+            </w:r>
+          </w:p>
+        </w:tc>
+        <w:tc>
+          <w:tcPr>
+            <w:tcW w:w="3190" w:type="dxa"/>
+            <w:vMerge w:val="restart"/>
+            <w:tcBorders>
+              <w:top w:val="single" w:sz="4" w:space="0" w:color="auto"/>
+              <w:left w:val="single" w:sz="4" w:space="0" w:color="auto"/>
+              <w:bottom w:val="single" w:sz="4" w:space="0" w:color="auto"/>
+              <w:right w:val="single" w:sz="4" w:space="0" w:color="auto"/>
+            </w:tcBorders>
+          </w:tcPr>
+          <w:p>
+            <w:pPr>
+              <w:widowControl w:val="0"/>
+              <w:spacing w:after="0" w:line="240" w:lineRule="auto"/>
+              <w:jc w:val="center"/>
+              <w:rPr>
+                <w:rFonts w:ascii="Times New Roman" w:eastAsia="Times New Roman" w:hAnsi="Times New Roman"/>
+                <w:sz w:val="24"/>
+                <w:szCs w:val="24"/>
+                <w:lang w:eastAsia="ru-RU"/>
+              </w:rPr>
+            </w:pPr>
+            <w:r>
+              <w:rPr>
+                <w:rFonts w:ascii="Times New Roman" w:eastAsia="Times New Roman" w:hAnsi="Times New Roman"/>
+                <w:sz w:val="24"/>
+                <w:szCs w:val="24"/>
+                <w:lang w:eastAsia="ru-RU"/>
+              </w:rPr>
+              <w:t xml:space="preserve">Показатели оценки </w:t>
+            </w:r>
+          </w:p>
+        </w:tc>
+        <w:tc>
+          <w:tcPr>
+            <w:tcW w:w="3191" w:type="dxa"/>
+            <w:gridSpan w:val="2"/>
+            <w:tcBorders>
+              <w:top w:val="single" w:sz="4" w:space="0" w:color="auto"/>
+              <w:left w:val="single" w:sz="4" w:space="0" w:color="auto"/>
+              <w:bottom w:val="single" w:sz="4" w:space="0" w:color="auto"/>
+              <w:right w:val="single" w:sz="4" w:space="0" w:color="auto"/>
+            </w:tcBorders>
+          </w:tcPr>
+          <w:p>
+            <w:pPr>
+              <w:widowControl w:val="0"/>
+              <w:spacing w:after="0" w:line="240" w:lineRule="auto"/>
+              <w:jc w:val="center"/>
+              <w:rPr>
+                <w:rFonts w:ascii="Times New Roman" w:eastAsia="Times New Roman" w:hAnsi="Times New Roman"/>
+                <w:sz w:val="24"/>
+                <w:szCs w:val="24"/>
+                <w:lang w:eastAsia="ru-RU"/>
+              </w:rPr>
+            </w:pPr>
+            <w:r>
+              <w:rPr>
+                <w:rFonts w:ascii="Times New Roman" w:eastAsia="Times New Roman" w:hAnsi="Times New Roman"/>
+                <w:sz w:val="24"/>
+                <w:szCs w:val="24"/>
+                <w:lang w:eastAsia="ru-RU"/>
+              </w:rPr>
+              <w:t xml:space="preserve">Оценка </w:t>
+            </w:r>
+          </w:p>
+        </w:tc>
+      </w:tr>
+      <w:tr>
+        <w:trPr>
+          <w:trHeight w:val="132"/>
+        </w:trPr>
+        <w:tc>
+          <w:tcPr>
+            <w:tcW w:w="0" w:type="auto"/>
+            <w:vMerge/>
+            <w:tcBorders>
+              <w:top w:val="single" w:sz="4" w:space="0" w:color="auto"/>
+              <w:left w:val="single" w:sz="4" w:space="0" w:color="auto"/>
+              <w:bottom w:val="single" w:sz="4" w:space="0" w:color="auto"/>
+              <w:right w:val="single" w:sz="4" w:space="0" w:color="auto"/>
+            </w:tcBorders>
+            <w:vAlign w:val="center"/>
+          </w:tcPr>
+          <w:p>
+            <w:pPr>
+              <w:spacing w:after="0" w:line="240" w:lineRule="auto"/>
+              <w:rPr>
+                <w:rFonts w:ascii="Times New Roman" w:eastAsia="Times New Roman" w:hAnsi="Times New Roman" w:cs="Times New Roman"/>
+                <w:sz w:val="24"/>
+                <w:szCs w:val="24"/>
+                <w:lang w:eastAsia="ru-RU"/>
+              </w:rPr>
+            </w:pPr>
+          </w:p>
+        </w:tc>
+        <w:tc>
+          <w:tcPr>
+            <w:tcW w:w="0" w:type="auto"/>
+            <w:vMerge/>
+            <w:tcBorders>
+              <w:top w:val="single" w:sz="4" w:space="0" w:color="auto"/>
+              <w:left w:val="single" w:sz="4" w:space="0" w:color="auto"/>
+              <w:bottom w:val="single" w:sz="4" w:space="0" w:color="auto"/>
+              <w:right w:val="single" w:sz="4" w:space="0" w:color="auto"/>
+            </w:tcBorders>
+            <w:vAlign w:val="center"/>
+          </w:tcPr>
+          <w:p>
+            <w:pPr>
+              <w:spacing w:after="0" w:line="240" w:lineRule="auto"/>
+              <w:rPr>
+                <w:rFonts w:ascii="Times New Roman" w:eastAsia="Times New Roman" w:hAnsi="Times New Roman" w:cs="Times New Roman"/>
+                <w:sz w:val="24"/>
+                <w:szCs w:val="24"/>
+                <w:lang w:eastAsia="ru-RU"/>
+              </w:rPr>
+            </w:pPr>
+          </w:p>
+        </w:tc>
+        <w:tc>
+          <w:tcPr>
+            <w:tcW w:w="1595" w:type="dxa"/>
+            <w:tcBorders>
+              <w:top w:val="single" w:sz="4" w:space="0" w:color="auto"/>
+              <w:left w:val="single" w:sz="4" w:space="0" w:color="auto"/>
+              <w:bottom w:val="single" w:sz="4" w:space="0" w:color="auto"/>
+              <w:right w:val="single" w:sz="4" w:space="0" w:color="auto"/>
+            </w:tcBorders>
+          </w:tcPr>
+          <w:p>
+            <w:pPr>
+              <w:widowControl w:val="0"/>
+              <w:spacing w:after="0" w:line="240" w:lineRule="auto"/>
+              <w:jc w:val="center"/>
+              <w:rPr>
+                <w:rFonts w:ascii="Times New Roman" w:eastAsia="Times New Roman" w:hAnsi="Times New Roman"/>
+                <w:sz w:val="24"/>
+                <w:szCs w:val="24"/>
+                <w:lang w:eastAsia="ru-RU"/>
+              </w:rPr>
+            </w:pPr>
+            <w:r>
+              <w:rPr>
+                <w:rFonts w:ascii="Times New Roman" w:eastAsia="Times New Roman" w:hAnsi="Times New Roman"/>
+                <w:sz w:val="24"/>
+                <w:szCs w:val="24"/>
+                <w:lang w:eastAsia="ru-RU"/>
+              </w:rPr>
+              <w:t>Освоена</w:t>
+            </w:r>
+          </w:p>
+        </w:tc>
+        <w:tc>
+          <w:tcPr>
+            <w:tcW w:w="1596" w:type="dxa"/>
+            <w:tcBorders>
+              <w:top w:val="single" w:sz="4" w:space="0" w:color="auto"/>
+              <w:left w:val="single" w:sz="4" w:space="0" w:color="auto"/>
+              <w:bottom w:val="single" w:sz="4" w:space="0" w:color="auto"/>
+              <w:right w:val="single" w:sz="4" w:space="0" w:color="auto"/>
+            </w:tcBorders>
+          </w:tcPr>
+          <w:p>
+            <w:pPr>
+              <w:widowControl w:val="0"/>
+              <w:spacing w:after="0" w:line="240" w:lineRule="auto"/>
+              <w:jc w:val="center"/>
+              <w:rPr>
+                <w:rFonts w:ascii="Times New Roman" w:eastAsia="Times New Roman" w:hAnsi="Times New Roman"/>
+                <w:sz w:val="24"/>
+                <w:szCs w:val="24"/>
+                <w:lang w:eastAsia="ru-RU"/>
+              </w:rPr>
+            </w:pPr>
+            <w:r>
+              <w:rPr>
+                <w:rFonts w:ascii="Times New Roman" w:eastAsia="Times New Roman" w:hAnsi="Times New Roman"/>
+                <w:sz w:val="24"/>
+                <w:szCs w:val="24"/>
+                <w:lang w:eastAsia="ru-RU"/>
+              </w:rPr>
+              <w:t>Не освоена</w:t>
+            </w:r>
+          </w:p>
+        </w:tc>
+      </w:tr>
+      <w:tr>
+        <w:tc>
+          <w:tcPr>
+            <w:tcW w:w="3190" w:type="dxa"/>
+            <w:tcBorders>
+              <w:top w:val="single" w:sz="4" w:space="0" w:color="auto"/>
+              <w:left w:val="single" w:sz="4" w:space="0" w:color="auto"/>
+              <w:bottom w:val="single" w:sz="4" w:space="0" w:color="auto"/>
+              <w:right w:val="single" w:sz="4" w:space="0" w:color="auto"/>
+            </w:tcBorders>
+          </w:tcPr>
+          <w:p>
+            <w:pPr>
+              <w:widowControl w:val="0"/>
+              <w:spacing w:after="0" w:line="240" w:lineRule="auto"/>
+              <w:rPr>
+                <w:rFonts w:ascii="Times New Roman" w:eastAsia="Times New Roman" w:hAnsi="Times New Roman" w:cs="Times New Roman"/>
+                <w:color w:val="000000"/>
+              </w:rPr>
+            </w:pPr>
+            <w:r>
+              <w:rPr>
+                <w:rFonts w:ascii="Times New Roman" w:eastAsia="Times New Roman" w:hAnsi="Times New Roman" w:cs="Times New Roman"/>
+                <w:color w:val="000000"/>
+              </w:rPr>
+              <w:t>ПК 6.1.</w:t>
+            </w:r>
+            <w:r>
+              <w:rPr>
+                <w:rFonts w:ascii="Times New Roman" w:eastAsia="Times New Roman" w:hAnsi="Times New Roman" w:cs="Times New Roman"/>
+                <w:color w:val="000000"/>
+              </w:rPr>
+              <w:tab/>
+              <w:t>Разрабатывать техническое задание на сопровождение информационной системы.</w:t>
+            </w:r>
+          </w:p>
+        </w:tc>
+        <w:tc>
+          <w:tcPr>
+            <w:tcW w:w="3190" w:type="dxa"/>
+            <w:tcBorders>
+              <w:top w:val="single" w:sz="4" w:space="0" w:color="auto"/>
+              <w:left w:val="single" w:sz="4" w:space="0" w:color="auto"/>
+              <w:bottom w:val="single" w:sz="4" w:space="0" w:color="auto"/>
+              <w:right w:val="single" w:sz="4" w:space="0" w:color="auto"/>
+            </w:tcBorders>
+          </w:tcPr>
+          <w:p>
+            <w:pPr>
+              <w:widowControl w:val="0"/>
+              <w:spacing w:after="0" w:line="240" w:lineRule="auto"/>
+              <w:jc w:val="both"/>
+              <w:rPr>
+                <w:rFonts w:ascii="Times New Roman" w:eastAsia="Times New Roman" w:hAnsi="Times New Roman" w:cs="Times New Roman"/>
+              </w:rPr>
+            </w:pPr>
+            <w:r>
+              <w:rPr>
+                <w:rFonts w:ascii="Times New Roman" w:eastAsia="Times New Roman" w:hAnsi="Times New Roman" w:cs="Times New Roman"/>
+              </w:rPr>
+              <w:t>Способен проектировать алгоритмические решения, принимая во внимание имеющиеся ресурсные ограничения</w:t>
+            </w:r>
+          </w:p>
+        </w:tc>
+        <w:tc>
+          <w:tcPr>
+            <w:tcW w:w="1595" w:type="dxa"/>
+            <w:tcBorders>
+              <w:top w:val="single" w:sz="4" w:space="0" w:color="auto"/>
+              <w:left w:val="single" w:sz="4" w:space="0" w:color="auto"/>
+              <w:bottom w:val="single" w:sz="4" w:space="0" w:color="auto"/>
+              <w:right w:val="single" w:sz="4" w:space="0" w:color="auto"/>
+            </w:tcBorders>
+          </w:tcPr>
+          <w:p>
+            <w:pPr>
+              <w:widowControl w:val="0"/>
+              <w:spacing w:after="0" w:line="240" w:lineRule="auto"/>
+              <w:jc w:val="center"/>
+              <w:rPr>
+                <w:rFonts w:ascii="Times New Roman" w:eastAsia="Times New Roman" w:hAnsi="Times New Roman" w:cs="Times New Roman"/>
+                <w:sz w:val="24"/>
+                <w:szCs w:val="24"/>
+                <w:lang w:val="en-US"/>
+              </w:rPr>
+            </w:pPr>
+            <w:r>
+              <w:rPr>
+                <w:rFonts w:ascii="Times New Roman" w:eastAsia="Times New Roman" w:hAnsi="Times New Roman" w:cs="Times New Roman"/>
+                <w:sz w:val="24"/>
+                <w:szCs w:val="24"/>
+                <w:lang w:val="en-US"/>
+              </w:rPr>
+              <w:t>V</w:t>
+            </w:r>
+          </w:p>
+        </w:tc>
+        <w:tc>
+          <w:tcPr>
+            <w:tcW w:w="1596" w:type="dxa"/>
+            <w:tcBorders>
+              <w:top w:val="single" w:sz="4" w:space="0" w:color="auto"/>
+              <w:left w:val="single" w:sz="4" w:space="0" w:color="auto"/>
+              <w:bottom w:val="single" w:sz="4" w:space="0" w:color="auto"/>
+              <w:right w:val="single" w:sz="4" w:space="0" w:color="auto"/>
+            </w:tcBorders>
+          </w:tcPr>
+          <w:p>
+            <w:pPr>
+              <w:widowControl w:val="0"/>
+              <w:spacing w:after="0" w:line="240" w:lineRule="auto"/>
+              <w:jc w:val="center"/>
+              <w:rPr>
+                <w:rFonts w:ascii="Times New Roman" w:eastAsia="Times New Roman" w:hAnsi="Times New Roman"/>
+                <w:sz w:val="24"/>
+                <w:szCs w:val="24"/>
+                <w:lang w:eastAsia="ru-RU"/>
+              </w:rPr>
+            </w:pPr>
+          </w:p>
+        </w:tc>
+      </w:tr>
+      <w:tr>
+        <w:tc>
+          <w:tcPr>
+            <w:tcW w:w="3190" w:type="dxa"/>
+            <w:tcBorders>
+              <w:top w:val="single" w:sz="4" w:space="0" w:color="auto"/>
+              <w:left w:val="single" w:sz="4" w:space="0" w:color="auto"/>
+              <w:bottom w:val="single" w:sz="4" w:space="0" w:color="auto"/>
+              <w:right w:val="single" w:sz="4" w:space="0" w:color="auto"/>
+            </w:tcBorders>
+          </w:tcPr>
+          <w:p>
+            <w:pPr>
+              <w:widowControl w:val="0"/>
+              <w:spacing w:after="0" w:line="240" w:lineRule="auto"/>
+              <w:rPr>
+                <w:rFonts w:ascii="Times New Roman" w:eastAsia="Times New Roman" w:hAnsi="Times New Roman" w:cs="Times New Roman"/>
+                <w:color w:val="000000"/>
+              </w:rPr>
+            </w:pPr>
+            <w:r>
+              <w:rPr>
+                <w:rFonts w:ascii="Times New Roman" w:eastAsia="Times New Roman" w:hAnsi="Times New Roman" w:cs="Times New Roman"/>
+                <w:color w:val="000000"/>
+              </w:rPr>
+              <w:t>ПК 6.2.</w:t>
+            </w:r>
+            <w:r>
+              <w:rPr>
+                <w:rFonts w:ascii="Times New Roman" w:eastAsia="Times New Roman" w:hAnsi="Times New Roman" w:cs="Times New Roman"/>
+                <w:color w:val="000000"/>
+              </w:rPr>
+              <w:tab/>
+              <w:t>Выполнять исправление ошибок в программном коде информационной системы.</w:t>
+            </w:r>
+          </w:p>
+        </w:tc>
+        <w:tc>
+          <w:tcPr>
+            <w:tcW w:w="3190" w:type="dxa"/>
+            <w:tcBorders>
+              <w:top w:val="single" w:sz="4" w:space="0" w:color="auto"/>
+              <w:left w:val="single" w:sz="4" w:space="0" w:color="auto"/>
+              <w:bottom w:val="single" w:sz="4" w:space="0" w:color="auto"/>
+              <w:right w:val="single" w:sz="4" w:space="0" w:color="auto"/>
+            </w:tcBorders>
+          </w:tcPr>
+          <w:p>
+            <w:pPr>
+              <w:widowControl w:val="0"/>
+              <w:spacing w:after="0" w:line="240" w:lineRule="auto"/>
+              <w:jc w:val="both"/>
+              <w:rPr>
+                <w:rFonts w:ascii="Times New Roman" w:eastAsia="Times New Roman" w:hAnsi="Times New Roman" w:cs="Times New Roman"/>
+              </w:rPr>
+            </w:pPr>
+            <w:r>
+              <w:rPr>
+                <w:rFonts w:ascii="Times New Roman" w:eastAsia="Times New Roman" w:hAnsi="Times New Roman" w:cs="Times New Roman"/>
+              </w:rPr>
+              <w:t>Способен проводить экспертизу программного кода в целях устранения потенциально некорректных решений и достижения требуемых показателей работоспособности</w:t>
+            </w:r>
+          </w:p>
+        </w:tc>
+        <w:tc>
+          <w:tcPr>
+            <w:tcW w:w="1595" w:type="dxa"/>
+            <w:tcBorders>
+              <w:top w:val="single" w:sz="4" w:space="0" w:color="auto"/>
+              <w:left w:val="single" w:sz="4" w:space="0" w:color="auto"/>
+              <w:bottom w:val="single" w:sz="4" w:space="0" w:color="auto"/>
+              <w:right w:val="single" w:sz="4" w:space="0" w:color="auto"/>
+            </w:tcBorders>
+          </w:tcPr>
+          <w:p>
+            <w:pPr>
+              <w:widowControl w:val="0"/>
+              <w:spacing w:after="0" w:line="240" w:lineRule="auto"/>
+              <w:jc w:val="center"/>
+              <w:rPr>
+                <w:rFonts w:ascii="Times New Roman" w:eastAsia="Times New Roman" w:hAnsi="Times New Roman" w:cs="Times New Roman"/>
+                <w:sz w:val="24"/>
+                <w:szCs w:val="24"/>
+              </w:rPr>
+            </w:pPr>
+            <w:r>
+              <w:rPr>
+                <w:rFonts w:ascii="Times New Roman" w:eastAsia="Times New Roman" w:hAnsi="Times New Roman" w:cs="Times New Roman"/>
+                <w:sz w:val="24"/>
+                <w:szCs w:val="24"/>
+                <w:lang w:val="en-US"/>
+              </w:rPr>
+              <w:t>V</w:t>
+            </w:r>
+          </w:p>
+        </w:tc>
+        <w:tc>
+          <w:tcPr>
+            <w:tcW w:w="1596" w:type="dxa"/>
+            <w:tcBorders>
+              <w:top w:val="single" w:sz="4" w:space="0" w:color="auto"/>
+              <w:left w:val="single" w:sz="4" w:space="0" w:color="auto"/>
+              <w:bottom w:val="single" w:sz="4" w:space="0" w:color="auto"/>
+              <w:right w:val="single" w:sz="4" w:space="0" w:color="auto"/>
+            </w:tcBorders>
+          </w:tcPr>
+          <w:p>
+            <w:pPr>
+              <w:widowControl w:val="0"/>
+              <w:spacing w:after="0" w:line="240" w:lineRule="auto"/>
+              <w:jc w:val="center"/>
+              <w:rPr>
+                <w:rFonts w:ascii="Times New Roman" w:eastAsia="Times New Roman" w:hAnsi="Times New Roman"/>
+                <w:sz w:val="24"/>
+                <w:szCs w:val="24"/>
+                <w:lang w:eastAsia="ru-RU"/>
+              </w:rPr>
+            </w:pPr>
+          </w:p>
+        </w:tc>
+      </w:tr>
+      <w:tr>
+        <w:tc>
+          <w:tcPr>
+            <w:tcW w:w="3190" w:type="dxa"/>
+            <w:tcBorders>
+              <w:top w:val="single" w:sz="4" w:space="0" w:color="auto"/>
+              <w:left w:val="single" w:sz="4" w:space="0" w:color="auto"/>
+              <w:bottom w:val="single" w:sz="4" w:space="0" w:color="auto"/>
+              <w:right w:val="single" w:sz="4" w:space="0" w:color="auto"/>
+            </w:tcBorders>
+          </w:tcPr>
+          <w:p>
+            <w:pPr>
+              <w:widowControl w:val="0"/>
+              <w:spacing w:after="0" w:line="240" w:lineRule="auto"/>
+              <w:rPr>
+                <w:rFonts w:ascii="Times New Roman" w:eastAsia="Times New Roman" w:hAnsi="Times New Roman" w:cs="Times New Roman"/>
+                <w:color w:val="000000"/>
+              </w:rPr>
+            </w:pPr>
+            <w:r>
+              <w:rPr>
+                <w:rFonts w:ascii="Times New Roman" w:eastAsia="Times New Roman" w:hAnsi="Times New Roman" w:cs="Times New Roman"/>
+                <w:color w:val="000000"/>
+              </w:rPr>
+              <w:t>ПК 6.3.</w:t>
+            </w:r>
+            <w:r>
+              <w:rPr>
+                <w:rFonts w:ascii="Times New Roman" w:eastAsia="Times New Roman" w:hAnsi="Times New Roman" w:cs="Times New Roman"/>
+                <w:color w:val="000000"/>
+              </w:rPr>
+              <w:tab/>
+              <w:t>Разрабатывать обучающую документацию для пользователей информационной системы.</w:t>
+            </w:r>
+          </w:p>
+        </w:tc>
+        <w:tc>
+          <w:tcPr>
+            <w:tcW w:w="3190" w:type="dxa"/>
+            <w:tcBorders>
+              <w:top w:val="single" w:sz="4" w:space="0" w:color="auto"/>
+              <w:left w:val="single" w:sz="4" w:space="0" w:color="auto"/>
+              <w:bottom w:val="single" w:sz="4" w:space="0" w:color="auto"/>
+              <w:right w:val="single" w:sz="4" w:space="0" w:color="auto"/>
+            </w:tcBorders>
+          </w:tcPr>
+          <w:p>
+            <w:pPr>
+              <w:widowControl w:val="0"/>
+              <w:spacing w:after="0" w:line="240" w:lineRule="auto"/>
+              <w:jc w:val="both"/>
+              <w:rPr>
+                <w:rFonts w:ascii="Times New Roman" w:eastAsia="Times New Roman" w:hAnsi="Times New Roman" w:cs="Times New Roman"/>
+              </w:rPr>
+            </w:pPr>
+            <w:r>
+              <w:rPr>
+                <w:rFonts w:ascii="Times New Roman" w:eastAsia="Times New Roman" w:hAnsi="Times New Roman" w:cs="Times New Roman"/>
+              </w:rPr>
+              <w:t>Способен оформлять документацию, включающую в себя описание алгоритмических решений на доступном и понятном уровне</w:t>
+            </w:r>
+          </w:p>
+        </w:tc>
+        <w:tc>
+          <w:tcPr>
+            <w:tcW w:w="1595" w:type="dxa"/>
+            <w:tcBorders>
+              <w:top w:val="single" w:sz="4" w:space="0" w:color="auto"/>
+              <w:left w:val="single" w:sz="4" w:space="0" w:color="auto"/>
+              <w:bottom w:val="single" w:sz="4" w:space="0" w:color="auto"/>
+              <w:right w:val="single" w:sz="4" w:space="0" w:color="auto"/>
+            </w:tcBorders>
+          </w:tcPr>
+          <w:p>
+            <w:pPr>
+              <w:widowControl w:val="0"/>
+              <w:spacing w:after="0" w:line="240" w:lineRule="auto"/>
+              <w:jc w:val="center"/>
+              <w:rPr>
+                <w:rFonts w:ascii="Times New Roman" w:eastAsia="Times New Roman" w:hAnsi="Times New Roman" w:cs="Times New Roman"/>
+                <w:sz w:val="24"/>
+                <w:szCs w:val="24"/>
+              </w:rPr>
+            </w:pPr>
+            <w:r>
+              <w:rPr>
+                <w:rFonts w:ascii="Times New Roman" w:eastAsia="Times New Roman" w:hAnsi="Times New Roman" w:cs="Times New Roman"/>
+                <w:sz w:val="24"/>
+                <w:szCs w:val="24"/>
+                <w:lang w:val="en-US"/>
+              </w:rPr>
+              <w:t>V</w:t>
+            </w:r>
+          </w:p>
+        </w:tc>
+        <w:tc>
+          <w:tcPr>
+            <w:tcW w:w="1596" w:type="dxa"/>
+            <w:tcBorders>
+              <w:top w:val="single" w:sz="4" w:space="0" w:color="auto"/>
+              <w:left w:val="single" w:sz="4" w:space="0" w:color="auto"/>
+              <w:bottom w:val="single" w:sz="4" w:space="0" w:color="auto"/>
+              <w:right w:val="single" w:sz="4" w:space="0" w:color="auto"/>
+            </w:tcBorders>
+          </w:tcPr>
+          <w:p>
+            <w:pPr>
+              <w:widowControl w:val="0"/>
+              <w:spacing w:after="0" w:line="240" w:lineRule="auto"/>
+              <w:jc w:val="center"/>
+              <w:rPr>
+                <w:rFonts w:ascii="Times New Roman" w:eastAsia="Times New Roman" w:hAnsi="Times New Roman"/>
+                <w:sz w:val="24"/>
+                <w:szCs w:val="24"/>
+                <w:lang w:eastAsia="ru-RU"/>
+              </w:rPr>
+            </w:pPr>
+          </w:p>
+        </w:tc>
+      </w:tr>
+      <w:tr>
+        <w:trPr>
+          <w:trHeight w:val="271"/>
+        </w:trPr>
+        <w:tc>
+          <w:tcPr>
+            <w:tcW w:w="3190" w:type="dxa"/>
+            <w:tcBorders>
+              <w:top w:val="single" w:sz="4" w:space="0" w:color="auto"/>
+              <w:left w:val="single" w:sz="4" w:space="0" w:color="auto"/>
+              <w:bottom w:val="single" w:sz="4" w:space="0" w:color="auto"/>
+              <w:right w:val="single" w:sz="4" w:space="0" w:color="auto"/>
+            </w:tcBorders>
+          </w:tcPr>
+          <w:p>
+            <w:pPr>
+              <w:widowControl w:val="0"/>
+              <w:spacing w:after="0" w:line="240" w:lineRule="auto"/>
+              <w:rPr>
+                <w:rFonts w:ascii="Times New Roman" w:eastAsia="Times New Roman" w:hAnsi="Times New Roman" w:cs="Times New Roman"/>
+                <w:color w:val="000000"/>
+              </w:rPr>
+            </w:pPr>
+            <w:r>
+              <w:rPr>
+                <w:rFonts w:ascii="Times New Roman" w:eastAsia="Times New Roman" w:hAnsi="Times New Roman" w:cs="Times New Roman"/>
+                <w:color w:val="000000"/>
+              </w:rPr>
+              <w:lastRenderedPageBreak/>
+              <w:t>ПК 6.4.</w:t>
+            </w:r>
+            <w:r>
+              <w:rPr>
+                <w:rFonts w:ascii="Times New Roman" w:eastAsia="Times New Roman" w:hAnsi="Times New Roman" w:cs="Times New Roman"/>
+                <w:color w:val="000000"/>
+              </w:rPr>
+              <w:tab/>
+              <w:t>Оценивать качество и надежность функционирования информационной системы в соответствии с критериями технического задания.</w:t>
+            </w:r>
+          </w:p>
+        </w:tc>
+        <w:tc>
+          <w:tcPr>
+            <w:tcW w:w="3190" w:type="dxa"/>
+            <w:tcBorders>
+              <w:top w:val="single" w:sz="4" w:space="0" w:color="auto"/>
+              <w:left w:val="single" w:sz="4" w:space="0" w:color="auto"/>
+              <w:bottom w:val="single" w:sz="4" w:space="0" w:color="auto"/>
+              <w:right w:val="single" w:sz="4" w:space="0" w:color="auto"/>
+            </w:tcBorders>
+          </w:tcPr>
+          <w:p>
+            <w:pPr>
+              <w:widowControl w:val="0"/>
+              <w:spacing w:after="0" w:line="240" w:lineRule="auto"/>
+              <w:jc w:val="both"/>
+              <w:rPr>
+                <w:rFonts w:ascii="Times New Roman" w:hAnsi="Times New Roman" w:cs="Times New Roman"/>
+              </w:rPr>
+            </w:pPr>
+            <w:r>
+              <w:rPr>
+                <w:rFonts w:ascii="Times New Roman" w:hAnsi="Times New Roman" w:cs="Times New Roman"/>
+              </w:rPr>
+              <w:t>Способен анализировать корректность принимаемых решений на предмет их соответствия предъявляемым требованиям</w:t>
+            </w:r>
+          </w:p>
+        </w:tc>
+        <w:tc>
+          <w:tcPr>
+            <w:tcW w:w="1595" w:type="dxa"/>
+            <w:tcBorders>
+              <w:top w:val="single" w:sz="4" w:space="0" w:color="auto"/>
+              <w:left w:val="single" w:sz="4" w:space="0" w:color="auto"/>
+              <w:bottom w:val="single" w:sz="4" w:space="0" w:color="auto"/>
+              <w:right w:val="single" w:sz="4" w:space="0" w:color="auto"/>
+            </w:tcBorders>
+          </w:tcPr>
+          <w:p>
+            <w:pPr>
+              <w:widowControl w:val="0"/>
+              <w:spacing w:after="0" w:line="240" w:lineRule="auto"/>
+              <w:jc w:val="center"/>
+              <w:rPr>
+                <w:rFonts w:ascii="Times New Roman" w:eastAsia="Times New Roman" w:hAnsi="Times New Roman" w:cs="Times New Roman"/>
+                <w:sz w:val="24"/>
+                <w:szCs w:val="24"/>
+              </w:rPr>
+            </w:pPr>
+            <w:r>
+              <w:rPr>
+                <w:rFonts w:ascii="Times New Roman" w:eastAsia="Times New Roman" w:hAnsi="Times New Roman" w:cs="Times New Roman"/>
+                <w:sz w:val="24"/>
+                <w:szCs w:val="24"/>
+                <w:lang w:val="en-US"/>
+              </w:rPr>
+              <w:t>V</w:t>
+            </w:r>
+          </w:p>
+        </w:tc>
+        <w:tc>
+          <w:tcPr>
+            <w:tcW w:w="1596" w:type="dxa"/>
+            <w:tcBorders>
+              <w:top w:val="single" w:sz="4" w:space="0" w:color="auto"/>
+              <w:left w:val="single" w:sz="4" w:space="0" w:color="auto"/>
+              <w:bottom w:val="single" w:sz="4" w:space="0" w:color="auto"/>
+              <w:right w:val="single" w:sz="4" w:space="0" w:color="auto"/>
+            </w:tcBorders>
+          </w:tcPr>
+          <w:p>
+            <w:pPr>
+              <w:widowControl w:val="0"/>
+              <w:spacing w:after="0" w:line="240" w:lineRule="auto"/>
+              <w:jc w:val="center"/>
+              <w:rPr>
+                <w:rFonts w:ascii="Times New Roman" w:eastAsia="Times New Roman" w:hAnsi="Times New Roman"/>
+                <w:sz w:val="24"/>
+                <w:szCs w:val="24"/>
+                <w:lang w:eastAsia="ru-RU"/>
+              </w:rPr>
+            </w:pPr>
+          </w:p>
+        </w:tc>
+      </w:tr>
+      <w:tr>
+        <w:trPr>
+          <w:trHeight w:val="276"/>
+        </w:trPr>
+        <w:tc>
+          <w:tcPr>
+            <w:tcW w:w="3190" w:type="dxa"/>
+            <w:tcBorders>
+              <w:top w:val="single" w:sz="4" w:space="0" w:color="auto"/>
+              <w:left w:val="single" w:sz="4" w:space="0" w:color="auto"/>
+              <w:bottom w:val="single" w:sz="4" w:space="0" w:color="auto"/>
+              <w:right w:val="single" w:sz="4" w:space="0" w:color="auto"/>
+            </w:tcBorders>
+          </w:tcPr>
+          <w:p>
+            <w:pPr>
+              <w:widowControl w:val="0"/>
+              <w:spacing w:after="0" w:line="240" w:lineRule="auto"/>
+              <w:rPr>
+                <w:rFonts w:ascii="Times New Roman" w:eastAsia="Times New Roman" w:hAnsi="Times New Roman" w:cs="Times New Roman"/>
+                <w:color w:val="000000"/>
+              </w:rPr>
+            </w:pPr>
+            <w:r>
+              <w:rPr>
+                <w:rFonts w:ascii="Times New Roman" w:eastAsia="Times New Roman" w:hAnsi="Times New Roman" w:cs="Times New Roman"/>
+                <w:color w:val="000000"/>
+              </w:rPr>
+              <w:t>ПК 6.5.</w:t>
+            </w:r>
+            <w:r>
+              <w:rPr>
+                <w:rFonts w:ascii="Times New Roman" w:eastAsia="Times New Roman" w:hAnsi="Times New Roman" w:cs="Times New Roman"/>
+                <w:color w:val="000000"/>
+              </w:rPr>
+              <w:tab/>
+              <w:t>Осуществлять техническое сопровождение, обновление и восстановление данных ИС в соответствии с техническим заданием.</w:t>
+            </w:r>
+          </w:p>
+        </w:tc>
+        <w:tc>
+          <w:tcPr>
+            <w:tcW w:w="3190" w:type="dxa"/>
+            <w:tcBorders>
+              <w:top w:val="single" w:sz="4" w:space="0" w:color="auto"/>
+              <w:left w:val="single" w:sz="4" w:space="0" w:color="auto"/>
+              <w:bottom w:val="single" w:sz="4" w:space="0" w:color="auto"/>
+              <w:right w:val="single" w:sz="4" w:space="0" w:color="auto"/>
+            </w:tcBorders>
+          </w:tcPr>
+          <w:p>
+            <w:pPr>
+              <w:widowControl w:val="0"/>
+              <w:spacing w:after="0" w:line="240" w:lineRule="auto"/>
+              <w:jc w:val="both"/>
+              <w:rPr>
+                <w:rFonts w:ascii="Times New Roman" w:eastAsia="Times New Roman" w:hAnsi="Times New Roman" w:cs="Times New Roman"/>
+              </w:rPr>
+            </w:pPr>
+            <w:r>
+              <w:rPr>
+                <w:rFonts w:ascii="Times New Roman" w:eastAsia="Times New Roman" w:hAnsi="Times New Roman" w:cs="Times New Roman"/>
+              </w:rPr>
+              <w:t>Способен разворачивать рабочее окружение, включающее в себя набор необходимых для решения поставленных задач средств</w:t>
+            </w:r>
+          </w:p>
+        </w:tc>
+        <w:tc>
+          <w:tcPr>
+            <w:tcW w:w="1595" w:type="dxa"/>
+            <w:tcBorders>
+              <w:top w:val="single" w:sz="4" w:space="0" w:color="auto"/>
+              <w:left w:val="single" w:sz="4" w:space="0" w:color="auto"/>
+              <w:bottom w:val="single" w:sz="4" w:space="0" w:color="auto"/>
+              <w:right w:val="single" w:sz="4" w:space="0" w:color="auto"/>
+            </w:tcBorders>
+          </w:tcPr>
+          <w:p>
+            <w:pPr>
+              <w:widowControl w:val="0"/>
+              <w:spacing w:after="0" w:line="240" w:lineRule="auto"/>
+              <w:jc w:val="center"/>
+              <w:rPr>
+                <w:rFonts w:ascii="Times New Roman" w:eastAsia="Times New Roman" w:hAnsi="Times New Roman" w:cs="Times New Roman"/>
+                <w:sz w:val="24"/>
+                <w:szCs w:val="24"/>
+              </w:rPr>
+            </w:pPr>
+            <w:r>
+              <w:rPr>
+                <w:rFonts w:ascii="Times New Roman" w:eastAsia="Times New Roman" w:hAnsi="Times New Roman" w:cs="Times New Roman"/>
+                <w:sz w:val="24"/>
+                <w:szCs w:val="24"/>
+                <w:lang w:val="en-US"/>
+              </w:rPr>
+              <w:t>V</w:t>
+            </w:r>
+          </w:p>
+        </w:tc>
+        <w:tc>
+          <w:tcPr>
+            <w:tcW w:w="1596" w:type="dxa"/>
+            <w:tcBorders>
+              <w:top w:val="single" w:sz="4" w:space="0" w:color="auto"/>
+              <w:left w:val="single" w:sz="4" w:space="0" w:color="auto"/>
+              <w:bottom w:val="single" w:sz="4" w:space="0" w:color="auto"/>
+              <w:right w:val="single" w:sz="4" w:space="0" w:color="auto"/>
+            </w:tcBorders>
+          </w:tcPr>
+          <w:p>
+            <w:pPr>
+              <w:widowControl w:val="0"/>
+              <w:spacing w:after="0" w:line="240" w:lineRule="auto"/>
+              <w:jc w:val="center"/>
+              <w:rPr>
+                <w:rFonts w:ascii="Times New Roman" w:eastAsia="Times New Roman" w:hAnsi="Times New Roman"/>
+                <w:sz w:val="24"/>
+                <w:szCs w:val="24"/>
+                <w:lang w:eastAsia="ru-RU"/>
+              </w:rPr>
+            </w:pPr>
+          </w:p>
+        </w:tc>
+      </w:tr>
+      <w:tr>
+        <w:trPr>
+          <w:trHeight w:val="276"/>
+        </w:trPr>
+        <w:tc>
+          <w:tcPr>
+            <w:tcW w:w="3190" w:type="dxa"/>
+            <w:tcBorders>
+              <w:top w:val="single" w:sz="4" w:space="0" w:color="auto"/>
+              <w:left w:val="single" w:sz="4" w:space="0" w:color="auto"/>
+              <w:bottom w:val="single" w:sz="4" w:space="0" w:color="auto"/>
+              <w:right w:val="single" w:sz="4" w:space="0" w:color="auto"/>
+            </w:tcBorders>
+          </w:tcPr>
+          <w:p>
+            <w:pPr>
+              <w:widowControl w:val="0"/>
+              <w:spacing w:after="0" w:line="240" w:lineRule="auto"/>
+              <w:rPr>
+                <w:rFonts w:ascii="Times New Roman" w:eastAsia="Times New Roman" w:hAnsi="Times New Roman" w:cs="Times New Roman"/>
+                <w:color w:val="000000"/>
+              </w:rPr>
+            </w:pPr>
+            <w:r>
+              <w:rPr>
+                <w:rFonts w:ascii="Times New Roman" w:eastAsia="Times New Roman" w:hAnsi="Times New Roman" w:cs="Times New Roman"/>
+                <w:color w:val="000000"/>
+              </w:rPr>
+              <w:t>ПК 6.6. Проводить обучение и консультирование пользователей информационной системы.</w:t>
+            </w:r>
+          </w:p>
+        </w:tc>
+        <w:tc>
+          <w:tcPr>
+            <w:tcW w:w="3190" w:type="dxa"/>
+            <w:tcBorders>
+              <w:top w:val="single" w:sz="4" w:space="0" w:color="auto"/>
+              <w:left w:val="single" w:sz="4" w:space="0" w:color="auto"/>
+              <w:bottom w:val="single" w:sz="4" w:space="0" w:color="auto"/>
+              <w:right w:val="single" w:sz="4" w:space="0" w:color="auto"/>
+            </w:tcBorders>
+          </w:tcPr>
+          <w:p>
+            <w:pPr>
+              <w:tabs>
+                <w:tab w:val="left" w:pos="916"/>
+                <w:tab w:val="left" w:pos="1832"/>
+                <w:tab w:val="left" w:pos="2748"/>
+                <w:tab w:val="left" w:pos="3664"/>
+                <w:tab w:val="left" w:pos="4580"/>
+                <w:tab w:val="left" w:pos="5496"/>
+                <w:tab w:val="left" w:pos="6412"/>
+                <w:tab w:val="left" w:pos="7328"/>
+                <w:tab w:val="left" w:pos="8244"/>
+                <w:tab w:val="left" w:pos="9160"/>
+                <w:tab w:val="left" w:pos="10076"/>
+                <w:tab w:val="left" w:pos="10992"/>
+                <w:tab w:val="left" w:pos="11908"/>
+                <w:tab w:val="left" w:pos="12824"/>
+                <w:tab w:val="left" w:pos="13740"/>
+                <w:tab w:val="left" w:pos="14656"/>
+              </w:tabs>
+              <w:spacing w:after="0" w:line="240" w:lineRule="auto"/>
+              <w:rPr>
+                <w:rFonts w:ascii="Times New Roman" w:hAnsi="Times New Roman" w:cs="Times New Roman"/>
+              </w:rPr>
+            </w:pPr>
+            <w:r>
+              <w:rPr>
+                <w:rFonts w:ascii="Times New Roman" w:hAnsi="Times New Roman" w:cs="Times New Roman"/>
+              </w:rPr>
+              <w:t>Способен на доступном и понятном разъяснять технические особенности функционирования программных решений</w:t>
+            </w:r>
+          </w:p>
+        </w:tc>
+        <w:tc>
+          <w:tcPr>
+            <w:tcW w:w="1595" w:type="dxa"/>
+            <w:tcBorders>
+              <w:top w:val="single" w:sz="4" w:space="0" w:color="auto"/>
+              <w:left w:val="single" w:sz="4" w:space="0" w:color="auto"/>
+              <w:bottom w:val="single" w:sz="4" w:space="0" w:color="auto"/>
+              <w:right w:val="single" w:sz="4" w:space="0" w:color="auto"/>
+            </w:tcBorders>
+          </w:tcPr>
+          <w:p>
+            <w:pPr>
+              <w:widowControl w:val="0"/>
+              <w:spacing w:after="0" w:line="240" w:lineRule="auto"/>
+              <w:jc w:val="center"/>
+              <w:rPr>
+                <w:rFonts w:ascii="Times New Roman" w:eastAsia="Times New Roman" w:hAnsi="Times New Roman" w:cs="Times New Roman"/>
+                <w:sz w:val="24"/>
+                <w:szCs w:val="24"/>
+              </w:rPr>
+            </w:pPr>
+            <w:r>
+              <w:rPr>
+                <w:rFonts w:ascii="Times New Roman" w:eastAsia="Times New Roman" w:hAnsi="Times New Roman" w:cs="Times New Roman"/>
+                <w:sz w:val="24"/>
+                <w:szCs w:val="24"/>
+                <w:lang w:val="en-US"/>
+              </w:rPr>
+              <w:t>V</w:t>
+            </w:r>
+          </w:p>
+        </w:tc>
+        <w:tc>
+          <w:tcPr>
+            <w:tcW w:w="1596" w:type="dxa"/>
+            <w:tcBorders>
+              <w:top w:val="single" w:sz="4" w:space="0" w:color="auto"/>
+              <w:left w:val="single" w:sz="4" w:space="0" w:color="auto"/>
+              <w:bottom w:val="single" w:sz="4" w:space="0" w:color="auto"/>
+              <w:right w:val="single" w:sz="4" w:space="0" w:color="auto"/>
+            </w:tcBorders>
+          </w:tcPr>
+          <w:p>
+            <w:pPr>
+              <w:widowControl w:val="0"/>
+              <w:spacing w:after="0" w:line="240" w:lineRule="auto"/>
+              <w:jc w:val="center"/>
+              <w:rPr>
+                <w:rFonts w:ascii="Times New Roman" w:eastAsia="Times New Roman" w:hAnsi="Times New Roman"/>
+                <w:sz w:val="24"/>
+                <w:szCs w:val="24"/>
+                <w:lang w:eastAsia="ru-RU"/>
+              </w:rPr>
+            </w:pPr>
+          </w:p>
+        </w:tc>
+      </w:tr>
+      <w:tr>
+        <w:trPr>
+          <w:trHeight w:val="276"/>
+        </w:trPr>
+        <w:tc>
+          <w:tcPr>
+            <w:tcW w:w="3190" w:type="dxa"/>
+            <w:tcBorders>
+              <w:top w:val="single" w:sz="4" w:space="0" w:color="auto"/>
+              <w:left w:val="single" w:sz="4" w:space="0" w:color="auto"/>
+              <w:bottom w:val="single" w:sz="4" w:space="0" w:color="auto"/>
+              <w:right w:val="single" w:sz="4" w:space="0" w:color="auto"/>
+            </w:tcBorders>
+          </w:tcPr>
+          <w:p>
+            <w:pPr>
+              <w:widowControl w:val="0"/>
+              <w:spacing w:after="0" w:line="240" w:lineRule="auto"/>
+              <w:rPr>
+                <w:rFonts w:ascii="Times New Roman" w:eastAsia="Times New Roman" w:hAnsi="Times New Roman" w:cs="Times New Roman"/>
+                <w:color w:val="000000"/>
+              </w:rPr>
+            </w:pPr>
+            <w:r>
+              <w:rPr>
+                <w:rFonts w:ascii="Times New Roman" w:eastAsia="Times New Roman" w:hAnsi="Times New Roman" w:cs="Times New Roman"/>
+                <w:color w:val="000000"/>
+              </w:rPr>
+              <w:t>ПК 6.7. Разрабатывать демонстрационную версию информационной системы.</w:t>
+            </w:r>
+          </w:p>
+        </w:tc>
+        <w:tc>
+          <w:tcPr>
+            <w:tcW w:w="3190" w:type="dxa"/>
+            <w:tcBorders>
+              <w:top w:val="single" w:sz="4" w:space="0" w:color="auto"/>
+              <w:left w:val="single" w:sz="4" w:space="0" w:color="auto"/>
+              <w:bottom w:val="single" w:sz="4" w:space="0" w:color="auto"/>
+              <w:right w:val="single" w:sz="4" w:space="0" w:color="auto"/>
+            </w:tcBorders>
+          </w:tcPr>
+          <w:p>
+            <w:pPr>
+              <w:tabs>
+                <w:tab w:val="left" w:pos="916"/>
+                <w:tab w:val="left" w:pos="1832"/>
+                <w:tab w:val="left" w:pos="2748"/>
+                <w:tab w:val="left" w:pos="3664"/>
+                <w:tab w:val="left" w:pos="4580"/>
+                <w:tab w:val="left" w:pos="5496"/>
+                <w:tab w:val="left" w:pos="6412"/>
+                <w:tab w:val="left" w:pos="7328"/>
+                <w:tab w:val="left" w:pos="8244"/>
+                <w:tab w:val="left" w:pos="9160"/>
+                <w:tab w:val="left" w:pos="10076"/>
+                <w:tab w:val="left" w:pos="10992"/>
+                <w:tab w:val="left" w:pos="11908"/>
+                <w:tab w:val="left" w:pos="12824"/>
+                <w:tab w:val="left" w:pos="13740"/>
+                <w:tab w:val="left" w:pos="14656"/>
+              </w:tabs>
+              <w:spacing w:after="0" w:line="240" w:lineRule="auto"/>
+              <w:rPr>
+                <w:rFonts w:ascii="Times New Roman" w:hAnsi="Times New Roman" w:cs="Times New Roman"/>
+              </w:rPr>
+            </w:pPr>
+            <w:r>
+              <w:rPr>
+                <w:rFonts w:ascii="Times New Roman" w:hAnsi="Times New Roman" w:cs="Times New Roman"/>
+              </w:rPr>
+              <w:t>Способен реализовывать алгоритмические решения на уровне, достаточном для их интеграции в информационные системы</w:t>
+            </w:r>
+          </w:p>
+        </w:tc>
+        <w:tc>
+          <w:tcPr>
+            <w:tcW w:w="1595" w:type="dxa"/>
+            <w:tcBorders>
+              <w:top w:val="single" w:sz="4" w:space="0" w:color="auto"/>
+              <w:left w:val="single" w:sz="4" w:space="0" w:color="auto"/>
+              <w:bottom w:val="single" w:sz="4" w:space="0" w:color="auto"/>
+              <w:right w:val="single" w:sz="4" w:space="0" w:color="auto"/>
+            </w:tcBorders>
+          </w:tcPr>
+          <w:p>
+            <w:pPr>
+              <w:widowControl w:val="0"/>
+              <w:spacing w:after="0" w:line="240" w:lineRule="auto"/>
+              <w:jc w:val="center"/>
+              <w:rPr>
+                <w:rFonts w:ascii="Times New Roman" w:eastAsia="Times New Roman" w:hAnsi="Times New Roman" w:cs="Times New Roman"/>
+                <w:sz w:val="24"/>
+                <w:szCs w:val="24"/>
+              </w:rPr>
+            </w:pPr>
+            <w:r>
+              <w:rPr>
+                <w:rFonts w:ascii="Times New Roman" w:eastAsia="Times New Roman" w:hAnsi="Times New Roman" w:cs="Times New Roman"/>
+                <w:sz w:val="24"/>
+                <w:szCs w:val="24"/>
+                <w:lang w:val="en-US"/>
+              </w:rPr>
+              <w:t>V</w:t>
+            </w:r>
+          </w:p>
+        </w:tc>
+        <w:tc>
+          <w:tcPr>
+            <w:tcW w:w="1596" w:type="dxa"/>
+            <w:tcBorders>
+              <w:top w:val="single" w:sz="4" w:space="0" w:color="auto"/>
+              <w:left w:val="single" w:sz="4" w:space="0" w:color="auto"/>
+              <w:bottom w:val="single" w:sz="4" w:space="0" w:color="auto"/>
+              <w:right w:val="single" w:sz="4" w:space="0" w:color="auto"/>
+            </w:tcBorders>
+          </w:tcPr>
+          <w:p>
+            <w:pPr>
+              <w:widowControl w:val="0"/>
+              <w:spacing w:after="0" w:line="240" w:lineRule="auto"/>
+              <w:jc w:val="center"/>
+              <w:rPr>
+                <w:rFonts w:ascii="Times New Roman" w:eastAsia="Times New Roman" w:hAnsi="Times New Roman"/>
+                <w:sz w:val="24"/>
+                <w:szCs w:val="24"/>
+                <w:lang w:eastAsia="ru-RU"/>
+              </w:rPr>
+            </w:pPr>
+          </w:p>
+        </w:tc>
+      </w:tr>
+      <w:tr>
+        <w:trPr>
+          <w:trHeight w:val="276"/>
+        </w:trPr>
+        <w:tc>
+          <w:tcPr>
+            <w:tcW w:w="3190" w:type="dxa"/>
+            <w:tcBorders>
+              <w:top w:val="single" w:sz="4" w:space="0" w:color="auto"/>
+              <w:left w:val="single" w:sz="4" w:space="0" w:color="auto"/>
+              <w:bottom w:val="single" w:sz="4" w:space="0" w:color="auto"/>
+              <w:right w:val="single" w:sz="4" w:space="0" w:color="auto"/>
+            </w:tcBorders>
+          </w:tcPr>
+          <w:p>
+            <w:pPr>
+              <w:widowControl w:val="0"/>
+              <w:spacing w:after="0" w:line="240" w:lineRule="auto"/>
+              <w:rPr>
+                <w:rFonts w:ascii="Times New Roman" w:eastAsia="Times New Roman" w:hAnsi="Times New Roman" w:cs="Times New Roman"/>
+                <w:color w:val="000000"/>
+              </w:rPr>
+            </w:pPr>
+            <w:r>
+              <w:rPr>
+                <w:rFonts w:ascii="Times New Roman" w:eastAsia="Times New Roman" w:hAnsi="Times New Roman" w:cs="Times New Roman"/>
+                <w:color w:val="000000"/>
+              </w:rPr>
+              <w:t>ОК 01. Выбирать способы решения задач профессиональной деятельности, применительно к различным контекстам.</w:t>
+            </w:r>
+          </w:p>
+        </w:tc>
+        <w:tc>
+          <w:tcPr>
+            <w:tcW w:w="3190" w:type="dxa"/>
+            <w:tcBorders>
+              <w:top w:val="single" w:sz="4" w:space="0" w:color="auto"/>
+              <w:left w:val="single" w:sz="4" w:space="0" w:color="auto"/>
+              <w:bottom w:val="single" w:sz="4" w:space="0" w:color="auto"/>
+              <w:right w:val="single" w:sz="4" w:space="0" w:color="auto"/>
+            </w:tcBorders>
+          </w:tcPr>
+          <w:p>
+            <w:pPr>
+              <w:tabs>
+                <w:tab w:val="left" w:pos="916"/>
+                <w:tab w:val="left" w:pos="1832"/>
+                <w:tab w:val="left" w:pos="2748"/>
+                <w:tab w:val="left" w:pos="3664"/>
+                <w:tab w:val="left" w:pos="4580"/>
+                <w:tab w:val="left" w:pos="5496"/>
+                <w:tab w:val="left" w:pos="6412"/>
+                <w:tab w:val="left" w:pos="7328"/>
+                <w:tab w:val="left" w:pos="8244"/>
+                <w:tab w:val="left" w:pos="9160"/>
+                <w:tab w:val="left" w:pos="10076"/>
+                <w:tab w:val="left" w:pos="10992"/>
+                <w:tab w:val="left" w:pos="11908"/>
+                <w:tab w:val="left" w:pos="12824"/>
+                <w:tab w:val="left" w:pos="13740"/>
+                <w:tab w:val="left" w:pos="14656"/>
+              </w:tabs>
+              <w:spacing w:after="0" w:line="240" w:lineRule="auto"/>
+              <w:rPr>
+                <w:rFonts w:ascii="Times New Roman" w:hAnsi="Times New Roman" w:cs="Times New Roman"/>
+              </w:rPr>
+            </w:pPr>
+            <w:r>
+              <w:rPr>
+                <w:rFonts w:ascii="Times New Roman" w:hAnsi="Times New Roman" w:cs="Times New Roman"/>
+              </w:rPr>
+              <w:t>Способен анализировать специализированную информацию и находить оптимальные пути решения задач профессиональной деятельности</w:t>
+            </w:r>
+          </w:p>
+        </w:tc>
+        <w:tc>
+          <w:tcPr>
+            <w:tcW w:w="1595" w:type="dxa"/>
+            <w:tcBorders>
+              <w:top w:val="single" w:sz="4" w:space="0" w:color="auto"/>
+              <w:left w:val="single" w:sz="4" w:space="0" w:color="auto"/>
+              <w:bottom w:val="single" w:sz="4" w:space="0" w:color="auto"/>
+              <w:right w:val="single" w:sz="4" w:space="0" w:color="auto"/>
+            </w:tcBorders>
+          </w:tcPr>
+          <w:p>
+            <w:pPr>
+              <w:widowControl w:val="0"/>
+              <w:spacing w:after="0" w:line="240" w:lineRule="auto"/>
+              <w:jc w:val="center"/>
+              <w:rPr>
+                <w:rFonts w:ascii="Times New Roman" w:eastAsia="Times New Roman" w:hAnsi="Times New Roman" w:cs="Times New Roman"/>
+                <w:sz w:val="24"/>
+                <w:szCs w:val="24"/>
+              </w:rPr>
+            </w:pPr>
+            <w:r>
+              <w:rPr>
+                <w:rFonts w:ascii="Times New Roman" w:eastAsia="Times New Roman" w:hAnsi="Times New Roman" w:cs="Times New Roman"/>
+                <w:sz w:val="24"/>
+                <w:szCs w:val="24"/>
+                <w:lang w:val="en-US"/>
+              </w:rPr>
+              <w:t>V</w:t>
+            </w:r>
+          </w:p>
+        </w:tc>
+        <w:tc>
+          <w:tcPr>
+            <w:tcW w:w="1596" w:type="dxa"/>
+            <w:tcBorders>
+              <w:top w:val="single" w:sz="4" w:space="0" w:color="auto"/>
+              <w:left w:val="single" w:sz="4" w:space="0" w:color="auto"/>
+              <w:bottom w:val="single" w:sz="4" w:space="0" w:color="auto"/>
+              <w:right w:val="single" w:sz="4" w:space="0" w:color="auto"/>
+            </w:tcBorders>
+          </w:tcPr>
+          <w:p>
+            <w:pPr>
+              <w:widowControl w:val="0"/>
+              <w:spacing w:after="0" w:line="240" w:lineRule="auto"/>
+              <w:jc w:val="center"/>
+              <w:rPr>
+                <w:rFonts w:ascii="Times New Roman" w:eastAsia="Times New Roman" w:hAnsi="Times New Roman"/>
+                <w:sz w:val="24"/>
+                <w:szCs w:val="24"/>
+                <w:lang w:eastAsia="ru-RU"/>
+              </w:rPr>
+            </w:pPr>
+          </w:p>
+        </w:tc>
+      </w:tr>
+      <w:tr>
+        <w:trPr>
+          <w:trHeight w:val="276"/>
+        </w:trPr>
+        <w:tc>
+          <w:tcPr>
+            <w:tcW w:w="3190" w:type="dxa"/>
+            <w:tcBorders>
+              <w:top w:val="single" w:sz="4" w:space="0" w:color="auto"/>
+              <w:left w:val="single" w:sz="4" w:space="0" w:color="auto"/>
+              <w:bottom w:val="single" w:sz="4" w:space="0" w:color="auto"/>
+              <w:right w:val="single" w:sz="4" w:space="0" w:color="auto"/>
+            </w:tcBorders>
+          </w:tcPr>
+          <w:p>
+            <w:pPr>
+              <w:widowControl w:val="0"/>
+              <w:spacing w:after="0" w:line="240" w:lineRule="auto"/>
+              <w:rPr>
+                <w:rFonts w:ascii="Times New Roman" w:eastAsia="Times New Roman" w:hAnsi="Times New Roman" w:cs="Times New Roman"/>
+                <w:color w:val="000000"/>
+              </w:rPr>
+            </w:pPr>
+            <w:r>
+              <w:rPr>
+                <w:rFonts w:ascii="Times New Roman" w:eastAsia="Times New Roman" w:hAnsi="Times New Roman" w:cs="Times New Roman"/>
+                <w:color w:val="000000"/>
+              </w:rPr>
+              <w:t>ОК 02. Осуществлять поиск, анализ и интерпретацию информации, необходимой для выполнения задач профессиональной деятельности.</w:t>
+            </w:r>
+          </w:p>
+        </w:tc>
+        <w:tc>
+          <w:tcPr>
+            <w:tcW w:w="3190" w:type="dxa"/>
+            <w:tcBorders>
+              <w:top w:val="single" w:sz="4" w:space="0" w:color="auto"/>
+              <w:left w:val="single" w:sz="4" w:space="0" w:color="auto"/>
+              <w:bottom w:val="single" w:sz="4" w:space="0" w:color="auto"/>
+              <w:right w:val="single" w:sz="4" w:space="0" w:color="auto"/>
+            </w:tcBorders>
+          </w:tcPr>
+          <w:p>
+            <w:pPr>
+              <w:tabs>
+                <w:tab w:val="left" w:pos="916"/>
+                <w:tab w:val="left" w:pos="1832"/>
+                <w:tab w:val="left" w:pos="2748"/>
+                <w:tab w:val="left" w:pos="3664"/>
+                <w:tab w:val="left" w:pos="4580"/>
+                <w:tab w:val="left" w:pos="5496"/>
+                <w:tab w:val="left" w:pos="6412"/>
+                <w:tab w:val="left" w:pos="7328"/>
+                <w:tab w:val="left" w:pos="8244"/>
+                <w:tab w:val="left" w:pos="9160"/>
+                <w:tab w:val="left" w:pos="10076"/>
+                <w:tab w:val="left" w:pos="10992"/>
+                <w:tab w:val="left" w:pos="11908"/>
+                <w:tab w:val="left" w:pos="12824"/>
+                <w:tab w:val="left" w:pos="13740"/>
+                <w:tab w:val="left" w:pos="14656"/>
+              </w:tabs>
+              <w:spacing w:after="0" w:line="240" w:lineRule="auto"/>
+              <w:rPr>
+                <w:rFonts w:ascii="Times New Roman" w:hAnsi="Times New Roman" w:cs="Times New Roman"/>
+              </w:rPr>
+            </w:pPr>
+            <w:r>
+              <w:rPr>
+                <w:rFonts w:ascii="Times New Roman" w:hAnsi="Times New Roman" w:cs="Times New Roman"/>
+              </w:rPr>
+              <w:t>Способен анализировать специализированную информацию и находить оптимальные пути решения задач профессиональной деятельности</w:t>
+            </w:r>
+          </w:p>
+        </w:tc>
+        <w:tc>
+          <w:tcPr>
+            <w:tcW w:w="1595" w:type="dxa"/>
+            <w:tcBorders>
+              <w:top w:val="single" w:sz="4" w:space="0" w:color="auto"/>
+              <w:left w:val="single" w:sz="4" w:space="0" w:color="auto"/>
+              <w:bottom w:val="single" w:sz="4" w:space="0" w:color="auto"/>
+              <w:right w:val="single" w:sz="4" w:space="0" w:color="auto"/>
+            </w:tcBorders>
+          </w:tcPr>
+          <w:p>
+            <w:pPr>
+              <w:widowControl w:val="0"/>
+              <w:spacing w:after="0" w:line="240" w:lineRule="auto"/>
+              <w:jc w:val="center"/>
+              <w:rPr>
+                <w:rFonts w:ascii="Times New Roman" w:eastAsia="Times New Roman" w:hAnsi="Times New Roman" w:cs="Times New Roman"/>
+                <w:sz w:val="24"/>
+                <w:szCs w:val="24"/>
+              </w:rPr>
+            </w:pPr>
+            <w:r>
+              <w:rPr>
+                <w:rFonts w:ascii="Times New Roman" w:eastAsia="Times New Roman" w:hAnsi="Times New Roman" w:cs="Times New Roman"/>
+                <w:sz w:val="24"/>
+                <w:szCs w:val="24"/>
+                <w:lang w:val="en-US"/>
+              </w:rPr>
+              <w:t>V</w:t>
+            </w:r>
+          </w:p>
+        </w:tc>
+        <w:tc>
+          <w:tcPr>
+            <w:tcW w:w="1596" w:type="dxa"/>
+            <w:tcBorders>
+              <w:top w:val="single" w:sz="4" w:space="0" w:color="auto"/>
+              <w:left w:val="single" w:sz="4" w:space="0" w:color="auto"/>
+              <w:bottom w:val="single" w:sz="4" w:space="0" w:color="auto"/>
+              <w:right w:val="single" w:sz="4" w:space="0" w:color="auto"/>
+            </w:tcBorders>
+          </w:tcPr>
+          <w:p>
+            <w:pPr>
+              <w:widowControl w:val="0"/>
+              <w:spacing w:after="0" w:line="240" w:lineRule="auto"/>
+              <w:jc w:val="center"/>
+              <w:rPr>
+                <w:rFonts w:ascii="Times New Roman" w:eastAsia="Times New Roman" w:hAnsi="Times New Roman"/>
+                <w:sz w:val="24"/>
+                <w:szCs w:val="24"/>
+                <w:lang w:eastAsia="ru-RU"/>
+              </w:rPr>
+            </w:pPr>
+          </w:p>
+        </w:tc>
+      </w:tr>
+      <w:tr>
+        <w:trPr>
+          <w:trHeight w:val="276"/>
+        </w:trPr>
+        <w:tc>
+          <w:tcPr>
+            <w:tcW w:w="3190" w:type="dxa"/>
+            <w:tcBorders>
+              <w:top w:val="single" w:sz="4" w:space="0" w:color="auto"/>
+              <w:left w:val="single" w:sz="4" w:space="0" w:color="auto"/>
+              <w:bottom w:val="single" w:sz="4" w:space="0" w:color="auto"/>
+              <w:right w:val="single" w:sz="4" w:space="0" w:color="auto"/>
+            </w:tcBorders>
+          </w:tcPr>
+          <w:p>
+            <w:pPr>
+              <w:widowControl w:val="0"/>
+              <w:spacing w:after="0" w:line="240" w:lineRule="auto"/>
+              <w:rPr>
+                <w:rFonts w:ascii="Times New Roman" w:eastAsia="Times New Roman" w:hAnsi="Times New Roman" w:cs="Times New Roman"/>
+                <w:color w:val="000000"/>
+              </w:rPr>
+            </w:pPr>
+            <w:r>
+              <w:rPr>
+                <w:rFonts w:ascii="Times New Roman" w:eastAsia="Times New Roman" w:hAnsi="Times New Roman" w:cs="Times New Roman"/>
+                <w:color w:val="000000"/>
+              </w:rPr>
+              <w:t>ОК 03. Планировать и реализовывать собственное профессиональное и личностное развитие.</w:t>
+            </w:r>
+          </w:p>
+        </w:tc>
+        <w:tc>
+          <w:tcPr>
+            <w:tcW w:w="3190" w:type="dxa"/>
+            <w:tcBorders>
+              <w:top w:val="single" w:sz="4" w:space="0" w:color="auto"/>
+              <w:left w:val="single" w:sz="4" w:space="0" w:color="auto"/>
+              <w:bottom w:val="single" w:sz="4" w:space="0" w:color="auto"/>
+              <w:right w:val="single" w:sz="4" w:space="0" w:color="auto"/>
+            </w:tcBorders>
+          </w:tcPr>
+          <w:p>
+            <w:pPr>
+              <w:tabs>
+                <w:tab w:val="left" w:pos="916"/>
+                <w:tab w:val="left" w:pos="1832"/>
+                <w:tab w:val="left" w:pos="2748"/>
+                <w:tab w:val="left" w:pos="3664"/>
+                <w:tab w:val="left" w:pos="4580"/>
+                <w:tab w:val="left" w:pos="5496"/>
+                <w:tab w:val="left" w:pos="6412"/>
+                <w:tab w:val="left" w:pos="7328"/>
+                <w:tab w:val="left" w:pos="8244"/>
+                <w:tab w:val="left" w:pos="9160"/>
+                <w:tab w:val="left" w:pos="10076"/>
+                <w:tab w:val="left" w:pos="10992"/>
+                <w:tab w:val="left" w:pos="11908"/>
+                <w:tab w:val="left" w:pos="12824"/>
+                <w:tab w:val="left" w:pos="13740"/>
+                <w:tab w:val="left" w:pos="14656"/>
+              </w:tabs>
+              <w:spacing w:after="0" w:line="240" w:lineRule="auto"/>
+              <w:rPr>
+                <w:rFonts w:ascii="Times New Roman" w:hAnsi="Times New Roman" w:cs="Times New Roman"/>
+              </w:rPr>
+            </w:pPr>
+            <w:r>
+              <w:rPr>
+                <w:rFonts w:ascii="Times New Roman" w:hAnsi="Times New Roman" w:cs="Times New Roman"/>
+              </w:rPr>
+              <w:t>Способен находить пути улучшения имеющихся решений, позволяющих повысить их общий качественный уровень</w:t>
+            </w:r>
+          </w:p>
+        </w:tc>
+        <w:tc>
+          <w:tcPr>
+            <w:tcW w:w="1595" w:type="dxa"/>
+            <w:tcBorders>
+              <w:top w:val="single" w:sz="4" w:space="0" w:color="auto"/>
+              <w:left w:val="single" w:sz="4" w:space="0" w:color="auto"/>
+              <w:bottom w:val="single" w:sz="4" w:space="0" w:color="auto"/>
+              <w:right w:val="single" w:sz="4" w:space="0" w:color="auto"/>
+            </w:tcBorders>
+          </w:tcPr>
+          <w:p>
+            <w:pPr>
+              <w:widowControl w:val="0"/>
+              <w:spacing w:after="0" w:line="240" w:lineRule="auto"/>
+              <w:jc w:val="center"/>
+              <w:rPr>
+                <w:rFonts w:ascii="Times New Roman" w:eastAsia="Times New Roman" w:hAnsi="Times New Roman" w:cs="Times New Roman"/>
+                <w:sz w:val="24"/>
+                <w:szCs w:val="24"/>
+              </w:rPr>
+            </w:pPr>
+            <w:r>
+              <w:rPr>
+                <w:rFonts w:ascii="Times New Roman" w:eastAsia="Times New Roman" w:hAnsi="Times New Roman" w:cs="Times New Roman"/>
+                <w:sz w:val="24"/>
+                <w:szCs w:val="24"/>
+                <w:lang w:val="en-US"/>
+              </w:rPr>
+              <w:t>V</w:t>
+            </w:r>
+          </w:p>
+        </w:tc>
+        <w:tc>
+          <w:tcPr>
+            <w:tcW w:w="1596" w:type="dxa"/>
+            <w:tcBorders>
+              <w:top w:val="single" w:sz="4" w:space="0" w:color="auto"/>
+              <w:left w:val="single" w:sz="4" w:space="0" w:color="auto"/>
+              <w:bottom w:val="single" w:sz="4" w:space="0" w:color="auto"/>
+              <w:right w:val="single" w:sz="4" w:space="0" w:color="auto"/>
+            </w:tcBorders>
+          </w:tcPr>
+          <w:p>
+            <w:pPr>
+              <w:widowControl w:val="0"/>
+              <w:spacing w:after="0" w:line="240" w:lineRule="auto"/>
+              <w:jc w:val="center"/>
+              <w:rPr>
+                <w:rFonts w:ascii="Times New Roman" w:eastAsia="Times New Roman" w:hAnsi="Times New Roman"/>
+                <w:sz w:val="24"/>
+                <w:szCs w:val="24"/>
+                <w:lang w:eastAsia="ru-RU"/>
+              </w:rPr>
+            </w:pPr>
+          </w:p>
+        </w:tc>
+      </w:tr>
+      <w:tr>
+        <w:trPr>
+          <w:trHeight w:val="276"/>
+        </w:trPr>
+        <w:tc>
+          <w:tcPr>
+            <w:tcW w:w="3190" w:type="dxa"/>
+            <w:tcBorders>
+              <w:top w:val="single" w:sz="4" w:space="0" w:color="auto"/>
+              <w:left w:val="single" w:sz="4" w:space="0" w:color="auto"/>
+              <w:bottom w:val="single" w:sz="4" w:space="0" w:color="auto"/>
+              <w:right w:val="single" w:sz="4" w:space="0" w:color="auto"/>
+            </w:tcBorders>
+          </w:tcPr>
+          <w:p>
+            <w:pPr>
+              <w:widowControl w:val="0"/>
+              <w:spacing w:after="0" w:line="240" w:lineRule="auto"/>
+              <w:rPr>
+                <w:rFonts w:ascii="Times New Roman" w:eastAsia="Times New Roman" w:hAnsi="Times New Roman" w:cs="Times New Roman"/>
+                <w:color w:val="000000"/>
+              </w:rPr>
+            </w:pPr>
+            <w:r>
+              <w:rPr>
+                <w:rFonts w:ascii="Times New Roman" w:eastAsia="Times New Roman" w:hAnsi="Times New Roman" w:cs="Times New Roman"/>
+                <w:color w:val="000000"/>
+              </w:rPr>
+              <w:t>ОК 04. Работать в коллективе и команде, эффективно взаимодействовать с коллегами, руководством, клиентами.</w:t>
+            </w:r>
+          </w:p>
+        </w:tc>
+        <w:tc>
+          <w:tcPr>
+            <w:tcW w:w="3190" w:type="dxa"/>
+            <w:tcBorders>
+              <w:top w:val="single" w:sz="4" w:space="0" w:color="auto"/>
+              <w:left w:val="single" w:sz="4" w:space="0" w:color="auto"/>
+              <w:bottom w:val="single" w:sz="4" w:space="0" w:color="auto"/>
+              <w:right w:val="single" w:sz="4" w:space="0" w:color="auto"/>
+            </w:tcBorders>
+          </w:tcPr>
+          <w:p>
+            <w:pPr>
+              <w:tabs>
+                <w:tab w:val="left" w:pos="916"/>
+                <w:tab w:val="left" w:pos="1832"/>
+                <w:tab w:val="left" w:pos="2748"/>
+                <w:tab w:val="left" w:pos="3664"/>
+                <w:tab w:val="left" w:pos="4580"/>
+                <w:tab w:val="left" w:pos="5496"/>
+                <w:tab w:val="left" w:pos="6412"/>
+                <w:tab w:val="left" w:pos="7328"/>
+                <w:tab w:val="left" w:pos="8244"/>
+                <w:tab w:val="left" w:pos="9160"/>
+                <w:tab w:val="left" w:pos="10076"/>
+                <w:tab w:val="left" w:pos="10992"/>
+                <w:tab w:val="left" w:pos="11908"/>
+                <w:tab w:val="left" w:pos="12824"/>
+                <w:tab w:val="left" w:pos="13740"/>
+                <w:tab w:val="left" w:pos="14656"/>
+              </w:tabs>
+              <w:spacing w:after="0" w:line="240" w:lineRule="auto"/>
+              <w:rPr>
+                <w:rFonts w:ascii="Times New Roman" w:hAnsi="Times New Roman" w:cs="Times New Roman"/>
+              </w:rPr>
+            </w:pPr>
+            <w:r>
+              <w:rPr>
+                <w:rFonts w:ascii="Times New Roman" w:hAnsi="Times New Roman" w:cs="Times New Roman"/>
+              </w:rPr>
+              <w:t>Способен конструктивно обмениваться информацией с коллегами, грамотно формулировать запросы в целях получения разъясняющей информации</w:t>
+            </w:r>
+          </w:p>
+        </w:tc>
+        <w:tc>
+          <w:tcPr>
+            <w:tcW w:w="1595" w:type="dxa"/>
+            <w:tcBorders>
+              <w:top w:val="single" w:sz="4" w:space="0" w:color="auto"/>
+              <w:left w:val="single" w:sz="4" w:space="0" w:color="auto"/>
+              <w:bottom w:val="single" w:sz="4" w:space="0" w:color="auto"/>
+              <w:right w:val="single" w:sz="4" w:space="0" w:color="auto"/>
+            </w:tcBorders>
+          </w:tcPr>
+          <w:p>
+            <w:pPr>
+              <w:widowControl w:val="0"/>
+              <w:spacing w:after="0" w:line="240" w:lineRule="auto"/>
+              <w:jc w:val="center"/>
+              <w:rPr>
+                <w:rFonts w:ascii="Times New Roman" w:eastAsia="Times New Roman" w:hAnsi="Times New Roman" w:cs="Times New Roman"/>
+                <w:sz w:val="24"/>
+                <w:szCs w:val="24"/>
+              </w:rPr>
+            </w:pPr>
+            <w:r>
+              <w:rPr>
+                <w:rFonts w:ascii="Times New Roman" w:eastAsia="Times New Roman" w:hAnsi="Times New Roman" w:cs="Times New Roman"/>
+                <w:sz w:val="24"/>
+                <w:szCs w:val="24"/>
+                <w:lang w:val="en-US"/>
+              </w:rPr>
+              <w:t>V</w:t>
+            </w:r>
+          </w:p>
+        </w:tc>
+        <w:tc>
+          <w:tcPr>
+            <w:tcW w:w="1596" w:type="dxa"/>
+            <w:tcBorders>
+              <w:top w:val="single" w:sz="4" w:space="0" w:color="auto"/>
+              <w:left w:val="single" w:sz="4" w:space="0" w:color="auto"/>
+              <w:bottom w:val="single" w:sz="4" w:space="0" w:color="auto"/>
+              <w:right w:val="single" w:sz="4" w:space="0" w:color="auto"/>
+            </w:tcBorders>
+          </w:tcPr>
+          <w:p>
+            <w:pPr>
+              <w:widowControl w:val="0"/>
+              <w:spacing w:after="0" w:line="240" w:lineRule="auto"/>
+              <w:jc w:val="center"/>
+              <w:rPr>
+                <w:rFonts w:ascii="Times New Roman" w:eastAsia="Times New Roman" w:hAnsi="Times New Roman"/>
+                <w:sz w:val="24"/>
+                <w:szCs w:val="24"/>
+                <w:lang w:eastAsia="ru-RU"/>
+              </w:rPr>
+            </w:pPr>
+          </w:p>
+        </w:tc>
+      </w:tr>
+      <w:tr>
+        <w:trPr>
+          <w:trHeight w:val="276"/>
+        </w:trPr>
+        <w:tc>
+          <w:tcPr>
+            <w:tcW w:w="3190" w:type="dxa"/>
+            <w:tcBorders>
+              <w:top w:val="single" w:sz="4" w:space="0" w:color="auto"/>
+              <w:left w:val="single" w:sz="4" w:space="0" w:color="auto"/>
+              <w:bottom w:val="single" w:sz="4" w:space="0" w:color="auto"/>
+              <w:right w:val="single" w:sz="4" w:space="0" w:color="auto"/>
+            </w:tcBorders>
+          </w:tcPr>
+          <w:p>
+            <w:pPr>
+              <w:widowControl w:val="0"/>
+              <w:spacing w:after="0" w:line="240" w:lineRule="auto"/>
+              <w:rPr>
+                <w:rFonts w:ascii="Times New Roman" w:eastAsia="Times New Roman" w:hAnsi="Times New Roman" w:cs="Times New Roman"/>
+                <w:color w:val="000000"/>
+              </w:rPr>
+            </w:pPr>
+            <w:r>
+              <w:rPr>
+                <w:rFonts w:ascii="Times New Roman" w:eastAsia="Times New Roman" w:hAnsi="Times New Roman" w:cs="Times New Roman"/>
+                <w:color w:val="000000"/>
+              </w:rPr>
+              <w:t>ОК 05. Осуществлять устную и письменную коммуникацию на государственном языке с учетом особенностей социального и культурного контекста.</w:t>
+            </w:r>
+          </w:p>
+        </w:tc>
+        <w:tc>
+          <w:tcPr>
+            <w:tcW w:w="3190" w:type="dxa"/>
+            <w:tcBorders>
+              <w:top w:val="single" w:sz="4" w:space="0" w:color="auto"/>
+              <w:left w:val="single" w:sz="4" w:space="0" w:color="auto"/>
+              <w:bottom w:val="single" w:sz="4" w:space="0" w:color="auto"/>
+              <w:right w:val="single" w:sz="4" w:space="0" w:color="auto"/>
+            </w:tcBorders>
+          </w:tcPr>
+          <w:p>
+            <w:pPr>
+              <w:tabs>
+                <w:tab w:val="left" w:pos="916"/>
+                <w:tab w:val="left" w:pos="1832"/>
+                <w:tab w:val="left" w:pos="2748"/>
+                <w:tab w:val="left" w:pos="3664"/>
+                <w:tab w:val="left" w:pos="4580"/>
+                <w:tab w:val="left" w:pos="5496"/>
+                <w:tab w:val="left" w:pos="6412"/>
+                <w:tab w:val="left" w:pos="7328"/>
+                <w:tab w:val="left" w:pos="8244"/>
+                <w:tab w:val="left" w:pos="9160"/>
+                <w:tab w:val="left" w:pos="10076"/>
+                <w:tab w:val="left" w:pos="10992"/>
+                <w:tab w:val="left" w:pos="11908"/>
+                <w:tab w:val="left" w:pos="12824"/>
+                <w:tab w:val="left" w:pos="13740"/>
+                <w:tab w:val="left" w:pos="14656"/>
+              </w:tabs>
+              <w:spacing w:after="0" w:line="240" w:lineRule="auto"/>
+              <w:rPr>
+                <w:rFonts w:ascii="Times New Roman" w:hAnsi="Times New Roman" w:cs="Times New Roman"/>
+              </w:rPr>
+            </w:pPr>
+            <w:r>
+              <w:rPr>
+                <w:rFonts w:ascii="Times New Roman" w:hAnsi="Times New Roman" w:cs="Times New Roman"/>
+              </w:rPr>
+              <w:t>Способен конструктивно обмениваться информацией с коллегами, грамотно формулировать запросы в целях получения разъясняющей информации</w:t>
+            </w:r>
+          </w:p>
+        </w:tc>
+        <w:tc>
+          <w:tcPr>
+            <w:tcW w:w="1595" w:type="dxa"/>
+            <w:tcBorders>
+              <w:top w:val="single" w:sz="4" w:space="0" w:color="auto"/>
+              <w:left w:val="single" w:sz="4" w:space="0" w:color="auto"/>
+              <w:bottom w:val="single" w:sz="4" w:space="0" w:color="auto"/>
+              <w:right w:val="single" w:sz="4" w:space="0" w:color="auto"/>
+            </w:tcBorders>
+          </w:tcPr>
+          <w:p>
+            <w:pPr>
+              <w:widowControl w:val="0"/>
+              <w:spacing w:after="0" w:line="240" w:lineRule="auto"/>
+              <w:jc w:val="center"/>
+              <w:rPr>
+                <w:rFonts w:ascii="Times New Roman" w:eastAsia="Times New Roman" w:hAnsi="Times New Roman" w:cs="Times New Roman"/>
+                <w:sz w:val="24"/>
+                <w:szCs w:val="24"/>
+              </w:rPr>
+            </w:pPr>
+            <w:r>
+              <w:rPr>
+                <w:rFonts w:ascii="Times New Roman" w:eastAsia="Times New Roman" w:hAnsi="Times New Roman" w:cs="Times New Roman"/>
+                <w:sz w:val="24"/>
+                <w:szCs w:val="24"/>
+                <w:lang w:val="en-US"/>
+              </w:rPr>
+              <w:t>V</w:t>
+            </w:r>
+          </w:p>
+        </w:tc>
+        <w:tc>
+          <w:tcPr>
+            <w:tcW w:w="1596" w:type="dxa"/>
+            <w:tcBorders>
+              <w:top w:val="single" w:sz="4" w:space="0" w:color="auto"/>
+              <w:left w:val="single" w:sz="4" w:space="0" w:color="auto"/>
+              <w:bottom w:val="single" w:sz="4" w:space="0" w:color="auto"/>
+              <w:right w:val="single" w:sz="4" w:space="0" w:color="auto"/>
+            </w:tcBorders>
+          </w:tcPr>
+          <w:p>
+            <w:pPr>
+              <w:widowControl w:val="0"/>
+              <w:spacing w:after="0" w:line="240" w:lineRule="auto"/>
+              <w:jc w:val="center"/>
+              <w:rPr>
+                <w:rFonts w:ascii="Times New Roman" w:eastAsia="Times New Roman" w:hAnsi="Times New Roman"/>
+                <w:sz w:val="24"/>
+                <w:szCs w:val="24"/>
+                <w:lang w:eastAsia="ru-RU"/>
+              </w:rPr>
+            </w:pPr>
+          </w:p>
+        </w:tc>
+      </w:tr>
+      <w:tr>
+        <w:trPr>
+          <w:trHeight w:val="276"/>
+        </w:trPr>
+        <w:tc>
+          <w:tcPr>
+            <w:tcW w:w="3190" w:type="dxa"/>
+            <w:tcBorders>
+              <w:top w:val="single" w:sz="4" w:space="0" w:color="auto"/>
+              <w:left w:val="single" w:sz="4" w:space="0" w:color="auto"/>
+              <w:bottom w:val="single" w:sz="4" w:space="0" w:color="auto"/>
+              <w:right w:val="single" w:sz="4" w:space="0" w:color="auto"/>
+            </w:tcBorders>
+          </w:tcPr>
+          <w:p>
+            <w:pPr>
+              <w:widowControl w:val="0"/>
+              <w:spacing w:after="0" w:line="240" w:lineRule="auto"/>
+              <w:rPr>
+                <w:rFonts w:ascii="Times New Roman" w:eastAsia="Times New Roman" w:hAnsi="Times New Roman" w:cs="Times New Roman"/>
+                <w:color w:val="000000"/>
+              </w:rPr>
+            </w:pPr>
+            <w:r>
+              <w:rPr>
+                <w:rFonts w:ascii="Times New Roman" w:eastAsia="Times New Roman" w:hAnsi="Times New Roman" w:cs="Times New Roman"/>
+                <w:color w:val="000000"/>
+              </w:rPr>
+              <w:t>ОК 06. Проявлять гражданско-патриотическую позицию, демонстрировать осознанное поведение на основе традиционных общечеловеческих ценностей.</w:t>
+            </w:r>
+          </w:p>
+        </w:tc>
+        <w:tc>
+          <w:tcPr>
+            <w:tcW w:w="3190" w:type="dxa"/>
+            <w:tcBorders>
+              <w:top w:val="single" w:sz="4" w:space="0" w:color="auto"/>
+              <w:left w:val="single" w:sz="4" w:space="0" w:color="auto"/>
+              <w:bottom w:val="single" w:sz="4" w:space="0" w:color="auto"/>
+              <w:right w:val="single" w:sz="4" w:space="0" w:color="auto"/>
+            </w:tcBorders>
+          </w:tcPr>
+          <w:p>
+            <w:pPr>
+              <w:tabs>
+                <w:tab w:val="left" w:pos="916"/>
+                <w:tab w:val="left" w:pos="1832"/>
+                <w:tab w:val="left" w:pos="2748"/>
+                <w:tab w:val="left" w:pos="3664"/>
+                <w:tab w:val="left" w:pos="4580"/>
+                <w:tab w:val="left" w:pos="5496"/>
+                <w:tab w:val="left" w:pos="6412"/>
+                <w:tab w:val="left" w:pos="7328"/>
+                <w:tab w:val="left" w:pos="8244"/>
+                <w:tab w:val="left" w:pos="9160"/>
+                <w:tab w:val="left" w:pos="10076"/>
+                <w:tab w:val="left" w:pos="10992"/>
+                <w:tab w:val="left" w:pos="11908"/>
+                <w:tab w:val="left" w:pos="12824"/>
+                <w:tab w:val="left" w:pos="13740"/>
+                <w:tab w:val="left" w:pos="14656"/>
+              </w:tabs>
+              <w:spacing w:after="0" w:line="240" w:lineRule="auto"/>
+              <w:rPr>
+                <w:rFonts w:ascii="Times New Roman" w:hAnsi="Times New Roman" w:cs="Times New Roman"/>
+              </w:rPr>
+            </w:pPr>
+            <w:r>
+              <w:rPr>
+                <w:rFonts w:ascii="Times New Roman" w:hAnsi="Times New Roman" w:cs="Times New Roman"/>
+              </w:rPr>
+              <w:t>Способен конструктивно обмениваться информацией с коллегами, грамотно формулировать запросы в целях получения разъясняющей информации</w:t>
+            </w:r>
+          </w:p>
+        </w:tc>
+        <w:tc>
+          <w:tcPr>
+            <w:tcW w:w="1595" w:type="dxa"/>
+            <w:tcBorders>
+              <w:top w:val="single" w:sz="4" w:space="0" w:color="auto"/>
+              <w:left w:val="single" w:sz="4" w:space="0" w:color="auto"/>
+              <w:bottom w:val="single" w:sz="4" w:space="0" w:color="auto"/>
+              <w:right w:val="single" w:sz="4" w:space="0" w:color="auto"/>
+            </w:tcBorders>
+          </w:tcPr>
+          <w:p>
+            <w:pPr>
+              <w:widowControl w:val="0"/>
+              <w:spacing w:after="0" w:line="240" w:lineRule="auto"/>
+              <w:jc w:val="center"/>
+              <w:rPr>
+                <w:rFonts w:ascii="Times New Roman" w:eastAsia="Times New Roman" w:hAnsi="Times New Roman" w:cs="Times New Roman"/>
+                <w:sz w:val="24"/>
+                <w:szCs w:val="24"/>
+              </w:rPr>
+            </w:pPr>
+            <w:r>
+              <w:rPr>
+                <w:rFonts w:ascii="Times New Roman" w:eastAsia="Times New Roman" w:hAnsi="Times New Roman" w:cs="Times New Roman"/>
+                <w:sz w:val="24"/>
+                <w:szCs w:val="24"/>
+                <w:lang w:val="en-US"/>
+              </w:rPr>
+              <w:t>V</w:t>
+            </w:r>
+          </w:p>
+        </w:tc>
+        <w:tc>
+          <w:tcPr>
+            <w:tcW w:w="1596" w:type="dxa"/>
+            <w:tcBorders>
+              <w:top w:val="single" w:sz="4" w:space="0" w:color="auto"/>
+              <w:left w:val="single" w:sz="4" w:space="0" w:color="auto"/>
+              <w:bottom w:val="single" w:sz="4" w:space="0" w:color="auto"/>
+              <w:right w:val="single" w:sz="4" w:space="0" w:color="auto"/>
+            </w:tcBorders>
+          </w:tcPr>
+          <w:p>
+            <w:pPr>
+              <w:widowControl w:val="0"/>
+              <w:spacing w:after="0" w:line="240" w:lineRule="auto"/>
+              <w:jc w:val="center"/>
+              <w:rPr>
+                <w:rFonts w:ascii="Times New Roman" w:eastAsia="Times New Roman" w:hAnsi="Times New Roman"/>
+                <w:sz w:val="24"/>
+                <w:szCs w:val="24"/>
+                <w:lang w:eastAsia="ru-RU"/>
+              </w:rPr>
+            </w:pPr>
+          </w:p>
+        </w:tc>
+      </w:tr>
+      <w:tr>
+        <w:trPr>
+          <w:trHeight w:val="276"/>
+        </w:trPr>
+        <w:tc>
+          <w:tcPr>
+            <w:tcW w:w="3190" w:type="dxa"/>
+            <w:tcBorders>
+              <w:top w:val="single" w:sz="4" w:space="0" w:color="auto"/>
+              <w:left w:val="single" w:sz="4" w:space="0" w:color="auto"/>
+              <w:bottom w:val="single" w:sz="4" w:space="0" w:color="auto"/>
+              <w:right w:val="single" w:sz="4" w:space="0" w:color="auto"/>
+            </w:tcBorders>
+          </w:tcPr>
+          <w:p>
+            <w:pPr>
+              <w:widowControl w:val="0"/>
+              <w:spacing w:after="0" w:line="240" w:lineRule="auto"/>
+              <w:rPr>
+                <w:rFonts w:ascii="Times New Roman" w:eastAsia="Times New Roman" w:hAnsi="Times New Roman" w:cs="Times New Roman"/>
+                <w:color w:val="000000"/>
+              </w:rPr>
+            </w:pPr>
+            <w:r>
+              <w:rPr>
+                <w:rFonts w:ascii="Times New Roman" w:eastAsia="Times New Roman" w:hAnsi="Times New Roman" w:cs="Times New Roman"/>
+                <w:color w:val="000000"/>
+              </w:rPr>
+              <w:lastRenderedPageBreak/>
+              <w:t>ОК 07. Содействовать сохранению окружающей среды, ресурс</w:t>
+            </w:r>
+            <w:r>
+              <w:rPr>
+                <w:rFonts w:ascii="Times New Roman" w:eastAsia="Times New Roman" w:hAnsi="Times New Roman" w:cs="Times New Roman"/>
+                <w:color w:val="000000"/>
+              </w:rPr>
+              <w:t>о</w:t>
+            </w:r>
+            <w:r>
+              <w:rPr>
+                <w:rFonts w:ascii="Times New Roman" w:eastAsia="Times New Roman" w:hAnsi="Times New Roman" w:cs="Times New Roman"/>
+                <w:color w:val="000000"/>
+              </w:rPr>
+              <w:t>сбережению, эффективно действовать в чрезвычайных ситуациях.</w:t>
+            </w:r>
+          </w:p>
+        </w:tc>
+        <w:tc>
+          <w:tcPr>
+            <w:tcW w:w="3190" w:type="dxa"/>
+            <w:tcBorders>
+              <w:top w:val="single" w:sz="4" w:space="0" w:color="auto"/>
+              <w:left w:val="single" w:sz="4" w:space="0" w:color="auto"/>
+              <w:bottom w:val="single" w:sz="4" w:space="0" w:color="auto"/>
+              <w:right w:val="single" w:sz="4" w:space="0" w:color="auto"/>
+            </w:tcBorders>
+          </w:tcPr>
+          <w:p>
+            <w:pPr>
+              <w:tabs>
+                <w:tab w:val="left" w:pos="916"/>
+                <w:tab w:val="left" w:pos="1832"/>
+                <w:tab w:val="left" w:pos="2748"/>
+                <w:tab w:val="left" w:pos="3664"/>
+                <w:tab w:val="left" w:pos="4580"/>
+                <w:tab w:val="left" w:pos="5496"/>
+                <w:tab w:val="left" w:pos="6412"/>
+                <w:tab w:val="left" w:pos="7328"/>
+                <w:tab w:val="left" w:pos="8244"/>
+                <w:tab w:val="left" w:pos="9160"/>
+                <w:tab w:val="left" w:pos="10076"/>
+                <w:tab w:val="left" w:pos="10992"/>
+                <w:tab w:val="left" w:pos="11908"/>
+                <w:tab w:val="left" w:pos="12824"/>
+                <w:tab w:val="left" w:pos="13740"/>
+                <w:tab w:val="left" w:pos="14656"/>
+              </w:tabs>
+              <w:spacing w:after="0" w:line="240" w:lineRule="auto"/>
+              <w:rPr>
+                <w:rFonts w:ascii="Times New Roman" w:hAnsi="Times New Roman" w:cs="Times New Roman"/>
+              </w:rPr>
+            </w:pPr>
+            <w:r>
+              <w:rPr>
+                <w:rFonts w:ascii="Times New Roman" w:hAnsi="Times New Roman" w:cs="Times New Roman"/>
+              </w:rPr>
+              <w:t>Способен эффективно использовать компьютерное время, а также материальные ресурсы, необходимые для решения поставленных задач</w:t>
+            </w:r>
+          </w:p>
+        </w:tc>
+        <w:tc>
+          <w:tcPr>
+            <w:tcW w:w="1595" w:type="dxa"/>
+            <w:tcBorders>
+              <w:top w:val="single" w:sz="4" w:space="0" w:color="auto"/>
+              <w:left w:val="single" w:sz="4" w:space="0" w:color="auto"/>
+              <w:bottom w:val="single" w:sz="4" w:space="0" w:color="auto"/>
+              <w:right w:val="single" w:sz="4" w:space="0" w:color="auto"/>
+            </w:tcBorders>
+          </w:tcPr>
+          <w:p>
+            <w:pPr>
+              <w:widowControl w:val="0"/>
+              <w:spacing w:after="0" w:line="240" w:lineRule="auto"/>
+              <w:jc w:val="center"/>
+              <w:rPr>
+                <w:rFonts w:ascii="Times New Roman" w:eastAsia="Times New Roman" w:hAnsi="Times New Roman" w:cs="Times New Roman"/>
+                <w:sz w:val="24"/>
+                <w:szCs w:val="24"/>
+              </w:rPr>
+            </w:pPr>
+            <w:r>
+              <w:rPr>
+                <w:rFonts w:ascii="Times New Roman" w:eastAsia="Times New Roman" w:hAnsi="Times New Roman" w:cs="Times New Roman"/>
+                <w:sz w:val="24"/>
+                <w:szCs w:val="24"/>
+                <w:lang w:val="en-US"/>
+              </w:rPr>
+              <w:t>V</w:t>
+            </w:r>
+          </w:p>
+        </w:tc>
+        <w:tc>
+          <w:tcPr>
+            <w:tcW w:w="1596" w:type="dxa"/>
+            <w:tcBorders>
+              <w:top w:val="single" w:sz="4" w:space="0" w:color="auto"/>
+              <w:left w:val="single" w:sz="4" w:space="0" w:color="auto"/>
+              <w:bottom w:val="single" w:sz="4" w:space="0" w:color="auto"/>
+              <w:right w:val="single" w:sz="4" w:space="0" w:color="auto"/>
+            </w:tcBorders>
+          </w:tcPr>
+          <w:p>
+            <w:pPr>
+              <w:widowControl w:val="0"/>
+              <w:spacing w:after="0" w:line="240" w:lineRule="auto"/>
+              <w:jc w:val="center"/>
+              <w:rPr>
+                <w:rFonts w:ascii="Times New Roman" w:eastAsia="Times New Roman" w:hAnsi="Times New Roman"/>
+                <w:sz w:val="24"/>
+                <w:szCs w:val="24"/>
+                <w:lang w:eastAsia="ru-RU"/>
+              </w:rPr>
+            </w:pPr>
+          </w:p>
+        </w:tc>
+      </w:tr>
+      <w:tr>
+        <w:trPr>
+          <w:trHeight w:val="276"/>
+        </w:trPr>
+        <w:tc>
+          <w:tcPr>
+            <w:tcW w:w="3190" w:type="dxa"/>
+            <w:tcBorders>
+              <w:top w:val="single" w:sz="4" w:space="0" w:color="auto"/>
+              <w:left w:val="single" w:sz="4" w:space="0" w:color="auto"/>
+              <w:bottom w:val="single" w:sz="4" w:space="0" w:color="auto"/>
+              <w:right w:val="single" w:sz="4" w:space="0" w:color="auto"/>
+            </w:tcBorders>
+          </w:tcPr>
+          <w:p>
+            <w:pPr>
+              <w:widowControl w:val="0"/>
+              <w:spacing w:after="0" w:line="240" w:lineRule="auto"/>
+              <w:rPr>
+                <w:rFonts w:ascii="Times New Roman" w:eastAsia="Times New Roman" w:hAnsi="Times New Roman" w:cs="Times New Roman"/>
+                <w:color w:val="000000"/>
+              </w:rPr>
+            </w:pPr>
+          </w:p>
+        </w:tc>
+        <w:tc>
+          <w:tcPr>
+            <w:tcW w:w="3190" w:type="dxa"/>
+            <w:tcBorders>
+              <w:top w:val="single" w:sz="4" w:space="0" w:color="auto"/>
+              <w:left w:val="single" w:sz="4" w:space="0" w:color="auto"/>
+              <w:bottom w:val="single" w:sz="4" w:space="0" w:color="auto"/>
+              <w:right w:val="single" w:sz="4" w:space="0" w:color="auto"/>
+            </w:tcBorders>
+          </w:tcPr>
+          <w:p>
+            <w:pPr>
+              <w:tabs>
+                <w:tab w:val="left" w:pos="916"/>
+                <w:tab w:val="left" w:pos="1832"/>
+                <w:tab w:val="left" w:pos="2748"/>
+                <w:tab w:val="left" w:pos="3664"/>
+                <w:tab w:val="left" w:pos="4580"/>
+                <w:tab w:val="left" w:pos="5496"/>
+                <w:tab w:val="left" w:pos="6412"/>
+                <w:tab w:val="left" w:pos="7328"/>
+                <w:tab w:val="left" w:pos="8244"/>
+                <w:tab w:val="left" w:pos="9160"/>
+                <w:tab w:val="left" w:pos="10076"/>
+                <w:tab w:val="left" w:pos="10992"/>
+                <w:tab w:val="left" w:pos="11908"/>
+                <w:tab w:val="left" w:pos="12824"/>
+                <w:tab w:val="left" w:pos="13740"/>
+                <w:tab w:val="left" w:pos="14656"/>
+              </w:tabs>
+              <w:spacing w:after="0" w:line="240" w:lineRule="auto"/>
+              <w:rPr>
+                <w:rFonts w:ascii="Times New Roman" w:hAnsi="Times New Roman" w:cs="Times New Roman"/>
+              </w:rPr>
+            </w:pPr>
+          </w:p>
+        </w:tc>
+        <w:tc>
+          <w:tcPr>
+            <w:tcW w:w="1595" w:type="dxa"/>
+            <w:tcBorders>
+              <w:top w:val="single" w:sz="4" w:space="0" w:color="auto"/>
+              <w:left w:val="single" w:sz="4" w:space="0" w:color="auto"/>
+              <w:bottom w:val="single" w:sz="4" w:space="0" w:color="auto"/>
+              <w:right w:val="single" w:sz="4" w:space="0" w:color="auto"/>
+            </w:tcBorders>
+          </w:tcPr>
+          <w:p>
+            <w:pPr>
+              <w:widowControl w:val="0"/>
+              <w:spacing w:after="0" w:line="240" w:lineRule="auto"/>
+              <w:jc w:val="center"/>
+              <w:rPr>
+                <w:rFonts w:ascii="Times New Roman" w:eastAsia="Times New Roman" w:hAnsi="Times New Roman" w:cs="Times New Roman"/>
+                <w:sz w:val="24"/>
+                <w:szCs w:val="24"/>
+                <w:lang w:val="en-US"/>
+              </w:rPr>
+            </w:pPr>
+          </w:p>
+        </w:tc>
+        <w:tc>
+          <w:tcPr>
+            <w:tcW w:w="1596" w:type="dxa"/>
+            <w:tcBorders>
+              <w:top w:val="single" w:sz="4" w:space="0" w:color="auto"/>
+              <w:left w:val="single" w:sz="4" w:space="0" w:color="auto"/>
+              <w:bottom w:val="single" w:sz="4" w:space="0" w:color="auto"/>
+              <w:right w:val="single" w:sz="4" w:space="0" w:color="auto"/>
+            </w:tcBorders>
+          </w:tcPr>
+          <w:p>
+            <w:pPr>
+              <w:widowControl w:val="0"/>
+              <w:spacing w:after="0" w:line="240" w:lineRule="auto"/>
+              <w:jc w:val="center"/>
+              <w:rPr>
+                <w:rFonts w:ascii="Times New Roman" w:eastAsia="Times New Roman" w:hAnsi="Times New Roman"/>
+                <w:sz w:val="24"/>
+                <w:szCs w:val="24"/>
+                <w:lang w:eastAsia="ru-RU"/>
+              </w:rPr>
+            </w:pPr>
+          </w:p>
+        </w:tc>
+      </w:tr>
+      <w:tr>
+        <w:trPr>
+          <w:trHeight w:val="276"/>
+        </w:trPr>
+        <w:tc>
+          <w:tcPr>
+            <w:tcW w:w="3190" w:type="dxa"/>
+            <w:tcBorders>
+              <w:top w:val="single" w:sz="4" w:space="0" w:color="auto"/>
+              <w:left w:val="single" w:sz="4" w:space="0" w:color="auto"/>
+              <w:bottom w:val="single" w:sz="4" w:space="0" w:color="auto"/>
+              <w:right w:val="single" w:sz="4" w:space="0" w:color="auto"/>
+            </w:tcBorders>
+          </w:tcPr>
+          <w:p>
+            <w:pPr>
+              <w:widowControl w:val="0"/>
+              <w:spacing w:after="0" w:line="240" w:lineRule="auto"/>
+              <w:rPr>
+                <w:rFonts w:ascii="Times New Roman" w:eastAsia="Times New Roman" w:hAnsi="Times New Roman" w:cs="Times New Roman"/>
+                <w:color w:val="000000"/>
+              </w:rPr>
+            </w:pPr>
+            <w:r>
+              <w:rPr>
+                <w:rFonts w:ascii="Times New Roman" w:eastAsia="Times New Roman" w:hAnsi="Times New Roman" w:cs="Times New Roman"/>
+                <w:color w:val="000000"/>
+              </w:rPr>
+              <w:t>ОК 08. Использовать средства физической культуры для сохранения и укрепления здоровья в процессе профессиональной деятельности и поддержания необходимого уровня физической подготовленности.</w:t>
+            </w:r>
+          </w:p>
+        </w:tc>
+        <w:tc>
+          <w:tcPr>
+            <w:tcW w:w="3190" w:type="dxa"/>
+            <w:tcBorders>
+              <w:top w:val="single" w:sz="4" w:space="0" w:color="auto"/>
+              <w:left w:val="single" w:sz="4" w:space="0" w:color="auto"/>
+              <w:bottom w:val="single" w:sz="4" w:space="0" w:color="auto"/>
+              <w:right w:val="single" w:sz="4" w:space="0" w:color="auto"/>
+            </w:tcBorders>
+          </w:tcPr>
+          <w:p>
+            <w:pPr>
+              <w:tabs>
+                <w:tab w:val="left" w:pos="916"/>
+                <w:tab w:val="left" w:pos="1832"/>
+                <w:tab w:val="left" w:pos="2748"/>
+                <w:tab w:val="left" w:pos="3664"/>
+                <w:tab w:val="left" w:pos="4580"/>
+                <w:tab w:val="left" w:pos="5496"/>
+                <w:tab w:val="left" w:pos="6412"/>
+                <w:tab w:val="left" w:pos="7328"/>
+                <w:tab w:val="left" w:pos="8244"/>
+                <w:tab w:val="left" w:pos="9160"/>
+                <w:tab w:val="left" w:pos="10076"/>
+                <w:tab w:val="left" w:pos="10992"/>
+                <w:tab w:val="left" w:pos="11908"/>
+                <w:tab w:val="left" w:pos="12824"/>
+                <w:tab w:val="left" w:pos="13740"/>
+                <w:tab w:val="left" w:pos="14656"/>
+              </w:tabs>
+              <w:spacing w:after="0" w:line="240" w:lineRule="auto"/>
+              <w:rPr>
+                <w:rFonts w:ascii="Times New Roman" w:hAnsi="Times New Roman" w:cs="Times New Roman"/>
+              </w:rPr>
+            </w:pPr>
+            <w:r>
+              <w:rPr>
+                <w:rFonts w:ascii="Times New Roman" w:hAnsi="Times New Roman" w:cs="Times New Roman"/>
+              </w:rPr>
+              <w:t xml:space="preserve">Способен соблюдать требования </w:t>
+            </w:r>
+            <w:r>
+              <w:rPr>
+                <w:rFonts w:ascii="Times New Roman" w:eastAsia="Times New Roman" w:hAnsi="Times New Roman" w:cs="Times New Roman"/>
+                <w:color w:val="000000"/>
+              </w:rPr>
+              <w:t>внутреннего трудового распорядка организации, охраны труда и техники безопасности в целях сохранения собственного здоровья</w:t>
+            </w:r>
+          </w:p>
+        </w:tc>
+        <w:tc>
+          <w:tcPr>
+            <w:tcW w:w="1595" w:type="dxa"/>
+            <w:tcBorders>
+              <w:top w:val="single" w:sz="4" w:space="0" w:color="auto"/>
+              <w:left w:val="single" w:sz="4" w:space="0" w:color="auto"/>
+              <w:bottom w:val="single" w:sz="4" w:space="0" w:color="auto"/>
+              <w:right w:val="single" w:sz="4" w:space="0" w:color="auto"/>
+            </w:tcBorders>
+          </w:tcPr>
+          <w:p>
+            <w:pPr>
+              <w:widowControl w:val="0"/>
+              <w:spacing w:after="0" w:line="240" w:lineRule="auto"/>
+              <w:jc w:val="center"/>
+              <w:rPr>
+                <w:rFonts w:ascii="Times New Roman" w:eastAsia="Times New Roman" w:hAnsi="Times New Roman" w:cs="Times New Roman"/>
+                <w:sz w:val="24"/>
+                <w:szCs w:val="24"/>
+              </w:rPr>
+            </w:pPr>
+            <w:r>
+              <w:rPr>
+                <w:rFonts w:ascii="Times New Roman" w:eastAsia="Times New Roman" w:hAnsi="Times New Roman" w:cs="Times New Roman"/>
+                <w:sz w:val="24"/>
+                <w:szCs w:val="24"/>
+                <w:lang w:val="en-US"/>
+              </w:rPr>
+              <w:t>V</w:t>
+            </w:r>
+          </w:p>
+        </w:tc>
+        <w:tc>
+          <w:tcPr>
+            <w:tcW w:w="1596" w:type="dxa"/>
+            <w:tcBorders>
+              <w:top w:val="single" w:sz="4" w:space="0" w:color="auto"/>
+              <w:left w:val="single" w:sz="4" w:space="0" w:color="auto"/>
+              <w:bottom w:val="single" w:sz="4" w:space="0" w:color="auto"/>
+              <w:right w:val="single" w:sz="4" w:space="0" w:color="auto"/>
+            </w:tcBorders>
+          </w:tcPr>
+          <w:p>
+            <w:pPr>
+              <w:widowControl w:val="0"/>
+              <w:spacing w:after="0" w:line="240" w:lineRule="auto"/>
+              <w:jc w:val="center"/>
+              <w:rPr>
+                <w:rFonts w:ascii="Times New Roman" w:eastAsia="Times New Roman" w:hAnsi="Times New Roman"/>
+                <w:sz w:val="24"/>
+                <w:szCs w:val="24"/>
+                <w:lang w:eastAsia="ru-RU"/>
+              </w:rPr>
+            </w:pPr>
+          </w:p>
+        </w:tc>
+      </w:tr>
+      <w:tr>
+        <w:trPr>
+          <w:trHeight w:val="276"/>
+        </w:trPr>
+        <w:tc>
+          <w:tcPr>
+            <w:tcW w:w="3190" w:type="dxa"/>
+            <w:tcBorders>
+              <w:top w:val="single" w:sz="4" w:space="0" w:color="auto"/>
+              <w:left w:val="single" w:sz="4" w:space="0" w:color="auto"/>
+              <w:bottom w:val="single" w:sz="4" w:space="0" w:color="auto"/>
+              <w:right w:val="single" w:sz="4" w:space="0" w:color="auto"/>
+            </w:tcBorders>
+          </w:tcPr>
+          <w:p>
+            <w:pPr>
+              <w:widowControl w:val="0"/>
+              <w:spacing w:after="0" w:line="240" w:lineRule="auto"/>
+              <w:rPr>
+                <w:rFonts w:ascii="Times New Roman" w:eastAsia="Times New Roman" w:hAnsi="Times New Roman" w:cs="Times New Roman"/>
+                <w:color w:val="000000"/>
+              </w:rPr>
+            </w:pPr>
+            <w:r>
+              <w:rPr>
+                <w:rFonts w:ascii="Times New Roman" w:eastAsia="Times New Roman" w:hAnsi="Times New Roman" w:cs="Times New Roman"/>
+                <w:color w:val="000000"/>
+              </w:rPr>
+              <w:t>ОК 09. Использовать информационные технологии в профессиональной деятельности.</w:t>
+            </w:r>
+          </w:p>
+        </w:tc>
+        <w:tc>
+          <w:tcPr>
+            <w:tcW w:w="3190" w:type="dxa"/>
+            <w:tcBorders>
+              <w:top w:val="single" w:sz="4" w:space="0" w:color="auto"/>
+              <w:left w:val="single" w:sz="4" w:space="0" w:color="auto"/>
+              <w:bottom w:val="single" w:sz="4" w:space="0" w:color="auto"/>
+              <w:right w:val="single" w:sz="4" w:space="0" w:color="auto"/>
+            </w:tcBorders>
+          </w:tcPr>
+          <w:p>
+            <w:pPr>
+              <w:tabs>
+                <w:tab w:val="left" w:pos="916"/>
+                <w:tab w:val="left" w:pos="1832"/>
+                <w:tab w:val="left" w:pos="2748"/>
+                <w:tab w:val="left" w:pos="3664"/>
+                <w:tab w:val="left" w:pos="4580"/>
+                <w:tab w:val="left" w:pos="5496"/>
+                <w:tab w:val="left" w:pos="6412"/>
+                <w:tab w:val="left" w:pos="7328"/>
+                <w:tab w:val="left" w:pos="8244"/>
+                <w:tab w:val="left" w:pos="9160"/>
+                <w:tab w:val="left" w:pos="10076"/>
+                <w:tab w:val="left" w:pos="10992"/>
+                <w:tab w:val="left" w:pos="11908"/>
+                <w:tab w:val="left" w:pos="12824"/>
+                <w:tab w:val="left" w:pos="13740"/>
+                <w:tab w:val="left" w:pos="14656"/>
+              </w:tabs>
+              <w:spacing w:after="0" w:line="240" w:lineRule="auto"/>
+              <w:rPr>
+                <w:rFonts w:ascii="Times New Roman" w:hAnsi="Times New Roman" w:cs="Times New Roman"/>
+              </w:rPr>
+            </w:pPr>
+            <w:r>
+              <w:rPr>
+                <w:rFonts w:ascii="Times New Roman" w:hAnsi="Times New Roman" w:cs="Times New Roman"/>
+              </w:rPr>
+              <w:t>Способен применять стек современных средств разработки ПО для решения задач профессиональной деятельности в заданном контексте</w:t>
+            </w:r>
+          </w:p>
+        </w:tc>
+        <w:tc>
+          <w:tcPr>
+            <w:tcW w:w="1595" w:type="dxa"/>
+            <w:tcBorders>
+              <w:top w:val="single" w:sz="4" w:space="0" w:color="auto"/>
+              <w:left w:val="single" w:sz="4" w:space="0" w:color="auto"/>
+              <w:bottom w:val="single" w:sz="4" w:space="0" w:color="auto"/>
+              <w:right w:val="single" w:sz="4" w:space="0" w:color="auto"/>
+            </w:tcBorders>
+          </w:tcPr>
+          <w:p>
+            <w:pPr>
+              <w:widowControl w:val="0"/>
+              <w:spacing w:after="0" w:line="240" w:lineRule="auto"/>
+              <w:jc w:val="center"/>
+              <w:rPr>
+                <w:rFonts w:ascii="Times New Roman" w:eastAsia="Times New Roman" w:hAnsi="Times New Roman" w:cs="Times New Roman"/>
+                <w:sz w:val="24"/>
+                <w:szCs w:val="24"/>
+              </w:rPr>
+            </w:pPr>
+            <w:r>
+              <w:rPr>
+                <w:rFonts w:ascii="Times New Roman" w:eastAsia="Times New Roman" w:hAnsi="Times New Roman" w:cs="Times New Roman"/>
+                <w:sz w:val="24"/>
+                <w:szCs w:val="24"/>
+                <w:lang w:val="en-US"/>
+              </w:rPr>
+              <w:t>V</w:t>
+            </w:r>
+          </w:p>
+        </w:tc>
+        <w:tc>
+          <w:tcPr>
+            <w:tcW w:w="1596" w:type="dxa"/>
+            <w:tcBorders>
+              <w:top w:val="single" w:sz="4" w:space="0" w:color="auto"/>
+              <w:left w:val="single" w:sz="4" w:space="0" w:color="auto"/>
+              <w:bottom w:val="single" w:sz="4" w:space="0" w:color="auto"/>
+              <w:right w:val="single" w:sz="4" w:space="0" w:color="auto"/>
+            </w:tcBorders>
+          </w:tcPr>
+          <w:p>
+            <w:pPr>
+              <w:widowControl w:val="0"/>
+              <w:spacing w:after="0" w:line="240" w:lineRule="auto"/>
+              <w:jc w:val="center"/>
+              <w:rPr>
+                <w:rFonts w:ascii="Times New Roman" w:eastAsia="Times New Roman" w:hAnsi="Times New Roman"/>
+                <w:sz w:val="24"/>
+                <w:szCs w:val="24"/>
+                <w:lang w:eastAsia="ru-RU"/>
+              </w:rPr>
+            </w:pPr>
+          </w:p>
+        </w:tc>
+      </w:tr>
+      <w:tr>
+        <w:trPr>
+          <w:trHeight w:val="276"/>
+        </w:trPr>
+        <w:tc>
+          <w:tcPr>
+            <w:tcW w:w="3190" w:type="dxa"/>
+            <w:tcBorders>
+              <w:top w:val="single" w:sz="4" w:space="0" w:color="auto"/>
+              <w:left w:val="single" w:sz="4" w:space="0" w:color="auto"/>
+              <w:bottom w:val="single" w:sz="4" w:space="0" w:color="auto"/>
+              <w:right w:val="single" w:sz="4" w:space="0" w:color="auto"/>
+            </w:tcBorders>
+          </w:tcPr>
+          <w:p>
+            <w:pPr>
+              <w:widowControl w:val="0"/>
+              <w:spacing w:after="0" w:line="240" w:lineRule="auto"/>
+              <w:rPr>
+                <w:rFonts w:ascii="Times New Roman" w:eastAsia="Times New Roman" w:hAnsi="Times New Roman" w:cs="Times New Roman"/>
+                <w:color w:val="000000"/>
+              </w:rPr>
+            </w:pPr>
+            <w:r>
+              <w:rPr>
+                <w:rFonts w:ascii="Times New Roman" w:eastAsia="Times New Roman" w:hAnsi="Times New Roman" w:cs="Times New Roman"/>
+                <w:color w:val="000000"/>
+              </w:rPr>
+              <w:t>ОК 10. Пользоваться профессиональной документацией на государственном и иностранном языке.</w:t>
+            </w:r>
+          </w:p>
+        </w:tc>
+        <w:tc>
+          <w:tcPr>
+            <w:tcW w:w="3190" w:type="dxa"/>
+            <w:tcBorders>
+              <w:top w:val="single" w:sz="4" w:space="0" w:color="auto"/>
+              <w:left w:val="single" w:sz="4" w:space="0" w:color="auto"/>
+              <w:bottom w:val="single" w:sz="4" w:space="0" w:color="auto"/>
+              <w:right w:val="single" w:sz="4" w:space="0" w:color="auto"/>
+            </w:tcBorders>
+          </w:tcPr>
+          <w:p>
+            <w:pPr>
+              <w:tabs>
+                <w:tab w:val="left" w:pos="916"/>
+                <w:tab w:val="left" w:pos="1832"/>
+                <w:tab w:val="left" w:pos="2748"/>
+                <w:tab w:val="left" w:pos="3664"/>
+                <w:tab w:val="left" w:pos="4580"/>
+                <w:tab w:val="left" w:pos="5496"/>
+                <w:tab w:val="left" w:pos="6412"/>
+                <w:tab w:val="left" w:pos="7328"/>
+                <w:tab w:val="left" w:pos="8244"/>
+                <w:tab w:val="left" w:pos="9160"/>
+                <w:tab w:val="left" w:pos="10076"/>
+                <w:tab w:val="left" w:pos="10992"/>
+                <w:tab w:val="left" w:pos="11908"/>
+                <w:tab w:val="left" w:pos="12824"/>
+                <w:tab w:val="left" w:pos="13740"/>
+                <w:tab w:val="left" w:pos="14656"/>
+              </w:tabs>
+              <w:spacing w:after="0" w:line="240" w:lineRule="auto"/>
+              <w:rPr>
+                <w:rFonts w:ascii="Times New Roman" w:hAnsi="Times New Roman" w:cs="Times New Roman"/>
+              </w:rPr>
+            </w:pPr>
+            <w:r>
+              <w:rPr>
+                <w:rFonts w:ascii="Times New Roman" w:hAnsi="Times New Roman" w:cs="Times New Roman"/>
+              </w:rPr>
+              <w:t>Способен использовать в своей работе специализированную документацию</w:t>
+            </w:r>
+          </w:p>
+        </w:tc>
+        <w:tc>
+          <w:tcPr>
+            <w:tcW w:w="1595" w:type="dxa"/>
+            <w:tcBorders>
+              <w:top w:val="single" w:sz="4" w:space="0" w:color="auto"/>
+              <w:left w:val="single" w:sz="4" w:space="0" w:color="auto"/>
+              <w:bottom w:val="single" w:sz="4" w:space="0" w:color="auto"/>
+              <w:right w:val="single" w:sz="4" w:space="0" w:color="auto"/>
+            </w:tcBorders>
+          </w:tcPr>
+          <w:p>
+            <w:pPr>
+              <w:widowControl w:val="0"/>
+              <w:spacing w:after="0" w:line="240" w:lineRule="auto"/>
+              <w:jc w:val="center"/>
+              <w:rPr>
+                <w:rFonts w:ascii="Times New Roman" w:eastAsia="Times New Roman" w:hAnsi="Times New Roman" w:cs="Times New Roman"/>
+                <w:sz w:val="24"/>
+                <w:szCs w:val="24"/>
+              </w:rPr>
+            </w:pPr>
+            <w:r>
+              <w:rPr>
+                <w:rFonts w:ascii="Times New Roman" w:eastAsia="Times New Roman" w:hAnsi="Times New Roman" w:cs="Times New Roman"/>
+                <w:sz w:val="24"/>
+                <w:szCs w:val="24"/>
+                <w:lang w:val="en-US"/>
+              </w:rPr>
+              <w:t>V</w:t>
+            </w:r>
+          </w:p>
+        </w:tc>
+        <w:tc>
+          <w:tcPr>
+            <w:tcW w:w="1596" w:type="dxa"/>
+            <w:tcBorders>
+              <w:top w:val="single" w:sz="4" w:space="0" w:color="auto"/>
+              <w:left w:val="single" w:sz="4" w:space="0" w:color="auto"/>
+              <w:bottom w:val="single" w:sz="4" w:space="0" w:color="auto"/>
+              <w:right w:val="single" w:sz="4" w:space="0" w:color="auto"/>
+            </w:tcBorders>
+          </w:tcPr>
+          <w:p>
+            <w:pPr>
+              <w:widowControl w:val="0"/>
+              <w:spacing w:after="0" w:line="240" w:lineRule="auto"/>
+              <w:jc w:val="center"/>
+              <w:rPr>
+                <w:rFonts w:ascii="Times New Roman" w:eastAsia="Times New Roman" w:hAnsi="Times New Roman"/>
+                <w:sz w:val="24"/>
+                <w:szCs w:val="24"/>
+                <w:lang w:eastAsia="ru-RU"/>
+              </w:rPr>
+            </w:pPr>
+          </w:p>
+        </w:tc>
+      </w:tr>
+      <w:tr>
+        <w:trPr>
+          <w:trHeight w:val="276"/>
+        </w:trPr>
+        <w:tc>
+          <w:tcPr>
+            <w:tcW w:w="3190" w:type="dxa"/>
+            <w:tcBorders>
+              <w:top w:val="single" w:sz="4" w:space="0" w:color="auto"/>
+              <w:left w:val="single" w:sz="4" w:space="0" w:color="auto"/>
+              <w:bottom w:val="single" w:sz="4" w:space="0" w:color="auto"/>
+              <w:right w:val="single" w:sz="4" w:space="0" w:color="auto"/>
+            </w:tcBorders>
+          </w:tcPr>
+          <w:p>
+            <w:pPr>
+              <w:widowControl w:val="0"/>
+              <w:spacing w:after="0" w:line="240" w:lineRule="auto"/>
+              <w:rPr>
+                <w:rFonts w:ascii="Times New Roman" w:eastAsia="Times New Roman" w:hAnsi="Times New Roman" w:cs="Times New Roman"/>
+                <w:color w:val="000000"/>
+              </w:rPr>
+            </w:pPr>
+            <w:r>
+              <w:rPr>
+                <w:rFonts w:ascii="Times New Roman" w:eastAsia="Times New Roman" w:hAnsi="Times New Roman" w:cs="Times New Roman"/>
+                <w:color w:val="000000"/>
+              </w:rPr>
+              <w:t>ОК 11. Планировать предпринимательскую деятельность в профессиональной сфере.</w:t>
+            </w:r>
+          </w:p>
+        </w:tc>
+        <w:tc>
+          <w:tcPr>
+            <w:tcW w:w="3190" w:type="dxa"/>
+            <w:tcBorders>
+              <w:top w:val="single" w:sz="4" w:space="0" w:color="auto"/>
+              <w:left w:val="single" w:sz="4" w:space="0" w:color="auto"/>
+              <w:bottom w:val="single" w:sz="4" w:space="0" w:color="auto"/>
+              <w:right w:val="single" w:sz="4" w:space="0" w:color="auto"/>
+            </w:tcBorders>
+          </w:tcPr>
+          <w:p>
+            <w:pPr>
+              <w:tabs>
+                <w:tab w:val="left" w:pos="916"/>
+                <w:tab w:val="left" w:pos="1832"/>
+                <w:tab w:val="left" w:pos="2748"/>
+                <w:tab w:val="left" w:pos="3664"/>
+                <w:tab w:val="left" w:pos="4580"/>
+                <w:tab w:val="left" w:pos="5496"/>
+                <w:tab w:val="left" w:pos="6412"/>
+                <w:tab w:val="left" w:pos="7328"/>
+                <w:tab w:val="left" w:pos="8244"/>
+                <w:tab w:val="left" w:pos="9160"/>
+                <w:tab w:val="left" w:pos="10076"/>
+                <w:tab w:val="left" w:pos="10992"/>
+                <w:tab w:val="left" w:pos="11908"/>
+                <w:tab w:val="left" w:pos="12824"/>
+                <w:tab w:val="left" w:pos="13740"/>
+                <w:tab w:val="left" w:pos="14656"/>
+              </w:tabs>
+              <w:spacing w:after="0" w:line="240" w:lineRule="auto"/>
+              <w:rPr>
+                <w:rFonts w:ascii="Times New Roman" w:hAnsi="Times New Roman" w:cs="Times New Roman"/>
+              </w:rPr>
+            </w:pPr>
+            <w:r>
+              <w:rPr>
+                <w:rFonts w:ascii="Times New Roman" w:eastAsia="Times New Roman" w:hAnsi="Times New Roman" w:cs="Times New Roman"/>
+              </w:rPr>
+              <w:t>Способен проектировать алгоритмические решения, принимая во внимание имеющиеся ресурсные ограничения</w:t>
+            </w:r>
+          </w:p>
+        </w:tc>
+        <w:tc>
+          <w:tcPr>
+            <w:tcW w:w="1595" w:type="dxa"/>
+            <w:tcBorders>
+              <w:top w:val="single" w:sz="4" w:space="0" w:color="auto"/>
+              <w:left w:val="single" w:sz="4" w:space="0" w:color="auto"/>
+              <w:bottom w:val="single" w:sz="4" w:space="0" w:color="auto"/>
+              <w:right w:val="single" w:sz="4" w:space="0" w:color="auto"/>
+            </w:tcBorders>
+          </w:tcPr>
+          <w:p>
+            <w:pPr>
+              <w:widowControl w:val="0"/>
+              <w:spacing w:after="0" w:line="240" w:lineRule="auto"/>
+              <w:jc w:val="center"/>
+              <w:rPr>
+                <w:rFonts w:ascii="Times New Roman" w:eastAsia="Times New Roman" w:hAnsi="Times New Roman" w:cs="Times New Roman"/>
+                <w:sz w:val="24"/>
+                <w:szCs w:val="24"/>
+              </w:rPr>
+            </w:pPr>
+            <w:r>
+              <w:rPr>
+                <w:rFonts w:ascii="Times New Roman" w:eastAsia="Times New Roman" w:hAnsi="Times New Roman" w:cs="Times New Roman"/>
+                <w:sz w:val="24"/>
+                <w:szCs w:val="24"/>
+                <w:lang w:val="en-US"/>
+              </w:rPr>
+              <w:t>V</w:t>
+            </w:r>
+          </w:p>
+        </w:tc>
+        <w:tc>
+          <w:tcPr>
+            <w:tcW w:w="1596" w:type="dxa"/>
+            <w:tcBorders>
+              <w:top w:val="single" w:sz="4" w:space="0" w:color="auto"/>
+              <w:left w:val="single" w:sz="4" w:space="0" w:color="auto"/>
+              <w:bottom w:val="single" w:sz="4" w:space="0" w:color="auto"/>
+              <w:right w:val="single" w:sz="4" w:space="0" w:color="auto"/>
+            </w:tcBorders>
+          </w:tcPr>
+          <w:p>
+            <w:pPr>
+              <w:widowControl w:val="0"/>
+              <w:spacing w:after="0" w:line="240" w:lineRule="auto"/>
+              <w:jc w:val="center"/>
+              <w:rPr>
+                <w:rFonts w:ascii="Times New Roman" w:eastAsia="Times New Roman" w:hAnsi="Times New Roman"/>
+                <w:sz w:val="24"/>
+                <w:szCs w:val="24"/>
+                <w:lang w:eastAsia="ru-RU"/>
+              </w:rPr>
+            </w:pPr>
+          </w:p>
+        </w:tc>
+      </w:tr>
+    </w:tbl>
+    <w:p>
+      <w:pPr>
+        <w:spacing w:after="0"/>
+        <w:jc w:val="center"/>
+        <w:rPr>
+          <w:rFonts w:ascii="Times New Roman" w:hAnsi="Times New Roman"/>
+          <w:b/>
+          <w:sz w:val="24"/>
+          <w:szCs w:val="24"/>
+        </w:rPr>
+      </w:pPr>
+    </w:p>
+    <w:p>
+      <w:pPr>
+        <w:spacing w:after="0"/>
+        <w:jc w:val="center"/>
+        <w:rPr>
+          <w:rFonts w:ascii="Times New Roman" w:hAnsi="Times New Roman"/>
+          <w:b/>
+          <w:sz w:val="24"/>
+          <w:szCs w:val="24"/>
+        </w:rPr>
+      </w:pPr>
+      <w:r>
+        <w:rPr>
+          <w:rFonts w:ascii="Times New Roman" w:hAnsi="Times New Roman"/>
+          <w:b/>
+          <w:sz w:val="24"/>
+          <w:szCs w:val="24"/>
+        </w:rPr>
+        <w:t>Краткая характеристика работы обучающегося</w:t>
+      </w:r>
+    </w:p>
+    <w:tbl>
+      <w:tblPr>
+        <w:tblStyle w:val="af3"/>
+        <w:tblW w:w="0" w:type="auto"/>
+        <w:tblBorders>
+          <w:top w:val="none" w:sz="0" w:space="0" w:color="auto"/>
+          <w:left w:val="none" w:sz="0" w:space="0" w:color="auto"/>
+          <w:right w:val="none" w:sz="0" w:space="0" w:color="auto"/>
+        </w:tblBorders>
+        <w:tblLook w:val="04A0" w:firstRow="1" w:lastRow="0" w:firstColumn="1" w:lastColumn="0" w:noHBand="0" w:noVBand="1"/>
+      </w:tblPr>
+      <w:tblGrid>
+        <w:gridCol w:w="9488"/>
+      </w:tblGrid>
+      <w:tr>
+        <w:tc>
+          <w:tcPr>
+            <w:tcW w:w="9488" w:type="dxa"/>
+          </w:tcPr>
+          <w:p>
+            <w:pPr>
+              <w:spacing w:after="0"/>
+              <w:jc w:val="both"/>
+              <w:rPr>
+                <w:rFonts w:ascii="Times New Roman" w:hAnsi="Times New Roman"/>
+                <w:sz w:val="24"/>
+                <w:szCs w:val="24"/>
+              </w:rPr>
+            </w:pPr>
+            <w:r>
+              <w:rPr>
+                <w:rFonts w:ascii="Times New Roman" w:hAnsi="Times New Roman" w:cs="Times New Roman"/>
+                <w:sz w:val="24"/>
+                <w:szCs w:val="24"/>
+              </w:rPr>
+              <w:t xml:space="preserve">Программа практики выполнена в полном объеме. Все виды работ выполнялись в срок, </w:t>
+            </w:r>
+          </w:p>
+        </w:tc>
+      </w:tr>
+      <w:tr>
+        <w:tc>
+          <w:tcPr>
+            <w:tcW w:w="9488" w:type="dxa"/>
+          </w:tcPr>
+          <w:p>
+            <w:pPr>
+              <w:spacing w:after="0"/>
+              <w:jc w:val="both"/>
+              <w:rPr>
+                <w:rFonts w:ascii="Times New Roman" w:hAnsi="Times New Roman"/>
+                <w:sz w:val="24"/>
+                <w:szCs w:val="24"/>
+              </w:rPr>
+            </w:pPr>
+            <w:r>
+              <w:rPr>
+                <w:rFonts w:ascii="Times New Roman" w:hAnsi="Times New Roman" w:cs="Times New Roman"/>
+                <w:sz w:val="24"/>
+                <w:szCs w:val="24"/>
+              </w:rPr>
+              <w:t>без существенных замечаний. В достаточной степени была проявлена самостоятельность</w:t>
+            </w:r>
+          </w:p>
+        </w:tc>
+      </w:tr>
+      <w:tr>
+        <w:tc>
+          <w:tcPr>
+            <w:tcW w:w="9488" w:type="dxa"/>
+          </w:tcPr>
+          <w:p>
+            <w:pPr>
+              <w:spacing w:after="0"/>
+              <w:jc w:val="both"/>
+              <w:rPr>
+                <w:rFonts w:ascii="Times New Roman" w:hAnsi="Times New Roman"/>
+                <w:sz w:val="24"/>
+                <w:szCs w:val="24"/>
+              </w:rPr>
+            </w:pPr>
+            <w:r>
+              <w:rPr>
+                <w:rFonts w:ascii="Times New Roman" w:hAnsi="Times New Roman" w:cs="Times New Roman"/>
+                <w:sz w:val="24"/>
+                <w:szCs w:val="24"/>
+              </w:rPr>
+              <w:t>и умение грамотно пользоваться источниками информации, находящимися в свободном</w:t>
+            </w:r>
+          </w:p>
+        </w:tc>
+      </w:tr>
+      <w:tr>
+        <w:tc>
+          <w:tcPr>
+            <w:tcW w:w="9488" w:type="dxa"/>
+          </w:tcPr>
+          <w:p>
+            <w:pPr>
+              <w:spacing w:after="0"/>
+              <w:jc w:val="both"/>
+              <w:rPr>
+                <w:rFonts w:ascii="Times New Roman" w:hAnsi="Times New Roman" w:cs="Times New Roman"/>
+                <w:sz w:val="24"/>
+                <w:szCs w:val="24"/>
+              </w:rPr>
+            </w:pPr>
+            <w:r>
+              <w:rPr>
+                <w:rFonts w:ascii="Times New Roman" w:hAnsi="Times New Roman" w:cs="Times New Roman"/>
+                <w:sz w:val="24"/>
+                <w:szCs w:val="24"/>
+              </w:rPr>
+              <w:t>доступе.</w:t>
+            </w:r>
+          </w:p>
+        </w:tc>
+      </w:tr>
+    </w:tbl>
+    <w:p>
+      <w:pPr>
+        <w:spacing w:after="0"/>
+        <w:jc w:val="center"/>
+        <w:rPr>
+          <w:rFonts w:ascii="Times New Roman" w:eastAsia="Calibri" w:hAnsi="Times New Roman"/>
+          <w:b/>
+          <w:sz w:val="24"/>
+          <w:szCs w:val="24"/>
+        </w:rPr>
+      </w:pPr>
+    </w:p>
+    <w:tbl>
+      <w:tblPr>
+        <w:tblW w:w="9636" w:type="dxa"/>
+        <w:tblInd w:w="-142" w:type="dxa"/>
+        <w:tblLayout w:type="fixed"/>
+        <w:tblCellMar>
+          <w:left w:w="0" w:type="dxa"/>
+          <w:right w:w="0" w:type="dxa"/>
+        </w:tblCellMar>
+        <w:tblLook w:val="04A0" w:firstRow="1" w:lastRow="0" w:firstColumn="1" w:lastColumn="0" w:noHBand="0" w:noVBand="1"/>
+      </w:tblPr>
+      <w:tblGrid>
+        <w:gridCol w:w="3968"/>
+        <w:gridCol w:w="425"/>
+        <w:gridCol w:w="5243"/>
+      </w:tblGrid>
+      <w:tr>
+        <w:trPr>
+          <w:trHeight w:val="728"/>
+        </w:trPr>
+        <w:tc>
+          <w:tcPr>
+            <w:tcW w:w="3968" w:type="dxa"/>
+            <w:vAlign w:val="bottom"/>
+          </w:tcPr>
+          <w:p>
+            <w:pPr>
+              <w:spacing w:after="0"/>
+              <w:ind w:left="30" w:right="30"/>
+              <w:rPr>
+                <w:rFonts w:ascii="Times New Roman" w:hAnsi="Times New Roman"/>
+                <w:sz w:val="24"/>
+                <w:szCs w:val="24"/>
+              </w:rPr>
+            </w:pPr>
+          </w:p>
+        </w:tc>
+        <w:tc>
+          <w:tcPr>
+            <w:tcW w:w="425" w:type="dxa"/>
+            <w:vAlign w:val="bottom"/>
+          </w:tcPr>
+          <w:p>
+            <w:pPr>
+              <w:spacing w:after="0"/>
+              <w:rPr>
+                <w:rFonts w:ascii="Times New Roman" w:hAnsi="Times New Roman"/>
+                <w:sz w:val="24"/>
+                <w:szCs w:val="24"/>
+              </w:rPr>
+            </w:pPr>
+          </w:p>
+        </w:tc>
+        <w:tc>
+          <w:tcPr>
+            <w:tcW w:w="5243" w:type="dxa"/>
+            <w:vAlign w:val="bottom"/>
+          </w:tcPr>
+          <w:p>
+            <w:pPr>
+              <w:spacing w:after="0"/>
+              <w:ind w:left="30" w:right="30" w:hanging="29"/>
+              <w:jc w:val="both"/>
+              <w:rPr>
+                <w:rFonts w:ascii="Times New Roman" w:hAnsi="Times New Roman"/>
+                <w:sz w:val="24"/>
+                <w:szCs w:val="24"/>
+              </w:rPr>
+            </w:pPr>
+            <w:r>
+              <w:rPr>
+                <w:rFonts w:ascii="Times New Roman" w:hAnsi="Times New Roman"/>
+                <w:sz w:val="24"/>
+                <w:szCs w:val="24"/>
+              </w:rPr>
+              <w:t xml:space="preserve">Руководитель практики </w:t>
+            </w:r>
+          </w:p>
+          <w:p>
+            <w:pPr>
+              <w:spacing w:after="0"/>
+              <w:ind w:left="30" w:right="30" w:hanging="29"/>
+              <w:jc w:val="both"/>
+              <w:rPr>
+                <w:rFonts w:ascii="Times New Roman" w:hAnsi="Times New Roman"/>
+                <w:sz w:val="24"/>
+                <w:szCs w:val="24"/>
+                <w:u w:val="single"/>
+              </w:rPr>
+            </w:pPr>
+            <w:r>
+              <w:rPr>
+                <w:rFonts w:ascii="Times New Roman" w:hAnsi="Times New Roman"/>
+                <w:sz w:val="24"/>
+                <w:szCs w:val="24"/>
+              </w:rPr>
+              <w:t>____________________    /</w:t>
+            </w:r>
+            <w:r>
+              <w:rPr>
+                <w:rFonts w:ascii="Times New Roman" w:hAnsi="Times New Roman"/>
+                <w:sz w:val="24"/>
+                <w:szCs w:val="24"/>
+                <w:u w:val="single"/>
+              </w:rPr>
+              <w:t>_________________</w:t>
+            </w:r>
+          </w:p>
+          <w:p>
+            <w:pPr>
+              <w:spacing w:after="0"/>
+              <w:ind w:left="30" w:right="30"/>
+              <w:jc w:val="both"/>
+              <w:rPr>
+                <w:rFonts w:ascii="Times New Roman" w:hAnsi="Times New Roman"/>
+                <w:sz w:val="16"/>
+                <w:szCs w:val="16"/>
+              </w:rPr>
+            </w:pPr>
+            <w:r>
+              <w:rPr>
+                <w:rFonts w:ascii="Times New Roman" w:hAnsi="Times New Roman"/>
+                <w:sz w:val="16"/>
+                <w:szCs w:val="16"/>
+              </w:rPr>
+              <w:t xml:space="preserve">              Подпись                                              ФИО</w:t>
+            </w:r>
+          </w:p>
+          <w:p>
+            <w:pPr>
+              <w:spacing w:after="0"/>
+              <w:ind w:left="30" w:right="30"/>
+              <w:jc w:val="both"/>
+              <w:rPr>
+                <w:rFonts w:ascii="Times New Roman" w:hAnsi="Times New Roman"/>
+                <w:sz w:val="16"/>
+                <w:szCs w:val="16"/>
+              </w:rPr>
+            </w:pPr>
+          </w:p>
+          <w:p>
+            <w:pPr>
+              <w:spacing w:after="0"/>
+              <w:ind w:left="30" w:right="30"/>
+              <w:jc w:val="both"/>
+              <w:rPr>
+                <w:rFonts w:ascii="Times New Roman" w:hAnsi="Times New Roman"/>
+                <w:sz w:val="16"/>
+                <w:szCs w:val="16"/>
+              </w:rPr>
+            </w:pPr>
+            <w:r>
+              <w:rPr>
+                <w:rFonts w:ascii="Times New Roman" w:hAnsi="Times New Roman"/>
+                <w:sz w:val="16"/>
+                <w:szCs w:val="16"/>
+              </w:rPr>
+              <w:t>_____________________________________________________</w:t>
+            </w:r>
+          </w:p>
+          <w:p>
+            <w:pPr>
+              <w:spacing w:after="0"/>
+              <w:ind w:left="30" w:right="30"/>
+              <w:jc w:val="center"/>
+              <w:rPr>
+                <w:rFonts w:ascii="Times New Roman" w:hAnsi="Times New Roman"/>
+                <w:sz w:val="16"/>
+                <w:szCs w:val="16"/>
+              </w:rPr>
+            </w:pPr>
+            <w:r>
+              <w:rPr>
+                <w:rFonts w:ascii="Times New Roman" w:hAnsi="Times New Roman"/>
+                <w:sz w:val="16"/>
+                <w:szCs w:val="16"/>
+              </w:rPr>
+              <w:t xml:space="preserve"> (должность)</w:t>
+            </w:r>
+          </w:p>
+          <w:p>
+            <w:pPr>
+              <w:spacing w:after="0"/>
+              <w:ind w:left="1"/>
+              <w:jc w:val="both"/>
+              <w:rPr>
+                <w:rFonts w:ascii="Times New Roman" w:hAnsi="Times New Roman"/>
+                <w:sz w:val="24"/>
+                <w:szCs w:val="24"/>
+              </w:rPr>
+            </w:pPr>
+            <w:r>
+              <w:rPr>
+                <w:rFonts w:ascii="Times New Roman" w:hAnsi="Times New Roman"/>
+                <w:sz w:val="24"/>
+                <w:szCs w:val="24"/>
+              </w:rPr>
+              <w:t>Дата «__» _________________ 202__ год</w:t>
+            </w:r>
+          </w:p>
+        </w:tc>
+      </w:tr>
+    </w:tbl>
+    <w:p>
+      <w:pPr>
+        <w:spacing w:after="160" w:line="259" w:lineRule="auto"/>
+      </w:pPr>
+      <w:r>
+        <w:br w:type="page"/>
+      </w:r>
+    </w:p>
+    <w:p>
+      <w:pPr>
+        <w:spacing w:after="160" w:line="259" w:lineRule="auto"/>
+        <w:sectPr>
+          <w:footerReference w:type="default" r:id="rId14"/>
+          <w:footerReference w:type="first" r:id="rId15"/>
+          <w:pgSz w:w="11906" w:h="16838"/>
+          <w:pgMar w:top="1134" w:right="707" w:bottom="1134" w:left="1701" w:header="709" w:footer="709" w:gutter="0"/>
+          <w:pgNumType w:start="2"/>
+          <w:cols w:space="708"/>
+          <w:titlePg/>
+          <w:docGrid w:linePitch="360"/>
+        </w:sectPr>
+      </w:pPr>
+    </w:p>
+    <w:p>
+      <w:pPr>
+        <w:spacing w:after="160" w:line="259" w:lineRule="auto"/>
+        <w:jc w:val="center"/>
+        <w:rPr>
+          <w:sz w:val="32"/>
+          <w:szCs w:val="32"/>
+        </w:rPr>
+      </w:pPr>
+      <w:r>
+        <w:rPr>
+          <w:rFonts w:ascii="Times New Roman" w:hAnsi="Times New Roman" w:cs="Times New Roman"/>
+          <w:b/>
+          <w:sz w:val="32"/>
+          <w:szCs w:val="32"/>
         </w:rPr>
         <w:lastRenderedPageBreak/>
         <w:t>СОДЕРЖАНИЕ</w:t>
@@ -1722,7 +8255,7 @@
             </w:rPr>
             <w:fldChar w:fldCharType="separate"/>
           </w:r>
-          <w:hyperlink w:anchor="_Toc211845579" w:history="1">
+          <w:hyperlink w:anchor="_Toc215439831" w:history="1">
             <w:r>
               <w:rPr>
                 <w:rStyle w:val="af6"/>
@@ -1761,7 +8294,7 @@
                 <w:sz w:val="28"/>
                 <w:szCs w:val="28"/>
               </w:rPr>
-              <w:instrText xml:space="preserve"> PAGEREF _Toc211845579 \h </w:instrText>
+              <w:instrText xml:space="preserve"> PAGEREF _Toc215439831 \h </w:instrText>
             </w:r>
             <w:r>
               <w:rPr>
@@ -1820,7 +8353,7 @@
               <w14:ligatures w14:val="standardContextual"/>
             </w:rPr>
           </w:pPr>
-          <w:hyperlink w:anchor="_Toc211845580" w:history="1">
+          <w:hyperlink w:anchor="_Toc215439832" w:history="1">
             <w:r>
               <w:rPr>
                 <w:rStyle w:val="af6"/>
@@ -1859,7 +8392,7 @@
                 <w:sz w:val="28"/>
                 <w:szCs w:val="28"/>
               </w:rPr>
-              <w:instrText xml:space="preserve"> PAGEREF _Toc211845580 \h </w:instrText>
+              <w:instrText xml:space="preserve"> PAGEREF _Toc215439832 \h </w:instrText>
             </w:r>
             <w:r>
               <w:rPr>
@@ -1918,7 +8451,7 @@
               <w14:ligatures w14:val="standardContextual"/>
             </w:rPr>
           </w:pPr>
-          <w:hyperlink w:anchor="_Toc211845581" w:history="1">
+          <w:hyperlink w:anchor="_Toc215439833" w:history="1">
             <w:r>
               <w:rPr>
                 <w:rStyle w:val="af6"/>
@@ -1957,7 +8490,7 @@
                 <w:sz w:val="28"/>
                 <w:szCs w:val="28"/>
               </w:rPr>
-              <w:instrText xml:space="preserve"> PAGEREF _Toc211845581 \h </w:instrText>
+              <w:instrText xml:space="preserve"> PAGEREF _Toc215439833 \h </w:instrText>
             </w:r>
             <w:r>
               <w:rPr>
@@ -2016,7 +8549,7 @@
               <w14:ligatures w14:val="standardContextual"/>
             </w:rPr>
           </w:pPr>
-          <w:hyperlink w:anchor="_Toc211845582" w:history="1">
+          <w:hyperlink w:anchor="_Toc215439834" w:history="1">
             <w:r>
               <w:rPr>
                 <w:rStyle w:val="af6"/>
@@ -2055,7 +8588,7 @@
                 <w:sz w:val="28"/>
                 <w:szCs w:val="28"/>
               </w:rPr>
-              <w:instrText xml:space="preserve"> PAGEREF _Toc211845582 \h </w:instrText>
+              <w:instrText xml:space="preserve"> PAGEREF _Toc215439834 \h </w:instrText>
             </w:r>
             <w:r>
               <w:rPr>
@@ -2114,7 +8647,7 @@
               <w14:ligatures w14:val="standardContextual"/>
             </w:rPr>
           </w:pPr>
-          <w:hyperlink w:anchor="_Toc211845583" w:history="1">
+          <w:hyperlink w:anchor="_Toc215439835" w:history="1">
             <w:r>
               <w:rPr>
                 <w:rStyle w:val="af6"/>
@@ -2153,7 +8686,7 @@
                 <w:sz w:val="28"/>
                 <w:szCs w:val="28"/>
               </w:rPr>
-              <w:instrText xml:space="preserve"> PAGEREF _Toc211845583 \h </w:instrText>
+              <w:instrText xml:space="preserve"> PAGEREF _Toc215439835 \h </w:instrText>
             </w:r>
             <w:r>
               <w:rPr>
@@ -2212,7 +8745,7 @@
               <w14:ligatures w14:val="standardContextual"/>
             </w:rPr>
           </w:pPr>
-          <w:hyperlink w:anchor="_Toc211845584" w:history="1">
+          <w:hyperlink w:anchor="_Toc215439836" w:history="1">
             <w:r>
               <w:rPr>
                 <w:rStyle w:val="af6"/>
@@ -2251,7 +8784,7 @@
                 <w:sz w:val="28"/>
                 <w:szCs w:val="28"/>
               </w:rPr>
-              <w:instrText xml:space="preserve"> PAGEREF _Toc211845584 \h </w:instrText>
+              <w:instrText xml:space="preserve"> PAGEREF _Toc215439836 \h </w:instrText>
             </w:r>
             <w:r>
               <w:rPr>
@@ -2280,7 +8813,7 @@
                 <w:sz w:val="28"/>
                 <w:szCs w:val="28"/>
               </w:rPr>
-              <w:t>19</w:t>
+              <w:t>29</w:t>
             </w:r>
             <w:r>
               <w:rPr>
@@ -2310,7 +8843,7 @@
               <w14:ligatures w14:val="standardContextual"/>
             </w:rPr>
           </w:pPr>
-          <w:hyperlink w:anchor="_Toc211845585" w:history="1">
+          <w:hyperlink w:anchor="_Toc215439837" w:history="1">
             <w:r>
               <w:rPr>
                 <w:rStyle w:val="af6"/>
@@ -2349,7 +8882,7 @@
                 <w:sz w:val="28"/>
                 <w:szCs w:val="28"/>
               </w:rPr>
-              <w:instrText xml:space="preserve"> PAGEREF _Toc211845585 \h </w:instrText>
+              <w:instrText xml:space="preserve"> PAGEREF _Toc215439837 \h </w:instrText>
             </w:r>
             <w:r>
               <w:rPr>
@@ -2378,7 +8911,7 @@
                 <w:sz w:val="28"/>
                 <w:szCs w:val="28"/>
               </w:rPr>
-              <w:t>20</w:t>
+              <w:t>30</w:t>
             </w:r>
             <w:r>
               <w:rPr>
@@ -2408,7 +8941,7 @@
               <w14:ligatures w14:val="standardContextual"/>
             </w:rPr>
           </w:pPr>
-          <w:hyperlink w:anchor="_Toc211845586" w:history="1">
+          <w:hyperlink w:anchor="_Toc215439838" w:history="1">
             <w:r>
               <w:rPr>
                 <w:rStyle w:val="af6"/>
@@ -2447,7 +8980,7 @@
                 <w:sz w:val="28"/>
                 <w:szCs w:val="28"/>
               </w:rPr>
-              <w:instrText xml:space="preserve"> PAGEREF _Toc211845586 \h </w:instrText>
+              <w:instrText xml:space="preserve"> PAGEREF _Toc215439838 \h </w:instrText>
             </w:r>
             <w:r>
               <w:rPr>
@@ -2476,7 +9009,7 @@
                 <w:sz w:val="28"/>
                 <w:szCs w:val="28"/>
               </w:rPr>
-              <w:t>21</w:t>
+              <w:t>31</w:t>
             </w:r>
             <w:r>
               <w:rPr>
@@ -2513,12 +9046,6 @@
       <w:pPr>
         <w:pStyle w:val="1"/>
         <w:jc w:val="center"/>
-      </w:pPr>
-    </w:p>
-    <w:p>
-      <w:pPr>
-        <w:pStyle w:val="1"/>
-        <w:jc w:val="center"/>
         <w:rPr>
           <w:rFonts w:ascii="Times New Roman" w:hAnsi="Times New Roman" w:cs="Times New Roman"/>
           <w:b/>
@@ -2529,7 +9056,7 @@
       <w:r>
         <w:br w:type="page" w:clear="all"/>
       </w:r>
-      <w:bookmarkStart w:id="0" w:name="_Toc211845579"/>
+      <w:bookmarkStart w:id="0" w:name="_Toc215439831"/>
       <w:r>
         <w:rPr>
           <w:rFonts w:ascii="Times New Roman" w:hAnsi="Times New Roman" w:cs="Times New Roman"/>
@@ -2783,7 +9310,7 @@
           <w:color w:val="auto"/>
         </w:rPr>
       </w:pPr>
-      <w:bookmarkStart w:id="3" w:name="_Toc211845580"/>
+      <w:bookmarkStart w:id="3" w:name="_Toc215439832"/>
       <w:r>
         <w:rPr>
           <w:rFonts w:ascii="Times New Roman" w:hAnsi="Times New Roman" w:cs="Times New Roman"/>
@@ -3641,7 +10168,7 @@
           <w:color w:val="auto"/>
         </w:rPr>
       </w:pPr>
-      <w:bookmarkStart w:id="4" w:name="_Toc211845581"/>
+      <w:bookmarkStart w:id="4" w:name="_Toc215439833"/>
       <w:r>
         <w:rPr>
           <w:rFonts w:ascii="Times New Roman" w:hAnsi="Times New Roman" w:cs="Times New Roman"/>
@@ -3976,7 +10503,7 @@
                     <pic:cNvPicPr/>
                   </pic:nvPicPr>
                   <pic:blipFill>
-                    <a:blip r:embed="rId15"/>
+                    <a:blip r:embed="rId16"/>
                     <a:stretch>
                       <a:fillRect/>
                     </a:stretch>
@@ -4154,7 +10681,7 @@
           <w:color w:val="auto"/>
         </w:rPr>
       </w:pPr>
-      <w:bookmarkStart w:id="5" w:name="_Toc211845582"/>
+      <w:bookmarkStart w:id="5" w:name="_Toc215439834"/>
       <w:r>
         <w:rPr>
           <w:rFonts w:ascii="Times New Roman" w:hAnsi="Times New Roman" w:cs="Times New Roman"/>
@@ -5545,7 +12072,7 @@
           <w:color w:val="auto"/>
         </w:rPr>
       </w:pPr>
-      <w:bookmarkStart w:id="6" w:name="_Toc211845583"/>
+      <w:bookmarkStart w:id="6" w:name="_Toc215439835"/>
       <w:r>
         <w:rPr>
           <w:rFonts w:ascii="Times New Roman" w:hAnsi="Times New Roman" w:cs="Times New Roman"/>
@@ -5588,7 +12115,7 @@
         </w:rPr>
         <w:t xml:space="preserve">Для прохождения учебной практики использовалась платформа </w:t>
       </w:r>
-      <w:hyperlink r:id="rId16" w:tooltip="https://codeforces.com" w:history="1">
+      <w:hyperlink r:id="rId17" w:tooltip="https://codeforces.com" w:history="1">
         <w:r>
           <w:rPr>
             <w:rFonts w:ascii="Times New Roman" w:hAnsi="Times New Roman" w:cs="Times New Roman"/>
@@ -5968,7 +12495,7 @@
                     </pic:cNvPicPr>
                   </pic:nvPicPr>
                   <pic:blipFill>
-                    <a:blip r:embed="rId17">
+                    <a:blip r:embed="rId18">
                       <a:extLst>
                         <a:ext uri="{28A0092B-C50C-407E-A947-70E740481C1C}">
                           <a14:useLocalDpi xmlns:a14="http://schemas.microsoft.com/office/drawing/2010/main" val="0"/>
@@ -6258,7 +12785,7 @@
                     </pic:cNvPicPr>
                   </pic:nvPicPr>
                   <pic:blipFill>
-                    <a:blip r:embed="rId18">
+                    <a:blip r:embed="rId19">
                       <a:extLst>
                         <a:ext uri="{28A0092B-C50C-407E-A947-70E740481C1C}">
                           <a14:useLocalDpi xmlns:a14="http://schemas.microsoft.com/office/drawing/2010/main" val="0"/>
@@ -7202,7 +13729,7 @@
                     </pic:cNvPicPr>
                   </pic:nvPicPr>
                   <pic:blipFill>
-                    <a:blip r:embed="rId19">
+                    <a:blip r:embed="rId20">
                       <a:extLst>
                         <a:ext uri="{28A0092B-C50C-407E-A947-70E740481C1C}">
                           <a14:useLocalDpi xmlns:a14="http://schemas.microsoft.com/office/drawing/2010/main" val="0"/>
@@ -7631,7 +14158,7 @@
                     </pic:cNvPicPr>
                   </pic:nvPicPr>
                   <pic:blipFill>
-                    <a:blip r:embed="rId20">
+                    <a:blip r:embed="rId21">
                       <a:extLst>
                         <a:ext uri="{28A0092B-C50C-407E-A947-70E740481C1C}">
                           <a14:useLocalDpi xmlns:a14="http://schemas.microsoft.com/office/drawing/2010/main" val="0"/>
@@ -8503,7 +15030,7 @@
                     </pic:cNvPicPr>
                   </pic:nvPicPr>
                   <pic:blipFill>
-                    <a:blip r:embed="rId21">
+                    <a:blip r:embed="rId22">
                       <a:extLst>
                         <a:ext uri="{28A0092B-C50C-407E-A947-70E740481C1C}">
                           <a14:useLocalDpi xmlns:a14="http://schemas.microsoft.com/office/drawing/2010/main" val="0"/>
@@ -8574,15 +15101,31 @@
           <w:sz w:val="28"/>
           <w:szCs w:val="28"/>
         </w:rPr>
-        <w:t>27</w:t>
-      </w:r>
-      <w:r>
-        <w:rPr>
-          <w:rFonts w:ascii="Times New Roman" w:hAnsi="Times New Roman" w:cs="Times New Roman"/>
-          <w:sz w:val="28"/>
-          <w:szCs w:val="28"/>
-        </w:rPr>
-        <w:t>.09.2025 г.</w:t>
+        <w:t>04</w:t>
+      </w:r>
+      <w:r>
+        <w:rPr>
+          <w:rFonts w:ascii="Times New Roman" w:hAnsi="Times New Roman" w:cs="Times New Roman"/>
+          <w:sz w:val="28"/>
+          <w:szCs w:val="28"/>
+        </w:rPr>
+        <w:t>.</w:t>
+      </w:r>
+      <w:r>
+        <w:rPr>
+          <w:rFonts w:ascii="Times New Roman" w:hAnsi="Times New Roman" w:cs="Times New Roman"/>
+          <w:sz w:val="28"/>
+          <w:szCs w:val="28"/>
+        </w:rPr>
+        <w:t>10</w:t>
+      </w:r>
+      <w:r>
+        <w:rPr>
+          <w:rFonts w:ascii="Times New Roman" w:hAnsi="Times New Roman" w:cs="Times New Roman"/>
+          <w:sz w:val="28"/>
+          <w:szCs w:val="28"/>
+        </w:rPr>
+        <w:t>.2025 г.</w:t>
       </w:r>
     </w:p>
     <w:p>
@@ -8869,7 +15412,7 @@
                     </pic:cNvPicPr>
                   </pic:nvPicPr>
                   <pic:blipFill>
-                    <a:blip r:embed="rId22">
+                    <a:blip r:embed="rId23">
                       <a:extLst>
                         <a:ext uri="{28A0092B-C50C-407E-A947-70E740481C1C}">
                           <a14:useLocalDpi xmlns:a14="http://schemas.microsoft.com/office/drawing/2010/main" val="0"/>
@@ -9783,7 +16326,7 @@
                     </pic:cNvPicPr>
                   </pic:nvPicPr>
                   <pic:blipFill>
-                    <a:blip r:embed="rId23">
+                    <a:blip r:embed="rId24">
                       <a:extLst>
                         <a:ext uri="{28A0092B-C50C-407E-A947-70E740481C1C}">
                           <a14:useLocalDpi xmlns:a14="http://schemas.microsoft.com/office/drawing/2010/main" val="0"/>
@@ -10234,7 +16777,7 @@
                     </pic:cNvPicPr>
                   </pic:nvPicPr>
                   <pic:blipFill>
-                    <a:blip r:embed="rId24">
+                    <a:blip r:embed="rId25">
                       <a:extLst>
                         <a:ext uri="{28A0092B-C50C-407E-A947-70E740481C1C}">
                           <a14:useLocalDpi xmlns:a14="http://schemas.microsoft.com/office/drawing/2010/main" val="0"/>
@@ -11322,7 +17865,7 @@
                     </pic:cNvPicPr>
                   </pic:nvPicPr>
                   <pic:blipFill>
-                    <a:blip r:embed="rId25">
+                    <a:blip r:embed="rId26">
                       <a:extLst>
                         <a:ext uri="{28A0092B-C50C-407E-A947-70E740481C1C}">
                           <a14:useLocalDpi xmlns:a14="http://schemas.microsoft.com/office/drawing/2010/main" val="0"/>
@@ -11642,7 +18185,7 @@
                     </pic:cNvPicPr>
                   </pic:nvPicPr>
                   <pic:blipFill>
-                    <a:blip r:embed="rId26">
+                    <a:blip r:embed="rId27">
                       <a:extLst>
                         <a:ext uri="{28A0092B-C50C-407E-A947-70E740481C1C}">
                           <a14:useLocalDpi xmlns:a14="http://schemas.microsoft.com/office/drawing/2010/main" val="0"/>
@@ -12428,7 +18971,6 @@
           <w:rFonts w:ascii="Times New Roman" w:hAnsi="Times New Roman" w:cs="Times New Roman"/>
           <w:sz w:val="28"/>
           <w:szCs w:val="28"/>
-          <w:lang w:val="en-US"/>
         </w:rPr>
       </w:pPr>
       <w:r>
@@ -12659,7 +19201,7 @@
                     </pic:cNvPicPr>
                   </pic:nvPicPr>
                   <pic:blipFill>
-                    <a:blip r:embed="rId27">
+                    <a:blip r:embed="rId28">
                       <a:extLst>
                         <a:ext uri="{28A0092B-C50C-407E-A947-70E740481C1C}">
                           <a14:useLocalDpi xmlns:a14="http://schemas.microsoft.com/office/drawing/2010/main" val="0"/>
@@ -13201,9 +19743,9 @@
           <w:lang w:eastAsia="ru-RU"/>
         </w:rPr>
         <w:drawing>
-          <wp:inline distT="0" distB="0" distL="0" distR="0" wp14:anchorId="644C3E06" wp14:editId="7FA392DB">
-            <wp:extent cx="6182926" cy="7038753"/>
-            <wp:effectExtent l="0" t="0" r="8890" b="0"/>
+          <wp:inline distT="0" distB="0" distL="0" distR="0" wp14:anchorId="644C3E06" wp14:editId="3C5B2FDD">
+            <wp:extent cx="5631637" cy="6914584"/>
+            <wp:effectExtent l="0" t="0" r="7620" b="635"/>
             <wp:docPr id="717332708" name="Рисунок 2"/>
             <wp:cNvGraphicFramePr>
               <a:graphicFrameLocks xmlns:a="http://schemas.openxmlformats.org/drawingml/2006/main" noChangeAspect="1"/>
@@ -13218,7 +19760,7 @@
                     </pic:cNvPicPr>
                   </pic:nvPicPr>
                   <pic:blipFill>
-                    <a:blip r:embed="rId28">
+                    <a:blip r:embed="rId29">
                       <a:extLst>
                         <a:ext uri="{28A0092B-C50C-407E-A947-70E740481C1C}">
                           <a14:useLocalDpi xmlns:a14="http://schemas.microsoft.com/office/drawing/2010/main" val="0"/>
@@ -13232,7 +19774,7 @@
                   <pic:spPr bwMode="auto">
                     <a:xfrm>
                       <a:off x="0" y="0"/>
-                      <a:ext cx="6193248" cy="7050504"/>
+                      <a:ext cx="5631637" cy="6914584"/>
                     </a:xfrm>
                     <a:prstGeom prst="rect">
                       <a:avLst/>
@@ -13724,7 +20266,7 @@
           <w:sz w:val="28"/>
           <w:szCs w:val="28"/>
         </w:rPr>
-        <w:t>6</w:t>
+        <w:t>7</w:t>
       </w:r>
       <w:r>
         <w:rPr>
@@ -13741,8 +20283,9 @@
           <w:b/>
           <w:sz w:val="28"/>
           <w:szCs w:val="28"/>
-        </w:rPr>
-        <w:t>15</w:t>
+          <w:lang w:val="en-US"/>
+        </w:rPr>
+        <w:t>22</w:t>
       </w:r>
       <w:r>
         <w:rPr>
@@ -13916,7 +20459,7 @@
           <w:sz w:val="28"/>
           <w:szCs w:val="28"/>
         </w:rPr>
-        <w:t>/649431/</w:t>
+        <w:t>/652910/</w:t>
       </w:r>
       <w:r>
         <w:rPr>
@@ -13942,7 +20485,7 @@
           <w:szCs w:val="28"/>
           <w:lang w:val="en-US"/>
         </w:rPr>
-        <w:t>C</w:t>
+        <w:t>K</w:t>
       </w:r>
       <w:r>
         <w:rPr>
@@ -13977,7 +20520,15 @@
           <w:sz w:val="28"/>
           <w:szCs w:val="28"/>
         </w:rPr>
-        <w:t>12</w:t>
+        <w:t>1</w:t>
+      </w:r>
+      <w:r>
+        <w:rPr>
+          <w:rFonts w:ascii="Times New Roman" w:hAnsi="Times New Roman" w:cs="Times New Roman"/>
+          <w:sz w:val="28"/>
+          <w:szCs w:val="28"/>
+        </w:rPr>
+        <w:t>4</w:t>
       </w:r>
       <w:r>
         <w:rPr>
@@ -14006,7 +20557,7 @@
           <w:lang w:eastAsia="ru-RU"/>
         </w:rPr>
         <w:drawing>
-          <wp:inline distT="0" distB="0" distL="0" distR="0" wp14:anchorId="4648619F" wp14:editId="61D5EDBF">
+          <wp:inline distT="0" distB="0" distL="0" distR="0" wp14:anchorId="4648619F" wp14:editId="35B3E5FC">
             <wp:extent cx="6029325" cy="3398808"/>
             <wp:effectExtent l="0" t="0" r="0" b="0"/>
             <wp:docPr id="639755293" name="Рисунок 4"/>
@@ -14017,20 +20568,20 @@
               <a:graphicData uri="http://schemas.openxmlformats.org/drawingml/2006/picture">
                 <pic:pic xmlns:pic="http://schemas.openxmlformats.org/drawingml/2006/picture">
                   <pic:nvPicPr>
-                    <pic:cNvPr id="1045050254" name="Рисунок 4"/>
+                    <pic:cNvPr id="639755293" name="Рисунок 4"/>
                     <pic:cNvPicPr>
                       <a:picLocks noChangeAspect="1"/>
                     </pic:cNvPicPr>
                   </pic:nvPicPr>
                   <pic:blipFill>
-                    <a:blip r:embed="rId27">
+                    <a:blip r:embed="rId30">
                       <a:extLst>
                         <a:ext uri="{28A0092B-C50C-407E-A947-70E740481C1C}">
                           <a14:useLocalDpi xmlns:a14="http://schemas.microsoft.com/office/drawing/2010/main" val="0"/>
                         </a:ext>
                       </a:extLst>
                     </a:blip>
-                    <a:srcRect l="3160" r="3160"/>
+                    <a:srcRect l="4376" r="4376"/>
                     <a:stretch>
                       <a:fillRect/>
                     </a:stretch>
@@ -14078,7 +20629,15 @@
           <w:sz w:val="28"/>
           <w:szCs w:val="28"/>
         </w:rPr>
-        <w:t>12</w:t>
+        <w:t>1</w:t>
+      </w:r>
+      <w:r>
+        <w:rPr>
+          <w:rFonts w:ascii="Times New Roman" w:hAnsi="Times New Roman" w:cs="Times New Roman"/>
+          <w:sz w:val="28"/>
+          <w:szCs w:val="28"/>
+        </w:rPr>
+        <w:t>4</w:t>
       </w:r>
       <w:r>
         <w:rPr>
@@ -14094,7 +20653,7 @@
           <w:sz w:val="28"/>
           <w:szCs w:val="28"/>
         </w:rPr>
-        <w:t>15</w:t>
+        <w:t>22</w:t>
       </w:r>
       <w:r>
         <w:rPr>
@@ -14138,7 +20697,7 @@
           <w:sz w:val="28"/>
           <w:szCs w:val="28"/>
         </w:rPr>
-        <w:t>Задача С. Ладья</w:t>
+        <w:t xml:space="preserve">Задача </w:t>
       </w:r>
       <w:r>
         <w:rPr>
@@ -14146,8 +20705,9 @@
           <w:b/>
           <w:sz w:val="28"/>
           <w:szCs w:val="28"/>
-        </w:rPr>
-        <w:t xml:space="preserve">, </w:t>
+          <w:lang w:val="en-US"/>
+        </w:rPr>
+        <w:t>K</w:t>
       </w:r>
       <w:r>
         <w:rPr>
@@ -14156,7 +20716,34 @@
           <w:sz w:val="28"/>
           <w:szCs w:val="28"/>
         </w:rPr>
-        <w:t>слон и король.</w:t>
+        <w:t>.</w:t>
+      </w:r>
+      <w:r>
+        <w:rPr>
+          <w:rFonts w:ascii="Times New Roman" w:hAnsi="Times New Roman" w:cs="Times New Roman"/>
+          <w:b/>
+          <w:sz w:val="28"/>
+          <w:szCs w:val="28"/>
+        </w:rPr>
+        <w:t xml:space="preserve"> </w:t>
+      </w:r>
+      <w:r>
+        <w:rPr>
+          <w:rFonts w:ascii="Times New Roman" w:hAnsi="Times New Roman" w:cs="Times New Roman"/>
+          <w:b/>
+          <w:sz w:val="28"/>
+          <w:szCs w:val="28"/>
+        </w:rPr>
+        <w:t>Старт олимпиады</w:t>
+      </w:r>
+      <w:r>
+        <w:rPr>
+          <w:rFonts w:ascii="Times New Roman" w:hAnsi="Times New Roman" w:cs="Times New Roman"/>
+          <w:b/>
+          <w:sz w:val="28"/>
+          <w:szCs w:val="28"/>
+        </w:rPr>
+        <w:t>.</w:t>
       </w:r>
     </w:p>
     <w:p>
@@ -14181,7 +20768,7 @@
     </w:p>
     <w:p>
       <w:pPr>
-        <w:spacing w:after="180" w:line="360" w:lineRule="auto"/>
+        <w:spacing w:line="360" w:lineRule="auto"/>
         <w:ind w:firstLine="709"/>
         <w:jc w:val="both"/>
         <w:rPr>
@@ -14196,12 +20783,13 @@
           <w:sz w:val="28"/>
           <w:szCs w:val="28"/>
         </w:rPr>
-        <w:t>Даны начальная (r1, c1) и конечная (r2, c2) клетки на шахматной доске 8×8. Нужно найти минимальное количество ходов для трёх фигур:</w:t>
+        <w:t>Есть n участников. Первый начинает в момент 0, второй — в x, третий — в 2x, и т.д. Каждый пишет тур t минут.</w:t>
       </w:r>
     </w:p>
     <w:p>
       <w:pPr>
-        <w:spacing w:after="180" w:line="360" w:lineRule="auto"/>
+        <w:spacing w:line="360" w:lineRule="auto"/>
+        <w:ind w:firstLine="709"/>
         <w:jc w:val="both"/>
         <w:rPr>
           <w:rFonts w:ascii="Times New Roman" w:hAnsi="Times New Roman" w:cs="Times New Roman"/>
@@ -14212,34 +20800,16 @@
       <w:r>
         <w:rPr>
           <w:rFonts w:ascii="Times New Roman" w:hAnsi="Times New Roman" w:cs="Times New Roman"/>
-          <w:b/>
-          <w:bCs/>
-          <w:sz w:val="28"/>
-          <w:szCs w:val="28"/>
-        </w:rPr>
-        <w:t>Ладья</w:t>
-      </w:r>
-      <w:r>
-        <w:rPr>
-          <w:rFonts w:ascii="Times New Roman" w:hAnsi="Times New Roman" w:cs="Times New Roman"/>
-          <w:sz w:val="28"/>
-          <w:szCs w:val="28"/>
-        </w:rPr>
-        <w:t xml:space="preserve">: </w:t>
-      </w:r>
-      <w:r>
-        <w:rPr>
-          <w:rFonts w:ascii="Times New Roman" w:hAnsi="Times New Roman" w:cs="Times New Roman"/>
-          <w:sz w:val="28"/>
-          <w:szCs w:val="28"/>
-        </w:rPr>
-        <w:t>ходит по горизонтали/вертикали</w:t>
+          <w:sz w:val="28"/>
+          <w:szCs w:val="28"/>
+        </w:rPr>
+        <w:t>Когда участник заканчивает, он считает, сколько других участников ещё не закончили, но уже начали тур. Это число — его недовольство.</w:t>
       </w:r>
     </w:p>
     <w:p>
       <w:pPr>
-        <w:spacing w:after="180" w:line="360" w:lineRule="auto"/>
-        <w:ind w:firstLine="708"/>
+        <w:spacing w:line="360" w:lineRule="auto"/>
+        <w:ind w:firstLine="709"/>
         <w:jc w:val="both"/>
         <w:rPr>
           <w:rFonts w:ascii="Times New Roman" w:hAnsi="Times New Roman" w:cs="Times New Roman"/>
@@ -14253,303 +20823,50 @@
           <w:sz w:val="28"/>
           <w:szCs w:val="28"/>
         </w:rPr>
-        <w:t>-</w:t>
-      </w:r>
-      <w:r>
-        <w:rPr>
-          <w:rFonts w:ascii="Times New Roman" w:hAnsi="Times New Roman" w:cs="Times New Roman"/>
-          <w:sz w:val="28"/>
-          <w:szCs w:val="28"/>
-        </w:rPr>
-        <w:t xml:space="preserve">Если уже на одной линии: </w:t>
-      </w:r>
-      <w:r>
-        <w:rPr>
-          <w:rFonts w:ascii="Times New Roman" w:hAnsi="Times New Roman" w:cs="Times New Roman"/>
-          <w:b/>
-          <w:bCs/>
-          <w:sz w:val="28"/>
-          <w:szCs w:val="28"/>
-        </w:rPr>
-        <w:t>1 ход</w:t>
+        <w:t>Нужно найти сумму недовольств всех участников.</w:t>
       </w:r>
     </w:p>
     <w:p>
       <w:pPr>
-        <w:spacing w:after="180" w:line="360" w:lineRule="auto"/>
-        <w:ind w:firstLine="708"/>
-        <w:jc w:val="both"/>
-        <w:rPr>
-          <w:rFonts w:ascii="Times New Roman" w:hAnsi="Times New Roman" w:cs="Times New Roman"/>
-          <w:sz w:val="28"/>
-          <w:szCs w:val="28"/>
-        </w:rPr>
-      </w:pPr>
-      <w:r>
-        <w:rPr>
-          <w:rFonts w:ascii="Times New Roman" w:hAnsi="Times New Roman" w:cs="Times New Roman"/>
-          <w:sz w:val="28"/>
-          <w:szCs w:val="28"/>
-        </w:rPr>
-        <w:t>-</w:t>
-      </w:r>
-      <w:r>
-        <w:rPr>
-          <w:rFonts w:ascii="Times New Roman" w:hAnsi="Times New Roman" w:cs="Times New Roman"/>
-          <w:sz w:val="28"/>
-          <w:szCs w:val="28"/>
-        </w:rPr>
-        <w:t xml:space="preserve">Иначе: </w:t>
-      </w:r>
-      <w:r>
-        <w:rPr>
-          <w:rFonts w:ascii="Times New Roman" w:hAnsi="Times New Roman" w:cs="Times New Roman"/>
-          <w:b/>
-          <w:bCs/>
-          <w:sz w:val="28"/>
-          <w:szCs w:val="28"/>
-        </w:rPr>
-        <w:t>2 хода</w:t>
+        <w:spacing w:after="160" w:line="259" w:lineRule="auto"/>
+        <w:rPr>
+          <w:rFonts w:ascii="Times New Roman" w:hAnsi="Times New Roman" w:cs="Times New Roman"/>
+          <w:sz w:val="28"/>
+          <w:szCs w:val="28"/>
+        </w:rPr>
+      </w:pPr>
+      <w:r>
+        <w:rPr>
+          <w:rFonts w:ascii="Times New Roman" w:hAnsi="Times New Roman" w:cs="Times New Roman"/>
+          <w:sz w:val="28"/>
+          <w:szCs w:val="28"/>
+        </w:rPr>
+        <w:br w:type="page"/>
       </w:r>
     </w:p>
     <w:p>
       <w:pPr>
-        <w:spacing w:after="180" w:line="360" w:lineRule="auto"/>
         <w:jc w:val="both"/>
         <w:rPr>
           <w:rFonts w:ascii="Times New Roman" w:hAnsi="Times New Roman" w:cs="Times New Roman"/>
-          <w:sz w:val="28"/>
-          <w:szCs w:val="28"/>
-        </w:rPr>
-      </w:pPr>
-      <w:r>
-        <w:rPr>
-          <w:rFonts w:ascii="Times New Roman" w:hAnsi="Times New Roman" w:cs="Times New Roman"/>
           <w:b/>
-          <w:bCs/>
-          <w:sz w:val="28"/>
-          <w:szCs w:val="28"/>
-        </w:rPr>
-        <w:t>Слон</w:t>
-      </w:r>
-      <w:r>
-        <w:rPr>
-          <w:rFonts w:ascii="Times New Roman" w:hAnsi="Times New Roman" w:cs="Times New Roman"/>
-          <w:sz w:val="28"/>
-          <w:szCs w:val="28"/>
-        </w:rPr>
-        <w:t xml:space="preserve">: </w:t>
-      </w:r>
-      <w:r>
-        <w:rPr>
-          <w:rFonts w:ascii="Times New Roman" w:hAnsi="Times New Roman" w:cs="Times New Roman"/>
-          <w:sz w:val="28"/>
-          <w:szCs w:val="28"/>
-        </w:rPr>
-        <w:t>ходит по диагонали</w:t>
+          <w:sz w:val="28"/>
+          <w:szCs w:val="28"/>
+        </w:rPr>
+      </w:pPr>
+      <w:r>
+        <w:rPr>
+          <w:rFonts w:ascii="Times New Roman" w:hAnsi="Times New Roman" w:cs="Times New Roman"/>
+          <w:b/>
+          <w:sz w:val="28"/>
+          <w:szCs w:val="28"/>
+        </w:rPr>
+        <w:lastRenderedPageBreak/>
+        <w:t>Алгоритм решения</w:t>
       </w:r>
     </w:p>
     <w:p>
       <w:pPr>
-        <w:spacing w:after="180" w:line="360" w:lineRule="auto"/>
-        <w:ind w:firstLine="708"/>
-        <w:jc w:val="both"/>
-        <w:rPr>
-          <w:rFonts w:ascii="Times New Roman" w:hAnsi="Times New Roman" w:cs="Times New Roman"/>
-          <w:sz w:val="28"/>
-          <w:szCs w:val="28"/>
-        </w:rPr>
-      </w:pPr>
-      <w:r>
-        <w:rPr>
-          <w:rFonts w:ascii="Times New Roman" w:hAnsi="Times New Roman" w:cs="Times New Roman"/>
-          <w:sz w:val="28"/>
-          <w:szCs w:val="28"/>
-        </w:rPr>
-        <w:t>-</w:t>
-      </w:r>
-      <w:r>
-        <w:rPr>
-          <w:rFonts w:ascii="Times New Roman" w:hAnsi="Times New Roman" w:cs="Times New Roman"/>
-          <w:sz w:val="28"/>
-          <w:szCs w:val="28"/>
-        </w:rPr>
-        <w:t xml:space="preserve">Если клетки одного цвета и на одной диагонали: </w:t>
-      </w:r>
-      <w:r>
-        <w:rPr>
-          <w:rFonts w:ascii="Times New Roman" w:hAnsi="Times New Roman" w:cs="Times New Roman"/>
-          <w:b/>
-          <w:bCs/>
-          <w:sz w:val="28"/>
-          <w:szCs w:val="28"/>
-        </w:rPr>
-        <w:t>1 ход</w:t>
-      </w:r>
-    </w:p>
-    <w:p>
-      <w:pPr>
-        <w:spacing w:after="180" w:line="360" w:lineRule="auto"/>
-        <w:ind w:firstLine="708"/>
-        <w:jc w:val="both"/>
-        <w:rPr>
-          <w:rFonts w:ascii="Times New Roman" w:hAnsi="Times New Roman" w:cs="Times New Roman"/>
-          <w:sz w:val="28"/>
-          <w:szCs w:val="28"/>
-        </w:rPr>
-      </w:pPr>
-      <w:r>
-        <w:rPr>
-          <w:rFonts w:ascii="Times New Roman" w:hAnsi="Times New Roman" w:cs="Times New Roman"/>
-          <w:sz w:val="28"/>
-          <w:szCs w:val="28"/>
-        </w:rPr>
-        <w:t>-</w:t>
-      </w:r>
-      <w:r>
-        <w:rPr>
-          <w:rFonts w:ascii="Times New Roman" w:hAnsi="Times New Roman" w:cs="Times New Roman"/>
-          <w:sz w:val="28"/>
-          <w:szCs w:val="28"/>
-        </w:rPr>
-        <w:t xml:space="preserve">Если клетки одного цвета, но не на одной диагонали: </w:t>
-      </w:r>
-      <w:r>
-        <w:rPr>
-          <w:rFonts w:ascii="Times New Roman" w:hAnsi="Times New Roman" w:cs="Times New Roman"/>
-          <w:b/>
-          <w:bCs/>
-          <w:sz w:val="28"/>
-          <w:szCs w:val="28"/>
-        </w:rPr>
-        <w:t>2 хода</w:t>
-      </w:r>
-    </w:p>
-    <w:p>
-      <w:pPr>
-        <w:spacing w:after="180" w:line="360" w:lineRule="auto"/>
-        <w:ind w:firstLine="708"/>
-        <w:jc w:val="both"/>
-        <w:rPr>
-          <w:rFonts w:ascii="Times New Roman" w:hAnsi="Times New Roman" w:cs="Times New Roman"/>
-          <w:sz w:val="28"/>
-          <w:szCs w:val="28"/>
-        </w:rPr>
-      </w:pPr>
-      <w:r>
-        <w:rPr>
-          <w:rFonts w:ascii="Times New Roman" w:hAnsi="Times New Roman" w:cs="Times New Roman"/>
-          <w:sz w:val="28"/>
-          <w:szCs w:val="28"/>
-        </w:rPr>
-        <w:lastRenderedPageBreak/>
-        <w:t>-</w:t>
-      </w:r>
-      <w:r>
-        <w:rPr>
-          <w:rFonts w:ascii="Times New Roman" w:hAnsi="Times New Roman" w:cs="Times New Roman"/>
-          <w:sz w:val="28"/>
-          <w:szCs w:val="28"/>
-        </w:rPr>
-        <w:t xml:space="preserve">Если клетки разного цвета: </w:t>
-      </w:r>
-      <w:r>
-        <w:rPr>
-          <w:rFonts w:ascii="Times New Roman" w:hAnsi="Times New Roman" w:cs="Times New Roman"/>
-          <w:b/>
-          <w:bCs/>
-          <w:sz w:val="28"/>
-          <w:szCs w:val="28"/>
-        </w:rPr>
-        <w:t>0</w:t>
-      </w:r>
-      <w:r>
-        <w:rPr>
-          <w:rFonts w:ascii="Times New Roman" w:hAnsi="Times New Roman" w:cs="Times New Roman"/>
-          <w:sz w:val="28"/>
-          <w:szCs w:val="28"/>
-        </w:rPr>
-        <w:t xml:space="preserve"> (нельзя дойти</w:t>
-      </w:r>
-      <w:r>
-        <w:rPr>
-          <w:rFonts w:ascii="Times New Roman" w:hAnsi="Times New Roman" w:cs="Times New Roman"/>
-          <w:sz w:val="28"/>
-          <w:szCs w:val="28"/>
-        </w:rPr>
-        <w:t>)</w:t>
-      </w:r>
-    </w:p>
-    <w:p>
-      <w:pPr>
-        <w:spacing w:after="180" w:line="360" w:lineRule="auto"/>
-        <w:jc w:val="both"/>
-        <w:rPr>
-          <w:rFonts w:ascii="Times New Roman" w:hAnsi="Times New Roman" w:cs="Times New Roman"/>
-          <w:sz w:val="28"/>
-          <w:szCs w:val="28"/>
-        </w:rPr>
-      </w:pPr>
-      <w:r>
-        <w:rPr>
-          <w:rFonts w:ascii="Times New Roman" w:hAnsi="Times New Roman" w:cs="Times New Roman"/>
-          <w:b/>
-          <w:bCs/>
-          <w:sz w:val="28"/>
-          <w:szCs w:val="28"/>
-        </w:rPr>
-        <w:t>Король</w:t>
-      </w:r>
-      <w:r>
-        <w:rPr>
-          <w:rFonts w:ascii="Times New Roman" w:hAnsi="Times New Roman" w:cs="Times New Roman"/>
-          <w:sz w:val="28"/>
-          <w:szCs w:val="28"/>
-        </w:rPr>
-        <w:t>: максимум из разниц по горизонтали и вертикали</w:t>
-      </w:r>
-    </w:p>
-    <w:p>
-      <w:pPr>
-        <w:spacing w:after="160" w:line="259" w:lineRule="auto"/>
-        <w:rPr>
-          <w:rFonts w:ascii="Times New Roman" w:hAnsi="Times New Roman" w:cs="Times New Roman"/>
-          <w:sz w:val="28"/>
-          <w:szCs w:val="28"/>
-        </w:rPr>
-      </w:pPr>
-      <w:r>
-        <w:rPr>
-          <w:rFonts w:ascii="Times New Roman" w:hAnsi="Times New Roman" w:cs="Times New Roman"/>
-          <w:sz w:val="28"/>
-          <w:szCs w:val="28"/>
-        </w:rPr>
-        <w:br w:type="page"/>
-      </w:r>
-    </w:p>
-    <w:p>
-      <w:pPr>
-        <w:jc w:val="both"/>
-        <w:rPr>
-          <w:rFonts w:ascii="Times New Roman" w:hAnsi="Times New Roman" w:cs="Times New Roman"/>
-          <w:b/>
-          <w:sz w:val="28"/>
-          <w:szCs w:val="28"/>
-        </w:rPr>
-      </w:pPr>
-      <w:r>
-        <w:rPr>
-          <w:rFonts w:ascii="Times New Roman" w:hAnsi="Times New Roman" w:cs="Times New Roman"/>
-          <w:b/>
-          <w:sz w:val="28"/>
-          <w:szCs w:val="28"/>
-        </w:rPr>
-        <w:lastRenderedPageBreak/>
-        <w:t>Алгоритм решения</w:t>
-      </w:r>
-    </w:p>
-    <w:p>
-      <w:pPr>
         <w:spacing w:after="0" w:line="240" w:lineRule="auto"/>
         <w:jc w:val="center"/>
         <w:rPr>
@@ -14565,9 +20882,9 @@
           <w:lang w:eastAsia="ru-RU"/>
         </w:rPr>
         <w:drawing>
-          <wp:inline distT="0" distB="0" distL="0" distR="0" wp14:anchorId="670EA22F" wp14:editId="3770D132">
-            <wp:extent cx="6182926" cy="7038753"/>
-            <wp:effectExtent l="0" t="0" r="8890" b="0"/>
+          <wp:inline distT="0" distB="0" distL="0" distR="0" wp14:anchorId="670EA22F" wp14:editId="4BBA3AB2">
+            <wp:extent cx="6193248" cy="5798427"/>
+            <wp:effectExtent l="0" t="0" r="0" b="0"/>
             <wp:docPr id="292216125" name="Рисунок 2"/>
             <wp:cNvGraphicFramePr>
               <a:graphicFrameLocks xmlns:a="http://schemas.openxmlformats.org/drawingml/2006/main" noChangeAspect="1"/>
@@ -14576,13 +20893,13 @@
               <a:graphicData uri="http://schemas.openxmlformats.org/drawingml/2006/picture">
                 <pic:pic xmlns:pic="http://schemas.openxmlformats.org/drawingml/2006/picture">
                   <pic:nvPicPr>
-                    <pic:cNvPr id="717332708" name="Рисунок 2"/>
+                    <pic:cNvPr id="292216125" name="Рисунок 2"/>
                     <pic:cNvPicPr>
                       <a:picLocks noChangeAspect="1"/>
                     </pic:cNvPicPr>
                   </pic:nvPicPr>
                   <pic:blipFill>
-                    <a:blip r:embed="rId28">
+                    <a:blip r:embed="rId31">
                       <a:extLst>
                         <a:ext uri="{28A0092B-C50C-407E-A947-70E740481C1C}">
                           <a14:useLocalDpi xmlns:a14="http://schemas.microsoft.com/office/drawing/2010/main" val="0"/>
@@ -14596,7 +20913,7 @@
                   <pic:spPr bwMode="auto">
                     <a:xfrm>
                       <a:off x="0" y="0"/>
-                      <a:ext cx="6193248" cy="7050504"/>
+                      <a:ext cx="6193248" cy="5798427"/>
                     </a:xfrm>
                     <a:prstGeom prst="rect">
                       <a:avLst/>
@@ -14633,7 +20950,15 @@
           <w:szCs w:val="28"/>
           <w:lang w:val="en-US"/>
         </w:rPr>
-        <w:t>13</w:t>
+        <w:t>1</w:t>
+      </w:r>
+      <w:r>
+        <w:rPr>
+          <w:rFonts w:ascii="Times New Roman" w:hAnsi="Times New Roman" w:cs="Times New Roman"/>
+          <w:sz w:val="28"/>
+          <w:szCs w:val="28"/>
+        </w:rPr>
+        <w:t>5</w:t>
       </w:r>
       <w:r>
         <w:rPr>
@@ -14778,7 +21103,7 @@
                 <w:sz w:val="28"/>
                 <w:szCs w:val="28"/>
               </w:rPr>
-              <w:t>4 3 1 6</w:t>
+              <w:t>4 2 5</w:t>
             </w:r>
           </w:p>
         </w:tc>
@@ -14802,7 +21127,7 @@
                 <w:sz w:val="28"/>
                 <w:szCs w:val="28"/>
               </w:rPr>
-              <w:t>2 1 3</w:t>
+              <w:t>5</w:t>
             </w:r>
           </w:p>
         </w:tc>
@@ -14831,7 +21156,7 @@
                 <w:sz w:val="28"/>
                 <w:szCs w:val="28"/>
               </w:rPr>
-              <w:t>5 5 5 6</w:t>
+              <w:t xml:space="preserve">3 1 2 </w:t>
             </w:r>
           </w:p>
         </w:tc>
@@ -14855,7 +21180,7 @@
                 <w:sz w:val="28"/>
                 <w:szCs w:val="28"/>
               </w:rPr>
-              <w:t>1 0 1</w:t>
+              <w:t>3</w:t>
             </w:r>
           </w:p>
         </w:tc>
@@ -14876,17 +21201,15 @@
                 <w:rFonts w:ascii="Times New Roman" w:hAnsi="Times New Roman" w:cs="Times New Roman"/>
                 <w:sz w:val="28"/>
                 <w:szCs w:val="28"/>
-                <w:lang w:val="en-US"/>
-              </w:rPr>
-            </w:pPr>
-            <w:r>
-              <w:rPr>
-                <w:rFonts w:ascii="Times New Roman" w:hAnsi="Times New Roman" w:cs="Times New Roman"/>
-                <w:sz w:val="28"/>
-                <w:szCs w:val="28"/>
-                <w:lang w:val="en-US"/>
-              </w:rPr>
-              <w:t>1 2 3 4</w:t>
+              </w:rPr>
+            </w:pPr>
+            <w:r>
+              <w:rPr>
+                <w:rFonts w:ascii="Times New Roman" w:hAnsi="Times New Roman" w:cs="Times New Roman"/>
+                <w:sz w:val="28"/>
+                <w:szCs w:val="28"/>
+              </w:rPr>
+              <w:t>3 3 10</w:t>
             </w:r>
           </w:p>
         </w:tc>
@@ -14902,25 +21225,90 @@
                 <w:rFonts w:ascii="Times New Roman" w:hAnsi="Times New Roman" w:cs="Times New Roman"/>
                 <w:sz w:val="28"/>
                 <w:szCs w:val="28"/>
-                <w:lang w:val="en-US"/>
-              </w:rPr>
-            </w:pPr>
-            <w:r>
-              <w:rPr>
-                <w:rFonts w:ascii="Times New Roman" w:hAnsi="Times New Roman" w:cs="Times New Roman"/>
-                <w:sz w:val="28"/>
-                <w:szCs w:val="28"/>
-              </w:rPr>
-              <w:t>2</w:t>
-            </w:r>
-            <w:r>
-              <w:rPr>
-                <w:rFonts w:ascii="Times New Roman" w:hAnsi="Times New Roman" w:cs="Times New Roman"/>
-                <w:sz w:val="28"/>
-                <w:szCs w:val="28"/>
-                <w:lang w:val="en-US"/>
-              </w:rPr>
-              <w:t xml:space="preserve"> 1 2</w:t>
+              </w:rPr>
+            </w:pPr>
+            <w:r>
+              <w:rPr>
+                <w:rFonts w:ascii="Times New Roman" w:hAnsi="Times New Roman" w:cs="Times New Roman"/>
+                <w:sz w:val="28"/>
+                <w:szCs w:val="28"/>
+              </w:rPr>
+              <w:t>3</w:t>
+            </w:r>
+          </w:p>
+        </w:tc>
+      </w:tr>
+      <w:tr>
+        <w:trPr>
+          <w:trHeight w:val="454"/>
+        </w:trPr>
+        <w:tc>
+          <w:tcPr>
+            <w:tcW w:w="4361" w:type="dxa"/>
+            <w:tcBorders>
+              <w:bottom w:val="single" w:sz="4" w:space="0" w:color="auto"/>
+            </w:tcBorders>
+            <w:vAlign w:val="bottom"/>
+          </w:tcPr>
+          <w:p>
+            <w:pPr>
+              <w:spacing w:after="0" w:line="360" w:lineRule="auto"/>
+              <w:rPr>
+                <w:rFonts w:ascii="Times New Roman" w:hAnsi="Times New Roman" w:cs="Times New Roman"/>
+                <w:sz w:val="28"/>
+                <w:szCs w:val="28"/>
+              </w:rPr>
+            </w:pPr>
+            <w:r>
+              <w:rPr>
+                <w:rFonts w:ascii="Times New Roman" w:hAnsi="Times New Roman" w:cs="Times New Roman"/>
+                <w:sz w:val="28"/>
+                <w:szCs w:val="28"/>
+              </w:rPr>
+              <w:t>2000000000</w:t>
+            </w:r>
+            <w:r>
+              <w:rPr>
+                <w:rFonts w:ascii="Times New Roman" w:hAnsi="Times New Roman" w:cs="Times New Roman"/>
+                <w:sz w:val="28"/>
+                <w:szCs w:val="28"/>
+              </w:rPr>
+              <w:t xml:space="preserve"> 1 </w:t>
+            </w:r>
+            <w:r>
+              <w:rPr>
+                <w:rFonts w:ascii="Times New Roman" w:hAnsi="Times New Roman" w:cs="Times New Roman"/>
+                <w:sz w:val="28"/>
+                <w:szCs w:val="28"/>
+              </w:rPr>
+              <w:t>2000000000</w:t>
+            </w:r>
+          </w:p>
+        </w:tc>
+        <w:tc>
+          <w:tcPr>
+            <w:tcW w:w="5103" w:type="dxa"/>
+            <w:tcBorders>
+              <w:bottom w:val="single" w:sz="4" w:space="0" w:color="auto"/>
+            </w:tcBorders>
+            <w:vAlign w:val="center"/>
+          </w:tcPr>
+          <w:p>
+            <w:pPr>
+              <w:spacing w:after="0" w:line="240" w:lineRule="auto"/>
+              <w:rPr>
+                <w:rFonts w:ascii="Times New Roman" w:hAnsi="Times New Roman" w:cs="Times New Roman"/>
+                <w:sz w:val="28"/>
+                <w:szCs w:val="28"/>
+              </w:rPr>
+            </w:pPr>
+            <w:r>
+              <w:rPr>
+                <w:rFonts w:ascii="Times New Roman" w:hAnsi="Times New Roman" w:cs="Times New Roman"/>
+                <w:sz w:val="28"/>
+                <w:szCs w:val="28"/>
+              </w:rPr>
+              <w:t>1999999999000000000</w:t>
             </w:r>
           </w:p>
         </w:tc>
@@ -14944,17 +21332,16 @@
                 <w:rFonts w:ascii="Times New Roman" w:hAnsi="Times New Roman" w:cs="Times New Roman"/>
                 <w:sz w:val="28"/>
                 <w:szCs w:val="28"/>
+              </w:rPr>
+            </w:pPr>
+            <w:r>
+              <w:rPr>
+                <w:rFonts w:ascii="Times New Roman" w:hAnsi="Times New Roman" w:cs="Times New Roman"/>
+                <w:sz w:val="28"/>
+                <w:szCs w:val="28"/>
                 <w:lang w:val="en-US"/>
               </w:rPr>
-            </w:pPr>
-            <w:r>
-              <w:rPr>
-                <w:rFonts w:ascii="Times New Roman" w:hAnsi="Times New Roman" w:cs="Times New Roman"/>
-                <w:sz w:val="28"/>
-                <w:szCs w:val="28"/>
-                <w:lang w:val="en-US"/>
-              </w:rPr>
-              <w:t>2 3 4 5</w:t>
+              <w:t xml:space="preserve">5 5 3 </w:t>
             </w:r>
           </w:p>
         </w:tc>
@@ -14973,80 +21360,15 @@
                 <w:rFonts w:ascii="Times New Roman" w:hAnsi="Times New Roman" w:cs="Times New Roman"/>
                 <w:sz w:val="28"/>
                 <w:szCs w:val="28"/>
-                <w:lang w:val="en-US"/>
-              </w:rPr>
-            </w:pPr>
-            <w:r>
-              <w:rPr>
-                <w:rFonts w:ascii="Times New Roman" w:hAnsi="Times New Roman" w:cs="Times New Roman"/>
-                <w:sz w:val="28"/>
-                <w:szCs w:val="28"/>
-                <w:lang w:val="en-US"/>
-              </w:rPr>
-              <w:t>2 1 2</w:t>
-            </w:r>
-          </w:p>
-        </w:tc>
-      </w:tr>
-      <w:tr>
-        <w:trPr>
-          <w:trHeight w:val="454"/>
-        </w:trPr>
-        <w:tc>
-          <w:tcPr>
-            <w:tcW w:w="4361" w:type="dxa"/>
-            <w:tcBorders>
-              <w:bottom w:val="single" w:sz="4" w:space="0" w:color="auto"/>
-            </w:tcBorders>
-            <w:vAlign w:val="center"/>
-          </w:tcPr>
-          <w:p>
-            <w:pPr>
-              <w:spacing w:after="0" w:line="240" w:lineRule="auto"/>
-              <w:rPr>
-                <w:rFonts w:ascii="Times New Roman" w:hAnsi="Times New Roman" w:cs="Times New Roman"/>
-                <w:sz w:val="28"/>
-                <w:szCs w:val="28"/>
-                <w:lang w:val="en-US"/>
-              </w:rPr>
-            </w:pPr>
-            <w:r>
-              <w:rPr>
-                <w:rFonts w:ascii="Times New Roman" w:hAnsi="Times New Roman" w:cs="Times New Roman"/>
-                <w:sz w:val="28"/>
-                <w:szCs w:val="28"/>
-                <w:lang w:val="en-US"/>
-              </w:rPr>
-              <w:t>5 5 3 2</w:t>
-            </w:r>
-          </w:p>
-        </w:tc>
-        <w:tc>
-          <w:tcPr>
-            <w:tcW w:w="5103" w:type="dxa"/>
-            <w:tcBorders>
-              <w:bottom w:val="single" w:sz="4" w:space="0" w:color="auto"/>
-            </w:tcBorders>
-            <w:vAlign w:val="center"/>
-          </w:tcPr>
-          <w:p>
-            <w:pPr>
-              <w:spacing w:after="0" w:line="240" w:lineRule="auto"/>
-              <w:rPr>
-                <w:rFonts w:ascii="Times New Roman" w:hAnsi="Times New Roman" w:cs="Times New Roman"/>
-                <w:sz w:val="28"/>
-                <w:szCs w:val="28"/>
-                <w:lang w:val="en-US"/>
-              </w:rPr>
-            </w:pPr>
-            <w:r>
-              <w:rPr>
-                <w:rFonts w:ascii="Times New Roman" w:hAnsi="Times New Roman" w:cs="Times New Roman"/>
-                <w:sz w:val="28"/>
-                <w:szCs w:val="28"/>
-                <w:lang w:val="en-US"/>
-              </w:rPr>
-              <w:t>2 0 3</w:t>
+              </w:rPr>
+            </w:pPr>
+            <w:r>
+              <w:rPr>
+                <w:rFonts w:ascii="Times New Roman" w:hAnsi="Times New Roman" w:cs="Times New Roman"/>
+                <w:sz w:val="28"/>
+                <w:szCs w:val="28"/>
+              </w:rPr>
+              <w:t>0</w:t>
             </w:r>
           </w:p>
         </w:tc>
@@ -15085,7 +21407,7 @@
           <w:color w:val="auto"/>
         </w:rPr>
       </w:pPr>
-      <w:bookmarkStart w:id="7" w:name="_Toc211845584"/>
+      <w:bookmarkStart w:id="7" w:name="_Toc215439836"/>
       <w:r>
         <w:rPr>
           <w:rFonts w:ascii="Times New Roman" w:hAnsi="Times New Roman" w:cs="Times New Roman"/>
@@ -15289,7 +21611,7 @@
           <w:color w:val="auto"/>
         </w:rPr>
       </w:pPr>
-      <w:bookmarkStart w:id="8" w:name="_Toc211845585"/>
+      <w:bookmarkStart w:id="8" w:name="_Toc215439837"/>
       <w:r>
         <w:rPr>
           <w:rFonts w:ascii="Times New Roman" w:hAnsi="Times New Roman" w:cs="Times New Roman"/>
@@ -15369,7 +21691,7 @@
         </w:rPr>
         <w:t xml:space="preserve">Python Software Foundation. – 2024. – Режим доступа: </w:t>
       </w:r>
-      <w:hyperlink r:id="rId29" w:history="1">
+      <w:hyperlink r:id="rId32" w:history="1">
         <w:r>
           <w:rPr>
             <w:rStyle w:val="af6"/>
@@ -15515,7 +21837,7 @@
         </w:rPr>
         <w:t xml:space="preserve">. – 2023. – Режим доступа: </w:t>
       </w:r>
-      <w:hyperlink r:id="rId30" w:tgtFrame="_blank" w:history="1">
+      <w:hyperlink r:id="rId33" w:tgtFrame="_blank" w:history="1">
         <w:r>
           <w:rPr>
             <w:rStyle w:val="af6"/>
@@ -15671,7 +21993,7 @@
         </w:rPr>
         <w:t xml:space="preserve">. – 2024. – Режим доступа: </w:t>
       </w:r>
-      <w:hyperlink r:id="rId31" w:tgtFrame="_blank" w:history="1">
+      <w:hyperlink r:id="rId34" w:tgtFrame="_blank" w:history="1">
         <w:r>
           <w:rPr>
             <w:rStyle w:val="af6"/>
@@ -15951,7 +22273,7 @@
           <w:color w:val="auto"/>
         </w:rPr>
       </w:pPr>
-      <w:bookmarkStart w:id="9" w:name="_Toc211845586"/>
+      <w:bookmarkStart w:id="9" w:name="_Toc215439838"/>
       <w:r>
         <w:rPr>
           <w:rFonts w:ascii="Times New Roman" w:hAnsi="Times New Roman" w:cs="Times New Roman"/>
@@ -16077,7 +22399,7 @@
                     <pic:cNvPicPr/>
                   </pic:nvPicPr>
                   <pic:blipFill>
-                    <a:blip r:embed="rId32">
+                    <a:blip r:embed="rId35">
                       <a:extLst>
                         <a:ext uri="{28A0092B-C50C-407E-A947-70E740481C1C}">
                           <a14:useLocalDpi xmlns:a14="http://schemas.microsoft.com/office/drawing/2010/main" val="0"/>
@@ -16188,7 +22510,7 @@
                     <pic:cNvPicPr/>
                   </pic:nvPicPr>
                   <pic:blipFill rotWithShape="1">
-                    <a:blip r:embed="rId33"/>
+                    <a:blip r:embed="rId36"/>
                     <a:srcRect r="8400"/>
                     <a:stretch>
                       <a:fillRect/>
@@ -16317,7 +22639,7 @@
                     <pic:cNvPicPr/>
                   </pic:nvPicPr>
                   <pic:blipFill rotWithShape="1">
-                    <a:blip r:embed="rId34"/>
+                    <a:blip r:embed="rId37"/>
                     <a:srcRect r="2243"/>
                     <a:stretch>
                       <a:fillRect/>
@@ -16500,7 +22822,7 @@
                     <pic:cNvPicPr/>
                   </pic:nvPicPr>
                   <pic:blipFill>
-                    <a:blip r:embed="rId35"/>
+                    <a:blip r:embed="rId38"/>
                     <a:stretch>
                       <a:fillRect/>
                     </a:stretch>
@@ -16619,7 +22941,7 @@
                     <pic:cNvPicPr/>
                   </pic:nvPicPr>
                   <pic:blipFill rotWithShape="1">
-                    <a:blip r:embed="rId36"/>
+                    <a:blip r:embed="rId39"/>
                     <a:srcRect r="4276"/>
                     <a:stretch>
                       <a:fillRect/>
@@ -16713,9 +23035,9 @@
           <w:lang w:val="en-US"/>
         </w:rPr>
         <w:drawing>
-          <wp:inline distT="0" distB="0" distL="0" distR="0" wp14:anchorId="07C81425" wp14:editId="2CA05D9D">
-            <wp:extent cx="7011910" cy="6730409"/>
-            <wp:effectExtent l="0" t="0" r="0" b="0"/>
+          <wp:inline distT="0" distB="0" distL="0" distR="0" wp14:anchorId="07C81425" wp14:editId="49348A6F">
+            <wp:extent cx="6269734" cy="6018028"/>
+            <wp:effectExtent l="0" t="0" r="0" b="1905"/>
             <wp:docPr id="116767" name="Рисунок 1"/>
             <wp:cNvGraphicFramePr>
               <a:graphicFrameLocks xmlns:a="http://schemas.openxmlformats.org/drawingml/2006/main" noChangeAspect="1"/>
@@ -16728,7 +23050,7 @@
                     <pic:cNvPicPr/>
                   </pic:nvPicPr>
                   <pic:blipFill>
-                    <a:blip r:embed="rId37"/>
+                    <a:blip r:embed="rId40"/>
                     <a:stretch>
                       <a:fillRect/>
                     </a:stretch>
@@ -16736,7 +23058,7 @@
                   <pic:spPr>
                     <a:xfrm>
                       <a:off x="0" y="0"/>
-                      <a:ext cx="7044546" cy="6761735"/>
+                      <a:ext cx="6316148" cy="6062578"/>
                     </a:xfrm>
                     <a:prstGeom prst="rect">
                       <a:avLst/>
@@ -16749,9 +23071,145 @@
         </w:drawing>
       </w:r>
     </w:p>
+    <w:p>
+      <w:pPr>
+        <w:spacing w:after="160" w:line="259" w:lineRule="auto"/>
+        <w:rPr>
+          <w:rFonts w:ascii="Times New Roman" w:hAnsi="Times New Roman" w:cs="Times New Roman"/>
+          <w:bCs/>
+          <w:sz w:val="28"/>
+          <w:szCs w:val="28"/>
+          <w:lang w:val="en-US"/>
+        </w:rPr>
+      </w:pPr>
+      <w:r>
+        <w:rPr>
+          <w:rFonts w:ascii="Times New Roman" w:hAnsi="Times New Roman" w:cs="Times New Roman"/>
+          <w:bCs/>
+          <w:sz w:val="28"/>
+          <w:szCs w:val="28"/>
+          <w:lang w:val="en-US"/>
+        </w:rPr>
+        <w:br w:type="page"/>
+      </w:r>
+    </w:p>
+    <w:p>
+      <w:pPr>
+        <w:jc w:val="both"/>
+        <w:rPr>
+          <w:rFonts w:ascii="Times New Roman" w:hAnsi="Times New Roman" w:cs="Times New Roman"/>
+          <w:bCs/>
+          <w:sz w:val="28"/>
+          <w:szCs w:val="28"/>
+        </w:rPr>
+      </w:pPr>
+      <w:r>
+        <w:rPr>
+          <w:rFonts w:ascii="Times New Roman" w:hAnsi="Times New Roman" w:cs="Times New Roman"/>
+          <w:bCs/>
+          <w:sz w:val="28"/>
+          <w:szCs w:val="28"/>
+        </w:rPr>
+        <w:lastRenderedPageBreak/>
+        <w:t xml:space="preserve">Задача </w:t>
+      </w:r>
+      <w:r>
+        <w:rPr>
+          <w:rFonts w:ascii="Times New Roman" w:hAnsi="Times New Roman" w:cs="Times New Roman"/>
+          <w:bCs/>
+          <w:sz w:val="28"/>
+          <w:szCs w:val="28"/>
+          <w:lang w:val="en-US"/>
+        </w:rPr>
+        <w:t>K</w:t>
+      </w:r>
+      <w:r>
+        <w:rPr>
+          <w:rFonts w:ascii="Times New Roman" w:hAnsi="Times New Roman" w:cs="Times New Roman"/>
+          <w:bCs/>
+          <w:sz w:val="28"/>
+          <w:szCs w:val="28"/>
+        </w:rPr>
+        <w:t xml:space="preserve">. </w:t>
+      </w:r>
+      <w:r>
+        <w:rPr>
+          <w:rFonts w:ascii="Times New Roman" w:hAnsi="Times New Roman" w:cs="Times New Roman"/>
+          <w:bCs/>
+          <w:sz w:val="28"/>
+          <w:szCs w:val="28"/>
+        </w:rPr>
+        <w:t>Старт олимпиады</w:t>
+      </w:r>
+      <w:r>
+        <w:rPr>
+          <w:rFonts w:ascii="Times New Roman" w:hAnsi="Times New Roman" w:cs="Times New Roman"/>
+          <w:bCs/>
+          <w:sz w:val="28"/>
+          <w:szCs w:val="28"/>
+        </w:rPr>
+        <w:t>.</w:t>
+      </w:r>
+    </w:p>
+    <w:p>
+      <w:pPr>
+        <w:jc w:val="both"/>
+        <w:rPr>
+          <w:rFonts w:ascii="Times New Roman" w:hAnsi="Times New Roman" w:cs="Times New Roman"/>
+          <w:bCs/>
+          <w:sz w:val="28"/>
+          <w:szCs w:val="28"/>
+          <w:lang w:val="en-US"/>
+        </w:rPr>
+      </w:pPr>
+      <w:r>
+        <w:rPr>
+          <w:rFonts w:ascii="Times New Roman" w:hAnsi="Times New Roman" w:cs="Times New Roman"/>
+          <w:bCs/>
+          <w:sz w:val="28"/>
+          <w:szCs w:val="28"/>
+          <w:lang w:val="en-US"/>
+        </w:rPr>
+        <w:drawing>
+          <wp:inline distT="0" distB="0" distL="0" distR="0" wp14:anchorId="3DD99250" wp14:editId="1721140B">
+            <wp:extent cx="6111061" cy="5050465"/>
+            <wp:effectExtent l="0" t="0" r="4445" b="0"/>
+            <wp:docPr id="1405113439" name="Рисунок 1"/>
+            <wp:cNvGraphicFramePr>
+              <a:graphicFrameLocks xmlns:a="http://schemas.openxmlformats.org/drawingml/2006/main" noChangeAspect="1"/>
+            </wp:cNvGraphicFramePr>
+            <a:graphic xmlns:a="http://schemas.openxmlformats.org/drawingml/2006/main">
+              <a:graphicData uri="http://schemas.openxmlformats.org/drawingml/2006/picture">
+                <pic:pic xmlns:pic="http://schemas.openxmlformats.org/drawingml/2006/picture">
+                  <pic:nvPicPr>
+                    <pic:cNvPr id="1405113439" name=""/>
+                    <pic:cNvPicPr/>
+                  </pic:nvPicPr>
+                  <pic:blipFill>
+                    <a:blip r:embed="rId41"/>
+                    <a:stretch>
+                      <a:fillRect/>
+                    </a:stretch>
+                  </pic:blipFill>
+                  <pic:spPr>
+                    <a:xfrm>
+                      <a:off x="0" y="0"/>
+                      <a:ext cx="6116755" cy="5055171"/>
+                    </a:xfrm>
+                    <a:prstGeom prst="rect">
+                      <a:avLst/>
+                    </a:prstGeom>
+                  </pic:spPr>
+                </pic:pic>
+              </a:graphicData>
+            </a:graphic>
+          </wp:inline>
+        </w:drawing>
+      </w:r>
+    </w:p>
     <w:sectPr>
-      <w:footerReference w:type="default" r:id="rId38"/>
-      <w:footerReference w:type="first" r:id="rId39"/>
+      <w:footerReference w:type="default" r:id="rId42"/>
+      <w:footerReference w:type="first" r:id="rId43"/>
       <w:pgSz w:w="11906" w:h="16838"/>
       <w:pgMar w:top="1134" w:right="707" w:bottom="1134" w:left="1701" w:header="709" w:footer="709" w:gutter="0"/>
       <w:pgNumType w:start="2"/>
@@ -16797,14 +23255,47 @@
 
 <file path=word/footer1.xml><?xml version="1.0" encoding="utf-8"?>
 <w:ftr xmlns:wpc="http://schemas.microsoft.com/office/word/2010/wordprocessingCanvas" xmlns:cx="http://schemas.microsoft.com/office/drawing/2014/chartex" xmlns:cx1="http://schemas.microsoft.com/office/drawing/2015/9/8/chartex" xmlns:cx2="http://schemas.microsoft.com/office/drawing/2015/10/21/chartex" xmlns:cx3="http://schemas.microsoft.com/office/drawing/2016/5/9/chartex" xmlns:cx4="http://schemas.microsoft.com/office/drawing/2016/5/10/chartex" xmlns:cx5="http://schemas.microsoft.com/office/drawing/2016/5/11/chartex" xmlns:cx6="http://schemas.microsoft.com/office/drawing/2016/5/12/chartex" xmlns:cx7="http://schemas.microsoft.com/office/drawing/2016/5/13/chartex" xmlns:cx8="http://schemas.microsoft.com/office/drawing/2016/5/14/chartex" xmlns:mc="http://schemas.openxmlformats.org/markup-compatibility/2006" xmlns:aink="http://schemas.microsoft.com/office/drawing/2016/ink" xmlns:am3d="http://schemas.microsoft.com/office/drawing/2017/model3d" xmlns:o="urn:schemas-microsoft-com:office:office" xmlns:oel="http://schemas.microsoft.com/office/2019/extlst" xmlns:r="http://schemas.openxmlformats.org/officeDocument/2006/relationships" xmlns:m="http://schemas.openxmlformats.org/officeDocument/2006/math" xmlns:v="urn:schemas-microsoft-com:vml" xmlns:wp14="http://schemas.microsoft.com/office/word/2010/wordprocessingDrawing" xmlns:wp="http://schemas.openxmlformats.org/drawingml/2006/wordprocessingDrawing" xmlns:w10="urn:schemas-microsoft-com:office:word" xmlns:w="http://schemas.openxmlformats.org/wordprocessingml/2006/main" xmlns:w14="http://schemas.microsoft.com/office/word/2010/wordml" xmlns:w15="http://schemas.microsoft.com/office/word/2012/wordml" xmlns:w16cex="http://schemas.microsoft.com/office/word/2018/wordml/cex" xmlns:w16cid="http://schemas.microsoft.com/office/word/2016/wordml/cid" xmlns:w16="http://schemas.microsoft.com/office/word/2018/wordml" xmlns:w16du="http://schemas.microsoft.com/office/word/2023/wordml/word16du" xmlns:w16sdtdh="http://schemas.microsoft.com/office/word/2020/wordml/sdtdatahash" xmlns:w16sdtfl="http://schemas.microsoft.com/office/word/2024/wordml/sdtformatlock" xmlns:w16se="http://schemas.microsoft.com/office/word/2015/wordml/symex" xmlns:wpg="http://schemas.microsoft.com/office/word/2010/wordprocessingGroup" xmlns:wpi="http://schemas.microsoft.com/office/word/2010/wordprocessingInk" xmlns:wne="http://schemas.microsoft.com/office/word/2006/wordml" xmlns:wps="http://schemas.microsoft.com/office/word/2010/wordprocessingShape" mc:Ignorable="w14 w15 w16se w16cid w16 w16cex w16sdtdh w16sdtfl w16du wp14">
-  <w:sdt>
-    <w:sdtPr>
+  <w:p>
+    <w:pPr>
+      <w:pStyle w:val="afb"/>
+      <w:jc w:val="center"/>
+    </w:pPr>
+  </w:p>
+  <w:p>
+    <w:pPr>
+      <w:pStyle w:val="afb"/>
+      <w:jc w:val="center"/>
       <w:rPr>
         <w:rFonts w:ascii="Times New Roman" w:hAnsi="Times New Roman" w:cs="Times New Roman"/>
         <w:sz w:val="24"/>
         <w:szCs w:val="24"/>
       </w:rPr>
-      <w:id w:val="1767029751"/>
+    </w:pPr>
+  </w:p>
+</w:ftr>
+</file>
+
+<file path=word/footer2.xml><?xml version="1.0" encoding="utf-8"?>
+<w:ftr xmlns:wpc="http://schemas.microsoft.com/office/word/2010/wordprocessingCanvas" xmlns:cx="http://schemas.microsoft.com/office/drawing/2014/chartex" xmlns:cx1="http://schemas.microsoft.com/office/drawing/2015/9/8/chartex" xmlns:cx2="http://schemas.microsoft.com/office/drawing/2015/10/21/chartex" xmlns:cx3="http://schemas.microsoft.com/office/drawing/2016/5/9/chartex" xmlns:cx4="http://schemas.microsoft.com/office/drawing/2016/5/10/chartex" xmlns:cx5="http://schemas.microsoft.com/office/drawing/2016/5/11/chartex" xmlns:cx6="http://schemas.microsoft.com/office/drawing/2016/5/12/chartex" xmlns:cx7="http://schemas.microsoft.com/office/drawing/2016/5/13/chartex" xmlns:cx8="http://schemas.microsoft.com/office/drawing/2016/5/14/chartex" xmlns:mc="http://schemas.openxmlformats.org/markup-compatibility/2006" xmlns:aink="http://schemas.microsoft.com/office/drawing/2016/ink" xmlns:am3d="http://schemas.microsoft.com/office/drawing/2017/model3d" xmlns:o="urn:schemas-microsoft-com:office:office" xmlns:oel="http://schemas.microsoft.com/office/2019/extlst" xmlns:r="http://schemas.openxmlformats.org/officeDocument/2006/relationships" xmlns:m="http://schemas.openxmlformats.org/officeDocument/2006/math" xmlns:v="urn:schemas-microsoft-com:vml" xmlns:wp14="http://schemas.microsoft.com/office/word/2010/wordprocessingDrawing" xmlns:wp="http://schemas.openxmlformats.org/drawingml/2006/wordprocessingDrawing" xmlns:w10="urn:schemas-microsoft-com:office:word" xmlns:w="http://schemas.openxmlformats.org/wordprocessingml/2006/main" xmlns:w14="http://schemas.microsoft.com/office/word/2010/wordml" xmlns:w15="http://schemas.microsoft.com/office/word/2012/wordml" xmlns:w16cex="http://schemas.microsoft.com/office/word/2018/wordml/cex" xmlns:w16cid="http://schemas.microsoft.com/office/word/2016/wordml/cid" xmlns:w16="http://schemas.microsoft.com/office/word/2018/wordml" xmlns:w16du="http://schemas.microsoft.com/office/word/2023/wordml/word16du" xmlns:w16sdtdh="http://schemas.microsoft.com/office/word/2020/wordml/sdtdatahash" xmlns:w16sdtfl="http://schemas.microsoft.com/office/word/2024/wordml/sdtformatlock" xmlns:w16se="http://schemas.microsoft.com/office/word/2015/wordml/symex" xmlns:wpg="http://schemas.microsoft.com/office/word/2010/wordprocessingGroup" xmlns:wpi="http://schemas.microsoft.com/office/word/2010/wordprocessingInk" xmlns:wne="http://schemas.microsoft.com/office/word/2006/wordml" xmlns:wps="http://schemas.microsoft.com/office/word/2010/wordprocessingShape" mc:Ignorable="w14 w15 w16se w16cid w16 w16cex w16sdtdh w16sdtfl w16du wp14">
+  <w:p>
+    <w:pPr>
+      <w:pStyle w:val="afb"/>
+      <w:jc w:val="center"/>
+      <w:rPr>
+        <w:rFonts w:ascii="Times New Roman" w:hAnsi="Times New Roman" w:cs="Times New Roman"/>
+        <w:sz w:val="24"/>
+        <w:szCs w:val="24"/>
+      </w:rPr>
+    </w:pPr>
+  </w:p>
+</w:ftr>
+</file>
+
+<file path=word/footer3.xml><?xml version="1.0" encoding="utf-8"?>
+<w:ftr xmlns:wpc="http://schemas.microsoft.com/office/word/2010/wordprocessingCanvas" xmlns:cx="http://schemas.microsoft.com/office/drawing/2014/chartex" xmlns:cx1="http://schemas.microsoft.com/office/drawing/2015/9/8/chartex" xmlns:cx2="http://schemas.microsoft.com/office/drawing/2015/10/21/chartex" xmlns:cx3="http://schemas.microsoft.com/office/drawing/2016/5/9/chartex" xmlns:cx4="http://schemas.microsoft.com/office/drawing/2016/5/10/chartex" xmlns:cx5="http://schemas.microsoft.com/office/drawing/2016/5/11/chartex" xmlns:cx6="http://schemas.microsoft.com/office/drawing/2016/5/12/chartex" xmlns:cx7="http://schemas.microsoft.com/office/drawing/2016/5/13/chartex" xmlns:cx8="http://schemas.microsoft.com/office/drawing/2016/5/14/chartex" xmlns:mc="http://schemas.openxmlformats.org/markup-compatibility/2006" xmlns:aink="http://schemas.microsoft.com/office/drawing/2016/ink" xmlns:am3d="http://schemas.microsoft.com/office/drawing/2017/model3d" xmlns:o="urn:schemas-microsoft-com:office:office" xmlns:oel="http://schemas.microsoft.com/office/2019/extlst" xmlns:r="http://schemas.openxmlformats.org/officeDocument/2006/relationships" xmlns:m="http://schemas.openxmlformats.org/officeDocument/2006/math" xmlns:v="urn:schemas-microsoft-com:vml" xmlns:wp14="http://schemas.microsoft.com/office/word/2010/wordprocessingDrawing" xmlns:wp="http://schemas.openxmlformats.org/drawingml/2006/wordprocessingDrawing" xmlns:w10="urn:schemas-microsoft-com:office:word" xmlns:w="http://schemas.openxmlformats.org/wordprocessingml/2006/main" xmlns:w14="http://schemas.microsoft.com/office/word/2010/wordml" xmlns:w15="http://schemas.microsoft.com/office/word/2012/wordml" xmlns:w16cex="http://schemas.microsoft.com/office/word/2018/wordml/cex" xmlns:w16cid="http://schemas.microsoft.com/office/word/2016/wordml/cid" xmlns:w16="http://schemas.microsoft.com/office/word/2018/wordml" xmlns:w16du="http://schemas.microsoft.com/office/word/2023/wordml/word16du" xmlns:w16sdtdh="http://schemas.microsoft.com/office/word/2020/wordml/sdtdatahash" xmlns:w16sdtfl="http://schemas.microsoft.com/office/word/2024/wordml/sdtformatlock" xmlns:w16se="http://schemas.microsoft.com/office/word/2015/wordml/symex" xmlns:wpg="http://schemas.microsoft.com/office/word/2010/wordprocessingGroup" xmlns:wpi="http://schemas.microsoft.com/office/word/2010/wordprocessingInk" xmlns:wne="http://schemas.microsoft.com/office/word/2006/wordml" xmlns:wps="http://schemas.microsoft.com/office/word/2010/wordprocessingShape" mc:Ignorable="w14 w15 w16se w16cid w16 w16cex w16sdtdh w16sdtfl w16du wp14">
+  <w:sdt>
+    <w:sdtPr>
+      <w:id w:val="1724796607"/>
       <w:docPartObj>
         <w:docPartGallery w:val="Page Numbers (Bottom of Page)"/>
         <w:docPartUnique/>
@@ -16815,135 +23306,44 @@
         <w:pPr>
           <w:pStyle w:val="afb"/>
           <w:jc w:val="center"/>
-          <w:rPr>
-            <w:rFonts w:ascii="Times New Roman" w:hAnsi="Times New Roman" w:cs="Times New Roman"/>
-            <w:sz w:val="24"/>
-            <w:szCs w:val="24"/>
-          </w:rPr>
         </w:pPr>
         <w:r>
-          <w:rPr>
-            <w:rFonts w:ascii="Times New Roman" w:hAnsi="Times New Roman" w:cs="Times New Roman"/>
-            <w:sz w:val="24"/>
-            <w:szCs w:val="24"/>
-          </w:rPr>
           <w:fldChar w:fldCharType="begin"/>
         </w:r>
         <w:r>
-          <w:rPr>
-            <w:rFonts w:ascii="Times New Roman" w:hAnsi="Times New Roman" w:cs="Times New Roman"/>
-            <w:sz w:val="24"/>
-            <w:szCs w:val="24"/>
-          </w:rPr>
           <w:instrText>PAGE   \* MERGEFORMAT</w:instrText>
         </w:r>
         <w:r>
-          <w:rPr>
-            <w:rFonts w:ascii="Times New Roman" w:hAnsi="Times New Roman" w:cs="Times New Roman"/>
-            <w:sz w:val="24"/>
-            <w:szCs w:val="24"/>
-          </w:rPr>
           <w:fldChar w:fldCharType="separate"/>
         </w:r>
         <w:r>
-          <w:rPr>
-            <w:rFonts w:ascii="Times New Roman" w:hAnsi="Times New Roman" w:cs="Times New Roman"/>
-            <w:sz w:val="24"/>
-            <w:szCs w:val="24"/>
-          </w:rPr>
           <w:t>2</w:t>
         </w:r>
         <w:r>
-          <w:rPr>
-            <w:rFonts w:ascii="Times New Roman" w:hAnsi="Times New Roman" w:cs="Times New Roman"/>
-            <w:sz w:val="24"/>
-            <w:szCs w:val="24"/>
-          </w:rPr>
           <w:fldChar w:fldCharType="end"/>
         </w:r>
       </w:p>
     </w:sdtContent>
   </w:sdt>
+  <w:p>
+    <w:pPr>
+      <w:pStyle w:val="afb"/>
+      <w:jc w:val="center"/>
+      <w:rPr>
+        <w:rFonts w:ascii="Times New Roman" w:hAnsi="Times New Roman" w:cs="Times New Roman"/>
+        <w:sz w:val="24"/>
+        <w:szCs w:val="24"/>
+      </w:rPr>
+    </w:pPr>
+  </w:p>
 </w:ftr>
 </file>
 
-<file path=word/footer2.xml><?xml version="1.0" encoding="utf-8"?>
+<file path=word/footer4.xml><?xml version="1.0" encoding="utf-8"?>
 <w:ftr xmlns:wpc="http://schemas.microsoft.com/office/word/2010/wordprocessingCanvas" xmlns:cx="http://schemas.microsoft.com/office/drawing/2014/chartex" xmlns:cx1="http://schemas.microsoft.com/office/drawing/2015/9/8/chartex" xmlns:cx2="http://schemas.microsoft.com/office/drawing/2015/10/21/chartex" xmlns:cx3="http://schemas.microsoft.com/office/drawing/2016/5/9/chartex" xmlns:cx4="http://schemas.microsoft.com/office/drawing/2016/5/10/chartex" xmlns:cx5="http://schemas.microsoft.com/office/drawing/2016/5/11/chartex" xmlns:cx6="http://schemas.microsoft.com/office/drawing/2016/5/12/chartex" xmlns:cx7="http://schemas.microsoft.com/office/drawing/2016/5/13/chartex" xmlns:cx8="http://schemas.microsoft.com/office/drawing/2016/5/14/chartex" xmlns:mc="http://schemas.openxmlformats.org/markup-compatibility/2006" xmlns:aink="http://schemas.microsoft.com/office/drawing/2016/ink" xmlns:am3d="http://schemas.microsoft.com/office/drawing/2017/model3d" xmlns:o="urn:schemas-microsoft-com:office:office" xmlns:oel="http://schemas.microsoft.com/office/2019/extlst" xmlns:r="http://schemas.openxmlformats.org/officeDocument/2006/relationships" xmlns:m="http://schemas.openxmlformats.org/officeDocument/2006/math" xmlns:v="urn:schemas-microsoft-com:vml" xmlns:wp14="http://schemas.microsoft.com/office/word/2010/wordprocessingDrawing" xmlns:wp="http://schemas.openxmlformats.org/drawingml/2006/wordprocessingDrawing" xmlns:w10="urn:schemas-microsoft-com:office:word" xmlns:w="http://schemas.openxmlformats.org/wordprocessingml/2006/main" xmlns:w14="http://schemas.microsoft.com/office/word/2010/wordml" xmlns:w15="http://schemas.microsoft.com/office/word/2012/wordml" xmlns:w16cex="http://schemas.microsoft.com/office/word/2018/wordml/cex" xmlns:w16cid="http://schemas.microsoft.com/office/word/2016/wordml/cid" xmlns:w16="http://schemas.microsoft.com/office/word/2018/wordml" xmlns:w16du="http://schemas.microsoft.com/office/word/2023/wordml/word16du" xmlns:w16sdtdh="http://schemas.microsoft.com/office/word/2020/wordml/sdtdatahash" xmlns:w16sdtfl="http://schemas.microsoft.com/office/word/2024/wordml/sdtformatlock" xmlns:w16se="http://schemas.microsoft.com/office/word/2015/wordml/symex" xmlns:wpg="http://schemas.microsoft.com/office/word/2010/wordprocessingGroup" xmlns:wpi="http://schemas.microsoft.com/office/word/2010/wordprocessingInk" xmlns:wne="http://schemas.microsoft.com/office/word/2006/wordml" xmlns:wps="http://schemas.microsoft.com/office/word/2010/wordprocessingShape" mc:Ignorable="w14 w15 w16se w16cid w16 w16cex w16sdtdh w16sdtfl w16du wp14">
   <w:sdt>
     <w:sdtPr>
-      <w:rPr>
-        <w:rFonts w:ascii="Times New Roman" w:hAnsi="Times New Roman" w:cs="Times New Roman"/>
-        <w:sz w:val="24"/>
-        <w:szCs w:val="24"/>
-      </w:rPr>
-      <w:id w:val="1806122719"/>
-      <w:docPartObj>
-        <w:docPartGallery w:val="Page Numbers (Bottom of Page)"/>
-        <w:docPartUnique/>
-      </w:docPartObj>
-    </w:sdtPr>
-    <w:sdtContent>
-      <w:p>
-        <w:pPr>
-          <w:pStyle w:val="afb"/>
-          <w:jc w:val="center"/>
-          <w:rPr>
-            <w:rFonts w:ascii="Times New Roman" w:hAnsi="Times New Roman" w:cs="Times New Roman"/>
-            <w:sz w:val="24"/>
-            <w:szCs w:val="24"/>
-          </w:rPr>
-        </w:pPr>
-        <w:r>
-          <w:rPr>
-            <w:rFonts w:ascii="Times New Roman" w:hAnsi="Times New Roman" w:cs="Times New Roman"/>
-            <w:sz w:val="24"/>
-            <w:szCs w:val="24"/>
-          </w:rPr>
-          <w:fldChar w:fldCharType="begin"/>
-        </w:r>
-        <w:r>
-          <w:rPr>
-            <w:rFonts w:ascii="Times New Roman" w:hAnsi="Times New Roman" w:cs="Times New Roman"/>
-            <w:sz w:val="24"/>
-            <w:szCs w:val="24"/>
-          </w:rPr>
-          <w:instrText>PAGE   \* MERGEFORMAT</w:instrText>
-        </w:r>
-        <w:r>
-          <w:rPr>
-            <w:rFonts w:ascii="Times New Roman" w:hAnsi="Times New Roman" w:cs="Times New Roman"/>
-            <w:sz w:val="24"/>
-            <w:szCs w:val="24"/>
-          </w:rPr>
-          <w:fldChar w:fldCharType="separate"/>
-        </w:r>
-        <w:r>
-          <w:rPr>
-            <w:rFonts w:ascii="Times New Roman" w:hAnsi="Times New Roman" w:cs="Times New Roman"/>
-            <w:sz w:val="24"/>
-            <w:szCs w:val="24"/>
-          </w:rPr>
-          <w:t>13</w:t>
-        </w:r>
-        <w:r>
-          <w:rPr>
-            <w:rFonts w:ascii="Times New Roman" w:hAnsi="Times New Roman" w:cs="Times New Roman"/>
-            <w:sz w:val="24"/>
-            <w:szCs w:val="24"/>
-          </w:rPr>
-          <w:fldChar w:fldCharType="end"/>
-        </w:r>
-      </w:p>
-    </w:sdtContent>
-  </w:sdt>
-</w:ftr>
-</file>
-
-<file path=word/footer3.xml><?xml version="1.0" encoding="utf-8"?>
-<w:ftr xmlns:wpc="http://schemas.microsoft.com/office/word/2010/wordprocessingCanvas" xmlns:cx="http://schemas.microsoft.com/office/drawing/2014/chartex" xmlns:cx1="http://schemas.microsoft.com/office/drawing/2015/9/8/chartex" xmlns:cx2="http://schemas.microsoft.com/office/drawing/2015/10/21/chartex" xmlns:cx3="http://schemas.microsoft.com/office/drawing/2016/5/9/chartex" xmlns:cx4="http://schemas.microsoft.com/office/drawing/2016/5/10/chartex" xmlns:cx5="http://schemas.microsoft.com/office/drawing/2016/5/11/chartex" xmlns:cx6="http://schemas.microsoft.com/office/drawing/2016/5/12/chartex" xmlns:cx7="http://schemas.microsoft.com/office/drawing/2016/5/13/chartex" xmlns:cx8="http://schemas.microsoft.com/office/drawing/2016/5/14/chartex" xmlns:mc="http://schemas.openxmlformats.org/markup-compatibility/2006" xmlns:aink="http://schemas.microsoft.com/office/drawing/2016/ink" xmlns:am3d="http://schemas.microsoft.com/office/drawing/2017/model3d" xmlns:o="urn:schemas-microsoft-com:office:office" xmlns:oel="http://schemas.microsoft.com/office/2019/extlst" xmlns:r="http://schemas.openxmlformats.org/officeDocument/2006/relationships" xmlns:m="http://schemas.openxmlformats.org/officeDocument/2006/math" xmlns:v="urn:schemas-microsoft-com:vml" xmlns:wp14="http://schemas.microsoft.com/office/word/2010/wordprocessingDrawing" xmlns:wp="http://schemas.openxmlformats.org/drawingml/2006/wordprocessingDrawing" xmlns:w10="urn:schemas-microsoft-com:office:word" xmlns:w="http://schemas.openxmlformats.org/wordprocessingml/2006/main" xmlns:w14="http://schemas.microsoft.com/office/word/2010/wordml" xmlns:w15="http://schemas.microsoft.com/office/word/2012/wordml" xmlns:w16cex="http://schemas.microsoft.com/office/word/2018/wordml/cex" xmlns:w16cid="http://schemas.microsoft.com/office/word/2016/wordml/cid" xmlns:w16="http://schemas.microsoft.com/office/word/2018/wordml" xmlns:w16du="http://schemas.microsoft.com/office/word/2023/wordml/word16du" xmlns:w16sdtdh="http://schemas.microsoft.com/office/word/2020/wordml/sdtdatahash" xmlns:w16sdtfl="http://schemas.microsoft.com/office/word/2024/wordml/sdtformatlock" xmlns:w16se="http://schemas.microsoft.com/office/word/2015/wordml/symex" xmlns:wpg="http://schemas.microsoft.com/office/word/2010/wordprocessingGroup" xmlns:wpi="http://schemas.microsoft.com/office/word/2010/wordprocessingInk" xmlns:wne="http://schemas.microsoft.com/office/word/2006/wordml" xmlns:wps="http://schemas.microsoft.com/office/word/2010/wordprocessingShape" mc:Ignorable="w14 w15 w16se w16cid w16 w16cex w16sdtdh w16sdtfl w16du wp14">
-  <w:sdt>
-    <w:sdtPr>
-      <w:id w:val="1830948104"/>
+      <w:id w:val="350613771"/>
       <w:docPartObj>
         <w:docPartGallery w:val="Page Numbers (Bottom of Page)"/>
         <w:docPartUnique/>
@@ -31113,6 +37513,36 @@
       <w:shd w:val="clear" w:color="auto" w:fill="E1DFDD"/>
     </w:rPr>
   </w:style>
+  <w:style w:type="paragraph" w:styleId="HTML">
+    <w:name w:val="HTML Preformatted"/>
+    <w:basedOn w:val="a"/>
+    <w:link w:val="HTML0"/>
+    <w:uiPriority w:val="99"/>
+    <w:semiHidden/>
+    <w:unhideWhenUsed/>
+    <w:rsid w:val="00965EE6"/>
+    <w:pPr>
+      <w:spacing w:after="0" w:line="240" w:lineRule="auto"/>
+    </w:pPr>
+    <w:rPr>
+      <w:rFonts w:ascii="Consolas" w:hAnsi="Consolas"/>
+      <w:sz w:val="20"/>
+      <w:szCs w:val="20"/>
+    </w:rPr>
+  </w:style>
+  <w:style w:type="character" w:customStyle="1" w:styleId="HTML0">
+    <w:name w:val="Стандартный HTML Знак"/>
+    <w:basedOn w:val="a0"/>
+    <w:link w:val="HTML"/>
+    <w:uiPriority w:val="99"/>
+    <w:semiHidden/>
+    <w:rsid w:val="00965EE6"/>
+    <w:rPr>
+      <w:rFonts w:ascii="Consolas" w:hAnsi="Consolas"/>
+      <w:sz w:val="20"/>
+      <w:szCs w:val="20"/>
+    </w:rPr>
+  </w:style>
 </w:styles>
 </file>
 

--- a/practice_report/УП06 Шильников Максим Юрьевич.docx
+++ b/practice_report/УП06 Шильников Максим Юрьевич.docx
@@ -261,22 +261,8 @@
           <w:vertAlign w:val="superscript"/>
           <w:lang w:eastAsia="ru-RU"/>
         </w:rPr>
-        <w:t>(</w:t>
-      </w:r>
-      <w:proofErr w:type="gramStart"/>
-      <w:r>
-        <w:rPr>
-          <w:rFonts w:ascii="Times New Roman" w:eastAsia="Times New Roman" w:hAnsi="Times New Roman" w:cs="Times New Roman"/>
-          <w:i/>
-          <w:color w:val="000000"/>
-          <w:sz w:val="24"/>
-          <w:szCs w:val="24"/>
-          <w:vertAlign w:val="superscript"/>
-          <w:lang w:eastAsia="ru-RU"/>
-        </w:rPr>
-        <w:t xml:space="preserve">должность,   </w:t>
-      </w:r>
-      <w:proofErr w:type="gramEnd"/>
+        <w:t xml:space="preserve">(должность,   </w:t>
+      </w:r>
       <w:r>
         <w:rPr>
           <w:rFonts w:ascii="Times New Roman" w:eastAsia="Times New Roman" w:hAnsi="Times New Roman" w:cs="Times New Roman"/>
@@ -402,29 +388,7 @@
           <w:szCs w:val="24"/>
           <w:lang w:eastAsia="ru-RU"/>
         </w:rPr>
-        <w:t xml:space="preserve">Дата </w:t>
-      </w:r>
-      <w:proofErr w:type="gramStart"/>
-      <w:r>
-        <w:rPr>
-          <w:rFonts w:ascii="Times New Roman" w:eastAsia="Times New Roman" w:hAnsi="Times New Roman" w:cs="Times New Roman"/>
-          <w:color w:val="000000"/>
-          <w:sz w:val="24"/>
-          <w:szCs w:val="24"/>
-          <w:lang w:eastAsia="ru-RU"/>
-        </w:rPr>
-        <w:t>« _</w:t>
-      </w:r>
-      <w:proofErr w:type="gramEnd"/>
-      <w:r>
-        <w:rPr>
-          <w:rFonts w:ascii="Times New Roman" w:eastAsia="Times New Roman" w:hAnsi="Times New Roman" w:cs="Times New Roman"/>
-          <w:color w:val="000000"/>
-          <w:sz w:val="24"/>
-          <w:szCs w:val="24"/>
-          <w:lang w:eastAsia="ru-RU"/>
-        </w:rPr>
-        <w:t>_» ____________ 202_ год</w:t>
+        <w:t>Дата « __» ____________ 202_ год</w:t>
       </w:r>
     </w:p>
     <w:p>
@@ -981,18 +945,8 @@
                 <w:sz w:val="24"/>
                 <w:szCs w:val="24"/>
               </w:rPr>
-              <w:t xml:space="preserve">Колледж </w:t>
-            </w:r>
-            <w:proofErr w:type="spellStart"/>
-            <w:r>
-              <w:rPr>
-                <w:rFonts w:ascii="Times New Roman" w:hAnsi="Times New Roman" w:cs="Times New Roman"/>
-                <w:sz w:val="24"/>
-                <w:szCs w:val="24"/>
-              </w:rPr>
-              <w:t>ВятГУ</w:t>
-            </w:r>
-            <w:proofErr w:type="spellEnd"/>
+              <w:t>Колледж ВятГУ</w:t>
+            </w:r>
           </w:p>
         </w:tc>
         <w:tc>
@@ -1938,23 +1892,7 @@
                 <w:sz w:val="24"/>
                 <w:szCs w:val="24"/>
               </w:rPr>
-              <w:t>ИСПк-20</w:t>
-            </w:r>
-            <w:r>
-              <w:rPr>
-                <w:rFonts w:ascii="Times New Roman" w:hAnsi="Times New Roman"/>
-                <w:sz w:val="24"/>
-                <w:szCs w:val="24"/>
-              </w:rPr>
-              <w:t>3</w:t>
-            </w:r>
-            <w:r>
-              <w:rPr>
-                <w:rFonts w:ascii="Times New Roman" w:hAnsi="Times New Roman"/>
-                <w:sz w:val="24"/>
-                <w:szCs w:val="24"/>
-              </w:rPr>
-              <w:t>-52-00</w:t>
+              <w:t>ИСПк-203-52-00</w:t>
             </w:r>
           </w:p>
         </w:tc>
@@ -2084,7 +2022,7 @@
                 <w:sz w:val="24"/>
                 <w:szCs w:val="24"/>
               </w:rPr>
-              <w:t>13</w:t>
+              <w:t>01</w:t>
             </w:r>
             <w:r>
               <w:rPr>
@@ -2092,15 +2030,7 @@
                 <w:sz w:val="24"/>
                 <w:szCs w:val="24"/>
               </w:rPr>
-              <w:t>.09.202</w:t>
-            </w:r>
-            <w:r>
-              <w:rPr>
-                <w:rFonts w:ascii="Times New Roman" w:hAnsi="Times New Roman" w:cs="Times New Roman"/>
-                <w:sz w:val="24"/>
-                <w:szCs w:val="24"/>
-              </w:rPr>
-              <w:t>5</w:t>
+              <w:t>.09.2025</w:t>
             </w:r>
           </w:p>
         </w:tc>
@@ -2158,7 +2088,7 @@
                 <w:sz w:val="24"/>
                 <w:szCs w:val="24"/>
               </w:rPr>
-              <w:t>06</w:t>
+              <w:t>13</w:t>
             </w:r>
             <w:r>
               <w:rPr>
@@ -2166,15 +2096,7 @@
                 <w:sz w:val="24"/>
                 <w:szCs w:val="24"/>
               </w:rPr>
-              <w:t>.12.202</w:t>
-            </w:r>
-            <w:r>
-              <w:rPr>
-                <w:rFonts w:ascii="Times New Roman" w:hAnsi="Times New Roman" w:cs="Times New Roman"/>
-                <w:sz w:val="24"/>
-                <w:szCs w:val="24"/>
-              </w:rPr>
-              <w:t>5</w:t>
+              <w:t>.12.2025</w:t>
             </w:r>
           </w:p>
         </w:tc>
@@ -2239,18 +2161,8 @@
                 <w:sz w:val="24"/>
                 <w:szCs w:val="24"/>
               </w:rPr>
-              <w:t xml:space="preserve">ФГБОУ ВО «Вятский государственный университет», Колледж </w:t>
-            </w:r>
-            <w:proofErr w:type="spellStart"/>
-            <w:r>
-              <w:rPr>
-                <w:rFonts w:ascii="Times New Roman" w:hAnsi="Times New Roman" w:cs="Times New Roman"/>
-                <w:sz w:val="24"/>
-                <w:szCs w:val="24"/>
-              </w:rPr>
-              <w:t>ВятГУ</w:t>
-            </w:r>
-            <w:proofErr w:type="spellEnd"/>
+              <w:t>ФГБОУ ВО «Вятский государственный университет», Колледж ВятГУ</w:t>
+            </w:r>
           </w:p>
         </w:tc>
       </w:tr>
@@ -3566,6 +3478,124 @@
         </w:tc>
       </w:tr>
     </w:tbl>
+    <w:tbl>
+      <w:tblPr>
+        <w:tblpPr w:leftFromText="180" w:rightFromText="180" w:bottomFromText="160" w:vertAnchor="page" w:horzAnchor="margin" w:tblpY="13321"/>
+        <w:tblW w:w="5000" w:type="pct"/>
+        <w:tblLook w:val="04A0" w:firstRow="1" w:lastRow="0" w:firstColumn="1" w:lastColumn="0" w:noHBand="0" w:noVBand="1"/>
+      </w:tblPr>
+      <w:tblGrid>
+        <w:gridCol w:w="4618"/>
+        <w:gridCol w:w="4880"/>
+      </w:tblGrid>
+      <w:tr>
+        <w:trPr>
+          <w:trHeight w:val="237"/>
+        </w:trPr>
+        <w:tc>
+          <w:tcPr>
+            <w:tcW w:w="2431" w:type="pct"/>
+            <w:vAlign w:val="center"/>
+          </w:tcPr>
+          <w:p>
+            <w:pPr>
+              <w:spacing w:after="0" w:line="240" w:lineRule="auto"/>
+              <w:contextualSpacing/>
+              <w:rPr>
+                <w:rFonts w:ascii="Times New Roman" w:hAnsi="Times New Roman" w:cs="Times New Roman"/>
+                <w:sz w:val="24"/>
+                <w:szCs w:val="24"/>
+              </w:rPr>
+            </w:pPr>
+            <w:r>
+              <w:rPr>
+                <w:rFonts w:ascii="Times New Roman" w:hAnsi="Times New Roman" w:cs="Times New Roman"/>
+                <w:sz w:val="24"/>
+                <w:szCs w:val="24"/>
+              </w:rPr>
+              <w:t>С индивидуальным заданием ознакомлен(а)</w:t>
+            </w:r>
+          </w:p>
+        </w:tc>
+        <w:tc>
+          <w:tcPr>
+            <w:tcW w:w="2569" w:type="pct"/>
+            <w:tcBorders>
+              <w:top w:val="none" w:sz="4" w:space="0" w:color="000000"/>
+              <w:left w:val="none" w:sz="4" w:space="0" w:color="000000"/>
+              <w:bottom w:val="single" w:sz="4" w:space="0" w:color="auto"/>
+              <w:right w:val="none" w:sz="4" w:space="0" w:color="000000"/>
+            </w:tcBorders>
+            <w:vAlign w:val="bottom"/>
+          </w:tcPr>
+          <w:p>
+            <w:pPr>
+              <w:spacing w:after="0" w:line="240" w:lineRule="auto"/>
+              <w:contextualSpacing/>
+              <w:jc w:val="center"/>
+              <w:rPr>
+                <w:rFonts w:ascii="Times New Roman" w:hAnsi="Times New Roman" w:cs="Times New Roman"/>
+                <w:sz w:val="24"/>
+                <w:szCs w:val="24"/>
+              </w:rPr>
+            </w:pPr>
+          </w:p>
+        </w:tc>
+      </w:tr>
+      <w:tr>
+        <w:trPr>
+          <w:trHeight w:val="64"/>
+        </w:trPr>
+        <w:tc>
+          <w:tcPr>
+            <w:tcW w:w="2431" w:type="pct"/>
+          </w:tcPr>
+          <w:p>
+            <w:pPr>
+              <w:spacing w:after="0" w:line="240" w:lineRule="auto"/>
+              <w:contextualSpacing/>
+              <w:jc w:val="center"/>
+              <w:rPr>
+                <w:rFonts w:ascii="Times New Roman" w:hAnsi="Times New Roman" w:cs="Times New Roman"/>
+                <w:sz w:val="18"/>
+                <w:szCs w:val="18"/>
+              </w:rPr>
+            </w:pPr>
+          </w:p>
+        </w:tc>
+        <w:tc>
+          <w:tcPr>
+            <w:tcW w:w="2569" w:type="pct"/>
+            <w:tcBorders>
+              <w:top w:val="single" w:sz="4" w:space="0" w:color="auto"/>
+              <w:left w:val="none" w:sz="4" w:space="0" w:color="000000"/>
+              <w:bottom w:val="none" w:sz="4" w:space="0" w:color="000000"/>
+              <w:right w:val="none" w:sz="4" w:space="0" w:color="000000"/>
+            </w:tcBorders>
+          </w:tcPr>
+          <w:p>
+            <w:pPr>
+              <w:spacing w:after="0" w:line="240" w:lineRule="auto"/>
+              <w:contextualSpacing/>
+              <w:jc w:val="center"/>
+              <w:rPr>
+                <w:rFonts w:ascii="Times New Roman" w:hAnsi="Times New Roman" w:cs="Times New Roman"/>
+                <w:sz w:val="18"/>
+                <w:szCs w:val="18"/>
+              </w:rPr>
+            </w:pPr>
+            <w:r>
+              <w:rPr>
+                <w:rFonts w:ascii="Times New Roman" w:hAnsi="Times New Roman" w:cs="Times New Roman"/>
+                <w:sz w:val="18"/>
+                <w:szCs w:val="18"/>
+              </w:rPr>
+              <w:t>(дата, подпись обучающегося)</w:t>
+            </w:r>
+          </w:p>
+        </w:tc>
+      </w:tr>
+    </w:tbl>
     <w:p>
       <w:pPr>
         <w:spacing w:after="160" w:line="259" w:lineRule="auto"/>
@@ -3813,23 +3843,7 @@
                 <w:sz w:val="24"/>
                 <w:szCs w:val="24"/>
               </w:rPr>
-              <w:t>ИСПк-20</w:t>
-            </w:r>
-            <w:r>
-              <w:rPr>
-                <w:rFonts w:ascii="Times New Roman" w:hAnsi="Times New Roman"/>
-                <w:sz w:val="24"/>
-                <w:szCs w:val="24"/>
-              </w:rPr>
-              <w:t>3</w:t>
-            </w:r>
-            <w:r>
-              <w:rPr>
-                <w:rFonts w:ascii="Times New Roman" w:hAnsi="Times New Roman"/>
-                <w:sz w:val="24"/>
-                <w:szCs w:val="24"/>
-              </w:rPr>
-              <w:t>-52-00</w:t>
+              <w:t>ИСПк-203-52-00</w:t>
             </w:r>
           </w:p>
         </w:tc>
@@ -3955,7 +3969,15 @@
                 <w:sz w:val="24"/>
                 <w:szCs w:val="24"/>
               </w:rPr>
-              <w:t>13.09.2025</w:t>
+              <w:t>01</w:t>
+            </w:r>
+            <w:r>
+              <w:rPr>
+                <w:rFonts w:ascii="Times New Roman" w:hAnsi="Times New Roman"/>
+                <w:sz w:val="24"/>
+                <w:szCs w:val="24"/>
+              </w:rPr>
+              <w:t>.09.2025</w:t>
             </w:r>
           </w:p>
         </w:tc>
@@ -4012,7 +4034,7 @@
                 <w:sz w:val="24"/>
                 <w:szCs w:val="24"/>
               </w:rPr>
-              <w:t>06</w:t>
+              <w:t>13</w:t>
             </w:r>
             <w:r>
               <w:rPr>
@@ -4020,15 +4042,7 @@
                 <w:sz w:val="24"/>
                 <w:szCs w:val="24"/>
               </w:rPr>
-              <w:t>.12.202</w:t>
-            </w:r>
-            <w:r>
-              <w:rPr>
-                <w:rFonts w:ascii="Times New Roman" w:hAnsi="Times New Roman"/>
-                <w:sz w:val="24"/>
-                <w:szCs w:val="24"/>
-              </w:rPr>
-              <w:t>5</w:t>
+              <w:t>.12.2025</w:t>
             </w:r>
           </w:p>
         </w:tc>
@@ -4091,18 +4105,8 @@
                 <w:sz w:val="24"/>
                 <w:szCs w:val="24"/>
               </w:rPr>
-              <w:t xml:space="preserve">ФГБОУ ВО «Вятский государственный университет», Колледж </w:t>
-            </w:r>
-            <w:proofErr w:type="spellStart"/>
-            <w:r>
-              <w:rPr>
-                <w:rFonts w:ascii="Times New Roman" w:hAnsi="Times New Roman" w:cs="Times New Roman"/>
-                <w:sz w:val="24"/>
-                <w:szCs w:val="24"/>
-              </w:rPr>
-              <w:t>ВятГУ</w:t>
-            </w:r>
-            <w:proofErr w:type="spellEnd"/>
+              <w:t>ФГБОУ ВО «Вятский государственный университет», Колледж ВятГУ</w:t>
+            </w:r>
           </w:p>
         </w:tc>
       </w:tr>
@@ -7013,22 +7017,15 @@
                 <w:rFonts w:ascii="Times New Roman" w:eastAsia="Times New Roman" w:hAnsi="Times New Roman" w:cs="Times New Roman"/>
                 <w:color w:val="000000"/>
               </w:rPr>
-              <w:lastRenderedPageBreak/>
-              <w:t>ОК 07. Содействовать сохранению окружающей среды, ресурс</w:t>
+              <w:t xml:space="preserve">ОК 07. Содействовать сохранению окружающей </w:t>
             </w:r>
             <w:r>
               <w:rPr>
                 <w:rFonts w:ascii="Times New Roman" w:eastAsia="Times New Roman" w:hAnsi="Times New Roman" w:cs="Times New Roman"/>
                 <w:color w:val="000000"/>
               </w:rPr>
-              <w:t>о</w:t>
-            </w:r>
-            <w:r>
-              <w:rPr>
-                <w:rFonts w:ascii="Times New Roman" w:eastAsia="Times New Roman" w:hAnsi="Times New Roman" w:cs="Times New Roman"/>
-                <w:color w:val="000000"/>
-              </w:rPr>
-              <w:t>сбережению, эффективно действовать в чрезвычайных ситуациях.</w:t>
+              <w:lastRenderedPageBreak/>
+              <w:t>среды, ресурсосбережению, эффективно действовать в чрезвычайных ситуациях.</w:t>
             </w:r>
           </w:p>
         </w:tc>
@@ -7071,7 +7068,15 @@
               <w:rPr>
                 <w:rFonts w:ascii="Times New Roman" w:hAnsi="Times New Roman" w:cs="Times New Roman"/>
               </w:rPr>
-              <w:t>Способен эффективно использовать компьютерное время, а также материальные ресурсы, необходимые для решения поставленных задач</w:t>
+              <w:lastRenderedPageBreak/>
+              <w:t xml:space="preserve">Способен эффективно использовать компьютерное </w:t>
+            </w:r>
+            <w:r>
+              <w:rPr>
+                <w:rFonts w:ascii="Times New Roman" w:hAnsi="Times New Roman" w:cs="Times New Roman"/>
+              </w:rPr>
+              <w:lastRenderedPageBreak/>
+              <w:t>время, а также материальные ресурсы, необходимые для решения поставленных задач</w:t>
             </w:r>
           </w:p>
         </w:tc>
@@ -7103,6 +7108,7 @@
                 <w:szCs w:val="24"/>
                 <w:lang w:val="en-US"/>
               </w:rPr>
+              <w:lastRenderedPageBreak/>
               <w:t>V</w:t>
             </w:r>
           </w:p>
@@ -8158,8 +8164,6 @@
       <w:pPr>
         <w:spacing w:after="160" w:line="259" w:lineRule="auto"/>
         <w:sectPr>
-          <w:footerReference w:type="default" r:id="rId14"/>
-          <w:footerReference w:type="first" r:id="rId15"/>
           <w:pgSz w:w="11906" w:h="16838"/>
           <w:pgMar w:top="1134" w:right="707" w:bottom="1134" w:left="1701" w:header="709" w:footer="709" w:gutter="0"/>
           <w:pgNumType w:start="2"/>
@@ -9106,7 +9110,15 @@
           <w:sz w:val="28"/>
           <w:szCs w:val="28"/>
         </w:rPr>
-        <w:t>13.09.2025</w:t>
+        <w:t>01</w:t>
+      </w:r>
+      <w:r>
+        <w:rPr>
+          <w:rFonts w:ascii="Times New Roman" w:hAnsi="Times New Roman" w:cs="Times New Roman"/>
+          <w:sz w:val="28"/>
+          <w:szCs w:val="28"/>
+        </w:rPr>
+        <w:t>.09.2025</w:t>
       </w:r>
       <w:r>
         <w:rPr>
@@ -9122,7 +9134,15 @@
           <w:sz w:val="28"/>
           <w:szCs w:val="28"/>
         </w:rPr>
-        <w:t>06.12.2025</w:t>
+        <w:t>13</w:t>
+      </w:r>
+      <w:r>
+        <w:rPr>
+          <w:rFonts w:ascii="Times New Roman" w:hAnsi="Times New Roman" w:cs="Times New Roman"/>
+          <w:sz w:val="28"/>
+          <w:szCs w:val="28"/>
+        </w:rPr>
+        <w:t>.12.2025</w:t>
       </w:r>
       <w:r>
         <w:rPr>
@@ -9532,7 +9552,15 @@
                 <w:sz w:val="28"/>
                 <w:szCs w:val="28"/>
               </w:rPr>
-              <w:t>13.09.2025</w:t>
+              <w:t>01</w:t>
+            </w:r>
+            <w:r>
+              <w:rPr>
+                <w:rFonts w:ascii="Times New Roman" w:hAnsi="Times New Roman" w:cs="Times New Roman"/>
+                <w:sz w:val="28"/>
+                <w:szCs w:val="28"/>
+              </w:rPr>
+              <w:t>.09.2025</w:t>
             </w:r>
           </w:p>
         </w:tc>
@@ -10011,7 +10039,15 @@
                 <w:sz w:val="28"/>
                 <w:szCs w:val="28"/>
               </w:rPr>
-              <w:t>06.12.202</w:t>
+              <w:t>13</w:t>
+            </w:r>
+            <w:r>
+              <w:rPr>
+                <w:rFonts w:ascii="Times New Roman" w:hAnsi="Times New Roman" w:cs="Times New Roman"/>
+                <w:sz w:val="28"/>
+                <w:szCs w:val="28"/>
+              </w:rPr>
+              <w:t>.12.202</w:t>
             </w:r>
             <w:r>
               <w:rPr>
@@ -10104,43 +10140,7 @@
           <w:sz w:val="28"/>
           <w:szCs w:val="28"/>
         </w:rPr>
-        <w:t>(</w:t>
-      </w:r>
-      <w:proofErr w:type="gramStart"/>
-      <w:r>
-        <w:rPr>
-          <w:rFonts w:ascii="Times New Roman" w:hAnsi="Times New Roman" w:cs="Times New Roman"/>
-          <w:sz w:val="28"/>
-          <w:szCs w:val="28"/>
-        </w:rPr>
-        <w:t xml:space="preserve">дата)   </w:t>
-      </w:r>
-      <w:proofErr w:type="gramEnd"/>
-      <w:r>
-        <w:rPr>
-          <w:rFonts w:ascii="Times New Roman" w:hAnsi="Times New Roman" w:cs="Times New Roman"/>
-          <w:sz w:val="28"/>
-          <w:szCs w:val="28"/>
-        </w:rPr>
-        <w:t xml:space="preserve">                 </w:t>
-      </w:r>
-      <w:proofErr w:type="gramStart"/>
-      <w:r>
-        <w:rPr>
-          <w:rFonts w:ascii="Times New Roman" w:hAnsi="Times New Roman" w:cs="Times New Roman"/>
-          <w:sz w:val="28"/>
-          <w:szCs w:val="28"/>
-        </w:rPr>
-        <w:t xml:space="preserve">   (</w:t>
-      </w:r>
-      <w:proofErr w:type="gramEnd"/>
-      <w:r>
-        <w:rPr>
-          <w:rFonts w:ascii="Times New Roman" w:hAnsi="Times New Roman" w:cs="Times New Roman"/>
-          <w:sz w:val="28"/>
-          <w:szCs w:val="28"/>
-        </w:rPr>
-        <w:t>подпись)</w:t>
+        <w:t>(дата)                       (подпись)</w:t>
       </w:r>
     </w:p>
     <w:p>
@@ -10226,69 +10226,130 @@
           <w:sz w:val="28"/>
           <w:szCs w:val="28"/>
         </w:rPr>
-        <w:t xml:space="preserve"> среду разработки (IDE) </w:t>
-      </w:r>
-      <w:proofErr w:type="spellStart"/>
-      <w:r>
-        <w:rPr>
-          <w:rFonts w:ascii="Times New Roman" w:hAnsi="Times New Roman" w:cs="Times New Roman"/>
-          <w:sz w:val="28"/>
-          <w:szCs w:val="28"/>
+        <w:t xml:space="preserve"> среду разработки (IDE) PyCharm. Python — это язык с очень простым и понятным синтаксисом, что делает его идеальным для начинающих. PyCharm предоставляет все необходимые инструменты в одном окне: умное редактирование кода с подсказками, встроенный отладчик для пошагового выполнения программы и нахождения ошибок, а также систему управления версиями Git. </w:t>
+      </w:r>
+      <w:r>
+        <w:rPr>
+          <w:rFonts w:ascii="Times New Roman" w:hAnsi="Times New Roman" w:cs="Times New Roman"/>
+          <w:sz w:val="28"/>
+          <w:szCs w:val="28"/>
+        </w:rPr>
+        <w:t>Взял именно такую связку (</w:t>
+      </w:r>
+      <w:r>
+        <w:rPr>
+          <w:rFonts w:ascii="Times New Roman" w:hAnsi="Times New Roman" w:cs="Times New Roman"/>
+          <w:sz w:val="28"/>
+          <w:szCs w:val="28"/>
+          <w:lang w:val="en-US"/>
+        </w:rPr>
+        <w:t>Python</w:t>
+      </w:r>
+      <w:r>
+        <w:rPr>
+          <w:rFonts w:ascii="Times New Roman" w:hAnsi="Times New Roman" w:cs="Times New Roman"/>
+          <w:sz w:val="28"/>
+          <w:szCs w:val="28"/>
+        </w:rPr>
+        <w:t xml:space="preserve"> + </w:t>
+      </w:r>
+      <w:r>
+        <w:rPr>
+          <w:rFonts w:ascii="Times New Roman" w:hAnsi="Times New Roman" w:cs="Times New Roman"/>
+          <w:sz w:val="28"/>
+          <w:szCs w:val="28"/>
+          <w:lang w:val="en-US"/>
         </w:rPr>
         <w:t>PyCharm</w:t>
       </w:r>
-      <w:proofErr w:type="spellEnd"/>
-      <w:r>
-        <w:rPr>
-          <w:rFonts w:ascii="Times New Roman" w:hAnsi="Times New Roman" w:cs="Times New Roman"/>
-          <w:sz w:val="28"/>
-          <w:szCs w:val="28"/>
-        </w:rPr>
-        <w:t xml:space="preserve">. Python — это язык с очень простым и понятным синтаксисом, что делает его идеальным для начинающих. </w:t>
-      </w:r>
-      <w:proofErr w:type="spellStart"/>
-      <w:r>
-        <w:rPr>
-          <w:rFonts w:ascii="Times New Roman" w:hAnsi="Times New Roman" w:cs="Times New Roman"/>
-          <w:sz w:val="28"/>
-          <w:szCs w:val="28"/>
+      <w:r>
+        <w:rPr>
+          <w:rFonts w:ascii="Times New Roman" w:hAnsi="Times New Roman" w:cs="Times New Roman"/>
+          <w:sz w:val="28"/>
+          <w:szCs w:val="28"/>
+        </w:rPr>
+        <w:t xml:space="preserve">) </w:t>
+      </w:r>
+      <w:r>
+        <w:rPr>
+          <w:rFonts w:ascii="Times New Roman" w:hAnsi="Times New Roman" w:cs="Times New Roman"/>
+          <w:sz w:val="28"/>
+          <w:szCs w:val="28"/>
+        </w:rPr>
+        <w:t>потому</w:t>
+      </w:r>
+      <w:r>
+        <w:rPr>
+          <w:rFonts w:ascii="Times New Roman" w:hAnsi="Times New Roman" w:cs="Times New Roman"/>
+          <w:sz w:val="28"/>
+          <w:szCs w:val="28"/>
+        </w:rPr>
+        <w:t xml:space="preserve">, </w:t>
+      </w:r>
+      <w:r>
+        <w:rPr>
+          <w:rFonts w:ascii="Times New Roman" w:hAnsi="Times New Roman" w:cs="Times New Roman"/>
+          <w:sz w:val="28"/>
+          <w:szCs w:val="28"/>
+        </w:rPr>
+        <w:t xml:space="preserve">что в </w:t>
+      </w:r>
+      <w:r>
+        <w:rPr>
+          <w:rFonts w:ascii="Times New Roman" w:hAnsi="Times New Roman" w:cs="Times New Roman"/>
+          <w:sz w:val="28"/>
+          <w:szCs w:val="28"/>
+          <w:lang w:val="en-US"/>
         </w:rPr>
         <w:t>PyCharm</w:t>
       </w:r>
-      <w:proofErr w:type="spellEnd"/>
-      <w:r>
-        <w:rPr>
-          <w:rFonts w:ascii="Times New Roman" w:hAnsi="Times New Roman" w:cs="Times New Roman"/>
-          <w:sz w:val="28"/>
-          <w:szCs w:val="28"/>
-        </w:rPr>
-        <w:t xml:space="preserve"> предоставляет все необходимые инструменты в одном окне: умное редактирование кода с подсказками, встроенный отладчик для пошагового выполнения программы и нахождения ошибок, а также систему управления версиями </w:t>
-      </w:r>
-      <w:proofErr w:type="spellStart"/>
-      <w:r>
-        <w:rPr>
-          <w:rFonts w:ascii="Times New Roman" w:hAnsi="Times New Roman" w:cs="Times New Roman"/>
-          <w:sz w:val="28"/>
-          <w:szCs w:val="28"/>
-        </w:rPr>
-        <w:t>Git</w:t>
-      </w:r>
-      <w:proofErr w:type="spellEnd"/>
-      <w:r>
-        <w:rPr>
-          <w:rFonts w:ascii="Times New Roman" w:hAnsi="Times New Roman" w:cs="Times New Roman"/>
-          <w:sz w:val="28"/>
-          <w:szCs w:val="28"/>
-        </w:rPr>
-        <w:t xml:space="preserve">. </w:t>
-      </w:r>
-      <w:r>
-        <w:rPr>
-          <w:rFonts w:ascii="Times New Roman" w:hAnsi="Times New Roman" w:cs="Times New Roman"/>
-          <w:sz w:val="28"/>
-          <w:szCs w:val="28"/>
-        </w:rPr>
-        <w:t>Взял именно такую связку (</w:t>
+      <w:r>
+        <w:rPr>
+          <w:rFonts w:ascii="Times New Roman" w:hAnsi="Times New Roman" w:cs="Times New Roman"/>
+          <w:sz w:val="28"/>
+          <w:szCs w:val="28"/>
+        </w:rPr>
+        <w:t xml:space="preserve"> </w:t>
+      </w:r>
+      <w:r>
+        <w:rPr>
+          <w:rFonts w:ascii="Times New Roman" w:hAnsi="Times New Roman" w:cs="Times New Roman"/>
+          <w:sz w:val="28"/>
+          <w:szCs w:val="28"/>
+        </w:rPr>
+        <w:t>есть удобный отладчик кода</w:t>
+      </w:r>
+      <w:r>
+        <w:rPr>
+          <w:rFonts w:ascii="Times New Roman" w:hAnsi="Times New Roman" w:cs="Times New Roman"/>
+          <w:sz w:val="28"/>
+          <w:szCs w:val="28"/>
+        </w:rPr>
+        <w:t xml:space="preserve">, </w:t>
+      </w:r>
+      <w:r>
+        <w:rPr>
+          <w:rFonts w:ascii="Times New Roman" w:hAnsi="Times New Roman" w:cs="Times New Roman"/>
+          <w:sz w:val="28"/>
+          <w:szCs w:val="28"/>
+        </w:rPr>
+        <w:t>он из коробки настроен</w:t>
+      </w:r>
+      <w:r>
+        <w:rPr>
+          <w:rFonts w:ascii="Times New Roman" w:hAnsi="Times New Roman" w:cs="Times New Roman"/>
+          <w:sz w:val="28"/>
+          <w:szCs w:val="28"/>
+        </w:rPr>
+        <w:t>,</w:t>
+      </w:r>
+      <w:r>
+        <w:rPr>
+          <w:rFonts w:ascii="Times New Roman" w:hAnsi="Times New Roman" w:cs="Times New Roman"/>
+          <w:sz w:val="28"/>
+          <w:szCs w:val="28"/>
+        </w:rPr>
+        <w:t xml:space="preserve"> есть возможность переноса настроек из других </w:t>
       </w:r>
       <w:r>
         <w:rPr>
@@ -10297,65 +10358,7 @@
           <w:szCs w:val="28"/>
           <w:lang w:val="en-US"/>
         </w:rPr>
-        <w:t>Python</w:t>
-      </w:r>
-      <w:r>
-        <w:rPr>
-          <w:rFonts w:ascii="Times New Roman" w:hAnsi="Times New Roman" w:cs="Times New Roman"/>
-          <w:sz w:val="28"/>
-          <w:szCs w:val="28"/>
-        </w:rPr>
-        <w:t xml:space="preserve"> + </w:t>
-      </w:r>
-      <w:r>
-        <w:rPr>
-          <w:rFonts w:ascii="Times New Roman" w:hAnsi="Times New Roman" w:cs="Times New Roman"/>
-          <w:sz w:val="28"/>
-          <w:szCs w:val="28"/>
-          <w:lang w:val="en-US"/>
-        </w:rPr>
-        <w:t>PyCharm</w:t>
-      </w:r>
-      <w:r>
-        <w:rPr>
-          <w:rFonts w:ascii="Times New Roman" w:hAnsi="Times New Roman" w:cs="Times New Roman"/>
-          <w:sz w:val="28"/>
-          <w:szCs w:val="28"/>
-        </w:rPr>
-        <w:t xml:space="preserve">) </w:t>
-      </w:r>
-      <w:r>
-        <w:rPr>
-          <w:rFonts w:ascii="Times New Roman" w:hAnsi="Times New Roman" w:cs="Times New Roman"/>
-          <w:sz w:val="28"/>
-          <w:szCs w:val="28"/>
-        </w:rPr>
-        <w:t>потому</w:t>
-      </w:r>
-      <w:r>
-        <w:rPr>
-          <w:rFonts w:ascii="Times New Roman" w:hAnsi="Times New Roman" w:cs="Times New Roman"/>
-          <w:sz w:val="28"/>
-          <w:szCs w:val="28"/>
-        </w:rPr>
-        <w:t xml:space="preserve">, </w:t>
-      </w:r>
-      <w:r>
-        <w:rPr>
-          <w:rFonts w:ascii="Times New Roman" w:hAnsi="Times New Roman" w:cs="Times New Roman"/>
-          <w:sz w:val="28"/>
-          <w:szCs w:val="28"/>
-        </w:rPr>
-        <w:t xml:space="preserve">что в </w:t>
-      </w:r>
-      <w:r>
-        <w:rPr>
-          <w:rFonts w:ascii="Times New Roman" w:hAnsi="Times New Roman" w:cs="Times New Roman"/>
-          <w:sz w:val="28"/>
-          <w:szCs w:val="28"/>
-          <w:lang w:val="en-US"/>
-        </w:rPr>
-        <w:t>PyCharm</w:t>
+        <w:t>IDE</w:t>
       </w:r>
       <w:r>
         <w:rPr>
@@ -10371,63 +10374,6 @@
           <w:sz w:val="28"/>
           <w:szCs w:val="28"/>
         </w:rPr>
-        <w:t>есть удобный отладчик кода</w:t>
-      </w:r>
-      <w:r>
-        <w:rPr>
-          <w:rFonts w:ascii="Times New Roman" w:hAnsi="Times New Roman" w:cs="Times New Roman"/>
-          <w:sz w:val="28"/>
-          <w:szCs w:val="28"/>
-        </w:rPr>
-        <w:t xml:space="preserve">, </w:t>
-      </w:r>
-      <w:r>
-        <w:rPr>
-          <w:rFonts w:ascii="Times New Roman" w:hAnsi="Times New Roman" w:cs="Times New Roman"/>
-          <w:sz w:val="28"/>
-          <w:szCs w:val="28"/>
-        </w:rPr>
-        <w:t>он из коробки настроен</w:t>
-      </w:r>
-      <w:r>
-        <w:rPr>
-          <w:rFonts w:ascii="Times New Roman" w:hAnsi="Times New Roman" w:cs="Times New Roman"/>
-          <w:sz w:val="28"/>
-          <w:szCs w:val="28"/>
-        </w:rPr>
-        <w:t>,</w:t>
-      </w:r>
-      <w:r>
-        <w:rPr>
-          <w:rFonts w:ascii="Times New Roman" w:hAnsi="Times New Roman" w:cs="Times New Roman"/>
-          <w:sz w:val="28"/>
-          <w:szCs w:val="28"/>
-        </w:rPr>
-        <w:t xml:space="preserve"> есть возможность переноса настроек из других </w:t>
-      </w:r>
-      <w:r>
-        <w:rPr>
-          <w:rFonts w:ascii="Times New Roman" w:hAnsi="Times New Roman" w:cs="Times New Roman"/>
-          <w:sz w:val="28"/>
-          <w:szCs w:val="28"/>
-          <w:lang w:val="en-US"/>
-        </w:rPr>
-        <w:t>IDE</w:t>
-      </w:r>
-      <w:r>
-        <w:rPr>
-          <w:rFonts w:ascii="Times New Roman" w:hAnsi="Times New Roman" w:cs="Times New Roman"/>
-          <w:sz w:val="28"/>
-          <w:szCs w:val="28"/>
-        </w:rPr>
-        <w:t xml:space="preserve"> </w:t>
-      </w:r>
-      <w:r>
-        <w:rPr>
-          <w:rFonts w:ascii="Times New Roman" w:hAnsi="Times New Roman" w:cs="Times New Roman"/>
-          <w:sz w:val="28"/>
-          <w:szCs w:val="28"/>
-        </w:rPr>
         <w:t xml:space="preserve">и редакторов кода. Единственный его минус требование к ресурсам системы. </w:t>
       </w:r>
       <w:r>
@@ -10452,25 +10398,7 @@
           <w:sz w:val="28"/>
           <w:szCs w:val="28"/>
         </w:rPr>
-        <w:t xml:space="preserve"> ниже, показан интерфейс </w:t>
-      </w:r>
-      <w:proofErr w:type="spellStart"/>
-      <w:r>
-        <w:rPr>
-          <w:rFonts w:ascii="Times New Roman" w:hAnsi="Times New Roman" w:cs="Times New Roman"/>
-          <w:sz w:val="28"/>
-          <w:szCs w:val="28"/>
-        </w:rPr>
-        <w:t>PyCharm</w:t>
-      </w:r>
-      <w:proofErr w:type="spellEnd"/>
-      <w:r>
-        <w:rPr>
-          <w:rFonts w:ascii="Times New Roman" w:hAnsi="Times New Roman" w:cs="Times New Roman"/>
-          <w:sz w:val="28"/>
-          <w:szCs w:val="28"/>
-        </w:rPr>
-        <w:t xml:space="preserve"> с открытым проектом, где слева находится структура файлов, в центре — код с подсветкой синтаксиса, а снизу — окно для вывода результатов и работы с терминалом.</w:t>
+        <w:t xml:space="preserve"> ниже, показан интерфейс PyCharm с открытым проектом, где слева находится структура файлов, в центре — код с подсветкой синтаксиса, а снизу — окно для вывода результатов и работы с терминалом.</w:t>
       </w:r>
     </w:p>
     <w:p>
@@ -10503,7 +10431,7 @@
                     <pic:cNvPicPr/>
                   </pic:nvPicPr>
                   <pic:blipFill>
-                    <a:blip r:embed="rId16"/>
+                    <a:blip r:embed="rId14"/>
                     <a:stretch>
                       <a:fillRect/>
                     </a:stretch>
@@ -10949,7 +10877,26 @@
                 <w:sz w:val="28"/>
                 <w:szCs w:val="28"/>
               </w:rPr>
-              <w:t>Задача для Разбора</w:t>
+              <w:t xml:space="preserve">Задача </w:t>
+            </w:r>
+          </w:p>
+          <w:p>
+            <w:pPr>
+              <w:spacing w:after="0" w:line="240" w:lineRule="auto"/>
+              <w:jc w:val="center"/>
+              <w:rPr>
+                <w:rFonts w:ascii="Times New Roman" w:hAnsi="Times New Roman" w:cs="Times New Roman"/>
+                <w:sz w:val="28"/>
+                <w:szCs w:val="28"/>
+              </w:rPr>
+            </w:pPr>
+            <w:r>
+              <w:rPr>
+                <w:rFonts w:ascii="Times New Roman" w:hAnsi="Times New Roman" w:cs="Times New Roman"/>
+                <w:sz w:val="28"/>
+                <w:szCs w:val="28"/>
+              </w:rPr>
+              <w:t>для Разбора</w:t>
             </w:r>
           </w:p>
         </w:tc>
@@ -11500,31 +11447,17 @@
                 <w:rFonts w:ascii="Times New Roman" w:hAnsi="Times New Roman" w:cs="Times New Roman"/>
                 <w:sz w:val="28"/>
                 <w:szCs w:val="28"/>
+              </w:rPr>
+            </w:pPr>
+            <w:r>
+              <w:rPr>
+                <w:rFonts w:ascii="Times New Roman" w:hAnsi="Times New Roman" w:cs="Times New Roman"/>
+                <w:sz w:val="28"/>
+                <w:szCs w:val="28"/>
                 <w:lang w:val="en-US"/>
               </w:rPr>
-            </w:pPr>
-            <w:r>
-              <w:rPr>
-                <w:rFonts w:ascii="Times New Roman" w:hAnsi="Times New Roman" w:cs="Times New Roman"/>
-                <w:sz w:val="28"/>
-                <w:szCs w:val="28"/>
-                <w:lang w:val="en-US"/>
-              </w:rPr>
               <w:t>B</w:t>
             </w:r>
-          </w:p>
-          <w:p>
-            <w:pPr>
-              <w:spacing w:after="0" w:line="240" w:lineRule="auto"/>
-              <w:jc w:val="center"/>
-              <w:rPr>
-                <w:rFonts w:ascii="Times New Roman" w:hAnsi="Times New Roman" w:cs="Times New Roman"/>
-                <w:sz w:val="28"/>
-                <w:szCs w:val="28"/>
-                <w:highlight w:val="yellow"/>
-                <w:lang w:val="en-US"/>
-              </w:rPr>
-            </w:pPr>
           </w:p>
         </w:tc>
       </w:tr>
@@ -11879,7 +11812,6 @@
               </w:rPr>
               <w:t>://</w:t>
             </w:r>
-            <w:proofErr w:type="spellStart"/>
             <w:r>
               <w:rPr>
                 <w:rFonts w:ascii="Times New Roman" w:hAnsi="Times New Roman" w:cs="Times New Roman"/>
@@ -11889,7 +11821,6 @@
               </w:rPr>
               <w:t>codeforces</w:t>
             </w:r>
-            <w:proofErr w:type="spellEnd"/>
             <w:r>
               <w:rPr>
                 <w:rFonts w:ascii="Times New Roman" w:hAnsi="Times New Roman" w:cs="Times New Roman"/>
@@ -11932,7 +11863,6 @@
               </w:rPr>
               <w:t>/</w:t>
             </w:r>
-            <w:proofErr w:type="spellStart"/>
             <w:r>
               <w:rPr>
                 <w:rFonts w:ascii="Times New Roman" w:hAnsi="Times New Roman" w:cs="Times New Roman"/>
@@ -11942,7 +11872,6 @@
               </w:rPr>
               <w:t>PNnJXl</w:t>
             </w:r>
-            <w:proofErr w:type="spellEnd"/>
             <w:r>
               <w:rPr>
                 <w:rFonts w:ascii="Times New Roman" w:hAnsi="Times New Roman" w:cs="Times New Roman"/>
@@ -12115,7 +12044,7 @@
         </w:rPr>
         <w:t xml:space="preserve">Для прохождения учебной практики использовалась платформа </w:t>
       </w:r>
-      <w:hyperlink r:id="rId17" w:tooltip="https://codeforces.com" w:history="1">
+      <w:hyperlink r:id="rId15" w:tooltip="https://codeforces.com" w:history="1">
         <w:r>
           <w:rPr>
             <w:rFonts w:ascii="Times New Roman" w:hAnsi="Times New Roman" w:cs="Times New Roman"/>
@@ -12159,7 +12088,6 @@
         </w:rPr>
         <w:t xml:space="preserve"> </w:t>
       </w:r>
-      <w:proofErr w:type="spellStart"/>
       <w:r>
         <w:rPr>
           <w:rFonts w:ascii="Times New Roman" w:hAnsi="Times New Roman" w:cs="Times New Roman"/>
@@ -12169,7 +12097,6 @@
         </w:rPr>
         <w:t>cstud</w:t>
       </w:r>
-      <w:proofErr w:type="spellEnd"/>
       <w:r>
         <w:rPr>
           <w:rFonts w:ascii="Times New Roman" w:hAnsi="Times New Roman" w:cs="Times New Roman"/>
@@ -12300,7 +12227,6 @@
         </w:rPr>
         <w:t>://</w:t>
       </w:r>
-      <w:proofErr w:type="spellStart"/>
       <w:r>
         <w:rPr>
           <w:rFonts w:ascii="Times New Roman" w:hAnsi="Times New Roman" w:cs="Times New Roman"/>
@@ -12310,7 +12236,6 @@
         </w:rPr>
         <w:t>codeforces</w:t>
       </w:r>
-      <w:proofErr w:type="spellEnd"/>
       <w:r>
         <w:rPr>
           <w:rFonts w:ascii="Times New Roman" w:hAnsi="Times New Roman" w:cs="Times New Roman"/>
@@ -12353,7 +12278,6 @@
         </w:rPr>
         <w:t>/</w:t>
       </w:r>
-      <w:proofErr w:type="spellStart"/>
       <w:r>
         <w:rPr>
           <w:rFonts w:ascii="Times New Roman" w:hAnsi="Times New Roman" w:cs="Times New Roman"/>
@@ -12363,7 +12287,6 @@
         </w:rPr>
         <w:t>PNnJXl</w:t>
       </w:r>
-      <w:proofErr w:type="spellEnd"/>
       <w:r>
         <w:rPr>
           <w:rFonts w:ascii="Times New Roman" w:hAnsi="Times New Roman" w:cs="Times New Roman"/>
@@ -12495,7 +12418,7 @@
                     </pic:cNvPicPr>
                   </pic:nvPicPr>
                   <pic:blipFill>
-                    <a:blip r:embed="rId18">
+                    <a:blip r:embed="rId16">
                       <a:extLst>
                         <a:ext uri="{28A0092B-C50C-407E-A947-70E740481C1C}">
                           <a14:useLocalDpi xmlns:a14="http://schemas.microsoft.com/office/drawing/2010/main" val="0"/>
@@ -12785,7 +12708,7 @@
                     </pic:cNvPicPr>
                   </pic:nvPicPr>
                   <pic:blipFill>
-                    <a:blip r:embed="rId19">
+                    <a:blip r:embed="rId17">
                       <a:extLst>
                         <a:ext uri="{28A0092B-C50C-407E-A947-70E740481C1C}">
                           <a14:useLocalDpi xmlns:a14="http://schemas.microsoft.com/office/drawing/2010/main" val="0"/>
@@ -13518,7 +13441,6 @@
         </w:rPr>
         <w:t>://</w:t>
       </w:r>
-      <w:proofErr w:type="spellStart"/>
       <w:r>
         <w:rPr>
           <w:rFonts w:ascii="Times New Roman" w:hAnsi="Times New Roman" w:cs="Times New Roman"/>
@@ -13528,7 +13450,6 @@
         </w:rPr>
         <w:t>codeforces</w:t>
       </w:r>
-      <w:proofErr w:type="spellEnd"/>
       <w:r>
         <w:rPr>
           <w:rFonts w:ascii="Times New Roman" w:hAnsi="Times New Roman" w:cs="Times New Roman"/>
@@ -13571,7 +13492,6 @@
         </w:rPr>
         <w:t>/</w:t>
       </w:r>
-      <w:proofErr w:type="spellStart"/>
       <w:r>
         <w:rPr>
           <w:rFonts w:ascii="Times New Roman" w:hAnsi="Times New Roman" w:cs="Times New Roman"/>
@@ -13581,7 +13501,6 @@
         </w:rPr>
         <w:t>PNnJXl</w:t>
       </w:r>
-      <w:proofErr w:type="spellEnd"/>
       <w:r>
         <w:rPr>
           <w:rFonts w:ascii="Times New Roman" w:hAnsi="Times New Roman" w:cs="Times New Roman"/>
@@ -13729,7 +13648,7 @@
                     </pic:cNvPicPr>
                   </pic:nvPicPr>
                   <pic:blipFill>
-                    <a:blip r:embed="rId20">
+                    <a:blip r:embed="rId18">
                       <a:extLst>
                         <a:ext uri="{28A0092B-C50C-407E-A947-70E740481C1C}">
                           <a14:useLocalDpi xmlns:a14="http://schemas.microsoft.com/office/drawing/2010/main" val="0"/>
@@ -13889,23 +13808,13 @@
         </w:rPr>
         <w:t xml:space="preserve">Есть </w:t>
       </w:r>
-      <w:proofErr w:type="gramStart"/>
-      <w:r>
-        <w:rPr>
-          <w:rFonts w:ascii="Times New Roman" w:hAnsi="Times New Roman" w:cs="Times New Roman"/>
-          <w:sz w:val="28"/>
-          <w:szCs w:val="28"/>
-        </w:rPr>
-        <w:t>мультимножество</w:t>
-      </w:r>
-      <w:proofErr w:type="gramEnd"/>
-      <w:r>
-        <w:rPr>
-          <w:rFonts w:ascii="Times New Roman" w:hAnsi="Times New Roman" w:cs="Times New Roman"/>
-          <w:sz w:val="28"/>
-          <w:szCs w:val="28"/>
-        </w:rPr>
-        <w:t xml:space="preserve"> где есть только одно число</w:t>
+      <w:r>
+        <w:rPr>
+          <w:rFonts w:ascii="Times New Roman" w:hAnsi="Times New Roman" w:cs="Times New Roman"/>
+          <w:sz w:val="28"/>
+          <w:szCs w:val="28"/>
+        </w:rPr>
+        <w:t>мультимножество где есть только одно число</w:t>
       </w:r>
       <w:r>
         <w:rPr>
@@ -14158,7 +14067,7 @@
                     </pic:cNvPicPr>
                   </pic:nvPicPr>
                   <pic:blipFill>
-                    <a:blip r:embed="rId21">
+                    <a:blip r:embed="rId19">
                       <a:extLst>
                         <a:ext uri="{28A0092B-C50C-407E-A947-70E740481C1C}">
                           <a14:useLocalDpi xmlns:a14="http://schemas.microsoft.com/office/drawing/2010/main" val="0"/>
@@ -14819,7 +14728,6 @@
         </w:rPr>
         <w:t>://</w:t>
       </w:r>
-      <w:proofErr w:type="spellStart"/>
       <w:r>
         <w:rPr>
           <w:rFonts w:ascii="Times New Roman" w:hAnsi="Times New Roman" w:cs="Times New Roman"/>
@@ -14829,7 +14737,6 @@
         </w:rPr>
         <w:t>codeforces</w:t>
       </w:r>
-      <w:proofErr w:type="spellEnd"/>
       <w:r>
         <w:rPr>
           <w:rFonts w:ascii="Times New Roman" w:hAnsi="Times New Roman" w:cs="Times New Roman"/>
@@ -14872,7 +14779,6 @@
         </w:rPr>
         <w:t>/</w:t>
       </w:r>
-      <w:proofErr w:type="spellStart"/>
       <w:r>
         <w:rPr>
           <w:rFonts w:ascii="Times New Roman" w:hAnsi="Times New Roman" w:cs="Times New Roman"/>
@@ -14882,7 +14788,6 @@
         </w:rPr>
         <w:t>PNnJXl</w:t>
       </w:r>
-      <w:proofErr w:type="spellEnd"/>
       <w:r>
         <w:rPr>
           <w:rFonts w:ascii="Times New Roman" w:hAnsi="Times New Roman" w:cs="Times New Roman"/>
@@ -15030,7 +14935,7 @@
                     </pic:cNvPicPr>
                   </pic:nvPicPr>
                   <pic:blipFill>
-                    <a:blip r:embed="rId22">
+                    <a:blip r:embed="rId20">
                       <a:extLst>
                         <a:ext uri="{28A0092B-C50C-407E-A947-70E740481C1C}">
                           <a14:useLocalDpi xmlns:a14="http://schemas.microsoft.com/office/drawing/2010/main" val="0"/>
@@ -15412,7 +15317,7 @@
                     </pic:cNvPicPr>
                   </pic:nvPicPr>
                   <pic:blipFill>
-                    <a:blip r:embed="rId23">
+                    <a:blip r:embed="rId21">
                       <a:extLst>
                         <a:ext uri="{28A0092B-C50C-407E-A947-70E740481C1C}">
                           <a14:useLocalDpi xmlns:a14="http://schemas.microsoft.com/office/drawing/2010/main" val="0"/>
@@ -16131,7 +16036,6 @@
         </w:rPr>
         <w:t>://</w:t>
       </w:r>
-      <w:proofErr w:type="spellStart"/>
       <w:r>
         <w:rPr>
           <w:rFonts w:ascii="Times New Roman" w:hAnsi="Times New Roman" w:cs="Times New Roman"/>
@@ -16141,7 +16045,6 @@
         </w:rPr>
         <w:t>codeforces</w:t>
       </w:r>
-      <w:proofErr w:type="spellEnd"/>
       <w:r>
         <w:rPr>
           <w:rFonts w:ascii="Times New Roman" w:hAnsi="Times New Roman" w:cs="Times New Roman"/>
@@ -16184,7 +16087,6 @@
         </w:rPr>
         <w:t>/</w:t>
       </w:r>
-      <w:proofErr w:type="spellStart"/>
       <w:r>
         <w:rPr>
           <w:rFonts w:ascii="Times New Roman" w:hAnsi="Times New Roman" w:cs="Times New Roman"/>
@@ -16194,7 +16096,6 @@
         </w:rPr>
         <w:t>PNnJXl</w:t>
       </w:r>
-      <w:proofErr w:type="spellEnd"/>
       <w:r>
         <w:rPr>
           <w:rFonts w:ascii="Times New Roman" w:hAnsi="Times New Roman" w:cs="Times New Roman"/>
@@ -16326,7 +16227,7 @@
                     </pic:cNvPicPr>
                   </pic:nvPicPr>
                   <pic:blipFill>
-                    <a:blip r:embed="rId24">
+                    <a:blip r:embed="rId22">
                       <a:extLst>
                         <a:ext uri="{28A0092B-C50C-407E-A947-70E740481C1C}">
                           <a14:useLocalDpi xmlns:a14="http://schemas.microsoft.com/office/drawing/2010/main" val="0"/>
@@ -16460,27 +16361,7 @@
           <w:sz w:val="28"/>
           <w:szCs w:val="28"/>
         </w:rPr>
-        <w:t xml:space="preserve">. </w:t>
-      </w:r>
-      <w:proofErr w:type="spellStart"/>
-      <w:r>
-        <w:rPr>
-          <w:rFonts w:ascii="Times New Roman" w:hAnsi="Times New Roman" w:cs="Times New Roman"/>
-          <w:b/>
-          <w:sz w:val="28"/>
-          <w:szCs w:val="28"/>
-        </w:rPr>
-        <w:t>Скибидус</w:t>
-      </w:r>
-      <w:proofErr w:type="spellEnd"/>
-      <w:r>
-        <w:rPr>
-          <w:rFonts w:ascii="Times New Roman" w:hAnsi="Times New Roman" w:cs="Times New Roman"/>
-          <w:b/>
-          <w:sz w:val="28"/>
-          <w:szCs w:val="28"/>
-        </w:rPr>
-        <w:t xml:space="preserve"> и </w:t>
+        <w:t xml:space="preserve">. Скибидус и </w:t>
       </w:r>
       <w:r>
         <w:rPr>
@@ -16631,16 +16512,7 @@
           <w:sz w:val="28"/>
           <w:szCs w:val="28"/>
         </w:rPr>
-        <w:t xml:space="preserve"> a можно не более одного раза сделать следующее</w:t>
-      </w:r>
-      <w:proofErr w:type="gramStart"/>
-      <w:r>
-        <w:rPr>
-          <w:rFonts w:ascii="Times New Roman" w:hAnsi="Times New Roman" w:cs="Times New Roman"/>
-          <w:sz w:val="28"/>
-          <w:szCs w:val="28"/>
-        </w:rPr>
-        <w:t>:</w:t>
+        <w:t xml:space="preserve"> a можно не более одного раза сделать следующее:</w:t>
       </w:r>
       <w:r>
         <w:rPr>
@@ -16656,16 +16528,7 @@
           <w:sz w:val="28"/>
           <w:szCs w:val="28"/>
         </w:rPr>
-        <w:t>Заменить</w:t>
-      </w:r>
-      <w:proofErr w:type="gramEnd"/>
-      <w:r>
-        <w:rPr>
-          <w:rFonts w:ascii="Times New Roman" w:hAnsi="Times New Roman" w:cs="Times New Roman"/>
-          <w:sz w:val="28"/>
-          <w:szCs w:val="28"/>
-        </w:rPr>
-        <w:t xml:space="preserve"> его на (единственное число из b) - (текущее значение).</w:t>
+        <w:t>Заменить его на (единственное число из b) - (текущее значение).</w:t>
       </w:r>
     </w:p>
     <w:p>
@@ -16777,7 +16640,7 @@
                     </pic:cNvPicPr>
                   </pic:nvPicPr>
                   <pic:blipFill>
-                    <a:blip r:embed="rId25">
+                    <a:blip r:embed="rId23">
                       <a:extLst>
                         <a:ext uri="{28A0092B-C50C-407E-A947-70E740481C1C}">
                           <a14:useLocalDpi xmlns:a14="http://schemas.microsoft.com/office/drawing/2010/main" val="0"/>
@@ -17654,7 +17517,6 @@
         </w:rPr>
         <w:t>://</w:t>
       </w:r>
-      <w:proofErr w:type="spellStart"/>
       <w:r>
         <w:rPr>
           <w:rFonts w:ascii="Times New Roman" w:hAnsi="Times New Roman" w:cs="Times New Roman"/>
@@ -17664,7 +17526,6 @@
         </w:rPr>
         <w:t>codeforces</w:t>
       </w:r>
-      <w:proofErr w:type="spellEnd"/>
       <w:r>
         <w:rPr>
           <w:rFonts w:ascii="Times New Roman" w:hAnsi="Times New Roman" w:cs="Times New Roman"/>
@@ -17707,7 +17568,6 @@
         </w:rPr>
         <w:t>/</w:t>
       </w:r>
-      <w:proofErr w:type="spellStart"/>
       <w:r>
         <w:rPr>
           <w:rFonts w:ascii="Times New Roman" w:hAnsi="Times New Roman" w:cs="Times New Roman"/>
@@ -17717,7 +17577,6 @@
         </w:rPr>
         <w:t>PNnJXl</w:t>
       </w:r>
-      <w:proofErr w:type="spellEnd"/>
       <w:r>
         <w:rPr>
           <w:rFonts w:ascii="Times New Roman" w:hAnsi="Times New Roman" w:cs="Times New Roman"/>
@@ -17865,7 +17724,7 @@
                     </pic:cNvPicPr>
                   </pic:nvPicPr>
                   <pic:blipFill>
-                    <a:blip r:embed="rId26">
+                    <a:blip r:embed="rId24">
                       <a:extLst>
                         <a:ext uri="{28A0092B-C50C-407E-A947-70E740481C1C}">
                           <a14:useLocalDpi xmlns:a14="http://schemas.microsoft.com/office/drawing/2010/main" val="0"/>
@@ -18022,6 +17881,7 @@
     </w:p>
     <w:p>
       <w:pPr>
+        <w:spacing w:line="360" w:lineRule="auto"/>
         <w:jc w:val="both"/>
         <w:rPr>
           <w:rFonts w:ascii="Times New Roman" w:hAnsi="Times New Roman" w:cs="Times New Roman"/>
@@ -18044,6 +17904,7 @@
       <w:pPr>
         <w:spacing w:line="360" w:lineRule="auto"/>
         <w:ind w:firstLine="709"/>
+        <w:jc w:val="both"/>
         <w:rPr>
           <w:rFonts w:ascii="Times New Roman" w:hAnsi="Times New Roman" w:cs="Times New Roman"/>
           <w:sz w:val="28"/>
@@ -18062,6 +17923,8 @@
     <w:p>
       <w:pPr>
         <w:spacing w:line="360" w:lineRule="auto"/>
+        <w:ind w:firstLine="709"/>
+        <w:jc w:val="both"/>
         <w:rPr>
           <w:rFonts w:ascii="Times New Roman" w:hAnsi="Times New Roman" w:cs="Times New Roman"/>
           <w:sz w:val="28"/>
@@ -18088,6 +17951,8 @@
     <w:p>
       <w:pPr>
         <w:spacing w:line="360" w:lineRule="auto"/>
+        <w:ind w:firstLine="709"/>
+        <w:jc w:val="both"/>
         <w:rPr>
           <w:rFonts w:ascii="Times New Roman" w:hAnsi="Times New Roman" w:cs="Times New Roman"/>
           <w:sz w:val="28"/>
@@ -18185,7 +18050,7 @@
                     </pic:cNvPicPr>
                   </pic:nvPicPr>
                   <pic:blipFill>
-                    <a:blip r:embed="rId27">
+                    <a:blip r:embed="rId25">
                       <a:extLst>
                         <a:ext uri="{28A0092B-C50C-407E-A947-70E740481C1C}">
                           <a14:useLocalDpi xmlns:a14="http://schemas.microsoft.com/office/drawing/2010/main" val="0"/>
@@ -18990,7 +18855,6 @@
         </w:rPr>
         <w:t>://</w:t>
       </w:r>
-      <w:proofErr w:type="spellStart"/>
       <w:r>
         <w:rPr>
           <w:rFonts w:ascii="Times New Roman" w:hAnsi="Times New Roman" w:cs="Times New Roman"/>
@@ -19000,7 +18864,6 @@
         </w:rPr>
         <w:t>codeforces</w:t>
       </w:r>
-      <w:proofErr w:type="spellEnd"/>
       <w:r>
         <w:rPr>
           <w:rFonts w:ascii="Times New Roman" w:hAnsi="Times New Roman" w:cs="Times New Roman"/>
@@ -19043,7 +18906,6 @@
         </w:rPr>
         <w:t>/</w:t>
       </w:r>
-      <w:proofErr w:type="spellStart"/>
       <w:r>
         <w:rPr>
           <w:rFonts w:ascii="Times New Roman" w:hAnsi="Times New Roman" w:cs="Times New Roman"/>
@@ -19053,7 +18915,6 @@
         </w:rPr>
         <w:t>PNnJXl</w:t>
       </w:r>
-      <w:proofErr w:type="spellEnd"/>
       <w:r>
         <w:rPr>
           <w:rFonts w:ascii="Times New Roman" w:hAnsi="Times New Roman" w:cs="Times New Roman"/>
@@ -19201,7 +19062,7 @@
                     </pic:cNvPicPr>
                   </pic:nvPicPr>
                   <pic:blipFill>
-                    <a:blip r:embed="rId28">
+                    <a:blip r:embed="rId26">
                       <a:extLst>
                         <a:ext uri="{28A0092B-C50C-407E-A947-70E740481C1C}">
                           <a14:useLocalDpi xmlns:a14="http://schemas.microsoft.com/office/drawing/2010/main" val="0"/>
@@ -19760,7 +19621,7 @@
                     </pic:cNvPicPr>
                   </pic:nvPicPr>
                   <pic:blipFill>
-                    <a:blip r:embed="rId29">
+                    <a:blip r:embed="rId27">
                       <a:extLst>
                         <a:ext uri="{28A0092B-C50C-407E-A947-70E740481C1C}">
                           <a14:useLocalDpi xmlns:a14="http://schemas.microsoft.com/office/drawing/2010/main" val="0"/>
@@ -20355,7 +20216,6 @@
         </w:rPr>
         <w:t>://</w:t>
       </w:r>
-      <w:proofErr w:type="spellStart"/>
       <w:r>
         <w:rPr>
           <w:rFonts w:ascii="Times New Roman" w:hAnsi="Times New Roman" w:cs="Times New Roman"/>
@@ -20365,7 +20225,6 @@
         </w:rPr>
         <w:t>codeforces</w:t>
       </w:r>
-      <w:proofErr w:type="spellEnd"/>
       <w:r>
         <w:rPr>
           <w:rFonts w:ascii="Times New Roman" w:hAnsi="Times New Roman" w:cs="Times New Roman"/>
@@ -20408,7 +20267,6 @@
         </w:rPr>
         <w:t>/</w:t>
       </w:r>
-      <w:proofErr w:type="spellStart"/>
       <w:r>
         <w:rPr>
           <w:rFonts w:ascii="Times New Roman" w:hAnsi="Times New Roman" w:cs="Times New Roman"/>
@@ -20418,7 +20276,6 @@
         </w:rPr>
         <w:t>PNnJXl</w:t>
       </w:r>
-      <w:proofErr w:type="spellEnd"/>
       <w:r>
         <w:rPr>
           <w:rFonts w:ascii="Times New Roman" w:hAnsi="Times New Roman" w:cs="Times New Roman"/>
@@ -20574,7 +20431,7 @@
                     </pic:cNvPicPr>
                   </pic:nvPicPr>
                   <pic:blipFill>
-                    <a:blip r:embed="rId30">
+                    <a:blip r:embed="rId28">
                       <a:extLst>
                         <a:ext uri="{28A0092B-C50C-407E-A947-70E740481C1C}">
                           <a14:useLocalDpi xmlns:a14="http://schemas.microsoft.com/office/drawing/2010/main" val="0"/>
@@ -20783,7 +20640,55 @@
           <w:sz w:val="28"/>
           <w:szCs w:val="28"/>
         </w:rPr>
-        <w:t>Есть n участников. Первый начинает в момент 0, второй — в x, третий — в 2x, и т.д. Каждый пишет тур t минут.</w:t>
+        <w:t>Есть n участников. Первый начинает в момент 0, второй — в x, третий — в 2x, и т.д.</w:t>
+      </w:r>
+      <w:r>
+        <w:rPr>
+          <w:rFonts w:ascii="Times New Roman" w:hAnsi="Times New Roman" w:cs="Times New Roman"/>
+          <w:sz w:val="28"/>
+          <w:szCs w:val="28"/>
+        </w:rPr>
+        <w:t xml:space="preserve"> П</w:t>
+      </w:r>
+      <w:r>
+        <w:rPr>
+          <w:rFonts w:ascii="Times New Roman" w:hAnsi="Times New Roman" w:cs="Times New Roman"/>
+          <w:sz w:val="28"/>
+          <w:szCs w:val="28"/>
+        </w:rPr>
+        <w:t>иш</w:t>
+      </w:r>
+      <w:r>
+        <w:rPr>
+          <w:rFonts w:ascii="Times New Roman" w:hAnsi="Times New Roman" w:cs="Times New Roman"/>
+          <w:sz w:val="28"/>
+          <w:szCs w:val="28"/>
+        </w:rPr>
+        <w:t>у</w:t>
+      </w:r>
+      <w:r>
+        <w:rPr>
+          <w:rFonts w:ascii="Times New Roman" w:hAnsi="Times New Roman" w:cs="Times New Roman"/>
+          <w:sz w:val="28"/>
+          <w:szCs w:val="28"/>
+        </w:rPr>
+        <w:t xml:space="preserve">т </w:t>
+      </w:r>
+      <w:r>
+        <w:rPr>
+          <w:rFonts w:ascii="Times New Roman" w:hAnsi="Times New Roman" w:cs="Times New Roman"/>
+          <w:sz w:val="28"/>
+          <w:szCs w:val="28"/>
+        </w:rPr>
+        <w:t>по</w:t>
+      </w:r>
+      <w:r>
+        <w:rPr>
+          <w:rFonts w:ascii="Times New Roman" w:hAnsi="Times New Roman" w:cs="Times New Roman"/>
+          <w:sz w:val="28"/>
+          <w:szCs w:val="28"/>
+        </w:rPr>
+        <w:t xml:space="preserve"> t минут.</w:t>
       </w:r>
     </w:p>
     <w:p>
@@ -20803,27 +20708,129 @@
           <w:sz w:val="28"/>
           <w:szCs w:val="28"/>
         </w:rPr>
-        <w:t>Когда участник заканчивает, он считает, сколько других участников ещё не закончили, но уже начали тур. Это число — его недовольство.</w:t>
-      </w:r>
-    </w:p>
-    <w:p>
-      <w:pPr>
-        <w:spacing w:line="360" w:lineRule="auto"/>
-        <w:ind w:firstLine="709"/>
-        <w:jc w:val="both"/>
-        <w:rPr>
-          <w:rFonts w:ascii="Times New Roman" w:hAnsi="Times New Roman" w:cs="Times New Roman"/>
-          <w:sz w:val="28"/>
-          <w:szCs w:val="28"/>
-        </w:rPr>
-      </w:pPr>
-      <w:r>
-        <w:rPr>
-          <w:rFonts w:ascii="Times New Roman" w:hAnsi="Times New Roman" w:cs="Times New Roman"/>
-          <w:sz w:val="28"/>
-          <w:szCs w:val="28"/>
-        </w:rPr>
-        <w:t>Нужно найти сумму недовольств всех участников.</w:t>
+        <w:t>Н</w:t>
+      </w:r>
+      <w:r>
+        <w:rPr>
+          <w:rFonts w:ascii="Times New Roman" w:hAnsi="Times New Roman" w:cs="Times New Roman"/>
+          <w:sz w:val="28"/>
+          <w:szCs w:val="28"/>
+        </w:rPr>
+        <w:t>айти</w:t>
+      </w:r>
+      <w:r>
+        <w:rPr>
+          <w:rFonts w:ascii="Times New Roman" w:hAnsi="Times New Roman" w:cs="Times New Roman"/>
+          <w:sz w:val="28"/>
+          <w:szCs w:val="28"/>
+        </w:rPr>
+        <w:t>:</w:t>
+      </w:r>
+      <w:r>
+        <w:rPr>
+          <w:rFonts w:ascii="Times New Roman" w:hAnsi="Times New Roman" w:cs="Times New Roman"/>
+          <w:sz w:val="28"/>
+          <w:szCs w:val="28"/>
+        </w:rPr>
+        <w:t xml:space="preserve"> сумму </w:t>
+      </w:r>
+      <w:r>
+        <w:rPr>
+          <w:rFonts w:ascii="Times New Roman" w:hAnsi="Times New Roman" w:cs="Times New Roman"/>
+          <w:sz w:val="28"/>
+          <w:szCs w:val="28"/>
+          <w:lang w:val="en-US"/>
+        </w:rPr>
+        <w:t>d</w:t>
+      </w:r>
+      <w:r>
+        <w:rPr>
+          <w:rFonts w:ascii="Times New Roman" w:hAnsi="Times New Roman" w:cs="Times New Roman"/>
+          <w:sz w:val="28"/>
+          <w:szCs w:val="28"/>
+        </w:rPr>
+        <w:t xml:space="preserve"> </w:t>
+      </w:r>
+      <w:r>
+        <w:rPr>
+          <w:rFonts w:ascii="Times New Roman" w:hAnsi="Times New Roman" w:cs="Times New Roman"/>
+          <w:sz w:val="28"/>
+          <w:szCs w:val="28"/>
+        </w:rPr>
+        <w:t>(</w:t>
+      </w:r>
+      <w:r>
+        <w:rPr>
+          <w:rFonts w:ascii="Times New Roman" w:hAnsi="Times New Roman" w:cs="Times New Roman"/>
+          <w:sz w:val="28"/>
+          <w:szCs w:val="28"/>
+          <w:lang w:val="en-US"/>
+        </w:rPr>
+        <w:t>d</w:t>
+      </w:r>
+      <w:r>
+        <w:rPr>
+          <w:rFonts w:ascii="Times New Roman" w:hAnsi="Times New Roman" w:cs="Times New Roman"/>
+          <w:sz w:val="28"/>
+          <w:szCs w:val="28"/>
+        </w:rPr>
+        <w:t xml:space="preserve"> = </w:t>
+      </w:r>
+      <w:r>
+        <w:rPr>
+          <w:rFonts w:ascii="Times New Roman" w:hAnsi="Times New Roman" w:cs="Times New Roman"/>
+          <w:sz w:val="28"/>
+          <w:szCs w:val="28"/>
+        </w:rPr>
+        <w:t xml:space="preserve">кол - во </w:t>
+      </w:r>
+      <w:r>
+        <w:rPr>
+          <w:rFonts w:ascii="Times New Roman" w:hAnsi="Times New Roman" w:cs="Times New Roman"/>
+          <w:sz w:val="28"/>
+          <w:szCs w:val="28"/>
+        </w:rPr>
+        <w:t>не закончи</w:t>
+      </w:r>
+      <w:r>
+        <w:rPr>
+          <w:rFonts w:ascii="Times New Roman" w:hAnsi="Times New Roman" w:cs="Times New Roman"/>
+          <w:sz w:val="28"/>
+          <w:szCs w:val="28"/>
+        </w:rPr>
+        <w:t>вших</w:t>
+      </w:r>
+      <w:r>
+        <w:rPr>
+          <w:rFonts w:ascii="Times New Roman" w:hAnsi="Times New Roman" w:cs="Times New Roman"/>
+          <w:sz w:val="28"/>
+          <w:szCs w:val="28"/>
+        </w:rPr>
+        <w:t xml:space="preserve"> но уже нача</w:t>
+      </w:r>
+      <w:r>
+        <w:rPr>
+          <w:rFonts w:ascii="Times New Roman" w:hAnsi="Times New Roman" w:cs="Times New Roman"/>
+          <w:sz w:val="28"/>
+          <w:szCs w:val="28"/>
+        </w:rPr>
+        <w:t>вших</w:t>
+      </w:r>
+      <w:r>
+        <w:rPr>
+          <w:rFonts w:ascii="Times New Roman" w:hAnsi="Times New Roman" w:cs="Times New Roman"/>
+          <w:sz w:val="28"/>
+          <w:szCs w:val="28"/>
+        </w:rPr>
+        <w:t>)</w:t>
+      </w:r>
+      <w:r>
+        <w:rPr>
+          <w:rFonts w:ascii="Times New Roman" w:hAnsi="Times New Roman" w:cs="Times New Roman"/>
+          <w:sz w:val="28"/>
+          <w:szCs w:val="28"/>
+        </w:rPr>
+        <w:t>.</w:t>
       </w:r>
     </w:p>
     <w:p>
@@ -20899,7 +20906,7 @@
                     </pic:cNvPicPr>
                   </pic:nvPicPr>
                   <pic:blipFill>
-                    <a:blip r:embed="rId31">
+                    <a:blip r:embed="rId29">
                       <a:extLst>
                         <a:ext uri="{28A0092B-C50C-407E-A947-70E740481C1C}">
                           <a14:useLocalDpi xmlns:a14="http://schemas.microsoft.com/office/drawing/2010/main" val="0"/>
@@ -21550,7 +21557,6 @@
         </w:rPr>
         <w:t xml:space="preserve">При выполнении работ, предусмотренных заданием на практику, в организации ФГБОУ ВО «Вятский государственный университет» мной, </w:t>
       </w:r>
-      <w:proofErr w:type="spellStart"/>
       <w:r>
         <w:rPr>
           <w:rFonts w:ascii="Times New Roman" w:eastAsia="Times New Roman" w:hAnsi="Times New Roman" w:cs="Times New Roman"/>
@@ -21558,17 +21564,7 @@
           <w:szCs w:val="28"/>
           <w:lang w:eastAsia="ru-RU"/>
         </w:rPr>
-        <w:t>Шильниковым</w:t>
-      </w:r>
-      <w:proofErr w:type="spellEnd"/>
-      <w:r>
-        <w:rPr>
-          <w:rFonts w:ascii="Times New Roman" w:eastAsia="Times New Roman" w:hAnsi="Times New Roman" w:cs="Times New Roman"/>
-          <w:sz w:val="28"/>
-          <w:szCs w:val="28"/>
-          <w:lang w:eastAsia="ru-RU"/>
-        </w:rPr>
-        <w:t xml:space="preserve"> Максимом Юрьевичем</w:t>
+        <w:t>Шильниковым Максимом Юрьевичем</w:t>
       </w:r>
       <w:r>
         <w:rPr>
@@ -21691,7 +21687,7 @@
         </w:rPr>
         <w:t xml:space="preserve">Python Software Foundation. – 2024. – Режим доступа: </w:t>
       </w:r>
-      <w:hyperlink r:id="rId32" w:history="1">
+      <w:hyperlink r:id="rId30" w:history="1">
         <w:r>
           <w:rPr>
             <w:rStyle w:val="af6"/>
@@ -21759,41 +21755,13 @@
           <w:szCs w:val="28"/>
         </w:rPr>
       </w:pPr>
-      <w:proofErr w:type="spellStart"/>
-      <w:r>
-        <w:rPr>
-          <w:rFonts w:ascii="Times New Roman" w:hAnsi="Times New Roman" w:cs="Times New Roman"/>
-          <w:sz w:val="28"/>
-          <w:szCs w:val="28"/>
-        </w:rPr>
-        <w:t>JetBrains</w:t>
-      </w:r>
-      <w:proofErr w:type="spellEnd"/>
-      <w:r>
-        <w:rPr>
-          <w:rFonts w:ascii="Times New Roman" w:hAnsi="Times New Roman" w:cs="Times New Roman"/>
-          <w:sz w:val="28"/>
-          <w:szCs w:val="28"/>
-        </w:rPr>
-        <w:t xml:space="preserve">. Руководство по началу работы с </w:t>
-      </w:r>
-      <w:proofErr w:type="spellStart"/>
-      <w:r>
-        <w:rPr>
-          <w:rFonts w:ascii="Times New Roman" w:hAnsi="Times New Roman" w:cs="Times New Roman"/>
-          <w:sz w:val="28"/>
-          <w:szCs w:val="28"/>
-        </w:rPr>
-        <w:t>PyCharm</w:t>
-      </w:r>
-      <w:proofErr w:type="spellEnd"/>
-      <w:r>
-        <w:rPr>
-          <w:rFonts w:ascii="Times New Roman" w:hAnsi="Times New Roman" w:cs="Times New Roman"/>
-          <w:sz w:val="28"/>
-          <w:szCs w:val="28"/>
-        </w:rPr>
-        <w:t xml:space="preserve"> [Электронный ресурс]</w:t>
+      <w:r>
+        <w:rPr>
+          <w:rFonts w:ascii="Times New Roman" w:hAnsi="Times New Roman" w:cs="Times New Roman"/>
+          <w:sz w:val="28"/>
+          <w:szCs w:val="28"/>
+        </w:rPr>
+        <w:t>JetBrains. Руководство по началу работы с PyCharm [Электронный ресурс]</w:t>
       </w:r>
       <w:r>
         <w:rPr>
@@ -21819,25 +21787,15 @@
         </w:rPr>
         <w:t> </w:t>
       </w:r>
-      <w:proofErr w:type="spellStart"/>
-      <w:r>
-        <w:rPr>
-          <w:rFonts w:ascii="Times New Roman" w:hAnsi="Times New Roman" w:cs="Times New Roman"/>
-          <w:sz w:val="28"/>
-          <w:szCs w:val="28"/>
-        </w:rPr>
-        <w:t>JetBrains</w:t>
-      </w:r>
-      <w:proofErr w:type="spellEnd"/>
-      <w:r>
-        <w:rPr>
-          <w:rFonts w:ascii="Times New Roman" w:hAnsi="Times New Roman" w:cs="Times New Roman"/>
-          <w:sz w:val="28"/>
-          <w:szCs w:val="28"/>
-        </w:rPr>
-        <w:t xml:space="preserve">. – 2023. – Режим доступа: </w:t>
-      </w:r>
-      <w:hyperlink r:id="rId33" w:tgtFrame="_blank" w:history="1">
+      <w:r>
+        <w:rPr>
+          <w:rFonts w:ascii="Times New Roman" w:hAnsi="Times New Roman" w:cs="Times New Roman"/>
+          <w:sz w:val="28"/>
+          <w:szCs w:val="28"/>
+        </w:rPr>
+        <w:t xml:space="preserve">JetBrains. – 2023. – Режим доступа: </w:t>
+      </w:r>
+      <w:hyperlink r:id="rId31" w:tgtFrame="_blank" w:history="1">
         <w:r>
           <w:rPr>
             <w:rStyle w:val="af6"/>
@@ -21921,79 +21879,15 @@
           <w:szCs w:val="28"/>
         </w:rPr>
       </w:pPr>
-      <w:proofErr w:type="spellStart"/>
-      <w:r>
-        <w:rPr>
-          <w:rFonts w:ascii="Times New Roman" w:hAnsi="Times New Roman" w:cs="Times New Roman"/>
-          <w:sz w:val="28"/>
-          <w:szCs w:val="28"/>
-        </w:rPr>
-        <w:t>JetBrains</w:t>
-      </w:r>
-      <w:proofErr w:type="spellEnd"/>
-      <w:r>
-        <w:rPr>
-          <w:rFonts w:ascii="Times New Roman" w:hAnsi="Times New Roman" w:cs="Times New Roman"/>
-          <w:sz w:val="28"/>
-          <w:szCs w:val="28"/>
-        </w:rPr>
-        <w:t xml:space="preserve">. </w:t>
-      </w:r>
-      <w:proofErr w:type="spellStart"/>
-      <w:r>
-        <w:rPr>
-          <w:rFonts w:ascii="Times New Roman" w:hAnsi="Times New Roman" w:cs="Times New Roman"/>
-          <w:sz w:val="28"/>
-          <w:szCs w:val="28"/>
-        </w:rPr>
-        <w:t>PyCharm</w:t>
-      </w:r>
-      <w:proofErr w:type="spellEnd"/>
-      <w:r>
-        <w:rPr>
-          <w:rFonts w:ascii="Times New Roman" w:hAnsi="Times New Roman" w:cs="Times New Roman"/>
-          <w:sz w:val="28"/>
-          <w:szCs w:val="28"/>
-        </w:rPr>
-        <w:t xml:space="preserve"> </w:t>
-      </w:r>
-      <w:proofErr w:type="spellStart"/>
-      <w:r>
-        <w:rPr>
-          <w:rFonts w:ascii="Times New Roman" w:hAnsi="Times New Roman" w:cs="Times New Roman"/>
-          <w:sz w:val="28"/>
-          <w:szCs w:val="28"/>
-        </w:rPr>
-        <w:t>Documentation</w:t>
-      </w:r>
-      <w:proofErr w:type="spellEnd"/>
-      <w:r>
-        <w:rPr>
-          <w:rFonts w:ascii="Times New Roman" w:hAnsi="Times New Roman" w:cs="Times New Roman"/>
-          <w:sz w:val="28"/>
-          <w:szCs w:val="28"/>
-        </w:rPr>
-        <w:t xml:space="preserve"> [Электронный ресурс] / </w:t>
-      </w:r>
-      <w:proofErr w:type="spellStart"/>
-      <w:r>
-        <w:rPr>
-          <w:rFonts w:ascii="Times New Roman" w:hAnsi="Times New Roman" w:cs="Times New Roman"/>
-          <w:sz w:val="28"/>
-          <w:szCs w:val="28"/>
-        </w:rPr>
-        <w:t>JetBrains</w:t>
-      </w:r>
-      <w:proofErr w:type="spellEnd"/>
-      <w:r>
-        <w:rPr>
-          <w:rFonts w:ascii="Times New Roman" w:hAnsi="Times New Roman" w:cs="Times New Roman"/>
-          <w:sz w:val="28"/>
-          <w:szCs w:val="28"/>
-        </w:rPr>
-        <w:t xml:space="preserve">. – 2024. – Режим доступа: </w:t>
-      </w:r>
-      <w:hyperlink r:id="rId34" w:tgtFrame="_blank" w:history="1">
+      <w:r>
+        <w:rPr>
+          <w:rFonts w:ascii="Times New Roman" w:hAnsi="Times New Roman" w:cs="Times New Roman"/>
+          <w:sz w:val="28"/>
+          <w:szCs w:val="28"/>
+        </w:rPr>
+        <w:t xml:space="preserve">JetBrains. PyCharm Documentation [Электронный ресурс] / JetBrains. – 2024. – Режим доступа: </w:t>
+      </w:r>
+      <w:hyperlink r:id="rId32" w:tgtFrame="_blank" w:history="1">
         <w:r>
           <w:rPr>
             <w:rStyle w:val="af6"/>
@@ -22083,25 +21977,7 @@
           <w:sz w:val="28"/>
           <w:szCs w:val="28"/>
         </w:rPr>
-        <w:t>Доусон, М. Программируем на Python / М. Доусон. – 8-е изд. – СПб</w:t>
-      </w:r>
-      <w:proofErr w:type="gramStart"/>
-      <w:r>
-        <w:rPr>
-          <w:rFonts w:ascii="Times New Roman" w:hAnsi="Times New Roman" w:cs="Times New Roman"/>
-          <w:sz w:val="28"/>
-          <w:szCs w:val="28"/>
-        </w:rPr>
-        <w:t>. :</w:t>
-      </w:r>
-      <w:proofErr w:type="gramEnd"/>
-      <w:r>
-        <w:rPr>
-          <w:rFonts w:ascii="Times New Roman" w:hAnsi="Times New Roman" w:cs="Times New Roman"/>
-          <w:sz w:val="28"/>
-          <w:szCs w:val="28"/>
-        </w:rPr>
-        <w:t xml:space="preserve"> Питер, 2023. – 416 с. – ISBN 978-5-4461-2594-8</w:t>
+        <w:t>Доусон, М. Программируем на Python / М. Доусон. – 8-е изд. – СПб. : Питер, 2023. – 416 с. – ISBN 978-5-4461-2594-8</w:t>
       </w:r>
       <w:r>
         <w:rPr>
@@ -22128,59 +22004,13 @@
           <w:szCs w:val="28"/>
         </w:rPr>
       </w:pPr>
-      <w:proofErr w:type="spellStart"/>
-      <w:r>
-        <w:rPr>
-          <w:rFonts w:ascii="Times New Roman" w:hAnsi="Times New Roman" w:cs="Times New Roman"/>
-          <w:sz w:val="28"/>
-          <w:szCs w:val="28"/>
-        </w:rPr>
-        <w:t>Вордерман</w:t>
-      </w:r>
-      <w:proofErr w:type="spellEnd"/>
-      <w:r>
-        <w:rPr>
-          <w:rFonts w:ascii="Times New Roman" w:hAnsi="Times New Roman" w:cs="Times New Roman"/>
-          <w:sz w:val="28"/>
-          <w:szCs w:val="28"/>
-        </w:rPr>
-        <w:t xml:space="preserve">, К. Программирование на Python: иллюстрированное руководство для детей / К. </w:t>
-      </w:r>
-      <w:proofErr w:type="spellStart"/>
-      <w:r>
-        <w:rPr>
-          <w:rFonts w:ascii="Times New Roman" w:hAnsi="Times New Roman" w:cs="Times New Roman"/>
-          <w:sz w:val="28"/>
-          <w:szCs w:val="28"/>
-        </w:rPr>
-        <w:t>Вордерман</w:t>
-      </w:r>
-      <w:proofErr w:type="spellEnd"/>
-      <w:r>
-        <w:rPr>
-          <w:rFonts w:ascii="Times New Roman" w:hAnsi="Times New Roman" w:cs="Times New Roman"/>
-          <w:sz w:val="28"/>
-          <w:szCs w:val="28"/>
-        </w:rPr>
-        <w:t xml:space="preserve">. – </w:t>
-      </w:r>
-      <w:proofErr w:type="gramStart"/>
-      <w:r>
-        <w:rPr>
-          <w:rFonts w:ascii="Times New Roman" w:hAnsi="Times New Roman" w:cs="Times New Roman"/>
-          <w:sz w:val="28"/>
-          <w:szCs w:val="28"/>
-        </w:rPr>
-        <w:t>М. :</w:t>
-      </w:r>
-      <w:proofErr w:type="gramEnd"/>
-      <w:r>
-        <w:rPr>
-          <w:rFonts w:ascii="Times New Roman" w:hAnsi="Times New Roman" w:cs="Times New Roman"/>
-          <w:sz w:val="28"/>
-          <w:szCs w:val="28"/>
-        </w:rPr>
-        <w:t xml:space="preserve"> Эксмо, 2021. – 224 с. – ISBN 978-5-699-99833</w:t>
+      <w:r>
+        <w:rPr>
+          <w:rFonts w:ascii="Times New Roman" w:hAnsi="Times New Roman" w:cs="Times New Roman"/>
+          <w:sz w:val="28"/>
+          <w:szCs w:val="28"/>
+        </w:rPr>
+        <w:t>Вордерман, К. Программирование на Python: иллюстрированное руководство для детей / К. Вордерман. – М. : Эксмо, 2021. – 224 с. – ISBN 978-5-699-99833</w:t>
       </w:r>
       <w:r>
         <w:rPr>
@@ -22213,25 +22043,7 @@
           <w:sz w:val="28"/>
           <w:szCs w:val="28"/>
         </w:rPr>
-        <w:t>Бизли, Д. Python. Подробный справочник / Д. Бизли. – 6-е изд. – СПб</w:t>
-      </w:r>
-      <w:proofErr w:type="gramStart"/>
-      <w:r>
-        <w:rPr>
-          <w:rFonts w:ascii="Times New Roman" w:hAnsi="Times New Roman" w:cs="Times New Roman"/>
-          <w:sz w:val="28"/>
-          <w:szCs w:val="28"/>
-        </w:rPr>
-        <w:t>. :</w:t>
-      </w:r>
-      <w:proofErr w:type="gramEnd"/>
-      <w:r>
-        <w:rPr>
-          <w:rFonts w:ascii="Times New Roman" w:hAnsi="Times New Roman" w:cs="Times New Roman"/>
-          <w:sz w:val="28"/>
-          <w:szCs w:val="28"/>
-        </w:rPr>
-        <w:t xml:space="preserve"> Диалектика, 2020. – 608 с. – ISBN 978-5-907144-76-0</w:t>
+        <w:t>Бизли, Д. Python. Подробный справочник / Д. Бизли. – 6-е изд. – СПб. : Диалектика, 2020. – 608 с. – ISBN 978-5-907144-76-0</w:t>
       </w:r>
       <w:r>
         <w:rPr>
@@ -22399,7 +22211,7 @@
                     <pic:cNvPicPr/>
                   </pic:nvPicPr>
                   <pic:blipFill>
-                    <a:blip r:embed="rId35">
+                    <a:blip r:embed="rId33">
                       <a:extLst>
                         <a:ext uri="{28A0092B-C50C-407E-A947-70E740481C1C}">
                           <a14:useLocalDpi xmlns:a14="http://schemas.microsoft.com/office/drawing/2010/main" val="0"/>
@@ -22510,7 +22322,7 @@
                     <pic:cNvPicPr/>
                   </pic:nvPicPr>
                   <pic:blipFill rotWithShape="1">
-                    <a:blip r:embed="rId36"/>
+                    <a:blip r:embed="rId34"/>
                     <a:srcRect r="8400"/>
                     <a:stretch>
                       <a:fillRect/>
@@ -22639,7 +22451,7 @@
                     <pic:cNvPicPr/>
                   </pic:nvPicPr>
                   <pic:blipFill rotWithShape="1">
-                    <a:blip r:embed="rId37"/>
+                    <a:blip r:embed="rId35"/>
                     <a:srcRect r="2243"/>
                     <a:stretch>
                       <a:fillRect/>
@@ -22727,27 +22539,7 @@
           <w:sz w:val="28"/>
           <w:szCs w:val="28"/>
         </w:rPr>
-        <w:t xml:space="preserve">. </w:t>
-      </w:r>
-      <w:proofErr w:type="spellStart"/>
-      <w:r>
-        <w:rPr>
-          <w:rFonts w:ascii="Times New Roman" w:hAnsi="Times New Roman" w:cs="Times New Roman"/>
-          <w:bCs/>
-          <w:sz w:val="28"/>
-          <w:szCs w:val="28"/>
-        </w:rPr>
-        <w:t>Скибидус</w:t>
-      </w:r>
-      <w:proofErr w:type="spellEnd"/>
-      <w:r>
-        <w:rPr>
-          <w:rFonts w:ascii="Times New Roman" w:hAnsi="Times New Roman" w:cs="Times New Roman"/>
-          <w:bCs/>
-          <w:sz w:val="28"/>
-          <w:szCs w:val="28"/>
-        </w:rPr>
-        <w:t xml:space="preserve"> и </w:t>
+        <w:t xml:space="preserve">. Скибидус и </w:t>
       </w:r>
       <w:r>
         <w:rPr>
@@ -22822,7 +22614,7 @@
                     <pic:cNvPicPr/>
                   </pic:nvPicPr>
                   <pic:blipFill>
-                    <a:blip r:embed="rId38"/>
+                    <a:blip r:embed="rId36"/>
                     <a:stretch>
                       <a:fillRect/>
                     </a:stretch>
@@ -22941,7 +22733,7 @@
                     <pic:cNvPicPr/>
                   </pic:nvPicPr>
                   <pic:blipFill rotWithShape="1">
-                    <a:blip r:embed="rId39"/>
+                    <a:blip r:embed="rId37"/>
                     <a:srcRect r="4276"/>
                     <a:stretch>
                       <a:fillRect/>
@@ -23050,7 +22842,7 @@
                     <pic:cNvPicPr/>
                   </pic:nvPicPr>
                   <pic:blipFill>
-                    <a:blip r:embed="rId40"/>
+                    <a:blip r:embed="rId38"/>
                     <a:stretch>
                       <a:fillRect/>
                     </a:stretch>
@@ -23166,6 +22958,7 @@
         <w:rPr>
           <w:rFonts w:ascii="Times New Roman" w:hAnsi="Times New Roman" w:cs="Times New Roman"/>
           <w:bCs/>
+          <w:noProof/>
           <w:sz w:val="28"/>
           <w:szCs w:val="28"/>
           <w:lang w:val="en-US"/>
@@ -23186,7 +22979,7 @@
                     <pic:cNvPicPr/>
                   </pic:nvPicPr>
                   <pic:blipFill>
-                    <a:blip r:embed="rId41"/>
+                    <a:blip r:embed="rId39"/>
                     <a:stretch>
                       <a:fillRect/>
                     </a:stretch>
@@ -23208,8 +23001,8 @@
       </w:r>
     </w:p>
     <w:sectPr>
-      <w:footerReference w:type="default" r:id="rId42"/>
-      <w:footerReference w:type="first" r:id="rId43"/>
+      <w:footerReference w:type="default" r:id="rId40"/>
+      <w:footerReference w:type="first" r:id="rId41"/>
       <w:pgSz w:w="11906" w:h="16838"/>
       <w:pgMar w:top="1134" w:right="707" w:bottom="1134" w:left="1701" w:header="709" w:footer="709" w:gutter="0"/>
       <w:pgNumType w:start="2"/>
@@ -23254,44 +23047,6 @@
 </file>
 
 <file path=word/footer1.xml><?xml version="1.0" encoding="utf-8"?>
-<w:ftr xmlns:wpc="http://schemas.microsoft.com/office/word/2010/wordprocessingCanvas" xmlns:cx="http://schemas.microsoft.com/office/drawing/2014/chartex" xmlns:cx1="http://schemas.microsoft.com/office/drawing/2015/9/8/chartex" xmlns:cx2="http://schemas.microsoft.com/office/drawing/2015/10/21/chartex" xmlns:cx3="http://schemas.microsoft.com/office/drawing/2016/5/9/chartex" xmlns:cx4="http://schemas.microsoft.com/office/drawing/2016/5/10/chartex" xmlns:cx5="http://schemas.microsoft.com/office/drawing/2016/5/11/chartex" xmlns:cx6="http://schemas.microsoft.com/office/drawing/2016/5/12/chartex" xmlns:cx7="http://schemas.microsoft.com/office/drawing/2016/5/13/chartex" xmlns:cx8="http://schemas.microsoft.com/office/drawing/2016/5/14/chartex" xmlns:mc="http://schemas.openxmlformats.org/markup-compatibility/2006" xmlns:aink="http://schemas.microsoft.com/office/drawing/2016/ink" xmlns:am3d="http://schemas.microsoft.com/office/drawing/2017/model3d" xmlns:o="urn:schemas-microsoft-com:office:office" xmlns:oel="http://schemas.microsoft.com/office/2019/extlst" xmlns:r="http://schemas.openxmlformats.org/officeDocument/2006/relationships" xmlns:m="http://schemas.openxmlformats.org/officeDocument/2006/math" xmlns:v="urn:schemas-microsoft-com:vml" xmlns:wp14="http://schemas.microsoft.com/office/word/2010/wordprocessingDrawing" xmlns:wp="http://schemas.openxmlformats.org/drawingml/2006/wordprocessingDrawing" xmlns:w10="urn:schemas-microsoft-com:office:word" xmlns:w="http://schemas.openxmlformats.org/wordprocessingml/2006/main" xmlns:w14="http://schemas.microsoft.com/office/word/2010/wordml" xmlns:w15="http://schemas.microsoft.com/office/word/2012/wordml" xmlns:w16cex="http://schemas.microsoft.com/office/word/2018/wordml/cex" xmlns:w16cid="http://schemas.microsoft.com/office/word/2016/wordml/cid" xmlns:w16="http://schemas.microsoft.com/office/word/2018/wordml" xmlns:w16du="http://schemas.microsoft.com/office/word/2023/wordml/word16du" xmlns:w16sdtdh="http://schemas.microsoft.com/office/word/2020/wordml/sdtdatahash" xmlns:w16sdtfl="http://schemas.microsoft.com/office/word/2024/wordml/sdtformatlock" xmlns:w16se="http://schemas.microsoft.com/office/word/2015/wordml/symex" xmlns:wpg="http://schemas.microsoft.com/office/word/2010/wordprocessingGroup" xmlns:wpi="http://schemas.microsoft.com/office/word/2010/wordprocessingInk" xmlns:wne="http://schemas.microsoft.com/office/word/2006/wordml" xmlns:wps="http://schemas.microsoft.com/office/word/2010/wordprocessingShape" mc:Ignorable="w14 w15 w16se w16cid w16 w16cex w16sdtdh w16sdtfl w16du wp14">
-  <w:p>
-    <w:pPr>
-      <w:pStyle w:val="afb"/>
-      <w:jc w:val="center"/>
-    </w:pPr>
-  </w:p>
-  <w:p>
-    <w:pPr>
-      <w:pStyle w:val="afb"/>
-      <w:jc w:val="center"/>
-      <w:rPr>
-        <w:rFonts w:ascii="Times New Roman" w:hAnsi="Times New Roman" w:cs="Times New Roman"/>
-        <w:sz w:val="24"/>
-        <w:szCs w:val="24"/>
-      </w:rPr>
-    </w:pPr>
-  </w:p>
-</w:ftr>
-</file>
-
-<file path=word/footer2.xml><?xml version="1.0" encoding="utf-8"?>
-<w:ftr xmlns:wpc="http://schemas.microsoft.com/office/word/2010/wordprocessingCanvas" xmlns:cx="http://schemas.microsoft.com/office/drawing/2014/chartex" xmlns:cx1="http://schemas.microsoft.com/office/drawing/2015/9/8/chartex" xmlns:cx2="http://schemas.microsoft.com/office/drawing/2015/10/21/chartex" xmlns:cx3="http://schemas.microsoft.com/office/drawing/2016/5/9/chartex" xmlns:cx4="http://schemas.microsoft.com/office/drawing/2016/5/10/chartex" xmlns:cx5="http://schemas.microsoft.com/office/drawing/2016/5/11/chartex" xmlns:cx6="http://schemas.microsoft.com/office/drawing/2016/5/12/chartex" xmlns:cx7="http://schemas.microsoft.com/office/drawing/2016/5/13/chartex" xmlns:cx8="http://schemas.microsoft.com/office/drawing/2016/5/14/chartex" xmlns:mc="http://schemas.openxmlformats.org/markup-compatibility/2006" xmlns:aink="http://schemas.microsoft.com/office/drawing/2016/ink" xmlns:am3d="http://schemas.microsoft.com/office/drawing/2017/model3d" xmlns:o="urn:schemas-microsoft-com:office:office" xmlns:oel="http://schemas.microsoft.com/office/2019/extlst" xmlns:r="http://schemas.openxmlformats.org/officeDocument/2006/relationships" xmlns:m="http://schemas.openxmlformats.org/officeDocument/2006/math" xmlns:v="urn:schemas-microsoft-com:vml" xmlns:wp14="http://schemas.microsoft.com/office/word/2010/wordprocessingDrawing" xmlns:wp="http://schemas.openxmlformats.org/drawingml/2006/wordprocessingDrawing" xmlns:w10="urn:schemas-microsoft-com:office:word" xmlns:w="http://schemas.openxmlformats.org/wordprocessingml/2006/main" xmlns:w14="http://schemas.microsoft.com/office/word/2010/wordml" xmlns:w15="http://schemas.microsoft.com/office/word/2012/wordml" xmlns:w16cex="http://schemas.microsoft.com/office/word/2018/wordml/cex" xmlns:w16cid="http://schemas.microsoft.com/office/word/2016/wordml/cid" xmlns:w16="http://schemas.microsoft.com/office/word/2018/wordml" xmlns:w16du="http://schemas.microsoft.com/office/word/2023/wordml/word16du" xmlns:w16sdtdh="http://schemas.microsoft.com/office/word/2020/wordml/sdtdatahash" xmlns:w16sdtfl="http://schemas.microsoft.com/office/word/2024/wordml/sdtformatlock" xmlns:w16se="http://schemas.microsoft.com/office/word/2015/wordml/symex" xmlns:wpg="http://schemas.microsoft.com/office/word/2010/wordprocessingGroup" xmlns:wpi="http://schemas.microsoft.com/office/word/2010/wordprocessingInk" xmlns:wne="http://schemas.microsoft.com/office/word/2006/wordml" xmlns:wps="http://schemas.microsoft.com/office/word/2010/wordprocessingShape" mc:Ignorable="w14 w15 w16se w16cid w16 w16cex w16sdtdh w16sdtfl w16du wp14">
-  <w:p>
-    <w:pPr>
-      <w:pStyle w:val="afb"/>
-      <w:jc w:val="center"/>
-      <w:rPr>
-        <w:rFonts w:ascii="Times New Roman" w:hAnsi="Times New Roman" w:cs="Times New Roman"/>
-        <w:sz w:val="24"/>
-        <w:szCs w:val="24"/>
-      </w:rPr>
-    </w:pPr>
-  </w:p>
-</w:ftr>
-</file>
-
-<file path=word/footer3.xml><?xml version="1.0" encoding="utf-8"?>
 <w:ftr xmlns:wpc="http://schemas.microsoft.com/office/word/2010/wordprocessingCanvas" xmlns:cx="http://schemas.microsoft.com/office/drawing/2014/chartex" xmlns:cx1="http://schemas.microsoft.com/office/drawing/2015/9/8/chartex" xmlns:cx2="http://schemas.microsoft.com/office/drawing/2015/10/21/chartex" xmlns:cx3="http://schemas.microsoft.com/office/drawing/2016/5/9/chartex" xmlns:cx4="http://schemas.microsoft.com/office/drawing/2016/5/10/chartex" xmlns:cx5="http://schemas.microsoft.com/office/drawing/2016/5/11/chartex" xmlns:cx6="http://schemas.microsoft.com/office/drawing/2016/5/12/chartex" xmlns:cx7="http://schemas.microsoft.com/office/drawing/2016/5/13/chartex" xmlns:cx8="http://schemas.microsoft.com/office/drawing/2016/5/14/chartex" xmlns:mc="http://schemas.openxmlformats.org/markup-compatibility/2006" xmlns:aink="http://schemas.microsoft.com/office/drawing/2016/ink" xmlns:am3d="http://schemas.microsoft.com/office/drawing/2017/model3d" xmlns:o="urn:schemas-microsoft-com:office:office" xmlns:oel="http://schemas.microsoft.com/office/2019/extlst" xmlns:r="http://schemas.openxmlformats.org/officeDocument/2006/relationships" xmlns:m="http://schemas.openxmlformats.org/officeDocument/2006/math" xmlns:v="urn:schemas-microsoft-com:vml" xmlns:wp14="http://schemas.microsoft.com/office/word/2010/wordprocessingDrawing" xmlns:wp="http://schemas.openxmlformats.org/drawingml/2006/wordprocessingDrawing" xmlns:w10="urn:schemas-microsoft-com:office:word" xmlns:w="http://schemas.openxmlformats.org/wordprocessingml/2006/main" xmlns:w14="http://schemas.microsoft.com/office/word/2010/wordml" xmlns:w15="http://schemas.microsoft.com/office/word/2012/wordml" xmlns:w16cex="http://schemas.microsoft.com/office/word/2018/wordml/cex" xmlns:w16cid="http://schemas.microsoft.com/office/word/2016/wordml/cid" xmlns:w16="http://schemas.microsoft.com/office/word/2018/wordml" xmlns:w16du="http://schemas.microsoft.com/office/word/2023/wordml/word16du" xmlns:w16sdtdh="http://schemas.microsoft.com/office/word/2020/wordml/sdtdatahash" xmlns:w16sdtfl="http://schemas.microsoft.com/office/word/2024/wordml/sdtformatlock" xmlns:w16se="http://schemas.microsoft.com/office/word/2015/wordml/symex" xmlns:wpg="http://schemas.microsoft.com/office/word/2010/wordprocessingGroup" xmlns:wpi="http://schemas.microsoft.com/office/word/2010/wordprocessingInk" xmlns:wne="http://schemas.microsoft.com/office/word/2006/wordml" xmlns:wps="http://schemas.microsoft.com/office/word/2010/wordprocessingShape" mc:Ignorable="w14 w15 w16se w16cid w16 w16cex w16sdtdh w16sdtfl w16du wp14">
   <w:sdt>
     <w:sdtPr>
@@ -23325,21 +23080,10 @@
       </w:p>
     </w:sdtContent>
   </w:sdt>
-  <w:p>
-    <w:pPr>
-      <w:pStyle w:val="afb"/>
-      <w:jc w:val="center"/>
-      <w:rPr>
-        <w:rFonts w:ascii="Times New Roman" w:hAnsi="Times New Roman" w:cs="Times New Roman"/>
-        <w:sz w:val="24"/>
-        <w:szCs w:val="24"/>
-      </w:rPr>
-    </w:pPr>
-  </w:p>
 </w:ftr>
 </file>
 
-<file path=word/footer4.xml><?xml version="1.0" encoding="utf-8"?>
+<file path=word/footer2.xml><?xml version="1.0" encoding="utf-8"?>
 <w:ftr xmlns:wpc="http://schemas.microsoft.com/office/word/2010/wordprocessingCanvas" xmlns:cx="http://schemas.microsoft.com/office/drawing/2014/chartex" xmlns:cx1="http://schemas.microsoft.com/office/drawing/2015/9/8/chartex" xmlns:cx2="http://schemas.microsoft.com/office/drawing/2015/10/21/chartex" xmlns:cx3="http://schemas.microsoft.com/office/drawing/2016/5/9/chartex" xmlns:cx4="http://schemas.microsoft.com/office/drawing/2016/5/10/chartex" xmlns:cx5="http://schemas.microsoft.com/office/drawing/2016/5/11/chartex" xmlns:cx6="http://schemas.microsoft.com/office/drawing/2016/5/12/chartex" xmlns:cx7="http://schemas.microsoft.com/office/drawing/2016/5/13/chartex" xmlns:cx8="http://schemas.microsoft.com/office/drawing/2016/5/14/chartex" xmlns:mc="http://schemas.openxmlformats.org/markup-compatibility/2006" xmlns:aink="http://schemas.microsoft.com/office/drawing/2016/ink" xmlns:am3d="http://schemas.microsoft.com/office/drawing/2017/model3d" xmlns:o="urn:schemas-microsoft-com:office:office" xmlns:oel="http://schemas.microsoft.com/office/2019/extlst" xmlns:r="http://schemas.openxmlformats.org/officeDocument/2006/relationships" xmlns:m="http://schemas.openxmlformats.org/officeDocument/2006/math" xmlns:v="urn:schemas-microsoft-com:vml" xmlns:wp14="http://schemas.microsoft.com/office/word/2010/wordprocessingDrawing" xmlns:wp="http://schemas.openxmlformats.org/drawingml/2006/wordprocessingDrawing" xmlns:w10="urn:schemas-microsoft-com:office:word" xmlns:w="http://schemas.openxmlformats.org/wordprocessingml/2006/main" xmlns:w14="http://schemas.microsoft.com/office/word/2010/wordml" xmlns:w15="http://schemas.microsoft.com/office/word/2012/wordml" xmlns:w16cex="http://schemas.microsoft.com/office/word/2018/wordml/cex" xmlns:w16cid="http://schemas.microsoft.com/office/word/2016/wordml/cid" xmlns:w16="http://schemas.microsoft.com/office/word/2018/wordml" xmlns:w16du="http://schemas.microsoft.com/office/word/2023/wordml/word16du" xmlns:w16sdtdh="http://schemas.microsoft.com/office/word/2020/wordml/sdtdatahash" xmlns:w16sdtfl="http://schemas.microsoft.com/office/word/2024/wordml/sdtformatlock" xmlns:w16se="http://schemas.microsoft.com/office/word/2015/wordml/symex" xmlns:wpg="http://schemas.microsoft.com/office/word/2010/wordprocessingGroup" xmlns:wpi="http://schemas.microsoft.com/office/word/2010/wordprocessingInk" xmlns:wne="http://schemas.microsoft.com/office/word/2006/wordml" xmlns:wps="http://schemas.microsoft.com/office/word/2010/wordprocessingShape" mc:Ignorable="w14 w15 w16se w16cid w16 w16cex w16sdtdh w16sdtfl w16du wp14">
   <w:sdt>
     <w:sdtPr>

--- a/practice_report/УП06 Шильников Максим Юрьевич.docx
+++ b/practice_report/УП06 Шильников Максим Юрьевич.docx
@@ -2088,7 +2088,15 @@
                 <w:sz w:val="24"/>
                 <w:szCs w:val="24"/>
               </w:rPr>
-              <w:t>13</w:t>
+              <w:t>1</w:t>
+            </w:r>
+            <w:r>
+              <w:rPr>
+                <w:rFonts w:ascii="Times New Roman" w:hAnsi="Times New Roman" w:cs="Times New Roman"/>
+                <w:sz w:val="24"/>
+                <w:szCs w:val="24"/>
+              </w:rPr>
+              <w:t>4</w:t>
             </w:r>
             <w:r>
               <w:rPr>
@@ -4034,7 +4042,15 @@
                 <w:sz w:val="24"/>
                 <w:szCs w:val="24"/>
               </w:rPr>
-              <w:t>13</w:t>
+              <w:t>1</w:t>
+            </w:r>
+            <w:r>
+              <w:rPr>
+                <w:rFonts w:ascii="Times New Roman" w:hAnsi="Times New Roman"/>
+                <w:sz w:val="24"/>
+                <w:szCs w:val="24"/>
+              </w:rPr>
+              <w:t>4</w:t>
             </w:r>
             <w:r>
               <w:rPr>
@@ -9134,7 +9150,15 @@
           <w:sz w:val="28"/>
           <w:szCs w:val="28"/>
         </w:rPr>
-        <w:t>13</w:t>
+        <w:t>1</w:t>
+      </w:r>
+      <w:r>
+        <w:rPr>
+          <w:rFonts w:ascii="Times New Roman" w:hAnsi="Times New Roman" w:cs="Times New Roman"/>
+          <w:sz w:val="28"/>
+          <w:szCs w:val="28"/>
+        </w:rPr>
+        <w:t>4</w:t>
       </w:r>
       <w:r>
         <w:rPr>
@@ -9377,7 +9401,15 @@
           <w:sz w:val="28"/>
           <w:szCs w:val="28"/>
         </w:rPr>
-        <w:t>13.09.2025</w:t>
+        <w:t>01</w:t>
+      </w:r>
+      <w:r>
+        <w:rPr>
+          <w:rFonts w:ascii="Times New Roman" w:hAnsi="Times New Roman" w:cs="Times New Roman"/>
+          <w:sz w:val="28"/>
+          <w:szCs w:val="28"/>
+        </w:rPr>
+        <w:t>.09.2025</w:t>
       </w:r>
       <w:r>
         <w:rPr>
@@ -9393,7 +9425,15 @@
           <w:sz w:val="28"/>
           <w:szCs w:val="28"/>
         </w:rPr>
-        <w:t xml:space="preserve">06.12.2025 </w:t>
+        <w:t>14</w:t>
+      </w:r>
+      <w:r>
+        <w:rPr>
+          <w:rFonts w:ascii="Times New Roman" w:hAnsi="Times New Roman" w:cs="Times New Roman"/>
+          <w:sz w:val="28"/>
+          <w:szCs w:val="28"/>
+        </w:rPr>
+        <w:t xml:space="preserve">.12.2025 </w:t>
       </w:r>
       <w:r>
         <w:rPr>
@@ -21512,7 +21552,14 @@
           <w:sz w:val="28"/>
           <w:szCs w:val="28"/>
         </w:rPr>
-        <w:t>13.09.25</w:t>
+        <w:t>01</w:t>
+      </w:r>
+      <w:r>
+        <w:rPr>
+          <w:sz w:val="28"/>
+          <w:szCs w:val="28"/>
+        </w:rPr>
+        <w:t>.09.25</w:t>
       </w:r>
       <w:r>
         <w:rPr>
@@ -21526,7 +21573,14 @@
           <w:sz w:val="28"/>
           <w:szCs w:val="28"/>
         </w:rPr>
-        <w:t>06.12.25</w:t>
+        <w:t>14</w:t>
+      </w:r>
+      <w:r>
+        <w:rPr>
+          <w:sz w:val="28"/>
+          <w:szCs w:val="28"/>
+        </w:rPr>
+        <w:t>.12.25</w:t>
       </w:r>
       <w:r>
         <w:rPr>

--- a/practice_report/УП06 Шильников Максим Юрьевич.docx
+++ b/practice_report/УП06 Шильников Максим Юрьевич.docx
@@ -261,8 +261,22 @@
           <w:vertAlign w:val="superscript"/>
           <w:lang w:eastAsia="ru-RU"/>
         </w:rPr>
-        <w:t xml:space="preserve">(должность,   </w:t>
-      </w:r>
+        <w:t>(</w:t>
+      </w:r>
+      <w:proofErr w:type="gramStart"/>
+      <w:r>
+        <w:rPr>
+          <w:rFonts w:ascii="Times New Roman" w:eastAsia="Times New Roman" w:hAnsi="Times New Roman" w:cs="Times New Roman"/>
+          <w:i/>
+          <w:color w:val="000000"/>
+          <w:sz w:val="24"/>
+          <w:szCs w:val="24"/>
+          <w:vertAlign w:val="superscript"/>
+          <w:lang w:eastAsia="ru-RU"/>
+        </w:rPr>
+        <w:t xml:space="preserve">должность,   </w:t>
+      </w:r>
+      <w:proofErr w:type="gramEnd"/>
       <w:r>
         <w:rPr>
           <w:rFonts w:ascii="Times New Roman" w:eastAsia="Times New Roman" w:hAnsi="Times New Roman" w:cs="Times New Roman"/>
@@ -388,7 +402,29 @@
           <w:szCs w:val="24"/>
           <w:lang w:eastAsia="ru-RU"/>
         </w:rPr>
-        <w:t>Дата « __» ____________ 202_ год</w:t>
+        <w:t xml:space="preserve">Дата </w:t>
+      </w:r>
+      <w:proofErr w:type="gramStart"/>
+      <w:r>
+        <w:rPr>
+          <w:rFonts w:ascii="Times New Roman" w:eastAsia="Times New Roman" w:hAnsi="Times New Roman" w:cs="Times New Roman"/>
+          <w:color w:val="000000"/>
+          <w:sz w:val="24"/>
+          <w:szCs w:val="24"/>
+          <w:lang w:eastAsia="ru-RU"/>
+        </w:rPr>
+        <w:t>« _</w:t>
+      </w:r>
+      <w:proofErr w:type="gramEnd"/>
+      <w:r>
+        <w:rPr>
+          <w:rFonts w:ascii="Times New Roman" w:eastAsia="Times New Roman" w:hAnsi="Times New Roman" w:cs="Times New Roman"/>
+          <w:color w:val="000000"/>
+          <w:sz w:val="24"/>
+          <w:szCs w:val="24"/>
+          <w:lang w:eastAsia="ru-RU"/>
+        </w:rPr>
+        <w:t>_» ____________ 202_ год</w:t>
       </w:r>
     </w:p>
     <w:p>
@@ -945,8 +981,18 @@
                 <w:sz w:val="24"/>
                 <w:szCs w:val="24"/>
               </w:rPr>
-              <w:t>Колледж ВятГУ</w:t>
-            </w:r>
+              <w:t xml:space="preserve">Колледж </w:t>
+            </w:r>
+            <w:proofErr w:type="spellStart"/>
+            <w:r>
+              <w:rPr>
+                <w:rFonts w:ascii="Times New Roman" w:hAnsi="Times New Roman" w:cs="Times New Roman"/>
+                <w:sz w:val="24"/>
+                <w:szCs w:val="24"/>
+              </w:rPr>
+              <w:t>ВятГУ</w:t>
+            </w:r>
+            <w:proofErr w:type="spellEnd"/>
           </w:p>
         </w:tc>
         <w:tc>
@@ -2169,8 +2215,18 @@
                 <w:sz w:val="24"/>
                 <w:szCs w:val="24"/>
               </w:rPr>
-              <w:t>ФГБОУ ВО «Вятский государственный университет», Колледж ВятГУ</w:t>
-            </w:r>
+              <w:t xml:space="preserve">ФГБОУ ВО «Вятский государственный университет», Колледж </w:t>
+            </w:r>
+            <w:proofErr w:type="spellStart"/>
+            <w:r>
+              <w:rPr>
+                <w:rFonts w:ascii="Times New Roman" w:hAnsi="Times New Roman" w:cs="Times New Roman"/>
+                <w:sz w:val="24"/>
+                <w:szCs w:val="24"/>
+              </w:rPr>
+              <w:t>ВятГУ</w:t>
+            </w:r>
+            <w:proofErr w:type="spellEnd"/>
           </w:p>
         </w:tc>
       </w:tr>
@@ -4121,8 +4177,18 @@
                 <w:sz w:val="24"/>
                 <w:szCs w:val="24"/>
               </w:rPr>
-              <w:t>ФГБОУ ВО «Вятский государственный университет», Колледж ВятГУ</w:t>
-            </w:r>
+              <w:t xml:space="preserve">ФГБОУ ВО «Вятский государственный университет», Колледж </w:t>
+            </w:r>
+            <w:proofErr w:type="spellStart"/>
+            <w:r>
+              <w:rPr>
+                <w:rFonts w:ascii="Times New Roman" w:hAnsi="Times New Roman" w:cs="Times New Roman"/>
+                <w:sz w:val="24"/>
+                <w:szCs w:val="24"/>
+              </w:rPr>
+              <w:t>ВятГУ</w:t>
+            </w:r>
+            <w:proofErr w:type="spellEnd"/>
           </w:p>
         </w:tc>
       </w:tr>
@@ -10180,7 +10246,43 @@
           <w:sz w:val="28"/>
           <w:szCs w:val="28"/>
         </w:rPr>
-        <w:t>(дата)                       (подпись)</w:t>
+        <w:t>(</w:t>
+      </w:r>
+      <w:proofErr w:type="gramStart"/>
+      <w:r>
+        <w:rPr>
+          <w:rFonts w:ascii="Times New Roman" w:hAnsi="Times New Roman" w:cs="Times New Roman"/>
+          <w:sz w:val="28"/>
+          <w:szCs w:val="28"/>
+        </w:rPr>
+        <w:t xml:space="preserve">дата)   </w:t>
+      </w:r>
+      <w:proofErr w:type="gramEnd"/>
+      <w:r>
+        <w:rPr>
+          <w:rFonts w:ascii="Times New Roman" w:hAnsi="Times New Roman" w:cs="Times New Roman"/>
+          <w:sz w:val="28"/>
+          <w:szCs w:val="28"/>
+        </w:rPr>
+        <w:t xml:space="preserve">                 </w:t>
+      </w:r>
+      <w:proofErr w:type="gramStart"/>
+      <w:r>
+        <w:rPr>
+          <w:rFonts w:ascii="Times New Roman" w:hAnsi="Times New Roman" w:cs="Times New Roman"/>
+          <w:sz w:val="28"/>
+          <w:szCs w:val="28"/>
+        </w:rPr>
+        <w:t xml:space="preserve">   (</w:t>
+      </w:r>
+      <w:proofErr w:type="gramEnd"/>
+      <w:r>
+        <w:rPr>
+          <w:rFonts w:ascii="Times New Roman" w:hAnsi="Times New Roman" w:cs="Times New Roman"/>
+          <w:sz w:val="28"/>
+          <w:szCs w:val="28"/>
+        </w:rPr>
+        <w:t>подпись)</w:t>
       </w:r>
     </w:p>
     <w:p>
@@ -10266,7 +10368,61 @@
           <w:sz w:val="28"/>
           <w:szCs w:val="28"/>
         </w:rPr>
-        <w:t xml:space="preserve"> среду разработки (IDE) PyCharm. Python — это язык с очень простым и понятным синтаксисом, что делает его идеальным для начинающих. PyCharm предоставляет все необходимые инструменты в одном окне: умное редактирование кода с подсказками, встроенный отладчик для пошагового выполнения программы и нахождения ошибок, а также систему управления версиями Git. </w:t>
+        <w:t xml:space="preserve"> среду разработки (IDE) </w:t>
+      </w:r>
+      <w:proofErr w:type="spellStart"/>
+      <w:r>
+        <w:rPr>
+          <w:rFonts w:ascii="Times New Roman" w:hAnsi="Times New Roman" w:cs="Times New Roman"/>
+          <w:sz w:val="28"/>
+          <w:szCs w:val="28"/>
+        </w:rPr>
+        <w:t>PyCharm</w:t>
+      </w:r>
+      <w:proofErr w:type="spellEnd"/>
+      <w:r>
+        <w:rPr>
+          <w:rFonts w:ascii="Times New Roman" w:hAnsi="Times New Roman" w:cs="Times New Roman"/>
+          <w:sz w:val="28"/>
+          <w:szCs w:val="28"/>
+        </w:rPr>
+        <w:t xml:space="preserve">. Python — это язык с очень простым и понятным синтаксисом, что делает его идеальным для начинающих. </w:t>
+      </w:r>
+      <w:proofErr w:type="spellStart"/>
+      <w:r>
+        <w:rPr>
+          <w:rFonts w:ascii="Times New Roman" w:hAnsi="Times New Roman" w:cs="Times New Roman"/>
+          <w:sz w:val="28"/>
+          <w:szCs w:val="28"/>
+        </w:rPr>
+        <w:t>PyCharm</w:t>
+      </w:r>
+      <w:proofErr w:type="spellEnd"/>
+      <w:r>
+        <w:rPr>
+          <w:rFonts w:ascii="Times New Roman" w:hAnsi="Times New Roman" w:cs="Times New Roman"/>
+          <w:sz w:val="28"/>
+          <w:szCs w:val="28"/>
+        </w:rPr>
+        <w:t xml:space="preserve"> предоставляет все необходимые инструменты в одном окне: умное редактирование кода с подсказками, встроенный отладчик для пошагового выполнения программы и нахождения ошибок, а также систему управления версиями </w:t>
+      </w:r>
+      <w:proofErr w:type="spellStart"/>
+      <w:r>
+        <w:rPr>
+          <w:rFonts w:ascii="Times New Roman" w:hAnsi="Times New Roman" w:cs="Times New Roman"/>
+          <w:sz w:val="28"/>
+          <w:szCs w:val="28"/>
+        </w:rPr>
+        <w:t>Git</w:t>
+      </w:r>
+      <w:proofErr w:type="spellEnd"/>
+      <w:r>
+        <w:rPr>
+          <w:rFonts w:ascii="Times New Roman" w:hAnsi="Times New Roman" w:cs="Times New Roman"/>
+          <w:sz w:val="28"/>
+          <w:szCs w:val="28"/>
+        </w:rPr>
+        <w:t xml:space="preserve">. </w:t>
       </w:r>
       <w:r>
         <w:rPr>
@@ -10438,7 +10594,25 @@
           <w:sz w:val="28"/>
           <w:szCs w:val="28"/>
         </w:rPr>
-        <w:t xml:space="preserve"> ниже, показан интерфейс PyCharm с открытым проектом, где слева находится структура файлов, в центре — код с подсветкой синтаксиса, а снизу — окно для вывода результатов и работы с терминалом.</w:t>
+        <w:t xml:space="preserve"> ниже, показан интерфейс </w:t>
+      </w:r>
+      <w:proofErr w:type="spellStart"/>
+      <w:r>
+        <w:rPr>
+          <w:rFonts w:ascii="Times New Roman" w:hAnsi="Times New Roman" w:cs="Times New Roman"/>
+          <w:sz w:val="28"/>
+          <w:szCs w:val="28"/>
+        </w:rPr>
+        <w:t>PyCharm</w:t>
+      </w:r>
+      <w:proofErr w:type="spellEnd"/>
+      <w:r>
+        <w:rPr>
+          <w:rFonts w:ascii="Times New Roman" w:hAnsi="Times New Roman" w:cs="Times New Roman"/>
+          <w:sz w:val="28"/>
+          <w:szCs w:val="28"/>
+        </w:rPr>
+        <w:t xml:space="preserve"> с открытым проектом, где слева находится структура файлов, в центре — код с подсветкой синтаксиса, а снизу — окно для вывода результатов и работы с терминалом.</w:t>
       </w:r>
     </w:p>
     <w:p>
@@ -10675,7 +10849,6 @@
     </w:p>
     <w:p>
       <w:pPr>
-        <w:spacing w:after="0" w:line="360" w:lineRule="auto"/>
         <w:ind w:firstLine="709"/>
         <w:jc w:val="both"/>
         <w:rPr>
@@ -10703,7 +10876,6 @@
         <w:tabs>
           <w:tab w:val="left" w:pos="993"/>
         </w:tabs>
-        <w:spacing w:after="0" w:line="360" w:lineRule="auto"/>
         <w:ind w:left="0" w:firstLine="709"/>
         <w:jc w:val="both"/>
         <w:rPr>
@@ -10731,7 +10903,6 @@
         <w:tabs>
           <w:tab w:val="left" w:pos="993"/>
         </w:tabs>
-        <w:spacing w:line="360" w:lineRule="auto"/>
         <w:ind w:left="0" w:firstLine="709"/>
         <w:jc w:val="both"/>
         <w:rPr>
@@ -11852,6 +12023,7 @@
               </w:rPr>
               <w:t>://</w:t>
             </w:r>
+            <w:proofErr w:type="spellStart"/>
             <w:r>
               <w:rPr>
                 <w:rFonts w:ascii="Times New Roman" w:hAnsi="Times New Roman" w:cs="Times New Roman"/>
@@ -11861,6 +12033,7 @@
               </w:rPr>
               <w:t>codeforces</w:t>
             </w:r>
+            <w:proofErr w:type="spellEnd"/>
             <w:r>
               <w:rPr>
                 <w:rFonts w:ascii="Times New Roman" w:hAnsi="Times New Roman" w:cs="Times New Roman"/>
@@ -11903,6 +12076,7 @@
               </w:rPr>
               <w:t>/</w:t>
             </w:r>
+            <w:proofErr w:type="spellStart"/>
             <w:r>
               <w:rPr>
                 <w:rFonts w:ascii="Times New Roman" w:hAnsi="Times New Roman" w:cs="Times New Roman"/>
@@ -11912,6 +12086,7 @@
               </w:rPr>
               <w:t>PNnJXl</w:t>
             </w:r>
+            <w:proofErr w:type="spellEnd"/>
             <w:r>
               <w:rPr>
                 <w:rFonts w:ascii="Times New Roman" w:hAnsi="Times New Roman" w:cs="Times New Roman"/>
@@ -12128,6 +12303,7 @@
         </w:rPr>
         <w:t xml:space="preserve"> </w:t>
       </w:r>
+      <w:proofErr w:type="spellStart"/>
       <w:r>
         <w:rPr>
           <w:rFonts w:ascii="Times New Roman" w:hAnsi="Times New Roman" w:cs="Times New Roman"/>
@@ -12137,6 +12313,7 @@
         </w:rPr>
         <w:t>cstud</w:t>
       </w:r>
+      <w:proofErr w:type="spellEnd"/>
       <w:r>
         <w:rPr>
           <w:rFonts w:ascii="Times New Roman" w:hAnsi="Times New Roman" w:cs="Times New Roman"/>
@@ -12267,6 +12444,7 @@
         </w:rPr>
         <w:t>://</w:t>
       </w:r>
+      <w:proofErr w:type="spellStart"/>
       <w:r>
         <w:rPr>
           <w:rFonts w:ascii="Times New Roman" w:hAnsi="Times New Roman" w:cs="Times New Roman"/>
@@ -12276,6 +12454,7 @@
         </w:rPr>
         <w:t>codeforces</w:t>
       </w:r>
+      <w:proofErr w:type="spellEnd"/>
       <w:r>
         <w:rPr>
           <w:rFonts w:ascii="Times New Roman" w:hAnsi="Times New Roman" w:cs="Times New Roman"/>
@@ -12318,6 +12497,7 @@
         </w:rPr>
         <w:t>/</w:t>
       </w:r>
+      <w:proofErr w:type="spellStart"/>
       <w:r>
         <w:rPr>
           <w:rFonts w:ascii="Times New Roman" w:hAnsi="Times New Roman" w:cs="Times New Roman"/>
@@ -12327,6 +12507,7 @@
         </w:rPr>
         <w:t>PNnJXl</w:t>
       </w:r>
+      <w:proofErr w:type="spellEnd"/>
       <w:r>
         <w:rPr>
           <w:rFonts w:ascii="Times New Roman" w:hAnsi="Times New Roman" w:cs="Times New Roman"/>
@@ -13481,6 +13662,7 @@
         </w:rPr>
         <w:t>://</w:t>
       </w:r>
+      <w:proofErr w:type="spellStart"/>
       <w:r>
         <w:rPr>
           <w:rFonts w:ascii="Times New Roman" w:hAnsi="Times New Roman" w:cs="Times New Roman"/>
@@ -13490,6 +13672,7 @@
         </w:rPr>
         <w:t>codeforces</w:t>
       </w:r>
+      <w:proofErr w:type="spellEnd"/>
       <w:r>
         <w:rPr>
           <w:rFonts w:ascii="Times New Roman" w:hAnsi="Times New Roman" w:cs="Times New Roman"/>
@@ -13532,6 +13715,7 @@
         </w:rPr>
         <w:t>/</w:t>
       </w:r>
+      <w:proofErr w:type="spellStart"/>
       <w:r>
         <w:rPr>
           <w:rFonts w:ascii="Times New Roman" w:hAnsi="Times New Roman" w:cs="Times New Roman"/>
@@ -13541,6 +13725,7 @@
         </w:rPr>
         <w:t>PNnJXl</w:t>
       </w:r>
+      <w:proofErr w:type="spellEnd"/>
       <w:r>
         <w:rPr>
           <w:rFonts w:ascii="Times New Roman" w:hAnsi="Times New Roman" w:cs="Times New Roman"/>
@@ -13848,13 +14033,23 @@
         </w:rPr>
         <w:t xml:space="preserve">Есть </w:t>
       </w:r>
-      <w:r>
-        <w:rPr>
-          <w:rFonts w:ascii="Times New Roman" w:hAnsi="Times New Roman" w:cs="Times New Roman"/>
-          <w:sz w:val="28"/>
-          <w:szCs w:val="28"/>
-        </w:rPr>
-        <w:t>мультимножество где есть только одно число</w:t>
+      <w:proofErr w:type="gramStart"/>
+      <w:r>
+        <w:rPr>
+          <w:rFonts w:ascii="Times New Roman" w:hAnsi="Times New Roman" w:cs="Times New Roman"/>
+          <w:sz w:val="28"/>
+          <w:szCs w:val="28"/>
+        </w:rPr>
+        <w:t>мультимножество</w:t>
+      </w:r>
+      <w:proofErr w:type="gramEnd"/>
+      <w:r>
+        <w:rPr>
+          <w:rFonts w:ascii="Times New Roman" w:hAnsi="Times New Roman" w:cs="Times New Roman"/>
+          <w:sz w:val="28"/>
+          <w:szCs w:val="28"/>
+        </w:rPr>
+        <w:t xml:space="preserve"> где есть только одно число</w:t>
       </w:r>
       <w:r>
         <w:rPr>
@@ -14768,6 +14963,7 @@
         </w:rPr>
         <w:t>://</w:t>
       </w:r>
+      <w:proofErr w:type="spellStart"/>
       <w:r>
         <w:rPr>
           <w:rFonts w:ascii="Times New Roman" w:hAnsi="Times New Roman" w:cs="Times New Roman"/>
@@ -14777,6 +14973,7 @@
         </w:rPr>
         <w:t>codeforces</w:t>
       </w:r>
+      <w:proofErr w:type="spellEnd"/>
       <w:r>
         <w:rPr>
           <w:rFonts w:ascii="Times New Roman" w:hAnsi="Times New Roman" w:cs="Times New Roman"/>
@@ -14819,6 +15016,7 @@
         </w:rPr>
         <w:t>/</w:t>
       </w:r>
+      <w:proofErr w:type="spellStart"/>
       <w:r>
         <w:rPr>
           <w:rFonts w:ascii="Times New Roman" w:hAnsi="Times New Roman" w:cs="Times New Roman"/>
@@ -14828,6 +15026,7 @@
         </w:rPr>
         <w:t>PNnJXl</w:t>
       </w:r>
+      <w:proofErr w:type="spellEnd"/>
       <w:r>
         <w:rPr>
           <w:rFonts w:ascii="Times New Roman" w:hAnsi="Times New Roman" w:cs="Times New Roman"/>
@@ -16076,6 +16275,7 @@
         </w:rPr>
         <w:t>://</w:t>
       </w:r>
+      <w:proofErr w:type="spellStart"/>
       <w:r>
         <w:rPr>
           <w:rFonts w:ascii="Times New Roman" w:hAnsi="Times New Roman" w:cs="Times New Roman"/>
@@ -16085,6 +16285,7 @@
         </w:rPr>
         <w:t>codeforces</w:t>
       </w:r>
+      <w:proofErr w:type="spellEnd"/>
       <w:r>
         <w:rPr>
           <w:rFonts w:ascii="Times New Roman" w:hAnsi="Times New Roman" w:cs="Times New Roman"/>
@@ -16127,6 +16328,7 @@
         </w:rPr>
         <w:t>/</w:t>
       </w:r>
+      <w:proofErr w:type="spellStart"/>
       <w:r>
         <w:rPr>
           <w:rFonts w:ascii="Times New Roman" w:hAnsi="Times New Roman" w:cs="Times New Roman"/>
@@ -16136,6 +16338,7 @@
         </w:rPr>
         <w:t>PNnJXl</w:t>
       </w:r>
+      <w:proofErr w:type="spellEnd"/>
       <w:r>
         <w:rPr>
           <w:rFonts w:ascii="Times New Roman" w:hAnsi="Times New Roman" w:cs="Times New Roman"/>
@@ -16401,7 +16604,27 @@
           <w:sz w:val="28"/>
           <w:szCs w:val="28"/>
         </w:rPr>
-        <w:t xml:space="preserve">. Скибидус и </w:t>
+        <w:t xml:space="preserve">. </w:t>
+      </w:r>
+      <w:proofErr w:type="spellStart"/>
+      <w:r>
+        <w:rPr>
+          <w:rFonts w:ascii="Times New Roman" w:hAnsi="Times New Roman" w:cs="Times New Roman"/>
+          <w:b/>
+          <w:sz w:val="28"/>
+          <w:szCs w:val="28"/>
+        </w:rPr>
+        <w:t>Скибидус</w:t>
+      </w:r>
+      <w:proofErr w:type="spellEnd"/>
+      <w:r>
+        <w:rPr>
+          <w:rFonts w:ascii="Times New Roman" w:hAnsi="Times New Roman" w:cs="Times New Roman"/>
+          <w:b/>
+          <w:sz w:val="28"/>
+          <w:szCs w:val="28"/>
+        </w:rPr>
+        <w:t xml:space="preserve"> и </w:t>
       </w:r>
       <w:r>
         <w:rPr>
@@ -16552,7 +16775,16 @@
           <w:sz w:val="28"/>
           <w:szCs w:val="28"/>
         </w:rPr>
-        <w:t xml:space="preserve"> a можно не более одного раза сделать следующее:</w:t>
+        <w:t xml:space="preserve"> a можно не более одного раза сделать следующее</w:t>
+      </w:r>
+      <w:proofErr w:type="gramStart"/>
+      <w:r>
+        <w:rPr>
+          <w:rFonts w:ascii="Times New Roman" w:hAnsi="Times New Roman" w:cs="Times New Roman"/>
+          <w:sz w:val="28"/>
+          <w:szCs w:val="28"/>
+        </w:rPr>
+        <w:t>:</w:t>
       </w:r>
       <w:r>
         <w:rPr>
@@ -16568,7 +16800,16 @@
           <w:sz w:val="28"/>
           <w:szCs w:val="28"/>
         </w:rPr>
-        <w:t>Заменить его на (единственное число из b) - (текущее значение).</w:t>
+        <w:t>Заменить</w:t>
+      </w:r>
+      <w:proofErr w:type="gramEnd"/>
+      <w:r>
+        <w:rPr>
+          <w:rFonts w:ascii="Times New Roman" w:hAnsi="Times New Roman" w:cs="Times New Roman"/>
+          <w:sz w:val="28"/>
+          <w:szCs w:val="28"/>
+        </w:rPr>
+        <w:t xml:space="preserve"> его на (единственное число из b) - (текущее значение).</w:t>
       </w:r>
     </w:p>
     <w:p>
@@ -17557,6 +17798,7 @@
         </w:rPr>
         <w:t>://</w:t>
       </w:r>
+      <w:proofErr w:type="spellStart"/>
       <w:r>
         <w:rPr>
           <w:rFonts w:ascii="Times New Roman" w:hAnsi="Times New Roman" w:cs="Times New Roman"/>
@@ -17566,6 +17808,7 @@
         </w:rPr>
         <w:t>codeforces</w:t>
       </w:r>
+      <w:proofErr w:type="spellEnd"/>
       <w:r>
         <w:rPr>
           <w:rFonts w:ascii="Times New Roman" w:hAnsi="Times New Roman" w:cs="Times New Roman"/>
@@ -17608,6 +17851,7 @@
         </w:rPr>
         <w:t>/</w:t>
       </w:r>
+      <w:proofErr w:type="spellStart"/>
       <w:r>
         <w:rPr>
           <w:rFonts w:ascii="Times New Roman" w:hAnsi="Times New Roman" w:cs="Times New Roman"/>
@@ -17617,6 +17861,7 @@
         </w:rPr>
         <w:t>PNnJXl</w:t>
       </w:r>
+      <w:proofErr w:type="spellEnd"/>
       <w:r>
         <w:rPr>
           <w:rFonts w:ascii="Times New Roman" w:hAnsi="Times New Roman" w:cs="Times New Roman"/>
@@ -18895,6 +19140,7 @@
         </w:rPr>
         <w:t>://</w:t>
       </w:r>
+      <w:proofErr w:type="spellStart"/>
       <w:r>
         <w:rPr>
           <w:rFonts w:ascii="Times New Roman" w:hAnsi="Times New Roman" w:cs="Times New Roman"/>
@@ -18904,6 +19150,7 @@
         </w:rPr>
         <w:t>codeforces</w:t>
       </w:r>
+      <w:proofErr w:type="spellEnd"/>
       <w:r>
         <w:rPr>
           <w:rFonts w:ascii="Times New Roman" w:hAnsi="Times New Roman" w:cs="Times New Roman"/>
@@ -18946,6 +19193,7 @@
         </w:rPr>
         <w:t>/</w:t>
       </w:r>
+      <w:proofErr w:type="spellStart"/>
       <w:r>
         <w:rPr>
           <w:rFonts w:ascii="Times New Roman" w:hAnsi="Times New Roman" w:cs="Times New Roman"/>
@@ -18955,6 +19203,7 @@
         </w:rPr>
         <w:t>PNnJXl</w:t>
       </w:r>
+      <w:proofErr w:type="spellEnd"/>
       <w:r>
         <w:rPr>
           <w:rFonts w:ascii="Times New Roman" w:hAnsi="Times New Roman" w:cs="Times New Roman"/>
@@ -19260,7 +19509,7 @@
     </w:p>
     <w:p>
       <w:pPr>
-        <w:spacing w:after="180" w:line="360" w:lineRule="auto"/>
+        <w:spacing w:line="360" w:lineRule="auto"/>
         <w:ind w:firstLine="709"/>
         <w:jc w:val="both"/>
         <w:rPr>
@@ -20256,6 +20505,7 @@
         </w:rPr>
         <w:t>://</w:t>
       </w:r>
+      <w:proofErr w:type="spellStart"/>
       <w:r>
         <w:rPr>
           <w:rFonts w:ascii="Times New Roman" w:hAnsi="Times New Roman" w:cs="Times New Roman"/>
@@ -20265,6 +20515,7 @@
         </w:rPr>
         <w:t>codeforces</w:t>
       </w:r>
+      <w:proofErr w:type="spellEnd"/>
       <w:r>
         <w:rPr>
           <w:rFonts w:ascii="Times New Roman" w:hAnsi="Times New Roman" w:cs="Times New Roman"/>
@@ -20307,6 +20558,7 @@
         </w:rPr>
         <w:t>/</w:t>
       </w:r>
+      <w:proofErr w:type="spellStart"/>
       <w:r>
         <w:rPr>
           <w:rFonts w:ascii="Times New Roman" w:hAnsi="Times New Roman" w:cs="Times New Roman"/>
@@ -20316,6 +20568,7 @@
         </w:rPr>
         <w:t>PNnJXl</w:t>
       </w:r>
+      <w:proofErr w:type="spellEnd"/>
       <w:r>
         <w:rPr>
           <w:rFonts w:ascii="Times New Roman" w:hAnsi="Times New Roman" w:cs="Times New Roman"/>
@@ -20680,114 +20933,60 @@
           <w:sz w:val="28"/>
           <w:szCs w:val="28"/>
         </w:rPr>
-        <w:t>Есть n участников. Первый начинает в момент 0, второй — в x, третий — в 2x, и т.д.</w:t>
-      </w:r>
-      <w:r>
-        <w:rPr>
-          <w:rFonts w:ascii="Times New Roman" w:hAnsi="Times New Roman" w:cs="Times New Roman"/>
-          <w:sz w:val="28"/>
-          <w:szCs w:val="28"/>
-        </w:rPr>
-        <w:t xml:space="preserve"> П</w:t>
-      </w:r>
-      <w:r>
-        <w:rPr>
-          <w:rFonts w:ascii="Times New Roman" w:hAnsi="Times New Roman" w:cs="Times New Roman"/>
-          <w:sz w:val="28"/>
-          <w:szCs w:val="28"/>
-        </w:rPr>
-        <w:t>иш</w:t>
-      </w:r>
-      <w:r>
-        <w:rPr>
-          <w:rFonts w:ascii="Times New Roman" w:hAnsi="Times New Roman" w:cs="Times New Roman"/>
-          <w:sz w:val="28"/>
-          <w:szCs w:val="28"/>
-        </w:rPr>
-        <w:t>у</w:t>
-      </w:r>
-      <w:r>
-        <w:rPr>
-          <w:rFonts w:ascii="Times New Roman" w:hAnsi="Times New Roman" w:cs="Times New Roman"/>
-          <w:sz w:val="28"/>
-          <w:szCs w:val="28"/>
-        </w:rPr>
-        <w:t xml:space="preserve">т </w:t>
-      </w:r>
-      <w:r>
-        <w:rPr>
-          <w:rFonts w:ascii="Times New Roman" w:hAnsi="Times New Roman" w:cs="Times New Roman"/>
-          <w:sz w:val="28"/>
-          <w:szCs w:val="28"/>
-        </w:rPr>
-        <w:t>по</w:t>
-      </w:r>
-      <w:r>
-        <w:rPr>
-          <w:rFonts w:ascii="Times New Roman" w:hAnsi="Times New Roman" w:cs="Times New Roman"/>
-          <w:sz w:val="28"/>
-          <w:szCs w:val="28"/>
-        </w:rPr>
-        <w:t xml:space="preserve"> t минут.</w:t>
+        <w:t xml:space="preserve">Дано </w:t>
+      </w:r>
+      <w:r>
+        <w:rPr>
+          <w:rFonts w:ascii="Times New Roman" w:hAnsi="Times New Roman" w:cs="Times New Roman"/>
+          <w:sz w:val="28"/>
+          <w:szCs w:val="28"/>
+          <w:lang w:val="en-US"/>
+        </w:rPr>
+        <w:t>n</w:t>
+      </w:r>
+      <w:r>
+        <w:rPr>
+          <w:rFonts w:ascii="Times New Roman" w:hAnsi="Times New Roman" w:cs="Times New Roman"/>
+          <w:sz w:val="28"/>
+          <w:szCs w:val="28"/>
+        </w:rPr>
+        <w:t xml:space="preserve"> </w:t>
+      </w:r>
+      <w:r>
+        <w:rPr>
+          <w:rFonts w:ascii="Times New Roman" w:hAnsi="Times New Roman" w:cs="Times New Roman"/>
+          <w:sz w:val="28"/>
+          <w:szCs w:val="28"/>
+        </w:rPr>
+        <w:t xml:space="preserve">элементов. </w:t>
       </w:r>
     </w:p>
     <w:p>
       <w:pPr>
         <w:spacing w:line="360" w:lineRule="auto"/>
-        <w:ind w:firstLine="709"/>
+        <w:ind w:firstLine="708"/>
         <w:jc w:val="both"/>
         <w:rPr>
           <w:rFonts w:ascii="Times New Roman" w:hAnsi="Times New Roman" w:cs="Times New Roman"/>
           <w:sz w:val="28"/>
           <w:szCs w:val="28"/>
-        </w:rPr>
-      </w:pPr>
-      <w:r>
-        <w:rPr>
-          <w:rFonts w:ascii="Times New Roman" w:hAnsi="Times New Roman" w:cs="Times New Roman"/>
-          <w:sz w:val="28"/>
-          <w:szCs w:val="28"/>
-        </w:rPr>
-        <w:t>Н</w:t>
-      </w:r>
-      <w:r>
-        <w:rPr>
-          <w:rFonts w:ascii="Times New Roman" w:hAnsi="Times New Roman" w:cs="Times New Roman"/>
-          <w:sz w:val="28"/>
-          <w:szCs w:val="28"/>
-        </w:rPr>
-        <w:t>айти</w:t>
-      </w:r>
-      <w:r>
-        <w:rPr>
-          <w:rFonts w:ascii="Times New Roman" w:hAnsi="Times New Roman" w:cs="Times New Roman"/>
-          <w:sz w:val="28"/>
-          <w:szCs w:val="28"/>
-        </w:rPr>
-        <w:t>:</w:t>
-      </w:r>
-      <w:r>
-        <w:rPr>
-          <w:rFonts w:ascii="Times New Roman" w:hAnsi="Times New Roman" w:cs="Times New Roman"/>
-          <w:sz w:val="28"/>
-          <w:szCs w:val="28"/>
-        </w:rPr>
-        <w:t xml:space="preserve"> сумму </w:t>
-      </w:r>
-      <w:r>
-        <w:rPr>
-          <w:rFonts w:ascii="Times New Roman" w:hAnsi="Times New Roman" w:cs="Times New Roman"/>
-          <w:sz w:val="28"/>
-          <w:szCs w:val="28"/>
           <w:lang w:val="en-US"/>
         </w:rPr>
-        <w:t>d</w:t>
-      </w:r>
-      <w:r>
-        <w:rPr>
-          <w:rFonts w:ascii="Times New Roman" w:hAnsi="Times New Roman" w:cs="Times New Roman"/>
-          <w:sz w:val="28"/>
-          <w:szCs w:val="28"/>
+      </w:pPr>
+      <w:r>
+        <w:rPr>
+          <w:rFonts w:ascii="Times New Roman" w:hAnsi="Times New Roman" w:cs="Times New Roman"/>
+          <w:sz w:val="28"/>
+          <w:szCs w:val="28"/>
+        </w:rPr>
+        <w:t>Для</w:t>
+      </w:r>
+      <w:r>
+        <w:rPr>
+          <w:rFonts w:ascii="Times New Roman" w:hAnsi="Times New Roman" w:cs="Times New Roman"/>
+          <w:sz w:val="28"/>
+          <w:szCs w:val="28"/>
+          <w:lang w:val="en-US"/>
         </w:rPr>
         <w:t xml:space="preserve"> </w:t>
       </w:r>
@@ -20797,7 +20996,7 @@
           <w:sz w:val="28"/>
           <w:szCs w:val="28"/>
         </w:rPr>
-        <w:t>(</w:t>
+        <w:t>каждого</w:t>
       </w:r>
       <w:r>
         <w:rPr>
@@ -20806,87 +21005,522 @@
           <w:szCs w:val="28"/>
           <w:lang w:val="en-US"/>
         </w:rPr>
-        <w:t>d</w:t>
-      </w:r>
-      <w:r>
-        <w:rPr>
-          <w:rFonts w:ascii="Times New Roman" w:hAnsi="Times New Roman" w:cs="Times New Roman"/>
-          <w:sz w:val="28"/>
-          <w:szCs w:val="28"/>
-        </w:rPr>
-        <w:t xml:space="preserve"> = </w:t>
-      </w:r>
-      <w:r>
-        <w:rPr>
-          <w:rFonts w:ascii="Times New Roman" w:hAnsi="Times New Roman" w:cs="Times New Roman"/>
-          <w:sz w:val="28"/>
-          <w:szCs w:val="28"/>
-        </w:rPr>
-        <w:t xml:space="preserve">кол - во </w:t>
-      </w:r>
-      <w:r>
-        <w:rPr>
-          <w:rFonts w:ascii="Times New Roman" w:hAnsi="Times New Roman" w:cs="Times New Roman"/>
-          <w:sz w:val="28"/>
-          <w:szCs w:val="28"/>
-        </w:rPr>
-        <w:t>не закончи</w:t>
-      </w:r>
-      <w:r>
-        <w:rPr>
-          <w:rFonts w:ascii="Times New Roman" w:hAnsi="Times New Roman" w:cs="Times New Roman"/>
-          <w:sz w:val="28"/>
-          <w:szCs w:val="28"/>
-        </w:rPr>
-        <w:t>вших</w:t>
-      </w:r>
-      <w:r>
-        <w:rPr>
-          <w:rFonts w:ascii="Times New Roman" w:hAnsi="Times New Roman" w:cs="Times New Roman"/>
-          <w:sz w:val="28"/>
-          <w:szCs w:val="28"/>
-        </w:rPr>
-        <w:t xml:space="preserve"> но уже нача</w:t>
-      </w:r>
-      <w:r>
-        <w:rPr>
-          <w:rFonts w:ascii="Times New Roman" w:hAnsi="Times New Roman" w:cs="Times New Roman"/>
-          <w:sz w:val="28"/>
-          <w:szCs w:val="28"/>
-        </w:rPr>
-        <w:t>вших</w:t>
-      </w:r>
-      <w:r>
-        <w:rPr>
-          <w:rFonts w:ascii="Times New Roman" w:hAnsi="Times New Roman" w:cs="Times New Roman"/>
-          <w:sz w:val="28"/>
-          <w:szCs w:val="28"/>
-        </w:rPr>
-        <w:t>)</w:t>
-      </w:r>
-      <w:r>
-        <w:rPr>
-          <w:rFonts w:ascii="Times New Roman" w:hAnsi="Times New Roman" w:cs="Times New Roman"/>
-          <w:sz w:val="28"/>
-          <w:szCs w:val="28"/>
-        </w:rPr>
-        <w:t>.</w:t>
+        <w:t xml:space="preserve"> </w:t>
+      </w:r>
+      <w:proofErr w:type="spellStart"/>
+      <w:r>
+        <w:rPr>
+          <w:rFonts w:ascii="Times New Roman" w:hAnsi="Times New Roman" w:cs="Times New Roman"/>
+          <w:sz w:val="28"/>
+          <w:szCs w:val="28"/>
+          <w:lang w:val="en-US"/>
+        </w:rPr>
+        <w:t>i</w:t>
+      </w:r>
+      <w:proofErr w:type="spellEnd"/>
+      <w:r>
+        <w:rPr>
+          <w:rFonts w:ascii="Times New Roman" w:hAnsi="Times New Roman" w:cs="Times New Roman"/>
+          <w:sz w:val="28"/>
+          <w:szCs w:val="28"/>
+          <w:lang w:val="en-US"/>
+        </w:rPr>
+        <w:t xml:space="preserve"> </w:t>
+      </w:r>
+      <w:r>
+        <w:rPr>
+          <w:rFonts w:ascii="Times New Roman" w:hAnsi="Times New Roman" w:cs="Times New Roman"/>
+          <w:sz w:val="28"/>
+          <w:szCs w:val="28"/>
+        </w:rPr>
+        <w:t>от</w:t>
+      </w:r>
+      <w:r>
+        <w:rPr>
+          <w:rFonts w:ascii="Times New Roman" w:hAnsi="Times New Roman" w:cs="Times New Roman"/>
+          <w:sz w:val="28"/>
+          <w:szCs w:val="28"/>
+          <w:lang w:val="en-US"/>
+        </w:rPr>
+        <w:t xml:space="preserve"> 0 </w:t>
+      </w:r>
+      <w:r>
+        <w:rPr>
+          <w:rFonts w:ascii="Times New Roman" w:hAnsi="Times New Roman" w:cs="Times New Roman"/>
+          <w:sz w:val="28"/>
+          <w:szCs w:val="28"/>
+        </w:rPr>
+        <w:t>до</w:t>
+      </w:r>
+      <w:r>
+        <w:rPr>
+          <w:rFonts w:ascii="Times New Roman" w:hAnsi="Times New Roman" w:cs="Times New Roman"/>
+          <w:sz w:val="28"/>
+          <w:szCs w:val="28"/>
+          <w:lang w:val="en-US"/>
+        </w:rPr>
+        <w:t xml:space="preserve"> n-1:</w:t>
+      </w:r>
+      <w:r>
+        <w:rPr>
+          <w:rFonts w:ascii="Times New Roman" w:hAnsi="Times New Roman" w:cs="Times New Roman"/>
+          <w:sz w:val="28"/>
+          <w:szCs w:val="28"/>
+          <w:lang w:val="en-US"/>
+        </w:rPr>
+        <w:t xml:space="preserve"> </w:t>
+      </w:r>
+      <w:r>
+        <w:rPr>
+          <w:rFonts w:ascii="Times New Roman" w:hAnsi="Times New Roman" w:cs="Times New Roman"/>
+          <w:sz w:val="28"/>
+          <w:szCs w:val="28"/>
+          <w:lang w:val="en-US"/>
+        </w:rPr>
+        <w:t>start[</w:t>
+      </w:r>
+      <w:proofErr w:type="spellStart"/>
+      <w:r>
+        <w:rPr>
+          <w:rFonts w:ascii="Times New Roman" w:hAnsi="Times New Roman" w:cs="Times New Roman"/>
+          <w:sz w:val="28"/>
+          <w:szCs w:val="28"/>
+          <w:lang w:val="en-US"/>
+        </w:rPr>
+        <w:t>i</w:t>
+      </w:r>
+      <w:proofErr w:type="spellEnd"/>
+      <w:r>
+        <w:rPr>
+          <w:rFonts w:ascii="Times New Roman" w:hAnsi="Times New Roman" w:cs="Times New Roman"/>
+          <w:sz w:val="28"/>
+          <w:szCs w:val="28"/>
+          <w:lang w:val="en-US"/>
+        </w:rPr>
+        <w:t xml:space="preserve">] = </w:t>
+      </w:r>
+      <w:proofErr w:type="spellStart"/>
+      <w:r>
+        <w:rPr>
+          <w:rFonts w:ascii="Times New Roman" w:hAnsi="Times New Roman" w:cs="Times New Roman"/>
+          <w:sz w:val="28"/>
+          <w:szCs w:val="28"/>
+          <w:lang w:val="en-US"/>
+        </w:rPr>
+        <w:t>i</w:t>
+      </w:r>
+      <w:proofErr w:type="spellEnd"/>
+      <w:r>
+        <w:rPr>
+          <w:rFonts w:ascii="Times New Roman" w:hAnsi="Times New Roman" w:cs="Times New Roman"/>
+          <w:sz w:val="28"/>
+          <w:szCs w:val="28"/>
+          <w:lang w:val="en-US"/>
+        </w:rPr>
+        <w:t xml:space="preserve"> * x</w:t>
+      </w:r>
+      <w:r>
+        <w:rPr>
+          <w:rFonts w:ascii="Times New Roman" w:hAnsi="Times New Roman" w:cs="Times New Roman"/>
+          <w:sz w:val="28"/>
+          <w:szCs w:val="28"/>
+          <w:lang w:val="en-US"/>
+        </w:rPr>
+        <w:t xml:space="preserve">; </w:t>
+      </w:r>
+      <w:r>
+        <w:rPr>
+          <w:rFonts w:ascii="Times New Roman" w:hAnsi="Times New Roman" w:cs="Times New Roman"/>
+          <w:sz w:val="28"/>
+          <w:szCs w:val="28"/>
+          <w:lang w:val="en-US"/>
+        </w:rPr>
+        <w:t>end[</w:t>
+      </w:r>
+      <w:proofErr w:type="spellStart"/>
+      <w:r>
+        <w:rPr>
+          <w:rFonts w:ascii="Times New Roman" w:hAnsi="Times New Roman" w:cs="Times New Roman"/>
+          <w:sz w:val="28"/>
+          <w:szCs w:val="28"/>
+          <w:lang w:val="en-US"/>
+        </w:rPr>
+        <w:t>i</w:t>
+      </w:r>
+      <w:proofErr w:type="spellEnd"/>
+      <w:r>
+        <w:rPr>
+          <w:rFonts w:ascii="Times New Roman" w:hAnsi="Times New Roman" w:cs="Times New Roman"/>
+          <w:sz w:val="28"/>
+          <w:szCs w:val="28"/>
+          <w:lang w:val="en-US"/>
+        </w:rPr>
+        <w:t xml:space="preserve">] = </w:t>
+      </w:r>
+      <w:proofErr w:type="spellStart"/>
+      <w:r>
+        <w:rPr>
+          <w:rFonts w:ascii="Times New Roman" w:hAnsi="Times New Roman" w:cs="Times New Roman"/>
+          <w:sz w:val="28"/>
+          <w:szCs w:val="28"/>
+          <w:lang w:val="en-US"/>
+        </w:rPr>
+        <w:t>i</w:t>
+      </w:r>
+      <w:proofErr w:type="spellEnd"/>
+      <w:r>
+        <w:rPr>
+          <w:rFonts w:ascii="Times New Roman" w:hAnsi="Times New Roman" w:cs="Times New Roman"/>
+          <w:sz w:val="28"/>
+          <w:szCs w:val="28"/>
+          <w:lang w:val="en-US"/>
+        </w:rPr>
+        <w:t xml:space="preserve"> * x</w:t>
+      </w:r>
+      <w:r>
+        <w:rPr>
+          <w:rFonts w:ascii="Times New Roman" w:hAnsi="Times New Roman" w:cs="Times New Roman"/>
+          <w:sz w:val="28"/>
+          <w:szCs w:val="28"/>
+          <w:lang w:val="en-US"/>
+        </w:rPr>
+        <w:t xml:space="preserve"> </w:t>
+      </w:r>
+      <w:r>
+        <w:rPr>
+          <w:rFonts w:ascii="Times New Roman" w:hAnsi="Times New Roman" w:cs="Times New Roman"/>
+          <w:sz w:val="28"/>
+          <w:szCs w:val="28"/>
+          <w:lang w:val="en-US"/>
+        </w:rPr>
+        <w:t>+</w:t>
+      </w:r>
+      <w:r>
+        <w:rPr>
+          <w:rFonts w:ascii="Times New Roman" w:hAnsi="Times New Roman" w:cs="Times New Roman"/>
+          <w:sz w:val="28"/>
+          <w:szCs w:val="28"/>
+          <w:lang w:val="en-US"/>
+        </w:rPr>
+        <w:t xml:space="preserve"> </w:t>
+      </w:r>
+      <w:r>
+        <w:rPr>
+          <w:rFonts w:ascii="Times New Roman" w:hAnsi="Times New Roman" w:cs="Times New Roman"/>
+          <w:sz w:val="28"/>
+          <w:szCs w:val="28"/>
+          <w:lang w:val="en-US"/>
+        </w:rPr>
+        <w:t>t</w:t>
       </w:r>
     </w:p>
     <w:p>
       <w:pPr>
+        <w:spacing w:line="360" w:lineRule="auto"/>
+        <w:ind w:firstLine="708"/>
+        <w:jc w:val="both"/>
+        <w:rPr>
+          <w:rFonts w:ascii="Times New Roman" w:hAnsi="Times New Roman" w:cs="Times New Roman"/>
+          <w:sz w:val="28"/>
+          <w:szCs w:val="28"/>
+          <w:lang w:val="en-US"/>
+        </w:rPr>
+      </w:pPr>
+      <w:r>
+        <w:rPr>
+          <w:rFonts w:ascii="Times New Roman" w:hAnsi="Times New Roman" w:cs="Times New Roman"/>
+          <w:sz w:val="28"/>
+          <w:szCs w:val="28"/>
+        </w:rPr>
+        <w:t>Для</w:t>
+      </w:r>
+      <w:r>
+        <w:rPr>
+          <w:rFonts w:ascii="Times New Roman" w:hAnsi="Times New Roman" w:cs="Times New Roman"/>
+          <w:sz w:val="28"/>
+          <w:szCs w:val="28"/>
+          <w:lang w:val="en-US"/>
+        </w:rPr>
+        <w:t xml:space="preserve"> </w:t>
+      </w:r>
+      <w:r>
+        <w:rPr>
+          <w:rFonts w:ascii="Times New Roman" w:hAnsi="Times New Roman" w:cs="Times New Roman"/>
+          <w:sz w:val="28"/>
+          <w:szCs w:val="28"/>
+        </w:rPr>
+        <w:t>фиксированного</w:t>
+      </w:r>
+      <w:r>
+        <w:rPr>
+          <w:rFonts w:ascii="Times New Roman" w:hAnsi="Times New Roman" w:cs="Times New Roman"/>
+          <w:sz w:val="28"/>
+          <w:szCs w:val="28"/>
+          <w:lang w:val="en-US"/>
+        </w:rPr>
+        <w:t xml:space="preserve"> i:</w:t>
+      </w:r>
+      <w:r>
+        <w:rPr>
+          <w:rFonts w:ascii="Times New Roman" w:hAnsi="Times New Roman" w:cs="Times New Roman"/>
+          <w:sz w:val="28"/>
+          <w:szCs w:val="28"/>
+          <w:lang w:val="en-US"/>
+        </w:rPr>
+        <w:t xml:space="preserve"> </w:t>
+      </w:r>
+      <w:r>
+        <w:rPr>
+          <w:rFonts w:ascii="Times New Roman" w:hAnsi="Times New Roman" w:cs="Times New Roman"/>
+          <w:sz w:val="28"/>
+          <w:szCs w:val="28"/>
+          <w:lang w:val="en-US"/>
+        </w:rPr>
+        <w:t>d[</w:t>
+      </w:r>
+      <w:proofErr w:type="spellStart"/>
+      <w:r>
+        <w:rPr>
+          <w:rFonts w:ascii="Times New Roman" w:hAnsi="Times New Roman" w:cs="Times New Roman"/>
+          <w:sz w:val="28"/>
+          <w:szCs w:val="28"/>
+          <w:lang w:val="en-US"/>
+        </w:rPr>
+        <w:t>i</w:t>
+      </w:r>
+      <w:proofErr w:type="spellEnd"/>
+      <w:r>
+        <w:rPr>
+          <w:rFonts w:ascii="Times New Roman" w:hAnsi="Times New Roman" w:cs="Times New Roman"/>
+          <w:sz w:val="28"/>
+          <w:szCs w:val="28"/>
+          <w:lang w:val="en-US"/>
+        </w:rPr>
+        <w:t xml:space="preserve">] = </w:t>
+      </w:r>
+      <w:r>
+        <w:rPr>
+          <w:rFonts w:ascii="Times New Roman" w:hAnsi="Times New Roman" w:cs="Times New Roman"/>
+          <w:sz w:val="28"/>
+          <w:szCs w:val="28"/>
+        </w:rPr>
+        <w:t>количество</w:t>
+      </w:r>
+      <w:r>
+        <w:rPr>
+          <w:rFonts w:ascii="Times New Roman" w:hAnsi="Times New Roman" w:cs="Times New Roman"/>
+          <w:sz w:val="28"/>
+          <w:szCs w:val="28"/>
+          <w:lang w:val="en-US"/>
+        </w:rPr>
+        <w:t xml:space="preserve"> </w:t>
+      </w:r>
+      <w:r>
+        <w:rPr>
+          <w:rFonts w:ascii="Times New Roman" w:hAnsi="Times New Roman" w:cs="Times New Roman"/>
+          <w:sz w:val="28"/>
+          <w:szCs w:val="28"/>
+        </w:rPr>
+        <w:t>таких</w:t>
+      </w:r>
+      <w:r>
+        <w:rPr>
+          <w:rFonts w:ascii="Times New Roman" w:hAnsi="Times New Roman" w:cs="Times New Roman"/>
+          <w:sz w:val="28"/>
+          <w:szCs w:val="28"/>
+          <w:lang w:val="en-US"/>
+        </w:rPr>
+        <w:t xml:space="preserve"> j (0 ≤ j ≤ n-1), </w:t>
+      </w:r>
+      <w:r>
+        <w:rPr>
+          <w:rFonts w:ascii="Times New Roman" w:hAnsi="Times New Roman" w:cs="Times New Roman"/>
+          <w:sz w:val="28"/>
+          <w:szCs w:val="28"/>
+        </w:rPr>
+        <w:t>что</w:t>
+      </w:r>
+      <w:r>
+        <w:rPr>
+          <w:rFonts w:ascii="Times New Roman" w:hAnsi="Times New Roman" w:cs="Times New Roman"/>
+          <w:sz w:val="28"/>
+          <w:szCs w:val="28"/>
+          <w:lang w:val="en-US"/>
+        </w:rPr>
+        <w:t xml:space="preserve"> start[j] ≤ end[</w:t>
+      </w:r>
+      <w:proofErr w:type="spellStart"/>
+      <w:r>
+        <w:rPr>
+          <w:rFonts w:ascii="Times New Roman" w:hAnsi="Times New Roman" w:cs="Times New Roman"/>
+          <w:sz w:val="28"/>
+          <w:szCs w:val="28"/>
+          <w:lang w:val="en-US"/>
+        </w:rPr>
+        <w:t>i</w:t>
+      </w:r>
+      <w:proofErr w:type="spellEnd"/>
+      <w:r>
+        <w:rPr>
+          <w:rFonts w:ascii="Times New Roman" w:hAnsi="Times New Roman" w:cs="Times New Roman"/>
+          <w:sz w:val="28"/>
+          <w:szCs w:val="28"/>
+          <w:lang w:val="en-US"/>
+        </w:rPr>
+        <w:t xml:space="preserve">] </w:t>
+      </w:r>
+      <w:r>
+        <w:rPr>
+          <w:rFonts w:ascii="Times New Roman" w:hAnsi="Times New Roman" w:cs="Times New Roman"/>
+          <w:sz w:val="28"/>
+          <w:szCs w:val="28"/>
+        </w:rPr>
+        <w:t>и</w:t>
+      </w:r>
+      <w:r>
+        <w:rPr>
+          <w:rFonts w:ascii="Times New Roman" w:hAnsi="Times New Roman" w:cs="Times New Roman"/>
+          <w:sz w:val="28"/>
+          <w:szCs w:val="28"/>
+          <w:lang w:val="en-US"/>
+        </w:rPr>
+        <w:t xml:space="preserve"> end[j</w:t>
+      </w:r>
+      <w:proofErr w:type="gramStart"/>
+      <w:r>
+        <w:rPr>
+          <w:rFonts w:ascii="Times New Roman" w:hAnsi="Times New Roman" w:cs="Times New Roman"/>
+          <w:sz w:val="28"/>
+          <w:szCs w:val="28"/>
+          <w:lang w:val="en-US"/>
+        </w:rPr>
+        <w:t>] &gt;</w:t>
+      </w:r>
+      <w:proofErr w:type="gramEnd"/>
+      <w:r>
+        <w:rPr>
+          <w:rFonts w:ascii="Times New Roman" w:hAnsi="Times New Roman" w:cs="Times New Roman"/>
+          <w:sz w:val="28"/>
+          <w:szCs w:val="28"/>
+          <w:lang w:val="en-US"/>
+        </w:rPr>
+        <w:t xml:space="preserve"> end[</w:t>
+      </w:r>
+      <w:proofErr w:type="spellStart"/>
+      <w:r>
+        <w:rPr>
+          <w:rFonts w:ascii="Times New Roman" w:hAnsi="Times New Roman" w:cs="Times New Roman"/>
+          <w:sz w:val="28"/>
+          <w:szCs w:val="28"/>
+          <w:lang w:val="en-US"/>
+        </w:rPr>
+        <w:t>i</w:t>
+      </w:r>
+      <w:proofErr w:type="spellEnd"/>
+      <w:r>
+        <w:rPr>
+          <w:rFonts w:ascii="Times New Roman" w:hAnsi="Times New Roman" w:cs="Times New Roman"/>
+          <w:sz w:val="28"/>
+          <w:szCs w:val="28"/>
+          <w:lang w:val="en-US"/>
+        </w:rPr>
+        <w:t>]</w:t>
+      </w:r>
+      <w:r>
+        <w:rPr>
+          <w:rFonts w:ascii="Times New Roman" w:hAnsi="Times New Roman" w:cs="Times New Roman"/>
+          <w:sz w:val="28"/>
+          <w:szCs w:val="28"/>
+          <w:lang w:val="en-US"/>
+        </w:rPr>
+        <w:t xml:space="preserve">. </w:t>
+      </w:r>
+      <w:r>
+        <w:rPr>
+          <w:rFonts w:ascii="Times New Roman" w:hAnsi="Times New Roman" w:cs="Times New Roman"/>
+          <w:sz w:val="28"/>
+          <w:szCs w:val="28"/>
+        </w:rPr>
+        <w:t>Найти</w:t>
+      </w:r>
+      <w:r>
+        <w:rPr>
+          <w:rFonts w:ascii="Times New Roman" w:hAnsi="Times New Roman" w:cs="Times New Roman"/>
+          <w:sz w:val="28"/>
+          <w:szCs w:val="28"/>
+          <w:lang w:val="en-US"/>
+        </w:rPr>
+        <w:t xml:space="preserve"> </w:t>
+      </w:r>
+      <w:r>
+        <w:rPr>
+          <w:rFonts w:ascii="Times New Roman" w:hAnsi="Times New Roman" w:cs="Times New Roman"/>
+          <w:sz w:val="28"/>
+          <w:szCs w:val="28"/>
+        </w:rPr>
+        <w:t>сумму</w:t>
+      </w:r>
+      <w:r>
+        <w:rPr>
+          <w:rFonts w:ascii="Times New Roman" w:hAnsi="Times New Roman" w:cs="Times New Roman"/>
+          <w:sz w:val="28"/>
+          <w:szCs w:val="28"/>
+          <w:lang w:val="en-US"/>
+        </w:rPr>
+        <w:t xml:space="preserve"> </w:t>
+      </w:r>
+      <w:r>
+        <w:rPr>
+          <w:rFonts w:ascii="Times New Roman" w:hAnsi="Times New Roman" w:cs="Times New Roman"/>
+          <w:sz w:val="28"/>
+          <w:szCs w:val="28"/>
+        </w:rPr>
+        <w:t>всех</w:t>
+      </w:r>
+      <w:r>
+        <w:rPr>
+          <w:rFonts w:ascii="Times New Roman" w:hAnsi="Times New Roman" w:cs="Times New Roman"/>
+          <w:sz w:val="28"/>
+          <w:szCs w:val="28"/>
+          <w:lang w:val="en-US"/>
+        </w:rPr>
+        <w:t xml:space="preserve"> </w:t>
+      </w:r>
+      <w:r>
+        <w:rPr>
+          <w:rFonts w:ascii="Times New Roman" w:hAnsi="Times New Roman" w:cs="Times New Roman"/>
+          <w:sz w:val="28"/>
+          <w:szCs w:val="28"/>
+          <w:lang w:val="en-US"/>
+        </w:rPr>
+        <w:t>d</w:t>
+      </w:r>
+      <w:r>
+        <w:rPr>
+          <w:rFonts w:ascii="Times New Roman" w:hAnsi="Times New Roman" w:cs="Times New Roman"/>
+          <w:sz w:val="28"/>
+          <w:szCs w:val="28"/>
+          <w:lang w:val="en-US"/>
+        </w:rPr>
+        <w:t>.</w:t>
+      </w:r>
+    </w:p>
+    <w:p>
+      <w:pPr>
         <w:spacing w:after="160" w:line="259" w:lineRule="auto"/>
         <w:rPr>
           <w:rFonts w:ascii="Times New Roman" w:hAnsi="Times New Roman" w:cs="Times New Roman"/>
           <w:sz w:val="28"/>
           <w:szCs w:val="28"/>
-        </w:rPr>
-      </w:pPr>
-      <w:r>
-        <w:rPr>
-          <w:rFonts w:ascii="Times New Roman" w:hAnsi="Times New Roman" w:cs="Times New Roman"/>
-          <w:sz w:val="28"/>
-          <w:szCs w:val="28"/>
+          <w:lang w:val="en-US"/>
+        </w:rPr>
+      </w:pPr>
+      <w:r>
+        <w:rPr>
+          <w:rFonts w:ascii="Times New Roman" w:hAnsi="Times New Roman" w:cs="Times New Roman"/>
+          <w:sz w:val="28"/>
+          <w:szCs w:val="28"/>
+          <w:lang w:val="en-US"/>
         </w:rPr>
         <w:br w:type="page"/>
       </w:r>
@@ -21611,6 +22245,7 @@
         </w:rPr>
         <w:t xml:space="preserve">При выполнении работ, предусмотренных заданием на практику, в организации ФГБОУ ВО «Вятский государственный университет» мной, </w:t>
       </w:r>
+      <w:proofErr w:type="spellStart"/>
       <w:r>
         <w:rPr>
           <w:rFonts w:ascii="Times New Roman" w:eastAsia="Times New Roman" w:hAnsi="Times New Roman" w:cs="Times New Roman"/>
@@ -21618,7 +22253,17 @@
           <w:szCs w:val="28"/>
           <w:lang w:eastAsia="ru-RU"/>
         </w:rPr>
-        <w:t>Шильниковым Максимом Юрьевичем</w:t>
+        <w:t>Шильниковым</w:t>
+      </w:r>
+      <w:proofErr w:type="spellEnd"/>
+      <w:r>
+        <w:rPr>
+          <w:rFonts w:ascii="Times New Roman" w:eastAsia="Times New Roman" w:hAnsi="Times New Roman" w:cs="Times New Roman"/>
+          <w:sz w:val="28"/>
+          <w:szCs w:val="28"/>
+          <w:lang w:eastAsia="ru-RU"/>
+        </w:rPr>
+        <w:t xml:space="preserve"> Максимом Юрьевичем</w:t>
       </w:r>
       <w:r>
         <w:rPr>
@@ -21809,13 +22454,41 @@
           <w:szCs w:val="28"/>
         </w:rPr>
       </w:pPr>
-      <w:r>
-        <w:rPr>
-          <w:rFonts w:ascii="Times New Roman" w:hAnsi="Times New Roman" w:cs="Times New Roman"/>
-          <w:sz w:val="28"/>
-          <w:szCs w:val="28"/>
-        </w:rPr>
-        <w:t>JetBrains. Руководство по началу работы с PyCharm [Электронный ресурс]</w:t>
+      <w:proofErr w:type="spellStart"/>
+      <w:r>
+        <w:rPr>
+          <w:rFonts w:ascii="Times New Roman" w:hAnsi="Times New Roman" w:cs="Times New Roman"/>
+          <w:sz w:val="28"/>
+          <w:szCs w:val="28"/>
+        </w:rPr>
+        <w:t>JetBrains</w:t>
+      </w:r>
+      <w:proofErr w:type="spellEnd"/>
+      <w:r>
+        <w:rPr>
+          <w:rFonts w:ascii="Times New Roman" w:hAnsi="Times New Roman" w:cs="Times New Roman"/>
+          <w:sz w:val="28"/>
+          <w:szCs w:val="28"/>
+        </w:rPr>
+        <w:t xml:space="preserve">. Руководство по началу работы с </w:t>
+      </w:r>
+      <w:proofErr w:type="spellStart"/>
+      <w:r>
+        <w:rPr>
+          <w:rFonts w:ascii="Times New Roman" w:hAnsi="Times New Roman" w:cs="Times New Roman"/>
+          <w:sz w:val="28"/>
+          <w:szCs w:val="28"/>
+        </w:rPr>
+        <w:t>PyCharm</w:t>
+      </w:r>
+      <w:proofErr w:type="spellEnd"/>
+      <w:r>
+        <w:rPr>
+          <w:rFonts w:ascii="Times New Roman" w:hAnsi="Times New Roman" w:cs="Times New Roman"/>
+          <w:sz w:val="28"/>
+          <w:szCs w:val="28"/>
+        </w:rPr>
+        <w:t xml:space="preserve"> [Электронный ресурс]</w:t>
       </w:r>
       <w:r>
         <w:rPr>
@@ -21841,13 +22514,23 @@
         </w:rPr>
         <w:t> </w:t>
       </w:r>
-      <w:r>
-        <w:rPr>
-          <w:rFonts w:ascii="Times New Roman" w:hAnsi="Times New Roman" w:cs="Times New Roman"/>
-          <w:sz w:val="28"/>
-          <w:szCs w:val="28"/>
-        </w:rPr>
-        <w:t xml:space="preserve">JetBrains. – 2023. – Режим доступа: </w:t>
+      <w:proofErr w:type="spellStart"/>
+      <w:r>
+        <w:rPr>
+          <w:rFonts w:ascii="Times New Roman" w:hAnsi="Times New Roman" w:cs="Times New Roman"/>
+          <w:sz w:val="28"/>
+          <w:szCs w:val="28"/>
+        </w:rPr>
+        <w:t>JetBrains</w:t>
+      </w:r>
+      <w:proofErr w:type="spellEnd"/>
+      <w:r>
+        <w:rPr>
+          <w:rFonts w:ascii="Times New Roman" w:hAnsi="Times New Roman" w:cs="Times New Roman"/>
+          <w:sz w:val="28"/>
+          <w:szCs w:val="28"/>
+        </w:rPr>
+        <w:t xml:space="preserve">. – 2023. – Режим доступа: </w:t>
       </w:r>
       <w:hyperlink r:id="rId31" w:tgtFrame="_blank" w:history="1">
         <w:r>
@@ -21933,13 +22616,77 @@
           <w:szCs w:val="28"/>
         </w:rPr>
       </w:pPr>
-      <w:r>
-        <w:rPr>
-          <w:rFonts w:ascii="Times New Roman" w:hAnsi="Times New Roman" w:cs="Times New Roman"/>
-          <w:sz w:val="28"/>
-          <w:szCs w:val="28"/>
-        </w:rPr>
-        <w:t xml:space="preserve">JetBrains. PyCharm Documentation [Электронный ресурс] / JetBrains. – 2024. – Режим доступа: </w:t>
+      <w:proofErr w:type="spellStart"/>
+      <w:r>
+        <w:rPr>
+          <w:rFonts w:ascii="Times New Roman" w:hAnsi="Times New Roman" w:cs="Times New Roman"/>
+          <w:sz w:val="28"/>
+          <w:szCs w:val="28"/>
+        </w:rPr>
+        <w:t>JetBrains</w:t>
+      </w:r>
+      <w:proofErr w:type="spellEnd"/>
+      <w:r>
+        <w:rPr>
+          <w:rFonts w:ascii="Times New Roman" w:hAnsi="Times New Roman" w:cs="Times New Roman"/>
+          <w:sz w:val="28"/>
+          <w:szCs w:val="28"/>
+        </w:rPr>
+        <w:t xml:space="preserve">. </w:t>
+      </w:r>
+      <w:proofErr w:type="spellStart"/>
+      <w:r>
+        <w:rPr>
+          <w:rFonts w:ascii="Times New Roman" w:hAnsi="Times New Roman" w:cs="Times New Roman"/>
+          <w:sz w:val="28"/>
+          <w:szCs w:val="28"/>
+        </w:rPr>
+        <w:t>PyCharm</w:t>
+      </w:r>
+      <w:proofErr w:type="spellEnd"/>
+      <w:r>
+        <w:rPr>
+          <w:rFonts w:ascii="Times New Roman" w:hAnsi="Times New Roman" w:cs="Times New Roman"/>
+          <w:sz w:val="28"/>
+          <w:szCs w:val="28"/>
+        </w:rPr>
+        <w:t xml:space="preserve"> </w:t>
+      </w:r>
+      <w:proofErr w:type="spellStart"/>
+      <w:r>
+        <w:rPr>
+          <w:rFonts w:ascii="Times New Roman" w:hAnsi="Times New Roman" w:cs="Times New Roman"/>
+          <w:sz w:val="28"/>
+          <w:szCs w:val="28"/>
+        </w:rPr>
+        <w:t>Documentation</w:t>
+      </w:r>
+      <w:proofErr w:type="spellEnd"/>
+      <w:r>
+        <w:rPr>
+          <w:rFonts w:ascii="Times New Roman" w:hAnsi="Times New Roman" w:cs="Times New Roman"/>
+          <w:sz w:val="28"/>
+          <w:szCs w:val="28"/>
+        </w:rPr>
+        <w:t xml:space="preserve"> [Электронный ресурс] / </w:t>
+      </w:r>
+      <w:proofErr w:type="spellStart"/>
+      <w:r>
+        <w:rPr>
+          <w:rFonts w:ascii="Times New Roman" w:hAnsi="Times New Roman" w:cs="Times New Roman"/>
+          <w:sz w:val="28"/>
+          <w:szCs w:val="28"/>
+        </w:rPr>
+        <w:t>JetBrains</w:t>
+      </w:r>
+      <w:proofErr w:type="spellEnd"/>
+      <w:r>
+        <w:rPr>
+          <w:rFonts w:ascii="Times New Roman" w:hAnsi="Times New Roman" w:cs="Times New Roman"/>
+          <w:sz w:val="28"/>
+          <w:szCs w:val="28"/>
+        </w:rPr>
+        <w:t xml:space="preserve">. – 2024. – Режим доступа: </w:t>
       </w:r>
       <w:hyperlink r:id="rId32" w:tgtFrame="_blank" w:history="1">
         <w:r>
@@ -22031,7 +22778,25 @@
           <w:sz w:val="28"/>
           <w:szCs w:val="28"/>
         </w:rPr>
-        <w:t>Доусон, М. Программируем на Python / М. Доусон. – 8-е изд. – СПб. : Питер, 2023. – 416 с. – ISBN 978-5-4461-2594-8</w:t>
+        <w:t>Доусон, М. Программируем на Python / М. Доусон. – 8-е изд. – СПб</w:t>
+      </w:r>
+      <w:proofErr w:type="gramStart"/>
+      <w:r>
+        <w:rPr>
+          <w:rFonts w:ascii="Times New Roman" w:hAnsi="Times New Roman" w:cs="Times New Roman"/>
+          <w:sz w:val="28"/>
+          <w:szCs w:val="28"/>
+        </w:rPr>
+        <w:t>. :</w:t>
+      </w:r>
+      <w:proofErr w:type="gramEnd"/>
+      <w:r>
+        <w:rPr>
+          <w:rFonts w:ascii="Times New Roman" w:hAnsi="Times New Roman" w:cs="Times New Roman"/>
+          <w:sz w:val="28"/>
+          <w:szCs w:val="28"/>
+        </w:rPr>
+        <w:t xml:space="preserve"> Питер, 2023. – 416 с. – ISBN 978-5-4461-2594-8</w:t>
       </w:r>
       <w:r>
         <w:rPr>
@@ -22058,13 +22823,59 @@
           <w:szCs w:val="28"/>
         </w:rPr>
       </w:pPr>
-      <w:r>
-        <w:rPr>
-          <w:rFonts w:ascii="Times New Roman" w:hAnsi="Times New Roman" w:cs="Times New Roman"/>
-          <w:sz w:val="28"/>
-          <w:szCs w:val="28"/>
-        </w:rPr>
-        <w:t>Вордерман, К. Программирование на Python: иллюстрированное руководство для детей / К. Вордерман. – М. : Эксмо, 2021. – 224 с. – ISBN 978-5-699-99833</w:t>
+      <w:proofErr w:type="spellStart"/>
+      <w:r>
+        <w:rPr>
+          <w:rFonts w:ascii="Times New Roman" w:hAnsi="Times New Roman" w:cs="Times New Roman"/>
+          <w:sz w:val="28"/>
+          <w:szCs w:val="28"/>
+        </w:rPr>
+        <w:t>Вордерман</w:t>
+      </w:r>
+      <w:proofErr w:type="spellEnd"/>
+      <w:r>
+        <w:rPr>
+          <w:rFonts w:ascii="Times New Roman" w:hAnsi="Times New Roman" w:cs="Times New Roman"/>
+          <w:sz w:val="28"/>
+          <w:szCs w:val="28"/>
+        </w:rPr>
+        <w:t xml:space="preserve">, К. Программирование на Python: иллюстрированное руководство для детей / К. </w:t>
+      </w:r>
+      <w:proofErr w:type="spellStart"/>
+      <w:r>
+        <w:rPr>
+          <w:rFonts w:ascii="Times New Roman" w:hAnsi="Times New Roman" w:cs="Times New Roman"/>
+          <w:sz w:val="28"/>
+          <w:szCs w:val="28"/>
+        </w:rPr>
+        <w:t>Вордерман</w:t>
+      </w:r>
+      <w:proofErr w:type="spellEnd"/>
+      <w:r>
+        <w:rPr>
+          <w:rFonts w:ascii="Times New Roman" w:hAnsi="Times New Roman" w:cs="Times New Roman"/>
+          <w:sz w:val="28"/>
+          <w:szCs w:val="28"/>
+        </w:rPr>
+        <w:t xml:space="preserve">. – </w:t>
+      </w:r>
+      <w:proofErr w:type="gramStart"/>
+      <w:r>
+        <w:rPr>
+          <w:rFonts w:ascii="Times New Roman" w:hAnsi="Times New Roman" w:cs="Times New Roman"/>
+          <w:sz w:val="28"/>
+          <w:szCs w:val="28"/>
+        </w:rPr>
+        <w:t>М. :</w:t>
+      </w:r>
+      <w:proofErr w:type="gramEnd"/>
+      <w:r>
+        <w:rPr>
+          <w:rFonts w:ascii="Times New Roman" w:hAnsi="Times New Roman" w:cs="Times New Roman"/>
+          <w:sz w:val="28"/>
+          <w:szCs w:val="28"/>
+        </w:rPr>
+        <w:t xml:space="preserve"> Эксмо, 2021. – 224 с. – ISBN 978-5-699-99833</w:t>
       </w:r>
       <w:r>
         <w:rPr>
@@ -22097,7 +22908,25 @@
           <w:sz w:val="28"/>
           <w:szCs w:val="28"/>
         </w:rPr>
-        <w:t>Бизли, Д. Python. Подробный справочник / Д. Бизли. – 6-е изд. – СПб. : Диалектика, 2020. – 608 с. – ISBN 978-5-907144-76-0</w:t>
+        <w:t>Бизли, Д. Python. Подробный справочник / Д. Бизли. – 6-е изд. – СПб</w:t>
+      </w:r>
+      <w:proofErr w:type="gramStart"/>
+      <w:r>
+        <w:rPr>
+          <w:rFonts w:ascii="Times New Roman" w:hAnsi="Times New Roman" w:cs="Times New Roman"/>
+          <w:sz w:val="28"/>
+          <w:szCs w:val="28"/>
+        </w:rPr>
+        <w:t>. :</w:t>
+      </w:r>
+      <w:proofErr w:type="gramEnd"/>
+      <w:r>
+        <w:rPr>
+          <w:rFonts w:ascii="Times New Roman" w:hAnsi="Times New Roman" w:cs="Times New Roman"/>
+          <w:sz w:val="28"/>
+          <w:szCs w:val="28"/>
+        </w:rPr>
+        <w:t xml:space="preserve"> Диалектика, 2020. – 608 с. – ISBN 978-5-907144-76-0</w:t>
       </w:r>
       <w:r>
         <w:rPr>
@@ -22593,7 +23422,27 @@
           <w:sz w:val="28"/>
           <w:szCs w:val="28"/>
         </w:rPr>
-        <w:t xml:space="preserve">. Скибидус и </w:t>
+        <w:t xml:space="preserve">. </w:t>
+      </w:r>
+      <w:proofErr w:type="spellStart"/>
+      <w:r>
+        <w:rPr>
+          <w:rFonts w:ascii="Times New Roman" w:hAnsi="Times New Roman" w:cs="Times New Roman"/>
+          <w:bCs/>
+          <w:sz w:val="28"/>
+          <w:szCs w:val="28"/>
+        </w:rPr>
+        <w:t>Скибидус</w:t>
+      </w:r>
+      <w:proofErr w:type="spellEnd"/>
+      <w:r>
+        <w:rPr>
+          <w:rFonts w:ascii="Times New Roman" w:hAnsi="Times New Roman" w:cs="Times New Roman"/>
+          <w:bCs/>
+          <w:sz w:val="28"/>
+          <w:szCs w:val="28"/>
+        </w:rPr>
+        <w:t xml:space="preserve"> и </w:t>
       </w:r>
       <w:r>
         <w:rPr>
@@ -23110,25 +23959,62 @@
         <w:docPartUnique/>
       </w:docPartObj>
     </w:sdtPr>
+    <w:sdtEndPr>
+      <w:rPr>
+        <w:rFonts w:ascii="Times New Roman" w:hAnsi="Times New Roman" w:cs="Times New Roman"/>
+        <w:sz w:val="28"/>
+        <w:szCs w:val="28"/>
+      </w:rPr>
+    </w:sdtEndPr>
     <w:sdtContent>
       <w:p>
         <w:pPr>
           <w:pStyle w:val="afb"/>
           <w:jc w:val="center"/>
+          <w:rPr>
+            <w:rFonts w:ascii="Times New Roman" w:hAnsi="Times New Roman" w:cs="Times New Roman"/>
+            <w:sz w:val="28"/>
+            <w:szCs w:val="28"/>
+          </w:rPr>
         </w:pPr>
         <w:r>
+          <w:rPr>
+            <w:rFonts w:ascii="Times New Roman" w:hAnsi="Times New Roman" w:cs="Times New Roman"/>
+            <w:sz w:val="24"/>
+            <w:szCs w:val="24"/>
+          </w:rPr>
           <w:fldChar w:fldCharType="begin"/>
         </w:r>
         <w:r>
+          <w:rPr>
+            <w:rFonts w:ascii="Times New Roman" w:hAnsi="Times New Roman" w:cs="Times New Roman"/>
+            <w:sz w:val="24"/>
+            <w:szCs w:val="24"/>
+          </w:rPr>
           <w:instrText>PAGE   \* MERGEFORMAT</w:instrText>
         </w:r>
         <w:r>
+          <w:rPr>
+            <w:rFonts w:ascii="Times New Roman" w:hAnsi="Times New Roman" w:cs="Times New Roman"/>
+            <w:sz w:val="24"/>
+            <w:szCs w:val="24"/>
+          </w:rPr>
           <w:fldChar w:fldCharType="separate"/>
         </w:r>
         <w:r>
+          <w:rPr>
+            <w:rFonts w:ascii="Times New Roman" w:hAnsi="Times New Roman" w:cs="Times New Roman"/>
+            <w:sz w:val="24"/>
+            <w:szCs w:val="24"/>
+          </w:rPr>
           <w:t>2</w:t>
         </w:r>
         <w:r>
+          <w:rPr>
+            <w:rFonts w:ascii="Times New Roman" w:hAnsi="Times New Roman" w:cs="Times New Roman"/>
+            <w:sz w:val="24"/>
+            <w:szCs w:val="24"/>
+          </w:rPr>
           <w:fldChar w:fldCharType="end"/>
         </w:r>
       </w:p>
@@ -24848,6 +25734,155 @@
     </w:lvl>
   </w:abstractNum>
   <w:abstractNum w:abstractNumId="14" w15:restartNumberingAfterBreak="0">
+    <w:nsid w:val="789655FE"/>
+    <w:multiLevelType w:val="multilevel"/>
+    <w:tmpl w:val="9330324A"/>
+    <w:lvl w:ilvl="0">
+      <w:start w:val="1"/>
+      <w:numFmt w:val="bullet"/>
+      <w:lvlText w:val=""/>
+      <w:lvlJc w:val="left"/>
+      <w:pPr>
+        <w:tabs>
+          <w:tab w:val="num" w:pos="720"/>
+        </w:tabs>
+        <w:ind w:left="720" w:hanging="360"/>
+      </w:pPr>
+      <w:rPr>
+        <w:rFonts w:ascii="Symbol" w:hAnsi="Symbol" w:hint="default"/>
+        <w:sz w:val="20"/>
+      </w:rPr>
+    </w:lvl>
+    <w:lvl w:ilvl="1" w:tentative="1">
+      <w:start w:val="1"/>
+      <w:numFmt w:val="bullet"/>
+      <w:lvlText w:val="o"/>
+      <w:lvlJc w:val="left"/>
+      <w:pPr>
+        <w:tabs>
+          <w:tab w:val="num" w:pos="1440"/>
+        </w:tabs>
+        <w:ind w:left="1440" w:hanging="360"/>
+      </w:pPr>
+      <w:rPr>
+        <w:rFonts w:ascii="Courier New" w:hAnsi="Courier New" w:hint="default"/>
+        <w:sz w:val="20"/>
+      </w:rPr>
+    </w:lvl>
+    <w:lvl w:ilvl="2" w:tentative="1">
+      <w:start w:val="1"/>
+      <w:numFmt w:val="bullet"/>
+      <w:lvlText w:val=""/>
+      <w:lvlJc w:val="left"/>
+      <w:pPr>
+        <w:tabs>
+          <w:tab w:val="num" w:pos="2160"/>
+        </w:tabs>
+        <w:ind w:left="2160" w:hanging="360"/>
+      </w:pPr>
+      <w:rPr>
+        <w:rFonts w:ascii="Wingdings" w:hAnsi="Wingdings" w:hint="default"/>
+        <w:sz w:val="20"/>
+      </w:rPr>
+    </w:lvl>
+    <w:lvl w:ilvl="3" w:tentative="1">
+      <w:start w:val="1"/>
+      <w:numFmt w:val="bullet"/>
+      <w:lvlText w:val=""/>
+      <w:lvlJc w:val="left"/>
+      <w:pPr>
+        <w:tabs>
+          <w:tab w:val="num" w:pos="2880"/>
+        </w:tabs>
+        <w:ind w:left="2880" w:hanging="360"/>
+      </w:pPr>
+      <w:rPr>
+        <w:rFonts w:ascii="Wingdings" w:hAnsi="Wingdings" w:hint="default"/>
+        <w:sz w:val="20"/>
+      </w:rPr>
+    </w:lvl>
+    <w:lvl w:ilvl="4" w:tentative="1">
+      <w:start w:val="1"/>
+      <w:numFmt w:val="bullet"/>
+      <w:lvlText w:val=""/>
+      <w:lvlJc w:val="left"/>
+      <w:pPr>
+        <w:tabs>
+          <w:tab w:val="num" w:pos="3600"/>
+        </w:tabs>
+        <w:ind w:left="3600" w:hanging="360"/>
+      </w:pPr>
+      <w:rPr>
+        <w:rFonts w:ascii="Wingdings" w:hAnsi="Wingdings" w:hint="default"/>
+        <w:sz w:val="20"/>
+      </w:rPr>
+    </w:lvl>
+    <w:lvl w:ilvl="5" w:tentative="1">
+      <w:start w:val="1"/>
+      <w:numFmt w:val="bullet"/>
+      <w:lvlText w:val=""/>
+      <w:lvlJc w:val="left"/>
+      <w:pPr>
+        <w:tabs>
+          <w:tab w:val="num" w:pos="4320"/>
+        </w:tabs>
+        <w:ind w:left="4320" w:hanging="360"/>
+      </w:pPr>
+      <w:rPr>
+        <w:rFonts w:ascii="Wingdings" w:hAnsi="Wingdings" w:hint="default"/>
+        <w:sz w:val="20"/>
+      </w:rPr>
+    </w:lvl>
+    <w:lvl w:ilvl="6" w:tentative="1">
+      <w:start w:val="1"/>
+      <w:numFmt w:val="bullet"/>
+      <w:lvlText w:val=""/>
+      <w:lvlJc w:val="left"/>
+      <w:pPr>
+        <w:tabs>
+          <w:tab w:val="num" w:pos="5040"/>
+        </w:tabs>
+        <w:ind w:left="5040" w:hanging="360"/>
+      </w:pPr>
+      <w:rPr>
+        <w:rFonts w:ascii="Wingdings" w:hAnsi="Wingdings" w:hint="default"/>
+        <w:sz w:val="20"/>
+      </w:rPr>
+    </w:lvl>
+    <w:lvl w:ilvl="7" w:tentative="1">
+      <w:start w:val="1"/>
+      <w:numFmt w:val="bullet"/>
+      <w:lvlText w:val=""/>
+      <w:lvlJc w:val="left"/>
+      <w:pPr>
+        <w:tabs>
+          <w:tab w:val="num" w:pos="5760"/>
+        </w:tabs>
+        <w:ind w:left="5760" w:hanging="360"/>
+      </w:pPr>
+      <w:rPr>
+        <w:rFonts w:ascii="Wingdings" w:hAnsi="Wingdings" w:hint="default"/>
+        <w:sz w:val="20"/>
+      </w:rPr>
+    </w:lvl>
+    <w:lvl w:ilvl="8" w:tentative="1">
+      <w:start w:val="1"/>
+      <w:numFmt w:val="bullet"/>
+      <w:lvlText w:val=""/>
+      <w:lvlJc w:val="left"/>
+      <w:pPr>
+        <w:tabs>
+          <w:tab w:val="num" w:pos="6480"/>
+        </w:tabs>
+        <w:ind w:left="6480" w:hanging="360"/>
+      </w:pPr>
+      <w:rPr>
+        <w:rFonts w:ascii="Wingdings" w:hAnsi="Wingdings" w:hint="default"/>
+        <w:sz w:val="20"/>
+      </w:rPr>
+    </w:lvl>
+  </w:abstractNum>
+  <w:abstractNum w:abstractNumId="15" w15:restartNumberingAfterBreak="0">
     <w:nsid w:val="7F604F38"/>
     <w:multiLevelType w:val="multilevel"/>
     <w:tmpl w:val="9544CB1C"/>
@@ -25009,7 +26044,7 @@
     <w:abstractNumId w:val="8"/>
   </w:num>
   <w:num w:numId="8" w16cid:durableId="1164659189">
-    <w:abstractNumId w:val="14"/>
+    <w:abstractNumId w:val="15"/>
   </w:num>
   <w:num w:numId="9" w16cid:durableId="1201162100">
     <w:abstractNumId w:val="7"/>
@@ -25034,6 +26069,9 @@
   </w:num>
   <w:num w:numId="16" w16cid:durableId="848907454">
     <w:abstractNumId w:val="11"/>
+  </w:num>
+  <w:num w:numId="17" w16cid:durableId="1726761701">
+    <w:abstractNumId w:val="14"/>
   </w:num>
 </w:numbering>
 </file>
@@ -25630,7 +26668,6 @@
   <w:style w:type="character" w:default="1" w:styleId="a0">
     <w:name w:val="Default Paragraph Font"/>
     <w:uiPriority w:val="1"/>
-    <w:semiHidden/>
     <w:unhideWhenUsed/>
   </w:style>
   <w:style w:type="table" w:default="1" w:styleId="a1">
